--- a/04-regulatory-compliance/GDPR/Portugues_BR/GDPR_Practical_Manager_and_Junior_Analyst_Manual_Portugues_BR_v1.0.docx
+++ b/04-regulatory-compliance/GDPR/Portugues_BR/GDPR_Practical_Manager_and_Junior_Analyst_Manual_Portugues_BR_v1.0.docx
@@ -2,32 +2,6 @@
 <file path=word/document.xml><?xml version="1.0" encoding="utf-8"?>
 <w:document xmlns:w="http://schemas.openxmlformats.org/wordprocessingml/2006/main" xmlns:m="http://schemas.openxmlformats.org/officeDocument/2006/math" xmlns:r="http://schemas.openxmlformats.org/officeDocument/2006/relationships" xmlns:o="urn:schemas-microsoft-com:office:office" xmlns:v="urn:schemas-microsoft-com:vml" xmlns:w10="urn:schemas-microsoft-com:office:word" xmlns:a="http://schemas.openxmlformats.org/drawingml/2006/main" xmlns:pic="http://schemas.openxmlformats.org/drawingml/2006/picture" xmlns:wp="http://schemas.openxmlformats.org/drawingml/2006/wordprocessingDrawing">
   <w:body>
-    <w:sdt>
-      <w:sdtPr>
-        <w:docPartObj>
-          <w:docPartGallery w:val="Table of Contents"/>
-          <w:docPartUnique/>
-        </w:docPartObj>
-      </w:sdtPr>
-      <w:sdtContent>
-        <w:p>
-          <w:pPr>
-            <w:pStyle w:val="TOCHeading"/>
-          </w:pPr>
-          <w:r>
-            <w:t xml:space="preserve">Table of Contents</w:t>
-          </w:r>
-        </w:p>
-        <w:p>
-          <w:r>
-            <w:fldChar w:fldCharType="begin" w:dirty="true"/>
-            <w:instrText xml:space="preserve">TOC \o "1-3" \h \z \u</w:instrText>
-            <w:fldChar w:fldCharType="separate"/>
-            <w:fldChar w:fldCharType="end"/>
-          </w:r>
-        </w:p>
-      </w:sdtContent>
-    </w:sdt>
     <w:p>
       <w:pPr>
         <w:pStyle w:val="BlockText"/>

--- a/04-regulatory-compliance/GDPR/Portugues_BR/GDPR_Practical_Manager_and_Junior_Analyst_Manual_Portugues_BR_v1.0.docx
+++ b/04-regulatory-compliance/GDPR/Portugues_BR/GDPR_Practical_Manager_and_Junior_Analyst_Manual_Portugues_BR_v1.0.docx
@@ -2,6 +2,32 @@
 <file path=word/document.xml><?xml version="1.0" encoding="utf-8"?>
 <w:document xmlns:w="http://schemas.openxmlformats.org/wordprocessingml/2006/main" xmlns:m="http://schemas.openxmlformats.org/officeDocument/2006/math" xmlns:r="http://schemas.openxmlformats.org/officeDocument/2006/relationships" xmlns:o="urn:schemas-microsoft-com:office:office" xmlns:v="urn:schemas-microsoft-com:vml" xmlns:w10="urn:schemas-microsoft-com:office:word" xmlns:a="http://schemas.openxmlformats.org/drawingml/2006/main" xmlns:pic="http://schemas.openxmlformats.org/drawingml/2006/picture" xmlns:wp="http://schemas.openxmlformats.org/drawingml/2006/wordprocessingDrawing">
   <w:body>
+    <w:sdt>
+      <w:sdtPr>
+        <w:docPartObj>
+          <w:docPartGallery w:val="Table of Contents"/>
+          <w:docPartUnique/>
+        </w:docPartObj>
+      </w:sdtPr>
+      <w:sdtContent>
+        <w:p>
+          <w:pPr>
+            <w:pStyle w:val="TOCHeading"/>
+          </w:pPr>
+          <w:r>
+            <w:t xml:space="preserve">Table of Contents</w:t>
+          </w:r>
+        </w:p>
+        <w:p>
+          <w:r>
+            <w:fldChar w:fldCharType="begin" w:dirty="true"/>
+            <w:instrText xml:space="preserve">TOC \o "1-3" \h \z \u</w:instrText>
+            <w:fldChar w:fldCharType="separate"/>
+            <w:fldChar w:fldCharType="end"/>
+          </w:r>
+        </w:p>
+      </w:sdtContent>
+    </w:sdt>
     <w:p>
       <w:pPr>
         <w:pStyle w:val="BlockText"/>

--- a/04-regulatory-compliance/GDPR/Portugues_BR/GDPR_Practical_Manager_and_Junior_Analyst_Manual_Portugues_BR_v1.0.docx
+++ b/04-regulatory-compliance/GDPR/Portugues_BR/GDPR_Practical_Manager_and_Junior_Analyst_Manual_Portugues_BR_v1.0.docx
@@ -34,8 +34,8 @@
       </w:pPr>
       <w:r>
         <w:rPr>
+          <w:bCs/>
           <w:b/>
-          <w:bCs/>
         </w:rPr>
         <w:t xml:space="preserve">Status da revisão:</w:t>
       </w:r>
@@ -60,8 +60,8 @@
       </w:pPr>
       <w:r>
         <w:rPr>
+          <w:bCs/>
           <w:b/>
-          <w:bCs/>
         </w:rPr>
         <w:t xml:space="preserve">GDPR</w:t>
       </w:r>
@@ -72,19 +72,19 @@
       </w:pPr>
       <w:r>
         <w:rPr>
+          <w:bCs/>
           <w:b/>
-          <w:bCs/>
         </w:rPr>
         <w:t xml:space="preserve">Um manual prático para gerentes e analistas júnior</w:t>
       </w:r>
     </w:p>
     <w:p>
       <w:pPr>
+        <w:numPr>
+          <w:ilvl w:val="0"/>
+          <w:numId w:val="1001"/>
+        </w:numPr>
         <w:pStyle w:val="Compact"/>
-        <w:numPr>
-          <w:ilvl w:val="0"/>
-          <w:numId w:val="1001"/>
-        </w:numPr>
       </w:pPr>
       <w:r>
         <w:t xml:space="preserve">Como o trabalho de privacidade é escopo, operado, evidenciado e melhorado - explicado em linguagem profissional clara *</w:t>
@@ -118,8 +118,8 @@
       </w:r>
       <w:r>
         <w:rPr>
+          <w:bCs/>
           <w:b/>
-          <w:bCs/>
         </w:rPr>
         <w:t xml:space="preserve">Inside:</w:t>
       </w:r>
@@ -133,7 +133,7 @@
         <w:t xml:space="preserve">□——————————————————————————————————————————————————————————————————————-</w:t>
       </w:r>
     </w:p>
-    <w:bookmarkStart w:id="9" w:name="publicação-e-aviso-de-uso"/>
+    <w:bookmarkStart w:id="20" w:name="publicação-e-aviso-de-uso"/>
     <w:p>
       <w:pPr>
         <w:pStyle w:val="Heading1"/>
@@ -166,8 +166,8 @@
         <w:t xml:space="preserve">Objetivo: Educação gratuita e prática para gestores, estudantes, mudadores de carreira, analistas júnior, profissionais de privacidade e profissionais de segurança cibernética.</w:t>
       </w:r>
     </w:p>
-    <w:bookmarkEnd w:id="9"/>
-    <w:bookmarkStart w:id="10" w:name="aviso-educacional-e-legal"/>
+    <w:bookmarkEnd w:id="20"/>
+    <w:bookmarkStart w:id="21" w:name="aviso-educacional-e-legal"/>
     <w:p>
       <w:pPr>
         <w:pStyle w:val="Heading1"/>
@@ -184,8 +184,8 @@
         <w:t xml:space="preserve">Este manual fornece informações educacionais gerais. Não é aconselhamento legal e não substitui o conselho de um conselheiro qualificado ou oficial de proteção de dados de uma organização. As obrigações da GDPR dependem dos factos, da legislação dos Estados-Membros, das orientações regulamentares, dos contratos e das decisões judiciais. Verifique sempre as fontes oficiais atuais antes de agir sobre um assunto real.</w:t>
       </w:r>
     </w:p>
-    <w:bookmarkEnd w:id="10"/>
-    <w:bookmarkStart w:id="11" w:name="uso-ético-e-autorizado"/>
+    <w:bookmarkEnd w:id="21"/>
+    <w:bookmarkStart w:id="22" w:name="uso-ético-e-autorizado"/>
     <w:p>
       <w:pPr>
         <w:pStyle w:val="Heading1"/>
@@ -212,11 +212,11 @@
     </w:p>
     <w:p>
       <w:pPr>
+        <w:numPr>
+          <w:ilvl w:val="0"/>
+          <w:numId w:val="1002"/>
+        </w:numPr>
         <w:pStyle w:val="Compact"/>
-        <w:numPr>
-          <w:ilvl w:val="0"/>
-          <w:numId w:val="1002"/>
-        </w:numPr>
       </w:pPr>
       <w:r>
         <w:t xml:space="preserve">Uma introdução acolhedora ao trabalho prático de privacidade.*</w:t>
@@ -266,8 +266,8 @@
       </w:pPr>
       <w:r>
         <w:rPr>
+          <w:iCs/>
           <w:i/>
-          <w:iCs/>
         </w:rPr>
         <w:t xml:space="preserve">— Alberto (Al) Leiva</w:t>
       </w:r>
@@ -1926,8 +1926,8 @@
         </w:r>
       </w:hyperlink>
     </w:p>
-    <w:bookmarkEnd w:id="11"/>
-    <w:bookmarkStart w:id="12" w:name="fundação-gdpr"/>
+    <w:bookmarkEnd w:id="22"/>
+    <w:bookmarkStart w:id="23" w:name="fundação-gdpr"/>
     <w:p>
       <w:pPr>
         <w:pStyle w:val="Heading1"/>
@@ -1942,8 +1942,8 @@
       </w:pPr>
       <w:r>
         <w:rPr>
+          <w:iCs/>
           <w:i/>
-          <w:iCs/>
         </w:rPr>
         <w:t xml:space="preserve">O que a lei protege, o que significa conformidade e o que os gestores possuem.</w:t>
       </w:r>
@@ -1961,8 +1961,8 @@
         <w:t xml:space="preserve">Figura 1. GDPR como um programa prático de gestão</w:t>
       </w:r>
     </w:p>
-    <w:bookmarkEnd w:id="12"/>
-    <w:bookmarkStart w:id="14" w:name="o-que-gdpr-protege"/>
+    <w:bookmarkEnd w:id="23"/>
+    <w:bookmarkStart w:id="25" w:name="o-que-gdpr-protege"/>
     <w:p>
       <w:pPr>
         <w:pStyle w:val="Heading1"/>
@@ -1979,7 +1979,7 @@
         <w:t xml:space="preserve">GDPR protege pessoas singulares quando seus dados pessoais são processados. Os dados pessoais são informações relativas a uma pessoa identificada ou identificável. Ele pode incluir nomes, identificadores, dados de localização, identificadores online, registros de emprego, detalhes financeiros, imagens, dados do dispositivo e muitos outros fatos.</w:t>
       </w:r>
     </w:p>
-    <w:bookmarkStart w:id="13" w:name="conformidade-é-mais-do-que-segurança"/>
+    <w:bookmarkStart w:id="24" w:name="conformidade-é-mais-do-que-segurança"/>
     <w:p>
       <w:pPr>
         <w:pStyle w:val="Heading2"/>
@@ -1996,9 +1996,9 @@
         <w:t xml:space="preserve">Segurança importa, mas GDPR também requer processamento legal e justo, informações claras, respeito aos direitos, limites de finalidade, minimização de dados, controle de retenção e responsabilização.</w:t>
       </w:r>
     </w:p>
-    <w:bookmarkEnd w:id="13"/>
-    <w:bookmarkEnd w:id="14"/>
-    <w:bookmarkStart w:id="15" w:name="o-que-gdpr-não-significa"/>
+    <w:bookmarkEnd w:id="24"/>
+    <w:bookmarkEnd w:id="25"/>
+    <w:bookmarkStart w:id="26" w:name="o-que-gdpr-não-significa"/>
     <w:p>
       <w:pPr>
         <w:pStyle w:val="Heading1"/>
@@ -2073,8 +2073,8 @@
         <w:t xml:space="preserve">A multa não é o único risco; as pessoas podem sofrer danos materiais ou não materiais.</w:t>
       </w:r>
     </w:p>
-    <w:bookmarkEnd w:id="15"/>
-    <w:bookmarkStart w:id="23" w:name="escopo-funções-e-definições"/>
+    <w:bookmarkEnd w:id="26"/>
+    <w:bookmarkStart w:id="34" w:name="escopo-funções-e-definições"/>
     <w:p>
       <w:pPr>
         <w:pStyle w:val="Heading1"/>
@@ -2085,17 +2085,17 @@
     </w:p>
     <w:p>
       <w:pPr>
+        <w:numPr>
+          <w:ilvl w:val="0"/>
+          <w:numId w:val="1004"/>
+        </w:numPr>
         <w:pStyle w:val="Compact"/>
-        <w:numPr>
-          <w:ilvl w:val="0"/>
-          <w:numId w:val="1004"/>
-        </w:numPr>
       </w:pPr>
       <w:r>
         <w:t xml:space="preserve">Como decidir se GDPR se aplica e quem é responsável.*</w:t>
       </w:r>
     </w:p>
-    <w:bookmarkStart w:id="17" w:name="questões-de-âmbito"/>
+    <w:bookmarkStart w:id="28" w:name="questões-de-âmbito"/>
     <w:p>
       <w:pPr>
         <w:pStyle w:val="Heading2"/>
@@ -2169,74 +2169,378 @@
     </w:p>
     <w:p>
       <w:pPr>
+        <w:numPr>
+          <w:ilvl w:val="0"/>
+          <w:numId w:val="1006"/>
+        </w:numPr>
         <w:pStyle w:val="Heading2"/>
-        <w:numPr>
-          <w:ilvl w:val="0"/>
-          <w:numId w:val="1006"/>
-        </w:numPr>
-      </w:pPr>
-      <w:bookmarkStart w:id="16" w:name="responsabilidade-chave"/>
+      </w:pPr>
+      <w:bookmarkStart w:id="27" w:name="responsabilidade-chave"/>
       <w:r>
         <w:t xml:space="preserve">** ** ** ** ** ** Responsabilidade chave**</w:t>
       </w:r>
-      <w:bookmarkEnd w:id="16"/>
-    </w:p>
-    <w:p>
-      <w:pPr>
+      <w:bookmarkEnd w:id="27"/>
+    </w:p>
+    <w:p>
+      <w:pPr>
+        <w:numPr>
+          <w:ilvl w:val="0"/>
+          <w:numId w:val="1000"/>
+        </w:numPr>
         <w:pStyle w:val="Compact"/>
+      </w:pPr>
+      <w:r>
+        <w:t xml:space="preserve">□ Assunto dos dados A pessoa que os dados referem-se ao exercício de direitos e receber informações claras</w:t>
+      </w:r>
+      <w:r>
+        <w:t xml:space="preserve"> </w:t>
+      </w:r>
+      <w:r>
+        <w:t xml:space="preserve">O Controlador decide por que e os meios essenciais de processar</w:t>
+      </w:r>
+      <w:r>
+        <w:t xml:space="preserve"> </w:t>
+      </w:r>
+      <w:r>
+        <w:t xml:space="preserve">2 ou mais partes decidem em conjunto a finalidade e os meios</w:t>
+      </w:r>
+      <w:r>
+        <w:t xml:space="preserve"> </w:t>
+      </w:r>
+      <w:r>
+        <w:t xml:space="preserve">Processos de dados pessoais para um controlador Seguir instruções, proteger dados, auxiliar o controlador</w:t>
+      </w:r>
+      <w:r>
+        <w:t xml:space="preserve"> </w:t>
+      </w:r>
+      <w:r>
+        <w:t xml:space="preserve">O Subprocessador O Processador Engajado por outro processador</w:t>
+      </w:r>
+      <w:r>
+        <w:t xml:space="preserve"> </w:t>
+      </w:r>
+      <w:r>
+        <w:t xml:space="preserve">□ DPO □ Conselheiro independente e monitor onde indicado Aconselhar, monitorar, apoiar DPIAs, cooperar com a autoridade</w:t>
+      </w:r>
+      <w:r>
+        <w:t xml:space="preserve"> </w:t>
+      </w:r>
+      <w:r>
+        <w:t xml:space="preserve">Autoridade Supervisora Autoridade Independente de privacidade Orientação, investigação, medidas corretivas, execução</w:t>
+      </w:r>
+    </w:p>
+    <w:bookmarkEnd w:id="28"/>
+    <w:bookmarkStart w:id="29" w:name="Xe2e84d5da19162c376e2f0e7c0f8354ce33e9b9"/>
+    <w:p>
+      <w:pPr>
+        <w:pStyle w:val="Heading2"/>
+      </w:pPr>
+      <w:r>
+        <w:t xml:space="preserve">2.3 Dados pessoais, de categoria especial e criminais</w:t>
+      </w:r>
+    </w:p>
+    <w:p>
+      <w:pPr>
+        <w:pStyle w:val="FirstParagraph"/>
+      </w:pPr>
+      <w:r>
+        <w:t xml:space="preserve">Dados pessoais são mais amplos do que informações que nomeiam diretamente alguém. Dados de categoria especial incluem informações sobre origem racial ou étnica, opiniões políticas, religião ou crenças, filiação sindical, genética, biometria utilizada para identificação única, saúde, vida sexual ou orientação sexual. Os dados relativos à condenação criminal e à infracção têm controlos separados ao abrigo do artigo 10.o.</w:t>
+      </w:r>
+    </w:p>
+    <w:bookmarkEnd w:id="29"/>
+    <w:bookmarkStart w:id="30" w:name="Xf9a7223116b2d5e3e78dbc75d74e709d57b2ee6"/>
+    <w:p>
+      <w:pPr>
+        <w:pStyle w:val="Heading2"/>
+      </w:pPr>
+      <w:r>
+        <w:t xml:space="preserve">*Controle de gestão:** Requer uma análise de escopo e função escrita antes de aprovar um novo produto, fornecedor, tecnologia de rastreamento, caso de uso de IA ou fluxo de dados internacional. □</w:t>
+      </w:r>
+    </w:p>
+    <w:p>
+      <w:pPr>
+        <w:numPr>
+          <w:ilvl w:val="0"/>
+          <w:numId w:val="1007"/>
+        </w:numPr>
+        <w:pStyle w:val="Compact"/>
+      </w:pPr>
+      <w:r>
+        <w:t xml:space="preserve">Princípios e Bases Legais</w:t>
+      </w:r>
+    </w:p>
+    <w:p>
+      <w:pPr>
+        <w:numPr>
+          <w:ilvl w:val="0"/>
+          <w:numId w:val="1008"/>
+        </w:numPr>
+        <w:pStyle w:val="Compact"/>
+      </w:pPr>
+      <w:r>
+        <w:t xml:space="preserve">As regras que moldam cada finalidade de processamento.*</w:t>
+      </w:r>
+    </w:p>
+    <w:p>
+      <w:pPr>
+        <w:pStyle w:val="FirstParagraph"/>
+      </w:pPr>
+    </w:p>
+    <w:p>
+      <w:pPr>
+        <w:pStyle w:val="BodyText"/>
+      </w:pPr>
+      <w:r>
+        <w:t xml:space="preserve">Figura 2. Ciclo de vida dos dados pessoais</w:t>
+      </w:r>
+    </w:p>
+    <w:p>
+      <w:pPr>
+        <w:pStyle w:val="BodyText"/>
+      </w:pPr>
+      <w:r>
+        <w:t xml:space="preserve">§ 3.1 Princípios do artigo 5.o</w:t>
+      </w:r>
+    </w:p>
+    <w:bookmarkEnd w:id="30"/>
+    <w:bookmarkStart w:id="31" w:name="section"/>
+    <w:p>
+      <w:pPr>
+        <w:pStyle w:val="Heading2"/>
+      </w:pPr>
+      <w:r>
+        <w:t xml:space="preserve">* ** ** ** ** ** ** ** ** ** ** ** ** **</w:t>
+      </w:r>
+    </w:p>
+    <w:p>
+      <w:pPr>
+        <w:pStyle w:val="FirstParagraph"/>
+      </w:pPr>
+      <w:r>
+        <w:t xml:space="preserve">□ Legalidade, justiça, transparência □ O uso seria legal, honesto e compreensível para a pessoa? O registro de base legal, aviso, revisão da justiça</w:t>
+      </w:r>
+      <w:r>
+        <w:t xml:space="preserve"> </w:t>
+      </w:r>
+      <w:r>
+        <w:t xml:space="preserve">Limitação da finalidade O propósito é específico, indicado e compatível com uso posterior? Declaração de finalidade, revisão de compatibilidade</w:t>
+      </w:r>
+      <w:r>
+        <w:t xml:space="preserve"> </w:t>
+      </w:r>
+      <w:r>
+        <w:t xml:space="preserve">* Minimização de dados * Coletamos apenas o que é necessário? Revisão de campo, decisão de projeto de formulário</w:t>
+      </w:r>
+      <w:r>
+        <w:t xml:space="preserve"> </w:t>
+      </w:r>
+      <w:r>
+        <w:t xml:space="preserve">Como corrigir ou atualizar dados importantes? □ Regras de validação, registo de correcção</w:t>
+      </w:r>
+      <w:r>
+        <w:t xml:space="preserve"> </w:t>
+      </w:r>
+      <w:r>
+        <w:t xml:space="preserve">□ Limitação de armazenamento Quando vamos excluí-lo ou anonimizá-lo? Programa de retenção, prova de exclusão</w:t>
+      </w:r>
+      <w:r>
+        <w:t xml:space="preserve"> </w:t>
+      </w:r>
+      <w:r>
+        <w:t xml:space="preserve">• Integridade e confidencialidade; • As medidas de segurança são adequadas para o risco? Avaliação de risco, provas de controlo, testes</w:t>
+      </w:r>
+      <w:r>
+        <w:t xml:space="preserve"> </w:t>
+      </w:r>
+      <w:r>
+        <w:t xml:space="preserve">□ Responsabilidade □ Podemos provar o acima? ROPA, aprovações, revisões, treinamento, trilha de auditoria</w:t>
+      </w:r>
+    </w:p>
+    <w:p>
+      <w:pPr>
+        <w:pStyle w:val="BodyText"/>
+      </w:pPr>
+      <w:r>
+        <w:t xml:space="preserve">3.2 Bases jurídicas previstas no artigo 6.o</w:t>
+      </w:r>
+    </w:p>
+    <w:bookmarkEnd w:id="31"/>
+    <w:bookmarkStart w:id="32" w:name="section-1"/>
+    <w:p>
+      <w:pPr>
+        <w:pStyle w:val="Heading2"/>
+      </w:pPr>
+      <w:r>
+        <w:t xml:space="preserve">** ** ** ** ** ** ** ** ** ** ** **</w:t>
+      </w:r>
+    </w:p>
+    <w:p>
+      <w:pPr>
+        <w:pStyle w:val="FirstParagraph"/>
+      </w:pPr>
+      <w:r>
+        <w:t xml:space="preserve">□ Consentimento A pessoa tem uma escolha real e pode retirar □ Não bundle ou consentimento de pressão</w:t>
+      </w:r>
+      <w:r>
+        <w:t xml:space="preserve"> </w:t>
+      </w:r>
+      <w:r>
+        <w:t xml:space="preserve">O processamento é objetivamente necessário para um contrato com a pessoa ou as etapas de pré-contrato solicitadas</w:t>
+      </w:r>
+      <w:r>
+        <w:t xml:space="preserve"> </w:t>
+      </w:r>
+      <w:r>
+        <w:t xml:space="preserve">O direito da UE ou dos Estados-Membros exige o tratamento</w:t>
+      </w:r>
+      <w:r>
+        <w:t xml:space="preserve"> </w:t>
+      </w:r>
+      <w:r>
+        <w:t xml:space="preserve">Os interesses vitais são necessários para proteger a vida ou outro interesse vital.</w:t>
+      </w:r>
+      <w:r>
+        <w:t xml:space="preserve"> </w:t>
+      </w:r>
+      <w:r>
+        <w:t xml:space="preserve">□ Tarefa pública • Obrigação de uma missão de interesse público ou de uma autoridade oficial fundamentada na lei</w:t>
+      </w:r>
+      <w:r>
+        <w:t xml:space="preserve"> </w:t>
+      </w:r>
+      <w:r>
+        <w:t xml:space="preserve">Os interesses legítimos Um interesse real é necessário e não ultrapassado pelos direitos da pessoa</w:t>
+      </w:r>
+    </w:p>
+    <w:bookmarkEnd w:id="32"/>
+    <w:bookmarkStart w:id="33" w:name="consentimento-e-dados-sensíveis"/>
+    <w:p>
+      <w:pPr>
+        <w:pStyle w:val="Heading2"/>
+      </w:pPr>
+      <w:r>
+        <w:t xml:space="preserve">3.3 Consentimento e dados sensíveis</w:t>
+      </w:r>
+    </w:p>
+    <w:p>
+      <w:pPr>
+        <w:pStyle w:val="FirstParagraph"/>
+      </w:pPr>
+      <w:r>
+        <w:t xml:space="preserve">O consentimento deve ser específico, informado, inequívoco, livremente dado e demonstrável. Os dados da categoria especial necessitam normalmente de uma base legal do artigo 6.o e de uma condição do artigo 9.o. A retirada deve ser tão fácil como dar consentimento.</w:t>
+      </w:r>
+    </w:p>
+    <w:bookmarkEnd w:id="33"/>
+    <w:bookmarkEnd w:id="34"/>
+    <w:bookmarkStart w:id="37" w:name="direitos-dos-titulares-de-dados"/>
+    <w:p>
+      <w:pPr>
+        <w:pStyle w:val="Heading1"/>
+      </w:pPr>
+      <w:r>
+        <w:t xml:space="preserve">4. Direitos dos titulares de dados</w:t>
+      </w:r>
+    </w:p>
+    <w:p>
+      <w:pPr>
+        <w:numPr>
+          <w:ilvl w:val="0"/>
+          <w:numId w:val="1009"/>
+        </w:numPr>
+        <w:pStyle w:val="Compact"/>
+      </w:pPr>
+      <w:r>
+        <w:t xml:space="preserve">Como receber, avaliar, completar e solicitar documentos.*</w:t>
+      </w:r>
+    </w:p>
+    <w:p>
+      <w:pPr>
+        <w:pStyle w:val="FirstParagraph"/>
+      </w:pPr>
+    </w:p>
+    <w:p>
+      <w:pPr>
+        <w:pStyle w:val="BodyText"/>
+      </w:pPr>
+      <w:r>
+        <w:t xml:space="preserve">Figura 3. Fluxo de trabalho de dados-sujeitos-direitos</w:t>
+      </w:r>
+    </w:p>
+    <w:p>
+      <w:pPr>
+        <w:numPr>
+          <w:ilvl w:val="0"/>
+          <w:numId w:val="1010"/>
+        </w:numPr>
+        <w:pStyle w:val="Heading2"/>
+      </w:pPr>
+      <w:bookmarkStart w:id="35" w:name="direito-trabalho-prático-cuidado-com"/>
+      <w:r>
+        <w:t xml:space="preserve">** Direito** ** Trabalho prático** ** ** Cuidado com**</w:t>
+      </w:r>
+      <w:bookmarkEnd w:id="35"/>
+    </w:p>
+    <w:p>
+      <w:pPr>
         <w:numPr>
           <w:ilvl w:val="0"/>
           <w:numId w:val="1000"/>
         </w:numPr>
-      </w:pPr>
-      <w:r>
-        <w:t xml:space="preserve">□ Assunto dos dados A pessoa que os dados referem-se ao exercício de direitos e receber informações claras</w:t>
-      </w:r>
-      <w:r>
-        <w:t xml:space="preserve"> </w:t>
-      </w:r>
-      <w:r>
-        <w:t xml:space="preserve">O Controlador decide por que e os meios essenciais de processar</w:t>
-      </w:r>
-      <w:r>
-        <w:t xml:space="preserve"> </w:t>
-      </w:r>
-      <w:r>
-        <w:t xml:space="preserve">2 ou mais partes decidem em conjunto a finalidade e os meios</w:t>
-      </w:r>
-      <w:r>
-        <w:t xml:space="preserve"> </w:t>
-      </w:r>
-      <w:r>
-        <w:t xml:space="preserve">Processos de dados pessoais para um controlador Seguir instruções, proteger dados, auxiliar o controlador</w:t>
-      </w:r>
-      <w:r>
-        <w:t xml:space="preserve"> </w:t>
-      </w:r>
-      <w:r>
-        <w:t xml:space="preserve">O Subprocessador O Processador Engajado por outro processador</w:t>
-      </w:r>
-      <w:r>
-        <w:t xml:space="preserve"> </w:t>
-      </w:r>
-      <w:r>
-        <w:t xml:space="preserve">□ DPO □ Conselheiro independente e monitor onde indicado Aconselhar, monitorar, apoiar DPIAs, cooperar com a autoridade</w:t>
-      </w:r>
-      <w:r>
-        <w:t xml:space="preserve"> </w:t>
-      </w:r>
-      <w:r>
-        <w:t xml:space="preserve">Autoridade Supervisora Autoridade Independente de privacidade Orientação, investigação, medidas corretivas, execução</w:t>
-      </w:r>
-    </w:p>
-    <w:bookmarkEnd w:id="17"/>
-    <w:bookmarkStart w:id="18" w:name="Xe2e84d5da19162c376e2f0e7c0f8354ce33e9b9"/>
+        <w:pStyle w:val="Compact"/>
+      </w:pPr>
+      <w:r>
+        <w:t xml:space="preserve">Informação Dê avisos claros, em tempo hábil, avisos, crianças, coleta indireta</w:t>
+      </w:r>
+      <w:r>
+        <w:t xml:space="preserve"> </w:t>
+      </w:r>
+      <w:r>
+        <w:t xml:space="preserve">Acesse o acesso Pesquisa, revisão, redigir onde legal, e entregar de forma segura Direitos das outras pessoas, identidade, sistemas completos</w:t>
+      </w:r>
+      <w:r>
+        <w:t xml:space="preserve"> </w:t>
+      </w:r>
+      <w:r>
+        <w:t xml:space="preserve">• Retificação (correct impreciso ou incompleto )</w:t>
+      </w:r>
+      <w:r>
+        <w:t xml:space="preserve"> </w:t>
+      </w:r>
+      <w:r>
+        <w:t xml:space="preserve">Apagar onde o direito aplica-se</w:t>
+      </w:r>
+      <w:r>
+        <w:t xml:space="preserve"> </w:t>
+      </w:r>
+      <w:r>
+        <w:t xml:space="preserve">Limitar o uso enquanto um problema é resolvido .</w:t>
+      </w:r>
+      <w:r>
+        <w:t xml:space="preserve"> </w:t>
+      </w:r>
+      <w:r>
+        <w:t xml:space="preserve">Portabilidade Fornecer dados qualificados em formato reutilizável Apenas certos dados automatizados e fornecidos/observados</w:t>
+      </w:r>
+      <w:r>
+        <w:t xml:space="preserve"> </w:t>
+      </w:r>
+      <w:r>
+        <w:t xml:space="preserve">Objeção □ Avaliar a tarefa pública ou o uso de interesses legítimos; parar o marketing direto; Compelir motivos e exceções de pesquisa</w:t>
+      </w:r>
+      <w:r>
+        <w:t xml:space="preserve"> </w:t>
+      </w:r>
+      <w:r>
+        <w:t xml:space="preserve">□ Decisões automatizadas □ Fornecer salvaguardas para qualificar decisões exclusivamente automatizadas</w:t>
+      </w:r>
+    </w:p>
+    <w:bookmarkStart w:id="36" w:name="o-relógio-de-solicitação"/>
     <w:p>
       <w:pPr>
         <w:pStyle w:val="Heading2"/>
       </w:pPr>
       <w:r>
-        <w:t xml:space="preserve">2.3 Dados pessoais, de categoria especial e criminais</w:t>
+        <w:t xml:space="preserve">4.1 O relógio de solicitação</w:t>
       </w:r>
     </w:p>
     <w:p>
@@ -2244,555 +2548,251 @@
         <w:pStyle w:val="FirstParagraph"/>
       </w:pPr>
       <w:r>
-        <w:t xml:space="preserve">Dados pessoais são mais amplos do que informações que nomeiam diretamente alguém. Dados de categoria especial incluem informações sobre origem racial ou étnica, opiniões políticas, religião ou crenças, filiação sindical, genética, biometria utilizada para identificação única, saúde, vida sexual ou orientação sexual. Os dados relativos à condenação criminal e à infracção têm controlos separados ao abrigo do artigo 10.o.</w:t>
-      </w:r>
-    </w:p>
-    <w:bookmarkEnd w:id="18"/>
-    <w:bookmarkStart w:id="19" w:name="Xf9a7223116b2d5e3e78dbc75d74e709d57b2ee6"/>
+        <w:t xml:space="preserve">O período normal de resposta é de um mês após a recepção. Pode ser prorrogado por mais dois meses, quando necessário devido à complexidade e ao número de pedidos, mas a pessoa deve ser informada no primeiro mês. Os controlos de identidade devem ser proporcionais. Taxas ou recusa são limitadas a casos manifestamente infundados ou excessivos, especialmente por causa da repetição.</w:t>
+      </w:r>
+    </w:p>
+    <w:p>
+      <w:pPr>
+        <w:pStyle w:val="BodyText"/>
+      </w:pPr>
+      <w:r>
+        <w:t xml:space="preserve">4.2 Um arquivo de solicitação defensável</w:t>
+      </w:r>
+    </w:p>
+    <w:p>
+      <w:pPr>
+        <w:numPr>
+          <w:ilvl w:val="0"/>
+          <w:numId w:val="1011"/>
+        </w:numPr>
+      </w:pPr>
+      <w:r>
+        <w:t xml:space="preserve">Data de solicitação e recebimento</w:t>
+      </w:r>
+    </w:p>
+    <w:p>
+      <w:pPr>
+        <w:numPr>
+          <w:ilvl w:val="0"/>
+          <w:numId w:val="1011"/>
+        </w:numPr>
+      </w:pPr>
+      <w:r>
+        <w:t xml:space="preserve">Decisão de verificação de identidade</w:t>
+      </w:r>
+    </w:p>
+    <w:p>
+      <w:pPr>
+        <w:numPr>
+          <w:ilvl w:val="0"/>
+          <w:numId w:val="1011"/>
+        </w:numPr>
+      </w:pPr>
+      <w:r>
+        <w:t xml:space="preserve">Sistemas, fornecedores e proprietários pesquisados</w:t>
+      </w:r>
+    </w:p>
+    <w:p>
+      <w:pPr>
+        <w:numPr>
+          <w:ilvl w:val="0"/>
+          <w:numId w:val="1011"/>
+        </w:numPr>
+      </w:pPr>
+      <w:r>
+        <w:t xml:space="preserve">Termos de pesquisa e intervalos de datas</w:t>
+      </w:r>
+    </w:p>
+    <w:p>
+      <w:pPr>
+        <w:numPr>
+          <w:ilvl w:val="0"/>
+          <w:numId w:val="1011"/>
+        </w:numPr>
+      </w:pPr>
+      <w:r>
+        <w:t xml:space="preserve">Questões jurídicas, isenções e redações</w:t>
+      </w:r>
+    </w:p>
+    <w:p>
+      <w:pPr>
+        <w:numPr>
+          <w:ilvl w:val="0"/>
+          <w:numId w:val="1011"/>
+        </w:numPr>
+      </w:pPr>
+      <w:r>
+        <w:t xml:space="preserve">Aprovação e entrega segura</w:t>
+      </w:r>
+    </w:p>
+    <w:p>
+      <w:pPr>
+        <w:numPr>
+          <w:ilvl w:val="0"/>
+          <w:numId w:val="1011"/>
+        </w:numPr>
+      </w:pPr>
+      <w:r>
+        <w:t xml:space="preserve">Data de resposta e resultado retido</w:t>
+      </w:r>
+    </w:p>
+    <w:bookmarkEnd w:id="36"/>
+    <w:bookmarkEnd w:id="37"/>
+    <w:bookmarkStart w:id="42" w:name="controlador-e-governança-do-processador"/>
+    <w:p>
+      <w:pPr>
+        <w:pStyle w:val="Heading1"/>
+      </w:pPr>
+      <w:r>
+        <w:t xml:space="preserve">5. Controlador e Governança do Processador</w:t>
+      </w:r>
+    </w:p>
+    <w:p>
+      <w:pPr>
+        <w:numPr>
+          <w:ilvl w:val="0"/>
+          <w:numId w:val="1012"/>
+        </w:numPr>
+        <w:pStyle w:val="Compact"/>
+      </w:pPr>
+      <w:r>
+        <w:t xml:space="preserve">Os registros operacionais, contratos, papéis e revisões que tornam a responsabilização real.*</w:t>
+      </w:r>
+    </w:p>
+    <w:bookmarkStart w:id="38" w:name="registros-de-atividades-de-processamento"/>
     <w:p>
       <w:pPr>
         <w:pStyle w:val="Heading2"/>
       </w:pPr>
       <w:r>
-        <w:t xml:space="preserve">*Controle de gestão:** Requer uma análise de escopo e função escrita antes de aprovar um novo produto, fornecedor, tecnologia de rastreamento, caso de uso de IA ou fluxo de dados internacional. □</w:t>
-      </w:r>
-    </w:p>
-    <w:p>
-      <w:pPr>
+        <w:t xml:space="preserve">5.1 Registros de atividades de processamento</w:t>
+      </w:r>
+    </w:p>
+    <w:p>
+      <w:pPr>
+        <w:pStyle w:val="FirstParagraph"/>
+      </w:pPr>
+      <w:r>
+        <w:t xml:space="preserve">Um ROPA é mais do que uma planilha de aplicativos. Ele conecta propósitos, categorias de pessoas e dados, destinatários, transferências, retenção, segurança, proprietários e raciocínio legal. Mantenha os registros do controlador e do processador separados onde necessário.</w:t>
+      </w:r>
+    </w:p>
+    <w:bookmarkEnd w:id="38"/>
+    <w:bookmarkStart w:id="39" w:name="X3cbf4cbb8b0b039f49aba5fe6dfd97a67f859a3"/>
+    <w:p>
+      <w:pPr>
+        <w:pStyle w:val="Heading2"/>
+      </w:pPr>
+      <w:r>
+        <w:t xml:space="preserve">5.2 Due diligence do processador e contratos Artigo 28</w:t>
+      </w:r>
+    </w:p>
+    <w:p>
+      <w:pPr>
+        <w:pStyle w:val="FirstParagraph"/>
+      </w:pPr>
+      <w:r>
+        <w:t xml:space="preserve">Avaliar experiência, confiabilidade, segurança, localização, subprocessadores e histórico de incidentes.</w:t>
+      </w:r>
+    </w:p>
+    <w:p>
+      <w:pPr>
+        <w:pStyle w:val="BodyText"/>
+      </w:pPr>
+      <w:r>
+        <w:t xml:space="preserve">Objeto do documento, duração, natureza, finalidade, tipos de dados, pessoas e direitos de controlador.</w:t>
+      </w:r>
+    </w:p>
+    <w:p>
+      <w:pPr>
+        <w:pStyle w:val="BodyText"/>
+      </w:pPr>
+      <w:r>
+        <w:t xml:space="preserve">Requer instruções, confidencialidade, segurança, controles de subprocessador, assistência de direitos, ajuda de violação, exclusão ou retorno e informações de auditoria.</w:t>
+      </w:r>
+    </w:p>
+    <w:p>
+      <w:pPr>
+        <w:pStyle w:val="BodyText"/>
+      </w:pPr>
+      <w:r>
+        <w:t xml:space="preserve">Monitore as mudanças materiais e mantenha as decisões.</w:t>
+      </w:r>
+    </w:p>
+    <w:p>
+      <w:pPr>
+        <w:pStyle w:val="BodyText"/>
+      </w:pPr>
+      <w:r>
+        <w:t xml:space="preserve">5.3 Registos de responsabilidade</w:t>
+      </w:r>
+    </w:p>
+    <w:bookmarkEnd w:id="39"/>
+    <w:bookmarkStart w:id="40" w:name="section-2"/>
+    <w:p>
+      <w:pPr>
+        <w:pStyle w:val="Heading2"/>
+      </w:pPr>
+      <w:r>
+        <w:t xml:space="preserve">* ** ** ** ** ** ** ** ** ** ** ** ** **</w:t>
+      </w:r>
+    </w:p>
+    <w:p>
+      <w:pPr>
+        <w:pStyle w:val="FirstParagraph"/>
+      </w:pPr>
+      <w:r>
+        <w:t xml:space="preserve">Programa de privacidade + proprietário de negócios □ Processamento novo ou alterado</w:t>
+      </w:r>
+      <w:r>
+        <w:t xml:space="preserve"> </w:t>
+      </w:r>
+      <w:r>
+        <w:t xml:space="preserve">□ Avisos de privacidade □ Legal/privacy + produto</w:t>
+      </w:r>
+      <w:r>
+        <w:t xml:space="preserve"> </w:t>
+      </w:r>
+      <w:r>
+        <w:t xml:space="preserve">Novo fornecedor, subprocessador, localização, incidente</w:t>
+      </w:r>
+      <w:r>
+        <w:t xml:space="preserve"> </w:t>
+      </w:r>
+      <w:r>
+        <w:t xml:space="preserve">Programação de retenção; Registros/legal/privacy; Legal, sistema ou mudança de negócio;</w:t>
+      </w:r>
+      <w:r>
+        <w:t xml:space="preserve"> </w:t>
+      </w:r>
+      <w:r>
+        <w:t xml:space="preserve">O registro de direitos Operações de privacidade O pedido, queixa, item atrasado</w:t>
+      </w:r>
+      <w:r>
+        <w:t xml:space="preserve"> </w:t>
+      </w:r>
+      <w:r>
+        <w:t xml:space="preserve">• Registro DPIA • Privacidade / DPO</w:t>
+      </w:r>
+    </w:p>
+    <w:p>
+      <w:pPr>
+        <w:numPr>
+          <w:ilvl w:val="0"/>
+          <w:numId w:val="1013"/>
+        </w:numPr>
         <w:pStyle w:val="Compact"/>
-        <w:numPr>
-          <w:ilvl w:val="0"/>
-          <w:numId w:val="1007"/>
-        </w:numPr>
-      </w:pPr>
-      <w:r>
-        <w:t xml:space="preserve">Princípios e Bases Legais</w:t>
-      </w:r>
-    </w:p>
-    <w:p>
-      <w:pPr>
+      </w:pPr>
+      <w:r>
+        <w:t xml:space="preserve">Segurança e Violação de Dados Pessoais</w:t>
+      </w:r>
+    </w:p>
+    <w:p>
+      <w:pPr>
+        <w:numPr>
+          <w:ilvl w:val="0"/>
+          <w:numId w:val="1014"/>
+        </w:numPr>
         <w:pStyle w:val="Compact"/>
-        <w:numPr>
-          <w:ilvl w:val="0"/>
-          <w:numId w:val="1008"/>
-        </w:numPr>
-      </w:pPr>
-      <w:r>
-        <w:t xml:space="preserve">As regras que moldam cada finalidade de processamento.*</w:t>
-      </w:r>
-    </w:p>
-    <w:p>
-      <w:pPr>
-        <w:pStyle w:val="FirstParagraph"/>
-      </w:pPr>
-    </w:p>
-    <w:p>
-      <w:pPr>
-        <w:pStyle w:val="BodyText"/>
-      </w:pPr>
-      <w:r>
-        <w:t xml:space="preserve">Figura 2. Ciclo de vida dos dados pessoais</w:t>
-      </w:r>
-    </w:p>
-    <w:p>
-      <w:pPr>
-        <w:pStyle w:val="BodyText"/>
-      </w:pPr>
-      <w:r>
-        <w:t xml:space="preserve">§ 3.1 Princípios do artigo 5.o</w:t>
-      </w:r>
-    </w:p>
-    <w:bookmarkEnd w:id="19"/>
-    <w:bookmarkStart w:id="20" w:name="section"/>
-    <w:p>
-      <w:pPr>
-        <w:pStyle w:val="Heading2"/>
-      </w:pPr>
-      <w:r>
-        <w:t xml:space="preserve">* ** ** ** ** ** ** ** ** ** ** ** ** **</w:t>
-      </w:r>
-    </w:p>
-    <w:p>
-      <w:pPr>
-        <w:pStyle w:val="FirstParagraph"/>
-      </w:pPr>
-      <w:r>
-        <w:t xml:space="preserve">□ Legalidade, justiça, transparência □ O uso seria legal, honesto e compreensível para a pessoa? O registro de base legal, aviso, revisão da justiça</w:t>
-      </w:r>
-      <w:r>
-        <w:t xml:space="preserve"> </w:t>
-      </w:r>
-      <w:r>
-        <w:t xml:space="preserve">Limitação da finalidade O propósito é específico, indicado e compatível com uso posterior? Declaração de finalidade, revisão de compatibilidade</w:t>
-      </w:r>
-      <w:r>
-        <w:t xml:space="preserve"> </w:t>
-      </w:r>
-      <w:r>
-        <w:t xml:space="preserve">* Minimização de dados * Coletamos apenas o que é necessário? Revisão de campo, decisão de projeto de formulário</w:t>
-      </w:r>
-      <w:r>
-        <w:t xml:space="preserve"> </w:t>
-      </w:r>
-      <w:r>
-        <w:t xml:space="preserve">Como corrigir ou atualizar dados importantes? □ Regras de validação, registo de correcção</w:t>
-      </w:r>
-      <w:r>
-        <w:t xml:space="preserve"> </w:t>
-      </w:r>
-      <w:r>
-        <w:t xml:space="preserve">□ Limitação de armazenamento Quando vamos excluí-lo ou anonimizá-lo? Programa de retenção, prova de exclusão</w:t>
-      </w:r>
-      <w:r>
-        <w:t xml:space="preserve"> </w:t>
-      </w:r>
-      <w:r>
-        <w:t xml:space="preserve">• Integridade e confidencialidade; • As medidas de segurança são adequadas para o risco? Avaliação de risco, provas de controlo, testes</w:t>
-      </w:r>
-      <w:r>
-        <w:t xml:space="preserve"> </w:t>
-      </w:r>
-      <w:r>
-        <w:t xml:space="preserve">□ Responsabilidade □ Podemos provar o acima? ROPA, aprovações, revisões, treinamento, trilha de auditoria</w:t>
-      </w:r>
-    </w:p>
-    <w:p>
-      <w:pPr>
-        <w:pStyle w:val="BodyText"/>
-      </w:pPr>
-      <w:r>
-        <w:t xml:space="preserve">3.2 Bases jurídicas previstas no artigo 6.o</w:t>
-      </w:r>
-    </w:p>
-    <w:bookmarkEnd w:id="20"/>
-    <w:bookmarkStart w:id="21" w:name="section-1"/>
-    <w:p>
-      <w:pPr>
-        <w:pStyle w:val="Heading2"/>
-      </w:pPr>
-      <w:r>
-        <w:t xml:space="preserve">** ** ** ** ** ** ** ** ** ** ** **</w:t>
-      </w:r>
-    </w:p>
-    <w:p>
-      <w:pPr>
-        <w:pStyle w:val="FirstParagraph"/>
-      </w:pPr>
-      <w:r>
-        <w:t xml:space="preserve">□ Consentimento A pessoa tem uma escolha real e pode retirar □ Não bundle ou consentimento de pressão</w:t>
-      </w:r>
-      <w:r>
-        <w:t xml:space="preserve"> </w:t>
-      </w:r>
-      <w:r>
-        <w:t xml:space="preserve">O processamento é objetivamente necessário para um contrato com a pessoa ou as etapas de pré-contrato solicitadas</w:t>
-      </w:r>
-      <w:r>
-        <w:t xml:space="preserve"> </w:t>
-      </w:r>
-      <w:r>
-        <w:t xml:space="preserve">O direito da UE ou dos Estados-Membros exige o tratamento</w:t>
-      </w:r>
-      <w:r>
-        <w:t xml:space="preserve"> </w:t>
-      </w:r>
-      <w:r>
-        <w:t xml:space="preserve">Os interesses vitais são necessários para proteger a vida ou outro interesse vital.</w:t>
-      </w:r>
-      <w:r>
-        <w:t xml:space="preserve"> </w:t>
-      </w:r>
-      <w:r>
-        <w:t xml:space="preserve">□ Tarefa pública • Obrigação de uma missão de interesse público ou de uma autoridade oficial fundamentada na lei</w:t>
-      </w:r>
-      <w:r>
-        <w:t xml:space="preserve"> </w:t>
-      </w:r>
-      <w:r>
-        <w:t xml:space="preserve">Os interesses legítimos Um interesse real é necessário e não ultrapassado pelos direitos da pessoa</w:t>
-      </w:r>
-    </w:p>
-    <w:bookmarkEnd w:id="21"/>
-    <w:bookmarkStart w:id="22" w:name="consentimento-e-dados-sensíveis"/>
-    <w:p>
-      <w:pPr>
-        <w:pStyle w:val="Heading2"/>
-      </w:pPr>
-      <w:r>
-        <w:t xml:space="preserve">3.3 Consentimento e dados sensíveis</w:t>
-      </w:r>
-    </w:p>
-    <w:p>
-      <w:pPr>
-        <w:pStyle w:val="FirstParagraph"/>
-      </w:pPr>
-      <w:r>
-        <w:t xml:space="preserve">O consentimento deve ser específico, informado, inequívoco, livremente dado e demonstrável. Os dados da categoria especial necessitam normalmente de uma base legal do artigo 6.o e de uma condição do artigo 9.o. A retirada deve ser tão fácil como dar consentimento.</w:t>
-      </w:r>
-    </w:p>
-    <w:bookmarkEnd w:id="22"/>
-    <w:bookmarkEnd w:id="23"/>
-    <w:bookmarkStart w:id="26" w:name="direitos-dos-titulares-de-dados"/>
-    <w:p>
-      <w:pPr>
-        <w:pStyle w:val="Heading1"/>
-      </w:pPr>
-      <w:r>
-        <w:t xml:space="preserve">4. Direitos dos titulares de dados</w:t>
-      </w:r>
-    </w:p>
-    <w:p>
-      <w:pPr>
-        <w:pStyle w:val="Compact"/>
-        <w:numPr>
-          <w:ilvl w:val="0"/>
-          <w:numId w:val="1009"/>
-        </w:numPr>
-      </w:pPr>
-      <w:r>
-        <w:t xml:space="preserve">Como receber, avaliar, completar e solicitar documentos.*</w:t>
-      </w:r>
-    </w:p>
-    <w:p>
-      <w:pPr>
-        <w:pStyle w:val="FirstParagraph"/>
-      </w:pPr>
-    </w:p>
-    <w:p>
-      <w:pPr>
-        <w:pStyle w:val="BodyText"/>
-      </w:pPr>
-      <w:r>
-        <w:t xml:space="preserve">Figura 3. Fluxo de trabalho de dados-sujeitos-direitos</w:t>
-      </w:r>
-    </w:p>
-    <w:p>
-      <w:pPr>
-        <w:pStyle w:val="Heading2"/>
-        <w:numPr>
-          <w:ilvl w:val="0"/>
-          <w:numId w:val="1010"/>
-        </w:numPr>
-      </w:pPr>
-      <w:bookmarkStart w:id="24" w:name="direito-trabalho-prático-cuidado-com"/>
-      <w:r>
-        <w:t xml:space="preserve">** Direito** ** Trabalho prático** ** ** Cuidado com**</w:t>
-      </w:r>
-      <w:bookmarkEnd w:id="24"/>
-    </w:p>
-    <w:p>
-      <w:pPr>
-        <w:pStyle w:val="Compact"/>
-        <w:numPr>
-          <w:ilvl w:val="0"/>
-          <w:numId w:val="1000"/>
-        </w:numPr>
-      </w:pPr>
-      <w:r>
-        <w:t xml:space="preserve">Informação Dê avisos claros, em tempo hábil, avisos, crianças, coleta indireta</w:t>
-      </w:r>
-      <w:r>
-        <w:t xml:space="preserve"> </w:t>
-      </w:r>
-      <w:r>
-        <w:t xml:space="preserve">Acesse o acesso Pesquisa, revisão, redigir onde legal, e entregar de forma segura Direitos das outras pessoas, identidade, sistemas completos</w:t>
-      </w:r>
-      <w:r>
-        <w:t xml:space="preserve"> </w:t>
-      </w:r>
-      <w:r>
-        <w:t xml:space="preserve">• Retificação (correct impreciso ou incompleto )</w:t>
-      </w:r>
-      <w:r>
-        <w:t xml:space="preserve"> </w:t>
-      </w:r>
-      <w:r>
-        <w:t xml:space="preserve">Apagar onde o direito aplica-se</w:t>
-      </w:r>
-      <w:r>
-        <w:t xml:space="preserve"> </w:t>
-      </w:r>
-      <w:r>
-        <w:t xml:space="preserve">Limitar o uso enquanto um problema é resolvido .</w:t>
-      </w:r>
-      <w:r>
-        <w:t xml:space="preserve"> </w:t>
-      </w:r>
-      <w:r>
-        <w:t xml:space="preserve">Portabilidade Fornecer dados qualificados em formato reutilizável Apenas certos dados automatizados e fornecidos/observados</w:t>
-      </w:r>
-      <w:r>
-        <w:t xml:space="preserve"> </w:t>
-      </w:r>
-      <w:r>
-        <w:t xml:space="preserve">Objeção □ Avaliar a tarefa pública ou o uso de interesses legítimos; parar o marketing direto; Compelir motivos e exceções de pesquisa</w:t>
-      </w:r>
-      <w:r>
-        <w:t xml:space="preserve"> </w:t>
-      </w:r>
-      <w:r>
-        <w:t xml:space="preserve">□ Decisões automatizadas □ Fornecer salvaguardas para qualificar decisões exclusivamente automatizadas</w:t>
-      </w:r>
-    </w:p>
-    <w:bookmarkStart w:id="25" w:name="o-relógio-de-solicitação"/>
-    <w:p>
-      <w:pPr>
-        <w:pStyle w:val="Heading2"/>
-      </w:pPr>
-      <w:r>
-        <w:t xml:space="preserve">4.1 O relógio de solicitação</w:t>
-      </w:r>
-    </w:p>
-    <w:p>
-      <w:pPr>
-        <w:pStyle w:val="FirstParagraph"/>
-      </w:pPr>
-      <w:r>
-        <w:t xml:space="preserve">O período normal de resposta é de um mês após a recepção. Pode ser prorrogado por mais dois meses, quando necessário devido à complexidade e ao número de pedidos, mas a pessoa deve ser informada no primeiro mês. Os controlos de identidade devem ser proporcionais. Taxas ou recusa são limitadas a casos manifestamente infundados ou excessivos, especialmente por causa da repetição.</w:t>
-      </w:r>
-    </w:p>
-    <w:p>
-      <w:pPr>
-        <w:pStyle w:val="BodyText"/>
-      </w:pPr>
-      <w:r>
-        <w:t xml:space="preserve">4.2 Um arquivo de solicitação defensável</w:t>
-      </w:r>
-    </w:p>
-    <w:p>
-      <w:pPr>
-        <w:numPr>
-          <w:ilvl w:val="0"/>
-          <w:numId w:val="1011"/>
-        </w:numPr>
-      </w:pPr>
-      <w:r>
-        <w:t xml:space="preserve">Data de solicitação e recebimento</w:t>
-      </w:r>
-    </w:p>
-    <w:p>
-      <w:pPr>
-        <w:numPr>
-          <w:ilvl w:val="0"/>
-          <w:numId w:val="1011"/>
-        </w:numPr>
-      </w:pPr>
-      <w:r>
-        <w:t xml:space="preserve">Decisão de verificação de identidade</w:t>
-      </w:r>
-    </w:p>
-    <w:p>
-      <w:pPr>
-        <w:numPr>
-          <w:ilvl w:val="0"/>
-          <w:numId w:val="1011"/>
-        </w:numPr>
-      </w:pPr>
-      <w:r>
-        <w:t xml:space="preserve">Sistemas, fornecedores e proprietários pesquisados</w:t>
-      </w:r>
-    </w:p>
-    <w:p>
-      <w:pPr>
-        <w:numPr>
-          <w:ilvl w:val="0"/>
-          <w:numId w:val="1011"/>
-        </w:numPr>
-      </w:pPr>
-      <w:r>
-        <w:t xml:space="preserve">Termos de pesquisa e intervalos de datas</w:t>
-      </w:r>
-    </w:p>
-    <w:p>
-      <w:pPr>
-        <w:numPr>
-          <w:ilvl w:val="0"/>
-          <w:numId w:val="1011"/>
-        </w:numPr>
-      </w:pPr>
-      <w:r>
-        <w:t xml:space="preserve">Questões jurídicas, isenções e redações</w:t>
-      </w:r>
-    </w:p>
-    <w:p>
-      <w:pPr>
-        <w:numPr>
-          <w:ilvl w:val="0"/>
-          <w:numId w:val="1011"/>
-        </w:numPr>
-      </w:pPr>
-      <w:r>
-        <w:t xml:space="preserve">Aprovação e entrega segura</w:t>
-      </w:r>
-    </w:p>
-    <w:p>
-      <w:pPr>
-        <w:numPr>
-          <w:ilvl w:val="0"/>
-          <w:numId w:val="1011"/>
-        </w:numPr>
-      </w:pPr>
-      <w:r>
-        <w:t xml:space="preserve">Data de resposta e resultado retido</w:t>
-      </w:r>
-    </w:p>
-    <w:bookmarkEnd w:id="25"/>
-    <w:bookmarkEnd w:id="26"/>
-    <w:bookmarkStart w:id="31" w:name="controlador-e-governança-do-processador"/>
-    <w:p>
-      <w:pPr>
-        <w:pStyle w:val="Heading1"/>
-      </w:pPr>
-      <w:r>
-        <w:t xml:space="preserve">5. Controlador e Governança do Processador</w:t>
-      </w:r>
-    </w:p>
-    <w:p>
-      <w:pPr>
-        <w:pStyle w:val="Compact"/>
-        <w:numPr>
-          <w:ilvl w:val="0"/>
-          <w:numId w:val="1012"/>
-        </w:numPr>
-      </w:pPr>
-      <w:r>
-        <w:t xml:space="preserve">Os registros operacionais, contratos, papéis e revisões que tornam a responsabilização real.*</w:t>
-      </w:r>
-    </w:p>
-    <w:bookmarkStart w:id="27" w:name="registros-de-atividades-de-processamento"/>
-    <w:p>
-      <w:pPr>
-        <w:pStyle w:val="Heading2"/>
-      </w:pPr>
-      <w:r>
-        <w:t xml:space="preserve">5.1 Registros de atividades de processamento</w:t>
-      </w:r>
-    </w:p>
-    <w:p>
-      <w:pPr>
-        <w:pStyle w:val="FirstParagraph"/>
-      </w:pPr>
-      <w:r>
-        <w:t xml:space="preserve">Um ROPA é mais do que uma planilha de aplicativos. Ele conecta propósitos, categorias de pessoas e dados, destinatários, transferências, retenção, segurança, proprietários e raciocínio legal. Mantenha os registros do controlador e do processador separados onde necessário.</w:t>
-      </w:r>
-    </w:p>
-    <w:bookmarkEnd w:id="27"/>
-    <w:bookmarkStart w:id="28" w:name="X3cbf4cbb8b0b039f49aba5fe6dfd97a67f859a3"/>
-    <w:p>
-      <w:pPr>
-        <w:pStyle w:val="Heading2"/>
-      </w:pPr>
-      <w:r>
-        <w:t xml:space="preserve">5.2 Due diligence do processador e contratos Artigo 28</w:t>
-      </w:r>
-    </w:p>
-    <w:p>
-      <w:pPr>
-        <w:pStyle w:val="FirstParagraph"/>
-      </w:pPr>
-      <w:r>
-        <w:t xml:space="preserve">Avaliar experiência, confiabilidade, segurança, localização, subprocessadores e histórico de incidentes.</w:t>
-      </w:r>
-    </w:p>
-    <w:p>
-      <w:pPr>
-        <w:pStyle w:val="BodyText"/>
-      </w:pPr>
-      <w:r>
-        <w:t xml:space="preserve">Objeto do documento, duração, natureza, finalidade, tipos de dados, pessoas e direitos de controlador.</w:t>
-      </w:r>
-    </w:p>
-    <w:p>
-      <w:pPr>
-        <w:pStyle w:val="BodyText"/>
-      </w:pPr>
-      <w:r>
-        <w:t xml:space="preserve">Requer instruções, confidencialidade, segurança, controles de subprocessador, assistência de direitos, ajuda de violação, exclusão ou retorno e informações de auditoria.</w:t>
-      </w:r>
-    </w:p>
-    <w:p>
-      <w:pPr>
-        <w:pStyle w:val="BodyText"/>
-      </w:pPr>
-      <w:r>
-        <w:t xml:space="preserve">Monitore as mudanças materiais e mantenha as decisões.</w:t>
-      </w:r>
-    </w:p>
-    <w:p>
-      <w:pPr>
-        <w:pStyle w:val="BodyText"/>
-      </w:pPr>
-      <w:r>
-        <w:t xml:space="preserve">5.3 Registos de responsabilidade</w:t>
-      </w:r>
-    </w:p>
-    <w:bookmarkEnd w:id="28"/>
-    <w:bookmarkStart w:id="29" w:name="section-2"/>
-    <w:p>
-      <w:pPr>
-        <w:pStyle w:val="Heading2"/>
-      </w:pPr>
-      <w:r>
-        <w:t xml:space="preserve">* ** ** ** ** ** ** ** ** ** ** ** ** **</w:t>
-      </w:r>
-    </w:p>
-    <w:p>
-      <w:pPr>
-        <w:pStyle w:val="FirstParagraph"/>
-      </w:pPr>
-      <w:r>
-        <w:t xml:space="preserve">Programa de privacidade + proprietário de negócios □ Processamento novo ou alterado</w:t>
-      </w:r>
-      <w:r>
-        <w:t xml:space="preserve"> </w:t>
-      </w:r>
-      <w:r>
-        <w:t xml:space="preserve">□ Avisos de privacidade □ Legal/privacy + produto</w:t>
-      </w:r>
-      <w:r>
-        <w:t xml:space="preserve"> </w:t>
-      </w:r>
-      <w:r>
-        <w:t xml:space="preserve">Novo fornecedor, subprocessador, localização, incidente</w:t>
-      </w:r>
-      <w:r>
-        <w:t xml:space="preserve"> </w:t>
-      </w:r>
-      <w:r>
-        <w:t xml:space="preserve">Programação de retenção; Registros/legal/privacy; Legal, sistema ou mudança de negócio;</w:t>
-      </w:r>
-      <w:r>
-        <w:t xml:space="preserve"> </w:t>
-      </w:r>
-      <w:r>
-        <w:t xml:space="preserve">O registro de direitos Operações de privacidade O pedido, queixa, item atrasado</w:t>
-      </w:r>
-      <w:r>
-        <w:t xml:space="preserve"> </w:t>
-      </w:r>
-      <w:r>
-        <w:t xml:space="preserve">• Registro DPIA • Privacidade / DPO</w:t>
-      </w:r>
-    </w:p>
-    <w:p>
-      <w:pPr>
-        <w:pStyle w:val="Compact"/>
-        <w:numPr>
-          <w:ilvl w:val="0"/>
-          <w:numId w:val="1013"/>
-        </w:numPr>
-      </w:pPr>
-      <w:r>
-        <w:t xml:space="preserve">Segurança e Violação de Dados Pessoais</w:t>
-      </w:r>
-    </w:p>
-    <w:p>
-      <w:pPr>
-        <w:pStyle w:val="Compact"/>
-        <w:numPr>
-          <w:ilvl w:val="0"/>
-          <w:numId w:val="1014"/>
-        </w:numPr>
       </w:pPr>
       <w:r>
         <w:t xml:space="preserve">salvaguardas baseadas no risco, fatos incidentes, decisões de notificação e prova.*</w:t>
@@ -2839,9 +2839,9 @@
       <w:tblPr>
         <w:tblStyle w:val="Table"/>
         <w:tblW w:type="auto" w:w="0"/>
-        <w:jc w:val="left"/>
+        <w:tblLook w:firstRow="1" w:lastRow="0" w:firstColumn="0" w:lastColumn="0" w:noHBand="0" w:noVBand="0" w:val="0020"/>
+        <w:jc w:val="start"/>
         <w:tblInd w:w="720" w:type="dxa"/>
-        <w:tblLook w:firstRow="1" w:lastRow="0" w:firstColumn="0" w:lastColumn="0" w:noHBand="0" w:noVBand="0" w:val="0020"/>
       </w:tblPr>
       <w:tblGrid>
         <w:gridCol w:w="3960"/>
@@ -2849,13 +2849,14 @@
       </w:tblGrid>
       <w:tr>
         <w:trPr>
-          <w:tblHeader w:val="on"/>
+          <w:tblHeader w:val="true"/>
         </w:trPr>
         <w:tc>
           <w:tcPr/>
           <w:p>
             <w:pPr>
               <w:pStyle w:val="Compact"/>
+              <w:jc w:val="left"/>
             </w:pPr>
             <w:r>
               <w:t xml:space="preserve">Ques</w:t>
@@ -2881,6 +2882,7 @@
           <w:p>
             <w:pPr>
               <w:pStyle w:val="Compact"/>
+              <w:jc w:val="left"/>
             </w:pPr>
             <w:r>
               <w:t xml:space="preserve">• Ho</w:t>
@@ -2906,6 +2908,7 @@
           <w:p>
             <w:pPr>
               <w:pStyle w:val="Compact"/>
+              <w:jc w:val="left"/>
             </w:pPr>
             <w:r>
               <w:t xml:space="preserve">É im</w:t>
@@ -2931,6 +2934,7 @@
           <w:p>
             <w:pPr>
               <w:pStyle w:val="Compact"/>
+              <w:jc w:val="left"/>
             </w:pPr>
             <w:r>
               <w:t xml:space="preserve">Há r</w:t>
@@ -2956,6 +2960,7 @@
           <w:p>
             <w:pPr>
               <w:pStyle w:val="Compact"/>
+              <w:jc w:val="left"/>
             </w:pPr>
             <w:r>
               <w:t xml:space="preserve">É pr</w:t>
@@ -2976,8 +2981,8 @@
         </w:tc>
       </w:tr>
     </w:tbl>
-    <w:bookmarkEnd w:id="29"/>
-    <w:bookmarkStart w:id="30" w:name="Xe0cf3b0b77037a233ca3f4cd66f420acd1ed57a"/>
+    <w:bookmarkEnd w:id="40"/>
+    <w:bookmarkStart w:id="41" w:name="Xe0cf3b0b77037a233ca3f4cd66f420acd1ed57a"/>
     <w:p>
       <w:pPr>
         <w:pStyle w:val="Heading2"/>
@@ -2986,9 +2991,9 @@
         <w:t xml:space="preserve">*Importante:** Um processador deve notificar o responsável pelo tratamento sem demora injustificada, após ter tomado conhecimento de uma violação de dados pessoais. O responsável pelo tratamento continua a ser responsável pela decisão do artigo 33.o</w:t>
       </w:r>
     </w:p>
-    <w:bookmarkEnd w:id="30"/>
-    <w:bookmarkEnd w:id="31"/>
-    <w:bookmarkStart w:id="35" w:name="dpias-privacy-by-design-and-the-dpo"/>
+    <w:bookmarkEnd w:id="41"/>
+    <w:bookmarkEnd w:id="42"/>
+    <w:bookmarkStart w:id="46" w:name="dpias-privacy-by-design-and-the-dpo"/>
     <w:p>
       <w:pPr>
         <w:pStyle w:val="Heading1"/>
@@ -2999,17 +3004,17 @@
     </w:p>
     <w:p>
       <w:pPr>
+        <w:numPr>
+          <w:ilvl w:val="0"/>
+          <w:numId w:val="1016"/>
+        </w:numPr>
         <w:pStyle w:val="Compact"/>
-        <w:numPr>
-          <w:ilvl w:val="0"/>
-          <w:numId w:val="1016"/>
-        </w:numPr>
       </w:pPr>
       <w:r>
         <w:t xml:space="preserve">Como encontrar processamento de alto risco precoce e construir salvaguardas em decisões.*</w:t>
       </w:r>
     </w:p>
-    <w:bookmarkStart w:id="32" w:name="fluxo-de-trabalho-dpia"/>
+    <w:bookmarkStart w:id="43" w:name="fluxo-de-trabalho-dpia"/>
     <w:p>
       <w:pPr>
         <w:pStyle w:val="Heading2"/>
@@ -3106,8 +3111,8 @@
         <w:t xml:space="preserve">Reveja quando o risco ou processamento mudar.</w:t>
       </w:r>
     </w:p>
-    <w:bookmarkEnd w:id="32"/>
-    <w:bookmarkStart w:id="33" w:name="privacidade-por-design-e-padrão"/>
+    <w:bookmarkEnd w:id="43"/>
+    <w:bookmarkStart w:id="44" w:name="privacidade-por-design-e-padrão"/>
     <w:p>
       <w:pPr>
         <w:pStyle w:val="Heading2"/>
@@ -3164,8 +3169,8 @@
         <w:t xml:space="preserve">Recorde decisões de design e opções rejeitadas.</w:t>
       </w:r>
     </w:p>
-    <w:bookmarkEnd w:id="33"/>
-    <w:bookmarkStart w:id="34" w:name="independência-do-dpo"/>
+    <w:bookmarkEnd w:id="44"/>
+    <w:bookmarkStart w:id="45" w:name="independência-do-dpo"/>
     <w:p>
       <w:pPr>
         <w:pStyle w:val="Heading2"/>
@@ -3182,9 +3187,9 @@
         <w:t xml:space="preserve">O DPO deve ser envolvido de forma oportuna, receber recursos e acesso, relatar ao mais alto nível de gestão e evitar conflitos de interesses. A administração é dona de decisões. O DPO aconselha e monitoriza, mas não deve ser responsabilizado por fins comerciais ou meios de processamento.</w:t>
       </w:r>
     </w:p>
-    <w:bookmarkEnd w:id="34"/>
-    <w:bookmarkEnd w:id="35"/>
-    <w:bookmarkStart w:id="37" w:name="transferências-internacionais-de-dados"/>
+    <w:bookmarkEnd w:id="45"/>
+    <w:bookmarkEnd w:id="46"/>
+    <w:bookmarkStart w:id="48" w:name="transferências-internacionais-de-dados"/>
     <w:p>
       <w:pPr>
         <w:pStyle w:val="Heading1"/>
@@ -3195,17 +3200,17 @@
     </w:p>
     <w:p>
       <w:pPr>
+        <w:numPr>
+          <w:ilvl w:val="0"/>
+          <w:numId w:val="1018"/>
+        </w:numPr>
         <w:pStyle w:val="Compact"/>
-        <w:numPr>
-          <w:ilvl w:val="0"/>
-          <w:numId w:val="1018"/>
-        </w:numPr>
       </w:pPr>
       <w:r>
         <w:t xml:space="preserve">Como identificar transferências e usar ferramentas de transferência legais.*</w:t>
       </w:r>
     </w:p>
-    <w:bookmarkStart w:id="36" w:name="transferência-de-fluxo-de-trabalho"/>
+    <w:bookmarkStart w:id="47" w:name="transferência-de-fluxo-de-trabalho"/>
     <w:p>
       <w:pPr>
         <w:pStyle w:val="Heading2"/>
@@ -3291,9 +3296,9 @@
         <w:t xml:space="preserve">Monitore as mudanças legais, de fornecedores e técnicas.</w:t>
       </w:r>
     </w:p>
-    <w:bookmarkEnd w:id="36"/>
-    <w:bookmarkEnd w:id="37"/>
-    <w:bookmarkStart w:id="51" w:name="evidências-comuns-de-transferência"/>
+    <w:bookmarkEnd w:id="47"/>
+    <w:bookmarkEnd w:id="48"/>
+    <w:bookmarkStart w:id="62" w:name="evidências-comuns-de-transferência"/>
     <w:p>
       <w:pPr>
         <w:pStyle w:val="Heading1"/>
@@ -3304,76 +3309,212 @@
     </w:p>
     <w:p>
       <w:pPr>
+        <w:numPr>
+          <w:ilvl w:val="0"/>
+          <w:numId w:val="1020"/>
+        </w:numPr>
         <w:pStyle w:val="Heading2"/>
-        <w:numPr>
-          <w:ilvl w:val="0"/>
-          <w:numId w:val="1020"/>
-        </w:numPr>
-      </w:pPr>
-      <w:bookmarkStart w:id="38" w:name="item-o-que-deveria-mostrar"/>
+      </w:pPr>
+      <w:bookmarkStart w:id="49" w:name="item-o-que-deveria-mostrar"/>
       <w:r>
         <w:t xml:space="preserve">Item** ** O que deveria mostrar**</w:t>
       </w:r>
-      <w:bookmarkEnd w:id="38"/>
-    </w:p>
-    <w:p>
-      <w:pPr>
+      <w:bookmarkEnd w:id="49"/>
+    </w:p>
+    <w:p>
+      <w:pPr>
+        <w:numPr>
+          <w:ilvl w:val="0"/>
+          <w:numId w:val="1000"/>
+        </w:numPr>
         <w:pStyle w:val="Compact"/>
+      </w:pPr>
+      <w:r>
+        <w:t xml:space="preserve">Mapa de transferências □ Dados, finalidade, sistemas, países, destinatários, acesso remoto, transferências em curso</w:t>
+      </w:r>
+      <w:r>
+        <w:t xml:space="preserve"> </w:t>
+      </w:r>
+      <w:r>
+        <w:t xml:space="preserve">□ Mecanismo de transferência □ Adequação, módulo SCC, BCR, código/certificação aprovado ou derrogação restrita</w:t>
+      </w:r>
+      <w:r>
+        <w:t xml:space="preserve"> </w:t>
+      </w:r>
+      <w:r>
+        <w:t xml:space="preserve">Avaliar A lei e a prática relevantes, pedidos, salvaguardas, riscos e conclusão</w:t>
+      </w:r>
+      <w:r>
+        <w:t xml:space="preserve"> </w:t>
+      </w:r>
+      <w:r>
+        <w:t xml:space="preserve">□ Medidas suplementares □ Criptografia, controle de chaves, minimização, pseudônimos, políticas e procedimentos de desafio</w:t>
+      </w:r>
+      <w:r>
+        <w:t xml:space="preserve"> </w:t>
+      </w:r>
+      <w:r>
+        <w:t xml:space="preserve">• Monitoramento de alterações na lei, importador, subprocessador, localização, serviço e acesso</w:t>
+      </w:r>
+    </w:p>
+    <w:p>
+      <w:pPr>
+        <w:numPr>
+          <w:ilvl w:val="0"/>
+          <w:numId w:val="1021"/>
+        </w:numPr>
+        <w:pStyle w:val="Compact"/>
+      </w:pPr>
+      <w:r>
+        <w:t xml:space="preserve">Guia completo do artigo por artigo</w:t>
+      </w:r>
+    </w:p>
+    <w:p>
+      <w:pPr>
+        <w:numPr>
+          <w:ilvl w:val="0"/>
+          <w:numId w:val="1022"/>
+        </w:numPr>
+        <w:pStyle w:val="Compact"/>
+      </w:pPr>
+      <w:r>
+        <w:t xml:space="preserve">Um guia de trabalho conciso para todos os 99 artigos GDPR. Use o texto legal oficial para uma análise jurídica real.*</w:t>
+      </w:r>
+    </w:p>
+    <w:p>
+      <w:pPr>
+        <w:pStyle w:val="FirstParagraph"/>
+      </w:pPr>
+      <w:r>
+        <w:t xml:space="preserve">Como ler este capítulo: ** A tabela explica cada artigo em linguagem simples. As colunas de ação e evidência do gerente são pontos de partida práticos, não uma opinião jurídica completa. □</w:t>
+      </w:r>
+      <w:r>
+        <w:t xml:space="preserve"> </w:t>
+      </w:r>
+      <w:r>
+        <w:t xml:space="preserve">□————————————————————————————————————————————————————————————————————————————————————————————————-</w:t>
+      </w:r>
+    </w:p>
+    <w:p>
+      <w:pPr>
+        <w:pStyle w:val="BodyText"/>
+      </w:pPr>
+      <w:r>
+        <w:t xml:space="preserve">9.1 Capítulo I — Disposições gerais</w:t>
+      </w:r>
+    </w:p>
+    <w:p>
+      <w:pPr>
+        <w:numPr>
+          <w:ilvl w:val="0"/>
+          <w:numId w:val="1023"/>
+        </w:numPr>
+        <w:pStyle w:val="Heading2"/>
+      </w:pPr>
+      <w:bookmarkStart w:id="50" w:name="art.-art.-art.-art."/>
+      <w:r>
+        <w:t xml:space="preserve">Art.** Art.** Art.** Art.</w:t>
+      </w:r>
+      <w:bookmarkEnd w:id="50"/>
+    </w:p>
+    <w:p>
+      <w:pPr>
         <w:numPr>
           <w:ilvl w:val="0"/>
           <w:numId w:val="1000"/>
         </w:numPr>
-      </w:pPr>
-      <w:r>
-        <w:t xml:space="preserve">Mapa de transferências □ Dados, finalidade, sistemas, países, destinatários, acesso remoto, transferências em curso</w:t>
-      </w:r>
-      <w:r>
-        <w:t xml:space="preserve"> </w:t>
-      </w:r>
-      <w:r>
-        <w:t xml:space="preserve">□ Mecanismo de transferência □ Adequação, módulo SCC, BCR, código/certificação aprovado ou derrogação restrita</w:t>
-      </w:r>
-      <w:r>
-        <w:t xml:space="preserve"> </w:t>
-      </w:r>
-      <w:r>
-        <w:t xml:space="preserve">Avaliar A lei e a prática relevantes, pedidos, salvaguardas, riscos e conclusão</w:t>
-      </w:r>
-      <w:r>
-        <w:t xml:space="preserve"> </w:t>
-      </w:r>
-      <w:r>
-        <w:t xml:space="preserve">□ Medidas suplementares □ Criptografia, controle de chaves, minimização, pseudônimos, políticas e procedimentos de desafio</w:t>
-      </w:r>
-      <w:r>
-        <w:t xml:space="preserve"> </w:t>
-      </w:r>
-      <w:r>
-        <w:t xml:space="preserve">• Monitoramento de alterações na lei, importador, subprocessador, localização, serviço e acesso</w:t>
-      </w:r>
-    </w:p>
-    <w:p>
-      <w:pPr>
         <w:pStyle w:val="Compact"/>
-        <w:numPr>
-          <w:ilvl w:val="0"/>
-          <w:numId w:val="1021"/>
-        </w:numPr>
-      </w:pPr>
-      <w:r>
-        <w:t xml:space="preserve">Guia completo do artigo por artigo</w:t>
-      </w:r>
-    </w:p>
-    <w:p>
-      <w:pPr>
+      </w:pPr>
+      <w:r>
+        <w:t xml:space="preserve">Objecto e objectivos O regulamento define o objectivo: proteger as pessoas e permitir a circulação legal de dados pessoais. Confirmar aplicabilidade, escopo e definições; documentar a decisão. Memo de escopo, mapa de serviço, mapa de dados</w:t>
+      </w:r>
+      <w:r>
+        <w:t xml:space="preserve"> </w:t>
+      </w:r>
+      <w:r>
+        <w:t xml:space="preserve">• 2 • Âmbito material • Explica qual o processamento manual automatizado e estruturado e quais as atividades excluídas. Confirmar aplicabilidade, escopo e definições; documentar a decisão. Memo de escopo, mapa de serviço, mapa de dados</w:t>
+      </w:r>
+      <w:r>
+        <w:t xml:space="preserve"> </w:t>
+      </w:r>
+      <w:r>
+        <w:t xml:space="preserve">O âmbito territorial pode aplicar-se aos estabelecimentos da UE e a algumas organizações fora da UE que ofereçam bens ou serviços a pessoas na UE ou que as acompanhem. Confirmar aplicabilidade, escopo e definições; documentar a decisão. □ Memo de escopo, mapa de serviço, mapa de dados</w:t>
+      </w:r>
+      <w:r>
+        <w:t xml:space="preserve"> </w:t>
+      </w:r>
+      <w:r>
+        <w:t xml:space="preserve">4 Definições Define dados pessoais, processamento, controlador, processador, consentimento, violação, perfilamento e outros termos-chave. Confirmar aplicabilidade, escopo e definições; documentar a decisão. Memo de escopo, mapa de serviço, mapa de dados</w:t>
+      </w:r>
+    </w:p>
+    <w:p>
+      <w:pPr>
+        <w:pStyle w:val="FirstParagraph"/>
+      </w:pPr>
+      <w:r>
+        <w:t xml:space="preserve">9.2 Capítulo II — Princípios</w:t>
+      </w:r>
+    </w:p>
+    <w:p>
+      <w:pPr>
+        <w:numPr>
+          <w:ilvl w:val="0"/>
+          <w:numId w:val="1024"/>
+        </w:numPr>
+        <w:pStyle w:val="Heading2"/>
+      </w:pPr>
+      <w:bookmarkStart w:id="51" w:name="art.-art.-art.-art.-1"/>
+      <w:r>
+        <w:t xml:space="preserve">Art.** Art.** Art.** Art.</w:t>
+      </w:r>
+      <w:bookmarkEnd w:id="51"/>
+    </w:p>
+    <w:p>
+      <w:pPr>
+        <w:numPr>
+          <w:ilvl w:val="0"/>
+          <w:numId w:val="1000"/>
+        </w:numPr>
         <w:pStyle w:val="Compact"/>
-        <w:numPr>
-          <w:ilvl w:val="0"/>
-          <w:numId w:val="1022"/>
-        </w:numPr>
-      </w:pPr>
-      <w:r>
-        <w:t xml:space="preserve">Um guia de trabalho conciso para todos os 99 artigos GDPR. Use o texto legal oficial para uma análise jurídica real.*</w:t>
+      </w:pPr>
+      <w:r>
+        <w:t xml:space="preserve">5 Princípios relativos ao processamento Requer legalidade, justiça, transparência, limitação de propósito, minimização, precisão, limites de armazenamento, segurança e responsabilização. □ Mapear cada finalidade, tipo de dados, base legal, salvaguarda e prova. ROPA, registro de base legal, consentimento ou prova de exceção</w:t>
+      </w:r>
+      <w:r>
+        <w:t xml:space="preserve"> </w:t>
+      </w:r>
+      <w:r>
+        <w:t xml:space="preserve">6 . . Legalidade do processamento . Requer pelo menos uma base legal válida para cada finalidade de processamento. □ Mapear cada finalidade, tipo de dados, base legal, salvaguarda e prova. ROPA, registro de base legal, consentimento ou prova de exceção</w:t>
+      </w:r>
+      <w:r>
+        <w:t xml:space="preserve"> </w:t>
+      </w:r>
+      <w:r>
+        <w:t xml:space="preserve">O consentimento deve ser demonstrável, claro, separado quando apropriado, e tão fácil de retirar como dar. □ Mapear cada finalidade, tipo de dados, base legal, salvaguarda e prova. ROPA, registro de base legal, consentimento ou prova de exceção</w:t>
+      </w:r>
+      <w:r>
+        <w:t xml:space="preserve"> </w:t>
+      </w:r>
+      <w:r>
+        <w:t xml:space="preserve">O consentimento das crianças para os serviços de informação-sociedade define regras para o consentimento de uma criança em determinados serviços em linha e permite aos Estados-Membros fixar a idade de 13 a 16. □ Mapear cada finalidade, tipo de dados, base legal, salvaguarda e prova. ROPA, registro de base legal, consentimento ou prova de exceção</w:t>
+      </w:r>
+      <w:r>
+        <w:t xml:space="preserve"> </w:t>
+      </w:r>
+      <w:r>
+        <w:t xml:space="preserve">.9 . Categorias especiais de dados pessoais .Geralmente, proíbe o processamento de dados sensíveis a menos que uma exceção listada se aplique. □ Mapear cada finalidade, tipo de dados, base legal, salvaguarda e prova. ROPA, registro de base legal, consentimento ou prova de exceção</w:t>
+      </w:r>
+      <w:r>
+        <w:t xml:space="preserve"> </w:t>
+      </w:r>
+      <w:r>
+        <w:t xml:space="preserve">10 □ Dados de condenação criminal e de delito □ Limita este processamento a autoridade oficial ou processamento autorizado por lei com salvaguardas. □ Mapear cada finalidade, tipo de dados, base legal, salvaguarda e prova. ROPA, registro de base legal, consentimento ou prova de exceção</w:t>
+      </w:r>
+      <w:r>
+        <w:t xml:space="preserve"> </w:t>
+      </w:r>
+      <w:r>
+        <w:t xml:space="preserve">O processamento não requer identificação Não requer manter dados de identificação extra apenas para cumprir quando a identificação não é necessária. □ Mapear cada finalidade, tipo de dados, base legal, salvaguarda e prova. ROPA, registro de base legal, consentimento ou prova de exceção</w:t>
       </w:r>
     </w:p>
     <w:p>
@@ -3381,65 +3522,248 @@
         <w:pStyle w:val="FirstParagraph"/>
       </w:pPr>
       <w:r>
-        <w:t xml:space="preserve">Como ler este capítulo: ** A tabela explica cada artigo em linguagem simples. As colunas de ação e evidência do gerente são pontos de partida práticos, não uma opinião jurídica completa. □</w:t>
-      </w:r>
-      <w:r>
-        <w:t xml:space="preserve"> </w:t>
-      </w:r>
-      <w:r>
-        <w:t xml:space="preserve">□————————————————————————————————————————————————————————————————————————————————————————————————-</w:t>
-      </w:r>
-    </w:p>
-    <w:p>
-      <w:pPr>
-        <w:pStyle w:val="BodyText"/>
-      </w:pPr>
-      <w:r>
-        <w:t xml:space="preserve">9.1 Capítulo I — Disposições gerais</w:t>
-      </w:r>
-    </w:p>
-    <w:p>
-      <w:pPr>
+        <w:t xml:space="preserve">9.3 Capítulo III — Direitos do titular dos dados</w:t>
+      </w:r>
+    </w:p>
+    <w:p>
+      <w:pPr>
+        <w:numPr>
+          <w:ilvl w:val="0"/>
+          <w:numId w:val="1025"/>
+        </w:numPr>
         <w:pStyle w:val="Heading2"/>
-        <w:numPr>
-          <w:ilvl w:val="0"/>
-          <w:numId w:val="1023"/>
-        </w:numPr>
-      </w:pPr>
-      <w:bookmarkStart w:id="39" w:name="art.-art.-art.-art."/>
+      </w:pPr>
+      <w:bookmarkStart w:id="52" w:name="art.-art.-art.-art.-2"/>
       <w:r>
         <w:t xml:space="preserve">Art.** Art.** Art.** Art.</w:t>
       </w:r>
-      <w:bookmarkEnd w:id="39"/>
-    </w:p>
-    <w:p>
-      <w:pPr>
+      <w:bookmarkEnd w:id="52"/>
+    </w:p>
+    <w:p>
+      <w:pPr>
+        <w:numPr>
+          <w:ilvl w:val="0"/>
+          <w:numId w:val="1000"/>
+        </w:numPr>
         <w:pStyle w:val="Compact"/>
+      </w:pPr>
+      <w:r>
+        <w:t xml:space="preserve">. 12 . Informação transparente, comunicação e modalidades . Requer avisos claros e métodos práticos para que as pessoas exerçam direitos. □ Crie um processo de direitos rastreados com verificações de identidade, prazos, decisões e entrega segura. □ Aviso, pedido de registro, verificação de identidade, pesquisa e resposta .</w:t>
+      </w:r>
+      <w:r>
+        <w:t xml:space="preserve"> </w:t>
+      </w:r>
+      <w:r>
+        <w:t xml:space="preserve">Informação recolhida do titular dos dados Listas informam informações a fornecer quando os dados pessoais provêm directamente da pessoa. □ Crie um processo de direitos rastreados com verificações de identidade, prazos, decisões e entrega segura. □ Aviso, pedido de registro, verificação de identidade, pesquisa e resposta .</w:t>
+      </w:r>
+      <w:r>
+        <w:t xml:space="preserve"> </w:t>
+      </w:r>
+      <w:r>
+        <w:t xml:space="preserve">Informação não obtida do titular dos dados Listas notam informações e timing quando os dados vêm de outra fonte. □ Crie um processo de direitos rastreados com verificações de identidade, prazos, decisões e entrega segura. □ Aviso, pedido de registro, verificação de identidade, pesquisa e resposta .</w:t>
+      </w:r>
+      <w:r>
+        <w:t xml:space="preserve"> </w:t>
+      </w:r>
+      <w:r>
+        <w:t xml:space="preserve">O direito de acesso , Vamos confirmar o processamento e obter informações e uma cópia de dados pessoais, sujeitos a limites. □ Crie um processo de direitos rastreados com verificações de identidade, prazos, decisões e entrega segura. □ Aviso, pedido de registro, verificação de identidade, pesquisa e resposta .</w:t>
+      </w:r>
+      <w:r>
+        <w:t xml:space="preserve"> </w:t>
+      </w:r>
+      <w:r>
+        <w:t xml:space="preserve">16 . Direito de rectificação . Vamos pessoas corrigir dados imprecisos e completar dados incompletos. □ Crie um processo de direitos rastreados com verificações de identidade, prazos, decisões e entrega segura. □ Aviso, pedido de registro, verificação de identidade, pesquisa e resposta .</w:t>
+      </w:r>
+      <w:r>
+        <w:t xml:space="preserve"> </w:t>
+      </w:r>
+      <w:r>
+        <w:t xml:space="preserve">O direito de apagamento requer exclusão em situações listadas, sujeitas a exceções legais. □ Crie um processo de direitos rastreados com verificações de identidade, prazos, decisões e entrega segura. □ Aviso, pedido de registro, verificação de identidade, pesquisa e resposta .</w:t>
+      </w:r>
+      <w:r>
+        <w:t xml:space="preserve"> </w:t>
+      </w:r>
+      <w:r>
+        <w:t xml:space="preserve">O direito de restrição de processamento . Vamos limitar o processamento de pessoas enquanto certos problemas são verificados. □ Crie um processo de direitos rastreados com verificações de identidade, prazos, decisões e entrega segura. □ Aviso, pedido de registro, verificação de identidade, pesquisa e resposta .</w:t>
+      </w:r>
+      <w:r>
+        <w:t xml:space="preserve"> </w:t>
+      </w:r>
+      <w:r>
+        <w:t xml:space="preserve">Notificação sobre a retificação, apagamento ou restrição □ Crie um processo de direitos rastreados com verificações de identidade, prazos, decisões e entrega segura. □ Aviso, pedido de registro, verificação de identidade, pesquisa e resposta .</w:t>
+      </w:r>
+      <w:r>
+        <w:t xml:space="preserve"> </w:t>
+      </w:r>
+      <w:r>
+        <w:t xml:space="preserve">O direito à portabilidade de dados . Fornece certos dados em um formato estruturado, comumente usado, legível por máquina quando as condições se aplicam. □ Crie um processo de direitos rastreados com verificações de identidade, prazos, decisões e entrega segura. □ Aviso, pedido de registro, verificação de identidade, pesquisa e resposta .</w:t>
+      </w:r>
+      <w:r>
+        <w:t xml:space="preserve"> </w:t>
+      </w:r>
+      <w:r>
+        <w:t xml:space="preserve">O direito de se opor Vamos pessoas objetar a alguma tarefa pública, interesse legítimo, pesquisa e processamento de marketing direto. □ Crie um processo de direitos rastreados com verificações de identidade, prazos, decisões e entrega segura. □ Aviso, pedido de registro, verificação de identidade, pesquisa e resposta .</w:t>
+      </w:r>
+      <w:r>
+        <w:t xml:space="preserve"> </w:t>
+      </w:r>
+      <w:r>
+        <w:t xml:space="preserve">□ 22 □ Tomada de decisão e perfil automatizados Fornece salvaguardas contra certas decisões exclusivamente automatizadas com efeitos jurídicos ou igualmente significativos. □ Crie um processo de direitos rastreados com verificações de identidade, prazos, decisões e entrega segura. □ Aviso, pedido de registro, verificação de identidade, pesquisa e resposta .</w:t>
+      </w:r>
+      <w:r>
+        <w:t xml:space="preserve"> </w:t>
+      </w:r>
+      <w:r>
+        <w:t xml:space="preserve">23 Restrições O direito da União ou dos Estados-Membros só pode restringir os direitos listados quando forem cumpridas as garantias e condições legais. □ Crie um processo de direitos rastreados com verificações de identidade, prazos, decisões e entrega segura. □ Aviso, pedido de registro, verificação de identidade, pesquisa e resposta .</w:t>
+      </w:r>
+    </w:p>
+    <w:bookmarkStart w:id="61" w:name="capítulo-iv-controlador-e-processador"/>
+    <w:p>
+      <w:pPr>
+        <w:pStyle w:val="Heading2"/>
+      </w:pPr>
+      <w:r>
+        <w:t xml:space="preserve">9.4 Capítulo IV — Controlador e processador</w:t>
+      </w:r>
+    </w:p>
+    <w:p>
+      <w:pPr>
+        <w:numPr>
+          <w:ilvl w:val="0"/>
+          <w:numId w:val="1026"/>
+        </w:numPr>
+        <w:pStyle w:val="Heading2"/>
+      </w:pPr>
+      <w:bookmarkStart w:id="53" w:name="art.-art.-art.-art.-3"/>
+      <w:r>
+        <w:t xml:space="preserve">Art.** Art.** Art.** Art.</w:t>
+      </w:r>
+      <w:bookmarkEnd w:id="53"/>
+    </w:p>
+    <w:p>
+      <w:pPr>
         <w:numPr>
           <w:ilvl w:val="0"/>
           <w:numId w:val="1000"/>
         </w:numPr>
-      </w:pPr>
-      <w:r>
-        <w:t xml:space="preserve">Objecto e objectivos O regulamento define o objectivo: proteger as pessoas e permitir a circulação legal de dados pessoais. Confirmar aplicabilidade, escopo e definições; documentar a decisão. Memo de escopo, mapa de serviço, mapa de dados</w:t>
-      </w:r>
-      <w:r>
-        <w:t xml:space="preserve"> </w:t>
-      </w:r>
-      <w:r>
-        <w:t xml:space="preserve">• 2 • Âmbito material • Explica qual o processamento manual automatizado e estruturado e quais as atividades excluídas. Confirmar aplicabilidade, escopo e definições; documentar a decisão. Memo de escopo, mapa de serviço, mapa de dados</w:t>
-      </w:r>
-      <w:r>
-        <w:t xml:space="preserve"> </w:t>
-      </w:r>
-      <w:r>
-        <w:t xml:space="preserve">O âmbito territorial pode aplicar-se aos estabelecimentos da UE e a algumas organizações fora da UE que ofereçam bens ou serviços a pessoas na UE ou que as acompanhem. Confirmar aplicabilidade, escopo e definições; documentar a decisão. □ Memo de escopo, mapa de serviço, mapa de dados</w:t>
-      </w:r>
-      <w:r>
-        <w:t xml:space="preserve"> </w:t>
-      </w:r>
-      <w:r>
-        <w:t xml:space="preserve">4 Definições Define dados pessoais, processamento, controlador, processador, consentimento, violação, perfilamento e outros termos-chave. Confirmar aplicabilidade, escopo e definições; documentar a decisão. Memo de escopo, mapa de serviço, mapa de dados</w:t>
+        <w:pStyle w:val="Compact"/>
+      </w:pPr>
+      <w:r>
+        <w:t xml:space="preserve">24 . . Responsabilidade do controlador . Requer medidas baseadas em risco e prova de que o processamento cumpre. □ Atribuir funções, contratos, instruções, registros e prestação de contas. Políticas, RACI, contratos, instruções, ROPA</w:t>
+      </w:r>
+      <w:r>
+        <w:t xml:space="preserve"> </w:t>
+      </w:r>
+      <w:r>
+        <w:t xml:space="preserve">A proteção de dados por design e por padrão requer salvaguardas de privacidade no design do sistema e configurações padrão de proteção de privacidade. □ Atribuir funções, contratos, instruções, registros e prestação de contas. Políticas, RACI, contratos, instruções, ROPA</w:t>
+      </w:r>
+      <w:r>
+        <w:t xml:space="preserve"> </w:t>
+      </w:r>
+      <w:r>
+        <w:t xml:space="preserve">Os controladores conjuntos são necessários para definir as responsabilidades de forma transparente e fornecer a essência do arranjo às pessoas. □ Atribuir funções, contratos, instruções, registros e prestação de contas. Políticas, RACI, contratos, instruções, ROPA</w:t>
+      </w:r>
+      <w:r>
+        <w:t xml:space="preserve"> </w:t>
+      </w:r>
+      <w:r>
+        <w:t xml:space="preserve">Os representantes fora da União exigem que alguns controladores e processadores não comunitários nomeiem um representante da UE, com as excepções indicadas. □ Atribuir funções, contratos, instruções, registros e prestação de contas. Políticas, RACI, contratos, instruções, ROPA</w:t>
+      </w:r>
+      <w:r>
+        <w:t xml:space="preserve"> </w:t>
+      </w:r>
+      <w:r>
+        <w:t xml:space="preserve">O processador é um processador que requer processadores adequados e contratos detalhados ou outros atos legais que regem o processamento. □ Atribuir funções, contratos, instruções, registros e responsabilidade. Políticas, RACI, contratos, instruções, ROPA</w:t>
+      </w:r>
+      <w:r>
+        <w:t xml:space="preserve"> </w:t>
+      </w:r>
+      <w:r>
+        <w:t xml:space="preserve">O processamento sob a autoridade do pessoal e dos processadores limita as instruções a menos que a lei exija o contrário. □ Atribuir funções, contratos, instruções, registros e prestação de contas. Políticas, RACI, contratos, instruções, ROPA</w:t>
+      </w:r>
+      <w:r>
+        <w:t xml:space="preserve"> </w:t>
+      </w:r>
+      <w:r>
+        <w:t xml:space="preserve">O registro das atividades de processamento requer registros de controladores e processadores, com uma exceção limitada de pequena organização que muitas vezes não se aplica. □ Atribuir funções, contratos, instruções, registros e prestação de contas. Políticas, RACI, contratos, instruções, ROPA</w:t>
+      </w:r>
+      <w:r>
+        <w:t xml:space="preserve"> </w:t>
+      </w:r>
+      <w:r>
+        <w:t xml:space="preserve">A cooperação com a autoridade de supervisão requer cooperação com o regulador quando solicitado. □ Atribuir funções, contratos, instruções, registros e prestação de contas. Políticas, RACI, contratos, instruções, ROPA</w:t>
+      </w:r>
+      <w:r>
+        <w:t xml:space="preserve"> </w:t>
+      </w:r>
+      <w:r>
+        <w:t xml:space="preserve">A segurança do processamento requer segurança adequada ao risco, incluindo resiliência, restauração, testes e medidas como criptografia quando apropriado. □ Operar a segurança baseada no risco e um processo de violação-resposta testado. □ Avaliação de risco, controles, logs, incidente e registro de violação</w:t>
+      </w:r>
+      <w:r>
+        <w:t xml:space="preserve"> </w:t>
+      </w:r>
+      <w:r>
+        <w:t xml:space="preserve">Notificação de uma violação à autoridade de supervisão □ Operar a segurança baseada no risco e um processo de violação-resposta testado. □ Avaliação de risco, controles, logs, incidente e registro de violação</w:t>
+      </w:r>
+      <w:r>
+        <w:t xml:space="preserve"> </w:t>
+      </w:r>
+      <w:r>
+        <w:t xml:space="preserve">A comunicação de uma violação ao titular dos dados requer aviso às pessoas afetadas quando uma violação é susceptível de criar alto risco, sujeito a exceções. □ Operar a segurança baseada no risco e um processo de violação-resposta testado. □ Avaliação de risco, controles, logs, incidente e registro de violação</w:t>
+      </w:r>
+      <w:r>
+        <w:t xml:space="preserve"> </w:t>
+      </w:r>
+      <w:r>
+        <w:t xml:space="preserve">A avaliação do impacto da proteção de dados requer um DPIA antes do processamento provável de criar alto risco. □ Tela de trabalho de alto risco, suporte o DPO e consulte quando necessário. Tela do DPIA, DPIA, registro do DPO, arquivo de consulta</w:t>
+      </w:r>
+      <w:r>
+        <w:t xml:space="preserve"> </w:t>
+      </w:r>
+      <w:r>
+        <w:t xml:space="preserve">Consulta prévia (36 ) Requer consultar a autoridade antes de processar quando um DPIA apresenta risco elevado. □ Tela de trabalho de alto risco, suporte o DPO e consulte quando necessário. Tela do DPIA, DPIA, registro do DPO, arquivo de consulta</w:t>
+      </w:r>
+      <w:r>
+        <w:t xml:space="preserve"> </w:t>
+      </w:r>
+      <w:r>
+        <w:t xml:space="preserve">• 37 • Designação do responsável pela protecção de dados • Listas quando um DPO deve ser nomeado e permite a nomeação voluntária. □ Tela trabalho de alto risco, suporte o DPO, e consulte quando necessário. Tela do DPIA, DPIA, registro do DPO, arquivo de consulta</w:t>
+      </w:r>
+      <w:r>
+        <w:t xml:space="preserve"> </w:t>
+      </w:r>
+      <w:r>
+        <w:t xml:space="preserve">Posição 38 do oficial de proteção de dados Protege a independência do DPO, acesso, recursos e relatórios diretos. □ Tela trabalho de alto risco, suporte o DPO, e consulte quando necessário. Tela do DPIA, DPIA, registro do DPO, arquivo de consulta</w:t>
+      </w:r>
+      <w:r>
+        <w:t xml:space="preserve"> </w:t>
+      </w:r>
+      <w:r>
+        <w:t xml:space="preserve">As tarefas do oficial de proteção de dados Lista conselhos, monitoramento, DPIA, cooperação e funções de contato com reguladores. □ Tela de trabalho de alto risco, suporte o DPO e consulte quando necessário. Tela do DPIA, DPIA, registro do DPO, arquivo de consulta</w:t>
+      </w:r>
+      <w:r>
+        <w:t xml:space="preserve"> </w:t>
+      </w:r>
+      <w:r>
+        <w:t xml:space="preserve">Códigos de conduta . Permite códigos de setor para ajudar a aplicar os requisitos GDPR. □ Use códigos ou certificação apenas com escopo claro, supervisão e prova. □ Código ou âmbito de certificação, monitorização e conclusões</w:t>
+      </w:r>
+      <w:r>
+        <w:t xml:space="preserve"> </w:t>
+      </w:r>
+      <w:r>
+        <w:t xml:space="preserve">O monitoramento de códigos aprovados define os requisitos para os organismos que monitoram o cumprimento dos códigos aprovados. □ Use códigos ou certificação apenas com escopo claro, supervisão e prova. □ Código ou âmbito de certificação, monitorização e conclusões</w:t>
+      </w:r>
+      <w:r>
+        <w:t xml:space="preserve"> </w:t>
+      </w:r>
+      <w:r>
+        <w:t xml:space="preserve">□ 42 □ Certificação □ Permite mecanismos voluntários de certificação, selos e marcas sem reduzir a responsabilidade do controlador ou processador. □ Use códigos ou certificação apenas com escopo claro, supervisão e prova. □ Código ou âmbito de certificação, monitorização e conclusões</w:t>
+      </w:r>
+      <w:r>
+        <w:t xml:space="preserve"> </w:t>
+      </w:r>
+      <w:r>
+        <w:t xml:space="preserve">Os organismos de certificação definem os requisitos de acreditação e de funcionamento dos organismos de certificação. □ Use códigos ou certificação apenas com escopo claro, supervisão e prova. □ Código ou âmbito de certificação, monitorização e conclusões</w:t>
       </w:r>
     </w:p>
     <w:p>
@@ -3447,69 +3771,151 @@
         <w:pStyle w:val="FirstParagraph"/>
       </w:pPr>
       <w:r>
-        <w:t xml:space="preserve">9.2 Capítulo II — Princípios</w:t>
-      </w:r>
-    </w:p>
-    <w:p>
-      <w:pPr>
+        <w:t xml:space="preserve">9.5 Capítulo V — Transferências para países terceiros ou organizações internacionais</w:t>
+      </w:r>
+    </w:p>
+    <w:p>
+      <w:pPr>
+        <w:numPr>
+          <w:ilvl w:val="0"/>
+          <w:numId w:val="1027"/>
+        </w:numPr>
         <w:pStyle w:val="Heading2"/>
-        <w:numPr>
-          <w:ilvl w:val="0"/>
-          <w:numId w:val="1024"/>
-        </w:numPr>
-      </w:pPr>
-      <w:bookmarkStart w:id="40" w:name="art.-art.-art.-art.-1"/>
+      </w:pPr>
+      <w:bookmarkStart w:id="54" w:name="art.-art.-art.-art.-4"/>
       <w:r>
         <w:t xml:space="preserve">Art.** Art.** Art.** Art.</w:t>
       </w:r>
-      <w:bookmarkEnd w:id="40"/>
-    </w:p>
-    <w:p>
-      <w:pPr>
+      <w:bookmarkEnd w:id="54"/>
+    </w:p>
+    <w:p>
+      <w:pPr>
+        <w:numPr>
+          <w:ilvl w:val="0"/>
+          <w:numId w:val="1000"/>
+        </w:numPr>
         <w:pStyle w:val="Compact"/>
+      </w:pPr>
+      <w:r>
+        <w:t xml:space="preserve">O princípio geral para as transferências requer as condições do Capítulo V para as transferências, preservando todas as outras obrigações GDPR. O mapa de transferências e validação da ferramenta de transferência legal e salvaguardas. Mapa de transferência, arquivo de adequação/SCC/BCR, avaliação e salvaguardas</w:t>
+      </w:r>
+      <w:r>
+        <w:t xml:space="preserve"> </w:t>
+      </w:r>
+      <w:r>
+        <w:t xml:space="preserve">As transferências baseadas numa decisão de adequação permitem transferências em que a Comissão reconhece uma protecção adequada. O mapa de transferências e validação da ferramenta de transferência legal e salvaguardas. Mapa de transferência, arquivo de adequação/SCC/BCR, avaliação e salvaguardas</w:t>
+      </w:r>
+      <w:r>
+        <w:t xml:space="preserve"> </w:t>
+      </w:r>
+      <w:r>
+        <w:t xml:space="preserve">As transferências sujeitas a salvaguardas adequadas permitem transferências utilizando salvaguardas como SCCs ou BCRs com direitos e remédios aplicáveis. O mapa de transferências e validação da ferramenta de transferência legal e salvaguardas. Mapa de transferência, arquivo de adequação/SCC/BCR, avaliação e salvaguardas</w:t>
+      </w:r>
+      <w:r>
+        <w:t xml:space="preserve"> </w:t>
+      </w:r>
+      <w:r>
+        <w:t xml:space="preserve">. 47 . . Regras corporativas vinculantes . Define requisitos de aprovação e conteúdo para BCRs dentro de grupos corporativos. O mapa de transferências e validação da ferramenta de transferência legal e salvaguardas. Mapa de transferência, arquivo de adequação/SCC/BCR, avaliação e salvaguardas</w:t>
+      </w:r>
+      <w:r>
+        <w:t xml:space="preserve"> </w:t>
+      </w:r>
+      <w:r>
+        <w:t xml:space="preserve">As transferências ou divulgações não autorizadas pelo direito da União , por si só, não são uma base de transferência, a menos que sejam apoiadas por um acordo internacional aplicável. O mapa de transferências e validação da ferramenta de transferência legal e salvaguardas. Mapa de transferência, arquivo de adequação/SCC/BCR, avaliação e salvaguardas</w:t>
+      </w:r>
+      <w:r>
+        <w:t xml:space="preserve"> </w:t>
+      </w:r>
+      <w:r>
+        <w:t xml:space="preserve">. 49 . Derrogações para situações específicas . Fornece exceções e condições de transferência estreitas quando a adequação ou salvaguardas não estão disponíveis. O mapa de transferências e validação da ferramenta de transferência legal e salvaguardas. Mapa de transferência, arquivo de adequação/SCC/BCR, avaliação e salvaguardas</w:t>
+      </w:r>
+      <w:r>
+        <w:t xml:space="preserve"> </w:t>
+      </w:r>
+      <w:r>
+        <w:t xml:space="preserve">• Cooperação internacional • Incentivar a cooperação com países e organizações não comunitários em matéria de aplicação da privacidade. O mapa de transferências e validação da ferramenta de transferência legal e salvaguardas. Mapa de transferência, arquivo de adequação/SCC/BCR, avaliação e salvaguardas</w:t>
+      </w:r>
+    </w:p>
+    <w:p>
+      <w:pPr>
+        <w:pStyle w:val="FirstParagraph"/>
+      </w:pPr>
+      <w:r>
+        <w:t xml:space="preserve">9.6 Capítulo VI — Autoridades de supervisão independentes</w:t>
+      </w:r>
+    </w:p>
+    <w:p>
+      <w:pPr>
+        <w:numPr>
+          <w:ilvl w:val="0"/>
+          <w:numId w:val="1028"/>
+        </w:numPr>
+        <w:pStyle w:val="Heading2"/>
+      </w:pPr>
+      <w:bookmarkStart w:id="55" w:name="art.-art.-art.-art.-5"/>
+      <w:r>
+        <w:t xml:space="preserve">Art.** Art.** Art.** Art.</w:t>
+      </w:r>
+      <w:bookmarkEnd w:id="55"/>
+    </w:p>
+    <w:p>
+      <w:pPr>
         <w:numPr>
           <w:ilvl w:val="0"/>
           <w:numId w:val="1000"/>
         </w:numPr>
-      </w:pPr>
-      <w:r>
-        <w:t xml:space="preserve">5 Princípios relativos ao processamento Requer legalidade, justiça, transparência, limitação de propósito, minimização, precisão, limites de armazenamento, segurança e responsabilização. □ Mapear cada finalidade, tipo de dados, base legal, salvaguarda e prova. ROPA, registro de base legal, consentimento ou prova de exceção</w:t>
-      </w:r>
-      <w:r>
-        <w:t xml:space="preserve"> </w:t>
-      </w:r>
-      <w:r>
-        <w:t xml:space="preserve">6 . . Legalidade do processamento . Requer pelo menos uma base legal válida para cada finalidade de processamento. □ Mapear cada finalidade, tipo de dados, base legal, salvaguarda e prova. ROPA, registro de base legal, consentimento ou prova de exceção</w:t>
-      </w:r>
-      <w:r>
-        <w:t xml:space="preserve"> </w:t>
-      </w:r>
-      <w:r>
-        <w:t xml:space="preserve">O consentimento deve ser demonstrável, claro, separado quando apropriado, e tão fácil de retirar como dar. □ Mapear cada finalidade, tipo de dados, base legal, salvaguarda e prova. ROPA, registro de base legal, consentimento ou prova de exceção</w:t>
-      </w:r>
-      <w:r>
-        <w:t xml:space="preserve"> </w:t>
-      </w:r>
-      <w:r>
-        <w:t xml:space="preserve">O consentimento das crianças para os serviços de informação-sociedade define regras para o consentimento de uma criança em determinados serviços em linha e permite aos Estados-Membros fixar a idade de 13 a 16. □ Mapear cada finalidade, tipo de dados, base legal, salvaguarda e prova. ROPA, registro de base legal, consentimento ou prova de exceção</w:t>
-      </w:r>
-      <w:r>
-        <w:t xml:space="preserve"> </w:t>
-      </w:r>
-      <w:r>
-        <w:t xml:space="preserve">.9 . Categorias especiais de dados pessoais .Geralmente, proíbe o processamento de dados sensíveis a menos que uma exceção listada se aplique. □ Mapear cada finalidade, tipo de dados, base legal, salvaguarda e prova. ROPA, registro de base legal, consentimento ou prova de exceção</w:t>
-      </w:r>
-      <w:r>
-        <w:t xml:space="preserve"> </w:t>
-      </w:r>
-      <w:r>
-        <w:t xml:space="preserve">10 □ Dados de condenação criminal e de delito □ Limita este processamento a autoridade oficial ou processamento autorizado por lei com salvaguardas. □ Mapear cada finalidade, tipo de dados, base legal, salvaguarda e prova. ROPA, registro de base legal, consentimento ou prova de exceção</w:t>
-      </w:r>
-      <w:r>
-        <w:t xml:space="preserve"> </w:t>
-      </w:r>
-      <w:r>
-        <w:t xml:space="preserve">O processamento não requer identificação Não requer manter dados de identificação extra apenas para cumprir quando a identificação não é necessária. □ Mapear cada finalidade, tipo de dados, base legal, salvaguarda e prova. ROPA, registro de base legal, consentimento ou prova de exceção</w:t>
+        <w:pStyle w:val="Compact"/>
+      </w:pPr>
+      <w:r>
+        <w:t xml:space="preserve">A autoridade de supervisão exige que cada Estado-Membro forneça uma ou mais autoridades públicas independentes. □ Conhecer o regulador, o caminho da cooperação e os registos necessários para as questões transfronteiriças. □ Correspondência da autoridade, processo, registo de cooperação</w:t>
+      </w:r>
+      <w:r>
+        <w:t xml:space="preserve"> </w:t>
+      </w:r>
+      <w:r>
+        <w:t xml:space="preserve">A independência requer que as autoridades e seus membros ajam de forma independente e sem instrução externa. □ Conhecer o regulador, o caminho da cooperação e os registos necessários para as questões transfronteiriças. □ Correspondência da autoridade, processo, registo de cooperação</w:t>
+      </w:r>
+      <w:r>
+        <w:t xml:space="preserve"> </w:t>
+      </w:r>
+      <w:r>
+        <w:t xml:space="preserve">As condições gerais para os membros são definidas como condições de nomeação, qualificação e conduta para os membros da autoridade. □ Conhecer o regulador, o caminho da cooperação e os registos necessários para as questões transfronteiriças. □ Correspondência da autoridade, processo, registo de cooperação</w:t>
+      </w:r>
+      <w:r>
+        <w:t xml:space="preserve"> </w:t>
+      </w:r>
+      <w:r>
+        <w:t xml:space="preserve">As regras relativas ao estabelecimento exigem que o direito dos Estados-Membros defina o estabelecimento, os poderes, os termos e as regras conexas. □ Conhecer o regulador, o caminho da cooperação e os registos necessários para as questões transfronteiriças. □ Correspondência da autoridade, processo, registo de cooperação</w:t>
+      </w:r>
+      <w:r>
+        <w:t xml:space="preserve"> </w:t>
+      </w:r>
+      <w:r>
+        <w:t xml:space="preserve">A autoridade geral de cada autoridade de supervisão no seu território define a competência . □ Conhecer o regulador, o caminho da cooperação e os registos necessários para as questões transfronteiriças. □ Correspondência da autoridade, processo, registo de cooperação</w:t>
+      </w:r>
+      <w:r>
+        <w:t xml:space="preserve"> </w:t>
+      </w:r>
+      <w:r>
+        <w:t xml:space="preserve">A autoridade supervisora principal define as regras de autoridade responsável pelo tratamento transfronteiras. □ Conhecer o regulador, o caminho da cooperação e os registos necessários para as questões transfronteiriças. □ Correspondência da autoridade, processo, registo de cooperação</w:t>
+      </w:r>
+      <w:r>
+        <w:t xml:space="preserve"> </w:t>
+      </w:r>
+      <w:r>
+        <w:t xml:space="preserve">57 tarefas Lista funções de regulador, incluindo monitoramento, conscientização, reclamações, investigações e orientação. □ Conhecer o regulador, o caminho da cooperação e os registos necessários para as questões transfronteiriças. □ Correspondência da autoridade, processo, registo de cooperação</w:t>
+      </w:r>
+      <w:r>
+        <w:t xml:space="preserve"> </w:t>
+      </w:r>
+      <w:r>
+        <w:t xml:space="preserve">58 Poderes Listas poderes investigativos, corretivos, de autorização e consultivos. □ Conhecer o regulador, o caminho da cooperação e os registos necessários para as questões transfronteiriças. □ Correspondência da autoridade, processo, registo de cooperação</w:t>
+      </w:r>
+      <w:r>
+        <w:t xml:space="preserve"> </w:t>
+      </w:r>
+      <w:r>
+        <w:t xml:space="preserve">( 59 ) Relatórios de actividade ( 59 ) Requer relatórios públicos anuais das autoridades de supervisão. □ Conhecer o regulador, o caminho da cooperação e os registos necessários para as questões transfronteiriças. □ Correspondência da autoridade, processo, registo de cooperação</w:t>
       </w:r>
     </w:p>
     <w:p>
@@ -3517,248 +3923,390 @@
         <w:pStyle w:val="FirstParagraph"/>
       </w:pPr>
       <w:r>
-        <w:t xml:space="preserve">9.3 Capítulo III — Direitos do titular dos dados</w:t>
-      </w:r>
-    </w:p>
-    <w:p>
-      <w:pPr>
+        <w:t xml:space="preserve">9.7 Capítulo VII — Cooperação e coerência</w:t>
+      </w:r>
+    </w:p>
+    <w:p>
+      <w:pPr>
+        <w:numPr>
+          <w:ilvl w:val="0"/>
+          <w:numId w:val="1029"/>
+        </w:numPr>
         <w:pStyle w:val="Heading2"/>
-        <w:numPr>
-          <w:ilvl w:val="0"/>
-          <w:numId w:val="1025"/>
-        </w:numPr>
-      </w:pPr>
-      <w:bookmarkStart w:id="41" w:name="art.-art.-art.-art.-2"/>
+      </w:pPr>
+      <w:bookmarkStart w:id="56" w:name="art.-art.-art.-art.-6"/>
       <w:r>
         <w:t xml:space="preserve">Art.** Art.** Art.** Art.</w:t>
       </w:r>
-      <w:bookmarkEnd w:id="41"/>
-    </w:p>
-    <w:p>
-      <w:pPr>
+      <w:bookmarkEnd w:id="56"/>
+    </w:p>
+    <w:p>
+      <w:pPr>
+        <w:numPr>
+          <w:ilvl w:val="0"/>
+          <w:numId w:val="1000"/>
+        </w:numPr>
         <w:pStyle w:val="Compact"/>
+      </w:pPr>
+      <w:r>
+        <w:t xml:space="preserve">A cooperação entre as autoridades responsáveis e as autoridades interessadas cria o processo de cooperação para casos transfronteiriços. Conheça o regulador, caminho de cooperação e registros necessários para questões transfronteiriças. □ Correspondência da autoridade, processo, registo de cooperação</w:t>
+      </w:r>
+      <w:r>
+        <w:t xml:space="preserve"> </w:t>
+      </w:r>
+      <w:r>
+        <w:t xml:space="preserve">A assistência mútua requer que as autoridades forneçam informações e assistência relevantes umas às outras. □ Conhecer o regulador, o caminho da cooperação e os registos necessários para as questões transfronteiriças. □ Correspondência da autoridade, processo, registo de cooperação</w:t>
+      </w:r>
+      <w:r>
+        <w:t xml:space="preserve"> </w:t>
+      </w:r>
+      <w:r>
+        <w:t xml:space="preserve">As operações conjuntas permitem investigações conjuntas e trabalhos de execução. Conheça o regulador, caminho de cooperação e registros necessários para questões transfronteiriças. □ Correspondência da autoridade, processo, registo de cooperação</w:t>
+      </w:r>
+      <w:r>
+        <w:t xml:space="preserve"> </w:t>
+      </w:r>
+      <w:r>
+        <w:t xml:space="preserve">O mecanismo de coerência . Cria um processo para aplicação GDPR consistente em toda a UE. . Conheça o regulador, caminho de cooperação e registros necessários para questões transfronteiriças. □ Correspondência da autoridade, processo, registo de cooperação</w:t>
+      </w:r>
+      <w:r>
+        <w:t xml:space="preserve"> </w:t>
+      </w:r>
+      <w:r>
+        <w:t xml:space="preserve">Opinião do Conselho de Administração Lista as questões que exigem ou permitem um parecer da EDPB. □ Conhecer o regulador, o caminho da cooperação e os registos necessários para as questões transfronteiriças. □ Correspondência da autoridade, processo, registo de cooperação</w:t>
+      </w:r>
+      <w:r>
+        <w:t xml:space="preserve"> </w:t>
+      </w:r>
+      <w:r>
+        <w:t xml:space="preserve">• 65 • Resolução de litígios pelo Conselho de Administração • Permite decisões vinculativas da EDPB em litígios de autoridade específicos. Conheça o regulador, caminho de cooperação e registros necessários para questões transfronteiriças. □ Correspondência da autoridade, processo, registo de cooperação</w:t>
+      </w:r>
+      <w:r>
+        <w:t xml:space="preserve"> </w:t>
+      </w:r>
+      <w:r>
+        <w:t xml:space="preserve">O processo de urgência permite medidas provisórias ou finais urgentes e medidas urgentes da AEPD. Conheça o regulador, caminho de cooperação e registros necessários para questões transfronteiriças. □ Correspondência da autoridade, processo, registo de cooperação</w:t>
+      </w:r>
+      <w:r>
+        <w:t xml:space="preserve"> </w:t>
+      </w:r>
+      <w:r>
+        <w:t xml:space="preserve">O intercâmbio de informações permite à Comissão definir formas e procedimentos de intercâmbio de autoridades. Conheça o regulador, caminho de cooperação e registros necessários para questões transfronteiriças. □ Correspondência da autoridade, processo, registo de cooperação</w:t>
+      </w:r>
+      <w:r>
+        <w:t xml:space="preserve"> </w:t>
+      </w:r>
+      <w:r>
+        <w:t xml:space="preserve">O Conselho Europeu para a Protecção de Dados estabelece a AEPD como organismo da UE com personalidade jurídica. Conheça o regulador, caminho de cooperação e registros necessários para questões transfronteiriças. □ Correspondência da autoridade, processo, registo de cooperação</w:t>
+      </w:r>
+      <w:r>
+        <w:t xml:space="preserve"> </w:t>
+      </w:r>
+      <w:r>
+        <w:t xml:space="preserve">A independência do Conselho de Administração requer o desempenho independente das funções da EDPB. Conheça o regulador, caminho de cooperação e registros necessários para questões transfronteiriças. □ Correspondência da autoridade, processo, registo de cooperação</w:t>
+      </w:r>
+      <w:r>
+        <w:t xml:space="preserve"> </w:t>
+      </w:r>
+      <w:r>
+        <w:t xml:space="preserve">As tarefas do Conselho de Administração Listam as funções de orientação, coerência, disputa, acreditação e consultoria da EDPB. □ Conhecer o regulador, o caminho da cooperação e os registos necessários para as questões transfronteiriças. □ Correspondência da autoridade, processo, registo de cooperação</w:t>
+      </w:r>
+      <w:r>
+        <w:t xml:space="preserve"> </w:t>
+      </w:r>
+      <w:r>
+        <w:t xml:space="preserve">Relatórios □ Requer um relatório anual da EDPB sobre a protecção dos dados pessoais. □ Conhecer o regulador, o caminho da cooperação e os registos necessários para as questões transfronteiriças. □ Correspondência da autoridade, processo, registo de cooperação</w:t>
+      </w:r>
+      <w:r>
+        <w:t xml:space="preserve"> </w:t>
+      </w:r>
+      <w:r>
+        <w:t xml:space="preserve">. 72 . . Procedimento . . define as regras de votação da EDPB. Conheça o regulador, caminho de cooperação e registros necessários para questões transfronteiriças. □ Correspondência da autoridade, processo, registo de cooperação</w:t>
+      </w:r>
+      <w:r>
+        <w:t xml:space="preserve"> </w:t>
+      </w:r>
+      <w:r>
+        <w:t xml:space="preserve">. 73 . Cadeira . Requer eleição de uma cadeira e duas cadeiras de deputado. Conheça o regulador, caminho de cooperação e registros necessários para questões transfronteiriças. □ Correspondência da autoridade, processo, registo de cooperação</w:t>
+      </w:r>
+      <w:r>
+        <w:t xml:space="preserve"> </w:t>
+      </w:r>
+      <w:r>
+        <w:t xml:space="preserve">74 tarefas da cadeira Listas reunião, aviso, e funções de desempenho da cadeira. □ Conhecer o regulador, o caminho da cooperação e os registos necessários para as questões transfronteiriças. □ Correspondência da autoridade, processo, registo de cooperação</w:t>
+      </w:r>
+      <w:r>
+        <w:t xml:space="preserve"> </w:t>
+      </w:r>
+      <w:r>
+        <w:t xml:space="preserve">• 75 • Secretariado • Fornece um secretariado fornecido pela AEPD sob a direcção do presidente. □ Conhecer o regulador, o caminho da cooperação e os registos necessários para as questões transfronteiriças. □ Correspondência da autoridade, processo, registo de cooperação</w:t>
+      </w:r>
+      <w:r>
+        <w:t xml:space="preserve"> </w:t>
+      </w:r>
+      <w:r>
+        <w:t xml:space="preserve">. . 76 . . Confidencialidade . . Estabelece regras de confidencialidade para discussões do Conselho e acesso a documentos. . . Conhecer o regulador, caminho de cooperação e registros necessários para questões transfronteiriças. □ Correspondência da autoridade, processo, registo de cooperação</w:t>
+      </w:r>
+    </w:p>
+    <w:p>
+      <w:pPr>
+        <w:pStyle w:val="FirstParagraph"/>
+      </w:pPr>
+      <w:r>
+        <w:t xml:space="preserve">9.8 Capítulo VIII — Medidas corretivas, de responsabilidade e sanções</w:t>
+      </w:r>
+    </w:p>
+    <w:p>
+      <w:pPr>
+        <w:numPr>
+          <w:ilvl w:val="0"/>
+          <w:numId w:val="1030"/>
+        </w:numPr>
+        <w:pStyle w:val="Heading2"/>
+      </w:pPr>
+      <w:bookmarkStart w:id="57" w:name="art.-art.-art.-art.-7"/>
+      <w:r>
+        <w:t xml:space="preserve">Art.** Art.** Art.** Art.</w:t>
+      </w:r>
+      <w:bookmarkEnd w:id="57"/>
+    </w:p>
+    <w:p>
+      <w:pPr>
         <w:numPr>
           <w:ilvl w:val="0"/>
           <w:numId w:val="1000"/>
         </w:numPr>
-      </w:pPr>
-      <w:r>
-        <w:t xml:space="preserve">. 12 . Informação transparente, comunicação e modalidades . Requer avisos claros e métodos práticos para que as pessoas exerçam direitos. □ Crie um processo de direitos rastreados com verificações de identidade, prazos, decisões e entrega segura. □ Aviso, pedido de registro, verificação de identidade, pesquisa e resposta .</w:t>
-      </w:r>
-      <w:r>
-        <w:t xml:space="preserve"> </w:t>
-      </w:r>
-      <w:r>
-        <w:t xml:space="preserve">Informação recolhida do titular dos dados Listas informam informações a fornecer quando os dados pessoais provêm directamente da pessoa. □ Crie um processo de direitos rastreados com verificações de identidade, prazos, decisões e entrega segura. □ Aviso, pedido de registro, verificação de identidade, pesquisa e resposta .</w:t>
-      </w:r>
-      <w:r>
-        <w:t xml:space="preserve"> </w:t>
-      </w:r>
-      <w:r>
-        <w:t xml:space="preserve">Informação não obtida do titular dos dados Listas notam informações e timing quando os dados vêm de outra fonte. □ Crie um processo de direitos rastreados com verificações de identidade, prazos, decisões e entrega segura. □ Aviso, pedido de registro, verificação de identidade, pesquisa e resposta .</w:t>
-      </w:r>
-      <w:r>
-        <w:t xml:space="preserve"> </w:t>
-      </w:r>
-      <w:r>
-        <w:t xml:space="preserve">O direito de acesso , Vamos confirmar o processamento e obter informações e uma cópia de dados pessoais, sujeitos a limites. □ Crie um processo de direitos rastreados com verificações de identidade, prazos, decisões e entrega segura. □ Aviso, pedido de registro, verificação de identidade, pesquisa e resposta .</w:t>
-      </w:r>
-      <w:r>
-        <w:t xml:space="preserve"> </w:t>
-      </w:r>
-      <w:r>
-        <w:t xml:space="preserve">16 . Direito de rectificação . Vamos pessoas corrigir dados imprecisos e completar dados incompletos. □ Crie um processo de direitos rastreados com verificações de identidade, prazos, decisões e entrega segura. □ Aviso, pedido de registro, verificação de identidade, pesquisa e resposta .</w:t>
-      </w:r>
-      <w:r>
-        <w:t xml:space="preserve"> </w:t>
-      </w:r>
-      <w:r>
-        <w:t xml:space="preserve">O direito de apagamento requer exclusão em situações listadas, sujeitas a exceções legais. □ Crie um processo de direitos rastreados com verificações de identidade, prazos, decisões e entrega segura. □ Aviso, pedido de registro, verificação de identidade, pesquisa e resposta .</w:t>
-      </w:r>
-      <w:r>
-        <w:t xml:space="preserve"> </w:t>
-      </w:r>
-      <w:r>
-        <w:t xml:space="preserve">O direito de restrição de processamento . Vamos limitar o processamento de pessoas enquanto certos problemas são verificados. □ Crie um processo de direitos rastreados com verificações de identidade, prazos, decisões e entrega segura. □ Aviso, pedido de registro, verificação de identidade, pesquisa e resposta .</w:t>
-      </w:r>
-      <w:r>
-        <w:t xml:space="preserve"> </w:t>
-      </w:r>
-      <w:r>
-        <w:t xml:space="preserve">Notificação sobre a retificação, apagamento ou restrição □ Crie um processo de direitos rastreados com verificações de identidade, prazos, decisões e entrega segura. □ Aviso, pedido de registro, verificação de identidade, pesquisa e resposta .</w:t>
-      </w:r>
-      <w:r>
-        <w:t xml:space="preserve"> </w:t>
-      </w:r>
-      <w:r>
-        <w:t xml:space="preserve">O direito à portabilidade de dados . Fornece certos dados em um formato estruturado, comumente usado, legível por máquina quando as condições se aplicam. □ Crie um processo de direitos rastreados com verificações de identidade, prazos, decisões e entrega segura. □ Aviso, pedido de registro, verificação de identidade, pesquisa e resposta .</w:t>
-      </w:r>
-      <w:r>
-        <w:t xml:space="preserve"> </w:t>
-      </w:r>
-      <w:r>
-        <w:t xml:space="preserve">O direito de se opor Vamos pessoas objetar a alguma tarefa pública, interesse legítimo, pesquisa e processamento de marketing direto. □ Crie um processo de direitos rastreados com verificações de identidade, prazos, decisões e entrega segura. □ Aviso, pedido de registro, verificação de identidade, pesquisa e resposta .</w:t>
-      </w:r>
-      <w:r>
-        <w:t xml:space="preserve"> </w:t>
-      </w:r>
-      <w:r>
-        <w:t xml:space="preserve">□ 22 □ Tomada de decisão e perfil automatizados Fornece salvaguardas contra certas decisões exclusivamente automatizadas com efeitos jurídicos ou igualmente significativos. □ Crie um processo de direitos rastreados com verificações de identidade, prazos, decisões e entrega segura. □ Aviso, pedido de registro, verificação de identidade, pesquisa e resposta .</w:t>
-      </w:r>
-      <w:r>
-        <w:t xml:space="preserve"> </w:t>
-      </w:r>
-      <w:r>
-        <w:t xml:space="preserve">23 Restrições O direito da União ou dos Estados-Membros só pode restringir os direitos listados quando forem cumpridas as garantias e condições legais. □ Crie um processo de direitos rastreados com verificações de identidade, prazos, decisões e entrega segura. □ Aviso, pedido de registro, verificação de identidade, pesquisa e resposta .</w:t>
-      </w:r>
-    </w:p>
-    <w:bookmarkStart w:id="50" w:name="capítulo-iv-controlador-e-processador"/>
-    <w:p>
-      <w:pPr>
+        <w:pStyle w:val="Compact"/>
+      </w:pPr>
+      <w:r>
+        <w:t xml:space="preserve">O direito de apresentar uma queixa permite que uma pessoa reclame a uma autoridade de supervisão, especialmente onde vive, trabalha ou acredita que ocorreu uma violação. Manter procedimentos de reclamação, litígio, responsabilidade e execução-resposta. Queixa, posse legal, decisão, remediação e registro de pagamento</w:t>
+      </w:r>
+      <w:r>
+        <w:t xml:space="preserve"> </w:t>
+      </w:r>
+      <w:r>
+        <w:t xml:space="preserve">O Tribunal de Justiça decide : Manter procedimentos de reclamação, litígio, responsabilidade e execução-resposta. Queixa, posse legal, decisão, remediação e registro de pagamento</w:t>
+      </w:r>
+      <w:r>
+        <w:t xml:space="preserve"> </w:t>
+      </w:r>
+      <w:r>
+        <w:t xml:space="preserve">O remédio judicial contra um controlador ou processador fornece remédios judiciais quando uma pessoa acredita que os direitos GDPR foram violados. Manter procedimentos de reclamação, litígio, responsabilidade e execução-resposta. Queixa, posse legal, decisão, remediação e registro de pagamento</w:t>
+      </w:r>
+      <w:r>
+        <w:t xml:space="preserve"> </w:t>
+      </w:r>
+      <w:r>
+        <w:t xml:space="preserve">A representação dos titulares de dados permite que organismos qualificados sem fins lucrativos representem pessoas, sujeitas às regras nacionais. Manter procedimentos de reclamação, litígio, responsabilidade e execução-resposta. Queixa, posse legal, decisão, remediação e registro de pagamento</w:t>
+      </w:r>
+      <w:r>
+        <w:t xml:space="preserve"> </w:t>
+      </w:r>
+      <w:r>
+        <w:t xml:space="preserve">• 81 • Suspensão dos processos • Ajuda os tribunais a coordenar os processos GDPR relacionados em diferentes Estados-Membros. Manter procedimentos de reclamação, litígio, responsabilidade e execução-resposta. Queixa, posse legal, decisão, remediação e registro de pagamento</w:t>
+      </w:r>
+      <w:r>
+        <w:t xml:space="preserve"> </w:t>
+      </w:r>
+      <w:r>
+        <w:t xml:space="preserve">. 82 . . Compensação e responsabilidade . Fornece compensação por danos materiais ou não materiais e aloca responsabilidade do controlador e processador. Manter procedimentos de reclamação, litígio, responsabilidade e execução-resposta. Queixa, posse legal, decisão, remediação e registro de pagamento</w:t>
+      </w:r>
+      <w:r>
+        <w:t xml:space="preserve"> </w:t>
+      </w:r>
+      <w:r>
+        <w:t xml:space="preserve">Condições gerais para multas administrativas Requer multas para serem efetivas, proporcionadas e dissuasivas e lista fatores e níveis máximos. Manter procedimentos de reclamação, litígio, responsabilidade e execução-resposta. Queixa, posse legal, decisão, remediação e registro de pagamento</w:t>
+      </w:r>
+      <w:r>
+        <w:t xml:space="preserve"> </w:t>
+      </w:r>
+      <w:r>
+        <w:t xml:space="preserve">• 84 • Sanções • Obriga os Estados-Membros a estabelecer outras sanções efectivas, proporcionadas e dissuasivas para infracções não abrangidas pelo artigo 83.o. Manter procedimentos de reclamação, litígio, responsabilidade e execução-resposta. Queixa, posse legal, decisão, remediação e registro de pagamento</w:t>
+      </w:r>
+    </w:p>
+    <w:p>
+      <w:pPr>
+        <w:pStyle w:val="FirstParagraph"/>
+      </w:pPr>
+      <w:r>
+        <w:t xml:space="preserve">9.9 Capítulo IX — Situações específicas de processamento</w:t>
+      </w:r>
+    </w:p>
+    <w:p>
+      <w:pPr>
+        <w:numPr>
+          <w:ilvl w:val="0"/>
+          <w:numId w:val="1031"/>
+        </w:numPr>
         <w:pStyle w:val="Heading2"/>
       </w:pPr>
-      <w:r>
-        <w:t xml:space="preserve">9.4 Capítulo IV — Controlador e processador</w:t>
-      </w:r>
-    </w:p>
-    <w:p>
-      <w:pPr>
+      <w:bookmarkStart w:id="58" w:name="art.-art.-art.-art.-8"/>
+      <w:r>
+        <w:t xml:space="preserve">Art.** Art.** Art.** Art.</w:t>
+      </w:r>
+      <w:bookmarkEnd w:id="58"/>
+    </w:p>
+    <w:p>
+      <w:pPr>
+        <w:numPr>
+          <w:ilvl w:val="0"/>
+          <w:numId w:val="1000"/>
+        </w:numPr>
+        <w:pStyle w:val="Compact"/>
+      </w:pPr>
+      <w:r>
+        <w:t xml:space="preserve">A liberdade de expressão e de informação requer que os Estados-Membros conciliem a protecção de dados com os direitos de expressão e informação. □ Verificar as regras aplicáveis dos Estados-Membros e documentar as salvaguardas especiais. • Revisão do direito nacional, salvaguardas, aprovações</w:t>
+      </w:r>
+      <w:r>
+        <w:t xml:space="preserve"> </w:t>
+      </w:r>
+      <w:r>
+        <w:t xml:space="preserve">O acesso público aos documentos oficiais permite que as regras nacionais conciliem o acesso público aos documentos com a protecção de dados. □ Verificar as regras aplicáveis dos Estados-Membros e documentar as salvaguardas especiais. • Revisão do direito nacional, salvaguardas, aprovações</w:t>
+      </w:r>
+      <w:r>
+        <w:t xml:space="preserve"> </w:t>
+      </w:r>
+      <w:r>
+        <w:t xml:space="preserve">O número de identificação nacional do Estado-Membro permite que os Estados-Membros estabeleçam condições e salvaguardas específicas. □ Verificar as regras aplicáveis dos Estados-Membros e documentar as salvaguardas especiais. • Revisão do direito nacional, salvaguardas, aprovações</w:t>
+      </w:r>
+      <w:r>
+        <w:t xml:space="preserve"> </w:t>
+      </w:r>
+      <w:r>
+        <w:t xml:space="preserve">O contexto do emprego permite regras nacionais ou colectivas mais específicas com salvaguardas para os dados dos empregados. □ Verificar as regras aplicáveis dos Estados-Membros e documentar as salvaguardas especiais. • Revisão do direito nacional, salvaguardas, aprovações</w:t>
+      </w:r>
+      <w:r>
+        <w:t xml:space="preserve"> </w:t>
+      </w:r>
+      <w:r>
+        <w:t xml:space="preserve">• 89 • Arquivamento, pesquisa e estatística • Requer salvaguardas e permite certas exceções de direitos em condições definidas. □ Verificar as regras aplicáveis dos Estados-Membros e documentar as salvaguardas especiais. • Revisão do direito nacional, salvaguardas, aprovações</w:t>
+      </w:r>
+      <w:r>
+        <w:t xml:space="preserve"> </w:t>
+      </w:r>
+      <w:r>
+        <w:t xml:space="preserve">As obrigações de sigilo permitem que as regras equilibrem o acesso do regulador com o sigilo profissional. □ Verificar as regras aplicáveis dos Estados-Membros e documentar as salvaguardas especiais. • Revisão do direito nacional, salvaguardas, aprovações</w:t>
+      </w:r>
+      <w:r>
+        <w:t xml:space="preserve"> </w:t>
+      </w:r>
+      <w:r>
+        <w:t xml:space="preserve">As igrejas e as associações religiosas permitem que as regras de proteção de dados existentes continuem se alinhadas com GDPR e supervisionadas independentemente. □ Verificar as regras aplicáveis dos Estados-Membros e documentar as salvaguardas especiais. • Revisão do direito nacional, salvaguardas, aprovações</w:t>
+      </w:r>
+    </w:p>
+    <w:p>
+      <w:pPr>
+        <w:pStyle w:val="FirstParagraph"/>
+      </w:pPr>
+      <w:r>
+        <w:t xml:space="preserve">9.10 Capítulo X — Actos delegados e de execução</w:t>
+      </w:r>
+    </w:p>
+    <w:p>
+      <w:pPr>
+        <w:numPr>
+          <w:ilvl w:val="0"/>
+          <w:numId w:val="1032"/>
+        </w:numPr>
         <w:pStyle w:val="Heading2"/>
-        <w:numPr>
-          <w:ilvl w:val="0"/>
-          <w:numId w:val="1026"/>
-        </w:numPr>
-      </w:pPr>
-      <w:bookmarkStart w:id="42" w:name="art.-art.-art.-art.-3"/>
+      </w:pPr>
+      <w:bookmarkStart w:id="59" w:name="art.-art.-art.-art.-9"/>
       <w:r>
         <w:t xml:space="preserve">Art.** Art.** Art.** Art.</w:t>
       </w:r>
-      <w:bookmarkEnd w:id="42"/>
-    </w:p>
-    <w:p>
-      <w:pPr>
+      <w:bookmarkEnd w:id="59"/>
+    </w:p>
+    <w:p>
+      <w:pPr>
+        <w:numPr>
+          <w:ilvl w:val="0"/>
+          <w:numId w:val="1000"/>
+        </w:numPr>
         <w:pStyle w:val="Compact"/>
+      </w:pPr>
+      <w:r>
+        <w:t xml:space="preserve">O exercício da delegação define a forma como a Comissão pode exercer poderes delegados ao abrigo de artigos específicos. □ Acompanhar a regra jurídica e qualquer acção da Comissão ou dos Estados-Membros que afecte a organização. □ Registo legal, notas de revisão, decisão de gestão</w:t>
+      </w:r>
+      <w:r>
+        <w:t xml:space="preserve"> </w:t>
+      </w:r>
+      <w:r>
+        <w:t xml:space="preserve">O processo de comité de apoio aos actos de execução da Comissão. Acompanhar a regra jurídica e qualquer acção da Comissão ou dos Estados-Membros que afecte a organização. □ Registo legal, notas de revisão, decisão de gestão</w:t>
+      </w:r>
+    </w:p>
+    <w:p>
+      <w:pPr>
+        <w:pStyle w:val="FirstParagraph"/>
+      </w:pPr>
+      <w:r>
+        <w:t xml:space="preserve">9.11 Capítulo XI — Disposições finais</w:t>
+      </w:r>
+    </w:p>
+    <w:p>
+      <w:pPr>
+        <w:numPr>
+          <w:ilvl w:val="0"/>
+          <w:numId w:val="1033"/>
+        </w:numPr>
+        <w:pStyle w:val="Heading2"/>
+      </w:pPr>
+      <w:bookmarkStart w:id="60" w:name="art.-art.-art.-art.-10"/>
+      <w:r>
+        <w:t xml:space="preserve">Art.** Art.** Art.** Art.</w:t>
+      </w:r>
+      <w:bookmarkEnd w:id="60"/>
+    </w:p>
+    <w:p>
+      <w:pPr>
         <w:numPr>
           <w:ilvl w:val="0"/>
           <w:numId w:val="1000"/>
         </w:numPr>
-      </w:pPr>
-      <w:r>
-        <w:t xml:space="preserve">24 . . Responsabilidade do controlador . Requer medidas baseadas em risco e prova de que o processamento cumpre. □ Atribuir funções, contratos, instruções, registros e prestação de contas. Políticas, RACI, contratos, instruções, ROPA</w:t>
-      </w:r>
-      <w:r>
-        <w:t xml:space="preserve"> </w:t>
-      </w:r>
-      <w:r>
-        <w:t xml:space="preserve">A proteção de dados por design e por padrão requer salvaguardas de privacidade no design do sistema e configurações padrão de proteção de privacidade. □ Atribuir funções, contratos, instruções, registros e prestação de contas. Políticas, RACI, contratos, instruções, ROPA</w:t>
-      </w:r>
-      <w:r>
-        <w:t xml:space="preserve"> </w:t>
-      </w:r>
-      <w:r>
-        <w:t xml:space="preserve">Os controladores conjuntos são necessários para definir as responsabilidades de forma transparente e fornecer a essência do arranjo às pessoas. □ Atribuir funções, contratos, instruções, registros e prestação de contas. Políticas, RACI, contratos, instruções, ROPA</w:t>
-      </w:r>
-      <w:r>
-        <w:t xml:space="preserve"> </w:t>
-      </w:r>
-      <w:r>
-        <w:t xml:space="preserve">Os representantes fora da União exigem que alguns controladores e processadores não comunitários nomeiem um representante da UE, com as excepções indicadas. □ Atribuir funções, contratos, instruções, registros e prestação de contas. Políticas, RACI, contratos, instruções, ROPA</w:t>
-      </w:r>
-      <w:r>
-        <w:t xml:space="preserve"> </w:t>
-      </w:r>
-      <w:r>
-        <w:t xml:space="preserve">O processador é um processador que requer processadores adequados e contratos detalhados ou outros atos legais que regem o processamento. □ Atribuir funções, contratos, instruções, registros e responsabilidade. Políticas, RACI, contratos, instruções, ROPA</w:t>
-      </w:r>
-      <w:r>
-        <w:t xml:space="preserve"> </w:t>
-      </w:r>
-      <w:r>
-        <w:t xml:space="preserve">O processamento sob a autoridade do pessoal e dos processadores limita as instruções a menos que a lei exija o contrário. □ Atribuir funções, contratos, instruções, registros e prestação de contas. Políticas, RACI, contratos, instruções, ROPA</w:t>
-      </w:r>
-      <w:r>
-        <w:t xml:space="preserve"> </w:t>
-      </w:r>
-      <w:r>
-        <w:t xml:space="preserve">O registro das atividades de processamento requer registros de controladores e processadores, com uma exceção limitada de pequena organização que muitas vezes não se aplica. □ Atribuir funções, contratos, instruções, registros e prestação de contas. Políticas, RACI, contratos, instruções, ROPA</w:t>
-      </w:r>
-      <w:r>
-        <w:t xml:space="preserve"> </w:t>
-      </w:r>
-      <w:r>
-        <w:t xml:space="preserve">A cooperação com a autoridade de supervisão requer cooperação com o regulador quando solicitado. □ Atribuir funções, contratos, instruções, registros e prestação de contas. Políticas, RACI, contratos, instruções, ROPA</w:t>
-      </w:r>
-      <w:r>
-        <w:t xml:space="preserve"> </w:t>
-      </w:r>
-      <w:r>
-        <w:t xml:space="preserve">A segurança do processamento requer segurança adequada ao risco, incluindo resiliência, restauração, testes e medidas como criptografia quando apropriado. □ Operar a segurança baseada no risco e um processo de violação-resposta testado. □ Avaliação de risco, controles, logs, incidente e registro de violação</w:t>
-      </w:r>
-      <w:r>
-        <w:t xml:space="preserve"> </w:t>
-      </w:r>
-      <w:r>
-        <w:t xml:space="preserve">Notificação de uma violação à autoridade de supervisão □ Operar a segurança baseada no risco e um processo de violação-resposta testado. □ Avaliação de risco, controles, logs, incidente e registro de violação</w:t>
-      </w:r>
-      <w:r>
-        <w:t xml:space="preserve"> </w:t>
-      </w:r>
-      <w:r>
-        <w:t xml:space="preserve">A comunicação de uma violação ao titular dos dados requer aviso às pessoas afetadas quando uma violação é susceptível de criar alto risco, sujeito a exceções. □ Operar a segurança baseada no risco e um processo de violação-resposta testado. □ Avaliação de risco, controles, logs, incidente e registro de violação</w:t>
-      </w:r>
-      <w:r>
-        <w:t xml:space="preserve"> </w:t>
-      </w:r>
-      <w:r>
-        <w:t xml:space="preserve">A avaliação do impacto da proteção de dados requer um DPIA antes do processamento provável de criar alto risco. □ Tela de trabalho de alto risco, suporte o DPO e consulte quando necessário. Tela do DPIA, DPIA, registro do DPO, arquivo de consulta</w:t>
-      </w:r>
-      <w:r>
-        <w:t xml:space="preserve"> </w:t>
-      </w:r>
-      <w:r>
-        <w:t xml:space="preserve">Consulta prévia (36 ) Requer consultar a autoridade antes de processar quando um DPIA apresenta risco elevado. □ Tela de trabalho de alto risco, suporte o DPO e consulte quando necessário. Tela do DPIA, DPIA, registro do DPO, arquivo de consulta</w:t>
-      </w:r>
-      <w:r>
-        <w:t xml:space="preserve"> </w:t>
-      </w:r>
-      <w:r>
-        <w:t xml:space="preserve">• 37 • Designação do responsável pela protecção de dados • Listas quando um DPO deve ser nomeado e permite a nomeação voluntária. □ Tela trabalho de alto risco, suporte o DPO, e consulte quando necessário. Tela do DPIA, DPIA, registro do DPO, arquivo de consulta</w:t>
-      </w:r>
-      <w:r>
-        <w:t xml:space="preserve"> </w:t>
-      </w:r>
-      <w:r>
-        <w:t xml:space="preserve">Posição 38 do oficial de proteção de dados Protege a independência do DPO, acesso, recursos e relatórios diretos. □ Tela trabalho de alto risco, suporte o DPO, e consulte quando necessário. Tela do DPIA, DPIA, registro do DPO, arquivo de consulta</w:t>
-      </w:r>
-      <w:r>
-        <w:t xml:space="preserve"> </w:t>
-      </w:r>
-      <w:r>
-        <w:t xml:space="preserve">As tarefas do oficial de proteção de dados Lista conselhos, monitoramento, DPIA, cooperação e funções de contato com reguladores. □ Tela de trabalho de alto risco, suporte o DPO e consulte quando necessário. Tela do DPIA, DPIA, registro do DPO, arquivo de consulta</w:t>
-      </w:r>
-      <w:r>
-        <w:t xml:space="preserve"> </w:t>
-      </w:r>
-      <w:r>
-        <w:t xml:space="preserve">Códigos de conduta . Permite códigos de setor para ajudar a aplicar os requisitos GDPR. □ Use códigos ou certificação apenas com escopo claro, supervisão e prova. □ Código ou âmbito de certificação, monitorização e conclusões</w:t>
-      </w:r>
-      <w:r>
-        <w:t xml:space="preserve"> </w:t>
-      </w:r>
-      <w:r>
-        <w:t xml:space="preserve">O monitoramento de códigos aprovados define os requisitos para os organismos que monitoram o cumprimento dos códigos aprovados. □ Use códigos ou certificação apenas com escopo claro, supervisão e prova. □ Código ou âmbito de certificação, monitorização e conclusões</w:t>
-      </w:r>
-      <w:r>
-        <w:t xml:space="preserve"> </w:t>
-      </w:r>
-      <w:r>
-        <w:t xml:space="preserve">□ 42 □ Certificação □ Permite mecanismos voluntários de certificação, selos e marcas sem reduzir a responsabilidade do controlador ou processador. □ Use códigos ou certificação apenas com escopo claro, supervisão e prova. □ Código ou âmbito de certificação, monitorização e conclusões</w:t>
-      </w:r>
-      <w:r>
-        <w:t xml:space="preserve"> </w:t>
-      </w:r>
-      <w:r>
-        <w:t xml:space="preserve">Os organismos de certificação definem os requisitos de acreditação e de funcionamento dos organismos de certificação. □ Use códigos ou certificação apenas com escopo claro, supervisão e prova. □ Código ou âmbito de certificação, monitorização e conclusões</w:t>
+        <w:pStyle w:val="Compact"/>
+      </w:pPr>
+      <w:r>
+        <w:t xml:space="preserve">A Directiva 95/46/CE revoga a antiga Directiva relativa à protecção de dados e preserva a continuidade de referência. □ Acompanhar a regra jurídica e qualquer acção da Comissão ou dos Estados-Membros que afecte a organização. □ Registo legal, notas de revisão, decisão de gestão</w:t>
+      </w:r>
+      <w:r>
+        <w:t xml:space="preserve"> </w:t>
+      </w:r>
+      <w:r>
+        <w:t xml:space="preserve">Relacionamento com a Diretiva ePrivacidade .Evita deveres extras GDPR onde deveres específicos de comunicações eletrônicas já cobrem a mesma questão. □ Acompanhar a regra jurídica e qualquer acção da Comissão ou dos Estados-Membros que afecte a organização. □ Registo legal, notas de revisão, decisão de gestão</w:t>
+      </w:r>
+      <w:r>
+        <w:t xml:space="preserve"> </w:t>
+      </w:r>
+      <w:r>
+        <w:t xml:space="preserve">Os acordos anteriores celebrados permitem que os acordos internacionais conformes antes de 24 de maio de 2016 permaneçam até serem alterados ou substituídos. □ Acompanhar a regra jurídica e qualquer acção da Comissão ou dos Estados-Membros que afecte a organização. □ Registo legal, notas de revisão, decisão de gestão</w:t>
+      </w:r>
+      <w:r>
+        <w:t xml:space="preserve"> </w:t>
+      </w:r>
+      <w:r>
+        <w:t xml:space="preserve">O relatório da Comissão requer relatórios periódicos de avaliação, especialmente em matéria de transferências e cooperação. □ Acompanhar a regra jurídica e qualquer acção da Comissão ou dos Estados-Membros que afecte a organização. □ Registo legal, notas de revisão, decisão de gestão</w:t>
+      </w:r>
+      <w:r>
+        <w:t xml:space="preserve"> </w:t>
+      </w:r>
+      <w:r>
+        <w:t xml:space="preserve">A revisão de outros actos jurídicos da União exige uma revisão e uma eventual alteração de outras leis da UE em matéria de protecção de dados para assegurar a coerência. □ Acompanhar a regra jurídica e qualquer acção da Comissão ou dos Estados-Membros que afecte a organização. □ Registo legal, notas de revisão, decisão de gestão</w:t>
+      </w:r>
+      <w:r>
+        <w:t xml:space="preserve"> </w:t>
+      </w:r>
+      <w:r>
+        <w:t xml:space="preserve">Entrada em vigor e aplicação dos Estados e aplicação a partir de 25 de maio de 2018. Acompanhar a regra jurídica e qualquer acção da Comissão ou dos Estados-Membros que afecte a organização. □ Registo legal, notas de revisão, decisão de gestão</w:t>
+      </w:r>
+    </w:p>
+    <w:bookmarkEnd w:id="61"/>
+    <w:bookmarkEnd w:id="62"/>
+    <w:bookmarkStart w:id="64" w:name="gdpr-do-gerente-playbook"/>
+    <w:p>
+      <w:pPr>
+        <w:pStyle w:val="Heading1"/>
+      </w:pPr>
+      <w:r>
+        <w:t xml:space="preserve">10. GDPR do gerente Playbook</w:t>
       </w:r>
     </w:p>
     <w:p>
@@ -3766,557 +4314,14 @@
         <w:pStyle w:val="FirstParagraph"/>
       </w:pPr>
       <w:r>
-        <w:t xml:space="preserve">9.5 Capítulo V — Transferências para países terceiros ou organizações internacionais</w:t>
-      </w:r>
-    </w:p>
-    <w:p>
-      <w:pPr>
-        <w:pStyle w:val="Heading2"/>
-        <w:numPr>
-          <w:ilvl w:val="0"/>
-          <w:numId w:val="1027"/>
-        </w:numPr>
-      </w:pPr>
-      <w:bookmarkStart w:id="43" w:name="art.-art.-art.-art.-4"/>
-      <w:r>
-        <w:t xml:space="preserve">Art.** Art.** Art.** Art.</w:t>
-      </w:r>
-      <w:bookmarkEnd w:id="43"/>
-    </w:p>
-    <w:p>
-      <w:pPr>
-        <w:pStyle w:val="Compact"/>
-        <w:numPr>
-          <w:ilvl w:val="0"/>
-          <w:numId w:val="1000"/>
-        </w:numPr>
-      </w:pPr>
-      <w:r>
-        <w:t xml:space="preserve">O princípio geral para as transferências requer as condições do Capítulo V para as transferências, preservando todas as outras obrigações GDPR. O mapa de transferências e validação da ferramenta de transferência legal e salvaguardas. Mapa de transferência, arquivo de adequação/SCC/BCR, avaliação e salvaguardas</w:t>
-      </w:r>
-      <w:r>
-        <w:t xml:space="preserve"> </w:t>
-      </w:r>
-      <w:r>
-        <w:t xml:space="preserve">As transferências baseadas numa decisão de adequação permitem transferências em que a Comissão reconhece uma protecção adequada. O mapa de transferências e validação da ferramenta de transferência legal e salvaguardas. Mapa de transferência, arquivo de adequação/SCC/BCR, avaliação e salvaguardas</w:t>
-      </w:r>
-      <w:r>
-        <w:t xml:space="preserve"> </w:t>
-      </w:r>
-      <w:r>
-        <w:t xml:space="preserve">As transferências sujeitas a salvaguardas adequadas permitem transferências utilizando salvaguardas como SCCs ou BCRs com direitos e remédios aplicáveis. O mapa de transferências e validação da ferramenta de transferência legal e salvaguardas. Mapa de transferência, arquivo de adequação/SCC/BCR, avaliação e salvaguardas</w:t>
-      </w:r>
-      <w:r>
-        <w:t xml:space="preserve"> </w:t>
-      </w:r>
-      <w:r>
-        <w:t xml:space="preserve">. 47 . . Regras corporativas vinculantes . Define requisitos de aprovação e conteúdo para BCRs dentro de grupos corporativos. O mapa de transferências e validação da ferramenta de transferência legal e salvaguardas. Mapa de transferência, arquivo de adequação/SCC/BCR, avaliação e salvaguardas</w:t>
-      </w:r>
-      <w:r>
-        <w:t xml:space="preserve"> </w:t>
-      </w:r>
-      <w:r>
-        <w:t xml:space="preserve">As transferências ou divulgações não autorizadas pelo direito da União , por si só, não são uma base de transferência, a menos que sejam apoiadas por um acordo internacional aplicável. O mapa de transferências e validação da ferramenta de transferência legal e salvaguardas. Mapa de transferência, arquivo de adequação/SCC/BCR, avaliação e salvaguardas</w:t>
-      </w:r>
-      <w:r>
-        <w:t xml:space="preserve"> </w:t>
-      </w:r>
-      <w:r>
-        <w:t xml:space="preserve">. 49 . Derrogações para situações específicas . Fornece exceções e condições de transferência estreitas quando a adequação ou salvaguardas não estão disponíveis. O mapa de transferências e validação da ferramenta de transferência legal e salvaguardas. Mapa de transferência, arquivo de adequação/SCC/BCR, avaliação e salvaguardas</w:t>
-      </w:r>
-      <w:r>
-        <w:t xml:space="preserve"> </w:t>
-      </w:r>
-      <w:r>
-        <w:t xml:space="preserve">• Cooperação internacional • Incentivar a cooperação com países e organizações não comunitários em matéria de aplicação da privacidade. O mapa de transferências e validação da ferramenta de transferência legal e salvaguardas. Mapa de transferência, arquivo de adequação/SCC/BCR, avaliação e salvaguardas</w:t>
-      </w:r>
-    </w:p>
-    <w:p>
-      <w:pPr>
-        <w:pStyle w:val="FirstParagraph"/>
-      </w:pPr>
-      <w:r>
-        <w:t xml:space="preserve">9.6 Capítulo VI — Autoridades de supervisão independentes</w:t>
-      </w:r>
-    </w:p>
-    <w:p>
-      <w:pPr>
-        <w:pStyle w:val="Heading2"/>
-        <w:numPr>
-          <w:ilvl w:val="0"/>
-          <w:numId w:val="1028"/>
-        </w:numPr>
-      </w:pPr>
-      <w:bookmarkStart w:id="44" w:name="art.-art.-art.-art.-5"/>
-      <w:r>
-        <w:t xml:space="preserve">Art.** Art.** Art.** Art.</w:t>
-      </w:r>
-      <w:bookmarkEnd w:id="44"/>
-    </w:p>
-    <w:p>
-      <w:pPr>
-        <w:pStyle w:val="Compact"/>
-        <w:numPr>
-          <w:ilvl w:val="0"/>
-          <w:numId w:val="1000"/>
-        </w:numPr>
-      </w:pPr>
-      <w:r>
-        <w:t xml:space="preserve">A autoridade de supervisão exige que cada Estado-Membro forneça uma ou mais autoridades públicas independentes. □ Conhecer o regulador, o caminho da cooperação e os registos necessários para as questões transfronteiriças. □ Correspondência da autoridade, processo, registo de cooperação</w:t>
-      </w:r>
-      <w:r>
-        <w:t xml:space="preserve"> </w:t>
-      </w:r>
-      <w:r>
-        <w:t xml:space="preserve">A independência requer que as autoridades e seus membros ajam de forma independente e sem instrução externa. □ Conhecer o regulador, o caminho da cooperação e os registos necessários para as questões transfronteiriças. □ Correspondência da autoridade, processo, registo de cooperação</w:t>
-      </w:r>
-      <w:r>
-        <w:t xml:space="preserve"> </w:t>
-      </w:r>
-      <w:r>
-        <w:t xml:space="preserve">As condições gerais para os membros são definidas como condições de nomeação, qualificação e conduta para os membros da autoridade. □ Conhecer o regulador, o caminho da cooperação e os registos necessários para as questões transfronteiriças. □ Correspondência da autoridade, processo, registo de cooperação</w:t>
-      </w:r>
-      <w:r>
-        <w:t xml:space="preserve"> </w:t>
-      </w:r>
-      <w:r>
-        <w:t xml:space="preserve">As regras relativas ao estabelecimento exigem que o direito dos Estados-Membros defina o estabelecimento, os poderes, os termos e as regras conexas. □ Conhecer o regulador, o caminho da cooperação e os registos necessários para as questões transfronteiriças. □ Correspondência da autoridade, processo, registo de cooperação</w:t>
-      </w:r>
-      <w:r>
-        <w:t xml:space="preserve"> </w:t>
-      </w:r>
-      <w:r>
-        <w:t xml:space="preserve">A autoridade geral de cada autoridade de supervisão no seu território define a competência . □ Conhecer o regulador, o caminho da cooperação e os registos necessários para as questões transfronteiriças. □ Correspondência da autoridade, processo, registo de cooperação</w:t>
-      </w:r>
-      <w:r>
-        <w:t xml:space="preserve"> </w:t>
-      </w:r>
-      <w:r>
-        <w:t xml:space="preserve">A autoridade supervisora principal define as regras de autoridade responsável pelo tratamento transfronteiras. □ Conhecer o regulador, o caminho da cooperação e os registos necessários para as questões transfronteiriças. □ Correspondência da autoridade, processo, registo de cooperação</w:t>
-      </w:r>
-      <w:r>
-        <w:t xml:space="preserve"> </w:t>
-      </w:r>
-      <w:r>
-        <w:t xml:space="preserve">57 tarefas Lista funções de regulador, incluindo monitoramento, conscientização, reclamações, investigações e orientação. □ Conhecer o regulador, o caminho da cooperação e os registos necessários para as questões transfronteiriças. □ Correspondência da autoridade, processo, registo de cooperação</w:t>
-      </w:r>
-      <w:r>
-        <w:t xml:space="preserve"> </w:t>
-      </w:r>
-      <w:r>
-        <w:t xml:space="preserve">58 Poderes Listas poderes investigativos, corretivos, de autorização e consultivos. □ Conhecer o regulador, o caminho da cooperação e os registos necessários para as questões transfronteiriças. □ Correspondência da autoridade, processo, registo de cooperação</w:t>
-      </w:r>
-      <w:r>
-        <w:t xml:space="preserve"> </w:t>
-      </w:r>
-      <w:r>
-        <w:t xml:space="preserve">( 59 ) Relatórios de actividade ( 59 ) Requer relatórios públicos anuais das autoridades de supervisão. □ Conhecer o regulador, o caminho da cooperação e os registos necessários para as questões transfronteiriças. □ Correspondência da autoridade, processo, registo de cooperação</w:t>
-      </w:r>
-    </w:p>
-    <w:p>
-      <w:pPr>
-        <w:pStyle w:val="FirstParagraph"/>
-      </w:pPr>
-      <w:r>
-        <w:t xml:space="preserve">9.7 Capítulo VII — Cooperação e coerência</w:t>
-      </w:r>
-    </w:p>
-    <w:p>
-      <w:pPr>
-        <w:pStyle w:val="Heading2"/>
-        <w:numPr>
-          <w:ilvl w:val="0"/>
-          <w:numId w:val="1029"/>
-        </w:numPr>
-      </w:pPr>
-      <w:bookmarkStart w:id="45" w:name="art.-art.-art.-art.-6"/>
-      <w:r>
-        <w:t xml:space="preserve">Art.** Art.** Art.** Art.</w:t>
-      </w:r>
-      <w:bookmarkEnd w:id="45"/>
-    </w:p>
-    <w:p>
-      <w:pPr>
-        <w:pStyle w:val="Compact"/>
-        <w:numPr>
-          <w:ilvl w:val="0"/>
-          <w:numId w:val="1000"/>
-        </w:numPr>
-      </w:pPr>
-      <w:r>
-        <w:t xml:space="preserve">A cooperação entre as autoridades responsáveis e as autoridades interessadas cria o processo de cooperação para casos transfronteiriços. Conheça o regulador, caminho de cooperação e registros necessários para questões transfronteiriças. □ Correspondência da autoridade, processo, registo de cooperação</w:t>
-      </w:r>
-      <w:r>
-        <w:t xml:space="preserve"> </w:t>
-      </w:r>
-      <w:r>
-        <w:t xml:space="preserve">A assistência mútua requer que as autoridades forneçam informações e assistência relevantes umas às outras. □ Conhecer o regulador, o caminho da cooperação e os registos necessários para as questões transfronteiriças. □ Correspondência da autoridade, processo, registo de cooperação</w:t>
-      </w:r>
-      <w:r>
-        <w:t xml:space="preserve"> </w:t>
-      </w:r>
-      <w:r>
-        <w:t xml:space="preserve">As operações conjuntas permitem investigações conjuntas e trabalhos de execução. Conheça o regulador, caminho de cooperação e registros necessários para questões transfronteiriças. □ Correspondência da autoridade, processo, registo de cooperação</w:t>
-      </w:r>
-      <w:r>
-        <w:t xml:space="preserve"> </w:t>
-      </w:r>
-      <w:r>
-        <w:t xml:space="preserve">O mecanismo de coerência . Cria um processo para aplicação GDPR consistente em toda a UE. . Conheça o regulador, caminho de cooperação e registros necessários para questões transfronteiriças. □ Correspondência da autoridade, processo, registo de cooperação</w:t>
-      </w:r>
-      <w:r>
-        <w:t xml:space="preserve"> </w:t>
-      </w:r>
-      <w:r>
-        <w:t xml:space="preserve">Opinião do Conselho de Administração Lista as questões que exigem ou permitem um parecer da EDPB. □ Conhecer o regulador, o caminho da cooperação e os registos necessários para as questões transfronteiriças. □ Correspondência da autoridade, processo, registo de cooperação</w:t>
-      </w:r>
-      <w:r>
-        <w:t xml:space="preserve"> </w:t>
-      </w:r>
-      <w:r>
-        <w:t xml:space="preserve">• 65 • Resolução de litígios pelo Conselho de Administração • Permite decisões vinculativas da EDPB em litígios de autoridade específicos. Conheça o regulador, caminho de cooperação e registros necessários para questões transfronteiriças. □ Correspondência da autoridade, processo, registo de cooperação</w:t>
-      </w:r>
-      <w:r>
-        <w:t xml:space="preserve"> </w:t>
-      </w:r>
-      <w:r>
-        <w:t xml:space="preserve">O processo de urgência permite medidas provisórias ou finais urgentes e medidas urgentes da AEPD. Conheça o regulador, caminho de cooperação e registros necessários para questões transfronteiriças. □ Correspondência da autoridade, processo, registo de cooperação</w:t>
-      </w:r>
-      <w:r>
-        <w:t xml:space="preserve"> </w:t>
-      </w:r>
-      <w:r>
-        <w:t xml:space="preserve">O intercâmbio de informações permite à Comissão definir formas e procedimentos de intercâmbio de autoridades. Conheça o regulador, caminho de cooperação e registros necessários para questões transfronteiriças. □ Correspondência da autoridade, processo, registo de cooperação</w:t>
-      </w:r>
-      <w:r>
-        <w:t xml:space="preserve"> </w:t>
-      </w:r>
-      <w:r>
-        <w:t xml:space="preserve">O Conselho Europeu para a Protecção de Dados estabelece a AEPD como organismo da UE com personalidade jurídica. Conheça o regulador, caminho de cooperação e registros necessários para questões transfronteiriças. □ Correspondência da autoridade, processo, registo de cooperação</w:t>
-      </w:r>
-      <w:r>
-        <w:t xml:space="preserve"> </w:t>
-      </w:r>
-      <w:r>
-        <w:t xml:space="preserve">A independência do Conselho de Administração requer o desempenho independente das funções da EDPB. Conheça o regulador, caminho de cooperação e registros necessários para questões transfronteiriças. □ Correspondência da autoridade, processo, registo de cooperação</w:t>
-      </w:r>
-      <w:r>
-        <w:t xml:space="preserve"> </w:t>
-      </w:r>
-      <w:r>
-        <w:t xml:space="preserve">As tarefas do Conselho de Administração Listam as funções de orientação, coerência, disputa, acreditação e consultoria da EDPB. □ Conhecer o regulador, o caminho da cooperação e os registos necessários para as questões transfronteiriças. □ Correspondência da autoridade, processo, registo de cooperação</w:t>
-      </w:r>
-      <w:r>
-        <w:t xml:space="preserve"> </w:t>
-      </w:r>
-      <w:r>
-        <w:t xml:space="preserve">Relatórios □ Requer um relatório anual da EDPB sobre a protecção dos dados pessoais. □ Conhecer o regulador, o caminho da cooperação e os registos necessários para as questões transfronteiriças. □ Correspondência da autoridade, processo, registo de cooperação</w:t>
-      </w:r>
-      <w:r>
-        <w:t xml:space="preserve"> </w:t>
-      </w:r>
-      <w:r>
-        <w:t xml:space="preserve">. 72 . . Procedimento . . define as regras de votação da EDPB. Conheça o regulador, caminho de cooperação e registros necessários para questões transfronteiriças. □ Correspondência da autoridade, processo, registo de cooperação</w:t>
-      </w:r>
-      <w:r>
-        <w:t xml:space="preserve"> </w:t>
-      </w:r>
-      <w:r>
-        <w:t xml:space="preserve">. 73 . Cadeira . Requer eleição de uma cadeira e duas cadeiras de deputado. Conheça o regulador, caminho de cooperação e registros necessários para questões transfronteiriças. □ Correspondência da autoridade, processo, registo de cooperação</w:t>
-      </w:r>
-      <w:r>
-        <w:t xml:space="preserve"> </w:t>
-      </w:r>
-      <w:r>
-        <w:t xml:space="preserve">74 tarefas da cadeira Listas reunião, aviso, e funções de desempenho da cadeira. □ Conhecer o regulador, o caminho da cooperação e os registos necessários para as questões transfronteiriças. □ Correspondência da autoridade, processo, registo de cooperação</w:t>
-      </w:r>
-      <w:r>
-        <w:t xml:space="preserve"> </w:t>
-      </w:r>
-      <w:r>
-        <w:t xml:space="preserve">• 75 • Secretariado • Fornece um secretariado fornecido pela AEPD sob a direcção do presidente. □ Conhecer o regulador, o caminho da cooperação e os registos necessários para as questões transfronteiriças. □ Correspondência da autoridade, processo, registo de cooperação</w:t>
-      </w:r>
-      <w:r>
-        <w:t xml:space="preserve"> </w:t>
-      </w:r>
-      <w:r>
-        <w:t xml:space="preserve">. . 76 . . Confidencialidade . . Estabelece regras de confidencialidade para discussões do Conselho e acesso a documentos. . . Conhecer o regulador, caminho de cooperação e registros necessários para questões transfronteiriças. □ Correspondência da autoridade, processo, registo de cooperação</w:t>
-      </w:r>
-    </w:p>
-    <w:p>
-      <w:pPr>
-        <w:pStyle w:val="FirstParagraph"/>
-      </w:pPr>
-      <w:r>
-        <w:t xml:space="preserve">9.8 Capítulo VIII — Medidas corretivas, de responsabilidade e sanções</w:t>
-      </w:r>
-    </w:p>
-    <w:p>
-      <w:pPr>
-        <w:pStyle w:val="Heading2"/>
-        <w:numPr>
-          <w:ilvl w:val="0"/>
-          <w:numId w:val="1030"/>
-        </w:numPr>
-      </w:pPr>
-      <w:bookmarkStart w:id="46" w:name="art.-art.-art.-art.-7"/>
-      <w:r>
-        <w:t xml:space="preserve">Art.** Art.** Art.** Art.</w:t>
-      </w:r>
-      <w:bookmarkEnd w:id="46"/>
-    </w:p>
-    <w:p>
-      <w:pPr>
-        <w:pStyle w:val="Compact"/>
-        <w:numPr>
-          <w:ilvl w:val="0"/>
-          <w:numId w:val="1000"/>
-        </w:numPr>
-      </w:pPr>
-      <w:r>
-        <w:t xml:space="preserve">O direito de apresentar uma queixa permite que uma pessoa reclame a uma autoridade de supervisão, especialmente onde vive, trabalha ou acredita que ocorreu uma violação. Manter procedimentos de reclamação, litígio, responsabilidade e execução-resposta. Queixa, posse legal, decisão, remediação e registro de pagamento</w:t>
-      </w:r>
-      <w:r>
-        <w:t xml:space="preserve"> </w:t>
-      </w:r>
-      <w:r>
-        <w:t xml:space="preserve">O Tribunal de Justiça decide : Manter procedimentos de reclamação, litígio, responsabilidade e execução-resposta. Queixa, posse legal, decisão, remediação e registro de pagamento</w:t>
-      </w:r>
-      <w:r>
-        <w:t xml:space="preserve"> </w:t>
-      </w:r>
-      <w:r>
-        <w:t xml:space="preserve">O remédio judicial contra um controlador ou processador fornece remédios judiciais quando uma pessoa acredita que os direitos GDPR foram violados. Manter procedimentos de reclamação, litígio, responsabilidade e execução-resposta. Queixa, posse legal, decisão, remediação e registro de pagamento</w:t>
-      </w:r>
-      <w:r>
-        <w:t xml:space="preserve"> </w:t>
-      </w:r>
-      <w:r>
-        <w:t xml:space="preserve">A representação dos titulares de dados permite que organismos qualificados sem fins lucrativos representem pessoas, sujeitas às regras nacionais. Manter procedimentos de reclamação, litígio, responsabilidade e execução-resposta. Queixa, posse legal, decisão, remediação e registro de pagamento</w:t>
-      </w:r>
-      <w:r>
-        <w:t xml:space="preserve"> </w:t>
-      </w:r>
-      <w:r>
-        <w:t xml:space="preserve">• 81 • Suspensão dos processos • Ajuda os tribunais a coordenar os processos GDPR relacionados em diferentes Estados-Membros. Manter procedimentos de reclamação, litígio, responsabilidade e execução-resposta. Queixa, posse legal, decisão, remediação e registro de pagamento</w:t>
-      </w:r>
-      <w:r>
-        <w:t xml:space="preserve"> </w:t>
-      </w:r>
-      <w:r>
-        <w:t xml:space="preserve">. 82 . . Compensação e responsabilidade . Fornece compensação por danos materiais ou não materiais e aloca responsabilidade do controlador e processador. Manter procedimentos de reclamação, litígio, responsabilidade e execução-resposta. Queixa, posse legal, decisão, remediação e registro de pagamento</w:t>
-      </w:r>
-      <w:r>
-        <w:t xml:space="preserve"> </w:t>
-      </w:r>
-      <w:r>
-        <w:t xml:space="preserve">Condições gerais para multas administrativas Requer multas para serem efetivas, proporcionadas e dissuasivas e lista fatores e níveis máximos. Manter procedimentos de reclamação, litígio, responsabilidade e execução-resposta. Queixa, posse legal, decisão, remediação e registro de pagamento</w:t>
-      </w:r>
-      <w:r>
-        <w:t xml:space="preserve"> </w:t>
-      </w:r>
-      <w:r>
-        <w:t xml:space="preserve">• 84 • Sanções • Obriga os Estados-Membros a estabelecer outras sanções efectivas, proporcionadas e dissuasivas para infracções não abrangidas pelo artigo 83.o. Manter procedimentos de reclamação, litígio, responsabilidade e execução-resposta. Queixa, posse legal, decisão, remediação e registro de pagamento</w:t>
-      </w:r>
-    </w:p>
-    <w:p>
-      <w:pPr>
-        <w:pStyle w:val="FirstParagraph"/>
-      </w:pPr>
-      <w:r>
-        <w:t xml:space="preserve">9.9 Capítulo IX — Situações específicas de processamento</w:t>
-      </w:r>
-    </w:p>
-    <w:p>
-      <w:pPr>
-        <w:pStyle w:val="Heading2"/>
-        <w:numPr>
-          <w:ilvl w:val="0"/>
-          <w:numId w:val="1031"/>
-        </w:numPr>
-      </w:pPr>
-      <w:bookmarkStart w:id="47" w:name="art.-art.-art.-art.-8"/>
-      <w:r>
-        <w:t xml:space="preserve">Art.** Art.** Art.** Art.</w:t>
-      </w:r>
-      <w:bookmarkEnd w:id="47"/>
-    </w:p>
-    <w:p>
-      <w:pPr>
-        <w:pStyle w:val="Compact"/>
-        <w:numPr>
-          <w:ilvl w:val="0"/>
-          <w:numId w:val="1000"/>
-        </w:numPr>
-      </w:pPr>
-      <w:r>
-        <w:t xml:space="preserve">A liberdade de expressão e de informação requer que os Estados-Membros conciliem a protecção de dados com os direitos de expressão e informação. □ Verificar as regras aplicáveis dos Estados-Membros e documentar as salvaguardas especiais. • Revisão do direito nacional, salvaguardas, aprovações</w:t>
-      </w:r>
-      <w:r>
-        <w:t xml:space="preserve"> </w:t>
-      </w:r>
-      <w:r>
-        <w:t xml:space="preserve">O acesso público aos documentos oficiais permite que as regras nacionais conciliem o acesso público aos documentos com a protecção de dados. □ Verificar as regras aplicáveis dos Estados-Membros e documentar as salvaguardas especiais. • Revisão do direito nacional, salvaguardas, aprovações</w:t>
-      </w:r>
-      <w:r>
-        <w:t xml:space="preserve"> </w:t>
-      </w:r>
-      <w:r>
-        <w:t xml:space="preserve">O número de identificação nacional do Estado-Membro permite que os Estados-Membros estabeleçam condições e salvaguardas específicas. □ Verificar as regras aplicáveis dos Estados-Membros e documentar as salvaguardas especiais. • Revisão do direito nacional, salvaguardas, aprovações</w:t>
-      </w:r>
-      <w:r>
-        <w:t xml:space="preserve"> </w:t>
-      </w:r>
-      <w:r>
-        <w:t xml:space="preserve">O contexto do emprego permite regras nacionais ou colectivas mais específicas com salvaguardas para os dados dos empregados. □ Verificar as regras aplicáveis dos Estados-Membros e documentar as salvaguardas especiais. • Revisão do direito nacional, salvaguardas, aprovações</w:t>
-      </w:r>
-      <w:r>
-        <w:t xml:space="preserve"> </w:t>
-      </w:r>
-      <w:r>
-        <w:t xml:space="preserve">• 89 • Arquivamento, pesquisa e estatística • Requer salvaguardas e permite certas exceções de direitos em condições definidas. □ Verificar as regras aplicáveis dos Estados-Membros e documentar as salvaguardas especiais. • Revisão do direito nacional, salvaguardas, aprovações</w:t>
-      </w:r>
-      <w:r>
-        <w:t xml:space="preserve"> </w:t>
-      </w:r>
-      <w:r>
-        <w:t xml:space="preserve">As obrigações de sigilo permitem que as regras equilibrem o acesso do regulador com o sigilo profissional. □ Verificar as regras aplicáveis dos Estados-Membros e documentar as salvaguardas especiais. • Revisão do direito nacional, salvaguardas, aprovações</w:t>
-      </w:r>
-      <w:r>
-        <w:t xml:space="preserve"> </w:t>
-      </w:r>
-      <w:r>
-        <w:t xml:space="preserve">As igrejas e as associações religiosas permitem que as regras de proteção de dados existentes continuem se alinhadas com GDPR e supervisionadas independentemente. □ Verificar as regras aplicáveis dos Estados-Membros e documentar as salvaguardas especiais. • Revisão do direito nacional, salvaguardas, aprovações</w:t>
-      </w:r>
-    </w:p>
-    <w:p>
-      <w:pPr>
-        <w:pStyle w:val="FirstParagraph"/>
-      </w:pPr>
-      <w:r>
-        <w:t xml:space="preserve">9.10 Capítulo X — Actos delegados e de execução</w:t>
-      </w:r>
-    </w:p>
-    <w:p>
-      <w:pPr>
-        <w:pStyle w:val="Heading2"/>
-        <w:numPr>
-          <w:ilvl w:val="0"/>
-          <w:numId w:val="1032"/>
-        </w:numPr>
-      </w:pPr>
-      <w:bookmarkStart w:id="48" w:name="art.-art.-art.-art.-9"/>
-      <w:r>
-        <w:t xml:space="preserve">Art.** Art.** Art.** Art.</w:t>
-      </w:r>
-      <w:bookmarkEnd w:id="48"/>
-    </w:p>
-    <w:p>
-      <w:pPr>
-        <w:pStyle w:val="Compact"/>
-        <w:numPr>
-          <w:ilvl w:val="0"/>
-          <w:numId w:val="1000"/>
-        </w:numPr>
-      </w:pPr>
-      <w:r>
-        <w:t xml:space="preserve">O exercício da delegação define a forma como a Comissão pode exercer poderes delegados ao abrigo de artigos específicos. □ Acompanhar a regra jurídica e qualquer acção da Comissão ou dos Estados-Membros que afecte a organização. □ Registo legal, notas de revisão, decisão de gestão</w:t>
-      </w:r>
-      <w:r>
-        <w:t xml:space="preserve"> </w:t>
-      </w:r>
-      <w:r>
-        <w:t xml:space="preserve">O processo de comité de apoio aos actos de execução da Comissão. Acompanhar a regra jurídica e qualquer acção da Comissão ou dos Estados-Membros que afecte a organização. □ Registo legal, notas de revisão, decisão de gestão</w:t>
-      </w:r>
-    </w:p>
-    <w:p>
-      <w:pPr>
-        <w:pStyle w:val="FirstParagraph"/>
-      </w:pPr>
-      <w:r>
-        <w:t xml:space="preserve">9.11 Capítulo XI — Disposições finais</w:t>
-      </w:r>
-    </w:p>
-    <w:p>
-      <w:pPr>
-        <w:pStyle w:val="Heading2"/>
-        <w:numPr>
-          <w:ilvl w:val="0"/>
-          <w:numId w:val="1033"/>
-        </w:numPr>
-      </w:pPr>
-      <w:bookmarkStart w:id="49" w:name="art.-art.-art.-art.-10"/>
-      <w:r>
-        <w:t xml:space="preserve">Art.** Art.** Art.** Art.</w:t>
-      </w:r>
-      <w:bookmarkEnd w:id="49"/>
-    </w:p>
-    <w:p>
-      <w:pPr>
-        <w:pStyle w:val="Compact"/>
-        <w:numPr>
-          <w:ilvl w:val="0"/>
-          <w:numId w:val="1000"/>
-        </w:numPr>
-      </w:pPr>
-      <w:r>
-        <w:t xml:space="preserve">A Directiva 95/46/CE revoga a antiga Directiva relativa à protecção de dados e preserva a continuidade de referência. □ Acompanhar a regra jurídica e qualquer acção da Comissão ou dos Estados-Membros que afecte a organização. □ Registo legal, notas de revisão, decisão de gestão</w:t>
-      </w:r>
-      <w:r>
-        <w:t xml:space="preserve"> </w:t>
-      </w:r>
-      <w:r>
-        <w:t xml:space="preserve">Relacionamento com a Diretiva ePrivacidade .Evita deveres extras GDPR onde deveres específicos de comunicações eletrônicas já cobrem a mesma questão. □ Acompanhar a regra jurídica e qualquer acção da Comissão ou dos Estados-Membros que afecte a organização. □ Registo legal, notas de revisão, decisão de gestão</w:t>
-      </w:r>
-      <w:r>
-        <w:t xml:space="preserve"> </w:t>
-      </w:r>
-      <w:r>
-        <w:t xml:space="preserve">Os acordos anteriores celebrados permitem que os acordos internacionais conformes antes de 24 de maio de 2016 permaneçam até serem alterados ou substituídos. □ Acompanhar a regra jurídica e qualquer acção da Comissão ou dos Estados-Membros que afecte a organização. □ Registo legal, notas de revisão, decisão de gestão</w:t>
-      </w:r>
-      <w:r>
-        <w:t xml:space="preserve"> </w:t>
-      </w:r>
-      <w:r>
-        <w:t xml:space="preserve">O relatório da Comissão requer relatórios periódicos de avaliação, especialmente em matéria de transferências e cooperação. □ Acompanhar a regra jurídica e qualquer acção da Comissão ou dos Estados-Membros que afecte a organização. □ Registo legal, notas de revisão, decisão de gestão</w:t>
-      </w:r>
-      <w:r>
-        <w:t xml:space="preserve"> </w:t>
-      </w:r>
-      <w:r>
-        <w:t xml:space="preserve">A revisão de outros actos jurídicos da União exige uma revisão e uma eventual alteração de outras leis da UE em matéria de protecção de dados para assegurar a coerência. □ Acompanhar a regra jurídica e qualquer acção da Comissão ou dos Estados-Membros que afecte a organização. □ Registo legal, notas de revisão, decisão de gestão</w:t>
-      </w:r>
-      <w:r>
-        <w:t xml:space="preserve"> </w:t>
-      </w:r>
-      <w:r>
-        <w:t xml:space="preserve">Entrada em vigor e aplicação dos Estados e aplicação a partir de 25 de maio de 2018. Acompanhar a regra jurídica e qualquer acção da Comissão ou dos Estados-Membros que afecte a organização. □ Registo legal, notas de revisão, decisão de gestão</w:t>
-      </w:r>
-    </w:p>
-    <w:bookmarkEnd w:id="50"/>
-    <w:bookmarkEnd w:id="51"/>
-    <w:bookmarkStart w:id="53" w:name="gdpr-do-gerente-playbook"/>
-    <w:p>
-      <w:pPr>
-        <w:pStyle w:val="Heading1"/>
-      </w:pPr>
-      <w:r>
-        <w:t xml:space="preserve">10. GDPR do gerente Playbook</w:t>
-      </w:r>
-    </w:p>
-    <w:p>
-      <w:pPr>
-        <w:pStyle w:val="FirstParagraph"/>
-      </w:pPr>
-      <w:r>
         <w:rPr>
+          <w:iCs/>
           <w:i/>
-          <w:iCs/>
         </w:rPr>
         <w:t xml:space="preserve">Perguntas, reuniões, métricas, decisões e sinais de alerta para a gestão.</w:t>
       </w:r>
     </w:p>
-    <w:bookmarkStart w:id="52" w:name="Xe8b8ef70c1fc79b3d2855bc8bb718b7227ab153"/>
+    <w:bookmarkStart w:id="63" w:name="Xe8b8ef70c1fc79b3d2855bc8bb718b7227ab153"/>
     <w:p>
       <w:pPr>
         <w:pStyle w:val="Heading2"/>
@@ -4435,9 +4440,9 @@
         <w:t xml:space="preserve">Que proprietário analisa provas e mudanças?</w:t>
       </w:r>
     </w:p>
-    <w:bookmarkEnd w:id="52"/>
-    <w:bookmarkEnd w:id="53"/>
-    <w:bookmarkStart w:id="56" w:name="painel-mensal"/>
+    <w:bookmarkEnd w:id="63"/>
+    <w:bookmarkEnd w:id="64"/>
+    <w:bookmarkStart w:id="67" w:name="painel-mensal"/>
     <w:p>
       <w:pPr>
         <w:pStyle w:val="Heading1"/>
@@ -4446,7 +4451,7 @@
         <w:t xml:space="preserve"># 10.2 Painel mensal</w:t>
       </w:r>
     </w:p>
-    <w:bookmarkStart w:id="54" w:name="section-3"/>
+    <w:bookmarkStart w:id="65" w:name="section-3"/>
     <w:p>
       <w:pPr>
         <w:pStyle w:val="Heading2"/>
@@ -4505,8 +4510,8 @@
         <w:t xml:space="preserve">• Treinamento □ Treinamento baseado em papéis e acompanhamento são completos? Verde / Amarelo / Vermelho</w:t>
       </w:r>
     </w:p>
-    <w:bookmarkEnd w:id="54"/>
-    <w:bookmarkStart w:id="55" w:name="erros-comuns-de-gestão"/>
+    <w:bookmarkEnd w:id="65"/>
+    <w:bookmarkStart w:id="66" w:name="erros-comuns-de-gestão"/>
     <w:p>
       <w:pPr>
         <w:pStyle w:val="Heading2"/>
@@ -4603,9 +4608,9 @@
         <w:t xml:space="preserve">Esconder incidentes ou atrasar a escalada enquanto os factos estão incompletos.</w:t>
       </w:r>
     </w:p>
-    <w:bookmarkEnd w:id="55"/>
-    <w:bookmarkEnd w:id="56"/>
-    <w:bookmarkStart w:id="57" w:name="X848756e16cceac916921876f5aeb01662c1d2a6"/>
+    <w:bookmarkEnd w:id="66"/>
+    <w:bookmarkEnd w:id="67"/>
+    <w:bookmarkStart w:id="68" w:name="X848756e16cceac916921876f5aeb01662c1d2a6"/>
     <w:p>
       <w:pPr>
         <w:pStyle w:val="Heading1"/>
@@ -4616,11 +4621,11 @@
     </w:p>
     <w:p>
       <w:pPr>
+        <w:numPr>
+          <w:ilvl w:val="0"/>
+          <w:numId w:val="1036"/>
+        </w:numPr>
         <w:pStyle w:val="Compact"/>
-        <w:numPr>
-          <w:ilvl w:val="0"/>
-          <w:numId w:val="1036"/>
-        </w:numPr>
       </w:pPr>
       <w:r>
         <w:t xml:space="preserve">Um caminho seguro e honesto de aprender a lei para demonstrar capacidade de entrada.*</w:t>
@@ -4639,8 +4644,8 @@
         <w:t xml:space="preserve">Figura 5. Caminho do analista de privacidade júnior</w:t>
       </w:r>
     </w:p>
-    <w:bookmarkEnd w:id="57"/>
-    <w:bookmarkStart w:id="58" w:name="títulos-de-trabalho"/>
+    <w:bookmarkEnd w:id="68"/>
+    <w:bookmarkStart w:id="69" w:name="títulos-de-trabalho"/>
     <w:p>
       <w:pPr>
         <w:pStyle w:val="Heading1"/>
@@ -4655,8 +4660,8 @@
       </w:pPr>
       <w:r>
         <w:rPr>
+          <w:bCs/>
           <w:b/>
-          <w:bCs/>
         </w:rPr>
         <w:t xml:space="preserve">Analista de Privacidade Júnior</w:t>
       </w:r>
@@ -4699,8 +4704,8 @@
       </w:pPr>
       <w:r>
         <w:rPr>
+          <w:bCs/>
           <w:b/>
-          <w:bCs/>
         </w:rPr>
         <w:t xml:space="preserve">Analista de Privacidade da Terceira Parte</w:t>
       </w:r>
@@ -4721,8 +4726,8 @@
         <w:t xml:space="preserve">** Coordenador do Programa de Privacidade **</w:t>
       </w:r>
     </w:p>
-    <w:bookmarkEnd w:id="58"/>
-    <w:bookmarkStart w:id="59" w:name="trabalho-júnior-típico"/>
+    <w:bookmarkEnd w:id="69"/>
+    <w:bookmarkStart w:id="70" w:name="trabalho-júnior-típico"/>
     <w:p>
       <w:pPr>
         <w:pStyle w:val="Heading1"/>
@@ -4819,8 +4824,8 @@
         <w:t xml:space="preserve">Preparar relatórios claros sem conclusões legais não apoiadas.</w:t>
       </w:r>
     </w:p>
-    <w:bookmarkEnd w:id="59"/>
-    <w:bookmarkStart w:id="60" w:name="Xa27d14d7bbce82be1efef20a3f6cda7e0d147ab"/>
+    <w:bookmarkEnd w:id="70"/>
+    <w:bookmarkStart w:id="71" w:name="Xa27d14d7bbce82be1efef20a3f6cda7e0d147ab"/>
     <w:p>
       <w:pPr>
         <w:pStyle w:val="Heading1"/>
@@ -4881,11 +4886,11 @@
     </w:p>
     <w:p>
       <w:pPr>
+        <w:numPr>
+          <w:ilvl w:val="0"/>
+          <w:numId w:val="1038"/>
+        </w:numPr>
         <w:pStyle w:val="Compact"/>
-        <w:numPr>
-          <w:ilvl w:val="0"/>
-          <w:numId w:val="1038"/>
-        </w:numPr>
       </w:pPr>
       <w:r>
         <w:t xml:space="preserve">Honestidade na carreira:** Um portfólio de laboratório não é experiência profissional. Rotule-o claramente como prática, use dados fictícios e explique o que você aprendeu e o que exigiu revisão de especialistas. □</w:t>
@@ -4897,8 +4902,8 @@
         <w:t xml:space="preserve">O que é que se passa?</w:t>
       </w:r>
     </w:p>
-    <w:bookmarkEnd w:id="60"/>
-    <w:bookmarkStart w:id="62" w:name="Xc02dfe262555335ab5c76cb1a1e081265c01fcc"/>
+    <w:bookmarkEnd w:id="71"/>
+    <w:bookmarkStart w:id="73" w:name="Xc02dfe262555335ab5c76cb1a1e081265c01fcc"/>
     <w:p>
       <w:pPr>
         <w:pStyle w:val="Heading1"/>
@@ -4909,11 +4914,11 @@
     </w:p>
     <w:p>
       <w:pPr>
+        <w:numPr>
+          <w:ilvl w:val="0"/>
+          <w:numId w:val="1039"/>
+        </w:numPr>
         <w:pStyle w:val="Compact"/>
-        <w:numPr>
-          <w:ilvl w:val="0"/>
-          <w:numId w:val="1039"/>
-        </w:numPr>
       </w:pPr>
       <w:r>
         <w:t xml:space="preserve">O que cada ferramenta pode suportar, como começar com segurança, e que evidências para reter.*</w:t>
@@ -4933,7 +4938,7 @@
         <w:t xml:space="preserve">□——————————————————————————————————————————————————————————————————————</w:t>
       </w:r>
     </w:p>
-    <w:bookmarkStart w:id="61" w:name="ferramenta-purpose-suporte-típico-gdpr"/>
+    <w:bookmarkStart w:id="72" w:name="ferramenta-purpose-suporte-típico-gdpr"/>
     <w:p>
       <w:pPr>
         <w:pStyle w:val="Heading2"/>
@@ -4946,32 +4951,32 @@
       </w:r>
       <w:r>
         <w:rPr>
+          <w:bCs/>
           <w:b/>
-          <w:bCs/>
         </w:rPr>
         <w:t xml:space="preserve">Ferramenta</w:t>
       </w:r>
       <w:r>
         <w:rPr>
+          <w:bCs/>
           <w:b/>
+        </w:rPr>
+        <w:t xml:space="preserve"> </w:t>
+      </w:r>
+      <w:r>
+        <w:t xml:space="preserve"> </w:t>
+      </w:r>
+      <w:r>
+        <w:rPr>
           <w:bCs/>
-        </w:rPr>
-        <w:t xml:space="preserve"> </w:t>
-      </w:r>
-      <w:r>
-        <w:t xml:space="preserve"> </w:t>
-      </w:r>
-      <w:r>
-        <w:rPr>
           <w:b/>
-          <w:bCs/>
         </w:rPr>
         <w:t xml:space="preserve">Purpose</w:t>
       </w:r>
       <w:r>
         <w:rPr>
+          <w:bCs/>
           <w:b/>
-          <w:bCs/>
         </w:rPr>
         <w:t xml:space="preserve"> </w:t>
       </w:r>
@@ -5050,9 +5055,9 @@
         <w:t xml:space="preserve">• Greenbone Community Edition – Varredura de vulnerabilidade – Contabilidade, segurança, minimização, direitos ou evidência de privacidade por projeto</w:t>
       </w:r>
     </w:p>
-    <w:bookmarkEnd w:id="61"/>
-    <w:bookmarkEnd w:id="62"/>
-    <w:bookmarkStart w:id="63" w:name="assistente-ciso"/>
+    <w:bookmarkEnd w:id="72"/>
+    <w:bookmarkEnd w:id="73"/>
+    <w:bookmarkStart w:id="74" w:name="assistente-ciso"/>
     <w:p>
       <w:pPr>
         <w:pStyle w:val="Heading1"/>
@@ -5102,8 +5107,8 @@
         <w:t xml:space="preserve">Crie uma organização fictícia, mapeie um requisito GDPR para um controle, atribua um proprietário e anexe evidências higienizadas.</w:t>
       </w:r>
     </w:p>
-    <w:bookmarkEnd w:id="63"/>
-    <w:bookmarkStart w:id="66" w:name="provas-para-reter"/>
+    <w:bookmarkEnd w:id="74"/>
+    <w:bookmarkStart w:id="77" w:name="provas-para-reter"/>
     <w:p>
       <w:pPr>
         <w:pStyle w:val="Heading1"/>
@@ -5120,7 +5125,7 @@
         <w:t xml:space="preserve">Registre o propósito aprovado, proprietário, escopo, dados utilizados, ferramenta e versão de conteúdo, configuração, resultado completo, revisor, decisão, ação corretiva e reteste. Proteger relatórios que contenham dados pessoais, credenciais ou vulnerabilidades.</w:t>
       </w:r>
     </w:p>
-    <w:bookmarkStart w:id="65" w:name="openmetadata"/>
+    <w:bookmarkStart w:id="76" w:name="openmetadata"/>
     <w:p>
       <w:pPr>
         <w:pStyle w:val="Heading2"/>
@@ -5147,7 +5152,7 @@
       <w:r>
         <w:t xml:space="preserve"> </w:t>
       </w:r>
-      <w:hyperlink r:id="rId64">
+      <w:hyperlink r:id="rId75">
         <w:r>
           <w:rPr>
             <w:rStyle w:val="Hyperlink"/>
@@ -5172,9 +5177,9 @@
         <w:t xml:space="preserve">Implantar um catálogo de laboratório, registrar um ativo de dados de amostra, adicionar um proprietário, classificação, nota de propósito e tag de retenção.</w:t>
       </w:r>
     </w:p>
-    <w:bookmarkEnd w:id="65"/>
-    <w:bookmarkEnd w:id="66"/>
-    <w:bookmarkStart w:id="67" w:name="provas-para-reter-1"/>
+    <w:bookmarkEnd w:id="76"/>
+    <w:bookmarkEnd w:id="77"/>
+    <w:bookmarkStart w:id="78" w:name="provas-para-reter-1"/>
     <w:p>
       <w:pPr>
         <w:pStyle w:val="Heading1"/>
@@ -5191,8 +5196,8 @@
         <w:t xml:space="preserve">Registre o propósito aprovado, proprietário, escopo, dados utilizados, ferramenta e versão de conteúdo, configuração, resultado completo, revisor, decisão, ação corretiva e reteste. Proteger relatórios que contenham dados pessoais, credenciais ou vulnerabilidades.</w:t>
       </w:r>
     </w:p>
-    <w:bookmarkEnd w:id="67"/>
-    <w:bookmarkStart w:id="69" w:name="microsoft-presidio"/>
+    <w:bookmarkEnd w:id="78"/>
+    <w:bookmarkStart w:id="80" w:name="microsoft-presidio"/>
     <w:p>
       <w:pPr>
         <w:pStyle w:val="Heading1"/>
@@ -5219,7 +5224,7 @@
       <w:r>
         <w:t xml:space="preserve"> </w:t>
       </w:r>
-      <w:hyperlink r:id="rId68">
+      <w:hyperlink r:id="rId79">
         <w:r>
           <w:rPr>
             <w:rStyle w:val="Hyperlink"/>
@@ -5244,8 +5249,8 @@
         <w:t xml:space="preserve">Executar texto de amostra contendo identificadores inventados, deteções de revisão, aplicar mascaramento, e registrar falsos positivos e falhas.</w:t>
       </w:r>
     </w:p>
-    <w:bookmarkEnd w:id="69"/>
-    <w:bookmarkStart w:id="72" w:name="provas-para-reter-2"/>
+    <w:bookmarkEnd w:id="80"/>
+    <w:bookmarkStart w:id="83" w:name="provas-para-reter-2"/>
     <w:p>
       <w:pPr>
         <w:pStyle w:val="Heading1"/>
@@ -5262,7 +5267,7 @@
         <w:t xml:space="preserve">Registre o propósito aprovado, proprietário, escopo, dados utilizados, ferramenta e versão de conteúdo, configuração, resultado completo, revisor, decisão, ação corretiva e reteste. Proteger relatórios que contenham dados pessoais, credenciais ou vulnerabilidades.</w:t>
       </w:r>
     </w:p>
-    <w:bookmarkStart w:id="71" w:name="arx"/>
+    <w:bookmarkStart w:id="82" w:name="arx"/>
     <w:p>
       <w:pPr>
         <w:pStyle w:val="Heading2"/>
@@ -5289,7 +5294,7 @@
       <w:r>
         <w:t xml:space="preserve"> </w:t>
       </w:r>
-      <w:hyperlink r:id="rId70">
+      <w:hyperlink r:id="rId81">
         <w:r>
           <w:rPr>
             <w:rStyle w:val="Hyperlink"/>
@@ -5320,9 +5325,9 @@
         <w:t xml:space="preserve">Carregar um conjunto de dados sintético, identificadores de marca e quase-identificadores, aplicar um modelo de privacidade, e comparar utilidade e risco.</w:t>
       </w:r>
     </w:p>
-    <w:bookmarkEnd w:id="71"/>
-    <w:bookmarkEnd w:id="72"/>
-    <w:bookmarkStart w:id="75" w:name="provas-para-reter-3"/>
+    <w:bookmarkEnd w:id="82"/>
+    <w:bookmarkEnd w:id="83"/>
+    <w:bookmarkStart w:id="86" w:name="provas-para-reter-3"/>
     <w:p>
       <w:pPr>
         <w:pStyle w:val="Heading1"/>
@@ -5339,7 +5344,7 @@
         <w:t xml:space="preserve">Registre o propósito aprovado, proprietário, escopo, dados utilizados, ferramenta e versão de conteúdo, configuração, resultado completo, revisor, decisão, ação corretiva e reteste. Proteger relatórios que contenham dados pessoais, credenciais ou vulnerabilidades.</w:t>
       </w:r>
     </w:p>
-    <w:bookmarkStart w:id="74" w:name="keycloak"/>
+    <w:bookmarkStart w:id="85" w:name="keycloak"/>
     <w:p>
       <w:pPr>
         <w:pStyle w:val="Heading2"/>
@@ -5366,7 +5371,7 @@
       <w:r>
         <w:t xml:space="preserve"> </w:t>
       </w:r>
-      <w:hyperlink r:id="rId73">
+      <w:hyperlink r:id="rId84">
         <w:r>
           <w:rPr>
             <w:rStyle w:val="Hyperlink"/>
@@ -5391,9 +5396,9 @@
         <w:t xml:space="preserve">Crie um reino de laboratório, usuários, papéis e MFA; teste menos privilégio e exporte as evidências de configuração e revisão.</w:t>
       </w:r>
     </w:p>
-    <w:bookmarkEnd w:id="74"/>
-    <w:bookmarkEnd w:id="75"/>
-    <w:bookmarkStart w:id="78" w:name="provas-para-reter-4"/>
+    <w:bookmarkEnd w:id="85"/>
+    <w:bookmarkEnd w:id="86"/>
+    <w:bookmarkStart w:id="89" w:name="provas-para-reter-4"/>
     <w:p>
       <w:pPr>
         <w:pStyle w:val="Heading1"/>
@@ -5410,7 +5415,7 @@
         <w:t xml:space="preserve">Registre o propósito aprovado, proprietário, escopo, dados utilizados, ferramenta e versão de conteúdo, configuração, resultado completo, revisor, decisão, ação corretiva e reteste. Proteger relatórios que contenham dados pessoais, credenciais ou vulnerabilidades.</w:t>
       </w:r>
     </w:p>
-    <w:bookmarkStart w:id="77" w:name="wazuh"/>
+    <w:bookmarkStart w:id="88" w:name="wazuh"/>
     <w:p>
       <w:pPr>
         <w:pStyle w:val="Heading2"/>
@@ -5437,7 +5442,7 @@
       <w:r>
         <w:t xml:space="preserve"> </w:t>
       </w:r>
-      <w:hyperlink r:id="rId76">
+      <w:hyperlink r:id="rId87">
         <w:r>
           <w:rPr>
             <w:rStyle w:val="Hyperlink"/>
@@ -5468,9 +5473,9 @@
         <w:t xml:space="preserve">Conecte um endpoint de laboratório, crie um evento inofensivo, reveja o alerta e salve o evento, a decisão do analista e o acompanhamento.</w:t>
       </w:r>
     </w:p>
-    <w:bookmarkEnd w:id="77"/>
-    <w:bookmarkEnd w:id="78"/>
-    <w:bookmarkStart w:id="79" w:name="provas-para-reter-5"/>
+    <w:bookmarkEnd w:id="88"/>
+    <w:bookmarkEnd w:id="89"/>
+    <w:bookmarkStart w:id="90" w:name="provas-para-reter-5"/>
     <w:p>
       <w:pPr>
         <w:pStyle w:val="Heading1"/>
@@ -5487,8 +5492,8 @@
         <w:t xml:space="preserve">Registre o propósito aprovado, proprietário, escopo, dados utilizados, ferramenta e versão de conteúdo, configuração, resultado completo, revisor, decisão, ação corretiva e reteste. Proteger relatórios que contenham dados pessoais, credenciais ou vulnerabilidades.</w:t>
       </w:r>
     </w:p>
-    <w:bookmarkEnd w:id="79"/>
-    <w:bookmarkStart w:id="81" w:name="owasp-zap"/>
+    <w:bookmarkEnd w:id="90"/>
+    <w:bookmarkStart w:id="92" w:name="owasp-zap"/>
     <w:p>
       <w:pPr>
         <w:pStyle w:val="Heading1"/>
@@ -5515,7 +5520,7 @@
       <w:r>
         <w:t xml:space="preserve"> </w:t>
       </w:r>
-      <w:hyperlink r:id="rId80">
+      <w:hyperlink r:id="rId91">
         <w:r>
           <w:rPr>
             <w:rStyle w:val="Hyperlink"/>
@@ -5546,8 +5551,8 @@
         <w:t xml:space="preserve">Proxy uma aplicação de treinamento local, começar com descobertas passivas, validar um resultado, e exportar o escopo aprovado e relatório.</w:t>
       </w:r>
     </w:p>
-    <w:bookmarkEnd w:id="81"/>
-    <w:bookmarkStart w:id="84" w:name="provas-para-reter-6"/>
+    <w:bookmarkEnd w:id="92"/>
+    <w:bookmarkStart w:id="95" w:name="provas-para-reter-6"/>
     <w:p>
       <w:pPr>
         <w:pStyle w:val="Heading1"/>
@@ -5564,7 +5569,7 @@
         <w:t xml:space="preserve">Registre o propósito aprovado, proprietário, escopo, dados utilizados, ferramenta e versão de conteúdo, configuração, resultado completo, revisor, decisão, ação corretiva e reteste. Proteger relatórios que contenham dados pessoais, credenciais ou vulnerabilidades.</w:t>
       </w:r>
     </w:p>
-    <w:bookmarkStart w:id="83" w:name="trivy"/>
+    <w:bookmarkStart w:id="94" w:name="trivy"/>
     <w:p>
       <w:pPr>
         <w:pStyle w:val="Heading2"/>
@@ -5591,7 +5596,7 @@
       <w:r>
         <w:t xml:space="preserve"> </w:t>
       </w:r>
-      <w:hyperlink r:id="rId82">
+      <w:hyperlink r:id="rId93">
         <w:r>
           <w:rPr>
             <w:rStyle w:val="Hyperlink"/>
@@ -5620,356 +5625,356 @@
       </w:pPr>
       <w:r>
         <w:t xml:space="preserve">Examine uma imagem de laboratório ou repositório, proteja relatórios, valide um achado, conserte-o e verifique novamente.</w:t>
-      </w:r>
-    </w:p>
-    <w:bookmarkEnd w:id="83"/>
-    <w:bookmarkEnd w:id="84"/>
-    <w:bookmarkStart w:id="87" w:name="provas-para-reter-7"/>
-    <w:p>
-      <w:pPr>
-        <w:pStyle w:val="Heading1"/>
-      </w:pPr>
-      <w:r>
-        <w:t xml:space="preserve"># Provas para reter</w:t>
-      </w:r>
-    </w:p>
-    <w:p>
-      <w:pPr>
-        <w:pStyle w:val="FirstParagraph"/>
-      </w:pPr>
-      <w:r>
-        <w:t xml:space="preserve">Registre o propósito aprovado, proprietário, escopo, dados utilizados, ferramenta e versão de conteúdo, configuração, resultado completo, revisor, decisão, ação corretiva e reteste. Proteger relatórios que contenham dados pessoais, credenciais ou vulnerabilidades.</w:t>
-      </w:r>
-    </w:p>
-    <w:bookmarkStart w:id="86" w:name="agente-de-política-aberta"/>
-    <w:p>
-      <w:pPr>
-        <w:pStyle w:val="Heading2"/>
-      </w:pPr>
-      <w:r>
-        <w:t xml:space="preserve">12.9 Agente de Política Aberta</w:t>
-      </w:r>
-    </w:p>
-    <w:p>
-      <w:pPr>
-        <w:pStyle w:val="FirstParagraph"/>
-      </w:pPr>
-      <w:r>
-        <w:t xml:space="preserve">Política como código.</w:t>
-      </w:r>
-    </w:p>
-    <w:p>
-      <w:pPr>
-        <w:pStyle w:val="BodyText"/>
-      </w:pPr>
-      <w:r>
-        <w:t xml:space="preserve">** Documentação oficial e configuração:**</w:t>
-      </w:r>
-      <w:r>
-        <w:t xml:space="preserve"> </w:t>
-      </w:r>
-      <w:hyperlink r:id="rId85">
-        <w:r>
-          <w:rPr>
-            <w:rStyle w:val="Hyperlink"/>
-          </w:rPr>
-          <w:t xml:space="preserve"> </w:t>
-        </w:r>
-        <w:r>
-          <w:rPr>
-            <w:rStyle w:val="Hyperlink"/>
-          </w:rPr>
-          <w:t xml:space="preserve">Abra o guia oficial do Open Policy Agent</w:t>
-        </w:r>
-      </w:hyperlink>
-    </w:p>
-    <w:p>
-      <w:pPr>
-        <w:pStyle w:val="BodyText"/>
-      </w:pPr>
-      <w:r>
-        <w:t xml:space="preserve">Um começo rápido</w:t>
-      </w:r>
-    </w:p>
-    <w:p>
-      <w:pPr>
-        <w:pStyle w:val="BodyText"/>
-      </w:pPr>
-      <w:r>
-        <w:t xml:space="preserve">Escreva uma regra de laboratório que negue um recurso de dados sem um proprietário ou etiqueta de retenção; teste permitido e negado entradas.</w:t>
-      </w:r>
-    </w:p>
-    <w:bookmarkEnd w:id="86"/>
-    <w:bookmarkEnd w:id="87"/>
-    <w:bookmarkStart w:id="88" w:name="provas-para-reter-8"/>
-    <w:p>
-      <w:pPr>
-        <w:pStyle w:val="Heading1"/>
-      </w:pPr>
-      <w:r>
-        <w:t xml:space="preserve"># Provas para reter</w:t>
-      </w:r>
-    </w:p>
-    <w:p>
-      <w:pPr>
-        <w:pStyle w:val="FirstParagraph"/>
-      </w:pPr>
-      <w:r>
-        <w:t xml:space="preserve">Registre o propósito aprovado, proprietário, escopo, dados utilizados, ferramenta e versão de conteúdo, configuração, resultado completo, revisor, decisão, ação corretiva e reteste. Proteger relatórios que contenham dados pessoais, credenciais ou vulnerabilidades.</w:t>
-      </w:r>
-    </w:p>
-    <w:bookmarkEnd w:id="88"/>
-    <w:bookmarkStart w:id="90" w:name="klaro"/>
-    <w:p>
-      <w:pPr>
-        <w:pStyle w:val="Heading1"/>
-      </w:pPr>
-      <w:r>
-        <w:t xml:space="preserve">12.10 Klaro!</w:t>
-      </w:r>
-    </w:p>
-    <w:p>
-      <w:pPr>
-        <w:pStyle w:val="FirstParagraph"/>
-      </w:pPr>
-      <w:r>
-        <w:t xml:space="preserve">Apoio à interface de consentimento.</w:t>
-      </w:r>
-    </w:p>
-    <w:p>
-      <w:pPr>
-        <w:pStyle w:val="BodyText"/>
-      </w:pPr>
-      <w:r>
-        <w:t xml:space="preserve">** Documentação oficial e configuração:**</w:t>
-      </w:r>
-      <w:r>
-        <w:t xml:space="preserve"> </w:t>
-      </w:r>
-      <w:hyperlink r:id="rId89">
-        <w:r>
-          <w:rPr>
-            <w:rStyle w:val="Hyperlink"/>
-          </w:rPr>
-          <w:t xml:space="preserve"> </w:t>
-        </w:r>
-        <w:r>
-          <w:rPr>
-            <w:rStyle w:val="Hyperlink"/>
-          </w:rPr>
-          <w:t xml:space="preserve">Abra o guia oficial Klaro!</w:t>
-        </w:r>
-      </w:hyperlink>
-    </w:p>
-    <w:p>
-      <w:pPr>
-        <w:pStyle w:val="BodyText"/>
-      </w:pPr>
-      <w:r>
-        <w:t xml:space="preserve">Um começo rápido</w:t>
-      </w:r>
-    </w:p>
-    <w:p>
-      <w:pPr>
-        <w:pStyle w:val="BodyText"/>
-      </w:pPr>
-      <w:r>
-        <w:t xml:space="preserve">Configure uma página de laboratório para que os serviços opcionais permaneçam desligados até a escolha; teste aceitar, rejeitar, alterar e retirar caminhos.</w:t>
-      </w:r>
-    </w:p>
-    <w:bookmarkEnd w:id="90"/>
-    <w:bookmarkStart w:id="91" w:name="provas-para-reter-9"/>
-    <w:p>
-      <w:pPr>
-        <w:pStyle w:val="Heading1"/>
-      </w:pPr>
-      <w:r>
-        <w:t xml:space="preserve"># Provas para reter</w:t>
-      </w:r>
-    </w:p>
-    <w:p>
-      <w:pPr>
-        <w:pStyle w:val="FirstParagraph"/>
-      </w:pPr>
-      <w:r>
-        <w:t xml:space="preserve">Registre o propósito aprovado, proprietário, escopo, dados utilizados, ferramenta e versão de conteúdo, configuração, resultado completo, revisor, decisão, ação corretiva e reteste. Proteger relatórios que contenham dados pessoais, credenciais ou vulnerabilidades.</w:t>
-      </w:r>
-    </w:p>
-    <w:bookmarkEnd w:id="91"/>
-    <w:bookmarkStart w:id="93" w:name="greenbone-community-edition"/>
-    <w:p>
-      <w:pPr>
-        <w:pStyle w:val="Heading1"/>
-      </w:pPr>
-      <w:r>
-        <w:t xml:space="preserve">12.11 Greenbone Community Edition</w:t>
-      </w:r>
-    </w:p>
-    <w:p>
-      <w:pPr>
-        <w:pStyle w:val="FirstParagraph"/>
-      </w:pPr>
-      <w:r>
-        <w:t xml:space="preserve">Varredura de vulnerabilidade.</w:t>
-      </w:r>
-    </w:p>
-    <w:p>
-      <w:pPr>
-        <w:pStyle w:val="BodyText"/>
-      </w:pPr>
-      <w:r>
-        <w:t xml:space="preserve">** Documentação oficial e configuração:**</w:t>
-      </w:r>
-      <w:r>
-        <w:t xml:space="preserve"> </w:t>
-      </w:r>
-      <w:hyperlink r:id="rId92">
-        <w:r>
-          <w:rPr>
-            <w:rStyle w:val="Hyperlink"/>
-          </w:rPr>
-          <w:t xml:space="preserve">Abre o guia oficial da Greenbone Community Edition</w:t>
-        </w:r>
-      </w:hyperlink>
-    </w:p>
-    <w:p>
-      <w:pPr>
-        <w:pStyle w:val="BodyText"/>
-      </w:pPr>
-      <w:r>
-        <w:t xml:space="preserve">Um começo rápido</w:t>
-      </w:r>
-    </w:p>
-    <w:p>
-      <w:pPr>
-        <w:pStyle w:val="BodyText"/>
-      </w:pPr>
-      <w:r>
-        <w:t xml:space="preserve">Analise apenas um alvo de laboratório aprovado, valide um achado, corrija-o, rescan, e alcance de registro, versão, resultado e revisor.</w:t>
-      </w:r>
-    </w:p>
-    <w:bookmarkEnd w:id="93"/>
-    <w:bookmarkStart w:id="95" w:name="provas-para-reter-10"/>
-    <w:p>
-      <w:pPr>
-        <w:pStyle w:val="Heading1"/>
-      </w:pPr>
-      <w:r>
-        <w:t xml:space="preserve"># Provas para reter</w:t>
-      </w:r>
-    </w:p>
-    <w:p>
-      <w:pPr>
-        <w:pStyle w:val="FirstParagraph"/>
-      </w:pPr>
-      <w:r>
-        <w:t xml:space="preserve">Registre o propósito aprovado, proprietário, escopo, dados utilizados, ferramenta e versão de conteúdo, configuração, resultado completo, revisor, decisão, ação corretiva e reteste. Proteger relatórios que contenham dados pessoais, credenciais ou vulnerabilidades.</w:t>
-      </w:r>
-    </w:p>
-    <w:bookmarkStart w:id="94" w:name="X782753a325cbfb42b86c0fb6c37e2a0f54046ea"/>
-    <w:p>
-      <w:pPr>
-        <w:pStyle w:val="Heading2"/>
-      </w:pPr>
-      <w:r>
-        <w:t xml:space="preserve">12.12 Lista de verificação de governança de ferramentas</w:t>
-      </w:r>
-    </w:p>
-    <w:p>
-      <w:pPr>
-        <w:numPr>
-          <w:ilvl w:val="0"/>
-          <w:numId w:val="1040"/>
-        </w:numPr>
-      </w:pPr>
-      <w:r>
-        <w:t xml:space="preserve">Usar dados fictícios ou higiénicos na formação.</w:t>
-      </w:r>
-    </w:p>
-    <w:p>
-      <w:pPr>
-        <w:numPr>
-          <w:ilvl w:val="0"/>
-          <w:numId w:val="1040"/>
-        </w:numPr>
-      </w:pPr>
-      <w:r>
-        <w:t xml:space="preserve">Aprovar finalidade, proprietário, escopo, acesso, hospedagem e retenção antes do uso da produção.</w:t>
-      </w:r>
-    </w:p>
-    <w:p>
-      <w:pPr>
-        <w:numPr>
-          <w:ilvl w:val="0"/>
-          <w:numId w:val="1040"/>
-        </w:numPr>
-      </w:pPr>
-      <w:r>
-        <w:t xml:space="preserve">Reveja licenças, fontes de software, lançamentos, somas de verificação e dependências.</w:t>
-      </w:r>
-    </w:p>
-    <w:p>
-      <w:pPr>
-        <w:numPr>
-          <w:ilvl w:val="0"/>
-          <w:numId w:val="1040"/>
-        </w:numPr>
-      </w:pPr>
-      <w:r>
-        <w:t xml:space="preserve">A precisão do teste de detecção e documentar falsos positivos e falsos negativos.</w:t>
-      </w:r>
-    </w:p>
-    <w:p>
-      <w:pPr>
-        <w:numPr>
-          <w:ilvl w:val="0"/>
-          <w:numId w:val="1040"/>
-        </w:numPr>
-      </w:pPr>
-      <w:r>
-        <w:t xml:space="preserve">Limitar e registrar acesso administrativo.</w:t>
-      </w:r>
-    </w:p>
-    <w:p>
-      <w:pPr>
-        <w:numPr>
-          <w:ilvl w:val="0"/>
-          <w:numId w:val="1040"/>
-        </w:numPr>
-      </w:pPr>
-      <w:r>
-        <w:t xml:space="preserve">Defina processos humanos de revisão, escalada, correção e eliminação.</w:t>
-      </w:r>
-    </w:p>
-    <w:p>
-      <w:pPr>
-        <w:numPr>
-          <w:ilvl w:val="0"/>
-          <w:numId w:val="1040"/>
-        </w:numPr>
-      </w:pPr>
-      <w:r>
-        <w:t xml:space="preserve">Não carregue dados pessoais para um serviço externo sem uma revisão legal, de segurança e de transferência aprovada.</w:t>
       </w:r>
     </w:p>
     <w:bookmarkEnd w:id="94"/>
     <w:bookmarkEnd w:id="95"/>
-    <w:bookmarkStart w:id="96" w:name="laboratório-ficcional-saas-e-portfólio"/>
+    <w:bookmarkStart w:id="98" w:name="provas-para-reter-7"/>
     <w:p>
       <w:pPr>
         <w:pStyle w:val="Heading1"/>
       </w:pPr>
       <w:r>
+        <w:t xml:space="preserve"># Provas para reter</w:t>
+      </w:r>
+    </w:p>
+    <w:p>
+      <w:pPr>
+        <w:pStyle w:val="FirstParagraph"/>
+      </w:pPr>
+      <w:r>
+        <w:t xml:space="preserve">Registre o propósito aprovado, proprietário, escopo, dados utilizados, ferramenta e versão de conteúdo, configuração, resultado completo, revisor, decisão, ação corretiva e reteste. Proteger relatórios que contenham dados pessoais, credenciais ou vulnerabilidades.</w:t>
+      </w:r>
+    </w:p>
+    <w:bookmarkStart w:id="97" w:name="agente-de-política-aberta"/>
+    <w:p>
+      <w:pPr>
+        <w:pStyle w:val="Heading2"/>
+      </w:pPr>
+      <w:r>
+        <w:t xml:space="preserve">12.9 Agente de Política Aberta</w:t>
+      </w:r>
+    </w:p>
+    <w:p>
+      <w:pPr>
+        <w:pStyle w:val="FirstParagraph"/>
+      </w:pPr>
+      <w:r>
+        <w:t xml:space="preserve">Política como código.</w:t>
+      </w:r>
+    </w:p>
+    <w:p>
+      <w:pPr>
+        <w:pStyle w:val="BodyText"/>
+      </w:pPr>
+      <w:r>
+        <w:t xml:space="preserve">** Documentação oficial e configuração:**</w:t>
+      </w:r>
+      <w:r>
+        <w:t xml:space="preserve"> </w:t>
+      </w:r>
+      <w:hyperlink r:id="rId96">
+        <w:r>
+          <w:rPr>
+            <w:rStyle w:val="Hyperlink"/>
+          </w:rPr>
+          <w:t xml:space="preserve"> </w:t>
+        </w:r>
+        <w:r>
+          <w:rPr>
+            <w:rStyle w:val="Hyperlink"/>
+          </w:rPr>
+          <w:t xml:space="preserve">Abra o guia oficial do Open Policy Agent</w:t>
+        </w:r>
+      </w:hyperlink>
+    </w:p>
+    <w:p>
+      <w:pPr>
+        <w:pStyle w:val="BodyText"/>
+      </w:pPr>
+      <w:r>
+        <w:t xml:space="preserve">Um começo rápido</w:t>
+      </w:r>
+    </w:p>
+    <w:p>
+      <w:pPr>
+        <w:pStyle w:val="BodyText"/>
+      </w:pPr>
+      <w:r>
+        <w:t xml:space="preserve">Escreva uma regra de laboratório que negue um recurso de dados sem um proprietário ou etiqueta de retenção; teste permitido e negado entradas.</w:t>
+      </w:r>
+    </w:p>
+    <w:bookmarkEnd w:id="97"/>
+    <w:bookmarkEnd w:id="98"/>
+    <w:bookmarkStart w:id="99" w:name="provas-para-reter-8"/>
+    <w:p>
+      <w:pPr>
+        <w:pStyle w:val="Heading1"/>
+      </w:pPr>
+      <w:r>
+        <w:t xml:space="preserve"># Provas para reter</w:t>
+      </w:r>
+    </w:p>
+    <w:p>
+      <w:pPr>
+        <w:pStyle w:val="FirstParagraph"/>
+      </w:pPr>
+      <w:r>
+        <w:t xml:space="preserve">Registre o propósito aprovado, proprietário, escopo, dados utilizados, ferramenta e versão de conteúdo, configuração, resultado completo, revisor, decisão, ação corretiva e reteste. Proteger relatórios que contenham dados pessoais, credenciais ou vulnerabilidades.</w:t>
+      </w:r>
+    </w:p>
+    <w:bookmarkEnd w:id="99"/>
+    <w:bookmarkStart w:id="101" w:name="klaro"/>
+    <w:p>
+      <w:pPr>
+        <w:pStyle w:val="Heading1"/>
+      </w:pPr>
+      <w:r>
+        <w:t xml:space="preserve">12.10 Klaro!</w:t>
+      </w:r>
+    </w:p>
+    <w:p>
+      <w:pPr>
+        <w:pStyle w:val="FirstParagraph"/>
+      </w:pPr>
+      <w:r>
+        <w:t xml:space="preserve">Apoio à interface de consentimento.</w:t>
+      </w:r>
+    </w:p>
+    <w:p>
+      <w:pPr>
+        <w:pStyle w:val="BodyText"/>
+      </w:pPr>
+      <w:r>
+        <w:t xml:space="preserve">** Documentação oficial e configuração:**</w:t>
+      </w:r>
+      <w:r>
+        <w:t xml:space="preserve"> </w:t>
+      </w:r>
+      <w:hyperlink r:id="rId100">
+        <w:r>
+          <w:rPr>
+            <w:rStyle w:val="Hyperlink"/>
+          </w:rPr>
+          <w:t xml:space="preserve"> </w:t>
+        </w:r>
+        <w:r>
+          <w:rPr>
+            <w:rStyle w:val="Hyperlink"/>
+          </w:rPr>
+          <w:t xml:space="preserve">Abra o guia oficial Klaro!</w:t>
+        </w:r>
+      </w:hyperlink>
+    </w:p>
+    <w:p>
+      <w:pPr>
+        <w:pStyle w:val="BodyText"/>
+      </w:pPr>
+      <w:r>
+        <w:t xml:space="preserve">Um começo rápido</w:t>
+      </w:r>
+    </w:p>
+    <w:p>
+      <w:pPr>
+        <w:pStyle w:val="BodyText"/>
+      </w:pPr>
+      <w:r>
+        <w:t xml:space="preserve">Configure uma página de laboratório para que os serviços opcionais permaneçam desligados até a escolha; teste aceitar, rejeitar, alterar e retirar caminhos.</w:t>
+      </w:r>
+    </w:p>
+    <w:bookmarkEnd w:id="101"/>
+    <w:bookmarkStart w:id="102" w:name="provas-para-reter-9"/>
+    <w:p>
+      <w:pPr>
+        <w:pStyle w:val="Heading1"/>
+      </w:pPr>
+      <w:r>
+        <w:t xml:space="preserve"># Provas para reter</w:t>
+      </w:r>
+    </w:p>
+    <w:p>
+      <w:pPr>
+        <w:pStyle w:val="FirstParagraph"/>
+      </w:pPr>
+      <w:r>
+        <w:t xml:space="preserve">Registre o propósito aprovado, proprietário, escopo, dados utilizados, ferramenta e versão de conteúdo, configuração, resultado completo, revisor, decisão, ação corretiva e reteste. Proteger relatórios que contenham dados pessoais, credenciais ou vulnerabilidades.</w:t>
+      </w:r>
+    </w:p>
+    <w:bookmarkEnd w:id="102"/>
+    <w:bookmarkStart w:id="104" w:name="greenbone-community-edition"/>
+    <w:p>
+      <w:pPr>
+        <w:pStyle w:val="Heading1"/>
+      </w:pPr>
+      <w:r>
+        <w:t xml:space="preserve">12.11 Greenbone Community Edition</w:t>
+      </w:r>
+    </w:p>
+    <w:p>
+      <w:pPr>
+        <w:pStyle w:val="FirstParagraph"/>
+      </w:pPr>
+      <w:r>
+        <w:t xml:space="preserve">Varredura de vulnerabilidade.</w:t>
+      </w:r>
+    </w:p>
+    <w:p>
+      <w:pPr>
+        <w:pStyle w:val="BodyText"/>
+      </w:pPr>
+      <w:r>
+        <w:t xml:space="preserve">** Documentação oficial e configuração:**</w:t>
+      </w:r>
+      <w:r>
+        <w:t xml:space="preserve"> </w:t>
+      </w:r>
+      <w:hyperlink r:id="rId103">
+        <w:r>
+          <w:rPr>
+            <w:rStyle w:val="Hyperlink"/>
+          </w:rPr>
+          <w:t xml:space="preserve">Abre o guia oficial da Greenbone Community Edition</w:t>
+        </w:r>
+      </w:hyperlink>
+    </w:p>
+    <w:p>
+      <w:pPr>
+        <w:pStyle w:val="BodyText"/>
+      </w:pPr>
+      <w:r>
+        <w:t xml:space="preserve">Um começo rápido</w:t>
+      </w:r>
+    </w:p>
+    <w:p>
+      <w:pPr>
+        <w:pStyle w:val="BodyText"/>
+      </w:pPr>
+      <w:r>
+        <w:t xml:space="preserve">Analise apenas um alvo de laboratório aprovado, valide um achado, corrija-o, rescan, e alcance de registro, versão, resultado e revisor.</w:t>
+      </w:r>
+    </w:p>
+    <w:bookmarkEnd w:id="104"/>
+    <w:bookmarkStart w:id="106" w:name="provas-para-reter-10"/>
+    <w:p>
+      <w:pPr>
+        <w:pStyle w:val="Heading1"/>
+      </w:pPr>
+      <w:r>
+        <w:t xml:space="preserve"># Provas para reter</w:t>
+      </w:r>
+    </w:p>
+    <w:p>
+      <w:pPr>
+        <w:pStyle w:val="FirstParagraph"/>
+      </w:pPr>
+      <w:r>
+        <w:t xml:space="preserve">Registre o propósito aprovado, proprietário, escopo, dados utilizados, ferramenta e versão de conteúdo, configuração, resultado completo, revisor, decisão, ação corretiva e reteste. Proteger relatórios que contenham dados pessoais, credenciais ou vulnerabilidades.</w:t>
+      </w:r>
+    </w:p>
+    <w:bookmarkStart w:id="105" w:name="X782753a325cbfb42b86c0fb6c37e2a0f54046ea"/>
+    <w:p>
+      <w:pPr>
+        <w:pStyle w:val="Heading2"/>
+      </w:pPr>
+      <w:r>
+        <w:t xml:space="preserve">12.12 Lista de verificação de governança de ferramentas</w:t>
+      </w:r>
+    </w:p>
+    <w:p>
+      <w:pPr>
+        <w:numPr>
+          <w:ilvl w:val="0"/>
+          <w:numId w:val="1040"/>
+        </w:numPr>
+      </w:pPr>
+      <w:r>
+        <w:t xml:space="preserve">Usar dados fictícios ou higiénicos na formação.</w:t>
+      </w:r>
+    </w:p>
+    <w:p>
+      <w:pPr>
+        <w:numPr>
+          <w:ilvl w:val="0"/>
+          <w:numId w:val="1040"/>
+        </w:numPr>
+      </w:pPr>
+      <w:r>
+        <w:t xml:space="preserve">Aprovar finalidade, proprietário, escopo, acesso, hospedagem e retenção antes do uso da produção.</w:t>
+      </w:r>
+    </w:p>
+    <w:p>
+      <w:pPr>
+        <w:numPr>
+          <w:ilvl w:val="0"/>
+          <w:numId w:val="1040"/>
+        </w:numPr>
+      </w:pPr>
+      <w:r>
+        <w:t xml:space="preserve">Reveja licenças, fontes de software, lançamentos, somas de verificação e dependências.</w:t>
+      </w:r>
+    </w:p>
+    <w:p>
+      <w:pPr>
+        <w:numPr>
+          <w:ilvl w:val="0"/>
+          <w:numId w:val="1040"/>
+        </w:numPr>
+      </w:pPr>
+      <w:r>
+        <w:t xml:space="preserve">A precisão do teste de detecção e documentar falsos positivos e falsos negativos.</w:t>
+      </w:r>
+    </w:p>
+    <w:p>
+      <w:pPr>
+        <w:numPr>
+          <w:ilvl w:val="0"/>
+          <w:numId w:val="1040"/>
+        </w:numPr>
+      </w:pPr>
+      <w:r>
+        <w:t xml:space="preserve">Limitar e registrar acesso administrativo.</w:t>
+      </w:r>
+    </w:p>
+    <w:p>
+      <w:pPr>
+        <w:numPr>
+          <w:ilvl w:val="0"/>
+          <w:numId w:val="1040"/>
+        </w:numPr>
+      </w:pPr>
+      <w:r>
+        <w:t xml:space="preserve">Defina processos humanos de revisão, escalada, correção e eliminação.</w:t>
+      </w:r>
+    </w:p>
+    <w:p>
+      <w:pPr>
+        <w:numPr>
+          <w:ilvl w:val="0"/>
+          <w:numId w:val="1040"/>
+        </w:numPr>
+      </w:pPr>
+      <w:r>
+        <w:t xml:space="preserve">Não carregue dados pessoais para um serviço externo sem uma revisão legal, de segurança e de transferência aprovada.</w:t>
+      </w:r>
+    </w:p>
+    <w:bookmarkEnd w:id="105"/>
+    <w:bookmarkEnd w:id="106"/>
+    <w:bookmarkStart w:id="107" w:name="laboratório-ficcional-saas-e-portfólio"/>
+    <w:p>
+      <w:pPr>
+        <w:pStyle w:val="Heading1"/>
+      </w:pPr>
+      <w:r>
         <w:t xml:space="preserve">13. Laboratório Ficcional SaaS e Portfólio</w:t>
       </w:r>
     </w:p>
     <w:p>
       <w:pPr>
+        <w:numPr>
+          <w:ilvl w:val="0"/>
+          <w:numId w:val="1041"/>
+        </w:numPr>
         <w:pStyle w:val="Compact"/>
-        <w:numPr>
-          <w:ilvl w:val="0"/>
-          <w:numId w:val="1041"/>
-        </w:numPr>
       </w:pPr>
       <w:r>
         <w:t xml:space="preserve">Uma empresa prática completa usando apenas informações sintéticas.*</w:t>
@@ -5983,8 +5988,8 @@
         <w:t xml:space="preserve">Blue Lantern Analytics é um fornecedor fictício de SaaS virado para a UE com 30 funcionários. Ele serve clientes empresariais, usa provedores de hospedagem e suporte em nuvem, monitora a atividade da aplicação, envia mensagens de produto e planeja um recurso de suporte de IA. Não tem clientes reais ou dados pessoais reais.</w:t>
       </w:r>
     </w:p>
-    <w:bookmarkEnd w:id="96"/>
-    <w:bookmarkStart w:id="97" w:name="projeto-1-âmbito-e-funções"/>
+    <w:bookmarkEnd w:id="107"/>
+    <w:bookmarkStart w:id="108" w:name="projeto-1-âmbito-e-funções"/>
     <w:p>
       <w:pPr>
         <w:pStyle w:val="Heading1"/>
@@ -6001,8 +6006,8 @@
         <w:t xml:space="preserve">Defina estabelecimentos, metas, serviços, funções, sistemas, pessoas e dados.</w:t>
       </w:r>
     </w:p>
-    <w:bookmarkEnd w:id="97"/>
-    <w:bookmarkStart w:id="98" w:name="projeto-2-ropa"/>
+    <w:bookmarkEnd w:id="108"/>
+    <w:bookmarkStart w:id="109" w:name="projeto-2-ropa"/>
     <w:p>
       <w:pPr>
         <w:pStyle w:val="Heading1"/>
@@ -6019,8 +6024,8 @@
         <w:t xml:space="preserve">Crie 12 atividades de processamento com finalidade, base, dados, destinatários, transferências, retenção, segurança e proprietários.</w:t>
       </w:r>
     </w:p>
-    <w:bookmarkEnd w:id="98"/>
-    <w:bookmarkStart w:id="99" w:name="projeto-3-direitos"/>
+    <w:bookmarkEnd w:id="109"/>
+    <w:bookmarkStart w:id="110" w:name="projeto-3-direitos"/>
     <w:p>
       <w:pPr>
         <w:pStyle w:val="Heading1"/>
@@ -6037,8 +6042,8 @@
         <w:t xml:space="preserve">Acesso ficcional completo, correção, exclusão, objeção e pedidos de portabilidade.</w:t>
       </w:r>
     </w:p>
-    <w:bookmarkEnd w:id="99"/>
-    <w:bookmarkStart w:id="100" w:name="projeto-4---dpia"/>
+    <w:bookmarkEnd w:id="110"/>
+    <w:bookmarkStart w:id="111" w:name="projeto-4---dpia"/>
     <w:p>
       <w:pPr>
         <w:pStyle w:val="Heading1"/>
@@ -6055,8 +6060,8 @@
         <w:t xml:space="preserve">Avaliar o monitoramento ou o recurso de suporte de IA e definir salvaguardas.</w:t>
       </w:r>
     </w:p>
-    <w:bookmarkEnd w:id="100"/>
-    <w:bookmarkStart w:id="101" w:name="projeto-5-violação"/>
+    <w:bookmarkEnd w:id="111"/>
+    <w:bookmarkStart w:id="112" w:name="projeto-5-violação"/>
     <w:p>
       <w:pPr>
         <w:pStyle w:val="Heading1"/>
@@ -6073,8 +6078,8 @@
         <w:t xml:space="preserve">Avaliar uma exportação de suporte perdido, construir a linha do tempo, decidir notificações e escrever um resumo do gestor.</w:t>
       </w:r>
     </w:p>
-    <w:bookmarkEnd w:id="101"/>
-    <w:bookmarkStart w:id="102" w:name="projeto-6-fornecedor-e-transferência"/>
+    <w:bookmarkEnd w:id="112"/>
+    <w:bookmarkStart w:id="113" w:name="projeto-6-fornecedor-e-transferência"/>
     <w:p>
       <w:pPr>
         <w:pStyle w:val="Heading1"/>
@@ -6091,8 +6096,8 @@
         <w:t xml:space="preserve">Reveja um processador fictício, termos do artigo 28, localização, módulo SCC, avaliação e salvaguardas.</w:t>
       </w:r>
     </w:p>
-    <w:bookmarkEnd w:id="102"/>
-    <w:bookmarkStart w:id="103" w:name="projeto-7-ferramentas"/>
+    <w:bookmarkEnd w:id="113"/>
+    <w:bookmarkStart w:id="114" w:name="projeto-7-ferramentas"/>
     <w:p>
       <w:pPr>
         <w:pStyle w:val="Heading1"/>
@@ -6109,8 +6114,8 @@
         <w:t xml:space="preserve">Use três ferramentas do Capítulo 12 em um laboratório isolado e limitações de documentos e evidências.</w:t>
       </w:r>
     </w:p>
-    <w:bookmarkEnd w:id="103"/>
-    <w:bookmarkStart w:id="105" w:name="ética-em-carteira"/>
+    <w:bookmarkEnd w:id="114"/>
+    <w:bookmarkStart w:id="116" w:name="ética-em-carteira"/>
     <w:p>
       <w:pPr>
         <w:pStyle w:val="Heading1"/>
@@ -6165,11 +6170,11 @@
     </w:p>
     <w:p>
       <w:pPr>
+        <w:numPr>
+          <w:ilvl w:val="0"/>
+          <w:numId w:val="1043"/>
+        </w:numPr>
         <w:pStyle w:val="Compact"/>
-        <w:numPr>
-          <w:ilvl w:val="0"/>
-          <w:numId w:val="1043"/>
-        </w:numPr>
       </w:pPr>
       <w:r>
         <w:t xml:space="preserve">Plano de Aprendizagem de Trinta Dias</w:t>
@@ -6177,17 +6182,17 @@
     </w:p>
     <w:p>
       <w:pPr>
+        <w:numPr>
+          <w:ilvl w:val="0"/>
+          <w:numId w:val="1044"/>
+        </w:numPr>
         <w:pStyle w:val="Compact"/>
-        <w:numPr>
-          <w:ilvl w:val="0"/>
-          <w:numId w:val="1044"/>
-        </w:numPr>
       </w:pPr>
       <w:r>
         <w:t xml:space="preserve">Um mês realista de estudo, prática, trabalho de carteira e preparação de entrevista.*</w:t>
       </w:r>
     </w:p>
-    <w:bookmarkStart w:id="104" w:name="semana-foco-saída-exigida"/>
+    <w:bookmarkStart w:id="115" w:name="semana-foco-saída-exigida"/>
     <w:p>
       <w:pPr>
         <w:pStyle w:val="Heading2"/>
@@ -6197,8 +6202,21 @@
       </w:r>
       <w:r>
         <w:rPr>
+          <w:bCs/>
           <w:b/>
+        </w:rPr>
+        <w:t xml:space="preserve"> </w:t>
+      </w:r>
+      <w:r>
+        <w:t xml:space="preserve"> </w:t>
+      </w:r>
+      <w:r>
+        <w:t xml:space="preserve">Foco</w:t>
+      </w:r>
+      <w:r>
+        <w:rPr>
           <w:bCs/>
+          <w:b/>
         </w:rPr>
         <w:t xml:space="preserve"> </w:t>
       </w:r>
@@ -6206,139 +6224,126 @@
         <w:t xml:space="preserve"> </w:t>
       </w:r>
       <w:r>
-        <w:t xml:space="preserve">Foco</w:t>
-      </w:r>
+        <w:t xml:space="preserve">Saída exigida**</w:t>
+      </w:r>
+    </w:p>
+    <w:p>
+      <w:pPr>
+        <w:pStyle w:val="FirstParagraph"/>
+      </w:pPr>
+      <w:r>
+        <w:t xml:space="preserve">• Semana 1 – Escopo, funções, definições, princípios, bases legais □ Memo de escopo, mapa de funções, exemplos de base legal</w:t>
+      </w:r>
+      <w:r>
+        <w:t xml:space="preserve"> </w:t>
+      </w:r>
+      <w:r>
+        <w:t xml:space="preserve">• Semana 2 • Direitos, ROPA, retenção, processadores • ROPA, lista de verificação de direitos, revisão do processador</w:t>
+      </w:r>
+      <w:r>
+        <w:t xml:space="preserve"> </w:t>
+      </w:r>
+      <w:r>
+        <w:t xml:space="preserve">• Semana 3 • Segurança, violação, DPIA, design, transferências arquivo de violação, DPIA, mapa de transferência</w:t>
+      </w:r>
+      <w:r>
+        <w:t xml:space="preserve"> </w:t>
+      </w:r>
+      <w:r>
+        <w:t xml:space="preserve">• Semana 4 • Ferramentas, portfólio, entrevista, aplicação;</w:t>
+      </w:r>
+    </w:p>
+    <w:bookmarkEnd w:id="115"/>
+    <w:bookmarkEnd w:id="116"/>
+    <w:bookmarkStart w:id="117" w:name="hábito-diário"/>
+    <w:p>
+      <w:pPr>
+        <w:pStyle w:val="Heading1"/>
+      </w:pPr>
+      <w:r>
+        <w:t xml:space="preserve"># 14,1 hábito diário</w:t>
+      </w:r>
+    </w:p>
+    <w:p>
+      <w:pPr>
+        <w:numPr>
+          <w:ilvl w:val="0"/>
+          <w:numId w:val="1045"/>
+        </w:numPr>
+      </w:pPr>
+      <w:r>
+        <w:t xml:space="preserve">Leia uma seção oficial da fonte.</w:t>
+      </w:r>
+    </w:p>
+    <w:p>
+      <w:pPr>
+        <w:numPr>
+          <w:ilvl w:val="0"/>
+          <w:numId w:val="1045"/>
+        </w:numPr>
+      </w:pPr>
+      <w:r>
+        <w:t xml:space="preserve">Explique um conceito em suas próprias palavras.</w:t>
+      </w:r>
+    </w:p>
+    <w:p>
+      <w:pPr>
+        <w:numPr>
+          <w:ilvl w:val="0"/>
+          <w:numId w:val="1045"/>
+        </w:numPr>
+      </w:pPr>
+      <w:r>
+        <w:t xml:space="preserve">Criar um pequeno registro fictício.</w:t>
+      </w:r>
+    </w:p>
+    <w:p>
+      <w:pPr>
+        <w:numPr>
+          <w:ilvl w:val="0"/>
+          <w:numId w:val="1045"/>
+        </w:numPr>
+      </w:pPr>
+      <w:r>
+        <w:t xml:space="preserve">Reveja o registro para clareza e evidência.</w:t>
+      </w:r>
+    </w:p>
+    <w:p>
+      <w:pPr>
+        <w:numPr>
+          <w:ilvl w:val="0"/>
+          <w:numId w:val="1045"/>
+        </w:numPr>
+      </w:pPr>
+      <w:r>
+        <w:t xml:space="preserve">Adicione uma melhoria ao portfólio.</w:t>
+      </w:r>
+    </w:p>
+    <w:p>
+      <w:pPr>
+        <w:numPr>
+          <w:ilvl w:val="0"/>
+          <w:numId w:val="1045"/>
+        </w:numPr>
+      </w:pPr>
+      <w:r>
+        <w:t xml:space="preserve">Preparação da entrevista</w:t>
+      </w:r>
+    </w:p>
+    <w:p>
+      <w:pPr>
+        <w:pStyle w:val="FirstParagraph"/>
+      </w:pPr>
       <w:r>
         <w:rPr>
-          <w:b/>
-          <w:bCs/>
-        </w:rPr>
-        <w:t xml:space="preserve"> </w:t>
-      </w:r>
-      <w:r>
-        <w:t xml:space="preserve"> </w:t>
-      </w:r>
-      <w:r>
-        <w:t xml:space="preserve">Saída exigida**</w:t>
-      </w:r>
-    </w:p>
-    <w:p>
-      <w:pPr>
-        <w:pStyle w:val="FirstParagraph"/>
-      </w:pPr>
-      <w:r>
-        <w:t xml:space="preserve">• Semana 1 – Escopo, funções, definições, princípios, bases legais □ Memo de escopo, mapa de funções, exemplos de base legal</w:t>
-      </w:r>
-      <w:r>
-        <w:t xml:space="preserve"> </w:t>
-      </w:r>
-      <w:r>
-        <w:t xml:space="preserve">• Semana 2 • Direitos, ROPA, retenção, processadores • ROPA, lista de verificação de direitos, revisão do processador</w:t>
-      </w:r>
-      <w:r>
-        <w:t xml:space="preserve"> </w:t>
-      </w:r>
-      <w:r>
-        <w:t xml:space="preserve">• Semana 3 • Segurança, violação, DPIA, design, transferências arquivo de violação, DPIA, mapa de transferência</w:t>
-      </w:r>
-      <w:r>
-        <w:t xml:space="preserve"> </w:t>
-      </w:r>
-      <w:r>
-        <w:t xml:space="preserve">• Semana 4 • Ferramentas, portfólio, entrevista, aplicação;</w:t>
-      </w:r>
-    </w:p>
-    <w:bookmarkEnd w:id="104"/>
-    <w:bookmarkEnd w:id="105"/>
-    <w:bookmarkStart w:id="106" w:name="hábito-diário"/>
-    <w:p>
-      <w:pPr>
-        <w:pStyle w:val="Heading1"/>
-      </w:pPr>
-      <w:r>
-        <w:t xml:space="preserve"># 14,1 hábito diário</w:t>
-      </w:r>
-    </w:p>
-    <w:p>
-      <w:pPr>
-        <w:numPr>
-          <w:ilvl w:val="0"/>
-          <w:numId w:val="1045"/>
-        </w:numPr>
-      </w:pPr>
-      <w:r>
-        <w:t xml:space="preserve">Leia uma seção oficial da fonte.</w:t>
-      </w:r>
-    </w:p>
-    <w:p>
-      <w:pPr>
-        <w:numPr>
-          <w:ilvl w:val="0"/>
-          <w:numId w:val="1045"/>
-        </w:numPr>
-      </w:pPr>
-      <w:r>
-        <w:t xml:space="preserve">Explique um conceito em suas próprias palavras.</w:t>
-      </w:r>
-    </w:p>
-    <w:p>
-      <w:pPr>
-        <w:numPr>
-          <w:ilvl w:val="0"/>
-          <w:numId w:val="1045"/>
-        </w:numPr>
-      </w:pPr>
-      <w:r>
-        <w:t xml:space="preserve">Criar um pequeno registro fictício.</w:t>
-      </w:r>
-    </w:p>
-    <w:p>
-      <w:pPr>
-        <w:numPr>
-          <w:ilvl w:val="0"/>
-          <w:numId w:val="1045"/>
-        </w:numPr>
-      </w:pPr>
-      <w:r>
-        <w:t xml:space="preserve">Reveja o registro para clareza e evidência.</w:t>
-      </w:r>
-    </w:p>
-    <w:p>
-      <w:pPr>
-        <w:numPr>
-          <w:ilvl w:val="0"/>
-          <w:numId w:val="1045"/>
-        </w:numPr>
-      </w:pPr>
-      <w:r>
-        <w:t xml:space="preserve">Adicione uma melhoria ao portfólio.</w:t>
-      </w:r>
-    </w:p>
-    <w:p>
-      <w:pPr>
-        <w:numPr>
-          <w:ilvl w:val="0"/>
-          <w:numId w:val="1045"/>
-        </w:numPr>
-      </w:pPr>
-      <w:r>
-        <w:t xml:space="preserve">Preparação da entrevista</w:t>
-      </w:r>
-    </w:p>
-    <w:p>
-      <w:pPr>
-        <w:pStyle w:val="FirstParagraph"/>
-      </w:pPr>
-      <w:r>
-        <w:rPr>
+          <w:iCs/>
           <w:i/>
-          <w:iCs/>
         </w:rPr>
         <w:t xml:space="preserve">Perguntas e respostas curtas para analistas e gestores júnior.</w:t>
       </w:r>
     </w:p>
-    <w:bookmarkEnd w:id="106"/>
-    <w:bookmarkStart w:id="107" w:name="o-que-são-dados-pessoais"/>
+    <w:bookmarkEnd w:id="117"/>
+    <w:bookmarkStart w:id="118" w:name="o-que-são-dados-pessoais"/>
     <w:p>
       <w:pPr>
         <w:pStyle w:val="Heading1"/>
@@ -6355,8 +6360,8 @@
         <w:t xml:space="preserve">Informações relativas a uma pessoa singular identificada ou identificável. Contexto importa; identificadores indiretos também podem tornar alguém identificável.</w:t>
       </w:r>
     </w:p>
-    <w:bookmarkEnd w:id="107"/>
-    <w:bookmarkStart w:id="108" w:name="controlador-versus-processador"/>
+    <w:bookmarkEnd w:id="118"/>
+    <w:bookmarkStart w:id="119" w:name="controlador-versus-processador"/>
     <w:p>
       <w:pPr>
         <w:pStyle w:val="Heading1"/>
@@ -6373,8 +6378,8 @@
         <w:t xml:space="preserve">Um controlador decide o propósito e os meios essenciais. Um processador atua em nome do controlador sob instruções.</w:t>
       </w:r>
     </w:p>
-    <w:bookmarkEnd w:id="108"/>
-    <w:bookmarkStart w:id="109" w:name="é-sempre-necessário-o-consentimento"/>
+    <w:bookmarkEnd w:id="119"/>
+    <w:bookmarkStart w:id="120" w:name="é-sempre-necessário-o-consentimento"/>
     <w:p>
       <w:pPr>
         <w:pStyle w:val="Heading1"/>
@@ -6391,8 +6396,8 @@
         <w:t xml:space="preserve">Não. O artigo 6o prevê seis bases legais. O consentimento só é adequado quando as suas condições e a sua escolha genuína são cumpridas.</w:t>
       </w:r>
     </w:p>
-    <w:bookmarkEnd w:id="109"/>
-    <w:bookmarkStart w:id="110" w:name="o-que-é-um-ropa"/>
+    <w:bookmarkEnd w:id="120"/>
+    <w:bookmarkStart w:id="121" w:name="o-que-é-um-ropa"/>
     <w:p>
       <w:pPr>
         <w:pStyle w:val="Heading1"/>
@@ -6409,8 +6414,8 @@
         <w:t xml:space="preserve">Um registro de atividades de processamento que ajuda a explicar propósitos, pessoas, dados, destinatários, transferências, retenção, segurança e papéis.</w:t>
       </w:r>
     </w:p>
-    <w:bookmarkEnd w:id="110"/>
-    <w:bookmarkStart w:id="111" w:name="como-você-lida-com-um-pedido-de-direitos"/>
+    <w:bookmarkEnd w:id="121"/>
+    <w:bookmarkStart w:id="122" w:name="como-você-lida-com-um-pedido-de-direitos"/>
     <w:p>
       <w:pPr>
         <w:pStyle w:val="Heading1"/>
@@ -6427,8 +6432,8 @@
         <w:t xml:space="preserve">Registre-o, verifique a identidade proporcionalmente, esclareça o escopo se necessário, pesquise sistemas completos e fornecedores, revise questões legais, responda com segurança e mantenha a trilha de decisão.</w:t>
       </w:r>
     </w:p>
-    <w:bookmarkEnd w:id="111"/>
-    <w:bookmarkStart w:id="112" w:name="quando-é-necessário-um-dpia"/>
+    <w:bookmarkEnd w:id="122"/>
+    <w:bookmarkStart w:id="123" w:name="quando-é-necessário-um-dpia"/>
     <w:p>
       <w:pPr>
         <w:pStyle w:val="Heading1"/>
@@ -6445,8 +6450,8 @@
         <w:t xml:space="preserve">Antes do tratamento, provavelmente resultará em alto risco para os direitos e liberdades das pessoas.</w:t>
       </w:r>
     </w:p>
-    <w:bookmarkEnd w:id="112"/>
-    <w:bookmarkStart w:id="113" w:name="o-que-é-uma-violação-de-dados-pessoais"/>
+    <w:bookmarkEnd w:id="123"/>
+    <w:bookmarkStart w:id="124" w:name="o-que-é-uma-violação-de-dados-pessoais"/>
     <w:p>
       <w:pPr>
         <w:pStyle w:val="Heading1"/>
@@ -6463,8 +6468,8 @@
         <w:t xml:space="preserve">Uma violação de segurança que causa destruição acidental ou ilegal, perda, alteração, divulgação não autorizada ou acesso a dados pessoais.</w:t>
       </w:r>
     </w:p>
-    <w:bookmarkEnd w:id="113"/>
-    <w:bookmarkStart w:id="114" w:name="o-que-acontece-às-72-horas"/>
+    <w:bookmarkEnd w:id="124"/>
+    <w:bookmarkStart w:id="125" w:name="o-que-acontece-às-72-horas"/>
     <w:p>
       <w:pPr>
         <w:pStyle w:val="Heading1"/>
@@ -6481,8 +6486,8 @@
         <w:t xml:space="preserve">Um responsável pelo tratamento notifica a autoridade sempre que necessário sem demora injustificada e, se possível, no prazo de 72 horas após a tomada de consciência. As razões do atraso devem ser explicadas.</w:t>
       </w:r>
     </w:p>
-    <w:bookmarkEnd w:id="114"/>
-    <w:bookmarkStart w:id="115" w:name="como-você-prova-conformidade"/>
+    <w:bookmarkEnd w:id="125"/>
+    <w:bookmarkStart w:id="126" w:name="como-você-prova-conformidade"/>
     <w:p>
       <w:pPr>
         <w:pStyle w:val="Heading1"/>
@@ -6499,8 +6504,8 @@
         <w:t xml:space="preserve">Com registros confiáveis e datados que conectam o requisito, processamento, controle, proprietário, revisão, decisão, ação e resultado.</w:t>
       </w:r>
     </w:p>
-    <w:bookmarkEnd w:id="115"/>
-    <w:bookmarkStart w:id="116" w:name="resposta-de-60-segundos-do-gerente"/>
+    <w:bookmarkEnd w:id="126"/>
+    <w:bookmarkStart w:id="127" w:name="resposta-de-60-segundos-do-gerente"/>
     <w:p>
       <w:pPr>
         <w:pStyle w:val="Heading1"/>
@@ -6523,8 +6528,8 @@
         <w:t xml:space="preserve">□——————————————————————————————————————————————————————————————————————————————————————————————————————————————————————————————————————————————————————————————————————————————————————————————————————————–</w:t>
       </w:r>
     </w:p>
-    <w:bookmarkEnd w:id="116"/>
-    <w:bookmarkStart w:id="117" w:name="modelos-e-listas-de-verificação"/>
+    <w:bookmarkEnd w:id="127"/>
+    <w:bookmarkStart w:id="128" w:name="modelos-e-listas-de-verificação"/>
     <w:p>
       <w:pPr>
         <w:pStyle w:val="Heading1"/>
@@ -6535,18 +6540,18 @@
     </w:p>
     <w:p>
       <w:pPr>
+        <w:numPr>
+          <w:ilvl w:val="0"/>
+          <w:numId w:val="1046"/>
+        </w:numPr>
         <w:pStyle w:val="Compact"/>
-        <w:numPr>
-          <w:ilvl w:val="0"/>
-          <w:numId w:val="1046"/>
-        </w:numPr>
       </w:pPr>
       <w:r>
         <w:t xml:space="preserve">Estruturas práticas para copiar para um sistema organizacional aprovado.*</w:t>
       </w:r>
     </w:p>
-    <w:bookmarkEnd w:id="117"/>
-    <w:bookmarkStart w:id="118" w:name="campos-ropa"/>
+    <w:bookmarkEnd w:id="128"/>
+    <w:bookmarkStart w:id="129" w:name="campos-ropa"/>
     <w:p>
       <w:pPr>
         <w:pStyle w:val="Heading1"/>
@@ -6794,8 +6799,8 @@
         <w:t xml:space="preserve">Data e resultado da conclusão</w:t>
       </w:r>
     </w:p>
-    <w:bookmarkEnd w:id="118"/>
-    <w:bookmarkStart w:id="119" w:name="tela-dpia"/>
+    <w:bookmarkEnd w:id="129"/>
+    <w:bookmarkStart w:id="130" w:name="tela-dpia"/>
     <w:p>
       <w:pPr>
         <w:pStyle w:val="Heading1"/>
@@ -6914,8 +6919,8 @@
         <w:t xml:space="preserve">Lista de autoridades de supervisão</w:t>
       </w:r>
     </w:p>
-    <w:bookmarkEnd w:id="119"/>
-    <w:bookmarkStart w:id="121" w:name="quebrar-a-folha-de-factos"/>
+    <w:bookmarkEnd w:id="130"/>
+    <w:bookmarkStart w:id="132" w:name="quebrar-a-folha-de-factos"/>
     <w:p>
       <w:pPr>
         <w:pStyle w:val="Heading1"/>
@@ -6924,7 +6929,7 @@
         <w:t xml:space="preserve"># 16.4 Quebrar a folha de factos</w:t>
       </w:r>
     </w:p>
-    <w:bookmarkStart w:id="120" w:name="informação-necessária"/>
+    <w:bookmarkStart w:id="131" w:name="informação-necessária"/>
     <w:p>
       <w:pPr>
         <w:pStyle w:val="Heading2"/>
@@ -6983,9 +6988,9 @@
         <w:t xml:space="preserve">□ Homologação • Titular da decisão, entrada legal/DPO, datas</w:t>
       </w:r>
     </w:p>
-    <w:bookmarkEnd w:id="120"/>
-    <w:bookmarkEnd w:id="121"/>
-    <w:bookmarkStart w:id="122" w:name="manager-pré-lançamento-checklist"/>
+    <w:bookmarkEnd w:id="131"/>
+    <w:bookmarkEnd w:id="132"/>
+    <w:bookmarkStart w:id="133" w:name="manager-pré-lançamento-checklist"/>
     <w:p>
       <w:pPr>
         <w:pStyle w:val="Heading1"/>
@@ -7104,8 +7109,8 @@
         <w:t xml:space="preserve">Data de apresentação de provas e de revisão</w:t>
       </w:r>
     </w:p>
-    <w:bookmarkEnd w:id="122"/>
-    <w:bookmarkStart w:id="125" w:name="gdpr-ai-e-analytics"/>
+    <w:bookmarkEnd w:id="133"/>
+    <w:bookmarkStart w:id="136" w:name="gdpr-ai-e-analytics"/>
     <w:p>
       <w:pPr>
         <w:pStyle w:val="Heading1"/>
@@ -7116,11 +7121,11 @@
     </w:p>
     <w:p>
       <w:pPr>
+        <w:numPr>
+          <w:ilvl w:val="0"/>
+          <w:numId w:val="1051"/>
+        </w:numPr>
         <w:pStyle w:val="Compact"/>
-        <w:numPr>
-          <w:ilvl w:val="0"/>
-          <w:numId w:val="1051"/>
-        </w:numPr>
       </w:pPr>
       <w:r>
         <w:t xml:space="preserve">Aplicando funções GDPR estabelecidas para modelos, dados de treinamento, monitoramento e decisões automatizadas.*</w:t>
@@ -7134,7 +7139,7 @@
         <w:t xml:space="preserve">AI não cria uma exceção para GDPR. Comece com as mesmas questões: escopo, papéis, finalidade, base legal, justiça, transparência, minimização, precisão, direitos, retenção, segurança, transferências e responsabilização. Em seguida, avaliar os riscos específicos para o modelo e caso de uso.</w:t>
       </w:r>
     </w:p>
-    <w:bookmarkStart w:id="123" w:name="questões-práticas-de-revisão"/>
+    <w:bookmarkStart w:id="134" w:name="questões-práticas-de-revisão"/>
     <w:p>
       <w:pPr>
         <w:pStyle w:val="Heading2"/>
@@ -7242,8 +7247,8 @@
         <w:t xml:space="preserve">Que revisão humana é significativa, treinada, autorizada e documentada?</w:t>
       </w:r>
     </w:p>
-    <w:bookmarkEnd w:id="123"/>
-    <w:bookmarkStart w:id="124" w:name="Xe7b8a786b7e4f4860042eb8524779f9541440af"/>
+    <w:bookmarkEnd w:id="134"/>
+    <w:bookmarkStart w:id="135" w:name="Xe7b8a786b7e4f4860042eb8524779f9541440af"/>
     <w:p>
       <w:pPr>
         <w:pStyle w:val="Heading2"/>
@@ -7252,9 +7257,9 @@
         <w:t xml:space="preserve">Não assumir:** Remover nomes diretos pode não tornar os dados anônimos. Os dados pseudonímicos permanecem dados pessoais quando podem ser ligados de volta usando informações adicionais. □</w:t>
       </w:r>
     </w:p>
-    <w:bookmarkEnd w:id="124"/>
-    <w:bookmarkEnd w:id="125"/>
-    <w:bookmarkStart w:id="126" w:name="glossário"/>
+    <w:bookmarkEnd w:id="135"/>
+    <w:bookmarkEnd w:id="136"/>
+    <w:bookmarkStart w:id="137" w:name="glossário"/>
     <w:p>
       <w:pPr>
         <w:pStyle w:val="Heading1"/>
@@ -7269,8 +7274,8 @@
       </w:pPr>
       <w:r>
         <w:rPr>
+          <w:iCs/>
           <w:i/>
-          <w:iCs/>
         </w:rPr>
         <w:t xml:space="preserve">Definições em inglês de GDPR importantes e termos de privacidade.</w:t>
       </w:r>
@@ -7305,8 +7310,8 @@
       </w:pPr>
       <w:r>
         <w:rPr>
+          <w:bCs/>
           <w:b/>
-          <w:bCs/>
         </w:rPr>
         <w:t xml:space="preserve">Consent.</w:t>
       </w:r>
@@ -7355,8 +7360,8 @@
       </w:pPr>
       <w:r>
         <w:rPr>
+          <w:bCs/>
           <w:b/>
-          <w:bCs/>
         </w:rPr>
         <w:t xml:space="preserve">EDPB.</w:t>
       </w:r>
@@ -7421,8 +7426,8 @@
       </w:pPr>
       <w:r>
         <w:rPr>
+          <w:bCs/>
           <w:b/>
-          <w:bCs/>
         </w:rPr>
         <w:t xml:space="preserve">Processor.</w:t>
       </w:r>
@@ -7455,8 +7460,8 @@
       </w:pPr>
       <w:r>
         <w:rPr>
+          <w:bCs/>
           <w:b/>
-          <w:bCs/>
         </w:rPr>
         <w:t xml:space="preserve">ROPA.</w:t>
       </w:r>
@@ -7499,8 +7504,8 @@
         <w:t xml:space="preserve">** Avaliação do impacto da transferência. ** Uma avaliação prática de se uma salvaguarda da transferência pode funcionar no contexto do destino e de que medidas adicionais são necessárias.</w:t>
       </w:r>
     </w:p>
-    <w:bookmarkEnd w:id="126"/>
-    <w:bookmarkStart w:id="128" w:name="índice-de-assuntos"/>
+    <w:bookmarkEnd w:id="137"/>
+    <w:bookmarkStart w:id="139" w:name="índice-de-assuntos"/>
     <w:p>
       <w:pPr>
         <w:pStyle w:val="Heading1"/>
@@ -7511,17 +7516,17 @@
     </w:p>
     <w:p>
       <w:pPr>
+        <w:numPr>
+          <w:ilvl w:val="0"/>
+          <w:numId w:val="1053"/>
+        </w:numPr>
         <w:pStyle w:val="Compact"/>
-        <w:numPr>
-          <w:ilvl w:val="0"/>
-          <w:numId w:val="1053"/>
-        </w:numPr>
       </w:pPr>
       <w:r>
         <w:t xml:space="preserve">Um guia alfabético para tópicos principais. As referências apontam para seções para que o índice permaneça útil após a edição.*</w:t>
       </w:r>
     </w:p>
-    <w:bookmarkStart w:id="127" w:name="secções"/>
+    <w:bookmarkStart w:id="138" w:name="secções"/>
     <w:p>
       <w:pPr>
         <w:pStyle w:val="Heading2"/>
@@ -7566,36 +7571,36 @@
       </w:r>
       <w:r>
         <w:rPr>
+          <w:iCs/>
           <w:i/>
+        </w:rPr>
+        <w:t xml:space="preserve"> </w:t>
+      </w:r>
+      <w:r>
+        <w:rPr>
           <w:iCs/>
-        </w:rPr>
-        <w:t xml:space="preserve"> </w:t>
-      </w:r>
-      <w:r>
-        <w:rPr>
           <w:i/>
-          <w:iCs/>
         </w:rPr>
         <w:t xml:space="preserve">. Consentimento .. 3.2–3.3, 9.2 .. Registros de processamento .. 5.1, 9.4, 16.1 .</w:t>
       </w:r>
       <w:r>
         <w:rPr>
+          <w:iCs/>
           <w:i/>
+        </w:rPr>
+        <w:t xml:space="preserve"> </w:t>
+      </w:r>
+      <w:r>
+        <w:rPr>
           <w:iCs/>
-        </w:rPr>
-        <w:t xml:space="preserve"> </w:t>
-      </w:r>
-      <w:r>
-        <w:rPr>
           <w:i/>
-          <w:iCs/>
         </w:rPr>
         <w:t xml:space="preserve">Controlador de Retenção</w:t>
       </w:r>
       <w:r>
         <w:rPr>
+          <w:iCs/>
           <w:i/>
-          <w:iCs/>
         </w:rPr>
         <w:t xml:space="preserve"> </w:t>
       </w:r>
@@ -7642,9 +7647,9 @@
         <w:t xml:space="preserve">□ Bases legais ; 3.2, 9.2 ; Gestão de fornecedores ; 5.2, 8, 10 ;</w:t>
       </w:r>
     </w:p>
-    <w:bookmarkEnd w:id="127"/>
-    <w:bookmarkEnd w:id="128"/>
-    <w:bookmarkStart w:id="139" w:name="referências-oficiais-e-estudo-adicional"/>
+    <w:bookmarkEnd w:id="138"/>
+    <w:bookmarkEnd w:id="139"/>
+    <w:bookmarkStart w:id="150" w:name="referências-oficiais-e-estudo-adicional"/>
     <w:p>
       <w:pPr>
         <w:pStyle w:val="Heading1"/>
@@ -7655,11 +7660,11 @@
     </w:p>
     <w:p>
       <w:pPr>
+        <w:numPr>
+          <w:ilvl w:val="0"/>
+          <w:numId w:val="1054"/>
+        </w:numPr>
         <w:pStyle w:val="Compact"/>
-        <w:numPr>
-          <w:ilvl w:val="0"/>
-          <w:numId w:val="1054"/>
-        </w:numPr>
       </w:pPr>
       <w:r>
         <w:t xml:space="preserve">Direito autoritário, orientação da UE e documentação oficial do projecto utilizada para verificação e estudo posterior.*</w:t>
@@ -7669,7 +7674,7 @@
       <w:pPr>
         <w:pStyle w:val="FirstParagraph"/>
       </w:pPr>
-      <w:hyperlink r:id="rId129">
+      <w:hyperlink r:id="rId140">
         <w:r>
           <w:rPr>
             <w:rStyle w:val="Hyperlink"/>
@@ -7682,7 +7687,7 @@
       <w:pPr>
         <w:pStyle w:val="BodyText"/>
       </w:pPr>
-      <w:hyperlink r:id="rId130">
+      <w:hyperlink r:id="rId141">
         <w:r>
           <w:rPr>
             <w:rStyle w:val="Hyperlink"/>
@@ -7695,7 +7700,7 @@
       <w:pPr>
         <w:pStyle w:val="BodyText"/>
       </w:pPr>
-      <w:hyperlink r:id="rId131">
+      <w:hyperlink r:id="rId142">
         <w:r>
           <w:rPr>
             <w:rStyle w:val="Hyperlink"/>
@@ -7708,7 +7713,7 @@
       <w:pPr>
         <w:pStyle w:val="BodyText"/>
       </w:pPr>
-      <w:hyperlink r:id="rId132">
+      <w:hyperlink r:id="rId143">
         <w:r>
           <w:rPr>
             <w:rStyle w:val="Hyperlink"/>
@@ -7721,7 +7726,7 @@
       <w:pPr>
         <w:pStyle w:val="BodyText"/>
       </w:pPr>
-      <w:hyperlink r:id="rId133">
+      <w:hyperlink r:id="rId144">
         <w:r>
           <w:rPr>
             <w:rStyle w:val="Hyperlink"/>
@@ -7734,7 +7739,7 @@
       <w:pPr>
         <w:pStyle w:val="BodyText"/>
       </w:pPr>
-      <w:hyperlink r:id="rId134">
+      <w:hyperlink r:id="rId145">
         <w:r>
           <w:rPr>
             <w:rStyle w:val="Hyperlink"/>
@@ -7747,7 +7752,7 @@
       <w:pPr>
         <w:pStyle w:val="BodyText"/>
       </w:pPr>
-      <w:hyperlink r:id="rId135">
+      <w:hyperlink r:id="rId146">
         <w:r>
           <w:rPr>
             <w:rStyle w:val="Hyperlink"/>
@@ -7760,7 +7765,7 @@
       <w:pPr>
         <w:pStyle w:val="BodyText"/>
       </w:pPr>
-      <w:hyperlink r:id="rId136">
+      <w:hyperlink r:id="rId147">
         <w:r>
           <w:rPr>
             <w:rStyle w:val="Hyperlink"/>
@@ -7773,7 +7778,7 @@
       <w:pPr>
         <w:pStyle w:val="BodyText"/>
       </w:pPr>
-      <w:hyperlink r:id="rId137">
+      <w:hyperlink r:id="rId148">
         <w:r>
           <w:rPr>
             <w:rStyle w:val="Hyperlink"/>
@@ -7786,7 +7791,7 @@
       <w:pPr>
         <w:pStyle w:val="BodyText"/>
       </w:pPr>
-      <w:hyperlink r:id="rId138">
+      <w:hyperlink r:id="rId149">
         <w:r>
           <w:rPr>
             <w:rStyle w:val="Hyperlink"/>
@@ -7799,7 +7804,7 @@
       <w:pPr>
         <w:pStyle w:val="BodyText"/>
       </w:pPr>
-      <w:hyperlink r:id="rId64">
+      <w:hyperlink r:id="rId75">
         <w:r>
           <w:rPr>
             <w:rStyle w:val="Hyperlink"/>
@@ -7812,7 +7817,7 @@
       <w:pPr>
         <w:pStyle w:val="BodyText"/>
       </w:pPr>
-      <w:hyperlink r:id="rId68">
+      <w:hyperlink r:id="rId79">
         <w:r>
           <w:rPr>
             <w:rStyle w:val="Hyperlink"/>
@@ -7825,7 +7830,7 @@
       <w:pPr>
         <w:pStyle w:val="BodyText"/>
       </w:pPr>
-      <w:hyperlink r:id="rId70">
+      <w:hyperlink r:id="rId81">
         <w:r>
           <w:rPr>
             <w:rStyle w:val="Hyperlink"/>
@@ -7838,7 +7843,7 @@
       <w:pPr>
         <w:pStyle w:val="BodyText"/>
       </w:pPr>
-      <w:hyperlink r:id="rId73">
+      <w:hyperlink r:id="rId84">
         <w:r>
           <w:rPr>
             <w:rStyle w:val="Hyperlink"/>
@@ -7851,7 +7856,7 @@
       <w:pPr>
         <w:pStyle w:val="BodyText"/>
       </w:pPr>
-      <w:hyperlink r:id="rId76">
+      <w:hyperlink r:id="rId87">
         <w:r>
           <w:rPr>
             <w:rStyle w:val="Hyperlink"/>
@@ -7864,7 +7869,7 @@
       <w:pPr>
         <w:pStyle w:val="BodyText"/>
       </w:pPr>
-      <w:hyperlink r:id="rId80">
+      <w:hyperlink r:id="rId91">
         <w:r>
           <w:rPr>
             <w:rStyle w:val="Hyperlink"/>
@@ -7877,7 +7882,7 @@
       <w:pPr>
         <w:pStyle w:val="BodyText"/>
       </w:pPr>
-      <w:hyperlink r:id="rId82">
+      <w:hyperlink r:id="rId93">
         <w:r>
           <w:rPr>
             <w:rStyle w:val="Hyperlink"/>
@@ -7890,7 +7895,7 @@
       <w:pPr>
         <w:pStyle w:val="BodyText"/>
       </w:pPr>
-      <w:hyperlink r:id="rId85">
+      <w:hyperlink r:id="rId96">
         <w:r>
           <w:rPr>
             <w:rStyle w:val="Hyperlink"/>
@@ -7903,7 +7908,7 @@
       <w:pPr>
         <w:pStyle w:val="BodyText"/>
       </w:pPr>
-      <w:hyperlink r:id="rId89">
+      <w:hyperlink r:id="rId100">
         <w:r>
           <w:rPr>
             <w:rStyle w:val="Hyperlink"/>
@@ -7916,7 +7921,7 @@
       <w:pPr>
         <w:pStyle w:val="BodyText"/>
       </w:pPr>
-      <w:hyperlink r:id="rId92">
+      <w:hyperlink r:id="rId103">
         <w:r>
           <w:rPr>
             <w:rStyle w:val="Hyperlink"/>
@@ -7931,8 +7936,8 @@
       </w:pPr>
       <w:r>
         <w:rPr>
+          <w:bCs/>
           <w:b/>
-          <w:bCs/>
         </w:rPr>
         <w:t xml:space="preserve">Lembramento final:</w:t>
       </w:r>
@@ -7949,12 +7954,8 @@
         <w:t xml:space="preserve">O que é que se passa?</w:t>
       </w:r>
     </w:p>
-    <w:bookmarkEnd w:id="139"/>
-    <w:sectPr>
-      <w:footnotePr>
-        <w:numRestart w:val="eachSect"/>
-      </w:footnotePr>
-    </w:sectPr>
+    <w:bookmarkEnd w:id="150"/>
+    <w:sectPr/>
   </w:body>
 </w:document>
 </file>
@@ -7985,14 +7986,14 @@
 <file path=word/numbering.xml><?xml version="1.0" encoding="utf-8"?>
 <w:numbering xmlns:w="http://schemas.openxmlformats.org/wordprocessingml/2006/main">
   <w:abstractNum w:abstractNumId="990">
-    <w:nsid w:val="0000A990"/>
+    <w:nsid w:val="A990"/>
     <w:multiLevelType w:val="multilevel"/>
     <w:lvl w:ilvl="0">
       <w:numFmt w:val="bullet"/>
       <w:lvlText w:val=" "/>
       <w:lvlJc w:val="left"/>
       <w:pPr>
-        <w:ind w:left="720" w:hanging="360"/>
+        <w:ind w:left="720" w:hanging="480"/>
       </w:pPr>
     </w:lvl>
     <w:lvl w:ilvl="1">
@@ -8000,7 +8001,7 @@
       <w:lvlText w:val=" "/>
       <w:lvlJc w:val="left"/>
       <w:pPr>
-        <w:ind w:left="1440" w:hanging="360"/>
+        <w:ind w:left="1440" w:hanging="480"/>
       </w:pPr>
     </w:lvl>
     <w:lvl w:ilvl="2">
@@ -8008,7 +8009,7 @@
       <w:lvlText w:val=" "/>
       <w:lvlJc w:val="left"/>
       <w:pPr>
-        <w:ind w:left="2160" w:hanging="360"/>
+        <w:ind w:left="2160" w:hanging="480"/>
       </w:pPr>
     </w:lvl>
     <w:lvl w:ilvl="3">
@@ -8016,7 +8017,7 @@
       <w:lvlText w:val=" "/>
       <w:lvlJc w:val="left"/>
       <w:pPr>
-        <w:ind w:left="2880" w:hanging="360"/>
+        <w:ind w:left="2880" w:hanging="480"/>
       </w:pPr>
     </w:lvl>
     <w:lvl w:ilvl="4">
@@ -8024,7 +8025,7 @@
       <w:lvlText w:val=" "/>
       <w:lvlJc w:val="left"/>
       <w:pPr>
-        <w:ind w:left="3600" w:hanging="360"/>
+        <w:ind w:left="3600" w:hanging="480"/>
       </w:pPr>
     </w:lvl>
     <w:lvl w:ilvl="5">
@@ -8032,7 +8033,7 @@
       <w:lvlText w:val=" "/>
       <w:lvlJc w:val="left"/>
       <w:pPr>
-        <w:ind w:left="4320" w:hanging="360"/>
+        <w:ind w:left="4320" w:hanging="480"/>
       </w:pPr>
     </w:lvl>
     <w:lvl w:ilvl="6">
@@ -8040,7 +8041,7 @@
       <w:lvlText w:val=" "/>
       <w:lvlJc w:val="left"/>
       <w:pPr>
-        <w:ind w:left="5040" w:hanging="360"/>
+        <w:ind w:left="5040" w:hanging="480"/>
       </w:pPr>
     </w:lvl>
     <w:lvl w:ilvl="7">
@@ -8048,7 +8049,7 @@
       <w:lvlText w:val=" "/>
       <w:lvlJc w:val="left"/>
       <w:pPr>
-        <w:ind w:left="5760" w:hanging="360"/>
+        <w:ind w:left="5760" w:hanging="480"/>
       </w:pPr>
     </w:lvl>
     <w:lvl w:ilvl="8">
@@ -8056,115 +8057,88 @@
       <w:lvlText w:val=" "/>
       <w:lvlJc w:val="left"/>
       <w:pPr>
-        <w:ind w:left="6480" w:hanging="360"/>
+        <w:ind w:left="6480" w:hanging="480"/>
       </w:pPr>
     </w:lvl>
   </w:abstractNum>
   <w:abstractNum w:abstractNumId="991">
-    <w:nsid w:val="0000A991"/>
+    <w:nsid w:val="A991"/>
     <w:multiLevelType w:val="multilevel"/>
     <w:lvl w:ilvl="0">
       <w:numFmt w:val="bullet"/>
-      <w:lvlText w:val=""/>
+      <w:lvlText w:val="•"/>
       <w:lvlJc w:val="left"/>
       <w:pPr>
-        <w:ind w:left="720" w:hanging="360"/>
-      </w:pPr>
-      <w:rPr>
-        <w:rFonts w:ascii="Symbol" w:hAnsi="Symbol" w:cs="Symbol" w:hint="default"/>
-      </w:rPr>
+        <w:ind w:left="720" w:hanging="480"/>
+      </w:pPr>
     </w:lvl>
     <w:lvl w:ilvl="1">
       <w:numFmt w:val="bullet"/>
-      <w:lvlText w:val="o"/>
+      <w:lvlText w:val="–"/>
       <w:lvlJc w:val="left"/>
       <w:pPr>
-        <w:ind w:left="1440" w:hanging="360"/>
-      </w:pPr>
-      <w:rPr>
-        <w:rFonts w:ascii="Courier New" w:hAnsi="Courier New" w:cs="Courier New" w:hint="default"/>
-      </w:rPr>
+        <w:ind w:left="1440" w:hanging="480"/>
+      </w:pPr>
     </w:lvl>
     <w:lvl w:ilvl="2">
       <w:numFmt w:val="bullet"/>
-      <w:lvlText w:val=""/>
+      <w:lvlText w:val="•"/>
       <w:lvlJc w:val="left"/>
       <w:pPr>
-        <w:ind w:left="2160" w:hanging="360"/>
-      </w:pPr>
-      <w:rPr>
-        <w:rFonts w:ascii="Wingdings" w:hAnsi="Wingdings" w:cs="Wingdings" w:hint="default"/>
-      </w:rPr>
+        <w:ind w:left="2160" w:hanging="480"/>
+      </w:pPr>
     </w:lvl>
     <w:lvl w:ilvl="3">
       <w:numFmt w:val="bullet"/>
-      <w:lvlText w:val=""/>
+      <w:lvlText w:val="–"/>
       <w:lvlJc w:val="left"/>
       <w:pPr>
-        <w:ind w:left="2880" w:hanging="360"/>
-      </w:pPr>
-      <w:rPr>
-        <w:rFonts w:ascii="Symbol" w:hAnsi="Symbol" w:cs="Symbol" w:hint="default"/>
-      </w:rPr>
+        <w:ind w:left="2880" w:hanging="480"/>
+      </w:pPr>
     </w:lvl>
     <w:lvl w:ilvl="4">
       <w:numFmt w:val="bullet"/>
-      <w:lvlText w:val="o"/>
+      <w:lvlText w:val="•"/>
       <w:lvlJc w:val="left"/>
       <w:pPr>
-        <w:ind w:left="3600" w:hanging="360"/>
-      </w:pPr>
-      <w:rPr>
-        <w:rFonts w:ascii="Courier New" w:hAnsi="Courier New" w:cs="Courier New" w:hint="default"/>
-      </w:rPr>
+        <w:ind w:left="3600" w:hanging="480"/>
+      </w:pPr>
     </w:lvl>
     <w:lvl w:ilvl="5">
       <w:numFmt w:val="bullet"/>
-      <w:lvlText w:val=""/>
+      <w:lvlText w:val="–"/>
       <w:lvlJc w:val="left"/>
       <w:pPr>
-        <w:ind w:left="4320" w:hanging="360"/>
-      </w:pPr>
-      <w:rPr>
-        <w:rFonts w:ascii="Wingdings" w:hAnsi="Wingdings" w:cs="Wingdings" w:hint="default"/>
-      </w:rPr>
+        <w:ind w:left="4320" w:hanging="480"/>
+      </w:pPr>
     </w:lvl>
     <w:lvl w:ilvl="6">
       <w:numFmt w:val="bullet"/>
-      <w:lvlText w:val=""/>
+      <w:lvlText w:val="•"/>
       <w:lvlJc w:val="left"/>
       <w:pPr>
-        <w:ind w:left="5040" w:hanging="360"/>
-      </w:pPr>
-      <w:rPr>
-        <w:rFonts w:ascii="Symbol" w:hAnsi="Symbol" w:cs="Symbol" w:hint="default"/>
-      </w:rPr>
+        <w:ind w:left="5040" w:hanging="480"/>
+      </w:pPr>
     </w:lvl>
     <w:lvl w:ilvl="7">
       <w:numFmt w:val="bullet"/>
-      <w:lvlText w:val="o"/>
+      <w:lvlText w:val="–"/>
       <w:lvlJc w:val="left"/>
       <w:pPr>
-        <w:ind w:left="5760" w:hanging="360"/>
-      </w:pPr>
-      <w:rPr>
-        <w:rFonts w:ascii="Courier New" w:hAnsi="Courier New" w:cs="Courier New" w:hint="default"/>
-      </w:rPr>
+        <w:ind w:left="5760" w:hanging="480"/>
+      </w:pPr>
     </w:lvl>
     <w:lvl w:ilvl="8">
       <w:numFmt w:val="bullet"/>
-      <w:lvlText w:val=""/>
+      <w:lvlText w:val="•"/>
       <w:lvlJc w:val="left"/>
       <w:pPr>
-        <w:ind w:left="6480" w:hanging="360"/>
-      </w:pPr>
-      <w:rPr>
-        <w:rFonts w:ascii="Wingdings" w:hAnsi="Wingdings" w:cs="Wingdings" w:hint="default"/>
-      </w:rPr>
+        <w:ind w:left="6480" w:hanging="480"/>
+      </w:pPr>
     </w:lvl>
   </w:abstractNum>
   <w:abstractNum w:abstractNumId="99411">
-    <w:nsid w:val="00A99411"/>
+    <w:nsid w:val="A99411"/>
     <w:multiLevelType w:val="multilevel"/>
     <w:lvl w:ilvl="0">
       <w:start w:val="1"/>
@@ -8172,7 +8146,7 @@
       <w:lvlText w:val="%1."/>
       <w:lvlJc w:val="left"/>
       <w:pPr>
-        <w:ind w:left="720" w:hanging="360"/>
+        <w:ind w:left="720" w:hanging="480"/>
       </w:pPr>
     </w:lvl>
     <w:lvl w:ilvl="1">
@@ -8181,7 +8155,7 @@
       <w:lvlText w:val="%2."/>
       <w:lvlJc w:val="left"/>
       <w:pPr>
-        <w:ind w:left="1440" w:hanging="360"/>
+        <w:ind w:left="1440" w:hanging="480"/>
       </w:pPr>
     </w:lvl>
     <w:lvl w:ilvl="2">
@@ -8190,7 +8164,7 @@
       <w:lvlText w:val="%3."/>
       <w:lvlJc w:val="left"/>
       <w:pPr>
-        <w:ind w:left="2160" w:hanging="360"/>
+        <w:ind w:left="2160" w:hanging="480"/>
       </w:pPr>
     </w:lvl>
     <w:lvl w:ilvl="3">
@@ -8199,7 +8173,7 @@
       <w:lvlText w:val="%4."/>
       <w:lvlJc w:val="left"/>
       <w:pPr>
-        <w:ind w:left="2880" w:hanging="360"/>
+        <w:ind w:left="2880" w:hanging="480"/>
       </w:pPr>
     </w:lvl>
     <w:lvl w:ilvl="4">
@@ -8208,7 +8182,7 @@
       <w:lvlText w:val="%5."/>
       <w:lvlJc w:val="left"/>
       <w:pPr>
-        <w:ind w:left="3600" w:hanging="360"/>
+        <w:ind w:left="3600" w:hanging="480"/>
       </w:pPr>
     </w:lvl>
     <w:lvl w:ilvl="5">
@@ -8217,7 +8191,7 @@
       <w:lvlText w:val="%6."/>
       <w:lvlJc w:val="left"/>
       <w:pPr>
-        <w:ind w:left="4320" w:hanging="360"/>
+        <w:ind w:left="4320" w:hanging="480"/>
       </w:pPr>
     </w:lvl>
     <w:lvl w:ilvl="6">
@@ -8226,7 +8200,7 @@
       <w:lvlText w:val="%7."/>
       <w:lvlJc w:val="left"/>
       <w:pPr>
-        <w:ind w:left="5040" w:hanging="360"/>
+        <w:ind w:left="5040" w:hanging="480"/>
       </w:pPr>
     </w:lvl>
     <w:lvl w:ilvl="7">
@@ -8235,7 +8209,7 @@
       <w:lvlText w:val="%8."/>
       <w:lvlJc w:val="left"/>
       <w:pPr>
-        <w:ind w:left="5760" w:hanging="360"/>
+        <w:ind w:left="5760" w:hanging="480"/>
       </w:pPr>
     </w:lvl>
     <w:lvl w:ilvl="8">
@@ -8244,12 +8218,12 @@
       <w:lvlText w:val="%9."/>
       <w:lvlJc w:val="left"/>
       <w:pPr>
-        <w:ind w:left="6480" w:hanging="360"/>
+        <w:ind w:left="6480" w:hanging="480"/>
       </w:pPr>
     </w:lvl>
   </w:abstractNum>
   <w:abstractNum w:abstractNumId="99413">
-    <w:nsid w:val="00A99413"/>
+    <w:nsid w:val="A99413"/>
     <w:multiLevelType w:val="multilevel"/>
     <w:lvl w:ilvl="0">
       <w:start w:val="3"/>
@@ -8257,7 +8231,7 @@
       <w:lvlText w:val="%1."/>
       <w:lvlJc w:val="left"/>
       <w:pPr>
-        <w:ind w:left="720" w:hanging="360"/>
+        <w:ind w:left="720" w:hanging="480"/>
       </w:pPr>
     </w:lvl>
     <w:lvl w:ilvl="1">
@@ -8266,7 +8240,7 @@
       <w:lvlText w:val="%2."/>
       <w:lvlJc w:val="left"/>
       <w:pPr>
-        <w:ind w:left="1440" w:hanging="360"/>
+        <w:ind w:left="1440" w:hanging="480"/>
       </w:pPr>
     </w:lvl>
     <w:lvl w:ilvl="2">
@@ -8275,7 +8249,7 @@
       <w:lvlText w:val="%3."/>
       <w:lvlJc w:val="left"/>
       <w:pPr>
-        <w:ind w:left="2160" w:hanging="360"/>
+        <w:ind w:left="2160" w:hanging="480"/>
       </w:pPr>
     </w:lvl>
     <w:lvl w:ilvl="3">
@@ -8284,7 +8258,7 @@
       <w:lvlText w:val="%4."/>
       <w:lvlJc w:val="left"/>
       <w:pPr>
-        <w:ind w:left="2880" w:hanging="360"/>
+        <w:ind w:left="2880" w:hanging="480"/>
       </w:pPr>
     </w:lvl>
     <w:lvl w:ilvl="4">
@@ -8293,7 +8267,7 @@
       <w:lvlText w:val="%5."/>
       <w:lvlJc w:val="left"/>
       <w:pPr>
-        <w:ind w:left="3600" w:hanging="360"/>
+        <w:ind w:left="3600" w:hanging="480"/>
       </w:pPr>
     </w:lvl>
     <w:lvl w:ilvl="5">
@@ -8302,7 +8276,7 @@
       <w:lvlText w:val="%6."/>
       <w:lvlJc w:val="left"/>
       <w:pPr>
-        <w:ind w:left="4320" w:hanging="360"/>
+        <w:ind w:left="4320" w:hanging="480"/>
       </w:pPr>
     </w:lvl>
     <w:lvl w:ilvl="6">
@@ -8311,7 +8285,7 @@
       <w:lvlText w:val="%7."/>
       <w:lvlJc w:val="left"/>
       <w:pPr>
-        <w:ind w:left="5040" w:hanging="360"/>
+        <w:ind w:left="5040" w:hanging="480"/>
       </w:pPr>
     </w:lvl>
     <w:lvl w:ilvl="7">
@@ -8320,7 +8294,7 @@
       <w:lvlText w:val="%8."/>
       <w:lvlJc w:val="left"/>
       <w:pPr>
-        <w:ind w:left="5760" w:hanging="360"/>
+        <w:ind w:left="5760" w:hanging="480"/>
       </w:pPr>
     </w:lvl>
     <w:lvl w:ilvl="8">
@@ -8329,12 +8303,12 @@
       <w:lvlText w:val="%9."/>
       <w:lvlJc w:val="left"/>
       <w:pPr>
-        <w:ind w:left="6480" w:hanging="360"/>
+        <w:ind w:left="6480" w:hanging="480"/>
       </w:pPr>
     </w:lvl>
   </w:abstractNum>
   <w:abstractNum w:abstractNumId="99416">
-    <w:nsid w:val="00A99416"/>
+    <w:nsid w:val="A99416"/>
     <w:multiLevelType w:val="multilevel"/>
     <w:lvl w:ilvl="0">
       <w:start w:val="6"/>
@@ -8342,7 +8316,7 @@
       <w:lvlText w:val="%1."/>
       <w:lvlJc w:val="left"/>
       <w:pPr>
-        <w:ind w:left="720" w:hanging="360"/>
+        <w:ind w:left="720" w:hanging="480"/>
       </w:pPr>
     </w:lvl>
     <w:lvl w:ilvl="1">
@@ -8351,7 +8325,7 @@
       <w:lvlText w:val="%2."/>
       <w:lvlJc w:val="left"/>
       <w:pPr>
-        <w:ind w:left="1440" w:hanging="360"/>
+        <w:ind w:left="1440" w:hanging="480"/>
       </w:pPr>
     </w:lvl>
     <w:lvl w:ilvl="2">
@@ -8360,7 +8334,7 @@
       <w:lvlText w:val="%3."/>
       <w:lvlJc w:val="left"/>
       <w:pPr>
-        <w:ind w:left="2160" w:hanging="360"/>
+        <w:ind w:left="2160" w:hanging="480"/>
       </w:pPr>
     </w:lvl>
     <w:lvl w:ilvl="3">
@@ -8369,7 +8343,7 @@
       <w:lvlText w:val="%4."/>
       <w:lvlJc w:val="left"/>
       <w:pPr>
-        <w:ind w:left="2880" w:hanging="360"/>
+        <w:ind w:left="2880" w:hanging="480"/>
       </w:pPr>
     </w:lvl>
     <w:lvl w:ilvl="4">
@@ -8378,7 +8352,7 @@
       <w:lvlText w:val="%5."/>
       <w:lvlJc w:val="left"/>
       <w:pPr>
-        <w:ind w:left="3600" w:hanging="360"/>
+        <w:ind w:left="3600" w:hanging="480"/>
       </w:pPr>
     </w:lvl>
     <w:lvl w:ilvl="5">
@@ -8387,7 +8361,7 @@
       <w:lvlText w:val="%6."/>
       <w:lvlJc w:val="left"/>
       <w:pPr>
-        <w:ind w:left="4320" w:hanging="360"/>
+        <w:ind w:left="4320" w:hanging="480"/>
       </w:pPr>
     </w:lvl>
     <w:lvl w:ilvl="6">
@@ -8396,7 +8370,7 @@
       <w:lvlText w:val="%7."/>
       <w:lvlJc w:val="left"/>
       <w:pPr>
-        <w:ind w:left="5040" w:hanging="360"/>
+        <w:ind w:left="5040" w:hanging="480"/>
       </w:pPr>
     </w:lvl>
     <w:lvl w:ilvl="7">
@@ -8405,7 +8379,7 @@
       <w:lvlText w:val="%8."/>
       <w:lvlJc w:val="left"/>
       <w:pPr>
-        <w:ind w:left="5760" w:hanging="360"/>
+        <w:ind w:left="5760" w:hanging="480"/>
       </w:pPr>
     </w:lvl>
     <w:lvl w:ilvl="8">
@@ -8414,12 +8388,12 @@
       <w:lvlText w:val="%9."/>
       <w:lvlJc w:val="left"/>
       <w:pPr>
-        <w:ind w:left="6480" w:hanging="360"/>
+        <w:ind w:left="6480" w:hanging="480"/>
       </w:pPr>
     </w:lvl>
   </w:abstractNum>
   <w:abstractNum w:abstractNumId="99419">
-    <w:nsid w:val="00A99419"/>
+    <w:nsid w:val="A99419"/>
     <w:multiLevelType w:val="multilevel"/>
     <w:lvl w:ilvl="0">
       <w:start w:val="9"/>
@@ -8427,7 +8401,7 @@
       <w:lvlText w:val="%1."/>
       <w:lvlJc w:val="left"/>
       <w:pPr>
-        <w:ind w:left="720" w:hanging="360"/>
+        <w:ind w:left="720" w:hanging="480"/>
       </w:pPr>
     </w:lvl>
     <w:lvl w:ilvl="1">
@@ -8436,7 +8410,7 @@
       <w:lvlText w:val="%2."/>
       <w:lvlJc w:val="left"/>
       <w:pPr>
-        <w:ind w:left="1440" w:hanging="360"/>
+        <w:ind w:left="1440" w:hanging="480"/>
       </w:pPr>
     </w:lvl>
     <w:lvl w:ilvl="2">
@@ -8445,7 +8419,7 @@
       <w:lvlText w:val="%3."/>
       <w:lvlJc w:val="left"/>
       <w:pPr>
-        <w:ind w:left="2160" w:hanging="360"/>
+        <w:ind w:left="2160" w:hanging="480"/>
       </w:pPr>
     </w:lvl>
     <w:lvl w:ilvl="3">
@@ -8454,7 +8428,7 @@
       <w:lvlText w:val="%4."/>
       <w:lvlJc w:val="left"/>
       <w:pPr>
-        <w:ind w:left="2880" w:hanging="360"/>
+        <w:ind w:left="2880" w:hanging="480"/>
       </w:pPr>
     </w:lvl>
     <w:lvl w:ilvl="4">
@@ -8463,7 +8437,7 @@
       <w:lvlText w:val="%5."/>
       <w:lvlJc w:val="left"/>
       <w:pPr>
-        <w:ind w:left="3600" w:hanging="360"/>
+        <w:ind w:left="3600" w:hanging="480"/>
       </w:pPr>
     </w:lvl>
     <w:lvl w:ilvl="5">
@@ -8472,7 +8446,7 @@
       <w:lvlText w:val="%6."/>
       <w:lvlJc w:val="left"/>
       <w:pPr>
-        <w:ind w:left="4320" w:hanging="360"/>
+        <w:ind w:left="4320" w:hanging="480"/>
       </w:pPr>
     </w:lvl>
     <w:lvl w:ilvl="6">
@@ -8481,7 +8455,7 @@
       <w:lvlText w:val="%7."/>
       <w:lvlJc w:val="left"/>
       <w:pPr>
-        <w:ind w:left="5040" w:hanging="360"/>
+        <w:ind w:left="5040" w:hanging="480"/>
       </w:pPr>
     </w:lvl>
     <w:lvl w:ilvl="7">
@@ -8490,7 +8464,7 @@
       <w:lvlText w:val="%8."/>
       <w:lvlJc w:val="left"/>
       <w:pPr>
-        <w:ind w:left="5760" w:hanging="360"/>
+        <w:ind w:left="5760" w:hanging="480"/>
       </w:pPr>
     </w:lvl>
     <w:lvl w:ilvl="8">
@@ -8499,12 +8473,12 @@
       <w:lvlText w:val="%9."/>
       <w:lvlJc w:val="left"/>
       <w:pPr>
-        <w:ind w:left="6480" w:hanging="360"/>
+        <w:ind w:left="6480" w:hanging="480"/>
       </w:pPr>
     </w:lvl>
   </w:abstractNum>
   <w:abstractNum w:abstractNumId="994114">
-    <w:nsid w:val="0A994114"/>
+    <w:nsid w:val="A994114"/>
     <w:multiLevelType w:val="multilevel"/>
     <w:lvl w:ilvl="0">
       <w:start w:val="14"/>
@@ -8512,7 +8486,7 @@
       <w:lvlText w:val="%1."/>
       <w:lvlJc w:val="left"/>
       <w:pPr>
-        <w:ind w:left="720" w:hanging="360"/>
+        <w:ind w:left="720" w:hanging="480"/>
       </w:pPr>
     </w:lvl>
     <w:lvl w:ilvl="1">
@@ -8521,7 +8495,7 @@
       <w:lvlText w:val="%2."/>
       <w:lvlJc w:val="left"/>
       <w:pPr>
-        <w:ind w:left="1440" w:hanging="360"/>
+        <w:ind w:left="1440" w:hanging="480"/>
       </w:pPr>
     </w:lvl>
     <w:lvl w:ilvl="2">
@@ -8530,7 +8504,7 @@
       <w:lvlText w:val="%3."/>
       <w:lvlJc w:val="left"/>
       <w:pPr>
-        <w:ind w:left="2160" w:hanging="360"/>
+        <w:ind w:left="2160" w:hanging="480"/>
       </w:pPr>
     </w:lvl>
     <w:lvl w:ilvl="3">
@@ -8539,7 +8513,7 @@
       <w:lvlText w:val="%4."/>
       <w:lvlJc w:val="left"/>
       <w:pPr>
-        <w:ind w:left="2880" w:hanging="360"/>
+        <w:ind w:left="2880" w:hanging="480"/>
       </w:pPr>
     </w:lvl>
     <w:lvl w:ilvl="4">
@@ -8548,7 +8522,7 @@
       <w:lvlText w:val="%5."/>
       <w:lvlJc w:val="left"/>
       <w:pPr>
-        <w:ind w:left="3600" w:hanging="360"/>
+        <w:ind w:left="3600" w:hanging="480"/>
       </w:pPr>
     </w:lvl>
     <w:lvl w:ilvl="5">
@@ -8557,7 +8531,7 @@
       <w:lvlText w:val="%6."/>
       <w:lvlJc w:val="left"/>
       <w:pPr>
-        <w:ind w:left="4320" w:hanging="360"/>
+        <w:ind w:left="4320" w:hanging="480"/>
       </w:pPr>
     </w:lvl>
     <w:lvl w:ilvl="6">
@@ -8566,7 +8540,7 @@
       <w:lvlText w:val="%7."/>
       <w:lvlJc w:val="left"/>
       <w:pPr>
-        <w:ind w:left="5040" w:hanging="360"/>
+        <w:ind w:left="5040" w:hanging="480"/>
       </w:pPr>
     </w:lvl>
     <w:lvl w:ilvl="7">
@@ -8575,7 +8549,7 @@
       <w:lvlText w:val="%8."/>
       <w:lvlJc w:val="left"/>
       <w:pPr>
-        <w:ind w:left="5760" w:hanging="360"/>
+        <w:ind w:left="5760" w:hanging="480"/>
       </w:pPr>
     </w:lvl>
     <w:lvl w:ilvl="8">
@@ -8584,7 +8558,7 @@
       <w:lvlText w:val="%9."/>
       <w:lvlJc w:val="left"/>
       <w:pPr>
-        <w:ind w:left="6480" w:hanging="360"/>
+        <w:ind w:left="6480" w:hanging="480"/>
       </w:pPr>
     </w:lvl>
   </w:abstractNum>
@@ -8977,10 +8951,10 @@
   <w:docDefaults>
     <w:rPrDefault>
       <w:rPr>
-        <w:rFonts w:asciiTheme="minorHAnsi" w:cstheme="minorBidi" w:eastAsiaTheme="minorEastAsia" w:hAnsiTheme="minorHAnsi"/>
+        <w:rFonts w:asciiTheme="minorHAnsi" w:cstheme="minorBidi" w:eastAsiaTheme="minorHAnsi" w:hAnsiTheme="minorHAnsi"/>
         <w:sz w:val="24"/>
         <w:szCs w:val="24"/>
-        <w:lang w:bidi="ar-SA" w:eastAsia="zh-CN" w:val="en-US"/>
+        <w:lang w:bidi="ar-SA" w:eastAsia="en-US" w:val="en-US"/>
       </w:rPr>
     </w:rPrDefault>
     <w:pPrDefault>
@@ -8998,10 +8972,10 @@
     <w:name w:val="Body Text"/>
     <w:basedOn w:val="Normal"/>
     <w:link w:val="BodyTextChar"/>
-    <w:qFormat/>
     <w:pPr>
       <w:spacing w:after="180" w:before="180"/>
     </w:pPr>
+    <w:qFormat/>
   </w:style>
   <w:style w:customStyle="1" w:styleId="FirstParagraph" w:type="paragraph">
     <w:name w:val="First Paragraph"/>
@@ -9021,94 +8995,57 @@
     <w:name w:val="Title"/>
     <w:basedOn w:val="Normal"/>
     <w:next w:val="BodyText"/>
-    <w:link w:val="TitleChar"/>
-    <w:uiPriority w:val="10"/>
     <w:qFormat/>
-    <w:rsid w:val="00A10FD9"/>
     <w:pPr>
-      <w:spacing w:after="80" w:line="240" w:lineRule="auto"/>
-      <w:contextualSpacing/>
+      <w:keepNext/>
+      <w:keepLines/>
+      <w:spacing w:after="240" w:before="480"/>
       <w:jc w:val="center"/>
     </w:pPr>
     <w:rPr>
       <w:rFonts w:asciiTheme="majorHAnsi" w:cstheme="majorBidi" w:eastAsiaTheme="majorEastAsia" w:hAnsiTheme="majorHAnsi"/>
-      <w:sz w:val="56"/>
-      <w:szCs w:val="56"/>
-    </w:rPr>
-  </w:style>
-  <w:style w:customStyle="1" w:styleId="TitleChar" w:type="character">
-    <w:name w:val="Title Char"/>
-    <w:basedOn w:val="DefaultParagraphFont"/>
-    <w:link w:val="Title"/>
-    <w:uiPriority w:val="10"/>
-    <w:rsid w:val="00A10FD9"/>
-    <w:rPr>
-      <w:rFonts w:asciiTheme="majorHAnsi" w:cstheme="majorBidi" w:eastAsiaTheme="majorEastAsia" w:hAnsiTheme="majorHAnsi"/>
-      <w:sz w:val="56"/>
-      <w:szCs w:val="56"/>
+      <w:b/>
+      <w:bCs/>
+      <w:color w:themeColor="accent1" w:themeShade="B5" w:val="345A8A"/>
+      <w:sz w:val="36"/>
+      <w:szCs w:val="36"/>
     </w:rPr>
   </w:style>
   <w:style w:styleId="Subtitle" w:type="paragraph">
     <w:name w:val="Subtitle"/>
     <w:basedOn w:val="Title"/>
     <w:next w:val="BodyText"/>
-    <w:link w:val="SubtitleChar"/>
-    <w:uiPriority w:val="11"/>
     <w:qFormat/>
-    <w:rsid w:val="00A10FD9"/>
     <w:pPr>
-      <w:numPr>
-        <w:ilvl w:val="1"/>
-      </w:numPr>
+      <w:keepNext/>
+      <w:keepLines/>
+      <w:spacing w:after="240" w:before="240"/>
+      <w:jc w:val="center"/>
     </w:pPr>
     <w:rPr>
-      <w:rFonts w:cstheme="majorBidi" w:eastAsiaTheme="majorEastAsia"/>
-      <w:spacing w:val="15"/>
-      <w:sz w:val="28"/>
-      <w:szCs w:val="28"/>
-    </w:rPr>
-  </w:style>
-  <w:style w:customStyle="1" w:styleId="SubtitleChar" w:type="character">
-    <w:name w:val="Subtitle Char"/>
-    <w:basedOn w:val="DefaultParagraphFont"/>
-    <w:link w:val="Subtitle"/>
-    <w:uiPriority w:val="11"/>
-    <w:rsid w:val="00A10FD9"/>
-    <w:rPr>
-      <w:rFonts w:cstheme="majorBidi" w:eastAsiaTheme="majorEastAsia"/>
-      <w:color w:themeColor="text1" w:themeTint="A6" w:val="595959"/>
-      <w:spacing w:val="15"/>
-      <w:sz w:val="28"/>
-      <w:szCs w:val="28"/>
+      <w:sz w:val="30"/>
+      <w:szCs w:val="30"/>
     </w:rPr>
   </w:style>
   <w:style w:customStyle="1" w:styleId="Author" w:type="paragraph">
     <w:name w:val="Author"/>
-    <w:basedOn w:val="Title"/>
     <w:next w:val="BodyText"/>
     <w:qFormat/>
     <w:pPr>
       <w:keepNext/>
       <w:keepLines/>
+      <w:jc w:val="center"/>
     </w:pPr>
-    <w:rPr>
-      <w:sz w:val="24"/>
-      <w:szCs w:val="24"/>
-    </w:rPr>
   </w:style>
   <w:style w:styleId="Date" w:type="paragraph">
     <w:name w:val="Date"/>
-    <w:basedOn w:val="Title"/>
     <w:next w:val="BodyText"/>
     <w:qFormat/>
     <w:pPr>
       <w:keepNext/>
       <w:keepLines/>
+      <w:jc w:val="center"/>
     </w:pPr>
-    <w:rPr>
-      <w:sz w:val="24"/>
-      <w:szCs w:val="24"/>
-    </w:rPr>
   </w:style>
   <w:style w:customStyle="1" w:styleId="AbstractTitle" w:type="paragraph">
     <w:name w:val="Abstract Title"/>
@@ -9118,13 +9055,15 @@
     <w:pPr>
       <w:keepNext/>
       <w:keepLines/>
+      <w:jc w:val="center"/>
       <w:spacing w:after="0" w:before="300"/>
-      <w:jc w:val="center"/>
     </w:pPr>
     <w:rPr>
-      <w:b/>
       <w:sz w:val="20"/>
       <w:szCs w:val="20"/>
+      <w:b/>
+      <w:color w:val="345A8A"/>
+      &gt;
     </w:rPr>
   </w:style>
   <w:style w:customStyle="1" w:styleId="Abstract" w:type="paragraph">
@@ -9151,321 +9090,191 @@
     <w:rPr/>
   </w:style>
   <w:style w:styleId="Heading1" w:type="paragraph">
-    <w:name w:val="heading 1"/>
+    <w:name w:val="Heading 1"/>
     <w:basedOn w:val="Normal"/>
     <w:next w:val="BodyText"/>
-    <w:link w:val="Heading1Char"/>
     <w:uiPriority w:val="9"/>
     <w:qFormat/>
-    <w:rsid w:val="00A10FD9"/>
     <w:pPr>
       <w:keepNext/>
       <w:keepLines/>
-      <w:spacing w:after="80" w:before="360"/>
+      <w:spacing w:after="0" w:before="480"/>
       <w:outlineLvl w:val="0"/>
     </w:pPr>
     <w:rPr>
       <w:rFonts w:asciiTheme="majorHAnsi" w:cstheme="majorBidi" w:eastAsiaTheme="majorEastAsia" w:hAnsiTheme="majorHAnsi"/>
-      <w:color w:themeColor="accent1" w:themeShade="BF" w:val="0F4761"/>
-      <w:sz w:val="40"/>
-      <w:szCs w:val="40"/>
+      <w:b/>
+      <w:bCs/>
+      <w:color w:themeColor="accent1" w:val="4F81BD"/>
+      <w:sz w:val="32"/>
+      <w:szCs w:val="32"/>
     </w:rPr>
   </w:style>
   <w:style w:styleId="Heading2" w:type="paragraph">
-    <w:name w:val="heading 2"/>
+    <w:name w:val="Heading 2"/>
     <w:basedOn w:val="Normal"/>
     <w:next w:val="BodyText"/>
-    <w:link w:val="Heading2Char"/>
     <w:uiPriority w:val="9"/>
-    <w:semiHidden/>
     <w:unhideWhenUsed/>
     <w:qFormat/>
-    <w:rsid w:val="00A10FD9"/>
     <w:pPr>
       <w:keepNext/>
       <w:keepLines/>
-      <w:spacing w:after="80" w:before="160"/>
+      <w:spacing w:after="0" w:before="200"/>
       <w:outlineLvl w:val="1"/>
     </w:pPr>
     <w:rPr>
       <w:rFonts w:asciiTheme="majorHAnsi" w:cstheme="majorBidi" w:eastAsiaTheme="majorEastAsia" w:hAnsiTheme="majorHAnsi"/>
-      <w:color w:themeColor="accent1" w:themeShade="BF" w:val="0F4761"/>
-      <w:sz w:val="32"/>
-      <w:szCs w:val="32"/>
-    </w:rPr>
-  </w:style>
-  <w:style w:styleId="Heading3" w:type="paragraph">
-    <w:name w:val="heading 3"/>
-    <w:basedOn w:val="Normal"/>
-    <w:next w:val="BodyText"/>
-    <w:link w:val="Heading3Char"/>
-    <w:uiPriority w:val="9"/>
-    <w:semiHidden/>
-    <w:unhideWhenUsed/>
-    <w:qFormat/>
-    <w:rsid w:val="00A10FD9"/>
-    <w:pPr>
-      <w:keepNext/>
-      <w:keepLines/>
-      <w:spacing w:after="80" w:before="160"/>
-      <w:outlineLvl w:val="2"/>
-    </w:pPr>
-    <w:rPr>
-      <w:rFonts w:cstheme="majorBidi" w:eastAsiaTheme="majorEastAsia"/>
-      <w:color w:themeColor="accent1" w:themeShade="BF" w:val="0F4761"/>
+      <w:b/>
+      <w:bCs/>
+      <w:color w:themeColor="accent1" w:val="4F81BD"/>
       <w:sz w:val="28"/>
       <w:szCs w:val="28"/>
     </w:rPr>
   </w:style>
-  <w:style w:styleId="Heading4" w:type="paragraph">
-    <w:name w:val="heading 4"/>
+  <w:style w:styleId="Heading3" w:type="paragraph">
+    <w:name w:val="Heading 3"/>
     <w:basedOn w:val="Normal"/>
     <w:next w:val="BodyText"/>
-    <w:link w:val="Heading4Char"/>
     <w:uiPriority w:val="9"/>
-    <w:semiHidden/>
     <w:unhideWhenUsed/>
     <w:qFormat/>
-    <w:rsid w:val="00A10FD9"/>
     <w:pPr>
       <w:keepNext/>
       <w:keepLines/>
-      <w:spacing w:after="40" w:before="80"/>
+      <w:spacing w:after="0" w:before="200"/>
+      <w:outlineLvl w:val="2"/>
+    </w:pPr>
+    <w:rPr>
+      <w:rFonts w:asciiTheme="majorHAnsi" w:cstheme="majorBidi" w:eastAsiaTheme="majorEastAsia" w:hAnsiTheme="majorHAnsi"/>
+      <w:b/>
+      <w:bCs/>
+      <w:color w:themeColor="accent1" w:val="4F81BD"/>
+      <w:sz w:val="24"/>
+      <w:szCs w:val="24"/>
+    </w:rPr>
+  </w:style>
+  <w:style w:styleId="Heading4" w:type="paragraph">
+    <w:name w:val="Heading 4"/>
+    <w:basedOn w:val="Normal"/>
+    <w:next w:val="BodyText"/>
+    <w:uiPriority w:val="9"/>
+    <w:unhideWhenUsed/>
+    <w:qFormat/>
+    <w:pPr>
+      <w:keepNext/>
+      <w:keepLines/>
+      <w:spacing w:after="0" w:before="200"/>
       <w:outlineLvl w:val="3"/>
     </w:pPr>
     <w:rPr>
-      <w:rFonts w:cstheme="majorBidi" w:eastAsiaTheme="majorEastAsia"/>
+      <w:rFonts w:asciiTheme="majorHAnsi" w:cstheme="majorBidi" w:eastAsiaTheme="majorEastAsia" w:hAnsiTheme="majorHAnsi"/>
       <w:i/>
-      <w:iCs/>
-      <w:color w:themeColor="accent1" w:themeShade="BF" w:val="0F4761"/>
+      <w:bCs/>
+      <w:color w:themeColor="accent1" w:val="4F81BD"/>
+      <w:sz w:val="24"/>
+      <w:szCs w:val="24"/>
     </w:rPr>
   </w:style>
   <w:style w:styleId="Heading5" w:type="paragraph">
-    <w:name w:val="heading 5"/>
+    <w:name w:val="Heading 5"/>
     <w:basedOn w:val="Normal"/>
     <w:next w:val="BodyText"/>
-    <w:link w:val="Heading5Char"/>
     <w:uiPriority w:val="9"/>
-    <w:semiHidden/>
     <w:unhideWhenUsed/>
     <w:qFormat/>
-    <w:rsid w:val="00A10FD9"/>
     <w:pPr>
       <w:keepNext/>
       <w:keepLines/>
-      <w:spacing w:after="40" w:before="80"/>
+      <w:spacing w:after="0" w:before="200"/>
       <w:outlineLvl w:val="4"/>
     </w:pPr>
     <w:rPr>
-      <w:rFonts w:cstheme="majorBidi" w:eastAsiaTheme="majorEastAsia"/>
-      <w:color w:themeColor="accent1" w:themeShade="BF" w:val="0F4761"/>
+      <w:rFonts w:asciiTheme="majorHAnsi" w:cstheme="majorBidi" w:eastAsiaTheme="majorEastAsia" w:hAnsiTheme="majorHAnsi"/>
+      <w:iCs/>
+      <w:color w:themeColor="accent1" w:val="4F81BD"/>
+      <w:sz w:val="24"/>
+      <w:szCs w:val="24"/>
     </w:rPr>
   </w:style>
   <w:style w:styleId="Heading6" w:type="paragraph">
-    <w:name w:val="heading 6"/>
+    <w:name w:val="Heading 6"/>
     <w:basedOn w:val="Normal"/>
     <w:next w:val="BodyText"/>
-    <w:link w:val="Heading6Char"/>
     <w:uiPriority w:val="9"/>
-    <w:semiHidden/>
     <w:unhideWhenUsed/>
     <w:qFormat/>
-    <w:rsid w:val="00A10FD9"/>
     <w:pPr>
       <w:keepNext/>
       <w:keepLines/>
-      <w:spacing w:after="0" w:before="40"/>
+      <w:spacing w:after="0" w:before="200"/>
       <w:outlineLvl w:val="5"/>
     </w:pPr>
     <w:rPr>
-      <w:rFonts w:cstheme="majorBidi" w:eastAsiaTheme="majorEastAsia"/>
-      <w:i/>
-      <w:iCs/>
-      <w:color w:themeColor="text1" w:themeTint="A6" w:val="595959"/>
+      <w:rFonts w:asciiTheme="majorHAnsi" w:cstheme="majorBidi" w:eastAsiaTheme="majorEastAsia" w:hAnsiTheme="majorHAnsi"/>
+      <w:color w:themeColor="accent1" w:val="4F81BD"/>
+      <w:sz w:val="24"/>
+      <w:szCs w:val="24"/>
     </w:rPr>
   </w:style>
   <w:style w:styleId="Heading7" w:type="paragraph">
-    <w:name w:val="heading 7"/>
+    <w:name w:val="Heading 7"/>
     <w:basedOn w:val="Normal"/>
     <w:next w:val="BodyText"/>
-    <w:link w:val="Heading7Char"/>
     <w:uiPriority w:val="9"/>
-    <w:semiHidden/>
     <w:unhideWhenUsed/>
     <w:qFormat/>
-    <w:rsid w:val="00A10FD9"/>
     <w:pPr>
       <w:keepNext/>
       <w:keepLines/>
-      <w:spacing w:after="0" w:before="40"/>
+      <w:spacing w:after="0" w:before="200"/>
       <w:outlineLvl w:val="6"/>
     </w:pPr>
     <w:rPr>
-      <w:rFonts w:cstheme="majorBidi" w:eastAsiaTheme="majorEastAsia"/>
-      <w:color w:themeColor="text1" w:themeTint="A6" w:val="595959"/>
+      <w:rFonts w:asciiTheme="majorHAnsi" w:cstheme="majorBidi" w:eastAsiaTheme="majorEastAsia" w:hAnsiTheme="majorHAnsi"/>
+      <w:color w:themeColor="accent1" w:val="4F81BD"/>
+      <w:sz w:val="24"/>
+      <w:szCs w:val="24"/>
     </w:rPr>
   </w:style>
   <w:style w:styleId="Heading8" w:type="paragraph">
-    <w:name w:val="heading 8"/>
+    <w:name w:val="Heading 8"/>
     <w:basedOn w:val="Normal"/>
     <w:next w:val="BodyText"/>
-    <w:link w:val="Heading8Char"/>
     <w:uiPriority w:val="9"/>
-    <w:semiHidden/>
     <w:unhideWhenUsed/>
     <w:qFormat/>
-    <w:rsid w:val="00A10FD9"/>
     <w:pPr>
       <w:keepNext/>
       <w:keepLines/>
-      <w:spacing w:after="0"/>
+      <w:spacing w:after="0" w:before="200"/>
       <w:outlineLvl w:val="7"/>
     </w:pPr>
     <w:rPr>
-      <w:rFonts w:cstheme="majorBidi" w:eastAsiaTheme="majorEastAsia"/>
-      <w:i/>
-      <w:iCs/>
-      <w:color w:themeColor="text1" w:themeTint="D8" w:val="272727"/>
+      <w:rFonts w:asciiTheme="majorHAnsi" w:cstheme="majorBidi" w:eastAsiaTheme="majorEastAsia" w:hAnsiTheme="majorHAnsi"/>
+      <w:color w:themeColor="accent1" w:val="4F81BD"/>
+      <w:sz w:val="24"/>
+      <w:szCs w:val="24"/>
     </w:rPr>
   </w:style>
   <w:style w:styleId="Heading9" w:type="paragraph">
-    <w:name w:val="heading 9"/>
+    <w:name w:val="Heading 9"/>
     <w:basedOn w:val="Normal"/>
     <w:next w:val="BodyText"/>
-    <w:link w:val="Heading9Char"/>
     <w:uiPriority w:val="9"/>
-    <w:semiHidden/>
     <w:unhideWhenUsed/>
     <w:qFormat/>
-    <w:rsid w:val="00A10FD9"/>
     <w:pPr>
       <w:keepNext/>
       <w:keepLines/>
-      <w:spacing w:after="0"/>
+      <w:spacing w:after="0" w:before="200"/>
       <w:outlineLvl w:val="8"/>
     </w:pPr>
     <w:rPr>
-      <w:rFonts w:cstheme="majorBidi" w:eastAsiaTheme="majorEastAsia"/>
-      <w:color w:themeColor="text1" w:themeTint="D8" w:val="272727"/>
-    </w:rPr>
-  </w:style>
-  <w:style w:customStyle="1" w:styleId="Heading1Char" w:type="character">
-    <w:name w:val="Heading 1 Char"/>
-    <w:basedOn w:val="DefaultParagraphFont"/>
-    <w:link w:val="Heading1"/>
-    <w:uiPriority w:val="9"/>
-    <w:rsid w:val="00A10FD9"/>
-    <w:rPr>
       <w:rFonts w:asciiTheme="majorHAnsi" w:cstheme="majorBidi" w:eastAsiaTheme="majorEastAsia" w:hAnsiTheme="majorHAnsi"/>
-      <w:color w:themeColor="accent1" w:themeShade="BF" w:val="0F4761"/>
-      <w:sz w:val="40"/>
-      <w:szCs w:val="40"/>
-    </w:rPr>
-  </w:style>
-  <w:style w:customStyle="1" w:styleId="Heading2Char" w:type="character">
-    <w:name w:val="Heading 2 Char"/>
-    <w:basedOn w:val="DefaultParagraphFont"/>
-    <w:link w:val="Heading2"/>
-    <w:uiPriority w:val="9"/>
-    <w:semiHidden/>
-    <w:rsid w:val="00A10FD9"/>
-    <w:rPr>
-      <w:rFonts w:asciiTheme="majorHAnsi" w:cstheme="majorBidi" w:eastAsiaTheme="majorEastAsia" w:hAnsiTheme="majorHAnsi"/>
-      <w:color w:themeColor="accent1" w:themeShade="BF" w:val="0F4761"/>
-      <w:sz w:val="32"/>
-      <w:szCs w:val="32"/>
-    </w:rPr>
-  </w:style>
-  <w:style w:customStyle="1" w:styleId="Heading3Char" w:type="character">
-    <w:name w:val="Heading 3 Char"/>
-    <w:basedOn w:val="DefaultParagraphFont"/>
-    <w:link w:val="Heading3"/>
-    <w:uiPriority w:val="9"/>
-    <w:semiHidden/>
-    <w:rsid w:val="00A10FD9"/>
-    <w:rPr>
-      <w:rFonts w:cstheme="majorBidi" w:eastAsiaTheme="majorEastAsia"/>
-      <w:color w:themeColor="accent1" w:themeShade="BF" w:val="0F4761"/>
-      <w:sz w:val="28"/>
-      <w:szCs w:val="28"/>
-    </w:rPr>
-  </w:style>
-  <w:style w:customStyle="1" w:styleId="Heading4Char" w:type="character">
-    <w:name w:val="Heading 4 Char"/>
-    <w:basedOn w:val="DefaultParagraphFont"/>
-    <w:link w:val="Heading4"/>
-    <w:uiPriority w:val="9"/>
-    <w:semiHidden/>
-    <w:rsid w:val="00A10FD9"/>
-    <w:rPr>
-      <w:rFonts w:cstheme="majorBidi" w:eastAsiaTheme="majorEastAsia"/>
-      <w:i/>
-      <w:iCs/>
-      <w:color w:themeColor="accent1" w:themeShade="BF" w:val="0F4761"/>
-    </w:rPr>
-  </w:style>
-  <w:style w:customStyle="1" w:styleId="Heading5Char" w:type="character">
-    <w:name w:val="Heading 5 Char"/>
-    <w:basedOn w:val="DefaultParagraphFont"/>
-    <w:link w:val="Heading5"/>
-    <w:uiPriority w:val="9"/>
-    <w:semiHidden/>
-    <w:rsid w:val="00A10FD9"/>
-    <w:rPr>
-      <w:rFonts w:cstheme="majorBidi" w:eastAsiaTheme="majorEastAsia"/>
-      <w:color w:themeColor="accent1" w:themeShade="BF" w:val="0F4761"/>
-    </w:rPr>
-  </w:style>
-  <w:style w:customStyle="1" w:styleId="Heading6Char" w:type="character">
-    <w:name w:val="Heading 6 Char"/>
-    <w:basedOn w:val="DefaultParagraphFont"/>
-    <w:link w:val="Heading6"/>
-    <w:uiPriority w:val="9"/>
-    <w:semiHidden/>
-    <w:rsid w:val="00A10FD9"/>
-    <w:rPr>
-      <w:rFonts w:cstheme="majorBidi" w:eastAsiaTheme="majorEastAsia"/>
-      <w:i/>
-      <w:iCs/>
-      <w:color w:themeColor="text1" w:themeTint="A6" w:val="595959"/>
-    </w:rPr>
-  </w:style>
-  <w:style w:customStyle="1" w:styleId="Heading7Char" w:type="character">
-    <w:name w:val="Heading 7 Char"/>
-    <w:basedOn w:val="DefaultParagraphFont"/>
-    <w:link w:val="Heading7"/>
-    <w:uiPriority w:val="9"/>
-    <w:semiHidden/>
-    <w:rsid w:val="00A10FD9"/>
-    <w:rPr>
-      <w:rFonts w:cstheme="majorBidi" w:eastAsiaTheme="majorEastAsia"/>
-      <w:color w:themeColor="text1" w:themeTint="A6" w:val="595959"/>
-    </w:rPr>
-  </w:style>
-  <w:style w:customStyle="1" w:styleId="Heading8Char" w:type="character">
-    <w:name w:val="Heading 8 Char"/>
-    <w:basedOn w:val="DefaultParagraphFont"/>
-    <w:link w:val="Heading8"/>
-    <w:uiPriority w:val="9"/>
-    <w:semiHidden/>
-    <w:rsid w:val="00A10FD9"/>
-    <w:rPr>
-      <w:rFonts w:cstheme="majorBidi" w:eastAsiaTheme="majorEastAsia"/>
-      <w:i/>
-      <w:iCs/>
-      <w:color w:themeColor="text1" w:themeTint="D8" w:val="272727"/>
-    </w:rPr>
-  </w:style>
-  <w:style w:customStyle="1" w:styleId="Heading9Char" w:type="character">
-    <w:name w:val="Heading 9 Char"/>
-    <w:basedOn w:val="DefaultParagraphFont"/>
-    <w:link w:val="Heading9"/>
-    <w:uiPriority w:val="9"/>
-    <w:semiHidden/>
-    <w:rsid w:val="00A10FD9"/>
-    <w:rPr>
-      <w:rFonts w:cstheme="majorBidi" w:eastAsiaTheme="majorEastAsia"/>
-      <w:color w:themeColor="text1" w:themeTint="D8" w:val="272727"/>
+      <w:color w:themeColor="accent1" w:val="4F81BD"/>
+      <w:sz w:val="24"/>
+      <w:szCs w:val="24"/>
     </w:rPr>
   </w:style>
   <w:style w:styleId="BlockText" w:type="paragraph">
@@ -9488,18 +9297,6 @@
     <w:unhideWhenUsed/>
     <w:qFormat/>
   </w:style>
-  <w:style w:styleId="FootnoteBlockText" w:type="paragraph">
-    <w:name w:val="Footnote Block Text"/>
-    <w:basedOn w:val="FootnoteText"/>
-    <w:next w:val="FootnoteText"/>
-    <w:uiPriority w:val="9"/>
-    <w:unhideWhenUsed/>
-    <w:qFormat/>
-    <w:pPr>
-      <w:spacing w:after="100" w:before="100"/>
-      <w:ind w:firstLine="0" w:left="480" w:right="480"/>
-    </w:pPr>
-  </w:style>
   <w:style w:default="1" w:styleId="DefaultParagraphFont" w:type="character">
     <w:name w:val="Default Paragraph Font"/>
     <w:semiHidden/>
@@ -9521,11 +9318,18 @@
       </w:tblCellMar>
     </w:tblPr>
     <w:tblStylePr w:type="firstRow">
+      <w:tblPr>
+        <w:jc w:val="left"/>
+        <w:tblInd w:type="dxa" w:w="0"/>
+      </w:tblPr>
+      <w:trPr>
+        <w:jc w:val="left"/>
+      </w:trPr>
       <w:tcPr>
+        <w:vAlign w:val="bottom"/>
         <w:tcBorders>
           <w:bottom w:val="single"/>
         </w:tcBorders>
-        <w:vAlign w:val="bottom"/>
       </w:tcPr>
     </w:tblStylePr>
   </w:style>
@@ -9640,8 +9444,8 @@
     <w:name w:val="KeywordTok"/>
     <w:basedOn w:val="VerbatimChar"/>
     <w:rPr>
+      <w:color w:val="007020"/>
       <w:b/>
-      <w:color w:val="007020"/>
     </w:rPr>
   </w:style>
   <w:style w:type="character" w:customStyle="1" w:styleId="DataTypeTok">
@@ -9718,42 +9522,42 @@
     <w:name w:val="ImportTok"/>
     <w:basedOn w:val="VerbatimChar"/>
     <w:rPr>
+      <w:color w:val="008000"/>
       <w:b/>
-      <w:color w:val="008000"/>
     </w:rPr>
   </w:style>
   <w:style w:type="character" w:customStyle="1" w:styleId="CommentTok">
     <w:name w:val="CommentTok"/>
     <w:basedOn w:val="VerbatimChar"/>
     <w:rPr>
+      <w:color w:val="60a0b0"/>
       <w:i/>
-      <w:color w:val="60a0b0"/>
     </w:rPr>
   </w:style>
   <w:style w:type="character" w:customStyle="1" w:styleId="DocumentationTok">
     <w:name w:val="DocumentationTok"/>
     <w:basedOn w:val="VerbatimChar"/>
     <w:rPr>
+      <w:color w:val="ba2121"/>
       <w:i/>
-      <w:color w:val="ba2121"/>
     </w:rPr>
   </w:style>
   <w:style w:type="character" w:customStyle="1" w:styleId="AnnotationTok">
     <w:name w:val="AnnotationTok"/>
     <w:basedOn w:val="VerbatimChar"/>
     <w:rPr>
+      <w:color w:val="60a0b0"/>
       <w:b/>
       <w:i/>
-      <w:color w:val="60a0b0"/>
     </w:rPr>
   </w:style>
   <w:style w:type="character" w:customStyle="1" w:styleId="CommentVarTok">
     <w:name w:val="CommentVarTok"/>
     <w:basedOn w:val="VerbatimChar"/>
     <w:rPr>
+      <w:color w:val="60a0b0"/>
       <w:b/>
       <w:i/>
-      <w:color w:val="60a0b0"/>
     </w:rPr>
   </w:style>
   <w:style w:type="character" w:customStyle="1" w:styleId="OtherTok">
@@ -9781,8 +9585,8 @@
     <w:name w:val="ControlFlowTok"/>
     <w:basedOn w:val="VerbatimChar"/>
     <w:rPr>
+      <w:color w:val="007020"/>
       <w:b/>
-      <w:color w:val="007020"/>
     </w:rPr>
   </w:style>
   <w:style w:type="character" w:customStyle="1" w:styleId="OperatorTok">
@@ -9827,34 +9631,34 @@
     <w:name w:val="InformationTok"/>
     <w:basedOn w:val="VerbatimChar"/>
     <w:rPr>
+      <w:color w:val="60a0b0"/>
       <w:b/>
       <w:i/>
-      <w:color w:val="60a0b0"/>
     </w:rPr>
   </w:style>
   <w:style w:type="character" w:customStyle="1" w:styleId="WarningTok">
     <w:name w:val="WarningTok"/>
     <w:basedOn w:val="VerbatimChar"/>
     <w:rPr>
+      <w:color w:val="60a0b0"/>
       <w:b/>
       <w:i/>
-      <w:color w:val="60a0b0"/>
     </w:rPr>
   </w:style>
   <w:style w:type="character" w:customStyle="1" w:styleId="AlertTok">
     <w:name w:val="AlertTok"/>
     <w:basedOn w:val="VerbatimChar"/>
     <w:rPr>
+      <w:color w:val="ff0000"/>
       <w:b/>
-      <w:color w:val="ff0000"/>
     </w:rPr>
   </w:style>
   <w:style w:type="character" w:customStyle="1" w:styleId="ErrorTok">
     <w:name w:val="ErrorTok"/>
     <w:basedOn w:val="VerbatimChar"/>
     <w:rPr>
+      <w:color w:val="ff0000"/>
       <w:b/>
-      <w:color w:val="ff0000"/>
     </w:rPr>
   </w:style>
   <w:style w:type="character" w:customStyle="1" w:styleId="NormalTok">
@@ -9876,44 +9680,44 @@
         <a:sysClr val="window" lastClr="FFFFFF"/>
       </a:lt1>
       <a:dk2>
-        <a:srgbClr val="0E2841"/>
+        <a:srgbClr val="1F497D"/>
       </a:dk2>
       <a:lt2>
-        <a:srgbClr val="E8E8E8"/>
+        <a:srgbClr val="EEECE1"/>
       </a:lt2>
       <a:accent1>
-        <a:srgbClr val="156082"/>
+        <a:srgbClr val="4F81BD"/>
       </a:accent1>
       <a:accent2>
-        <a:srgbClr val="E97132"/>
+        <a:srgbClr val="C0504D"/>
       </a:accent2>
       <a:accent3>
-        <a:srgbClr val="196B24"/>
+        <a:srgbClr val="9BBB59"/>
       </a:accent3>
       <a:accent4>
-        <a:srgbClr val="0F9ED5"/>
+        <a:srgbClr val="8064A2"/>
       </a:accent4>
       <a:accent5>
-        <a:srgbClr val="A02B93"/>
+        <a:srgbClr val="4BACC6"/>
       </a:accent5>
       <a:accent6>
-        <a:srgbClr val="4EA72E"/>
+        <a:srgbClr val="F79646"/>
       </a:accent6>
       <a:hlink>
-        <a:srgbClr val="467886"/>
+        <a:srgbClr val="0000FF"/>
       </a:hlink>
       <a:folHlink>
-        <a:srgbClr val="96607D"/>
+        <a:srgbClr val="800080"/>
       </a:folHlink>
     </a:clrScheme>
     <a:fontScheme name="Office">
       <a:majorFont>
-        <a:latin typeface="Aptos Display" panose="02110004020202020204"/>
+        <a:latin typeface="Calibri"/>
         <a:ea typeface=""/>
         <a:cs typeface=""/>
-        <a:font script="Jpan" typeface="游ゴシック Light"/>
+        <a:font script="Jpan" typeface="ＭＳ ゴシック"/>
         <a:font script="Hang" typeface="맑은 고딕"/>
-        <a:font script="Hans" typeface="等线 Light"/>
+        <a:font script="Hans" typeface="宋体"/>
         <a:font script="Hant" typeface="新細明體"/>
         <a:font script="Arab" typeface="Times New Roman"/>
         <a:font script="Hebr" typeface="Times New Roman"/>
@@ -9940,32 +9744,14 @@
         <a:font script="Mong" typeface="Mongolian Baiti"/>
         <a:font script="Viet" typeface="Times New Roman"/>
         <a:font script="Uigh" typeface="Microsoft Uighur"/>
-        <a:font script="Geor" typeface="Sylfaen"/>
-        <a:font script="Armn" typeface="Arial"/>
-        <a:font script="Bugi" typeface="Leelawadee UI"/>
-        <a:font script="Bopo" typeface="Microsoft JhengHei"/>
-        <a:font script="Java" typeface="Javanese Text"/>
-        <a:font script="Lisu" typeface="Segoe UI"/>
-        <a:font script="Mymr" typeface="Myanmar Text"/>
-        <a:font script="Nkoo" typeface="Ebrima"/>
-        <a:font script="Olck" typeface="Nirmala UI"/>
-        <a:font script="Osma" typeface="Ebrima"/>
-        <a:font script="Phag" typeface="Phagspa"/>
-        <a:font script="Syrn" typeface="Estrangelo Edessa"/>
-        <a:font script="Syrj" typeface="Estrangelo Edessa"/>
-        <a:font script="Syre" typeface="Estrangelo Edessa"/>
-        <a:font script="Sora" typeface="Nirmala UI"/>
-        <a:font script="Tale" typeface="Microsoft Tai Le"/>
-        <a:font script="Talu" typeface="Microsoft New Tai Lue"/>
-        <a:font script="Tfng" typeface="Ebrima"/>
       </a:majorFont>
       <a:minorFont>
-        <a:latin typeface="Aptos" panose="02110004020202020204"/>
+        <a:latin typeface="Cambria"/>
         <a:ea typeface=""/>
         <a:cs typeface=""/>
-        <a:font script="Jpan" typeface="游明朝"/>
+        <a:font script="Jpan" typeface="ＭＳ 明朝"/>
         <a:font script="Hang" typeface="맑은 고딕"/>
-        <a:font script="Hans" typeface="等线"/>
+        <a:font script="Hans" typeface="宋体"/>
         <a:font script="Hant" typeface="新細明體"/>
         <a:font script="Arab" typeface="Arial"/>
         <a:font script="Hebr" typeface="Arial"/>
@@ -9992,24 +9778,6 @@
         <a:font script="Mong" typeface="Mongolian Baiti"/>
         <a:font script="Viet" typeface="Arial"/>
         <a:font script="Uigh" typeface="Microsoft Uighur"/>
-        <a:font script="Geor" typeface="Sylfaen"/>
-        <a:font script="Armn" typeface="Arial"/>
-        <a:font script="Bugi" typeface="Leelawadee UI"/>
-        <a:font script="Bopo" typeface="Microsoft JhengHei"/>
-        <a:font script="Java" typeface="Javanese Text"/>
-        <a:font script="Lisu" typeface="Segoe UI"/>
-        <a:font script="Mymr" typeface="Myanmar Text"/>
-        <a:font script="Nkoo" typeface="Ebrima"/>
-        <a:font script="Olck" typeface="Nirmala UI"/>
-        <a:font script="Osma" typeface="Ebrima"/>
-        <a:font script="Phag" typeface="Phagspa"/>
-        <a:font script="Syrn" typeface="Estrangelo Edessa"/>
-        <a:font script="Syrj" typeface="Estrangelo Edessa"/>
-        <a:font script="Syre" typeface="Estrangelo Edessa"/>
-        <a:font script="Sora" typeface="Nirmala UI"/>
-        <a:font script="Tale" typeface="Microsoft Tai Le"/>
-        <a:font script="Talu" typeface="Microsoft New Tai Lue"/>
-        <a:font script="Tfng" typeface="Ebrima"/>
       </a:minorFont>
     </a:fontScheme>
     <a:fmtScheme name="Office">
@@ -10021,141 +9789,200 @@
           <a:gsLst>
             <a:gs pos="0">
               <a:schemeClr val="phClr">
-                <a:lumMod val="110000"/>
-                <a:satMod val="105000"/>
-                <a:tint val="67000"/>
+                <a:tint val="50000"/>
+                <a:satMod val="300000"/>
               </a:schemeClr>
             </a:gs>
-            <a:gs pos="50000">
+            <a:gs pos="35000">
               <a:schemeClr val="phClr">
-                <a:lumMod val="105000"/>
-                <a:satMod val="103000"/>
-                <a:tint val="73000"/>
+                <a:tint val="37000"/>
+                <a:satMod val="300000"/>
               </a:schemeClr>
             </a:gs>
             <a:gs pos="100000">
               <a:schemeClr val="phClr">
-                <a:lumMod val="105000"/>
-                <a:satMod val="109000"/>
-                <a:tint val="81000"/>
+                <a:tint val="15000"/>
+                <a:satMod val="350000"/>
               </a:schemeClr>
             </a:gs>
           </a:gsLst>
-          <a:lin ang="5400000" scaled="0"/>
+          <a:lin ang="16200000" scaled="1"/>
         </a:gradFill>
         <a:gradFill rotWithShape="1">
           <a:gsLst>
             <a:gs pos="0">
               <a:schemeClr val="phClr">
-                <a:satMod val="103000"/>
-                <a:lumMod val="102000"/>
-                <a:tint val="94000"/>
-              </a:schemeClr>
-            </a:gs>
-            <a:gs pos="50000">
-              <a:schemeClr val="phClr">
-                <a:satMod val="110000"/>
-                <a:lumMod val="100000"/>
+                <a:tint val="100000"/>
                 <a:shade val="100000"/>
+                <a:satMod val="130000"/>
               </a:schemeClr>
             </a:gs>
             <a:gs pos="100000">
               <a:schemeClr val="phClr">
-                <a:lumMod val="99000"/>
-                <a:satMod val="120000"/>
-                <a:shade val="78000"/>
+                <a:tint val="50000"/>
+                <a:shade val="100000"/>
+                <a:satMod val="350000"/>
               </a:schemeClr>
             </a:gs>
           </a:gsLst>
-          <a:lin ang="5400000" scaled="0"/>
+          <a:lin ang="16200000" scaled="0"/>
         </a:gradFill>
       </a:fillStyleLst>
       <a:lnStyleLst>
-        <a:ln w="6350" cap="flat" cmpd="sng" algn="ctr">
+        <a:ln w="9525" cap="flat" cmpd="sng" algn="ctr">
+          <a:solidFill>
+            <a:schemeClr val="phClr">
+              <a:shade val="95000"/>
+              <a:satMod val="105000"/>
+            </a:schemeClr>
+          </a:solidFill>
+          <a:prstDash val="solid"/>
+        </a:ln>
+        <a:ln w="25400" cap="flat" cmpd="sng" algn="ctr">
           <a:solidFill>
             <a:schemeClr val="phClr"/>
           </a:solidFill>
           <a:prstDash val="solid"/>
-          <a:miter lim="800000"/>
         </a:ln>
-        <a:ln w="12700" cap="flat" cmpd="sng" algn="ctr">
+        <a:ln w="38100" cap="flat" cmpd="sng" algn="ctr">
           <a:solidFill>
             <a:schemeClr val="phClr"/>
           </a:solidFill>
           <a:prstDash val="solid"/>
-          <a:miter lim="800000"/>
-        </a:ln>
-        <a:ln w="19050" cap="flat" cmpd="sng" algn="ctr">
-          <a:solidFill>
-            <a:schemeClr val="phClr"/>
-          </a:solidFill>
-          <a:prstDash val="solid"/>
-          <a:miter lim="800000"/>
         </a:ln>
       </a:lnStyleLst>
       <a:effectStyleLst>
         <a:effectStyle>
-          <a:effectLst/>
-        </a:effectStyle>
-        <a:effectStyle>
-          <a:effectLst/>
+          <a:effectLst>
+            <a:outerShdw blurRad="40000" dist="20000" dir="5400000" rotWithShape="0">
+              <a:srgbClr val="000000">
+                <a:alpha val="38000"/>
+              </a:srgbClr>
+            </a:outerShdw>
+          </a:effectLst>
         </a:effectStyle>
         <a:effectStyle>
           <a:effectLst>
-            <a:outerShdw blurRad="57150" dist="19050" dir="5400000" algn="ctr" rotWithShape="0">
+            <a:outerShdw blurRad="40000" dist="23000" dir="5400000" rotWithShape="0">
               <a:srgbClr val="000000">
-                <a:alpha val="63000"/>
+                <a:alpha val="35000"/>
               </a:srgbClr>
             </a:outerShdw>
           </a:effectLst>
+        </a:effectStyle>
+        <a:effectStyle>
+          <a:effectLst>
+            <a:outerShdw blurRad="40000" dist="23000" dir="5400000" rotWithShape="0">
+              <a:srgbClr val="000000">
+                <a:alpha val="35000"/>
+              </a:srgbClr>
+            </a:outerShdw>
+          </a:effectLst>
+          <a:scene3d>
+            <a:camera prst="orthographicFront">
+              <a:rot lat="0" lon="0" rev="0"/>
+            </a:camera>
+            <a:lightRig rig="threePt" dir="t">
+              <a:rot lat="0" lon="0" rev="1200000"/>
+            </a:lightRig>
+          </a:scene3d>
+          <a:sp3d>
+            <a:bevelT w="63500" h="25400"/>
+          </a:sp3d>
         </a:effectStyle>
       </a:effectStyleLst>
       <a:bgFillStyleLst>
         <a:solidFill>
           <a:schemeClr val="phClr"/>
         </a:solidFill>
-        <a:solidFill>
-          <a:schemeClr val="phClr">
-            <a:tint val="95000"/>
-            <a:satMod val="170000"/>
-          </a:schemeClr>
-        </a:solidFill>
         <a:gradFill rotWithShape="1">
           <a:gsLst>
             <a:gs pos="0">
               <a:schemeClr val="phClr">
-                <a:tint val="93000"/>
-                <a:satMod val="150000"/>
-                <a:shade val="98000"/>
-                <a:lumMod val="102000"/>
+                <a:tint val="40000"/>
+                <a:satMod val="350000"/>
               </a:schemeClr>
             </a:gs>
-            <a:gs pos="50000">
+            <a:gs pos="40000">
               <a:schemeClr val="phClr">
-                <a:tint val="98000"/>
-                <a:satMod val="130000"/>
-                <a:shade val="90000"/>
-                <a:lumMod val="103000"/>
+                <a:tint val="45000"/>
+                <a:shade val="99000"/>
+                <a:satMod val="350000"/>
               </a:schemeClr>
             </a:gs>
             <a:gs pos="100000">
               <a:schemeClr val="phClr">
-                <a:shade val="63000"/>
-                <a:satMod val="120000"/>
+                <a:shade val="20000"/>
+                <a:satMod val="255000"/>
               </a:schemeClr>
             </a:gs>
           </a:gsLst>
-          <a:lin ang="5400000" scaled="0"/>
+          <a:path path="circle">
+            <a:fillToRect l="50000" t="-80000" r="50000" b="180000"/>
+          </a:path>
+        </a:gradFill>
+        <a:gradFill rotWithShape="1">
+          <a:gsLst>
+            <a:gs pos="0">
+              <a:schemeClr val="phClr">
+                <a:tint val="80000"/>
+                <a:satMod val="300000"/>
+              </a:schemeClr>
+            </a:gs>
+            <a:gs pos="100000">
+              <a:schemeClr val="phClr">
+                <a:shade val="30000"/>
+                <a:satMod val="200000"/>
+              </a:schemeClr>
+            </a:gs>
+          </a:gsLst>
+          <a:path path="circle">
+            <a:fillToRect l="50000" t="50000" r="50000" b="50000"/>
+          </a:path>
         </a:gradFill>
       </a:bgFillStyleLst>
     </a:fmtScheme>
   </a:themeElements>
-  <a:objectDefaults/>
+  <a:objectDefaults>
+    <a:spDef>
+      <a:spPr/>
+      <a:bodyPr/>
+      <a:lstStyle/>
+      <a:style>
+        <a:lnRef idx="1">
+          <a:schemeClr val="accent1"/>
+        </a:lnRef>
+        <a:fillRef idx="3">
+          <a:schemeClr val="accent1"/>
+        </a:fillRef>
+        <a:effectRef idx="2">
+          <a:schemeClr val="accent1"/>
+        </a:effectRef>
+        <a:fontRef idx="minor">
+          <a:schemeClr val="lt1"/>
+        </a:fontRef>
+      </a:style>
+    </a:spDef>
+    <a:lnDef>
+      <a:spPr/>
+      <a:bodyPr/>
+      <a:lstStyle/>
+      <a:style>
+        <a:lnRef idx="2">
+          <a:schemeClr val="accent1"/>
+        </a:lnRef>
+        <a:fillRef idx="0">
+          <a:schemeClr val="accent1"/>
+        </a:fillRef>
+        <a:effectRef idx="1">
+          <a:schemeClr val="accent1"/>
+        </a:effectRef>
+        <a:fontRef idx="minor">
+          <a:schemeClr val="tx1"/>
+        </a:fontRef>
+      </a:style>
+    </a:lnDef>
+  </a:objectDefaults>
   <a:extraClrSchemeLst/>
-  <a:extLst>
-    <a:ext uri="{05A4C25C-085E-4340-85A3-A5531E510DB2}">
-      <thm15:themeFamily xmlns:thm15="http://schemas.microsoft.com/office/thememl/2012/main" name="Office Theme" id="{2E142A2C-CD16-42D6-873A-C26D2A0506FA}" vid="{1BDDFF52-6CD6-40A5-AB3C-68EB2F1E4D0A}"/>
-    </a:ext>
-  </a:extLst>
 </a:theme>
 </file>
--- a/04-regulatory-compliance/GDPR/Portugues_BR/GDPR_Practical_Manager_and_Junior_Analyst_Manual_Portugues_BR_v1.0.docx
+++ b/04-regulatory-compliance/GDPR/Portugues_BR/GDPR_Practical_Manager_and_Junior_Analyst_Manual_Portugues_BR_v1.0.docx
@@ -2,40 +2,14 @@
 <file path=word/document.xml><?xml version="1.0" encoding="utf-8"?>
 <w:document xmlns:w="http://schemas.openxmlformats.org/wordprocessingml/2006/main" xmlns:m="http://schemas.openxmlformats.org/officeDocument/2006/math" xmlns:r="http://schemas.openxmlformats.org/officeDocument/2006/relationships" xmlns:o="urn:schemas-microsoft-com:office:office" xmlns:v="urn:schemas-microsoft-com:vml" xmlns:w10="urn:schemas-microsoft-com:office:word" xmlns:a="http://schemas.openxmlformats.org/drawingml/2006/main" xmlns:pic="http://schemas.openxmlformats.org/drawingml/2006/picture" xmlns:wp="http://schemas.openxmlformats.org/drawingml/2006/wordprocessingDrawing">
   <w:body>
-    <w:sdt>
-      <w:sdtPr>
-        <w:docPartObj>
-          <w:docPartGallery w:val="Table of Contents"/>
-          <w:docPartUnique/>
-        </w:docPartObj>
-      </w:sdtPr>
-      <w:sdtContent>
-        <w:p>
-          <w:pPr>
-            <w:pStyle w:val="TOCHeading"/>
-          </w:pPr>
-          <w:r>
-            <w:t xml:space="preserve">Table of Contents</w:t>
-          </w:r>
-        </w:p>
-        <w:p>
-          <w:r>
-            <w:fldChar w:fldCharType="begin" w:dirty="true"/>
-            <w:instrText xml:space="preserve">TOC \o "1-3" \h \z \u</w:instrText>
-            <w:fldChar w:fldCharType="separate"/>
-            <w:fldChar w:fldCharType="end"/>
-          </w:r>
-        </w:p>
-      </w:sdtContent>
-    </w:sdt>
     <w:p>
       <w:pPr>
         <w:pStyle w:val="BlockText"/>
       </w:pPr>
       <w:r>
         <w:rPr>
+          <w:bCs/>
           <w:b/>
-          <w:bCs/>
         </w:rPr>
         <w:t xml:space="preserve">Status da revisão:</w:t>
       </w:r>
@@ -60,8 +34,8 @@
       </w:pPr>
       <w:r>
         <w:rPr>
+          <w:bCs/>
           <w:b/>
-          <w:bCs/>
         </w:rPr>
         <w:t xml:space="preserve">GDPR</w:t>
       </w:r>
@@ -72,19 +46,19 @@
       </w:pPr>
       <w:r>
         <w:rPr>
+          <w:bCs/>
           <w:b/>
-          <w:bCs/>
         </w:rPr>
         <w:t xml:space="preserve">Um manual prático para gerentes e analistas júnior</w:t>
       </w:r>
     </w:p>
     <w:p>
       <w:pPr>
+        <w:numPr>
+          <w:ilvl w:val="0"/>
+          <w:numId w:val="1001"/>
+        </w:numPr>
         <w:pStyle w:val="Compact"/>
-        <w:numPr>
-          <w:ilvl w:val="0"/>
-          <w:numId w:val="1001"/>
-        </w:numPr>
       </w:pPr>
       <w:r>
         <w:t xml:space="preserve">Como o trabalho de privacidade é escopo, operado, evidenciado e melhorado - explicado em linguagem profissional clara *</w:t>
@@ -118,8 +92,8 @@
       </w:r>
       <w:r>
         <w:rPr>
+          <w:bCs/>
           <w:b/>
-          <w:bCs/>
         </w:rPr>
         <w:t xml:space="preserve">Inside:</w:t>
       </w:r>
@@ -133,7 +107,7 @@
         <w:t xml:space="preserve">□——————————————————————————————————————————————————————————————————————-</w:t>
       </w:r>
     </w:p>
-    <w:bookmarkStart w:id="9" w:name="publicação-e-aviso-de-uso"/>
+    <w:bookmarkStart w:id="20" w:name="publicação-e-aviso-de-uso"/>
     <w:p>
       <w:pPr>
         <w:pStyle w:val="Heading1"/>
@@ -166,8 +140,8 @@
         <w:t xml:space="preserve">Objetivo: Educação gratuita e prática para gestores, estudantes, mudadores de carreira, analistas júnior, profissionais de privacidade e profissionais de segurança cibernética.</w:t>
       </w:r>
     </w:p>
-    <w:bookmarkEnd w:id="9"/>
-    <w:bookmarkStart w:id="10" w:name="aviso-educacional-e-legal"/>
+    <w:bookmarkEnd w:id="20"/>
+    <w:bookmarkStart w:id="21" w:name="aviso-educacional-e-legal"/>
     <w:p>
       <w:pPr>
         <w:pStyle w:val="Heading1"/>
@@ -184,8 +158,8 @@
         <w:t xml:space="preserve">Este manual fornece informações educacionais gerais. Não é aconselhamento legal e não substitui o conselho de um conselheiro qualificado ou oficial de proteção de dados de uma organização. As obrigações da GDPR dependem dos factos, da legislação dos Estados-Membros, das orientações regulamentares, dos contratos e das decisões judiciais. Verifique sempre as fontes oficiais atuais antes de agir sobre um assunto real.</w:t>
       </w:r>
     </w:p>
-    <w:bookmarkEnd w:id="10"/>
-    <w:bookmarkStart w:id="11" w:name="uso-ético-e-autorizado"/>
+    <w:bookmarkEnd w:id="21"/>
+    <w:bookmarkStart w:id="22" w:name="uso-ético-e-autorizado"/>
     <w:p>
       <w:pPr>
         <w:pStyle w:val="Heading1"/>
@@ -212,11 +186,11 @@
     </w:p>
     <w:p>
       <w:pPr>
+        <w:numPr>
+          <w:ilvl w:val="0"/>
+          <w:numId w:val="1002"/>
+        </w:numPr>
         <w:pStyle w:val="Compact"/>
-        <w:numPr>
-          <w:ilvl w:val="0"/>
-          <w:numId w:val="1002"/>
-        </w:numPr>
       </w:pPr>
       <w:r>
         <w:t xml:space="preserve">Uma introdução acolhedora ao trabalho prático de privacidade.*</w:t>
@@ -266,8 +240,8 @@
       </w:pPr>
       <w:r>
         <w:rPr>
+          <w:iCs/>
           <w:i/>
-          <w:iCs/>
         </w:rPr>
         <w:t xml:space="preserve">— Alberto (Al) Leiva</w:t>
       </w:r>
@@ -1926,8 +1900,8 @@
         </w:r>
       </w:hyperlink>
     </w:p>
-    <w:bookmarkEnd w:id="11"/>
-    <w:bookmarkStart w:id="12" w:name="fundação-gdpr"/>
+    <w:bookmarkEnd w:id="22"/>
+    <w:bookmarkStart w:id="23" w:name="fundação-gdpr"/>
     <w:p>
       <w:pPr>
         <w:pStyle w:val="Heading1"/>
@@ -1942,8 +1916,8 @@
       </w:pPr>
       <w:r>
         <w:rPr>
+          <w:iCs/>
           <w:i/>
-          <w:iCs/>
         </w:rPr>
         <w:t xml:space="preserve">O que a lei protege, o que significa conformidade e o que os gestores possuem.</w:t>
       </w:r>
@@ -1961,8 +1935,8 @@
         <w:t xml:space="preserve">Figura 1. GDPR como um programa prático de gestão</w:t>
       </w:r>
     </w:p>
-    <w:bookmarkEnd w:id="12"/>
-    <w:bookmarkStart w:id="14" w:name="o-que-gdpr-protege"/>
+    <w:bookmarkEnd w:id="23"/>
+    <w:bookmarkStart w:id="25" w:name="o-que-gdpr-protege"/>
     <w:p>
       <w:pPr>
         <w:pStyle w:val="Heading1"/>
@@ -1979,7 +1953,7 @@
         <w:t xml:space="preserve">GDPR protege pessoas singulares quando seus dados pessoais são processados. Os dados pessoais são informações relativas a uma pessoa identificada ou identificável. Ele pode incluir nomes, identificadores, dados de localização, identificadores online, registros de emprego, detalhes financeiros, imagens, dados do dispositivo e muitos outros fatos.</w:t>
       </w:r>
     </w:p>
-    <w:bookmarkStart w:id="13" w:name="conformidade-é-mais-do-que-segurança"/>
+    <w:bookmarkStart w:id="24" w:name="conformidade-é-mais-do-que-segurança"/>
     <w:p>
       <w:pPr>
         <w:pStyle w:val="Heading2"/>
@@ -1996,9 +1970,9 @@
         <w:t xml:space="preserve">Segurança importa, mas GDPR também requer processamento legal e justo, informações claras, respeito aos direitos, limites de finalidade, minimização de dados, controle de retenção e responsabilização.</w:t>
       </w:r>
     </w:p>
-    <w:bookmarkEnd w:id="13"/>
-    <w:bookmarkEnd w:id="14"/>
-    <w:bookmarkStart w:id="15" w:name="o-que-gdpr-não-significa"/>
+    <w:bookmarkEnd w:id="24"/>
+    <w:bookmarkEnd w:id="25"/>
+    <w:bookmarkStart w:id="26" w:name="o-que-gdpr-não-significa"/>
     <w:p>
       <w:pPr>
         <w:pStyle w:val="Heading1"/>
@@ -2073,8 +2047,8 @@
         <w:t xml:space="preserve">A multa não é o único risco; as pessoas podem sofrer danos materiais ou não materiais.</w:t>
       </w:r>
     </w:p>
-    <w:bookmarkEnd w:id="15"/>
-    <w:bookmarkStart w:id="23" w:name="escopo-funções-e-definições"/>
+    <w:bookmarkEnd w:id="26"/>
+    <w:bookmarkStart w:id="34" w:name="escopo-funções-e-definições"/>
     <w:p>
       <w:pPr>
         <w:pStyle w:val="Heading1"/>
@@ -2085,17 +2059,17 @@
     </w:p>
     <w:p>
       <w:pPr>
+        <w:numPr>
+          <w:ilvl w:val="0"/>
+          <w:numId w:val="1004"/>
+        </w:numPr>
         <w:pStyle w:val="Compact"/>
-        <w:numPr>
-          <w:ilvl w:val="0"/>
-          <w:numId w:val="1004"/>
-        </w:numPr>
       </w:pPr>
       <w:r>
         <w:t xml:space="preserve">Como decidir se GDPR se aplica e quem é responsável.*</w:t>
       </w:r>
     </w:p>
-    <w:bookmarkStart w:id="17" w:name="questões-de-âmbito"/>
+    <w:bookmarkStart w:id="28" w:name="questões-de-âmbito"/>
     <w:p>
       <w:pPr>
         <w:pStyle w:val="Heading2"/>
@@ -2169,74 +2143,378 @@
     </w:p>
     <w:p>
       <w:pPr>
+        <w:numPr>
+          <w:ilvl w:val="0"/>
+          <w:numId w:val="1006"/>
+        </w:numPr>
         <w:pStyle w:val="Heading2"/>
-        <w:numPr>
-          <w:ilvl w:val="0"/>
-          <w:numId w:val="1006"/>
-        </w:numPr>
-      </w:pPr>
-      <w:bookmarkStart w:id="16" w:name="responsabilidade-chave"/>
+      </w:pPr>
+      <w:bookmarkStart w:id="27" w:name="responsabilidade-chave"/>
       <w:r>
         <w:t xml:space="preserve">** ** ** ** ** ** Responsabilidade chave**</w:t>
       </w:r>
-      <w:bookmarkEnd w:id="16"/>
-    </w:p>
-    <w:p>
-      <w:pPr>
+      <w:bookmarkEnd w:id="27"/>
+    </w:p>
+    <w:p>
+      <w:pPr>
+        <w:numPr>
+          <w:ilvl w:val="0"/>
+          <w:numId w:val="1000"/>
+        </w:numPr>
         <w:pStyle w:val="Compact"/>
+      </w:pPr>
+      <w:r>
+        <w:t xml:space="preserve">□ Assunto dos dados A pessoa que os dados referem-se ao exercício de direitos e receber informações claras</w:t>
+      </w:r>
+      <w:r>
+        <w:t xml:space="preserve"> </w:t>
+      </w:r>
+      <w:r>
+        <w:t xml:space="preserve">O Controlador decide por que e os meios essenciais de processar</w:t>
+      </w:r>
+      <w:r>
+        <w:t xml:space="preserve"> </w:t>
+      </w:r>
+      <w:r>
+        <w:t xml:space="preserve">2 ou mais partes decidem em conjunto a finalidade e os meios</w:t>
+      </w:r>
+      <w:r>
+        <w:t xml:space="preserve"> </w:t>
+      </w:r>
+      <w:r>
+        <w:t xml:space="preserve">Processos de dados pessoais para um controlador Seguir instruções, proteger dados, auxiliar o controlador</w:t>
+      </w:r>
+      <w:r>
+        <w:t xml:space="preserve"> </w:t>
+      </w:r>
+      <w:r>
+        <w:t xml:space="preserve">O Subprocessador O Processador Engajado por outro processador</w:t>
+      </w:r>
+      <w:r>
+        <w:t xml:space="preserve"> </w:t>
+      </w:r>
+      <w:r>
+        <w:t xml:space="preserve">□ DPO □ Conselheiro independente e monitor onde indicado Aconselhar, monitorar, apoiar DPIAs, cooperar com a autoridade</w:t>
+      </w:r>
+      <w:r>
+        <w:t xml:space="preserve"> </w:t>
+      </w:r>
+      <w:r>
+        <w:t xml:space="preserve">Autoridade Supervisora Autoridade Independente de privacidade Orientação, investigação, medidas corretivas, execução</w:t>
+      </w:r>
+    </w:p>
+    <w:bookmarkEnd w:id="28"/>
+    <w:bookmarkStart w:id="29" w:name="Xe2e84d5da19162c376e2f0e7c0f8354ce33e9b9"/>
+    <w:p>
+      <w:pPr>
+        <w:pStyle w:val="Heading2"/>
+      </w:pPr>
+      <w:r>
+        <w:t xml:space="preserve">2.3 Dados pessoais, de categoria especial e criminais</w:t>
+      </w:r>
+    </w:p>
+    <w:p>
+      <w:pPr>
+        <w:pStyle w:val="FirstParagraph"/>
+      </w:pPr>
+      <w:r>
+        <w:t xml:space="preserve">Dados pessoais são mais amplos do que informações que nomeiam diretamente alguém. Dados de categoria especial incluem informações sobre origem racial ou étnica, opiniões políticas, religião ou crenças, filiação sindical, genética, biometria utilizada para identificação única, saúde, vida sexual ou orientação sexual. Os dados relativos à condenação criminal e à infracção têm controlos separados ao abrigo do artigo 10.o.</w:t>
+      </w:r>
+    </w:p>
+    <w:bookmarkEnd w:id="29"/>
+    <w:bookmarkStart w:id="30" w:name="Xf9a7223116b2d5e3e78dbc75d74e709d57b2ee6"/>
+    <w:p>
+      <w:pPr>
+        <w:pStyle w:val="Heading2"/>
+      </w:pPr>
+      <w:r>
+        <w:t xml:space="preserve">*Controle de gestão:** Requer uma análise de escopo e função escrita antes de aprovar um novo produto, fornecedor, tecnologia de rastreamento, caso de uso de IA ou fluxo de dados internacional. □</w:t>
+      </w:r>
+    </w:p>
+    <w:p>
+      <w:pPr>
+        <w:numPr>
+          <w:ilvl w:val="0"/>
+          <w:numId w:val="1007"/>
+        </w:numPr>
+        <w:pStyle w:val="Compact"/>
+      </w:pPr>
+      <w:r>
+        <w:t xml:space="preserve">Princípios e Bases Legais</w:t>
+      </w:r>
+    </w:p>
+    <w:p>
+      <w:pPr>
+        <w:numPr>
+          <w:ilvl w:val="0"/>
+          <w:numId w:val="1008"/>
+        </w:numPr>
+        <w:pStyle w:val="Compact"/>
+      </w:pPr>
+      <w:r>
+        <w:t xml:space="preserve">As regras que moldam cada finalidade de processamento.*</w:t>
+      </w:r>
+    </w:p>
+    <w:p>
+      <w:pPr>
+        <w:pStyle w:val="FirstParagraph"/>
+      </w:pPr>
+    </w:p>
+    <w:p>
+      <w:pPr>
+        <w:pStyle w:val="BodyText"/>
+      </w:pPr>
+      <w:r>
+        <w:t xml:space="preserve">Figura 2. Ciclo de vida dos dados pessoais</w:t>
+      </w:r>
+    </w:p>
+    <w:p>
+      <w:pPr>
+        <w:pStyle w:val="BodyText"/>
+      </w:pPr>
+      <w:r>
+        <w:t xml:space="preserve">§ 3.1 Princípios do artigo 5.o</w:t>
+      </w:r>
+    </w:p>
+    <w:bookmarkEnd w:id="30"/>
+    <w:bookmarkStart w:id="31" w:name="section"/>
+    <w:p>
+      <w:pPr>
+        <w:pStyle w:val="Heading2"/>
+      </w:pPr>
+      <w:r>
+        <w:t xml:space="preserve">* ** ** ** ** ** ** ** ** ** ** ** ** **</w:t>
+      </w:r>
+    </w:p>
+    <w:p>
+      <w:pPr>
+        <w:pStyle w:val="FirstParagraph"/>
+      </w:pPr>
+      <w:r>
+        <w:t xml:space="preserve">□ Legalidade, justiça, transparência □ O uso seria legal, honesto e compreensível para a pessoa? O registro de base legal, aviso, revisão da justiça</w:t>
+      </w:r>
+      <w:r>
+        <w:t xml:space="preserve"> </w:t>
+      </w:r>
+      <w:r>
+        <w:t xml:space="preserve">Limitação da finalidade O propósito é específico, indicado e compatível com uso posterior? Declaração de finalidade, revisão de compatibilidade</w:t>
+      </w:r>
+      <w:r>
+        <w:t xml:space="preserve"> </w:t>
+      </w:r>
+      <w:r>
+        <w:t xml:space="preserve">* Minimização de dados * Coletamos apenas o que é necessário? Revisão de campo, decisão de projeto de formulário</w:t>
+      </w:r>
+      <w:r>
+        <w:t xml:space="preserve"> </w:t>
+      </w:r>
+      <w:r>
+        <w:t xml:space="preserve">Como corrigir ou atualizar dados importantes? □ Regras de validação, registo de correcção</w:t>
+      </w:r>
+      <w:r>
+        <w:t xml:space="preserve"> </w:t>
+      </w:r>
+      <w:r>
+        <w:t xml:space="preserve">□ Limitação de armazenamento Quando vamos excluí-lo ou anonimizá-lo? Programa de retenção, prova de exclusão</w:t>
+      </w:r>
+      <w:r>
+        <w:t xml:space="preserve"> </w:t>
+      </w:r>
+      <w:r>
+        <w:t xml:space="preserve">• Integridade e confidencialidade; • As medidas de segurança são adequadas para o risco? Avaliação de risco, provas de controlo, testes</w:t>
+      </w:r>
+      <w:r>
+        <w:t xml:space="preserve"> </w:t>
+      </w:r>
+      <w:r>
+        <w:t xml:space="preserve">□ Responsabilidade □ Podemos provar o acima? ROPA, aprovações, revisões, treinamento, trilha de auditoria</w:t>
+      </w:r>
+    </w:p>
+    <w:p>
+      <w:pPr>
+        <w:pStyle w:val="BodyText"/>
+      </w:pPr>
+      <w:r>
+        <w:t xml:space="preserve">3.2 Bases jurídicas previstas no artigo 6.o</w:t>
+      </w:r>
+    </w:p>
+    <w:bookmarkEnd w:id="31"/>
+    <w:bookmarkStart w:id="32" w:name="section-1"/>
+    <w:p>
+      <w:pPr>
+        <w:pStyle w:val="Heading2"/>
+      </w:pPr>
+      <w:r>
+        <w:t xml:space="preserve">** ** ** ** ** ** ** ** ** ** ** **</w:t>
+      </w:r>
+    </w:p>
+    <w:p>
+      <w:pPr>
+        <w:pStyle w:val="FirstParagraph"/>
+      </w:pPr>
+      <w:r>
+        <w:t xml:space="preserve">□ Consentimento A pessoa tem uma escolha real e pode retirar □ Não bundle ou consentimento de pressão</w:t>
+      </w:r>
+      <w:r>
+        <w:t xml:space="preserve"> </w:t>
+      </w:r>
+      <w:r>
+        <w:t xml:space="preserve">O processamento é objetivamente necessário para um contrato com a pessoa ou as etapas de pré-contrato solicitadas</w:t>
+      </w:r>
+      <w:r>
+        <w:t xml:space="preserve"> </w:t>
+      </w:r>
+      <w:r>
+        <w:t xml:space="preserve">O direito da UE ou dos Estados-Membros exige o tratamento</w:t>
+      </w:r>
+      <w:r>
+        <w:t xml:space="preserve"> </w:t>
+      </w:r>
+      <w:r>
+        <w:t xml:space="preserve">Os interesses vitais são necessários para proteger a vida ou outro interesse vital.</w:t>
+      </w:r>
+      <w:r>
+        <w:t xml:space="preserve"> </w:t>
+      </w:r>
+      <w:r>
+        <w:t xml:space="preserve">□ Tarefa pública • Obrigação de uma missão de interesse público ou de uma autoridade oficial fundamentada na lei</w:t>
+      </w:r>
+      <w:r>
+        <w:t xml:space="preserve"> </w:t>
+      </w:r>
+      <w:r>
+        <w:t xml:space="preserve">Os interesses legítimos Um interesse real é necessário e não ultrapassado pelos direitos da pessoa</w:t>
+      </w:r>
+    </w:p>
+    <w:bookmarkEnd w:id="32"/>
+    <w:bookmarkStart w:id="33" w:name="consentimento-e-dados-sensíveis"/>
+    <w:p>
+      <w:pPr>
+        <w:pStyle w:val="Heading2"/>
+      </w:pPr>
+      <w:r>
+        <w:t xml:space="preserve">3.3 Consentimento e dados sensíveis</w:t>
+      </w:r>
+    </w:p>
+    <w:p>
+      <w:pPr>
+        <w:pStyle w:val="FirstParagraph"/>
+      </w:pPr>
+      <w:r>
+        <w:t xml:space="preserve">O consentimento deve ser específico, informado, inequívoco, livremente dado e demonstrável. Os dados da categoria especial necessitam normalmente de uma base legal do artigo 6.o e de uma condição do artigo 9.o. A retirada deve ser tão fácil como dar consentimento.</w:t>
+      </w:r>
+    </w:p>
+    <w:bookmarkEnd w:id="33"/>
+    <w:bookmarkEnd w:id="34"/>
+    <w:bookmarkStart w:id="37" w:name="direitos-dos-titulares-de-dados"/>
+    <w:p>
+      <w:pPr>
+        <w:pStyle w:val="Heading1"/>
+      </w:pPr>
+      <w:r>
+        <w:t xml:space="preserve">4. Direitos dos titulares de dados</w:t>
+      </w:r>
+    </w:p>
+    <w:p>
+      <w:pPr>
+        <w:numPr>
+          <w:ilvl w:val="0"/>
+          <w:numId w:val="1009"/>
+        </w:numPr>
+        <w:pStyle w:val="Compact"/>
+      </w:pPr>
+      <w:r>
+        <w:t xml:space="preserve">Como receber, avaliar, completar e solicitar documentos.*</w:t>
+      </w:r>
+    </w:p>
+    <w:p>
+      <w:pPr>
+        <w:pStyle w:val="FirstParagraph"/>
+      </w:pPr>
+    </w:p>
+    <w:p>
+      <w:pPr>
+        <w:pStyle w:val="BodyText"/>
+      </w:pPr>
+      <w:r>
+        <w:t xml:space="preserve">Figura 3. Fluxo de trabalho de dados-sujeitos-direitos</w:t>
+      </w:r>
+    </w:p>
+    <w:p>
+      <w:pPr>
+        <w:numPr>
+          <w:ilvl w:val="0"/>
+          <w:numId w:val="1010"/>
+        </w:numPr>
+        <w:pStyle w:val="Heading2"/>
+      </w:pPr>
+      <w:bookmarkStart w:id="35" w:name="direito-trabalho-prático-cuidado-com"/>
+      <w:r>
+        <w:t xml:space="preserve">** Direito** ** Trabalho prático** ** ** Cuidado com**</w:t>
+      </w:r>
+      <w:bookmarkEnd w:id="35"/>
+    </w:p>
+    <w:p>
+      <w:pPr>
         <w:numPr>
           <w:ilvl w:val="0"/>
           <w:numId w:val="1000"/>
         </w:numPr>
-      </w:pPr>
-      <w:r>
-        <w:t xml:space="preserve">□ Assunto dos dados A pessoa que os dados referem-se ao exercício de direitos e receber informações claras</w:t>
-      </w:r>
-      <w:r>
-        <w:t xml:space="preserve"> </w:t>
-      </w:r>
-      <w:r>
-        <w:t xml:space="preserve">O Controlador decide por que e os meios essenciais de processar</w:t>
-      </w:r>
-      <w:r>
-        <w:t xml:space="preserve"> </w:t>
-      </w:r>
-      <w:r>
-        <w:t xml:space="preserve">2 ou mais partes decidem em conjunto a finalidade e os meios</w:t>
-      </w:r>
-      <w:r>
-        <w:t xml:space="preserve"> </w:t>
-      </w:r>
-      <w:r>
-        <w:t xml:space="preserve">Processos de dados pessoais para um controlador Seguir instruções, proteger dados, auxiliar o controlador</w:t>
-      </w:r>
-      <w:r>
-        <w:t xml:space="preserve"> </w:t>
-      </w:r>
-      <w:r>
-        <w:t xml:space="preserve">O Subprocessador O Processador Engajado por outro processador</w:t>
-      </w:r>
-      <w:r>
-        <w:t xml:space="preserve"> </w:t>
-      </w:r>
-      <w:r>
-        <w:t xml:space="preserve">□ DPO □ Conselheiro independente e monitor onde indicado Aconselhar, monitorar, apoiar DPIAs, cooperar com a autoridade</w:t>
-      </w:r>
-      <w:r>
-        <w:t xml:space="preserve"> </w:t>
-      </w:r>
-      <w:r>
-        <w:t xml:space="preserve">Autoridade Supervisora Autoridade Independente de privacidade Orientação, investigação, medidas corretivas, execução</w:t>
-      </w:r>
-    </w:p>
-    <w:bookmarkEnd w:id="17"/>
-    <w:bookmarkStart w:id="18" w:name="Xe2e84d5da19162c376e2f0e7c0f8354ce33e9b9"/>
+        <w:pStyle w:val="Compact"/>
+      </w:pPr>
+      <w:r>
+        <w:t xml:space="preserve">Informação Dê avisos claros, em tempo hábil, avisos, crianças, coleta indireta</w:t>
+      </w:r>
+      <w:r>
+        <w:t xml:space="preserve"> </w:t>
+      </w:r>
+      <w:r>
+        <w:t xml:space="preserve">Acesse o acesso Pesquisa, revisão, redigir onde legal, e entregar de forma segura Direitos das outras pessoas, identidade, sistemas completos</w:t>
+      </w:r>
+      <w:r>
+        <w:t xml:space="preserve"> </w:t>
+      </w:r>
+      <w:r>
+        <w:t xml:space="preserve">• Retificação (correct impreciso ou incompleto )</w:t>
+      </w:r>
+      <w:r>
+        <w:t xml:space="preserve"> </w:t>
+      </w:r>
+      <w:r>
+        <w:t xml:space="preserve">Apagar onde o direito aplica-se</w:t>
+      </w:r>
+      <w:r>
+        <w:t xml:space="preserve"> </w:t>
+      </w:r>
+      <w:r>
+        <w:t xml:space="preserve">Limitar o uso enquanto um problema é resolvido .</w:t>
+      </w:r>
+      <w:r>
+        <w:t xml:space="preserve"> </w:t>
+      </w:r>
+      <w:r>
+        <w:t xml:space="preserve">Portabilidade Fornecer dados qualificados em formato reutilizável Apenas certos dados automatizados e fornecidos/observados</w:t>
+      </w:r>
+      <w:r>
+        <w:t xml:space="preserve"> </w:t>
+      </w:r>
+      <w:r>
+        <w:t xml:space="preserve">Objeção □ Avaliar a tarefa pública ou o uso de interesses legítimos; parar o marketing direto; Compelir motivos e exceções de pesquisa</w:t>
+      </w:r>
+      <w:r>
+        <w:t xml:space="preserve"> </w:t>
+      </w:r>
+      <w:r>
+        <w:t xml:space="preserve">□ Decisões automatizadas □ Fornecer salvaguardas para qualificar decisões exclusivamente automatizadas</w:t>
+      </w:r>
+    </w:p>
+    <w:bookmarkStart w:id="36" w:name="o-relógio-de-solicitação"/>
     <w:p>
       <w:pPr>
         <w:pStyle w:val="Heading2"/>
       </w:pPr>
       <w:r>
-        <w:t xml:space="preserve">2.3 Dados pessoais, de categoria especial e criminais</w:t>
+        <w:t xml:space="preserve">4.1 O relógio de solicitação</w:t>
       </w:r>
     </w:p>
     <w:p>
@@ -2244,555 +2522,251 @@
         <w:pStyle w:val="FirstParagraph"/>
       </w:pPr>
       <w:r>
-        <w:t xml:space="preserve">Dados pessoais são mais amplos do que informações que nomeiam diretamente alguém. Dados de categoria especial incluem informações sobre origem racial ou étnica, opiniões políticas, religião ou crenças, filiação sindical, genética, biometria utilizada para identificação única, saúde, vida sexual ou orientação sexual. Os dados relativos à condenação criminal e à infracção têm controlos separados ao abrigo do artigo 10.o.</w:t>
-      </w:r>
-    </w:p>
-    <w:bookmarkEnd w:id="18"/>
-    <w:bookmarkStart w:id="19" w:name="Xf9a7223116b2d5e3e78dbc75d74e709d57b2ee6"/>
+        <w:t xml:space="preserve">O período normal de resposta é de um mês após a recepção. Pode ser prorrogado por mais dois meses, quando necessário devido à complexidade e ao número de pedidos, mas a pessoa deve ser informada no primeiro mês. Os controlos de identidade devem ser proporcionais. Taxas ou recusa são limitadas a casos manifestamente infundados ou excessivos, especialmente por causa da repetição.</w:t>
+      </w:r>
+    </w:p>
+    <w:p>
+      <w:pPr>
+        <w:pStyle w:val="BodyText"/>
+      </w:pPr>
+      <w:r>
+        <w:t xml:space="preserve">4.2 Um arquivo de solicitação defensável</w:t>
+      </w:r>
+    </w:p>
+    <w:p>
+      <w:pPr>
+        <w:numPr>
+          <w:ilvl w:val="0"/>
+          <w:numId w:val="1011"/>
+        </w:numPr>
+      </w:pPr>
+      <w:r>
+        <w:t xml:space="preserve">Data de solicitação e recebimento</w:t>
+      </w:r>
+    </w:p>
+    <w:p>
+      <w:pPr>
+        <w:numPr>
+          <w:ilvl w:val="0"/>
+          <w:numId w:val="1011"/>
+        </w:numPr>
+      </w:pPr>
+      <w:r>
+        <w:t xml:space="preserve">Decisão de verificação de identidade</w:t>
+      </w:r>
+    </w:p>
+    <w:p>
+      <w:pPr>
+        <w:numPr>
+          <w:ilvl w:val="0"/>
+          <w:numId w:val="1011"/>
+        </w:numPr>
+      </w:pPr>
+      <w:r>
+        <w:t xml:space="preserve">Sistemas, fornecedores e proprietários pesquisados</w:t>
+      </w:r>
+    </w:p>
+    <w:p>
+      <w:pPr>
+        <w:numPr>
+          <w:ilvl w:val="0"/>
+          <w:numId w:val="1011"/>
+        </w:numPr>
+      </w:pPr>
+      <w:r>
+        <w:t xml:space="preserve">Termos de pesquisa e intervalos de datas</w:t>
+      </w:r>
+    </w:p>
+    <w:p>
+      <w:pPr>
+        <w:numPr>
+          <w:ilvl w:val="0"/>
+          <w:numId w:val="1011"/>
+        </w:numPr>
+      </w:pPr>
+      <w:r>
+        <w:t xml:space="preserve">Questões jurídicas, isenções e redações</w:t>
+      </w:r>
+    </w:p>
+    <w:p>
+      <w:pPr>
+        <w:numPr>
+          <w:ilvl w:val="0"/>
+          <w:numId w:val="1011"/>
+        </w:numPr>
+      </w:pPr>
+      <w:r>
+        <w:t xml:space="preserve">Aprovação e entrega segura</w:t>
+      </w:r>
+    </w:p>
+    <w:p>
+      <w:pPr>
+        <w:numPr>
+          <w:ilvl w:val="0"/>
+          <w:numId w:val="1011"/>
+        </w:numPr>
+      </w:pPr>
+      <w:r>
+        <w:t xml:space="preserve">Data de resposta e resultado retido</w:t>
+      </w:r>
+    </w:p>
+    <w:bookmarkEnd w:id="36"/>
+    <w:bookmarkEnd w:id="37"/>
+    <w:bookmarkStart w:id="42" w:name="controlador-e-governança-do-processador"/>
+    <w:p>
+      <w:pPr>
+        <w:pStyle w:val="Heading1"/>
+      </w:pPr>
+      <w:r>
+        <w:t xml:space="preserve">5. Controlador e Governança do Processador</w:t>
+      </w:r>
+    </w:p>
+    <w:p>
+      <w:pPr>
+        <w:numPr>
+          <w:ilvl w:val="0"/>
+          <w:numId w:val="1012"/>
+        </w:numPr>
+        <w:pStyle w:val="Compact"/>
+      </w:pPr>
+      <w:r>
+        <w:t xml:space="preserve">Os registros operacionais, contratos, papéis e revisões que tornam a responsabilização real.*</w:t>
+      </w:r>
+    </w:p>
+    <w:bookmarkStart w:id="38" w:name="registros-de-atividades-de-processamento"/>
     <w:p>
       <w:pPr>
         <w:pStyle w:val="Heading2"/>
       </w:pPr>
       <w:r>
-        <w:t xml:space="preserve">*Controle de gestão:** Requer uma análise de escopo e função escrita antes de aprovar um novo produto, fornecedor, tecnologia de rastreamento, caso de uso de IA ou fluxo de dados internacional. □</w:t>
-      </w:r>
-    </w:p>
-    <w:p>
-      <w:pPr>
+        <w:t xml:space="preserve">5.1 Registros de atividades de processamento</w:t>
+      </w:r>
+    </w:p>
+    <w:p>
+      <w:pPr>
+        <w:pStyle w:val="FirstParagraph"/>
+      </w:pPr>
+      <w:r>
+        <w:t xml:space="preserve">Um ROPA é mais do que uma planilha de aplicativos. Ele conecta propósitos, categorias de pessoas e dados, destinatários, transferências, retenção, segurança, proprietários e raciocínio legal. Mantenha os registros do controlador e do processador separados onde necessário.</w:t>
+      </w:r>
+    </w:p>
+    <w:bookmarkEnd w:id="38"/>
+    <w:bookmarkStart w:id="39" w:name="X3cbf4cbb8b0b039f49aba5fe6dfd97a67f859a3"/>
+    <w:p>
+      <w:pPr>
+        <w:pStyle w:val="Heading2"/>
+      </w:pPr>
+      <w:r>
+        <w:t xml:space="preserve">5.2 Due diligence do processador e contratos Artigo 28</w:t>
+      </w:r>
+    </w:p>
+    <w:p>
+      <w:pPr>
+        <w:pStyle w:val="FirstParagraph"/>
+      </w:pPr>
+      <w:r>
+        <w:t xml:space="preserve">Avaliar experiência, confiabilidade, segurança, localização, subprocessadores e histórico de incidentes.</w:t>
+      </w:r>
+    </w:p>
+    <w:p>
+      <w:pPr>
+        <w:pStyle w:val="BodyText"/>
+      </w:pPr>
+      <w:r>
+        <w:t xml:space="preserve">Objeto do documento, duração, natureza, finalidade, tipos de dados, pessoas e direitos de controlador.</w:t>
+      </w:r>
+    </w:p>
+    <w:p>
+      <w:pPr>
+        <w:pStyle w:val="BodyText"/>
+      </w:pPr>
+      <w:r>
+        <w:t xml:space="preserve">Requer instruções, confidencialidade, segurança, controles de subprocessador, assistência de direitos, ajuda de violação, exclusão ou retorno e informações de auditoria.</w:t>
+      </w:r>
+    </w:p>
+    <w:p>
+      <w:pPr>
+        <w:pStyle w:val="BodyText"/>
+      </w:pPr>
+      <w:r>
+        <w:t xml:space="preserve">Monitore as mudanças materiais e mantenha as decisões.</w:t>
+      </w:r>
+    </w:p>
+    <w:p>
+      <w:pPr>
+        <w:pStyle w:val="BodyText"/>
+      </w:pPr>
+      <w:r>
+        <w:t xml:space="preserve">5.3 Registos de responsabilidade</w:t>
+      </w:r>
+    </w:p>
+    <w:bookmarkEnd w:id="39"/>
+    <w:bookmarkStart w:id="40" w:name="section-2"/>
+    <w:p>
+      <w:pPr>
+        <w:pStyle w:val="Heading2"/>
+      </w:pPr>
+      <w:r>
+        <w:t xml:space="preserve">* ** ** ** ** ** ** ** ** ** ** ** ** **</w:t>
+      </w:r>
+    </w:p>
+    <w:p>
+      <w:pPr>
+        <w:pStyle w:val="FirstParagraph"/>
+      </w:pPr>
+      <w:r>
+        <w:t xml:space="preserve">Programa de privacidade + proprietário de negócios □ Processamento novo ou alterado</w:t>
+      </w:r>
+      <w:r>
+        <w:t xml:space="preserve"> </w:t>
+      </w:r>
+      <w:r>
+        <w:t xml:space="preserve">□ Avisos de privacidade □ Legal/privacy + produto</w:t>
+      </w:r>
+      <w:r>
+        <w:t xml:space="preserve"> </w:t>
+      </w:r>
+      <w:r>
+        <w:t xml:space="preserve">Novo fornecedor, subprocessador, localização, incidente</w:t>
+      </w:r>
+      <w:r>
+        <w:t xml:space="preserve"> </w:t>
+      </w:r>
+      <w:r>
+        <w:t xml:space="preserve">Programação de retenção; Registros/legal/privacy; Legal, sistema ou mudança de negócio;</w:t>
+      </w:r>
+      <w:r>
+        <w:t xml:space="preserve"> </w:t>
+      </w:r>
+      <w:r>
+        <w:t xml:space="preserve">O registro de direitos Operações de privacidade O pedido, queixa, item atrasado</w:t>
+      </w:r>
+      <w:r>
+        <w:t xml:space="preserve"> </w:t>
+      </w:r>
+      <w:r>
+        <w:t xml:space="preserve">• Registro DPIA • Privacidade / DPO</w:t>
+      </w:r>
+    </w:p>
+    <w:p>
+      <w:pPr>
+        <w:numPr>
+          <w:ilvl w:val="0"/>
+          <w:numId w:val="1013"/>
+        </w:numPr>
         <w:pStyle w:val="Compact"/>
-        <w:numPr>
-          <w:ilvl w:val="0"/>
-          <w:numId w:val="1007"/>
-        </w:numPr>
-      </w:pPr>
-      <w:r>
-        <w:t xml:space="preserve">Princípios e Bases Legais</w:t>
-      </w:r>
-    </w:p>
-    <w:p>
-      <w:pPr>
+      </w:pPr>
+      <w:r>
+        <w:t xml:space="preserve">Segurança e Violação de Dados Pessoais</w:t>
+      </w:r>
+    </w:p>
+    <w:p>
+      <w:pPr>
+        <w:numPr>
+          <w:ilvl w:val="0"/>
+          <w:numId w:val="1014"/>
+        </w:numPr>
         <w:pStyle w:val="Compact"/>
-        <w:numPr>
-          <w:ilvl w:val="0"/>
-          <w:numId w:val="1008"/>
-        </w:numPr>
-      </w:pPr>
-      <w:r>
-        <w:t xml:space="preserve">As regras que moldam cada finalidade de processamento.*</w:t>
-      </w:r>
-    </w:p>
-    <w:p>
-      <w:pPr>
-        <w:pStyle w:val="FirstParagraph"/>
-      </w:pPr>
-    </w:p>
-    <w:p>
-      <w:pPr>
-        <w:pStyle w:val="BodyText"/>
-      </w:pPr>
-      <w:r>
-        <w:t xml:space="preserve">Figura 2. Ciclo de vida dos dados pessoais</w:t>
-      </w:r>
-    </w:p>
-    <w:p>
-      <w:pPr>
-        <w:pStyle w:val="BodyText"/>
-      </w:pPr>
-      <w:r>
-        <w:t xml:space="preserve">§ 3.1 Princípios do artigo 5.o</w:t>
-      </w:r>
-    </w:p>
-    <w:bookmarkEnd w:id="19"/>
-    <w:bookmarkStart w:id="20" w:name="section"/>
-    <w:p>
-      <w:pPr>
-        <w:pStyle w:val="Heading2"/>
-      </w:pPr>
-      <w:r>
-        <w:t xml:space="preserve">* ** ** ** ** ** ** ** ** ** ** ** ** **</w:t>
-      </w:r>
-    </w:p>
-    <w:p>
-      <w:pPr>
-        <w:pStyle w:val="FirstParagraph"/>
-      </w:pPr>
-      <w:r>
-        <w:t xml:space="preserve">□ Legalidade, justiça, transparência □ O uso seria legal, honesto e compreensível para a pessoa? O registro de base legal, aviso, revisão da justiça</w:t>
-      </w:r>
-      <w:r>
-        <w:t xml:space="preserve"> </w:t>
-      </w:r>
-      <w:r>
-        <w:t xml:space="preserve">Limitação da finalidade O propósito é específico, indicado e compatível com uso posterior? Declaração de finalidade, revisão de compatibilidade</w:t>
-      </w:r>
-      <w:r>
-        <w:t xml:space="preserve"> </w:t>
-      </w:r>
-      <w:r>
-        <w:t xml:space="preserve">* Minimização de dados * Coletamos apenas o que é necessário? Revisão de campo, decisão de projeto de formulário</w:t>
-      </w:r>
-      <w:r>
-        <w:t xml:space="preserve"> </w:t>
-      </w:r>
-      <w:r>
-        <w:t xml:space="preserve">Como corrigir ou atualizar dados importantes? □ Regras de validação, registo de correcção</w:t>
-      </w:r>
-      <w:r>
-        <w:t xml:space="preserve"> </w:t>
-      </w:r>
-      <w:r>
-        <w:t xml:space="preserve">□ Limitação de armazenamento Quando vamos excluí-lo ou anonimizá-lo? Programa de retenção, prova de exclusão</w:t>
-      </w:r>
-      <w:r>
-        <w:t xml:space="preserve"> </w:t>
-      </w:r>
-      <w:r>
-        <w:t xml:space="preserve">• Integridade e confidencialidade; • As medidas de segurança são adequadas para o risco? Avaliação de risco, provas de controlo, testes</w:t>
-      </w:r>
-      <w:r>
-        <w:t xml:space="preserve"> </w:t>
-      </w:r>
-      <w:r>
-        <w:t xml:space="preserve">□ Responsabilidade □ Podemos provar o acima? ROPA, aprovações, revisões, treinamento, trilha de auditoria</w:t>
-      </w:r>
-    </w:p>
-    <w:p>
-      <w:pPr>
-        <w:pStyle w:val="BodyText"/>
-      </w:pPr>
-      <w:r>
-        <w:t xml:space="preserve">3.2 Bases jurídicas previstas no artigo 6.o</w:t>
-      </w:r>
-    </w:p>
-    <w:bookmarkEnd w:id="20"/>
-    <w:bookmarkStart w:id="21" w:name="section-1"/>
-    <w:p>
-      <w:pPr>
-        <w:pStyle w:val="Heading2"/>
-      </w:pPr>
-      <w:r>
-        <w:t xml:space="preserve">** ** ** ** ** ** ** ** ** ** ** **</w:t>
-      </w:r>
-    </w:p>
-    <w:p>
-      <w:pPr>
-        <w:pStyle w:val="FirstParagraph"/>
-      </w:pPr>
-      <w:r>
-        <w:t xml:space="preserve">□ Consentimento A pessoa tem uma escolha real e pode retirar □ Não bundle ou consentimento de pressão</w:t>
-      </w:r>
-      <w:r>
-        <w:t xml:space="preserve"> </w:t>
-      </w:r>
-      <w:r>
-        <w:t xml:space="preserve">O processamento é objetivamente necessário para um contrato com a pessoa ou as etapas de pré-contrato solicitadas</w:t>
-      </w:r>
-      <w:r>
-        <w:t xml:space="preserve"> </w:t>
-      </w:r>
-      <w:r>
-        <w:t xml:space="preserve">O direito da UE ou dos Estados-Membros exige o tratamento</w:t>
-      </w:r>
-      <w:r>
-        <w:t xml:space="preserve"> </w:t>
-      </w:r>
-      <w:r>
-        <w:t xml:space="preserve">Os interesses vitais são necessários para proteger a vida ou outro interesse vital.</w:t>
-      </w:r>
-      <w:r>
-        <w:t xml:space="preserve"> </w:t>
-      </w:r>
-      <w:r>
-        <w:t xml:space="preserve">□ Tarefa pública • Obrigação de uma missão de interesse público ou de uma autoridade oficial fundamentada na lei</w:t>
-      </w:r>
-      <w:r>
-        <w:t xml:space="preserve"> </w:t>
-      </w:r>
-      <w:r>
-        <w:t xml:space="preserve">Os interesses legítimos Um interesse real é necessário e não ultrapassado pelos direitos da pessoa</w:t>
-      </w:r>
-    </w:p>
-    <w:bookmarkEnd w:id="21"/>
-    <w:bookmarkStart w:id="22" w:name="consentimento-e-dados-sensíveis"/>
-    <w:p>
-      <w:pPr>
-        <w:pStyle w:val="Heading2"/>
-      </w:pPr>
-      <w:r>
-        <w:t xml:space="preserve">3.3 Consentimento e dados sensíveis</w:t>
-      </w:r>
-    </w:p>
-    <w:p>
-      <w:pPr>
-        <w:pStyle w:val="FirstParagraph"/>
-      </w:pPr>
-      <w:r>
-        <w:t xml:space="preserve">O consentimento deve ser específico, informado, inequívoco, livremente dado e demonstrável. Os dados da categoria especial necessitam normalmente de uma base legal do artigo 6.o e de uma condição do artigo 9.o. A retirada deve ser tão fácil como dar consentimento.</w:t>
-      </w:r>
-    </w:p>
-    <w:bookmarkEnd w:id="22"/>
-    <w:bookmarkEnd w:id="23"/>
-    <w:bookmarkStart w:id="26" w:name="direitos-dos-titulares-de-dados"/>
-    <w:p>
-      <w:pPr>
-        <w:pStyle w:val="Heading1"/>
-      </w:pPr>
-      <w:r>
-        <w:t xml:space="preserve">4. Direitos dos titulares de dados</w:t>
-      </w:r>
-    </w:p>
-    <w:p>
-      <w:pPr>
-        <w:pStyle w:val="Compact"/>
-        <w:numPr>
-          <w:ilvl w:val="0"/>
-          <w:numId w:val="1009"/>
-        </w:numPr>
-      </w:pPr>
-      <w:r>
-        <w:t xml:space="preserve">Como receber, avaliar, completar e solicitar documentos.*</w:t>
-      </w:r>
-    </w:p>
-    <w:p>
-      <w:pPr>
-        <w:pStyle w:val="FirstParagraph"/>
-      </w:pPr>
-    </w:p>
-    <w:p>
-      <w:pPr>
-        <w:pStyle w:val="BodyText"/>
-      </w:pPr>
-      <w:r>
-        <w:t xml:space="preserve">Figura 3. Fluxo de trabalho de dados-sujeitos-direitos</w:t>
-      </w:r>
-    </w:p>
-    <w:p>
-      <w:pPr>
-        <w:pStyle w:val="Heading2"/>
-        <w:numPr>
-          <w:ilvl w:val="0"/>
-          <w:numId w:val="1010"/>
-        </w:numPr>
-      </w:pPr>
-      <w:bookmarkStart w:id="24" w:name="direito-trabalho-prático-cuidado-com"/>
-      <w:r>
-        <w:t xml:space="preserve">** Direito** ** Trabalho prático** ** ** Cuidado com**</w:t>
-      </w:r>
-      <w:bookmarkEnd w:id="24"/>
-    </w:p>
-    <w:p>
-      <w:pPr>
-        <w:pStyle w:val="Compact"/>
-        <w:numPr>
-          <w:ilvl w:val="0"/>
-          <w:numId w:val="1000"/>
-        </w:numPr>
-      </w:pPr>
-      <w:r>
-        <w:t xml:space="preserve">Informação Dê avisos claros, em tempo hábil, avisos, crianças, coleta indireta</w:t>
-      </w:r>
-      <w:r>
-        <w:t xml:space="preserve"> </w:t>
-      </w:r>
-      <w:r>
-        <w:t xml:space="preserve">Acesse o acesso Pesquisa, revisão, redigir onde legal, e entregar de forma segura Direitos das outras pessoas, identidade, sistemas completos</w:t>
-      </w:r>
-      <w:r>
-        <w:t xml:space="preserve"> </w:t>
-      </w:r>
-      <w:r>
-        <w:t xml:space="preserve">• Retificação (correct impreciso ou incompleto )</w:t>
-      </w:r>
-      <w:r>
-        <w:t xml:space="preserve"> </w:t>
-      </w:r>
-      <w:r>
-        <w:t xml:space="preserve">Apagar onde o direito aplica-se</w:t>
-      </w:r>
-      <w:r>
-        <w:t xml:space="preserve"> </w:t>
-      </w:r>
-      <w:r>
-        <w:t xml:space="preserve">Limitar o uso enquanto um problema é resolvido .</w:t>
-      </w:r>
-      <w:r>
-        <w:t xml:space="preserve"> </w:t>
-      </w:r>
-      <w:r>
-        <w:t xml:space="preserve">Portabilidade Fornecer dados qualificados em formato reutilizável Apenas certos dados automatizados e fornecidos/observados</w:t>
-      </w:r>
-      <w:r>
-        <w:t xml:space="preserve"> </w:t>
-      </w:r>
-      <w:r>
-        <w:t xml:space="preserve">Objeção □ Avaliar a tarefa pública ou o uso de interesses legítimos; parar o marketing direto; Compelir motivos e exceções de pesquisa</w:t>
-      </w:r>
-      <w:r>
-        <w:t xml:space="preserve"> </w:t>
-      </w:r>
-      <w:r>
-        <w:t xml:space="preserve">□ Decisões automatizadas □ Fornecer salvaguardas para qualificar decisões exclusivamente automatizadas</w:t>
-      </w:r>
-    </w:p>
-    <w:bookmarkStart w:id="25" w:name="o-relógio-de-solicitação"/>
-    <w:p>
-      <w:pPr>
-        <w:pStyle w:val="Heading2"/>
-      </w:pPr>
-      <w:r>
-        <w:t xml:space="preserve">4.1 O relógio de solicitação</w:t>
-      </w:r>
-    </w:p>
-    <w:p>
-      <w:pPr>
-        <w:pStyle w:val="FirstParagraph"/>
-      </w:pPr>
-      <w:r>
-        <w:t xml:space="preserve">O período normal de resposta é de um mês após a recepção. Pode ser prorrogado por mais dois meses, quando necessário devido à complexidade e ao número de pedidos, mas a pessoa deve ser informada no primeiro mês. Os controlos de identidade devem ser proporcionais. Taxas ou recusa são limitadas a casos manifestamente infundados ou excessivos, especialmente por causa da repetição.</w:t>
-      </w:r>
-    </w:p>
-    <w:p>
-      <w:pPr>
-        <w:pStyle w:val="BodyText"/>
-      </w:pPr>
-      <w:r>
-        <w:t xml:space="preserve">4.2 Um arquivo de solicitação defensável</w:t>
-      </w:r>
-    </w:p>
-    <w:p>
-      <w:pPr>
-        <w:numPr>
-          <w:ilvl w:val="0"/>
-          <w:numId w:val="1011"/>
-        </w:numPr>
-      </w:pPr>
-      <w:r>
-        <w:t xml:space="preserve">Data de solicitação e recebimento</w:t>
-      </w:r>
-    </w:p>
-    <w:p>
-      <w:pPr>
-        <w:numPr>
-          <w:ilvl w:val="0"/>
-          <w:numId w:val="1011"/>
-        </w:numPr>
-      </w:pPr>
-      <w:r>
-        <w:t xml:space="preserve">Decisão de verificação de identidade</w:t>
-      </w:r>
-    </w:p>
-    <w:p>
-      <w:pPr>
-        <w:numPr>
-          <w:ilvl w:val="0"/>
-          <w:numId w:val="1011"/>
-        </w:numPr>
-      </w:pPr>
-      <w:r>
-        <w:t xml:space="preserve">Sistemas, fornecedores e proprietários pesquisados</w:t>
-      </w:r>
-    </w:p>
-    <w:p>
-      <w:pPr>
-        <w:numPr>
-          <w:ilvl w:val="0"/>
-          <w:numId w:val="1011"/>
-        </w:numPr>
-      </w:pPr>
-      <w:r>
-        <w:t xml:space="preserve">Termos de pesquisa e intervalos de datas</w:t>
-      </w:r>
-    </w:p>
-    <w:p>
-      <w:pPr>
-        <w:numPr>
-          <w:ilvl w:val="0"/>
-          <w:numId w:val="1011"/>
-        </w:numPr>
-      </w:pPr>
-      <w:r>
-        <w:t xml:space="preserve">Questões jurídicas, isenções e redações</w:t>
-      </w:r>
-    </w:p>
-    <w:p>
-      <w:pPr>
-        <w:numPr>
-          <w:ilvl w:val="0"/>
-          <w:numId w:val="1011"/>
-        </w:numPr>
-      </w:pPr>
-      <w:r>
-        <w:t xml:space="preserve">Aprovação e entrega segura</w:t>
-      </w:r>
-    </w:p>
-    <w:p>
-      <w:pPr>
-        <w:numPr>
-          <w:ilvl w:val="0"/>
-          <w:numId w:val="1011"/>
-        </w:numPr>
-      </w:pPr>
-      <w:r>
-        <w:t xml:space="preserve">Data de resposta e resultado retido</w:t>
-      </w:r>
-    </w:p>
-    <w:bookmarkEnd w:id="25"/>
-    <w:bookmarkEnd w:id="26"/>
-    <w:bookmarkStart w:id="31" w:name="controlador-e-governança-do-processador"/>
-    <w:p>
-      <w:pPr>
-        <w:pStyle w:val="Heading1"/>
-      </w:pPr>
-      <w:r>
-        <w:t xml:space="preserve">5. Controlador e Governança do Processador</w:t>
-      </w:r>
-    </w:p>
-    <w:p>
-      <w:pPr>
-        <w:pStyle w:val="Compact"/>
-        <w:numPr>
-          <w:ilvl w:val="0"/>
-          <w:numId w:val="1012"/>
-        </w:numPr>
-      </w:pPr>
-      <w:r>
-        <w:t xml:space="preserve">Os registros operacionais, contratos, papéis e revisões que tornam a responsabilização real.*</w:t>
-      </w:r>
-    </w:p>
-    <w:bookmarkStart w:id="27" w:name="registros-de-atividades-de-processamento"/>
-    <w:p>
-      <w:pPr>
-        <w:pStyle w:val="Heading2"/>
-      </w:pPr>
-      <w:r>
-        <w:t xml:space="preserve">5.1 Registros de atividades de processamento</w:t>
-      </w:r>
-    </w:p>
-    <w:p>
-      <w:pPr>
-        <w:pStyle w:val="FirstParagraph"/>
-      </w:pPr>
-      <w:r>
-        <w:t xml:space="preserve">Um ROPA é mais do que uma planilha de aplicativos. Ele conecta propósitos, categorias de pessoas e dados, destinatários, transferências, retenção, segurança, proprietários e raciocínio legal. Mantenha os registros do controlador e do processador separados onde necessário.</w:t>
-      </w:r>
-    </w:p>
-    <w:bookmarkEnd w:id="27"/>
-    <w:bookmarkStart w:id="28" w:name="X3cbf4cbb8b0b039f49aba5fe6dfd97a67f859a3"/>
-    <w:p>
-      <w:pPr>
-        <w:pStyle w:val="Heading2"/>
-      </w:pPr>
-      <w:r>
-        <w:t xml:space="preserve">5.2 Due diligence do processador e contratos Artigo 28</w:t>
-      </w:r>
-    </w:p>
-    <w:p>
-      <w:pPr>
-        <w:pStyle w:val="FirstParagraph"/>
-      </w:pPr>
-      <w:r>
-        <w:t xml:space="preserve">Avaliar experiência, confiabilidade, segurança, localização, subprocessadores e histórico de incidentes.</w:t>
-      </w:r>
-    </w:p>
-    <w:p>
-      <w:pPr>
-        <w:pStyle w:val="BodyText"/>
-      </w:pPr>
-      <w:r>
-        <w:t xml:space="preserve">Objeto do documento, duração, natureza, finalidade, tipos de dados, pessoas e direitos de controlador.</w:t>
-      </w:r>
-    </w:p>
-    <w:p>
-      <w:pPr>
-        <w:pStyle w:val="BodyText"/>
-      </w:pPr>
-      <w:r>
-        <w:t xml:space="preserve">Requer instruções, confidencialidade, segurança, controles de subprocessador, assistência de direitos, ajuda de violação, exclusão ou retorno e informações de auditoria.</w:t>
-      </w:r>
-    </w:p>
-    <w:p>
-      <w:pPr>
-        <w:pStyle w:val="BodyText"/>
-      </w:pPr>
-      <w:r>
-        <w:t xml:space="preserve">Monitore as mudanças materiais e mantenha as decisões.</w:t>
-      </w:r>
-    </w:p>
-    <w:p>
-      <w:pPr>
-        <w:pStyle w:val="BodyText"/>
-      </w:pPr>
-      <w:r>
-        <w:t xml:space="preserve">5.3 Registos de responsabilidade</w:t>
-      </w:r>
-    </w:p>
-    <w:bookmarkEnd w:id="28"/>
-    <w:bookmarkStart w:id="29" w:name="section-2"/>
-    <w:p>
-      <w:pPr>
-        <w:pStyle w:val="Heading2"/>
-      </w:pPr>
-      <w:r>
-        <w:t xml:space="preserve">* ** ** ** ** ** ** ** ** ** ** ** ** **</w:t>
-      </w:r>
-    </w:p>
-    <w:p>
-      <w:pPr>
-        <w:pStyle w:val="FirstParagraph"/>
-      </w:pPr>
-      <w:r>
-        <w:t xml:space="preserve">Programa de privacidade + proprietário de negócios □ Processamento novo ou alterado</w:t>
-      </w:r>
-      <w:r>
-        <w:t xml:space="preserve"> </w:t>
-      </w:r>
-      <w:r>
-        <w:t xml:space="preserve">□ Avisos de privacidade □ Legal/privacy + produto</w:t>
-      </w:r>
-      <w:r>
-        <w:t xml:space="preserve"> </w:t>
-      </w:r>
-      <w:r>
-        <w:t xml:space="preserve">Novo fornecedor, subprocessador, localização, incidente</w:t>
-      </w:r>
-      <w:r>
-        <w:t xml:space="preserve"> </w:t>
-      </w:r>
-      <w:r>
-        <w:t xml:space="preserve">Programação de retenção; Registros/legal/privacy; Legal, sistema ou mudança de negócio;</w:t>
-      </w:r>
-      <w:r>
-        <w:t xml:space="preserve"> </w:t>
-      </w:r>
-      <w:r>
-        <w:t xml:space="preserve">O registro de direitos Operações de privacidade O pedido, queixa, item atrasado</w:t>
-      </w:r>
-      <w:r>
-        <w:t xml:space="preserve"> </w:t>
-      </w:r>
-      <w:r>
-        <w:t xml:space="preserve">• Registro DPIA • Privacidade / DPO</w:t>
-      </w:r>
-    </w:p>
-    <w:p>
-      <w:pPr>
-        <w:pStyle w:val="Compact"/>
-        <w:numPr>
-          <w:ilvl w:val="0"/>
-          <w:numId w:val="1013"/>
-        </w:numPr>
-      </w:pPr>
-      <w:r>
-        <w:t xml:space="preserve">Segurança e Violação de Dados Pessoais</w:t>
-      </w:r>
-    </w:p>
-    <w:p>
-      <w:pPr>
-        <w:pStyle w:val="Compact"/>
-        <w:numPr>
-          <w:ilvl w:val="0"/>
-          <w:numId w:val="1014"/>
-        </w:numPr>
       </w:pPr>
       <w:r>
         <w:t xml:space="preserve">salvaguardas baseadas no risco, fatos incidentes, decisões de notificação e prova.*</w:t>
@@ -2839,9 +2813,9 @@
       <w:tblPr>
         <w:tblStyle w:val="Table"/>
         <w:tblW w:type="auto" w:w="0"/>
-        <w:jc w:val="left"/>
+        <w:tblLook w:firstRow="1" w:lastRow="0" w:firstColumn="0" w:lastColumn="0" w:noHBand="0" w:noVBand="0" w:val="0020"/>
+        <w:jc w:val="start"/>
         <w:tblInd w:w="720" w:type="dxa"/>
-        <w:tblLook w:firstRow="1" w:lastRow="0" w:firstColumn="0" w:lastColumn="0" w:noHBand="0" w:noVBand="0" w:val="0020"/>
       </w:tblPr>
       <w:tblGrid>
         <w:gridCol w:w="3960"/>
@@ -2849,13 +2823,14 @@
       </w:tblGrid>
       <w:tr>
         <w:trPr>
-          <w:tblHeader w:val="on"/>
+          <w:tblHeader w:val="true"/>
         </w:trPr>
         <w:tc>
           <w:tcPr/>
           <w:p>
             <w:pPr>
               <w:pStyle w:val="Compact"/>
+              <w:jc w:val="left"/>
             </w:pPr>
             <w:r>
               <w:t xml:space="preserve">Ques</w:t>
@@ -2881,6 +2856,7 @@
           <w:p>
             <w:pPr>
               <w:pStyle w:val="Compact"/>
+              <w:jc w:val="left"/>
             </w:pPr>
             <w:r>
               <w:t xml:space="preserve">• Ho</w:t>
@@ -2906,6 +2882,7 @@
           <w:p>
             <w:pPr>
               <w:pStyle w:val="Compact"/>
+              <w:jc w:val="left"/>
             </w:pPr>
             <w:r>
               <w:t xml:space="preserve">É im</w:t>
@@ -2931,6 +2908,7 @@
           <w:p>
             <w:pPr>
               <w:pStyle w:val="Compact"/>
+              <w:jc w:val="left"/>
             </w:pPr>
             <w:r>
               <w:t xml:space="preserve">Há r</w:t>
@@ -2956,6 +2934,7 @@
           <w:p>
             <w:pPr>
               <w:pStyle w:val="Compact"/>
+              <w:jc w:val="left"/>
             </w:pPr>
             <w:r>
               <w:t xml:space="preserve">É pr</w:t>
@@ -2976,8 +2955,8 @@
         </w:tc>
       </w:tr>
     </w:tbl>
-    <w:bookmarkEnd w:id="29"/>
-    <w:bookmarkStart w:id="30" w:name="Xe0cf3b0b77037a233ca3f4cd66f420acd1ed57a"/>
+    <w:bookmarkEnd w:id="40"/>
+    <w:bookmarkStart w:id="41" w:name="Xe0cf3b0b77037a233ca3f4cd66f420acd1ed57a"/>
     <w:p>
       <w:pPr>
         <w:pStyle w:val="Heading2"/>
@@ -2986,9 +2965,9 @@
         <w:t xml:space="preserve">*Importante:** Um processador deve notificar o responsável pelo tratamento sem demora injustificada, após ter tomado conhecimento de uma violação de dados pessoais. O responsável pelo tratamento continua a ser responsável pela decisão do artigo 33.o</w:t>
       </w:r>
     </w:p>
-    <w:bookmarkEnd w:id="30"/>
-    <w:bookmarkEnd w:id="31"/>
-    <w:bookmarkStart w:id="35" w:name="dpias-privacy-by-design-and-the-dpo"/>
+    <w:bookmarkEnd w:id="41"/>
+    <w:bookmarkEnd w:id="42"/>
+    <w:bookmarkStart w:id="46" w:name="dpias-privacy-by-design-and-the-dpo"/>
     <w:p>
       <w:pPr>
         <w:pStyle w:val="Heading1"/>
@@ -2999,17 +2978,17 @@
     </w:p>
     <w:p>
       <w:pPr>
+        <w:numPr>
+          <w:ilvl w:val="0"/>
+          <w:numId w:val="1016"/>
+        </w:numPr>
         <w:pStyle w:val="Compact"/>
-        <w:numPr>
-          <w:ilvl w:val="0"/>
-          <w:numId w:val="1016"/>
-        </w:numPr>
       </w:pPr>
       <w:r>
         <w:t xml:space="preserve">Como encontrar processamento de alto risco precoce e construir salvaguardas em decisões.*</w:t>
       </w:r>
     </w:p>
-    <w:bookmarkStart w:id="32" w:name="fluxo-de-trabalho-dpia"/>
+    <w:bookmarkStart w:id="43" w:name="fluxo-de-trabalho-dpia"/>
     <w:p>
       <w:pPr>
         <w:pStyle w:val="Heading2"/>
@@ -3106,8 +3085,8 @@
         <w:t xml:space="preserve">Reveja quando o risco ou processamento mudar.</w:t>
       </w:r>
     </w:p>
-    <w:bookmarkEnd w:id="32"/>
-    <w:bookmarkStart w:id="33" w:name="privacidade-por-design-e-padrão"/>
+    <w:bookmarkEnd w:id="43"/>
+    <w:bookmarkStart w:id="44" w:name="privacidade-por-design-e-padrão"/>
     <w:p>
       <w:pPr>
         <w:pStyle w:val="Heading2"/>
@@ -3164,8 +3143,8 @@
         <w:t xml:space="preserve">Recorde decisões de design e opções rejeitadas.</w:t>
       </w:r>
     </w:p>
-    <w:bookmarkEnd w:id="33"/>
-    <w:bookmarkStart w:id="34" w:name="independência-do-dpo"/>
+    <w:bookmarkEnd w:id="44"/>
+    <w:bookmarkStart w:id="45" w:name="independência-do-dpo"/>
     <w:p>
       <w:pPr>
         <w:pStyle w:val="Heading2"/>
@@ -3182,9 +3161,9 @@
         <w:t xml:space="preserve">O DPO deve ser envolvido de forma oportuna, receber recursos e acesso, relatar ao mais alto nível de gestão e evitar conflitos de interesses. A administração é dona de decisões. O DPO aconselha e monitoriza, mas não deve ser responsabilizado por fins comerciais ou meios de processamento.</w:t>
       </w:r>
     </w:p>
-    <w:bookmarkEnd w:id="34"/>
-    <w:bookmarkEnd w:id="35"/>
-    <w:bookmarkStart w:id="37" w:name="transferências-internacionais-de-dados"/>
+    <w:bookmarkEnd w:id="45"/>
+    <w:bookmarkEnd w:id="46"/>
+    <w:bookmarkStart w:id="48" w:name="transferências-internacionais-de-dados"/>
     <w:p>
       <w:pPr>
         <w:pStyle w:val="Heading1"/>
@@ -3195,17 +3174,17 @@
     </w:p>
     <w:p>
       <w:pPr>
+        <w:numPr>
+          <w:ilvl w:val="0"/>
+          <w:numId w:val="1018"/>
+        </w:numPr>
         <w:pStyle w:val="Compact"/>
-        <w:numPr>
-          <w:ilvl w:val="0"/>
-          <w:numId w:val="1018"/>
-        </w:numPr>
       </w:pPr>
       <w:r>
         <w:t xml:space="preserve">Como identificar transferências e usar ferramentas de transferência legais.*</w:t>
       </w:r>
     </w:p>
-    <w:bookmarkStart w:id="36" w:name="transferência-de-fluxo-de-trabalho"/>
+    <w:bookmarkStart w:id="47" w:name="transferência-de-fluxo-de-trabalho"/>
     <w:p>
       <w:pPr>
         <w:pStyle w:val="Heading2"/>
@@ -3291,9 +3270,9 @@
         <w:t xml:space="preserve">Monitore as mudanças legais, de fornecedores e técnicas.</w:t>
       </w:r>
     </w:p>
-    <w:bookmarkEnd w:id="36"/>
-    <w:bookmarkEnd w:id="37"/>
-    <w:bookmarkStart w:id="51" w:name="evidências-comuns-de-transferência"/>
+    <w:bookmarkEnd w:id="47"/>
+    <w:bookmarkEnd w:id="48"/>
+    <w:bookmarkStart w:id="62" w:name="evidências-comuns-de-transferência"/>
     <w:p>
       <w:pPr>
         <w:pStyle w:val="Heading1"/>
@@ -3304,76 +3283,212 @@
     </w:p>
     <w:p>
       <w:pPr>
+        <w:numPr>
+          <w:ilvl w:val="0"/>
+          <w:numId w:val="1020"/>
+        </w:numPr>
         <w:pStyle w:val="Heading2"/>
-        <w:numPr>
-          <w:ilvl w:val="0"/>
-          <w:numId w:val="1020"/>
-        </w:numPr>
-      </w:pPr>
-      <w:bookmarkStart w:id="38" w:name="item-o-que-deveria-mostrar"/>
+      </w:pPr>
+      <w:bookmarkStart w:id="49" w:name="item-o-que-deveria-mostrar"/>
       <w:r>
         <w:t xml:space="preserve">Item** ** O que deveria mostrar**</w:t>
       </w:r>
-      <w:bookmarkEnd w:id="38"/>
-    </w:p>
-    <w:p>
-      <w:pPr>
+      <w:bookmarkEnd w:id="49"/>
+    </w:p>
+    <w:p>
+      <w:pPr>
+        <w:numPr>
+          <w:ilvl w:val="0"/>
+          <w:numId w:val="1000"/>
+        </w:numPr>
         <w:pStyle w:val="Compact"/>
+      </w:pPr>
+      <w:r>
+        <w:t xml:space="preserve">Mapa de transferências □ Dados, finalidade, sistemas, países, destinatários, acesso remoto, transferências em curso</w:t>
+      </w:r>
+      <w:r>
+        <w:t xml:space="preserve"> </w:t>
+      </w:r>
+      <w:r>
+        <w:t xml:space="preserve">□ Mecanismo de transferência □ Adequação, módulo SCC, BCR, código/certificação aprovado ou derrogação restrita</w:t>
+      </w:r>
+      <w:r>
+        <w:t xml:space="preserve"> </w:t>
+      </w:r>
+      <w:r>
+        <w:t xml:space="preserve">Avaliar A lei e a prática relevantes, pedidos, salvaguardas, riscos e conclusão</w:t>
+      </w:r>
+      <w:r>
+        <w:t xml:space="preserve"> </w:t>
+      </w:r>
+      <w:r>
+        <w:t xml:space="preserve">□ Medidas suplementares □ Criptografia, controle de chaves, minimização, pseudônimos, políticas e procedimentos de desafio</w:t>
+      </w:r>
+      <w:r>
+        <w:t xml:space="preserve"> </w:t>
+      </w:r>
+      <w:r>
+        <w:t xml:space="preserve">• Monitoramento de alterações na lei, importador, subprocessador, localização, serviço e acesso</w:t>
+      </w:r>
+    </w:p>
+    <w:p>
+      <w:pPr>
+        <w:numPr>
+          <w:ilvl w:val="0"/>
+          <w:numId w:val="1021"/>
+        </w:numPr>
+        <w:pStyle w:val="Compact"/>
+      </w:pPr>
+      <w:r>
+        <w:t xml:space="preserve">Guia completo do artigo por artigo</w:t>
+      </w:r>
+    </w:p>
+    <w:p>
+      <w:pPr>
+        <w:numPr>
+          <w:ilvl w:val="0"/>
+          <w:numId w:val="1022"/>
+        </w:numPr>
+        <w:pStyle w:val="Compact"/>
+      </w:pPr>
+      <w:r>
+        <w:t xml:space="preserve">Um guia de trabalho conciso para todos os 99 artigos GDPR. Use o texto legal oficial para uma análise jurídica real.*</w:t>
+      </w:r>
+    </w:p>
+    <w:p>
+      <w:pPr>
+        <w:pStyle w:val="FirstParagraph"/>
+      </w:pPr>
+      <w:r>
+        <w:t xml:space="preserve">Como ler este capítulo: ** A tabela explica cada artigo em linguagem simples. As colunas de ação e evidência do gerente são pontos de partida práticos, não uma opinião jurídica completa. □</w:t>
+      </w:r>
+      <w:r>
+        <w:t xml:space="preserve"> </w:t>
+      </w:r>
+      <w:r>
+        <w:t xml:space="preserve">□————————————————————————————————————————————————————————————————————————————————————————————————-</w:t>
+      </w:r>
+    </w:p>
+    <w:p>
+      <w:pPr>
+        <w:pStyle w:val="BodyText"/>
+      </w:pPr>
+      <w:r>
+        <w:t xml:space="preserve">9.1 Capítulo I — Disposições gerais</w:t>
+      </w:r>
+    </w:p>
+    <w:p>
+      <w:pPr>
+        <w:numPr>
+          <w:ilvl w:val="0"/>
+          <w:numId w:val="1023"/>
+        </w:numPr>
+        <w:pStyle w:val="Heading2"/>
+      </w:pPr>
+      <w:bookmarkStart w:id="50" w:name="art.-art.-art.-art."/>
+      <w:r>
+        <w:t xml:space="preserve">Art.** Art.** Art.** Art.</w:t>
+      </w:r>
+      <w:bookmarkEnd w:id="50"/>
+    </w:p>
+    <w:p>
+      <w:pPr>
         <w:numPr>
           <w:ilvl w:val="0"/>
           <w:numId w:val="1000"/>
         </w:numPr>
-      </w:pPr>
-      <w:r>
-        <w:t xml:space="preserve">Mapa de transferências □ Dados, finalidade, sistemas, países, destinatários, acesso remoto, transferências em curso</w:t>
-      </w:r>
-      <w:r>
-        <w:t xml:space="preserve"> </w:t>
-      </w:r>
-      <w:r>
-        <w:t xml:space="preserve">□ Mecanismo de transferência □ Adequação, módulo SCC, BCR, código/certificação aprovado ou derrogação restrita</w:t>
-      </w:r>
-      <w:r>
-        <w:t xml:space="preserve"> </w:t>
-      </w:r>
-      <w:r>
-        <w:t xml:space="preserve">Avaliar A lei e a prática relevantes, pedidos, salvaguardas, riscos e conclusão</w:t>
-      </w:r>
-      <w:r>
-        <w:t xml:space="preserve"> </w:t>
-      </w:r>
-      <w:r>
-        <w:t xml:space="preserve">□ Medidas suplementares □ Criptografia, controle de chaves, minimização, pseudônimos, políticas e procedimentos de desafio</w:t>
-      </w:r>
-      <w:r>
-        <w:t xml:space="preserve"> </w:t>
-      </w:r>
-      <w:r>
-        <w:t xml:space="preserve">• Monitoramento de alterações na lei, importador, subprocessador, localização, serviço e acesso</w:t>
-      </w:r>
-    </w:p>
-    <w:p>
-      <w:pPr>
         <w:pStyle w:val="Compact"/>
-        <w:numPr>
-          <w:ilvl w:val="0"/>
-          <w:numId w:val="1021"/>
-        </w:numPr>
-      </w:pPr>
-      <w:r>
-        <w:t xml:space="preserve">Guia completo do artigo por artigo</w:t>
-      </w:r>
-    </w:p>
-    <w:p>
-      <w:pPr>
+      </w:pPr>
+      <w:r>
+        <w:t xml:space="preserve">Objecto e objectivos O regulamento define o objectivo: proteger as pessoas e permitir a circulação legal de dados pessoais. Confirmar aplicabilidade, escopo e definições; documentar a decisão. Memo de escopo, mapa de serviço, mapa de dados</w:t>
+      </w:r>
+      <w:r>
+        <w:t xml:space="preserve"> </w:t>
+      </w:r>
+      <w:r>
+        <w:t xml:space="preserve">• 2 • Âmbito material • Explica qual o processamento manual automatizado e estruturado e quais as atividades excluídas. Confirmar aplicabilidade, escopo e definições; documentar a decisão. Memo de escopo, mapa de serviço, mapa de dados</w:t>
+      </w:r>
+      <w:r>
+        <w:t xml:space="preserve"> </w:t>
+      </w:r>
+      <w:r>
+        <w:t xml:space="preserve">O âmbito territorial pode aplicar-se aos estabelecimentos da UE e a algumas organizações fora da UE que ofereçam bens ou serviços a pessoas na UE ou que as acompanhem. Confirmar aplicabilidade, escopo e definições; documentar a decisão. □ Memo de escopo, mapa de serviço, mapa de dados</w:t>
+      </w:r>
+      <w:r>
+        <w:t xml:space="preserve"> </w:t>
+      </w:r>
+      <w:r>
+        <w:t xml:space="preserve">4 Definições Define dados pessoais, processamento, controlador, processador, consentimento, violação, perfilamento e outros termos-chave. Confirmar aplicabilidade, escopo e definições; documentar a decisão. Memo de escopo, mapa de serviço, mapa de dados</w:t>
+      </w:r>
+    </w:p>
+    <w:p>
+      <w:pPr>
+        <w:pStyle w:val="FirstParagraph"/>
+      </w:pPr>
+      <w:r>
+        <w:t xml:space="preserve">9.2 Capítulo II — Princípios</w:t>
+      </w:r>
+    </w:p>
+    <w:p>
+      <w:pPr>
+        <w:numPr>
+          <w:ilvl w:val="0"/>
+          <w:numId w:val="1024"/>
+        </w:numPr>
+        <w:pStyle w:val="Heading2"/>
+      </w:pPr>
+      <w:bookmarkStart w:id="51" w:name="art.-art.-art.-art.-1"/>
+      <w:r>
+        <w:t xml:space="preserve">Art.** Art.** Art.** Art.</w:t>
+      </w:r>
+      <w:bookmarkEnd w:id="51"/>
+    </w:p>
+    <w:p>
+      <w:pPr>
+        <w:numPr>
+          <w:ilvl w:val="0"/>
+          <w:numId w:val="1000"/>
+        </w:numPr>
         <w:pStyle w:val="Compact"/>
-        <w:numPr>
-          <w:ilvl w:val="0"/>
-          <w:numId w:val="1022"/>
-        </w:numPr>
-      </w:pPr>
-      <w:r>
-        <w:t xml:space="preserve">Um guia de trabalho conciso para todos os 99 artigos GDPR. Use o texto legal oficial para uma análise jurídica real.*</w:t>
+      </w:pPr>
+      <w:r>
+        <w:t xml:space="preserve">5 Princípios relativos ao processamento Requer legalidade, justiça, transparência, limitação de propósito, minimização, precisão, limites de armazenamento, segurança e responsabilização. □ Mapear cada finalidade, tipo de dados, base legal, salvaguarda e prova. ROPA, registro de base legal, consentimento ou prova de exceção</w:t>
+      </w:r>
+      <w:r>
+        <w:t xml:space="preserve"> </w:t>
+      </w:r>
+      <w:r>
+        <w:t xml:space="preserve">6 . . Legalidade do processamento . Requer pelo menos uma base legal válida para cada finalidade de processamento. □ Mapear cada finalidade, tipo de dados, base legal, salvaguarda e prova. ROPA, registro de base legal, consentimento ou prova de exceção</w:t>
+      </w:r>
+      <w:r>
+        <w:t xml:space="preserve"> </w:t>
+      </w:r>
+      <w:r>
+        <w:t xml:space="preserve">O consentimento deve ser demonstrável, claro, separado quando apropriado, e tão fácil de retirar como dar. □ Mapear cada finalidade, tipo de dados, base legal, salvaguarda e prova. ROPA, registro de base legal, consentimento ou prova de exceção</w:t>
+      </w:r>
+      <w:r>
+        <w:t xml:space="preserve"> </w:t>
+      </w:r>
+      <w:r>
+        <w:t xml:space="preserve">O consentimento das crianças para os serviços de informação-sociedade define regras para o consentimento de uma criança em determinados serviços em linha e permite aos Estados-Membros fixar a idade de 13 a 16. □ Mapear cada finalidade, tipo de dados, base legal, salvaguarda e prova. ROPA, registro de base legal, consentimento ou prova de exceção</w:t>
+      </w:r>
+      <w:r>
+        <w:t xml:space="preserve"> </w:t>
+      </w:r>
+      <w:r>
+        <w:t xml:space="preserve">.9 . Categorias especiais de dados pessoais .Geralmente, proíbe o processamento de dados sensíveis a menos que uma exceção listada se aplique. □ Mapear cada finalidade, tipo de dados, base legal, salvaguarda e prova. ROPA, registro de base legal, consentimento ou prova de exceção</w:t>
+      </w:r>
+      <w:r>
+        <w:t xml:space="preserve"> </w:t>
+      </w:r>
+      <w:r>
+        <w:t xml:space="preserve">10 □ Dados de condenação criminal e de delito □ Limita este processamento a autoridade oficial ou processamento autorizado por lei com salvaguardas. □ Mapear cada finalidade, tipo de dados, base legal, salvaguarda e prova. ROPA, registro de base legal, consentimento ou prova de exceção</w:t>
+      </w:r>
+      <w:r>
+        <w:t xml:space="preserve"> </w:t>
+      </w:r>
+      <w:r>
+        <w:t xml:space="preserve">O processamento não requer identificação Não requer manter dados de identificação extra apenas para cumprir quando a identificação não é necessária. □ Mapear cada finalidade, tipo de dados, base legal, salvaguarda e prova. ROPA, registro de base legal, consentimento ou prova de exceção</w:t>
       </w:r>
     </w:p>
     <w:p>
@@ -3381,65 +3496,248 @@
         <w:pStyle w:val="FirstParagraph"/>
       </w:pPr>
       <w:r>
-        <w:t xml:space="preserve">Como ler este capítulo: ** A tabela explica cada artigo em linguagem simples. As colunas de ação e evidência do gerente são pontos de partida práticos, não uma opinião jurídica completa. □</w:t>
-      </w:r>
-      <w:r>
-        <w:t xml:space="preserve"> </w:t>
-      </w:r>
-      <w:r>
-        <w:t xml:space="preserve">□————————————————————————————————————————————————————————————————————————————————————————————————-</w:t>
-      </w:r>
-    </w:p>
-    <w:p>
-      <w:pPr>
-        <w:pStyle w:val="BodyText"/>
-      </w:pPr>
-      <w:r>
-        <w:t xml:space="preserve">9.1 Capítulo I — Disposições gerais</w:t>
-      </w:r>
-    </w:p>
-    <w:p>
-      <w:pPr>
+        <w:t xml:space="preserve">9.3 Capítulo III — Direitos do titular dos dados</w:t>
+      </w:r>
+    </w:p>
+    <w:p>
+      <w:pPr>
+        <w:numPr>
+          <w:ilvl w:val="0"/>
+          <w:numId w:val="1025"/>
+        </w:numPr>
         <w:pStyle w:val="Heading2"/>
-        <w:numPr>
-          <w:ilvl w:val="0"/>
-          <w:numId w:val="1023"/>
-        </w:numPr>
-      </w:pPr>
-      <w:bookmarkStart w:id="39" w:name="art.-art.-art.-art."/>
+      </w:pPr>
+      <w:bookmarkStart w:id="52" w:name="art.-art.-art.-art.-2"/>
       <w:r>
         <w:t xml:space="preserve">Art.** Art.** Art.** Art.</w:t>
       </w:r>
-      <w:bookmarkEnd w:id="39"/>
-    </w:p>
-    <w:p>
-      <w:pPr>
+      <w:bookmarkEnd w:id="52"/>
+    </w:p>
+    <w:p>
+      <w:pPr>
+        <w:numPr>
+          <w:ilvl w:val="0"/>
+          <w:numId w:val="1000"/>
+        </w:numPr>
         <w:pStyle w:val="Compact"/>
+      </w:pPr>
+      <w:r>
+        <w:t xml:space="preserve">. 12 . Informação transparente, comunicação e modalidades . Requer avisos claros e métodos práticos para que as pessoas exerçam direitos. □ Crie um processo de direitos rastreados com verificações de identidade, prazos, decisões e entrega segura. □ Aviso, pedido de registro, verificação de identidade, pesquisa e resposta .</w:t>
+      </w:r>
+      <w:r>
+        <w:t xml:space="preserve"> </w:t>
+      </w:r>
+      <w:r>
+        <w:t xml:space="preserve">Informação recolhida do titular dos dados Listas informam informações a fornecer quando os dados pessoais provêm directamente da pessoa. □ Crie um processo de direitos rastreados com verificações de identidade, prazos, decisões e entrega segura. □ Aviso, pedido de registro, verificação de identidade, pesquisa e resposta .</w:t>
+      </w:r>
+      <w:r>
+        <w:t xml:space="preserve"> </w:t>
+      </w:r>
+      <w:r>
+        <w:t xml:space="preserve">Informação não obtida do titular dos dados Listas notam informações e timing quando os dados vêm de outra fonte. □ Crie um processo de direitos rastreados com verificações de identidade, prazos, decisões e entrega segura. □ Aviso, pedido de registro, verificação de identidade, pesquisa e resposta .</w:t>
+      </w:r>
+      <w:r>
+        <w:t xml:space="preserve"> </w:t>
+      </w:r>
+      <w:r>
+        <w:t xml:space="preserve">O direito de acesso , Vamos confirmar o processamento e obter informações e uma cópia de dados pessoais, sujeitos a limites. □ Crie um processo de direitos rastreados com verificações de identidade, prazos, decisões e entrega segura. □ Aviso, pedido de registro, verificação de identidade, pesquisa e resposta .</w:t>
+      </w:r>
+      <w:r>
+        <w:t xml:space="preserve"> </w:t>
+      </w:r>
+      <w:r>
+        <w:t xml:space="preserve">16 . Direito de rectificação . Vamos pessoas corrigir dados imprecisos e completar dados incompletos. □ Crie um processo de direitos rastreados com verificações de identidade, prazos, decisões e entrega segura. □ Aviso, pedido de registro, verificação de identidade, pesquisa e resposta .</w:t>
+      </w:r>
+      <w:r>
+        <w:t xml:space="preserve"> </w:t>
+      </w:r>
+      <w:r>
+        <w:t xml:space="preserve">O direito de apagamento requer exclusão em situações listadas, sujeitas a exceções legais. □ Crie um processo de direitos rastreados com verificações de identidade, prazos, decisões e entrega segura. □ Aviso, pedido de registro, verificação de identidade, pesquisa e resposta .</w:t>
+      </w:r>
+      <w:r>
+        <w:t xml:space="preserve"> </w:t>
+      </w:r>
+      <w:r>
+        <w:t xml:space="preserve">O direito de restrição de processamento . Vamos limitar o processamento de pessoas enquanto certos problemas são verificados. □ Crie um processo de direitos rastreados com verificações de identidade, prazos, decisões e entrega segura. □ Aviso, pedido de registro, verificação de identidade, pesquisa e resposta .</w:t>
+      </w:r>
+      <w:r>
+        <w:t xml:space="preserve"> </w:t>
+      </w:r>
+      <w:r>
+        <w:t xml:space="preserve">Notificação sobre a retificação, apagamento ou restrição □ Crie um processo de direitos rastreados com verificações de identidade, prazos, decisões e entrega segura. □ Aviso, pedido de registro, verificação de identidade, pesquisa e resposta .</w:t>
+      </w:r>
+      <w:r>
+        <w:t xml:space="preserve"> </w:t>
+      </w:r>
+      <w:r>
+        <w:t xml:space="preserve">O direito à portabilidade de dados . Fornece certos dados em um formato estruturado, comumente usado, legível por máquina quando as condições se aplicam. □ Crie um processo de direitos rastreados com verificações de identidade, prazos, decisões e entrega segura. □ Aviso, pedido de registro, verificação de identidade, pesquisa e resposta .</w:t>
+      </w:r>
+      <w:r>
+        <w:t xml:space="preserve"> </w:t>
+      </w:r>
+      <w:r>
+        <w:t xml:space="preserve">O direito de se opor Vamos pessoas objetar a alguma tarefa pública, interesse legítimo, pesquisa e processamento de marketing direto. □ Crie um processo de direitos rastreados com verificações de identidade, prazos, decisões e entrega segura. □ Aviso, pedido de registro, verificação de identidade, pesquisa e resposta .</w:t>
+      </w:r>
+      <w:r>
+        <w:t xml:space="preserve"> </w:t>
+      </w:r>
+      <w:r>
+        <w:t xml:space="preserve">□ 22 □ Tomada de decisão e perfil automatizados Fornece salvaguardas contra certas decisões exclusivamente automatizadas com efeitos jurídicos ou igualmente significativos. □ Crie um processo de direitos rastreados com verificações de identidade, prazos, decisões e entrega segura. □ Aviso, pedido de registro, verificação de identidade, pesquisa e resposta .</w:t>
+      </w:r>
+      <w:r>
+        <w:t xml:space="preserve"> </w:t>
+      </w:r>
+      <w:r>
+        <w:t xml:space="preserve">23 Restrições O direito da União ou dos Estados-Membros só pode restringir os direitos listados quando forem cumpridas as garantias e condições legais. □ Crie um processo de direitos rastreados com verificações de identidade, prazos, decisões e entrega segura. □ Aviso, pedido de registro, verificação de identidade, pesquisa e resposta .</w:t>
+      </w:r>
+    </w:p>
+    <w:bookmarkStart w:id="61" w:name="capítulo-iv-controlador-e-processador"/>
+    <w:p>
+      <w:pPr>
+        <w:pStyle w:val="Heading2"/>
+      </w:pPr>
+      <w:r>
+        <w:t xml:space="preserve">9.4 Capítulo IV — Controlador e processador</w:t>
+      </w:r>
+    </w:p>
+    <w:p>
+      <w:pPr>
+        <w:numPr>
+          <w:ilvl w:val="0"/>
+          <w:numId w:val="1026"/>
+        </w:numPr>
+        <w:pStyle w:val="Heading2"/>
+      </w:pPr>
+      <w:bookmarkStart w:id="53" w:name="art.-art.-art.-art.-3"/>
+      <w:r>
+        <w:t xml:space="preserve">Art.** Art.** Art.** Art.</w:t>
+      </w:r>
+      <w:bookmarkEnd w:id="53"/>
+    </w:p>
+    <w:p>
+      <w:pPr>
         <w:numPr>
           <w:ilvl w:val="0"/>
           <w:numId w:val="1000"/>
         </w:numPr>
-      </w:pPr>
-      <w:r>
-        <w:t xml:space="preserve">Objecto e objectivos O regulamento define o objectivo: proteger as pessoas e permitir a circulação legal de dados pessoais. Confirmar aplicabilidade, escopo e definições; documentar a decisão. Memo de escopo, mapa de serviço, mapa de dados</w:t>
-      </w:r>
-      <w:r>
-        <w:t xml:space="preserve"> </w:t>
-      </w:r>
-      <w:r>
-        <w:t xml:space="preserve">• 2 • Âmbito material • Explica qual o processamento manual automatizado e estruturado e quais as atividades excluídas. Confirmar aplicabilidade, escopo e definições; documentar a decisão. Memo de escopo, mapa de serviço, mapa de dados</w:t>
-      </w:r>
-      <w:r>
-        <w:t xml:space="preserve"> </w:t>
-      </w:r>
-      <w:r>
-        <w:t xml:space="preserve">O âmbito territorial pode aplicar-se aos estabelecimentos da UE e a algumas organizações fora da UE que ofereçam bens ou serviços a pessoas na UE ou que as acompanhem. Confirmar aplicabilidade, escopo e definições; documentar a decisão. □ Memo de escopo, mapa de serviço, mapa de dados</w:t>
-      </w:r>
-      <w:r>
-        <w:t xml:space="preserve"> </w:t>
-      </w:r>
-      <w:r>
-        <w:t xml:space="preserve">4 Definições Define dados pessoais, processamento, controlador, processador, consentimento, violação, perfilamento e outros termos-chave. Confirmar aplicabilidade, escopo e definições; documentar a decisão. Memo de escopo, mapa de serviço, mapa de dados</w:t>
+        <w:pStyle w:val="Compact"/>
+      </w:pPr>
+      <w:r>
+        <w:t xml:space="preserve">24 . . Responsabilidade do controlador . Requer medidas baseadas em risco e prova de que o processamento cumpre. □ Atribuir funções, contratos, instruções, registros e prestação de contas. Políticas, RACI, contratos, instruções, ROPA</w:t>
+      </w:r>
+      <w:r>
+        <w:t xml:space="preserve"> </w:t>
+      </w:r>
+      <w:r>
+        <w:t xml:space="preserve">A proteção de dados por design e por padrão requer salvaguardas de privacidade no design do sistema e configurações padrão de proteção de privacidade. □ Atribuir funções, contratos, instruções, registros e prestação de contas. Políticas, RACI, contratos, instruções, ROPA</w:t>
+      </w:r>
+      <w:r>
+        <w:t xml:space="preserve"> </w:t>
+      </w:r>
+      <w:r>
+        <w:t xml:space="preserve">Os controladores conjuntos são necessários para definir as responsabilidades de forma transparente e fornecer a essência do arranjo às pessoas. □ Atribuir funções, contratos, instruções, registros e prestação de contas. Políticas, RACI, contratos, instruções, ROPA</w:t>
+      </w:r>
+      <w:r>
+        <w:t xml:space="preserve"> </w:t>
+      </w:r>
+      <w:r>
+        <w:t xml:space="preserve">Os representantes fora da União exigem que alguns controladores e processadores não comunitários nomeiem um representante da UE, com as excepções indicadas. □ Atribuir funções, contratos, instruções, registros e prestação de contas. Políticas, RACI, contratos, instruções, ROPA</w:t>
+      </w:r>
+      <w:r>
+        <w:t xml:space="preserve"> </w:t>
+      </w:r>
+      <w:r>
+        <w:t xml:space="preserve">O processador é um processador que requer processadores adequados e contratos detalhados ou outros atos legais que regem o processamento. □ Atribuir funções, contratos, instruções, registros e responsabilidade. Políticas, RACI, contratos, instruções, ROPA</w:t>
+      </w:r>
+      <w:r>
+        <w:t xml:space="preserve"> </w:t>
+      </w:r>
+      <w:r>
+        <w:t xml:space="preserve">O processamento sob a autoridade do pessoal e dos processadores limita as instruções a menos que a lei exija o contrário. □ Atribuir funções, contratos, instruções, registros e prestação de contas. Políticas, RACI, contratos, instruções, ROPA</w:t>
+      </w:r>
+      <w:r>
+        <w:t xml:space="preserve"> </w:t>
+      </w:r>
+      <w:r>
+        <w:t xml:space="preserve">O registro das atividades de processamento requer registros de controladores e processadores, com uma exceção limitada de pequena organização que muitas vezes não se aplica. □ Atribuir funções, contratos, instruções, registros e prestação de contas. Políticas, RACI, contratos, instruções, ROPA</w:t>
+      </w:r>
+      <w:r>
+        <w:t xml:space="preserve"> </w:t>
+      </w:r>
+      <w:r>
+        <w:t xml:space="preserve">A cooperação com a autoridade de supervisão requer cooperação com o regulador quando solicitado. □ Atribuir funções, contratos, instruções, registros e prestação de contas. Políticas, RACI, contratos, instruções, ROPA</w:t>
+      </w:r>
+      <w:r>
+        <w:t xml:space="preserve"> </w:t>
+      </w:r>
+      <w:r>
+        <w:t xml:space="preserve">A segurança do processamento requer segurança adequada ao risco, incluindo resiliência, restauração, testes e medidas como criptografia quando apropriado. □ Operar a segurança baseada no risco e um processo de violação-resposta testado. □ Avaliação de risco, controles, logs, incidente e registro de violação</w:t>
+      </w:r>
+      <w:r>
+        <w:t xml:space="preserve"> </w:t>
+      </w:r>
+      <w:r>
+        <w:t xml:space="preserve">Notificação de uma violação à autoridade de supervisão □ Operar a segurança baseada no risco e um processo de violação-resposta testado. □ Avaliação de risco, controles, logs, incidente e registro de violação</w:t>
+      </w:r>
+      <w:r>
+        <w:t xml:space="preserve"> </w:t>
+      </w:r>
+      <w:r>
+        <w:t xml:space="preserve">A comunicação de uma violação ao titular dos dados requer aviso às pessoas afetadas quando uma violação é susceptível de criar alto risco, sujeito a exceções. □ Operar a segurança baseada no risco e um processo de violação-resposta testado. □ Avaliação de risco, controles, logs, incidente e registro de violação</w:t>
+      </w:r>
+      <w:r>
+        <w:t xml:space="preserve"> </w:t>
+      </w:r>
+      <w:r>
+        <w:t xml:space="preserve">A avaliação do impacto da proteção de dados requer um DPIA antes do processamento provável de criar alto risco. □ Tela de trabalho de alto risco, suporte o DPO e consulte quando necessário. Tela do DPIA, DPIA, registro do DPO, arquivo de consulta</w:t>
+      </w:r>
+      <w:r>
+        <w:t xml:space="preserve"> </w:t>
+      </w:r>
+      <w:r>
+        <w:t xml:space="preserve">Consulta prévia (36 ) Requer consultar a autoridade antes de processar quando um DPIA apresenta risco elevado. □ Tela de trabalho de alto risco, suporte o DPO e consulte quando necessário. Tela do DPIA, DPIA, registro do DPO, arquivo de consulta</w:t>
+      </w:r>
+      <w:r>
+        <w:t xml:space="preserve"> </w:t>
+      </w:r>
+      <w:r>
+        <w:t xml:space="preserve">• 37 • Designação do responsável pela protecção de dados • Listas quando um DPO deve ser nomeado e permite a nomeação voluntária. □ Tela trabalho de alto risco, suporte o DPO, e consulte quando necessário. Tela do DPIA, DPIA, registro do DPO, arquivo de consulta</w:t>
+      </w:r>
+      <w:r>
+        <w:t xml:space="preserve"> </w:t>
+      </w:r>
+      <w:r>
+        <w:t xml:space="preserve">Posição 38 do oficial de proteção de dados Protege a independência do DPO, acesso, recursos e relatórios diretos. □ Tela trabalho de alto risco, suporte o DPO, e consulte quando necessário. Tela do DPIA, DPIA, registro do DPO, arquivo de consulta</w:t>
+      </w:r>
+      <w:r>
+        <w:t xml:space="preserve"> </w:t>
+      </w:r>
+      <w:r>
+        <w:t xml:space="preserve">As tarefas do oficial de proteção de dados Lista conselhos, monitoramento, DPIA, cooperação e funções de contato com reguladores. □ Tela de trabalho de alto risco, suporte o DPO e consulte quando necessário. Tela do DPIA, DPIA, registro do DPO, arquivo de consulta</w:t>
+      </w:r>
+      <w:r>
+        <w:t xml:space="preserve"> </w:t>
+      </w:r>
+      <w:r>
+        <w:t xml:space="preserve">Códigos de conduta . Permite códigos de setor para ajudar a aplicar os requisitos GDPR. □ Use códigos ou certificação apenas com escopo claro, supervisão e prova. □ Código ou âmbito de certificação, monitorização e conclusões</w:t>
+      </w:r>
+      <w:r>
+        <w:t xml:space="preserve"> </w:t>
+      </w:r>
+      <w:r>
+        <w:t xml:space="preserve">O monitoramento de códigos aprovados define os requisitos para os organismos que monitoram o cumprimento dos códigos aprovados. □ Use códigos ou certificação apenas com escopo claro, supervisão e prova. □ Código ou âmbito de certificação, monitorização e conclusões</w:t>
+      </w:r>
+      <w:r>
+        <w:t xml:space="preserve"> </w:t>
+      </w:r>
+      <w:r>
+        <w:t xml:space="preserve">□ 42 □ Certificação □ Permite mecanismos voluntários de certificação, selos e marcas sem reduzir a responsabilidade do controlador ou processador. □ Use códigos ou certificação apenas com escopo claro, supervisão e prova. □ Código ou âmbito de certificação, monitorização e conclusões</w:t>
+      </w:r>
+      <w:r>
+        <w:t xml:space="preserve"> </w:t>
+      </w:r>
+      <w:r>
+        <w:t xml:space="preserve">Os organismos de certificação definem os requisitos de acreditação e de funcionamento dos organismos de certificação. □ Use códigos ou certificação apenas com escopo claro, supervisão e prova. □ Código ou âmbito de certificação, monitorização e conclusões</w:t>
       </w:r>
     </w:p>
     <w:p>
@@ -3447,69 +3745,151 @@
         <w:pStyle w:val="FirstParagraph"/>
       </w:pPr>
       <w:r>
-        <w:t xml:space="preserve">9.2 Capítulo II — Princípios</w:t>
-      </w:r>
-    </w:p>
-    <w:p>
-      <w:pPr>
+        <w:t xml:space="preserve">9.5 Capítulo V — Transferências para países terceiros ou organizações internacionais</w:t>
+      </w:r>
+    </w:p>
+    <w:p>
+      <w:pPr>
+        <w:numPr>
+          <w:ilvl w:val="0"/>
+          <w:numId w:val="1027"/>
+        </w:numPr>
         <w:pStyle w:val="Heading2"/>
-        <w:numPr>
-          <w:ilvl w:val="0"/>
-          <w:numId w:val="1024"/>
-        </w:numPr>
-      </w:pPr>
-      <w:bookmarkStart w:id="40" w:name="art.-art.-art.-art.-1"/>
+      </w:pPr>
+      <w:bookmarkStart w:id="54" w:name="art.-art.-art.-art.-4"/>
       <w:r>
         <w:t xml:space="preserve">Art.** Art.** Art.** Art.</w:t>
       </w:r>
-      <w:bookmarkEnd w:id="40"/>
-    </w:p>
-    <w:p>
-      <w:pPr>
+      <w:bookmarkEnd w:id="54"/>
+    </w:p>
+    <w:p>
+      <w:pPr>
+        <w:numPr>
+          <w:ilvl w:val="0"/>
+          <w:numId w:val="1000"/>
+        </w:numPr>
         <w:pStyle w:val="Compact"/>
+      </w:pPr>
+      <w:r>
+        <w:t xml:space="preserve">O princípio geral para as transferências requer as condições do Capítulo V para as transferências, preservando todas as outras obrigações GDPR. O mapa de transferências e validação da ferramenta de transferência legal e salvaguardas. Mapa de transferência, arquivo de adequação/SCC/BCR, avaliação e salvaguardas</w:t>
+      </w:r>
+      <w:r>
+        <w:t xml:space="preserve"> </w:t>
+      </w:r>
+      <w:r>
+        <w:t xml:space="preserve">As transferências baseadas numa decisão de adequação permitem transferências em que a Comissão reconhece uma protecção adequada. O mapa de transferências e validação da ferramenta de transferência legal e salvaguardas. Mapa de transferência, arquivo de adequação/SCC/BCR, avaliação e salvaguardas</w:t>
+      </w:r>
+      <w:r>
+        <w:t xml:space="preserve"> </w:t>
+      </w:r>
+      <w:r>
+        <w:t xml:space="preserve">As transferências sujeitas a salvaguardas adequadas permitem transferências utilizando salvaguardas como SCCs ou BCRs com direitos e remédios aplicáveis. O mapa de transferências e validação da ferramenta de transferência legal e salvaguardas. Mapa de transferência, arquivo de adequação/SCC/BCR, avaliação e salvaguardas</w:t>
+      </w:r>
+      <w:r>
+        <w:t xml:space="preserve"> </w:t>
+      </w:r>
+      <w:r>
+        <w:t xml:space="preserve">. 47 . . Regras corporativas vinculantes . Define requisitos de aprovação e conteúdo para BCRs dentro de grupos corporativos. O mapa de transferências e validação da ferramenta de transferência legal e salvaguardas. Mapa de transferência, arquivo de adequação/SCC/BCR, avaliação e salvaguardas</w:t>
+      </w:r>
+      <w:r>
+        <w:t xml:space="preserve"> </w:t>
+      </w:r>
+      <w:r>
+        <w:t xml:space="preserve">As transferências ou divulgações não autorizadas pelo direito da União , por si só, não são uma base de transferência, a menos que sejam apoiadas por um acordo internacional aplicável. O mapa de transferências e validação da ferramenta de transferência legal e salvaguardas. Mapa de transferência, arquivo de adequação/SCC/BCR, avaliação e salvaguardas</w:t>
+      </w:r>
+      <w:r>
+        <w:t xml:space="preserve"> </w:t>
+      </w:r>
+      <w:r>
+        <w:t xml:space="preserve">. 49 . Derrogações para situações específicas . Fornece exceções e condições de transferência estreitas quando a adequação ou salvaguardas não estão disponíveis. O mapa de transferências e validação da ferramenta de transferência legal e salvaguardas. Mapa de transferência, arquivo de adequação/SCC/BCR, avaliação e salvaguardas</w:t>
+      </w:r>
+      <w:r>
+        <w:t xml:space="preserve"> </w:t>
+      </w:r>
+      <w:r>
+        <w:t xml:space="preserve">• Cooperação internacional • Incentivar a cooperação com países e organizações não comunitários em matéria de aplicação da privacidade. O mapa de transferências e validação da ferramenta de transferência legal e salvaguardas. Mapa de transferência, arquivo de adequação/SCC/BCR, avaliação e salvaguardas</w:t>
+      </w:r>
+    </w:p>
+    <w:p>
+      <w:pPr>
+        <w:pStyle w:val="FirstParagraph"/>
+      </w:pPr>
+      <w:r>
+        <w:t xml:space="preserve">9.6 Capítulo VI — Autoridades de supervisão independentes</w:t>
+      </w:r>
+    </w:p>
+    <w:p>
+      <w:pPr>
+        <w:numPr>
+          <w:ilvl w:val="0"/>
+          <w:numId w:val="1028"/>
+        </w:numPr>
+        <w:pStyle w:val="Heading2"/>
+      </w:pPr>
+      <w:bookmarkStart w:id="55" w:name="art.-art.-art.-art.-5"/>
+      <w:r>
+        <w:t xml:space="preserve">Art.** Art.** Art.** Art.</w:t>
+      </w:r>
+      <w:bookmarkEnd w:id="55"/>
+    </w:p>
+    <w:p>
+      <w:pPr>
         <w:numPr>
           <w:ilvl w:val="0"/>
           <w:numId w:val="1000"/>
         </w:numPr>
-      </w:pPr>
-      <w:r>
-        <w:t xml:space="preserve">5 Princípios relativos ao processamento Requer legalidade, justiça, transparência, limitação de propósito, minimização, precisão, limites de armazenamento, segurança e responsabilização. □ Mapear cada finalidade, tipo de dados, base legal, salvaguarda e prova. ROPA, registro de base legal, consentimento ou prova de exceção</w:t>
-      </w:r>
-      <w:r>
-        <w:t xml:space="preserve"> </w:t>
-      </w:r>
-      <w:r>
-        <w:t xml:space="preserve">6 . . Legalidade do processamento . Requer pelo menos uma base legal válida para cada finalidade de processamento. □ Mapear cada finalidade, tipo de dados, base legal, salvaguarda e prova. ROPA, registro de base legal, consentimento ou prova de exceção</w:t>
-      </w:r>
-      <w:r>
-        <w:t xml:space="preserve"> </w:t>
-      </w:r>
-      <w:r>
-        <w:t xml:space="preserve">O consentimento deve ser demonstrável, claro, separado quando apropriado, e tão fácil de retirar como dar. □ Mapear cada finalidade, tipo de dados, base legal, salvaguarda e prova. ROPA, registro de base legal, consentimento ou prova de exceção</w:t>
-      </w:r>
-      <w:r>
-        <w:t xml:space="preserve"> </w:t>
-      </w:r>
-      <w:r>
-        <w:t xml:space="preserve">O consentimento das crianças para os serviços de informação-sociedade define regras para o consentimento de uma criança em determinados serviços em linha e permite aos Estados-Membros fixar a idade de 13 a 16. □ Mapear cada finalidade, tipo de dados, base legal, salvaguarda e prova. ROPA, registro de base legal, consentimento ou prova de exceção</w:t>
-      </w:r>
-      <w:r>
-        <w:t xml:space="preserve"> </w:t>
-      </w:r>
-      <w:r>
-        <w:t xml:space="preserve">.9 . Categorias especiais de dados pessoais .Geralmente, proíbe o processamento de dados sensíveis a menos que uma exceção listada se aplique. □ Mapear cada finalidade, tipo de dados, base legal, salvaguarda e prova. ROPA, registro de base legal, consentimento ou prova de exceção</w:t>
-      </w:r>
-      <w:r>
-        <w:t xml:space="preserve"> </w:t>
-      </w:r>
-      <w:r>
-        <w:t xml:space="preserve">10 □ Dados de condenação criminal e de delito □ Limita este processamento a autoridade oficial ou processamento autorizado por lei com salvaguardas. □ Mapear cada finalidade, tipo de dados, base legal, salvaguarda e prova. ROPA, registro de base legal, consentimento ou prova de exceção</w:t>
-      </w:r>
-      <w:r>
-        <w:t xml:space="preserve"> </w:t>
-      </w:r>
-      <w:r>
-        <w:t xml:space="preserve">O processamento não requer identificação Não requer manter dados de identificação extra apenas para cumprir quando a identificação não é necessária. □ Mapear cada finalidade, tipo de dados, base legal, salvaguarda e prova. ROPA, registro de base legal, consentimento ou prova de exceção</w:t>
+        <w:pStyle w:val="Compact"/>
+      </w:pPr>
+      <w:r>
+        <w:t xml:space="preserve">A autoridade de supervisão exige que cada Estado-Membro forneça uma ou mais autoridades públicas independentes. □ Conhecer o regulador, o caminho da cooperação e os registos necessários para as questões transfronteiriças. □ Correspondência da autoridade, processo, registo de cooperação</w:t>
+      </w:r>
+      <w:r>
+        <w:t xml:space="preserve"> </w:t>
+      </w:r>
+      <w:r>
+        <w:t xml:space="preserve">A independência requer que as autoridades e seus membros ajam de forma independente e sem instrução externa. □ Conhecer o regulador, o caminho da cooperação e os registos necessários para as questões transfronteiriças. □ Correspondência da autoridade, processo, registo de cooperação</w:t>
+      </w:r>
+      <w:r>
+        <w:t xml:space="preserve"> </w:t>
+      </w:r>
+      <w:r>
+        <w:t xml:space="preserve">As condições gerais para os membros são definidas como condições de nomeação, qualificação e conduta para os membros da autoridade. □ Conhecer o regulador, o caminho da cooperação e os registos necessários para as questões transfronteiriças. □ Correspondência da autoridade, processo, registo de cooperação</w:t>
+      </w:r>
+      <w:r>
+        <w:t xml:space="preserve"> </w:t>
+      </w:r>
+      <w:r>
+        <w:t xml:space="preserve">As regras relativas ao estabelecimento exigem que o direito dos Estados-Membros defina o estabelecimento, os poderes, os termos e as regras conexas. □ Conhecer o regulador, o caminho da cooperação e os registos necessários para as questões transfronteiriças. □ Correspondência da autoridade, processo, registo de cooperação</w:t>
+      </w:r>
+      <w:r>
+        <w:t xml:space="preserve"> </w:t>
+      </w:r>
+      <w:r>
+        <w:t xml:space="preserve">A autoridade geral de cada autoridade de supervisão no seu território define a competência . □ Conhecer o regulador, o caminho da cooperação e os registos necessários para as questões transfronteiriças. □ Correspondência da autoridade, processo, registo de cooperação</w:t>
+      </w:r>
+      <w:r>
+        <w:t xml:space="preserve"> </w:t>
+      </w:r>
+      <w:r>
+        <w:t xml:space="preserve">A autoridade supervisora principal define as regras de autoridade responsável pelo tratamento transfronteiras. □ Conhecer o regulador, o caminho da cooperação e os registos necessários para as questões transfronteiriças. □ Correspondência da autoridade, processo, registo de cooperação</w:t>
+      </w:r>
+      <w:r>
+        <w:t xml:space="preserve"> </w:t>
+      </w:r>
+      <w:r>
+        <w:t xml:space="preserve">57 tarefas Lista funções de regulador, incluindo monitoramento, conscientização, reclamações, investigações e orientação. □ Conhecer o regulador, o caminho da cooperação e os registos necessários para as questões transfronteiriças. □ Correspondência da autoridade, processo, registo de cooperação</w:t>
+      </w:r>
+      <w:r>
+        <w:t xml:space="preserve"> </w:t>
+      </w:r>
+      <w:r>
+        <w:t xml:space="preserve">58 Poderes Listas poderes investigativos, corretivos, de autorização e consultivos. □ Conhecer o regulador, o caminho da cooperação e os registos necessários para as questões transfronteiriças. □ Correspondência da autoridade, processo, registo de cooperação</w:t>
+      </w:r>
+      <w:r>
+        <w:t xml:space="preserve"> </w:t>
+      </w:r>
+      <w:r>
+        <w:t xml:space="preserve">( 59 ) Relatórios de actividade ( 59 ) Requer relatórios públicos anuais das autoridades de supervisão. □ Conhecer o regulador, o caminho da cooperação e os registos necessários para as questões transfronteiriças. □ Correspondência da autoridade, processo, registo de cooperação</w:t>
       </w:r>
     </w:p>
     <w:p>
@@ -3517,248 +3897,390 @@
         <w:pStyle w:val="FirstParagraph"/>
       </w:pPr>
       <w:r>
-        <w:t xml:space="preserve">9.3 Capítulo III — Direitos do titular dos dados</w:t>
-      </w:r>
-    </w:p>
-    <w:p>
-      <w:pPr>
+        <w:t xml:space="preserve">9.7 Capítulo VII — Cooperação e coerência</w:t>
+      </w:r>
+    </w:p>
+    <w:p>
+      <w:pPr>
+        <w:numPr>
+          <w:ilvl w:val="0"/>
+          <w:numId w:val="1029"/>
+        </w:numPr>
         <w:pStyle w:val="Heading2"/>
-        <w:numPr>
-          <w:ilvl w:val="0"/>
-          <w:numId w:val="1025"/>
-        </w:numPr>
-      </w:pPr>
-      <w:bookmarkStart w:id="41" w:name="art.-art.-art.-art.-2"/>
+      </w:pPr>
+      <w:bookmarkStart w:id="56" w:name="art.-art.-art.-art.-6"/>
       <w:r>
         <w:t xml:space="preserve">Art.** Art.** Art.** Art.</w:t>
       </w:r>
-      <w:bookmarkEnd w:id="41"/>
-    </w:p>
-    <w:p>
-      <w:pPr>
+      <w:bookmarkEnd w:id="56"/>
+    </w:p>
+    <w:p>
+      <w:pPr>
+        <w:numPr>
+          <w:ilvl w:val="0"/>
+          <w:numId w:val="1000"/>
+        </w:numPr>
         <w:pStyle w:val="Compact"/>
+      </w:pPr>
+      <w:r>
+        <w:t xml:space="preserve">A cooperação entre as autoridades responsáveis e as autoridades interessadas cria o processo de cooperação para casos transfronteiriços. Conheça o regulador, caminho de cooperação e registros necessários para questões transfronteiriças. □ Correspondência da autoridade, processo, registo de cooperação</w:t>
+      </w:r>
+      <w:r>
+        <w:t xml:space="preserve"> </w:t>
+      </w:r>
+      <w:r>
+        <w:t xml:space="preserve">A assistência mútua requer que as autoridades forneçam informações e assistência relevantes umas às outras. □ Conhecer o regulador, o caminho da cooperação e os registos necessários para as questões transfronteiriças. □ Correspondência da autoridade, processo, registo de cooperação</w:t>
+      </w:r>
+      <w:r>
+        <w:t xml:space="preserve"> </w:t>
+      </w:r>
+      <w:r>
+        <w:t xml:space="preserve">As operações conjuntas permitem investigações conjuntas e trabalhos de execução. Conheça o regulador, caminho de cooperação e registros necessários para questões transfronteiriças. □ Correspondência da autoridade, processo, registo de cooperação</w:t>
+      </w:r>
+      <w:r>
+        <w:t xml:space="preserve"> </w:t>
+      </w:r>
+      <w:r>
+        <w:t xml:space="preserve">O mecanismo de coerência . Cria um processo para aplicação GDPR consistente em toda a UE. . Conheça o regulador, caminho de cooperação e registros necessários para questões transfronteiriças. □ Correspondência da autoridade, processo, registo de cooperação</w:t>
+      </w:r>
+      <w:r>
+        <w:t xml:space="preserve"> </w:t>
+      </w:r>
+      <w:r>
+        <w:t xml:space="preserve">Opinião do Conselho de Administração Lista as questões que exigem ou permitem um parecer da EDPB. □ Conhecer o regulador, o caminho da cooperação e os registos necessários para as questões transfronteiriças. □ Correspondência da autoridade, processo, registo de cooperação</w:t>
+      </w:r>
+      <w:r>
+        <w:t xml:space="preserve"> </w:t>
+      </w:r>
+      <w:r>
+        <w:t xml:space="preserve">• 65 • Resolução de litígios pelo Conselho de Administração • Permite decisões vinculativas da EDPB em litígios de autoridade específicos. Conheça o regulador, caminho de cooperação e registros necessários para questões transfronteiriças. □ Correspondência da autoridade, processo, registo de cooperação</w:t>
+      </w:r>
+      <w:r>
+        <w:t xml:space="preserve"> </w:t>
+      </w:r>
+      <w:r>
+        <w:t xml:space="preserve">O processo de urgência permite medidas provisórias ou finais urgentes e medidas urgentes da AEPD. Conheça o regulador, caminho de cooperação e registros necessários para questões transfronteiriças. □ Correspondência da autoridade, processo, registo de cooperação</w:t>
+      </w:r>
+      <w:r>
+        <w:t xml:space="preserve"> </w:t>
+      </w:r>
+      <w:r>
+        <w:t xml:space="preserve">O intercâmbio de informações permite à Comissão definir formas e procedimentos de intercâmbio de autoridades. Conheça o regulador, caminho de cooperação e registros necessários para questões transfronteiriças. □ Correspondência da autoridade, processo, registo de cooperação</w:t>
+      </w:r>
+      <w:r>
+        <w:t xml:space="preserve"> </w:t>
+      </w:r>
+      <w:r>
+        <w:t xml:space="preserve">O Conselho Europeu para a Protecção de Dados estabelece a AEPD como organismo da UE com personalidade jurídica. Conheça o regulador, caminho de cooperação e registros necessários para questões transfronteiriças. □ Correspondência da autoridade, processo, registo de cooperação</w:t>
+      </w:r>
+      <w:r>
+        <w:t xml:space="preserve"> </w:t>
+      </w:r>
+      <w:r>
+        <w:t xml:space="preserve">A independência do Conselho de Administração requer o desempenho independente das funções da EDPB. Conheça o regulador, caminho de cooperação e registros necessários para questões transfronteiriças. □ Correspondência da autoridade, processo, registo de cooperação</w:t>
+      </w:r>
+      <w:r>
+        <w:t xml:space="preserve"> </w:t>
+      </w:r>
+      <w:r>
+        <w:t xml:space="preserve">As tarefas do Conselho de Administração Listam as funções de orientação, coerência, disputa, acreditação e consultoria da EDPB. □ Conhecer o regulador, o caminho da cooperação e os registos necessários para as questões transfronteiriças. □ Correspondência da autoridade, processo, registo de cooperação</w:t>
+      </w:r>
+      <w:r>
+        <w:t xml:space="preserve"> </w:t>
+      </w:r>
+      <w:r>
+        <w:t xml:space="preserve">Relatórios □ Requer um relatório anual da EDPB sobre a protecção dos dados pessoais. □ Conhecer o regulador, o caminho da cooperação e os registos necessários para as questões transfronteiriças. □ Correspondência da autoridade, processo, registo de cooperação</w:t>
+      </w:r>
+      <w:r>
+        <w:t xml:space="preserve"> </w:t>
+      </w:r>
+      <w:r>
+        <w:t xml:space="preserve">. 72 . . Procedimento . . define as regras de votação da EDPB. Conheça o regulador, caminho de cooperação e registros necessários para questões transfronteiriças. □ Correspondência da autoridade, processo, registo de cooperação</w:t>
+      </w:r>
+      <w:r>
+        <w:t xml:space="preserve"> </w:t>
+      </w:r>
+      <w:r>
+        <w:t xml:space="preserve">. 73 . Cadeira . Requer eleição de uma cadeira e duas cadeiras de deputado. Conheça o regulador, caminho de cooperação e registros necessários para questões transfronteiriças. □ Correspondência da autoridade, processo, registo de cooperação</w:t>
+      </w:r>
+      <w:r>
+        <w:t xml:space="preserve"> </w:t>
+      </w:r>
+      <w:r>
+        <w:t xml:space="preserve">74 tarefas da cadeira Listas reunião, aviso, e funções de desempenho da cadeira. □ Conhecer o regulador, o caminho da cooperação e os registos necessários para as questões transfronteiriças. □ Correspondência da autoridade, processo, registo de cooperação</w:t>
+      </w:r>
+      <w:r>
+        <w:t xml:space="preserve"> </w:t>
+      </w:r>
+      <w:r>
+        <w:t xml:space="preserve">• 75 • Secretariado • Fornece um secretariado fornecido pela AEPD sob a direcção do presidente. □ Conhecer o regulador, o caminho da cooperação e os registos necessários para as questões transfronteiriças. □ Correspondência da autoridade, processo, registo de cooperação</w:t>
+      </w:r>
+      <w:r>
+        <w:t xml:space="preserve"> </w:t>
+      </w:r>
+      <w:r>
+        <w:t xml:space="preserve">. . 76 . . Confidencialidade . . Estabelece regras de confidencialidade para discussões do Conselho e acesso a documentos. . . Conhecer o regulador, caminho de cooperação e registros necessários para questões transfronteiriças. □ Correspondência da autoridade, processo, registo de cooperação</w:t>
+      </w:r>
+    </w:p>
+    <w:p>
+      <w:pPr>
+        <w:pStyle w:val="FirstParagraph"/>
+      </w:pPr>
+      <w:r>
+        <w:t xml:space="preserve">9.8 Capítulo VIII — Medidas corretivas, de responsabilidade e sanções</w:t>
+      </w:r>
+    </w:p>
+    <w:p>
+      <w:pPr>
+        <w:numPr>
+          <w:ilvl w:val="0"/>
+          <w:numId w:val="1030"/>
+        </w:numPr>
+        <w:pStyle w:val="Heading2"/>
+      </w:pPr>
+      <w:bookmarkStart w:id="57" w:name="art.-art.-art.-art.-7"/>
+      <w:r>
+        <w:t xml:space="preserve">Art.** Art.** Art.** Art.</w:t>
+      </w:r>
+      <w:bookmarkEnd w:id="57"/>
+    </w:p>
+    <w:p>
+      <w:pPr>
         <w:numPr>
           <w:ilvl w:val="0"/>
           <w:numId w:val="1000"/>
         </w:numPr>
-      </w:pPr>
-      <w:r>
-        <w:t xml:space="preserve">. 12 . Informação transparente, comunicação e modalidades . Requer avisos claros e métodos práticos para que as pessoas exerçam direitos. □ Crie um processo de direitos rastreados com verificações de identidade, prazos, decisões e entrega segura. □ Aviso, pedido de registro, verificação de identidade, pesquisa e resposta .</w:t>
-      </w:r>
-      <w:r>
-        <w:t xml:space="preserve"> </w:t>
-      </w:r>
-      <w:r>
-        <w:t xml:space="preserve">Informação recolhida do titular dos dados Listas informam informações a fornecer quando os dados pessoais provêm directamente da pessoa. □ Crie um processo de direitos rastreados com verificações de identidade, prazos, decisões e entrega segura. □ Aviso, pedido de registro, verificação de identidade, pesquisa e resposta .</w:t>
-      </w:r>
-      <w:r>
-        <w:t xml:space="preserve"> </w:t>
-      </w:r>
-      <w:r>
-        <w:t xml:space="preserve">Informação não obtida do titular dos dados Listas notam informações e timing quando os dados vêm de outra fonte. □ Crie um processo de direitos rastreados com verificações de identidade, prazos, decisões e entrega segura. □ Aviso, pedido de registro, verificação de identidade, pesquisa e resposta .</w:t>
-      </w:r>
-      <w:r>
-        <w:t xml:space="preserve"> </w:t>
-      </w:r>
-      <w:r>
-        <w:t xml:space="preserve">O direito de acesso , Vamos confirmar o processamento e obter informações e uma cópia de dados pessoais, sujeitos a limites. □ Crie um processo de direitos rastreados com verificações de identidade, prazos, decisões e entrega segura. □ Aviso, pedido de registro, verificação de identidade, pesquisa e resposta .</w:t>
-      </w:r>
-      <w:r>
-        <w:t xml:space="preserve"> </w:t>
-      </w:r>
-      <w:r>
-        <w:t xml:space="preserve">16 . Direito de rectificação . Vamos pessoas corrigir dados imprecisos e completar dados incompletos. □ Crie um processo de direitos rastreados com verificações de identidade, prazos, decisões e entrega segura. □ Aviso, pedido de registro, verificação de identidade, pesquisa e resposta .</w:t>
-      </w:r>
-      <w:r>
-        <w:t xml:space="preserve"> </w:t>
-      </w:r>
-      <w:r>
-        <w:t xml:space="preserve">O direito de apagamento requer exclusão em situações listadas, sujeitas a exceções legais. □ Crie um processo de direitos rastreados com verificações de identidade, prazos, decisões e entrega segura. □ Aviso, pedido de registro, verificação de identidade, pesquisa e resposta .</w:t>
-      </w:r>
-      <w:r>
-        <w:t xml:space="preserve"> </w:t>
-      </w:r>
-      <w:r>
-        <w:t xml:space="preserve">O direito de restrição de processamento . Vamos limitar o processamento de pessoas enquanto certos problemas são verificados. □ Crie um processo de direitos rastreados com verificações de identidade, prazos, decisões e entrega segura. □ Aviso, pedido de registro, verificação de identidade, pesquisa e resposta .</w:t>
-      </w:r>
-      <w:r>
-        <w:t xml:space="preserve"> </w:t>
-      </w:r>
-      <w:r>
-        <w:t xml:space="preserve">Notificação sobre a retificação, apagamento ou restrição □ Crie um processo de direitos rastreados com verificações de identidade, prazos, decisões e entrega segura. □ Aviso, pedido de registro, verificação de identidade, pesquisa e resposta .</w:t>
-      </w:r>
-      <w:r>
-        <w:t xml:space="preserve"> </w:t>
-      </w:r>
-      <w:r>
-        <w:t xml:space="preserve">O direito à portabilidade de dados . Fornece certos dados em um formato estruturado, comumente usado, legível por máquina quando as condições se aplicam. □ Crie um processo de direitos rastreados com verificações de identidade, prazos, decisões e entrega segura. □ Aviso, pedido de registro, verificação de identidade, pesquisa e resposta .</w:t>
-      </w:r>
-      <w:r>
-        <w:t xml:space="preserve"> </w:t>
-      </w:r>
-      <w:r>
-        <w:t xml:space="preserve">O direito de se opor Vamos pessoas objetar a alguma tarefa pública, interesse legítimo, pesquisa e processamento de marketing direto. □ Crie um processo de direitos rastreados com verificações de identidade, prazos, decisões e entrega segura. □ Aviso, pedido de registro, verificação de identidade, pesquisa e resposta .</w:t>
-      </w:r>
-      <w:r>
-        <w:t xml:space="preserve"> </w:t>
-      </w:r>
-      <w:r>
-        <w:t xml:space="preserve">□ 22 □ Tomada de decisão e perfil automatizados Fornece salvaguardas contra certas decisões exclusivamente automatizadas com efeitos jurídicos ou igualmente significativos. □ Crie um processo de direitos rastreados com verificações de identidade, prazos, decisões e entrega segura. □ Aviso, pedido de registro, verificação de identidade, pesquisa e resposta .</w:t>
-      </w:r>
-      <w:r>
-        <w:t xml:space="preserve"> </w:t>
-      </w:r>
-      <w:r>
-        <w:t xml:space="preserve">23 Restrições O direito da União ou dos Estados-Membros só pode restringir os direitos listados quando forem cumpridas as garantias e condições legais. □ Crie um processo de direitos rastreados com verificações de identidade, prazos, decisões e entrega segura. □ Aviso, pedido de registro, verificação de identidade, pesquisa e resposta .</w:t>
-      </w:r>
-    </w:p>
-    <w:bookmarkStart w:id="50" w:name="capítulo-iv-controlador-e-processador"/>
-    <w:p>
-      <w:pPr>
+        <w:pStyle w:val="Compact"/>
+      </w:pPr>
+      <w:r>
+        <w:t xml:space="preserve">O direito de apresentar uma queixa permite que uma pessoa reclame a uma autoridade de supervisão, especialmente onde vive, trabalha ou acredita que ocorreu uma violação. Manter procedimentos de reclamação, litígio, responsabilidade e execução-resposta. Queixa, posse legal, decisão, remediação e registro de pagamento</w:t>
+      </w:r>
+      <w:r>
+        <w:t xml:space="preserve"> </w:t>
+      </w:r>
+      <w:r>
+        <w:t xml:space="preserve">O Tribunal de Justiça decide : Manter procedimentos de reclamação, litígio, responsabilidade e execução-resposta. Queixa, posse legal, decisão, remediação e registro de pagamento</w:t>
+      </w:r>
+      <w:r>
+        <w:t xml:space="preserve"> </w:t>
+      </w:r>
+      <w:r>
+        <w:t xml:space="preserve">O remédio judicial contra um controlador ou processador fornece remédios judiciais quando uma pessoa acredita que os direitos GDPR foram violados. Manter procedimentos de reclamação, litígio, responsabilidade e execução-resposta. Queixa, posse legal, decisão, remediação e registro de pagamento</w:t>
+      </w:r>
+      <w:r>
+        <w:t xml:space="preserve"> </w:t>
+      </w:r>
+      <w:r>
+        <w:t xml:space="preserve">A representação dos titulares de dados permite que organismos qualificados sem fins lucrativos representem pessoas, sujeitas às regras nacionais. Manter procedimentos de reclamação, litígio, responsabilidade e execução-resposta. Queixa, posse legal, decisão, remediação e registro de pagamento</w:t>
+      </w:r>
+      <w:r>
+        <w:t xml:space="preserve"> </w:t>
+      </w:r>
+      <w:r>
+        <w:t xml:space="preserve">• 81 • Suspensão dos processos • Ajuda os tribunais a coordenar os processos GDPR relacionados em diferentes Estados-Membros. Manter procedimentos de reclamação, litígio, responsabilidade e execução-resposta. Queixa, posse legal, decisão, remediação e registro de pagamento</w:t>
+      </w:r>
+      <w:r>
+        <w:t xml:space="preserve"> </w:t>
+      </w:r>
+      <w:r>
+        <w:t xml:space="preserve">. 82 . . Compensação e responsabilidade . Fornece compensação por danos materiais ou não materiais e aloca responsabilidade do controlador e processador. Manter procedimentos de reclamação, litígio, responsabilidade e execução-resposta. Queixa, posse legal, decisão, remediação e registro de pagamento</w:t>
+      </w:r>
+      <w:r>
+        <w:t xml:space="preserve"> </w:t>
+      </w:r>
+      <w:r>
+        <w:t xml:space="preserve">Condições gerais para multas administrativas Requer multas para serem efetivas, proporcionadas e dissuasivas e lista fatores e níveis máximos. Manter procedimentos de reclamação, litígio, responsabilidade e execução-resposta. Queixa, posse legal, decisão, remediação e registro de pagamento</w:t>
+      </w:r>
+      <w:r>
+        <w:t xml:space="preserve"> </w:t>
+      </w:r>
+      <w:r>
+        <w:t xml:space="preserve">• 84 • Sanções • Obriga os Estados-Membros a estabelecer outras sanções efectivas, proporcionadas e dissuasivas para infracções não abrangidas pelo artigo 83.o. Manter procedimentos de reclamação, litígio, responsabilidade e execução-resposta. Queixa, posse legal, decisão, remediação e registro de pagamento</w:t>
+      </w:r>
+    </w:p>
+    <w:p>
+      <w:pPr>
+        <w:pStyle w:val="FirstParagraph"/>
+      </w:pPr>
+      <w:r>
+        <w:t xml:space="preserve">9.9 Capítulo IX — Situações específicas de processamento</w:t>
+      </w:r>
+    </w:p>
+    <w:p>
+      <w:pPr>
+        <w:numPr>
+          <w:ilvl w:val="0"/>
+          <w:numId w:val="1031"/>
+        </w:numPr>
         <w:pStyle w:val="Heading2"/>
       </w:pPr>
-      <w:r>
-        <w:t xml:space="preserve">9.4 Capítulo IV — Controlador e processador</w:t>
-      </w:r>
-    </w:p>
-    <w:p>
-      <w:pPr>
+      <w:bookmarkStart w:id="58" w:name="art.-art.-art.-art.-8"/>
+      <w:r>
+        <w:t xml:space="preserve">Art.** Art.** Art.** Art.</w:t>
+      </w:r>
+      <w:bookmarkEnd w:id="58"/>
+    </w:p>
+    <w:p>
+      <w:pPr>
+        <w:numPr>
+          <w:ilvl w:val="0"/>
+          <w:numId w:val="1000"/>
+        </w:numPr>
+        <w:pStyle w:val="Compact"/>
+      </w:pPr>
+      <w:r>
+        <w:t xml:space="preserve">A liberdade de expressão e de informação requer que os Estados-Membros conciliem a protecção de dados com os direitos de expressão e informação. □ Verificar as regras aplicáveis dos Estados-Membros e documentar as salvaguardas especiais. • Revisão do direito nacional, salvaguardas, aprovações</w:t>
+      </w:r>
+      <w:r>
+        <w:t xml:space="preserve"> </w:t>
+      </w:r>
+      <w:r>
+        <w:t xml:space="preserve">O acesso público aos documentos oficiais permite que as regras nacionais conciliem o acesso público aos documentos com a protecção de dados. □ Verificar as regras aplicáveis dos Estados-Membros e documentar as salvaguardas especiais. • Revisão do direito nacional, salvaguardas, aprovações</w:t>
+      </w:r>
+      <w:r>
+        <w:t xml:space="preserve"> </w:t>
+      </w:r>
+      <w:r>
+        <w:t xml:space="preserve">O número de identificação nacional do Estado-Membro permite que os Estados-Membros estabeleçam condições e salvaguardas específicas. □ Verificar as regras aplicáveis dos Estados-Membros e documentar as salvaguardas especiais. • Revisão do direito nacional, salvaguardas, aprovações</w:t>
+      </w:r>
+      <w:r>
+        <w:t xml:space="preserve"> </w:t>
+      </w:r>
+      <w:r>
+        <w:t xml:space="preserve">O contexto do emprego permite regras nacionais ou colectivas mais específicas com salvaguardas para os dados dos empregados. □ Verificar as regras aplicáveis dos Estados-Membros e documentar as salvaguardas especiais. • Revisão do direito nacional, salvaguardas, aprovações</w:t>
+      </w:r>
+      <w:r>
+        <w:t xml:space="preserve"> </w:t>
+      </w:r>
+      <w:r>
+        <w:t xml:space="preserve">• 89 • Arquivamento, pesquisa e estatística • Requer salvaguardas e permite certas exceções de direitos em condições definidas. □ Verificar as regras aplicáveis dos Estados-Membros e documentar as salvaguardas especiais. • Revisão do direito nacional, salvaguardas, aprovações</w:t>
+      </w:r>
+      <w:r>
+        <w:t xml:space="preserve"> </w:t>
+      </w:r>
+      <w:r>
+        <w:t xml:space="preserve">As obrigações de sigilo permitem que as regras equilibrem o acesso do regulador com o sigilo profissional. □ Verificar as regras aplicáveis dos Estados-Membros e documentar as salvaguardas especiais. • Revisão do direito nacional, salvaguardas, aprovações</w:t>
+      </w:r>
+      <w:r>
+        <w:t xml:space="preserve"> </w:t>
+      </w:r>
+      <w:r>
+        <w:t xml:space="preserve">As igrejas e as associações religiosas permitem que as regras de proteção de dados existentes continuem se alinhadas com GDPR e supervisionadas independentemente. □ Verificar as regras aplicáveis dos Estados-Membros e documentar as salvaguardas especiais. • Revisão do direito nacional, salvaguardas, aprovações</w:t>
+      </w:r>
+    </w:p>
+    <w:p>
+      <w:pPr>
+        <w:pStyle w:val="FirstParagraph"/>
+      </w:pPr>
+      <w:r>
+        <w:t xml:space="preserve">9.10 Capítulo X — Actos delegados e de execução</w:t>
+      </w:r>
+    </w:p>
+    <w:p>
+      <w:pPr>
+        <w:numPr>
+          <w:ilvl w:val="0"/>
+          <w:numId w:val="1032"/>
+        </w:numPr>
         <w:pStyle w:val="Heading2"/>
-        <w:numPr>
-          <w:ilvl w:val="0"/>
-          <w:numId w:val="1026"/>
-        </w:numPr>
-      </w:pPr>
-      <w:bookmarkStart w:id="42" w:name="art.-art.-art.-art.-3"/>
+      </w:pPr>
+      <w:bookmarkStart w:id="59" w:name="art.-art.-art.-art.-9"/>
       <w:r>
         <w:t xml:space="preserve">Art.** Art.** Art.** Art.</w:t>
       </w:r>
-      <w:bookmarkEnd w:id="42"/>
-    </w:p>
-    <w:p>
-      <w:pPr>
+      <w:bookmarkEnd w:id="59"/>
+    </w:p>
+    <w:p>
+      <w:pPr>
+        <w:numPr>
+          <w:ilvl w:val="0"/>
+          <w:numId w:val="1000"/>
+        </w:numPr>
         <w:pStyle w:val="Compact"/>
+      </w:pPr>
+      <w:r>
+        <w:t xml:space="preserve">O exercício da delegação define a forma como a Comissão pode exercer poderes delegados ao abrigo de artigos específicos. □ Acompanhar a regra jurídica e qualquer acção da Comissão ou dos Estados-Membros que afecte a organização. □ Registo legal, notas de revisão, decisão de gestão</w:t>
+      </w:r>
+      <w:r>
+        <w:t xml:space="preserve"> </w:t>
+      </w:r>
+      <w:r>
+        <w:t xml:space="preserve">O processo de comité de apoio aos actos de execução da Comissão. Acompanhar a regra jurídica e qualquer acção da Comissão ou dos Estados-Membros que afecte a organização. □ Registo legal, notas de revisão, decisão de gestão</w:t>
+      </w:r>
+    </w:p>
+    <w:p>
+      <w:pPr>
+        <w:pStyle w:val="FirstParagraph"/>
+      </w:pPr>
+      <w:r>
+        <w:t xml:space="preserve">9.11 Capítulo XI — Disposições finais</w:t>
+      </w:r>
+    </w:p>
+    <w:p>
+      <w:pPr>
+        <w:numPr>
+          <w:ilvl w:val="0"/>
+          <w:numId w:val="1033"/>
+        </w:numPr>
+        <w:pStyle w:val="Heading2"/>
+      </w:pPr>
+      <w:bookmarkStart w:id="60" w:name="art.-art.-art.-art.-10"/>
+      <w:r>
+        <w:t xml:space="preserve">Art.** Art.** Art.** Art.</w:t>
+      </w:r>
+      <w:bookmarkEnd w:id="60"/>
+    </w:p>
+    <w:p>
+      <w:pPr>
         <w:numPr>
           <w:ilvl w:val="0"/>
           <w:numId w:val="1000"/>
         </w:numPr>
-      </w:pPr>
-      <w:r>
-        <w:t xml:space="preserve">24 . . Responsabilidade do controlador . Requer medidas baseadas em risco e prova de que o processamento cumpre. □ Atribuir funções, contratos, instruções, registros e prestação de contas. Políticas, RACI, contratos, instruções, ROPA</w:t>
-      </w:r>
-      <w:r>
-        <w:t xml:space="preserve"> </w:t>
-      </w:r>
-      <w:r>
-        <w:t xml:space="preserve">A proteção de dados por design e por padrão requer salvaguardas de privacidade no design do sistema e configurações padrão de proteção de privacidade. □ Atribuir funções, contratos, instruções, registros e prestação de contas. Políticas, RACI, contratos, instruções, ROPA</w:t>
-      </w:r>
-      <w:r>
-        <w:t xml:space="preserve"> </w:t>
-      </w:r>
-      <w:r>
-        <w:t xml:space="preserve">Os controladores conjuntos são necessários para definir as responsabilidades de forma transparente e fornecer a essência do arranjo às pessoas. □ Atribuir funções, contratos, instruções, registros e prestação de contas. Políticas, RACI, contratos, instruções, ROPA</w:t>
-      </w:r>
-      <w:r>
-        <w:t xml:space="preserve"> </w:t>
-      </w:r>
-      <w:r>
-        <w:t xml:space="preserve">Os representantes fora da União exigem que alguns controladores e processadores não comunitários nomeiem um representante da UE, com as excepções indicadas. □ Atribuir funções, contratos, instruções, registros e prestação de contas. Políticas, RACI, contratos, instruções, ROPA</w:t>
-      </w:r>
-      <w:r>
-        <w:t xml:space="preserve"> </w:t>
-      </w:r>
-      <w:r>
-        <w:t xml:space="preserve">O processador é um processador que requer processadores adequados e contratos detalhados ou outros atos legais que regem o processamento. □ Atribuir funções, contratos, instruções, registros e responsabilidade. Políticas, RACI, contratos, instruções, ROPA</w:t>
-      </w:r>
-      <w:r>
-        <w:t xml:space="preserve"> </w:t>
-      </w:r>
-      <w:r>
-        <w:t xml:space="preserve">O processamento sob a autoridade do pessoal e dos processadores limita as instruções a menos que a lei exija o contrário. □ Atribuir funções, contratos, instruções, registros e prestação de contas. Políticas, RACI, contratos, instruções, ROPA</w:t>
-      </w:r>
-      <w:r>
-        <w:t xml:space="preserve"> </w:t>
-      </w:r>
-      <w:r>
-        <w:t xml:space="preserve">O registro das atividades de processamento requer registros de controladores e processadores, com uma exceção limitada de pequena organização que muitas vezes não se aplica. □ Atribuir funções, contratos, instruções, registros e prestação de contas. Políticas, RACI, contratos, instruções, ROPA</w:t>
-      </w:r>
-      <w:r>
-        <w:t xml:space="preserve"> </w:t>
-      </w:r>
-      <w:r>
-        <w:t xml:space="preserve">A cooperação com a autoridade de supervisão requer cooperação com o regulador quando solicitado. □ Atribuir funções, contratos, instruções, registros e prestação de contas. Políticas, RACI, contratos, instruções, ROPA</w:t>
-      </w:r>
-      <w:r>
-        <w:t xml:space="preserve"> </w:t>
-      </w:r>
-      <w:r>
-        <w:t xml:space="preserve">A segurança do processamento requer segurança adequada ao risco, incluindo resiliência, restauração, testes e medidas como criptografia quando apropriado. □ Operar a segurança baseada no risco e um processo de violação-resposta testado. □ Avaliação de risco, controles, logs, incidente e registro de violação</w:t>
-      </w:r>
-      <w:r>
-        <w:t xml:space="preserve"> </w:t>
-      </w:r>
-      <w:r>
-        <w:t xml:space="preserve">Notificação de uma violação à autoridade de supervisão □ Operar a segurança baseada no risco e um processo de violação-resposta testado. □ Avaliação de risco, controles, logs, incidente e registro de violação</w:t>
-      </w:r>
-      <w:r>
-        <w:t xml:space="preserve"> </w:t>
-      </w:r>
-      <w:r>
-        <w:t xml:space="preserve">A comunicação de uma violação ao titular dos dados requer aviso às pessoas afetadas quando uma violação é susceptível de criar alto risco, sujeito a exceções. □ Operar a segurança baseada no risco e um processo de violação-resposta testado. □ Avaliação de risco, controles, logs, incidente e registro de violação</w:t>
-      </w:r>
-      <w:r>
-        <w:t xml:space="preserve"> </w:t>
-      </w:r>
-      <w:r>
-        <w:t xml:space="preserve">A avaliação do impacto da proteção de dados requer um DPIA antes do processamento provável de criar alto risco. □ Tela de trabalho de alto risco, suporte o DPO e consulte quando necessário. Tela do DPIA, DPIA, registro do DPO, arquivo de consulta</w:t>
-      </w:r>
-      <w:r>
-        <w:t xml:space="preserve"> </w:t>
-      </w:r>
-      <w:r>
-        <w:t xml:space="preserve">Consulta prévia (36 ) Requer consultar a autoridade antes de processar quando um DPIA apresenta risco elevado. □ Tela de trabalho de alto risco, suporte o DPO e consulte quando necessário. Tela do DPIA, DPIA, registro do DPO, arquivo de consulta</w:t>
-      </w:r>
-      <w:r>
-        <w:t xml:space="preserve"> </w:t>
-      </w:r>
-      <w:r>
-        <w:t xml:space="preserve">• 37 • Designação do responsável pela protecção de dados • Listas quando um DPO deve ser nomeado e permite a nomeação voluntária. □ Tela trabalho de alto risco, suporte o DPO, e consulte quando necessário. Tela do DPIA, DPIA, registro do DPO, arquivo de consulta</w:t>
-      </w:r>
-      <w:r>
-        <w:t xml:space="preserve"> </w:t>
-      </w:r>
-      <w:r>
-        <w:t xml:space="preserve">Posição 38 do oficial de proteção de dados Protege a independência do DPO, acesso, recursos e relatórios diretos. □ Tela trabalho de alto risco, suporte o DPO, e consulte quando necessário. Tela do DPIA, DPIA, registro do DPO, arquivo de consulta</w:t>
-      </w:r>
-      <w:r>
-        <w:t xml:space="preserve"> </w:t>
-      </w:r>
-      <w:r>
-        <w:t xml:space="preserve">As tarefas do oficial de proteção de dados Lista conselhos, monitoramento, DPIA, cooperação e funções de contato com reguladores. □ Tela de trabalho de alto risco, suporte o DPO e consulte quando necessário. Tela do DPIA, DPIA, registro do DPO, arquivo de consulta</w:t>
-      </w:r>
-      <w:r>
-        <w:t xml:space="preserve"> </w:t>
-      </w:r>
-      <w:r>
-        <w:t xml:space="preserve">Códigos de conduta . Permite códigos de setor para ajudar a aplicar os requisitos GDPR. □ Use códigos ou certificação apenas com escopo claro, supervisão e prova. □ Código ou âmbito de certificação, monitorização e conclusões</w:t>
-      </w:r>
-      <w:r>
-        <w:t xml:space="preserve"> </w:t>
-      </w:r>
-      <w:r>
-        <w:t xml:space="preserve">O monitoramento de códigos aprovados define os requisitos para os organismos que monitoram o cumprimento dos códigos aprovados. □ Use códigos ou certificação apenas com escopo claro, supervisão e prova. □ Código ou âmbito de certificação, monitorização e conclusões</w:t>
-      </w:r>
-      <w:r>
-        <w:t xml:space="preserve"> </w:t>
-      </w:r>
-      <w:r>
-        <w:t xml:space="preserve">□ 42 □ Certificação □ Permite mecanismos voluntários de certificação, selos e marcas sem reduzir a responsabilidade do controlador ou processador. □ Use códigos ou certificação apenas com escopo claro, supervisão e prova. □ Código ou âmbito de certificação, monitorização e conclusões</w:t>
-      </w:r>
-      <w:r>
-        <w:t xml:space="preserve"> </w:t>
-      </w:r>
-      <w:r>
-        <w:t xml:space="preserve">Os organismos de certificação definem os requisitos de acreditação e de funcionamento dos organismos de certificação. □ Use códigos ou certificação apenas com escopo claro, supervisão e prova. □ Código ou âmbito de certificação, monitorização e conclusões</w:t>
+        <w:pStyle w:val="Compact"/>
+      </w:pPr>
+      <w:r>
+        <w:t xml:space="preserve">A Directiva 95/46/CE revoga a antiga Directiva relativa à protecção de dados e preserva a continuidade de referência. □ Acompanhar a regra jurídica e qualquer acção da Comissão ou dos Estados-Membros que afecte a organização. □ Registo legal, notas de revisão, decisão de gestão</w:t>
+      </w:r>
+      <w:r>
+        <w:t xml:space="preserve"> </w:t>
+      </w:r>
+      <w:r>
+        <w:t xml:space="preserve">Relacionamento com a Diretiva ePrivacidade .Evita deveres extras GDPR onde deveres específicos de comunicações eletrônicas já cobrem a mesma questão. □ Acompanhar a regra jurídica e qualquer acção da Comissão ou dos Estados-Membros que afecte a organização. □ Registo legal, notas de revisão, decisão de gestão</w:t>
+      </w:r>
+      <w:r>
+        <w:t xml:space="preserve"> </w:t>
+      </w:r>
+      <w:r>
+        <w:t xml:space="preserve">Os acordos anteriores celebrados permitem que os acordos internacionais conformes antes de 24 de maio de 2016 permaneçam até serem alterados ou substituídos. □ Acompanhar a regra jurídica e qualquer acção da Comissão ou dos Estados-Membros que afecte a organização. □ Registo legal, notas de revisão, decisão de gestão</w:t>
+      </w:r>
+      <w:r>
+        <w:t xml:space="preserve"> </w:t>
+      </w:r>
+      <w:r>
+        <w:t xml:space="preserve">O relatório da Comissão requer relatórios periódicos de avaliação, especialmente em matéria de transferências e cooperação. □ Acompanhar a regra jurídica e qualquer acção da Comissão ou dos Estados-Membros que afecte a organização. □ Registo legal, notas de revisão, decisão de gestão</w:t>
+      </w:r>
+      <w:r>
+        <w:t xml:space="preserve"> </w:t>
+      </w:r>
+      <w:r>
+        <w:t xml:space="preserve">A revisão de outros actos jurídicos da União exige uma revisão e uma eventual alteração de outras leis da UE em matéria de protecção de dados para assegurar a coerência. □ Acompanhar a regra jurídica e qualquer acção da Comissão ou dos Estados-Membros que afecte a organização. □ Registo legal, notas de revisão, decisão de gestão</w:t>
+      </w:r>
+      <w:r>
+        <w:t xml:space="preserve"> </w:t>
+      </w:r>
+      <w:r>
+        <w:t xml:space="preserve">Entrada em vigor e aplicação dos Estados e aplicação a partir de 25 de maio de 2018. Acompanhar a regra jurídica e qualquer acção da Comissão ou dos Estados-Membros que afecte a organização. □ Registo legal, notas de revisão, decisão de gestão</w:t>
+      </w:r>
+    </w:p>
+    <w:bookmarkEnd w:id="61"/>
+    <w:bookmarkEnd w:id="62"/>
+    <w:bookmarkStart w:id="64" w:name="manual-do-gdpr-para-gerentes"/>
+    <w:p>
+      <w:pPr>
+        <w:pStyle w:val="Heading1"/>
+      </w:pPr>
+      <w:r>
+        <w:t xml:space="preserve">10. Manual do GDPR para gerentes</w:t>
       </w:r>
     </w:p>
     <w:p>
@@ -3766,557 +4288,14 @@
         <w:pStyle w:val="FirstParagraph"/>
       </w:pPr>
       <w:r>
-        <w:t xml:space="preserve">9.5 Capítulo V — Transferências para países terceiros ou organizações internacionais</w:t>
-      </w:r>
-    </w:p>
-    <w:p>
-      <w:pPr>
-        <w:pStyle w:val="Heading2"/>
-        <w:numPr>
-          <w:ilvl w:val="0"/>
-          <w:numId w:val="1027"/>
-        </w:numPr>
-      </w:pPr>
-      <w:bookmarkStart w:id="43" w:name="art.-art.-art.-art.-4"/>
-      <w:r>
-        <w:t xml:space="preserve">Art.** Art.** Art.** Art.</w:t>
-      </w:r>
-      <w:bookmarkEnd w:id="43"/>
-    </w:p>
-    <w:p>
-      <w:pPr>
-        <w:pStyle w:val="Compact"/>
-        <w:numPr>
-          <w:ilvl w:val="0"/>
-          <w:numId w:val="1000"/>
-        </w:numPr>
-      </w:pPr>
-      <w:r>
-        <w:t xml:space="preserve">O princípio geral para as transferências requer as condições do Capítulo V para as transferências, preservando todas as outras obrigações GDPR. O mapa de transferências e validação da ferramenta de transferência legal e salvaguardas. Mapa de transferência, arquivo de adequação/SCC/BCR, avaliação e salvaguardas</w:t>
-      </w:r>
-      <w:r>
-        <w:t xml:space="preserve"> </w:t>
-      </w:r>
-      <w:r>
-        <w:t xml:space="preserve">As transferências baseadas numa decisão de adequação permitem transferências em que a Comissão reconhece uma protecção adequada. O mapa de transferências e validação da ferramenta de transferência legal e salvaguardas. Mapa de transferência, arquivo de adequação/SCC/BCR, avaliação e salvaguardas</w:t>
-      </w:r>
-      <w:r>
-        <w:t xml:space="preserve"> </w:t>
-      </w:r>
-      <w:r>
-        <w:t xml:space="preserve">As transferências sujeitas a salvaguardas adequadas permitem transferências utilizando salvaguardas como SCCs ou BCRs com direitos e remédios aplicáveis. O mapa de transferências e validação da ferramenta de transferência legal e salvaguardas. Mapa de transferência, arquivo de adequação/SCC/BCR, avaliação e salvaguardas</w:t>
-      </w:r>
-      <w:r>
-        <w:t xml:space="preserve"> </w:t>
-      </w:r>
-      <w:r>
-        <w:t xml:space="preserve">. 47 . . Regras corporativas vinculantes . Define requisitos de aprovação e conteúdo para BCRs dentro de grupos corporativos. O mapa de transferências e validação da ferramenta de transferência legal e salvaguardas. Mapa de transferência, arquivo de adequação/SCC/BCR, avaliação e salvaguardas</w:t>
-      </w:r>
-      <w:r>
-        <w:t xml:space="preserve"> </w:t>
-      </w:r>
-      <w:r>
-        <w:t xml:space="preserve">As transferências ou divulgações não autorizadas pelo direito da União , por si só, não são uma base de transferência, a menos que sejam apoiadas por um acordo internacional aplicável. O mapa de transferências e validação da ferramenta de transferência legal e salvaguardas. Mapa de transferência, arquivo de adequação/SCC/BCR, avaliação e salvaguardas</w:t>
-      </w:r>
-      <w:r>
-        <w:t xml:space="preserve"> </w:t>
-      </w:r>
-      <w:r>
-        <w:t xml:space="preserve">. 49 . Derrogações para situações específicas . Fornece exceções e condições de transferência estreitas quando a adequação ou salvaguardas não estão disponíveis. O mapa de transferências e validação da ferramenta de transferência legal e salvaguardas. Mapa de transferência, arquivo de adequação/SCC/BCR, avaliação e salvaguardas</w:t>
-      </w:r>
-      <w:r>
-        <w:t xml:space="preserve"> </w:t>
-      </w:r>
-      <w:r>
-        <w:t xml:space="preserve">• Cooperação internacional • Incentivar a cooperação com países e organizações não comunitários em matéria de aplicação da privacidade. O mapa de transferências e validação da ferramenta de transferência legal e salvaguardas. Mapa de transferência, arquivo de adequação/SCC/BCR, avaliação e salvaguardas</w:t>
-      </w:r>
-    </w:p>
-    <w:p>
-      <w:pPr>
-        <w:pStyle w:val="FirstParagraph"/>
-      </w:pPr>
-      <w:r>
-        <w:t xml:space="preserve">9.6 Capítulo VI — Autoridades de supervisão independentes</w:t>
-      </w:r>
-    </w:p>
-    <w:p>
-      <w:pPr>
-        <w:pStyle w:val="Heading2"/>
-        <w:numPr>
-          <w:ilvl w:val="0"/>
-          <w:numId w:val="1028"/>
-        </w:numPr>
-      </w:pPr>
-      <w:bookmarkStart w:id="44" w:name="art.-art.-art.-art.-5"/>
-      <w:r>
-        <w:t xml:space="preserve">Art.** Art.** Art.** Art.</w:t>
-      </w:r>
-      <w:bookmarkEnd w:id="44"/>
-    </w:p>
-    <w:p>
-      <w:pPr>
-        <w:pStyle w:val="Compact"/>
-        <w:numPr>
-          <w:ilvl w:val="0"/>
-          <w:numId w:val="1000"/>
-        </w:numPr>
-      </w:pPr>
-      <w:r>
-        <w:t xml:space="preserve">A autoridade de supervisão exige que cada Estado-Membro forneça uma ou mais autoridades públicas independentes. □ Conhecer o regulador, o caminho da cooperação e os registos necessários para as questões transfronteiriças. □ Correspondência da autoridade, processo, registo de cooperação</w:t>
-      </w:r>
-      <w:r>
-        <w:t xml:space="preserve"> </w:t>
-      </w:r>
-      <w:r>
-        <w:t xml:space="preserve">A independência requer que as autoridades e seus membros ajam de forma independente e sem instrução externa. □ Conhecer o regulador, o caminho da cooperação e os registos necessários para as questões transfronteiriças. □ Correspondência da autoridade, processo, registo de cooperação</w:t>
-      </w:r>
-      <w:r>
-        <w:t xml:space="preserve"> </w:t>
-      </w:r>
-      <w:r>
-        <w:t xml:space="preserve">As condições gerais para os membros são definidas como condições de nomeação, qualificação e conduta para os membros da autoridade. □ Conhecer o regulador, o caminho da cooperação e os registos necessários para as questões transfronteiriças. □ Correspondência da autoridade, processo, registo de cooperação</w:t>
-      </w:r>
-      <w:r>
-        <w:t xml:space="preserve"> </w:t>
-      </w:r>
-      <w:r>
-        <w:t xml:space="preserve">As regras relativas ao estabelecimento exigem que o direito dos Estados-Membros defina o estabelecimento, os poderes, os termos e as regras conexas. □ Conhecer o regulador, o caminho da cooperação e os registos necessários para as questões transfronteiriças. □ Correspondência da autoridade, processo, registo de cooperação</w:t>
-      </w:r>
-      <w:r>
-        <w:t xml:space="preserve"> </w:t>
-      </w:r>
-      <w:r>
-        <w:t xml:space="preserve">A autoridade geral de cada autoridade de supervisão no seu território define a competência . □ Conhecer o regulador, o caminho da cooperação e os registos necessários para as questões transfronteiriças. □ Correspondência da autoridade, processo, registo de cooperação</w:t>
-      </w:r>
-      <w:r>
-        <w:t xml:space="preserve"> </w:t>
-      </w:r>
-      <w:r>
-        <w:t xml:space="preserve">A autoridade supervisora principal define as regras de autoridade responsável pelo tratamento transfronteiras. □ Conhecer o regulador, o caminho da cooperação e os registos necessários para as questões transfronteiriças. □ Correspondência da autoridade, processo, registo de cooperação</w:t>
-      </w:r>
-      <w:r>
-        <w:t xml:space="preserve"> </w:t>
-      </w:r>
-      <w:r>
-        <w:t xml:space="preserve">57 tarefas Lista funções de regulador, incluindo monitoramento, conscientização, reclamações, investigações e orientação. □ Conhecer o regulador, o caminho da cooperação e os registos necessários para as questões transfronteiriças. □ Correspondência da autoridade, processo, registo de cooperação</w:t>
-      </w:r>
-      <w:r>
-        <w:t xml:space="preserve"> </w:t>
-      </w:r>
-      <w:r>
-        <w:t xml:space="preserve">58 Poderes Listas poderes investigativos, corretivos, de autorização e consultivos. □ Conhecer o regulador, o caminho da cooperação e os registos necessários para as questões transfronteiriças. □ Correspondência da autoridade, processo, registo de cooperação</w:t>
-      </w:r>
-      <w:r>
-        <w:t xml:space="preserve"> </w:t>
-      </w:r>
-      <w:r>
-        <w:t xml:space="preserve">( 59 ) Relatórios de actividade ( 59 ) Requer relatórios públicos anuais das autoridades de supervisão. □ Conhecer o regulador, o caminho da cooperação e os registos necessários para as questões transfronteiriças. □ Correspondência da autoridade, processo, registo de cooperação</w:t>
-      </w:r>
-    </w:p>
-    <w:p>
-      <w:pPr>
-        <w:pStyle w:val="FirstParagraph"/>
-      </w:pPr>
-      <w:r>
-        <w:t xml:space="preserve">9.7 Capítulo VII — Cooperação e coerência</w:t>
-      </w:r>
-    </w:p>
-    <w:p>
-      <w:pPr>
-        <w:pStyle w:val="Heading2"/>
-        <w:numPr>
-          <w:ilvl w:val="0"/>
-          <w:numId w:val="1029"/>
-        </w:numPr>
-      </w:pPr>
-      <w:bookmarkStart w:id="45" w:name="art.-art.-art.-art.-6"/>
-      <w:r>
-        <w:t xml:space="preserve">Art.** Art.** Art.** Art.</w:t>
-      </w:r>
-      <w:bookmarkEnd w:id="45"/>
-    </w:p>
-    <w:p>
-      <w:pPr>
-        <w:pStyle w:val="Compact"/>
-        <w:numPr>
-          <w:ilvl w:val="0"/>
-          <w:numId w:val="1000"/>
-        </w:numPr>
-      </w:pPr>
-      <w:r>
-        <w:t xml:space="preserve">A cooperação entre as autoridades responsáveis e as autoridades interessadas cria o processo de cooperação para casos transfronteiriços. Conheça o regulador, caminho de cooperação e registros necessários para questões transfronteiriças. □ Correspondência da autoridade, processo, registo de cooperação</w:t>
-      </w:r>
-      <w:r>
-        <w:t xml:space="preserve"> </w:t>
-      </w:r>
-      <w:r>
-        <w:t xml:space="preserve">A assistência mútua requer que as autoridades forneçam informações e assistência relevantes umas às outras. □ Conhecer o regulador, o caminho da cooperação e os registos necessários para as questões transfronteiriças. □ Correspondência da autoridade, processo, registo de cooperação</w:t>
-      </w:r>
-      <w:r>
-        <w:t xml:space="preserve"> </w:t>
-      </w:r>
-      <w:r>
-        <w:t xml:space="preserve">As operações conjuntas permitem investigações conjuntas e trabalhos de execução. Conheça o regulador, caminho de cooperação e registros necessários para questões transfronteiriças. □ Correspondência da autoridade, processo, registo de cooperação</w:t>
-      </w:r>
-      <w:r>
-        <w:t xml:space="preserve"> </w:t>
-      </w:r>
-      <w:r>
-        <w:t xml:space="preserve">O mecanismo de coerência . Cria um processo para aplicação GDPR consistente em toda a UE. . Conheça o regulador, caminho de cooperação e registros necessários para questões transfronteiriças. □ Correspondência da autoridade, processo, registo de cooperação</w:t>
-      </w:r>
-      <w:r>
-        <w:t xml:space="preserve"> </w:t>
-      </w:r>
-      <w:r>
-        <w:t xml:space="preserve">Opinião do Conselho de Administração Lista as questões que exigem ou permitem um parecer da EDPB. □ Conhecer o regulador, o caminho da cooperação e os registos necessários para as questões transfronteiriças. □ Correspondência da autoridade, processo, registo de cooperação</w:t>
-      </w:r>
-      <w:r>
-        <w:t xml:space="preserve"> </w:t>
-      </w:r>
-      <w:r>
-        <w:t xml:space="preserve">• 65 • Resolução de litígios pelo Conselho de Administração • Permite decisões vinculativas da EDPB em litígios de autoridade específicos. Conheça o regulador, caminho de cooperação e registros necessários para questões transfronteiriças. □ Correspondência da autoridade, processo, registo de cooperação</w:t>
-      </w:r>
-      <w:r>
-        <w:t xml:space="preserve"> </w:t>
-      </w:r>
-      <w:r>
-        <w:t xml:space="preserve">O processo de urgência permite medidas provisórias ou finais urgentes e medidas urgentes da AEPD. Conheça o regulador, caminho de cooperação e registros necessários para questões transfronteiriças. □ Correspondência da autoridade, processo, registo de cooperação</w:t>
-      </w:r>
-      <w:r>
-        <w:t xml:space="preserve"> </w:t>
-      </w:r>
-      <w:r>
-        <w:t xml:space="preserve">O intercâmbio de informações permite à Comissão definir formas e procedimentos de intercâmbio de autoridades. Conheça o regulador, caminho de cooperação e registros necessários para questões transfronteiriças. □ Correspondência da autoridade, processo, registo de cooperação</w:t>
-      </w:r>
-      <w:r>
-        <w:t xml:space="preserve"> </w:t>
-      </w:r>
-      <w:r>
-        <w:t xml:space="preserve">O Conselho Europeu para a Protecção de Dados estabelece a AEPD como organismo da UE com personalidade jurídica. Conheça o regulador, caminho de cooperação e registros necessários para questões transfronteiriças. □ Correspondência da autoridade, processo, registo de cooperação</w:t>
-      </w:r>
-      <w:r>
-        <w:t xml:space="preserve"> </w:t>
-      </w:r>
-      <w:r>
-        <w:t xml:space="preserve">A independência do Conselho de Administração requer o desempenho independente das funções da EDPB. Conheça o regulador, caminho de cooperação e registros necessários para questões transfronteiriças. □ Correspondência da autoridade, processo, registo de cooperação</w:t>
-      </w:r>
-      <w:r>
-        <w:t xml:space="preserve"> </w:t>
-      </w:r>
-      <w:r>
-        <w:t xml:space="preserve">As tarefas do Conselho de Administração Listam as funções de orientação, coerência, disputa, acreditação e consultoria da EDPB. □ Conhecer o regulador, o caminho da cooperação e os registos necessários para as questões transfronteiriças. □ Correspondência da autoridade, processo, registo de cooperação</w:t>
-      </w:r>
-      <w:r>
-        <w:t xml:space="preserve"> </w:t>
-      </w:r>
-      <w:r>
-        <w:t xml:space="preserve">Relatórios □ Requer um relatório anual da EDPB sobre a protecção dos dados pessoais. □ Conhecer o regulador, o caminho da cooperação e os registos necessários para as questões transfronteiriças. □ Correspondência da autoridade, processo, registo de cooperação</w:t>
-      </w:r>
-      <w:r>
-        <w:t xml:space="preserve"> </w:t>
-      </w:r>
-      <w:r>
-        <w:t xml:space="preserve">. 72 . . Procedimento . . define as regras de votação da EDPB. Conheça o regulador, caminho de cooperação e registros necessários para questões transfronteiriças. □ Correspondência da autoridade, processo, registo de cooperação</w:t>
-      </w:r>
-      <w:r>
-        <w:t xml:space="preserve"> </w:t>
-      </w:r>
-      <w:r>
-        <w:t xml:space="preserve">. 73 . Cadeira . Requer eleição de uma cadeira e duas cadeiras de deputado. Conheça o regulador, caminho de cooperação e registros necessários para questões transfronteiriças. □ Correspondência da autoridade, processo, registo de cooperação</w:t>
-      </w:r>
-      <w:r>
-        <w:t xml:space="preserve"> </w:t>
-      </w:r>
-      <w:r>
-        <w:t xml:space="preserve">74 tarefas da cadeira Listas reunião, aviso, e funções de desempenho da cadeira. □ Conhecer o regulador, o caminho da cooperação e os registos necessários para as questões transfronteiriças. □ Correspondência da autoridade, processo, registo de cooperação</w:t>
-      </w:r>
-      <w:r>
-        <w:t xml:space="preserve"> </w:t>
-      </w:r>
-      <w:r>
-        <w:t xml:space="preserve">• 75 • Secretariado • Fornece um secretariado fornecido pela AEPD sob a direcção do presidente. □ Conhecer o regulador, o caminho da cooperação e os registos necessários para as questões transfronteiriças. □ Correspondência da autoridade, processo, registo de cooperação</w:t>
-      </w:r>
-      <w:r>
-        <w:t xml:space="preserve"> </w:t>
-      </w:r>
-      <w:r>
-        <w:t xml:space="preserve">. . 76 . . Confidencialidade . . Estabelece regras de confidencialidade para discussões do Conselho e acesso a documentos. . . Conhecer o regulador, caminho de cooperação e registros necessários para questões transfronteiriças. □ Correspondência da autoridade, processo, registo de cooperação</w:t>
-      </w:r>
-    </w:p>
-    <w:p>
-      <w:pPr>
-        <w:pStyle w:val="FirstParagraph"/>
-      </w:pPr>
-      <w:r>
-        <w:t xml:space="preserve">9.8 Capítulo VIII — Medidas corretivas, de responsabilidade e sanções</w:t>
-      </w:r>
-    </w:p>
-    <w:p>
-      <w:pPr>
-        <w:pStyle w:val="Heading2"/>
-        <w:numPr>
-          <w:ilvl w:val="0"/>
-          <w:numId w:val="1030"/>
-        </w:numPr>
-      </w:pPr>
-      <w:bookmarkStart w:id="46" w:name="art.-art.-art.-art.-7"/>
-      <w:r>
-        <w:t xml:space="preserve">Art.** Art.** Art.** Art.</w:t>
-      </w:r>
-      <w:bookmarkEnd w:id="46"/>
-    </w:p>
-    <w:p>
-      <w:pPr>
-        <w:pStyle w:val="Compact"/>
-        <w:numPr>
-          <w:ilvl w:val="0"/>
-          <w:numId w:val="1000"/>
-        </w:numPr>
-      </w:pPr>
-      <w:r>
-        <w:t xml:space="preserve">O direito de apresentar uma queixa permite que uma pessoa reclame a uma autoridade de supervisão, especialmente onde vive, trabalha ou acredita que ocorreu uma violação. Manter procedimentos de reclamação, litígio, responsabilidade e execução-resposta. Queixa, posse legal, decisão, remediação e registro de pagamento</w:t>
-      </w:r>
-      <w:r>
-        <w:t xml:space="preserve"> </w:t>
-      </w:r>
-      <w:r>
-        <w:t xml:space="preserve">O Tribunal de Justiça decide : Manter procedimentos de reclamação, litígio, responsabilidade e execução-resposta. Queixa, posse legal, decisão, remediação e registro de pagamento</w:t>
-      </w:r>
-      <w:r>
-        <w:t xml:space="preserve"> </w:t>
-      </w:r>
-      <w:r>
-        <w:t xml:space="preserve">O remédio judicial contra um controlador ou processador fornece remédios judiciais quando uma pessoa acredita que os direitos GDPR foram violados. Manter procedimentos de reclamação, litígio, responsabilidade e execução-resposta. Queixa, posse legal, decisão, remediação e registro de pagamento</w:t>
-      </w:r>
-      <w:r>
-        <w:t xml:space="preserve"> </w:t>
-      </w:r>
-      <w:r>
-        <w:t xml:space="preserve">A representação dos titulares de dados permite que organismos qualificados sem fins lucrativos representem pessoas, sujeitas às regras nacionais. Manter procedimentos de reclamação, litígio, responsabilidade e execução-resposta. Queixa, posse legal, decisão, remediação e registro de pagamento</w:t>
-      </w:r>
-      <w:r>
-        <w:t xml:space="preserve"> </w:t>
-      </w:r>
-      <w:r>
-        <w:t xml:space="preserve">• 81 • Suspensão dos processos • Ajuda os tribunais a coordenar os processos GDPR relacionados em diferentes Estados-Membros. Manter procedimentos de reclamação, litígio, responsabilidade e execução-resposta. Queixa, posse legal, decisão, remediação e registro de pagamento</w:t>
-      </w:r>
-      <w:r>
-        <w:t xml:space="preserve"> </w:t>
-      </w:r>
-      <w:r>
-        <w:t xml:space="preserve">. 82 . . Compensação e responsabilidade . Fornece compensação por danos materiais ou não materiais e aloca responsabilidade do controlador e processador. Manter procedimentos de reclamação, litígio, responsabilidade e execução-resposta. Queixa, posse legal, decisão, remediação e registro de pagamento</w:t>
-      </w:r>
-      <w:r>
-        <w:t xml:space="preserve"> </w:t>
-      </w:r>
-      <w:r>
-        <w:t xml:space="preserve">Condições gerais para multas administrativas Requer multas para serem efetivas, proporcionadas e dissuasivas e lista fatores e níveis máximos. Manter procedimentos de reclamação, litígio, responsabilidade e execução-resposta. Queixa, posse legal, decisão, remediação e registro de pagamento</w:t>
-      </w:r>
-      <w:r>
-        <w:t xml:space="preserve"> </w:t>
-      </w:r>
-      <w:r>
-        <w:t xml:space="preserve">• 84 • Sanções • Obriga os Estados-Membros a estabelecer outras sanções efectivas, proporcionadas e dissuasivas para infracções não abrangidas pelo artigo 83.o. Manter procedimentos de reclamação, litígio, responsabilidade e execução-resposta. Queixa, posse legal, decisão, remediação e registro de pagamento</w:t>
-      </w:r>
-    </w:p>
-    <w:p>
-      <w:pPr>
-        <w:pStyle w:val="FirstParagraph"/>
-      </w:pPr>
-      <w:r>
-        <w:t xml:space="preserve">9.9 Capítulo IX — Situações específicas de processamento</w:t>
-      </w:r>
-    </w:p>
-    <w:p>
-      <w:pPr>
-        <w:pStyle w:val="Heading2"/>
-        <w:numPr>
-          <w:ilvl w:val="0"/>
-          <w:numId w:val="1031"/>
-        </w:numPr>
-      </w:pPr>
-      <w:bookmarkStart w:id="47" w:name="art.-art.-art.-art.-8"/>
-      <w:r>
-        <w:t xml:space="preserve">Art.** Art.** Art.** Art.</w:t>
-      </w:r>
-      <w:bookmarkEnd w:id="47"/>
-    </w:p>
-    <w:p>
-      <w:pPr>
-        <w:pStyle w:val="Compact"/>
-        <w:numPr>
-          <w:ilvl w:val="0"/>
-          <w:numId w:val="1000"/>
-        </w:numPr>
-      </w:pPr>
-      <w:r>
-        <w:t xml:space="preserve">A liberdade de expressão e de informação requer que os Estados-Membros conciliem a protecção de dados com os direitos de expressão e informação. □ Verificar as regras aplicáveis dos Estados-Membros e documentar as salvaguardas especiais. • Revisão do direito nacional, salvaguardas, aprovações</w:t>
-      </w:r>
-      <w:r>
-        <w:t xml:space="preserve"> </w:t>
-      </w:r>
-      <w:r>
-        <w:t xml:space="preserve">O acesso público aos documentos oficiais permite que as regras nacionais conciliem o acesso público aos documentos com a protecção de dados. □ Verificar as regras aplicáveis dos Estados-Membros e documentar as salvaguardas especiais. • Revisão do direito nacional, salvaguardas, aprovações</w:t>
-      </w:r>
-      <w:r>
-        <w:t xml:space="preserve"> </w:t>
-      </w:r>
-      <w:r>
-        <w:t xml:space="preserve">O número de identificação nacional do Estado-Membro permite que os Estados-Membros estabeleçam condições e salvaguardas específicas. □ Verificar as regras aplicáveis dos Estados-Membros e documentar as salvaguardas especiais. • Revisão do direito nacional, salvaguardas, aprovações</w:t>
-      </w:r>
-      <w:r>
-        <w:t xml:space="preserve"> </w:t>
-      </w:r>
-      <w:r>
-        <w:t xml:space="preserve">O contexto do emprego permite regras nacionais ou colectivas mais específicas com salvaguardas para os dados dos empregados. □ Verificar as regras aplicáveis dos Estados-Membros e documentar as salvaguardas especiais. • Revisão do direito nacional, salvaguardas, aprovações</w:t>
-      </w:r>
-      <w:r>
-        <w:t xml:space="preserve"> </w:t>
-      </w:r>
-      <w:r>
-        <w:t xml:space="preserve">• 89 • Arquivamento, pesquisa e estatística • Requer salvaguardas e permite certas exceções de direitos em condições definidas. □ Verificar as regras aplicáveis dos Estados-Membros e documentar as salvaguardas especiais. • Revisão do direito nacional, salvaguardas, aprovações</w:t>
-      </w:r>
-      <w:r>
-        <w:t xml:space="preserve"> </w:t>
-      </w:r>
-      <w:r>
-        <w:t xml:space="preserve">As obrigações de sigilo permitem que as regras equilibrem o acesso do regulador com o sigilo profissional. □ Verificar as regras aplicáveis dos Estados-Membros e documentar as salvaguardas especiais. • Revisão do direito nacional, salvaguardas, aprovações</w:t>
-      </w:r>
-      <w:r>
-        <w:t xml:space="preserve"> </w:t>
-      </w:r>
-      <w:r>
-        <w:t xml:space="preserve">As igrejas e as associações religiosas permitem que as regras de proteção de dados existentes continuem se alinhadas com GDPR e supervisionadas independentemente. □ Verificar as regras aplicáveis dos Estados-Membros e documentar as salvaguardas especiais. • Revisão do direito nacional, salvaguardas, aprovações</w:t>
-      </w:r>
-    </w:p>
-    <w:p>
-      <w:pPr>
-        <w:pStyle w:val="FirstParagraph"/>
-      </w:pPr>
-      <w:r>
-        <w:t xml:space="preserve">9.10 Capítulo X — Actos delegados e de execução</w:t>
-      </w:r>
-    </w:p>
-    <w:p>
-      <w:pPr>
-        <w:pStyle w:val="Heading2"/>
-        <w:numPr>
-          <w:ilvl w:val="0"/>
-          <w:numId w:val="1032"/>
-        </w:numPr>
-      </w:pPr>
-      <w:bookmarkStart w:id="48" w:name="art.-art.-art.-art.-9"/>
-      <w:r>
-        <w:t xml:space="preserve">Art.** Art.** Art.** Art.</w:t>
-      </w:r>
-      <w:bookmarkEnd w:id="48"/>
-    </w:p>
-    <w:p>
-      <w:pPr>
-        <w:pStyle w:val="Compact"/>
-        <w:numPr>
-          <w:ilvl w:val="0"/>
-          <w:numId w:val="1000"/>
-        </w:numPr>
-      </w:pPr>
-      <w:r>
-        <w:t xml:space="preserve">O exercício da delegação define a forma como a Comissão pode exercer poderes delegados ao abrigo de artigos específicos. □ Acompanhar a regra jurídica e qualquer acção da Comissão ou dos Estados-Membros que afecte a organização. □ Registo legal, notas de revisão, decisão de gestão</w:t>
-      </w:r>
-      <w:r>
-        <w:t xml:space="preserve"> </w:t>
-      </w:r>
-      <w:r>
-        <w:t xml:space="preserve">O processo de comité de apoio aos actos de execução da Comissão. Acompanhar a regra jurídica e qualquer acção da Comissão ou dos Estados-Membros que afecte a organização. □ Registo legal, notas de revisão, decisão de gestão</w:t>
-      </w:r>
-    </w:p>
-    <w:p>
-      <w:pPr>
-        <w:pStyle w:val="FirstParagraph"/>
-      </w:pPr>
-      <w:r>
-        <w:t xml:space="preserve">9.11 Capítulo XI — Disposições finais</w:t>
-      </w:r>
-    </w:p>
-    <w:p>
-      <w:pPr>
-        <w:pStyle w:val="Heading2"/>
-        <w:numPr>
-          <w:ilvl w:val="0"/>
-          <w:numId w:val="1033"/>
-        </w:numPr>
-      </w:pPr>
-      <w:bookmarkStart w:id="49" w:name="art.-art.-art.-art.-10"/>
-      <w:r>
-        <w:t xml:space="preserve">Art.** Art.** Art.** Art.</w:t>
-      </w:r>
-      <w:bookmarkEnd w:id="49"/>
-    </w:p>
-    <w:p>
-      <w:pPr>
-        <w:pStyle w:val="Compact"/>
-        <w:numPr>
-          <w:ilvl w:val="0"/>
-          <w:numId w:val="1000"/>
-        </w:numPr>
-      </w:pPr>
-      <w:r>
-        <w:t xml:space="preserve">A Directiva 95/46/CE revoga a antiga Directiva relativa à protecção de dados e preserva a continuidade de referência. □ Acompanhar a regra jurídica e qualquer acção da Comissão ou dos Estados-Membros que afecte a organização. □ Registo legal, notas de revisão, decisão de gestão</w:t>
-      </w:r>
-      <w:r>
-        <w:t xml:space="preserve"> </w:t>
-      </w:r>
-      <w:r>
-        <w:t xml:space="preserve">Relacionamento com a Diretiva ePrivacidade .Evita deveres extras GDPR onde deveres específicos de comunicações eletrônicas já cobrem a mesma questão. □ Acompanhar a regra jurídica e qualquer acção da Comissão ou dos Estados-Membros que afecte a organização. □ Registo legal, notas de revisão, decisão de gestão</w:t>
-      </w:r>
-      <w:r>
-        <w:t xml:space="preserve"> </w:t>
-      </w:r>
-      <w:r>
-        <w:t xml:space="preserve">Os acordos anteriores celebrados permitem que os acordos internacionais conformes antes de 24 de maio de 2016 permaneçam até serem alterados ou substituídos. □ Acompanhar a regra jurídica e qualquer acção da Comissão ou dos Estados-Membros que afecte a organização. □ Registo legal, notas de revisão, decisão de gestão</w:t>
-      </w:r>
-      <w:r>
-        <w:t xml:space="preserve"> </w:t>
-      </w:r>
-      <w:r>
-        <w:t xml:space="preserve">O relatório da Comissão requer relatórios periódicos de avaliação, especialmente em matéria de transferências e cooperação. □ Acompanhar a regra jurídica e qualquer acção da Comissão ou dos Estados-Membros que afecte a organização. □ Registo legal, notas de revisão, decisão de gestão</w:t>
-      </w:r>
-      <w:r>
-        <w:t xml:space="preserve"> </w:t>
-      </w:r>
-      <w:r>
-        <w:t xml:space="preserve">A revisão de outros actos jurídicos da União exige uma revisão e uma eventual alteração de outras leis da UE em matéria de protecção de dados para assegurar a coerência. □ Acompanhar a regra jurídica e qualquer acção da Comissão ou dos Estados-Membros que afecte a organização. □ Registo legal, notas de revisão, decisão de gestão</w:t>
-      </w:r>
-      <w:r>
-        <w:t xml:space="preserve"> </w:t>
-      </w:r>
-      <w:r>
-        <w:t xml:space="preserve">Entrada em vigor e aplicação dos Estados e aplicação a partir de 25 de maio de 2018. Acompanhar a regra jurídica e qualquer acção da Comissão ou dos Estados-Membros que afecte a organização. □ Registo legal, notas de revisão, decisão de gestão</w:t>
-      </w:r>
-    </w:p>
-    <w:bookmarkEnd w:id="50"/>
-    <w:bookmarkEnd w:id="51"/>
-    <w:bookmarkStart w:id="53" w:name="manual-do-gdpr-para-gerentes"/>
-    <w:p>
-      <w:pPr>
-        <w:pStyle w:val="Heading1"/>
-      </w:pPr>
-      <w:r>
-        <w:t xml:space="preserve">10. Manual do GDPR para gerentes</w:t>
-      </w:r>
-    </w:p>
-    <w:p>
-      <w:pPr>
-        <w:pStyle w:val="FirstParagraph"/>
-      </w:pPr>
-      <w:r>
         <w:rPr>
+          <w:iCs/>
           <w:i/>
-          <w:iCs/>
         </w:rPr>
         <w:t xml:space="preserve">Perguntas, reuniões, métricas, decisões e sinais de alerta para a gestão.</w:t>
       </w:r>
     </w:p>
-    <w:bookmarkStart w:id="52" w:name="Xe8b8ef70c1fc79b3d2855bc8bb718b7227ab153"/>
+    <w:bookmarkStart w:id="63" w:name="Xe8b8ef70c1fc79b3d2855bc8bb718b7227ab153"/>
     <w:p>
       <w:pPr>
         <w:pStyle w:val="Heading2"/>
@@ -4435,9 +4414,9 @@
         <w:t xml:space="preserve">Que proprietário analisa provas e mudanças?</w:t>
       </w:r>
     </w:p>
-    <w:bookmarkEnd w:id="52"/>
-    <w:bookmarkEnd w:id="53"/>
-    <w:bookmarkStart w:id="56" w:name="painel-mensal"/>
+    <w:bookmarkEnd w:id="63"/>
+    <w:bookmarkEnd w:id="64"/>
+    <w:bookmarkStart w:id="67" w:name="painel-mensal"/>
     <w:p>
       <w:pPr>
         <w:pStyle w:val="Heading1"/>
@@ -4446,7 +4425,7 @@
         <w:t xml:space="preserve"># 10.2 Painel mensal</w:t>
       </w:r>
     </w:p>
-    <w:bookmarkStart w:id="54" w:name="section-3"/>
+    <w:bookmarkStart w:id="65" w:name="section-3"/>
     <w:p>
       <w:pPr>
         <w:pStyle w:val="Heading2"/>
@@ -4505,8 +4484,8 @@
         <w:t xml:space="preserve">• Treinamento □ Treinamento baseado em papéis e acompanhamento são completos? Verde / Amarelo / Vermelho</w:t>
       </w:r>
     </w:p>
-    <w:bookmarkEnd w:id="54"/>
-    <w:bookmarkStart w:id="55" w:name="erros-comuns-de-gestão"/>
+    <w:bookmarkEnd w:id="65"/>
+    <w:bookmarkStart w:id="66" w:name="erros-comuns-de-gestão"/>
     <w:p>
       <w:pPr>
         <w:pStyle w:val="Heading2"/>
@@ -4603,9 +4582,9 @@
         <w:t xml:space="preserve">Esconder incidentes ou atrasar a escalada enquanto os factos estão incompletos.</w:t>
       </w:r>
     </w:p>
-    <w:bookmarkEnd w:id="55"/>
-    <w:bookmarkEnd w:id="56"/>
-    <w:bookmarkStart w:id="57" w:name="X848756e16cceac916921876f5aeb01662c1d2a6"/>
+    <w:bookmarkEnd w:id="66"/>
+    <w:bookmarkEnd w:id="67"/>
+    <w:bookmarkStart w:id="68" w:name="X848756e16cceac916921876f5aeb01662c1d2a6"/>
     <w:p>
       <w:pPr>
         <w:pStyle w:val="Heading1"/>
@@ -4616,11 +4595,11 @@
     </w:p>
     <w:p>
       <w:pPr>
+        <w:numPr>
+          <w:ilvl w:val="0"/>
+          <w:numId w:val="1036"/>
+        </w:numPr>
         <w:pStyle w:val="Compact"/>
-        <w:numPr>
-          <w:ilvl w:val="0"/>
-          <w:numId w:val="1036"/>
-        </w:numPr>
       </w:pPr>
       <w:r>
         <w:t xml:space="preserve">Um caminho seguro e honesto de aprender a lei para demonstrar capacidade de entrada.*</w:t>
@@ -4639,8 +4618,8 @@
         <w:t xml:space="preserve">Figura 5. Caminho do analista de privacidade júnior</w:t>
       </w:r>
     </w:p>
-    <w:bookmarkEnd w:id="57"/>
-    <w:bookmarkStart w:id="58" w:name="títulos-de-trabalho"/>
+    <w:bookmarkEnd w:id="68"/>
+    <w:bookmarkStart w:id="69" w:name="títulos-de-trabalho"/>
     <w:p>
       <w:pPr>
         <w:pStyle w:val="Heading1"/>
@@ -4655,8 +4634,8 @@
       </w:pPr>
       <w:r>
         <w:rPr>
+          <w:bCs/>
           <w:b/>
-          <w:bCs/>
         </w:rPr>
         <w:t xml:space="preserve">Analista de Privacidade Júnior</w:t>
       </w:r>
@@ -4699,8 +4678,8 @@
       </w:pPr>
       <w:r>
         <w:rPr>
+          <w:bCs/>
           <w:b/>
-          <w:bCs/>
         </w:rPr>
         <w:t xml:space="preserve">Analista de Privacidade da Terceira Parte</w:t>
       </w:r>
@@ -4721,8 +4700,8 @@
         <w:t xml:space="preserve">** Coordenador do Programa de Privacidade **</w:t>
       </w:r>
     </w:p>
-    <w:bookmarkEnd w:id="58"/>
-    <w:bookmarkStart w:id="59" w:name="trabalho-júnior-típico"/>
+    <w:bookmarkEnd w:id="69"/>
+    <w:bookmarkStart w:id="70" w:name="trabalho-júnior-típico"/>
     <w:p>
       <w:pPr>
         <w:pStyle w:val="Heading1"/>
@@ -4819,8 +4798,8 @@
         <w:t xml:space="preserve">Preparar relatórios claros sem conclusões legais não apoiadas.</w:t>
       </w:r>
     </w:p>
-    <w:bookmarkEnd w:id="59"/>
-    <w:bookmarkStart w:id="60" w:name="Xa27d14d7bbce82be1efef20a3f6cda7e0d147ab"/>
+    <w:bookmarkEnd w:id="70"/>
+    <w:bookmarkStart w:id="71" w:name="Xa27d14d7bbce82be1efef20a3f6cda7e0d147ab"/>
     <w:p>
       <w:pPr>
         <w:pStyle w:val="Heading1"/>
@@ -4881,11 +4860,11 @@
     </w:p>
     <w:p>
       <w:pPr>
+        <w:numPr>
+          <w:ilvl w:val="0"/>
+          <w:numId w:val="1038"/>
+        </w:numPr>
         <w:pStyle w:val="Compact"/>
-        <w:numPr>
-          <w:ilvl w:val="0"/>
-          <w:numId w:val="1038"/>
-        </w:numPr>
       </w:pPr>
       <w:r>
         <w:t xml:space="preserve">Honestidade na carreira:** Um portfólio de laboratório não é experiência profissional. Rotule-o claramente como prática, use dados fictícios e explique o que você aprendeu e o que exigiu revisão de especialistas. □</w:t>
@@ -4897,8 +4876,8 @@
         <w:t xml:space="preserve">O que é que se passa?</w:t>
       </w:r>
     </w:p>
-    <w:bookmarkEnd w:id="60"/>
-    <w:bookmarkStart w:id="62" w:name="Xc02dfe262555335ab5c76cb1a1e081265c01fcc"/>
+    <w:bookmarkEnd w:id="71"/>
+    <w:bookmarkStart w:id="73" w:name="Xc02dfe262555335ab5c76cb1a1e081265c01fcc"/>
     <w:p>
       <w:pPr>
         <w:pStyle w:val="Heading1"/>
@@ -4909,11 +4888,11 @@
     </w:p>
     <w:p>
       <w:pPr>
+        <w:numPr>
+          <w:ilvl w:val="0"/>
+          <w:numId w:val="1039"/>
+        </w:numPr>
         <w:pStyle w:val="Compact"/>
-        <w:numPr>
-          <w:ilvl w:val="0"/>
-          <w:numId w:val="1039"/>
-        </w:numPr>
       </w:pPr>
       <w:r>
         <w:t xml:space="preserve">O que cada ferramenta pode suportar, como começar com segurança, e que evidências para reter.*</w:t>
@@ -4933,7 +4912,7 @@
         <w:t xml:space="preserve">□——————————————————————————————————————————————————————————————————————</w:t>
       </w:r>
     </w:p>
-    <w:bookmarkStart w:id="61" w:name="ferramenta-purpose-suporte-típico-gdpr"/>
+    <w:bookmarkStart w:id="72" w:name="ferramenta-purpose-suporte-típico-gdpr"/>
     <w:p>
       <w:pPr>
         <w:pStyle w:val="Heading2"/>
@@ -4946,32 +4925,32 @@
       </w:r>
       <w:r>
         <w:rPr>
+          <w:bCs/>
           <w:b/>
-          <w:bCs/>
         </w:rPr>
         <w:t xml:space="preserve">Ferramenta</w:t>
       </w:r>
       <w:r>
         <w:rPr>
+          <w:bCs/>
           <w:b/>
+        </w:rPr>
+        <w:t xml:space="preserve"> </w:t>
+      </w:r>
+      <w:r>
+        <w:t xml:space="preserve"> </w:t>
+      </w:r>
+      <w:r>
+        <w:rPr>
           <w:bCs/>
-        </w:rPr>
-        <w:t xml:space="preserve"> </w:t>
-      </w:r>
-      <w:r>
-        <w:t xml:space="preserve"> </w:t>
-      </w:r>
-      <w:r>
-        <w:rPr>
           <w:b/>
-          <w:bCs/>
         </w:rPr>
         <w:t xml:space="preserve">Purpose</w:t>
       </w:r>
       <w:r>
         <w:rPr>
+          <w:bCs/>
           <w:b/>
-          <w:bCs/>
         </w:rPr>
         <w:t xml:space="preserve"> </w:t>
       </w:r>
@@ -5050,9 +5029,9 @@
         <w:t xml:space="preserve">• Greenbone Community Edition – Varredura de vulnerabilidade – Contabilidade, segurança, minimização, direitos ou evidência de privacidade por projeto</w:t>
       </w:r>
     </w:p>
-    <w:bookmarkEnd w:id="61"/>
-    <w:bookmarkEnd w:id="62"/>
-    <w:bookmarkStart w:id="63" w:name="assistente-ciso"/>
+    <w:bookmarkEnd w:id="72"/>
+    <w:bookmarkEnd w:id="73"/>
+    <w:bookmarkStart w:id="74" w:name="assistente-ciso"/>
     <w:p>
       <w:pPr>
         <w:pStyle w:val="Heading1"/>
@@ -5102,8 +5081,8 @@
         <w:t xml:space="preserve">Crie uma organização fictícia, mapeie um requisito GDPR para um controle, atribua um proprietário e anexe evidências higienizadas.</w:t>
       </w:r>
     </w:p>
-    <w:bookmarkEnd w:id="63"/>
-    <w:bookmarkStart w:id="66" w:name="provas-para-reter"/>
+    <w:bookmarkEnd w:id="74"/>
+    <w:bookmarkStart w:id="77" w:name="provas-para-reter"/>
     <w:p>
       <w:pPr>
         <w:pStyle w:val="Heading1"/>
@@ -5120,7 +5099,7 @@
         <w:t xml:space="preserve">Registre o propósito aprovado, proprietário, escopo, dados utilizados, ferramenta e versão de conteúdo, configuração, resultado completo, revisor, decisão, ação corretiva e reteste. Proteger relatórios que contenham dados pessoais, credenciais ou vulnerabilidades.</w:t>
       </w:r>
     </w:p>
-    <w:bookmarkStart w:id="65" w:name="openmetadata"/>
+    <w:bookmarkStart w:id="76" w:name="openmetadata"/>
     <w:p>
       <w:pPr>
         <w:pStyle w:val="Heading2"/>
@@ -5147,7 +5126,7 @@
       <w:r>
         <w:t xml:space="preserve"> </w:t>
       </w:r>
-      <w:hyperlink r:id="rId64">
+      <w:hyperlink r:id="rId75">
         <w:r>
           <w:rPr>
             <w:rStyle w:val="Hyperlink"/>
@@ -5172,9 +5151,9 @@
         <w:t xml:space="preserve">Implantar um catálogo de laboratório, registrar um ativo de dados de amostra, adicionar um proprietário, classificação, nota de propósito e tag de retenção.</w:t>
       </w:r>
     </w:p>
-    <w:bookmarkEnd w:id="65"/>
-    <w:bookmarkEnd w:id="66"/>
-    <w:bookmarkStart w:id="67" w:name="provas-para-reter-1"/>
+    <w:bookmarkEnd w:id="76"/>
+    <w:bookmarkEnd w:id="77"/>
+    <w:bookmarkStart w:id="78" w:name="provas-para-reter-1"/>
     <w:p>
       <w:pPr>
         <w:pStyle w:val="Heading1"/>
@@ -5191,8 +5170,8 @@
         <w:t xml:space="preserve">Registre o propósito aprovado, proprietário, escopo, dados utilizados, ferramenta e versão de conteúdo, configuração, resultado completo, revisor, decisão, ação corretiva e reteste. Proteger relatórios que contenham dados pessoais, credenciais ou vulnerabilidades.</w:t>
       </w:r>
     </w:p>
-    <w:bookmarkEnd w:id="67"/>
-    <w:bookmarkStart w:id="69" w:name="microsoft-presidio"/>
+    <w:bookmarkEnd w:id="78"/>
+    <w:bookmarkStart w:id="80" w:name="microsoft-presidio"/>
     <w:p>
       <w:pPr>
         <w:pStyle w:val="Heading1"/>
@@ -5219,7 +5198,7 @@
       <w:r>
         <w:t xml:space="preserve"> </w:t>
       </w:r>
-      <w:hyperlink r:id="rId68">
+      <w:hyperlink r:id="rId79">
         <w:r>
           <w:rPr>
             <w:rStyle w:val="Hyperlink"/>
@@ -5244,8 +5223,8 @@
         <w:t xml:space="preserve">Executar texto de amostra contendo identificadores inventados, deteções de revisão, aplicar mascaramento, e registrar falsos positivos e falhas.</w:t>
       </w:r>
     </w:p>
-    <w:bookmarkEnd w:id="69"/>
-    <w:bookmarkStart w:id="72" w:name="provas-para-reter-2"/>
+    <w:bookmarkEnd w:id="80"/>
+    <w:bookmarkStart w:id="83" w:name="provas-para-reter-2"/>
     <w:p>
       <w:pPr>
         <w:pStyle w:val="Heading1"/>
@@ -5262,7 +5241,7 @@
         <w:t xml:space="preserve">Registre o propósito aprovado, proprietário, escopo, dados utilizados, ferramenta e versão de conteúdo, configuração, resultado completo, revisor, decisão, ação corretiva e reteste. Proteger relatórios que contenham dados pessoais, credenciais ou vulnerabilidades.</w:t>
       </w:r>
     </w:p>
-    <w:bookmarkStart w:id="71" w:name="arx"/>
+    <w:bookmarkStart w:id="82" w:name="arx"/>
     <w:p>
       <w:pPr>
         <w:pStyle w:val="Heading2"/>
@@ -5289,7 +5268,7 @@
       <w:r>
         <w:t xml:space="preserve"> </w:t>
       </w:r>
-      <w:hyperlink r:id="rId70">
+      <w:hyperlink r:id="rId81">
         <w:r>
           <w:rPr>
             <w:rStyle w:val="Hyperlink"/>
@@ -5320,9 +5299,9 @@
         <w:t xml:space="preserve">Carregar um conjunto de dados sintético, identificadores de marca e quase-identificadores, aplicar um modelo de privacidade, e comparar utilidade e risco.</w:t>
       </w:r>
     </w:p>
-    <w:bookmarkEnd w:id="71"/>
-    <w:bookmarkEnd w:id="72"/>
-    <w:bookmarkStart w:id="75" w:name="provas-para-reter-3"/>
+    <w:bookmarkEnd w:id="82"/>
+    <w:bookmarkEnd w:id="83"/>
+    <w:bookmarkStart w:id="86" w:name="provas-para-reter-3"/>
     <w:p>
       <w:pPr>
         <w:pStyle w:val="Heading1"/>
@@ -5339,7 +5318,7 @@
         <w:t xml:space="preserve">Registre o propósito aprovado, proprietário, escopo, dados utilizados, ferramenta e versão de conteúdo, configuração, resultado completo, revisor, decisão, ação corretiva e reteste. Proteger relatórios que contenham dados pessoais, credenciais ou vulnerabilidades.</w:t>
       </w:r>
     </w:p>
-    <w:bookmarkStart w:id="74" w:name="keycloak"/>
+    <w:bookmarkStart w:id="85" w:name="keycloak"/>
     <w:p>
       <w:pPr>
         <w:pStyle w:val="Heading2"/>
@@ -5366,7 +5345,7 @@
       <w:r>
         <w:t xml:space="preserve"> </w:t>
       </w:r>
-      <w:hyperlink r:id="rId73">
+      <w:hyperlink r:id="rId84">
         <w:r>
           <w:rPr>
             <w:rStyle w:val="Hyperlink"/>
@@ -5391,9 +5370,9 @@
         <w:t xml:space="preserve">Crie um reino de laboratório, usuários, papéis e MFA; teste menos privilégio e exporte as evidências de configuração e revisão.</w:t>
       </w:r>
     </w:p>
-    <w:bookmarkEnd w:id="74"/>
-    <w:bookmarkEnd w:id="75"/>
-    <w:bookmarkStart w:id="78" w:name="provas-para-reter-4"/>
+    <w:bookmarkEnd w:id="85"/>
+    <w:bookmarkEnd w:id="86"/>
+    <w:bookmarkStart w:id="89" w:name="provas-para-reter-4"/>
     <w:p>
       <w:pPr>
         <w:pStyle w:val="Heading1"/>
@@ -5410,7 +5389,7 @@
         <w:t xml:space="preserve">Registre o propósito aprovado, proprietário, escopo, dados utilizados, ferramenta e versão de conteúdo, configuração, resultado completo, revisor, decisão, ação corretiva e reteste. Proteger relatórios que contenham dados pessoais, credenciais ou vulnerabilidades.</w:t>
       </w:r>
     </w:p>
-    <w:bookmarkStart w:id="77" w:name="wazuh"/>
+    <w:bookmarkStart w:id="88" w:name="wazuh"/>
     <w:p>
       <w:pPr>
         <w:pStyle w:val="Heading2"/>
@@ -5437,7 +5416,7 @@
       <w:r>
         <w:t xml:space="preserve"> </w:t>
       </w:r>
-      <w:hyperlink r:id="rId76">
+      <w:hyperlink r:id="rId87">
         <w:r>
           <w:rPr>
             <w:rStyle w:val="Hyperlink"/>
@@ -5468,9 +5447,9 @@
         <w:t xml:space="preserve">Conecte um endpoint de laboratório, crie um evento inofensivo, reveja o alerta e salve o evento, a decisão do analista e o acompanhamento.</w:t>
       </w:r>
     </w:p>
-    <w:bookmarkEnd w:id="77"/>
-    <w:bookmarkEnd w:id="78"/>
-    <w:bookmarkStart w:id="79" w:name="provas-para-reter-5"/>
+    <w:bookmarkEnd w:id="88"/>
+    <w:bookmarkEnd w:id="89"/>
+    <w:bookmarkStart w:id="90" w:name="provas-para-reter-5"/>
     <w:p>
       <w:pPr>
         <w:pStyle w:val="Heading1"/>
@@ -5487,8 +5466,8 @@
         <w:t xml:space="preserve">Registre o propósito aprovado, proprietário, escopo, dados utilizados, ferramenta e versão de conteúdo, configuração, resultado completo, revisor, decisão, ação corretiva e reteste. Proteger relatórios que contenham dados pessoais, credenciais ou vulnerabilidades.</w:t>
       </w:r>
     </w:p>
-    <w:bookmarkEnd w:id="79"/>
-    <w:bookmarkStart w:id="81" w:name="owasp-zap"/>
+    <w:bookmarkEnd w:id="90"/>
+    <w:bookmarkStart w:id="92" w:name="owasp-zap"/>
     <w:p>
       <w:pPr>
         <w:pStyle w:val="Heading1"/>
@@ -5515,7 +5494,7 @@
       <w:r>
         <w:t xml:space="preserve"> </w:t>
       </w:r>
-      <w:hyperlink r:id="rId80">
+      <w:hyperlink r:id="rId91">
         <w:r>
           <w:rPr>
             <w:rStyle w:val="Hyperlink"/>
@@ -5546,8 +5525,8 @@
         <w:t xml:space="preserve">Proxy uma aplicação de treinamento local, começar com descobertas passivas, validar um resultado, e exportar o escopo aprovado e relatório.</w:t>
       </w:r>
     </w:p>
-    <w:bookmarkEnd w:id="81"/>
-    <w:bookmarkStart w:id="84" w:name="provas-para-reter-6"/>
+    <w:bookmarkEnd w:id="92"/>
+    <w:bookmarkStart w:id="95" w:name="provas-para-reter-6"/>
     <w:p>
       <w:pPr>
         <w:pStyle w:val="Heading1"/>
@@ -5564,7 +5543,7 @@
         <w:t xml:space="preserve">Registre o propósito aprovado, proprietário, escopo, dados utilizados, ferramenta e versão de conteúdo, configuração, resultado completo, revisor, decisão, ação corretiva e reteste. Proteger relatórios que contenham dados pessoais, credenciais ou vulnerabilidades.</w:t>
       </w:r>
     </w:p>
-    <w:bookmarkStart w:id="83" w:name="trivy"/>
+    <w:bookmarkStart w:id="94" w:name="trivy"/>
     <w:p>
       <w:pPr>
         <w:pStyle w:val="Heading2"/>
@@ -5591,7 +5570,7 @@
       <w:r>
         <w:t xml:space="preserve"> </w:t>
       </w:r>
-      <w:hyperlink r:id="rId82">
+      <w:hyperlink r:id="rId93">
         <w:r>
           <w:rPr>
             <w:rStyle w:val="Hyperlink"/>
@@ -5620,356 +5599,356 @@
       </w:pPr>
       <w:r>
         <w:t xml:space="preserve">Examine uma imagem de laboratório ou repositório, proteja relatórios, valide um achado, conserte-o e verifique novamente.</w:t>
-      </w:r>
-    </w:p>
-    <w:bookmarkEnd w:id="83"/>
-    <w:bookmarkEnd w:id="84"/>
-    <w:bookmarkStart w:id="87" w:name="provas-para-reter-7"/>
-    <w:p>
-      <w:pPr>
-        <w:pStyle w:val="Heading1"/>
-      </w:pPr>
-      <w:r>
-        <w:t xml:space="preserve"># Provas para reter</w:t>
-      </w:r>
-    </w:p>
-    <w:p>
-      <w:pPr>
-        <w:pStyle w:val="FirstParagraph"/>
-      </w:pPr>
-      <w:r>
-        <w:t xml:space="preserve">Registre o propósito aprovado, proprietário, escopo, dados utilizados, ferramenta e versão de conteúdo, configuração, resultado completo, revisor, decisão, ação corretiva e reteste. Proteger relatórios que contenham dados pessoais, credenciais ou vulnerabilidades.</w:t>
-      </w:r>
-    </w:p>
-    <w:bookmarkStart w:id="86" w:name="agente-de-política-aberta"/>
-    <w:p>
-      <w:pPr>
-        <w:pStyle w:val="Heading2"/>
-      </w:pPr>
-      <w:r>
-        <w:t xml:space="preserve">12.9 Agente de Política Aberta</w:t>
-      </w:r>
-    </w:p>
-    <w:p>
-      <w:pPr>
-        <w:pStyle w:val="FirstParagraph"/>
-      </w:pPr>
-      <w:r>
-        <w:t xml:space="preserve">Política como código.</w:t>
-      </w:r>
-    </w:p>
-    <w:p>
-      <w:pPr>
-        <w:pStyle w:val="BodyText"/>
-      </w:pPr>
-      <w:r>
-        <w:t xml:space="preserve">** Documentação oficial e configuração:**</w:t>
-      </w:r>
-      <w:r>
-        <w:t xml:space="preserve"> </w:t>
-      </w:r>
-      <w:hyperlink r:id="rId85">
-        <w:r>
-          <w:rPr>
-            <w:rStyle w:val="Hyperlink"/>
-          </w:rPr>
-          <w:t xml:space="preserve"> </w:t>
-        </w:r>
-        <w:r>
-          <w:rPr>
-            <w:rStyle w:val="Hyperlink"/>
-          </w:rPr>
-          <w:t xml:space="preserve">Abra o guia oficial do Open Policy Agent</w:t>
-        </w:r>
-      </w:hyperlink>
-    </w:p>
-    <w:p>
-      <w:pPr>
-        <w:pStyle w:val="BodyText"/>
-      </w:pPr>
-      <w:r>
-        <w:t xml:space="preserve">Um começo rápido</w:t>
-      </w:r>
-    </w:p>
-    <w:p>
-      <w:pPr>
-        <w:pStyle w:val="BodyText"/>
-      </w:pPr>
-      <w:r>
-        <w:t xml:space="preserve">Escreva uma regra de laboratório que negue um recurso de dados sem um proprietário ou etiqueta de retenção; teste permitido e negado entradas.</w:t>
-      </w:r>
-    </w:p>
-    <w:bookmarkEnd w:id="86"/>
-    <w:bookmarkEnd w:id="87"/>
-    <w:bookmarkStart w:id="88" w:name="provas-para-reter-8"/>
-    <w:p>
-      <w:pPr>
-        <w:pStyle w:val="Heading1"/>
-      </w:pPr>
-      <w:r>
-        <w:t xml:space="preserve"># Provas para reter</w:t>
-      </w:r>
-    </w:p>
-    <w:p>
-      <w:pPr>
-        <w:pStyle w:val="FirstParagraph"/>
-      </w:pPr>
-      <w:r>
-        <w:t xml:space="preserve">Registre o propósito aprovado, proprietário, escopo, dados utilizados, ferramenta e versão de conteúdo, configuração, resultado completo, revisor, decisão, ação corretiva e reteste. Proteger relatórios que contenham dados pessoais, credenciais ou vulnerabilidades.</w:t>
-      </w:r>
-    </w:p>
-    <w:bookmarkEnd w:id="88"/>
-    <w:bookmarkStart w:id="90" w:name="klaro"/>
-    <w:p>
-      <w:pPr>
-        <w:pStyle w:val="Heading1"/>
-      </w:pPr>
-      <w:r>
-        <w:t xml:space="preserve">12.10 Klaro!</w:t>
-      </w:r>
-    </w:p>
-    <w:p>
-      <w:pPr>
-        <w:pStyle w:val="FirstParagraph"/>
-      </w:pPr>
-      <w:r>
-        <w:t xml:space="preserve">Apoio à interface de consentimento.</w:t>
-      </w:r>
-    </w:p>
-    <w:p>
-      <w:pPr>
-        <w:pStyle w:val="BodyText"/>
-      </w:pPr>
-      <w:r>
-        <w:t xml:space="preserve">** Documentação oficial e configuração:**</w:t>
-      </w:r>
-      <w:r>
-        <w:t xml:space="preserve"> </w:t>
-      </w:r>
-      <w:hyperlink r:id="rId89">
-        <w:r>
-          <w:rPr>
-            <w:rStyle w:val="Hyperlink"/>
-          </w:rPr>
-          <w:t xml:space="preserve"> </w:t>
-        </w:r>
-        <w:r>
-          <w:rPr>
-            <w:rStyle w:val="Hyperlink"/>
-          </w:rPr>
-          <w:t xml:space="preserve">Abra o guia oficial Klaro!</w:t>
-        </w:r>
-      </w:hyperlink>
-    </w:p>
-    <w:p>
-      <w:pPr>
-        <w:pStyle w:val="BodyText"/>
-      </w:pPr>
-      <w:r>
-        <w:t xml:space="preserve">Um começo rápido</w:t>
-      </w:r>
-    </w:p>
-    <w:p>
-      <w:pPr>
-        <w:pStyle w:val="BodyText"/>
-      </w:pPr>
-      <w:r>
-        <w:t xml:space="preserve">Configure uma página de laboratório para que os serviços opcionais permaneçam desligados até a escolha; teste aceitar, rejeitar, alterar e retirar caminhos.</w:t>
-      </w:r>
-    </w:p>
-    <w:bookmarkEnd w:id="90"/>
-    <w:bookmarkStart w:id="91" w:name="provas-para-reter-9"/>
-    <w:p>
-      <w:pPr>
-        <w:pStyle w:val="Heading1"/>
-      </w:pPr>
-      <w:r>
-        <w:t xml:space="preserve"># Provas para reter</w:t>
-      </w:r>
-    </w:p>
-    <w:p>
-      <w:pPr>
-        <w:pStyle w:val="FirstParagraph"/>
-      </w:pPr>
-      <w:r>
-        <w:t xml:space="preserve">Registre o propósito aprovado, proprietário, escopo, dados utilizados, ferramenta e versão de conteúdo, configuração, resultado completo, revisor, decisão, ação corretiva e reteste. Proteger relatórios que contenham dados pessoais, credenciais ou vulnerabilidades.</w:t>
-      </w:r>
-    </w:p>
-    <w:bookmarkEnd w:id="91"/>
-    <w:bookmarkStart w:id="93" w:name="greenbone-community-edition"/>
-    <w:p>
-      <w:pPr>
-        <w:pStyle w:val="Heading1"/>
-      </w:pPr>
-      <w:r>
-        <w:t xml:space="preserve">12.11 Greenbone Community Edition</w:t>
-      </w:r>
-    </w:p>
-    <w:p>
-      <w:pPr>
-        <w:pStyle w:val="FirstParagraph"/>
-      </w:pPr>
-      <w:r>
-        <w:t xml:space="preserve">Varredura de vulnerabilidade.</w:t>
-      </w:r>
-    </w:p>
-    <w:p>
-      <w:pPr>
-        <w:pStyle w:val="BodyText"/>
-      </w:pPr>
-      <w:r>
-        <w:t xml:space="preserve">** Documentação oficial e configuração:**</w:t>
-      </w:r>
-      <w:r>
-        <w:t xml:space="preserve"> </w:t>
-      </w:r>
-      <w:hyperlink r:id="rId92">
-        <w:r>
-          <w:rPr>
-            <w:rStyle w:val="Hyperlink"/>
-          </w:rPr>
-          <w:t xml:space="preserve">Abre o guia oficial da Greenbone Community Edition</w:t>
-        </w:r>
-      </w:hyperlink>
-    </w:p>
-    <w:p>
-      <w:pPr>
-        <w:pStyle w:val="BodyText"/>
-      </w:pPr>
-      <w:r>
-        <w:t xml:space="preserve">Um começo rápido</w:t>
-      </w:r>
-    </w:p>
-    <w:p>
-      <w:pPr>
-        <w:pStyle w:val="BodyText"/>
-      </w:pPr>
-      <w:r>
-        <w:t xml:space="preserve">Analise apenas um alvo de laboratório aprovado, valide um achado, corrija-o, rescan, e alcance de registro, versão, resultado e revisor.</w:t>
-      </w:r>
-    </w:p>
-    <w:bookmarkEnd w:id="93"/>
-    <w:bookmarkStart w:id="95" w:name="provas-para-reter-10"/>
-    <w:p>
-      <w:pPr>
-        <w:pStyle w:val="Heading1"/>
-      </w:pPr>
-      <w:r>
-        <w:t xml:space="preserve"># Provas para reter</w:t>
-      </w:r>
-    </w:p>
-    <w:p>
-      <w:pPr>
-        <w:pStyle w:val="FirstParagraph"/>
-      </w:pPr>
-      <w:r>
-        <w:t xml:space="preserve">Registre o propósito aprovado, proprietário, escopo, dados utilizados, ferramenta e versão de conteúdo, configuração, resultado completo, revisor, decisão, ação corretiva e reteste. Proteger relatórios que contenham dados pessoais, credenciais ou vulnerabilidades.</w:t>
-      </w:r>
-    </w:p>
-    <w:bookmarkStart w:id="94" w:name="X782753a325cbfb42b86c0fb6c37e2a0f54046ea"/>
-    <w:p>
-      <w:pPr>
-        <w:pStyle w:val="Heading2"/>
-      </w:pPr>
-      <w:r>
-        <w:t xml:space="preserve">12.12 Lista de verificação de governança de ferramentas</w:t>
-      </w:r>
-    </w:p>
-    <w:p>
-      <w:pPr>
-        <w:numPr>
-          <w:ilvl w:val="0"/>
-          <w:numId w:val="1040"/>
-        </w:numPr>
-      </w:pPr>
-      <w:r>
-        <w:t xml:space="preserve">Usar dados fictícios ou higiénicos na formação.</w:t>
-      </w:r>
-    </w:p>
-    <w:p>
-      <w:pPr>
-        <w:numPr>
-          <w:ilvl w:val="0"/>
-          <w:numId w:val="1040"/>
-        </w:numPr>
-      </w:pPr>
-      <w:r>
-        <w:t xml:space="preserve">Aprovar finalidade, proprietário, escopo, acesso, hospedagem e retenção antes do uso da produção.</w:t>
-      </w:r>
-    </w:p>
-    <w:p>
-      <w:pPr>
-        <w:numPr>
-          <w:ilvl w:val="0"/>
-          <w:numId w:val="1040"/>
-        </w:numPr>
-      </w:pPr>
-      <w:r>
-        <w:t xml:space="preserve">Reveja licenças, fontes de software, lançamentos, somas de verificação e dependências.</w:t>
-      </w:r>
-    </w:p>
-    <w:p>
-      <w:pPr>
-        <w:numPr>
-          <w:ilvl w:val="0"/>
-          <w:numId w:val="1040"/>
-        </w:numPr>
-      </w:pPr>
-      <w:r>
-        <w:t xml:space="preserve">A precisão do teste de detecção e documentar falsos positivos e falsos negativos.</w:t>
-      </w:r>
-    </w:p>
-    <w:p>
-      <w:pPr>
-        <w:numPr>
-          <w:ilvl w:val="0"/>
-          <w:numId w:val="1040"/>
-        </w:numPr>
-      </w:pPr>
-      <w:r>
-        <w:t xml:space="preserve">Limitar e registrar acesso administrativo.</w:t>
-      </w:r>
-    </w:p>
-    <w:p>
-      <w:pPr>
-        <w:numPr>
-          <w:ilvl w:val="0"/>
-          <w:numId w:val="1040"/>
-        </w:numPr>
-      </w:pPr>
-      <w:r>
-        <w:t xml:space="preserve">Defina processos humanos de revisão, escalada, correção e eliminação.</w:t>
-      </w:r>
-    </w:p>
-    <w:p>
-      <w:pPr>
-        <w:numPr>
-          <w:ilvl w:val="0"/>
-          <w:numId w:val="1040"/>
-        </w:numPr>
-      </w:pPr>
-      <w:r>
-        <w:t xml:space="preserve">Não carregue dados pessoais para um serviço externo sem uma revisão legal, de segurança e de transferência aprovada.</w:t>
       </w:r>
     </w:p>
     <w:bookmarkEnd w:id="94"/>
     <w:bookmarkEnd w:id="95"/>
-    <w:bookmarkStart w:id="96" w:name="laboratório-ficcional-saas-e-portfólio"/>
+    <w:bookmarkStart w:id="98" w:name="provas-para-reter-7"/>
     <w:p>
       <w:pPr>
         <w:pStyle w:val="Heading1"/>
       </w:pPr>
       <w:r>
+        <w:t xml:space="preserve"># Provas para reter</w:t>
+      </w:r>
+    </w:p>
+    <w:p>
+      <w:pPr>
+        <w:pStyle w:val="FirstParagraph"/>
+      </w:pPr>
+      <w:r>
+        <w:t xml:space="preserve">Registre o propósito aprovado, proprietário, escopo, dados utilizados, ferramenta e versão de conteúdo, configuração, resultado completo, revisor, decisão, ação corretiva e reteste. Proteger relatórios que contenham dados pessoais, credenciais ou vulnerabilidades.</w:t>
+      </w:r>
+    </w:p>
+    <w:bookmarkStart w:id="97" w:name="agente-de-política-aberta"/>
+    <w:p>
+      <w:pPr>
+        <w:pStyle w:val="Heading2"/>
+      </w:pPr>
+      <w:r>
+        <w:t xml:space="preserve">12.9 Agente de Política Aberta</w:t>
+      </w:r>
+    </w:p>
+    <w:p>
+      <w:pPr>
+        <w:pStyle w:val="FirstParagraph"/>
+      </w:pPr>
+      <w:r>
+        <w:t xml:space="preserve">Política como código.</w:t>
+      </w:r>
+    </w:p>
+    <w:p>
+      <w:pPr>
+        <w:pStyle w:val="BodyText"/>
+      </w:pPr>
+      <w:r>
+        <w:t xml:space="preserve">** Documentação oficial e configuração:**</w:t>
+      </w:r>
+      <w:r>
+        <w:t xml:space="preserve"> </w:t>
+      </w:r>
+      <w:hyperlink r:id="rId96">
+        <w:r>
+          <w:rPr>
+            <w:rStyle w:val="Hyperlink"/>
+          </w:rPr>
+          <w:t xml:space="preserve"> </w:t>
+        </w:r>
+        <w:r>
+          <w:rPr>
+            <w:rStyle w:val="Hyperlink"/>
+          </w:rPr>
+          <w:t xml:space="preserve">Abra o guia oficial do Open Policy Agent</w:t>
+        </w:r>
+      </w:hyperlink>
+    </w:p>
+    <w:p>
+      <w:pPr>
+        <w:pStyle w:val="BodyText"/>
+      </w:pPr>
+      <w:r>
+        <w:t xml:space="preserve">Um começo rápido</w:t>
+      </w:r>
+    </w:p>
+    <w:p>
+      <w:pPr>
+        <w:pStyle w:val="BodyText"/>
+      </w:pPr>
+      <w:r>
+        <w:t xml:space="preserve">Escreva uma regra de laboratório que negue um recurso de dados sem um proprietário ou etiqueta de retenção; teste permitido e negado entradas.</w:t>
+      </w:r>
+    </w:p>
+    <w:bookmarkEnd w:id="97"/>
+    <w:bookmarkEnd w:id="98"/>
+    <w:bookmarkStart w:id="99" w:name="provas-para-reter-8"/>
+    <w:p>
+      <w:pPr>
+        <w:pStyle w:val="Heading1"/>
+      </w:pPr>
+      <w:r>
+        <w:t xml:space="preserve"># Provas para reter</w:t>
+      </w:r>
+    </w:p>
+    <w:p>
+      <w:pPr>
+        <w:pStyle w:val="FirstParagraph"/>
+      </w:pPr>
+      <w:r>
+        <w:t xml:space="preserve">Registre o propósito aprovado, proprietário, escopo, dados utilizados, ferramenta e versão de conteúdo, configuração, resultado completo, revisor, decisão, ação corretiva e reteste. Proteger relatórios que contenham dados pessoais, credenciais ou vulnerabilidades.</w:t>
+      </w:r>
+    </w:p>
+    <w:bookmarkEnd w:id="99"/>
+    <w:bookmarkStart w:id="101" w:name="klaro"/>
+    <w:p>
+      <w:pPr>
+        <w:pStyle w:val="Heading1"/>
+      </w:pPr>
+      <w:r>
+        <w:t xml:space="preserve">12.10 Klaro!</w:t>
+      </w:r>
+    </w:p>
+    <w:p>
+      <w:pPr>
+        <w:pStyle w:val="FirstParagraph"/>
+      </w:pPr>
+      <w:r>
+        <w:t xml:space="preserve">Apoio à interface de consentimento.</w:t>
+      </w:r>
+    </w:p>
+    <w:p>
+      <w:pPr>
+        <w:pStyle w:val="BodyText"/>
+      </w:pPr>
+      <w:r>
+        <w:t xml:space="preserve">** Documentação oficial e configuração:**</w:t>
+      </w:r>
+      <w:r>
+        <w:t xml:space="preserve"> </w:t>
+      </w:r>
+      <w:hyperlink r:id="rId100">
+        <w:r>
+          <w:rPr>
+            <w:rStyle w:val="Hyperlink"/>
+          </w:rPr>
+          <w:t xml:space="preserve"> </w:t>
+        </w:r>
+        <w:r>
+          <w:rPr>
+            <w:rStyle w:val="Hyperlink"/>
+          </w:rPr>
+          <w:t xml:space="preserve">Abra o guia oficial Klaro!</w:t>
+        </w:r>
+      </w:hyperlink>
+    </w:p>
+    <w:p>
+      <w:pPr>
+        <w:pStyle w:val="BodyText"/>
+      </w:pPr>
+      <w:r>
+        <w:t xml:space="preserve">Um começo rápido</w:t>
+      </w:r>
+    </w:p>
+    <w:p>
+      <w:pPr>
+        <w:pStyle w:val="BodyText"/>
+      </w:pPr>
+      <w:r>
+        <w:t xml:space="preserve">Configure uma página de laboratório para que os serviços opcionais permaneçam desligados até a escolha; teste aceitar, rejeitar, alterar e retirar caminhos.</w:t>
+      </w:r>
+    </w:p>
+    <w:bookmarkEnd w:id="101"/>
+    <w:bookmarkStart w:id="102" w:name="provas-para-reter-9"/>
+    <w:p>
+      <w:pPr>
+        <w:pStyle w:val="Heading1"/>
+      </w:pPr>
+      <w:r>
+        <w:t xml:space="preserve"># Provas para reter</w:t>
+      </w:r>
+    </w:p>
+    <w:p>
+      <w:pPr>
+        <w:pStyle w:val="FirstParagraph"/>
+      </w:pPr>
+      <w:r>
+        <w:t xml:space="preserve">Registre o propósito aprovado, proprietário, escopo, dados utilizados, ferramenta e versão de conteúdo, configuração, resultado completo, revisor, decisão, ação corretiva e reteste. Proteger relatórios que contenham dados pessoais, credenciais ou vulnerabilidades.</w:t>
+      </w:r>
+    </w:p>
+    <w:bookmarkEnd w:id="102"/>
+    <w:bookmarkStart w:id="104" w:name="greenbone-community-edition"/>
+    <w:p>
+      <w:pPr>
+        <w:pStyle w:val="Heading1"/>
+      </w:pPr>
+      <w:r>
+        <w:t xml:space="preserve">12.11 Greenbone Community Edition</w:t>
+      </w:r>
+    </w:p>
+    <w:p>
+      <w:pPr>
+        <w:pStyle w:val="FirstParagraph"/>
+      </w:pPr>
+      <w:r>
+        <w:t xml:space="preserve">Varredura de vulnerabilidade.</w:t>
+      </w:r>
+    </w:p>
+    <w:p>
+      <w:pPr>
+        <w:pStyle w:val="BodyText"/>
+      </w:pPr>
+      <w:r>
+        <w:t xml:space="preserve">** Documentação oficial e configuração:**</w:t>
+      </w:r>
+      <w:r>
+        <w:t xml:space="preserve"> </w:t>
+      </w:r>
+      <w:hyperlink r:id="rId103">
+        <w:r>
+          <w:rPr>
+            <w:rStyle w:val="Hyperlink"/>
+          </w:rPr>
+          <w:t xml:space="preserve">Abre o guia oficial da Greenbone Community Edition</w:t>
+        </w:r>
+      </w:hyperlink>
+    </w:p>
+    <w:p>
+      <w:pPr>
+        <w:pStyle w:val="BodyText"/>
+      </w:pPr>
+      <w:r>
+        <w:t xml:space="preserve">Um começo rápido</w:t>
+      </w:r>
+    </w:p>
+    <w:p>
+      <w:pPr>
+        <w:pStyle w:val="BodyText"/>
+      </w:pPr>
+      <w:r>
+        <w:t xml:space="preserve">Analise apenas um alvo de laboratório aprovado, valide um achado, corrija-o, rescan, e alcance de registro, versão, resultado e revisor.</w:t>
+      </w:r>
+    </w:p>
+    <w:bookmarkEnd w:id="104"/>
+    <w:bookmarkStart w:id="106" w:name="provas-para-reter-10"/>
+    <w:p>
+      <w:pPr>
+        <w:pStyle w:val="Heading1"/>
+      </w:pPr>
+      <w:r>
+        <w:t xml:space="preserve"># Provas para reter</w:t>
+      </w:r>
+    </w:p>
+    <w:p>
+      <w:pPr>
+        <w:pStyle w:val="FirstParagraph"/>
+      </w:pPr>
+      <w:r>
+        <w:t xml:space="preserve">Registre o propósito aprovado, proprietário, escopo, dados utilizados, ferramenta e versão de conteúdo, configuração, resultado completo, revisor, decisão, ação corretiva e reteste. Proteger relatórios que contenham dados pessoais, credenciais ou vulnerabilidades.</w:t>
+      </w:r>
+    </w:p>
+    <w:bookmarkStart w:id="105" w:name="X782753a325cbfb42b86c0fb6c37e2a0f54046ea"/>
+    <w:p>
+      <w:pPr>
+        <w:pStyle w:val="Heading2"/>
+      </w:pPr>
+      <w:r>
+        <w:t xml:space="preserve">12.12 Lista de verificação de governança de ferramentas</w:t>
+      </w:r>
+    </w:p>
+    <w:p>
+      <w:pPr>
+        <w:numPr>
+          <w:ilvl w:val="0"/>
+          <w:numId w:val="1040"/>
+        </w:numPr>
+      </w:pPr>
+      <w:r>
+        <w:t xml:space="preserve">Usar dados fictícios ou higiénicos na formação.</w:t>
+      </w:r>
+    </w:p>
+    <w:p>
+      <w:pPr>
+        <w:numPr>
+          <w:ilvl w:val="0"/>
+          <w:numId w:val="1040"/>
+        </w:numPr>
+      </w:pPr>
+      <w:r>
+        <w:t xml:space="preserve">Aprovar finalidade, proprietário, escopo, acesso, hospedagem e retenção antes do uso da produção.</w:t>
+      </w:r>
+    </w:p>
+    <w:p>
+      <w:pPr>
+        <w:numPr>
+          <w:ilvl w:val="0"/>
+          <w:numId w:val="1040"/>
+        </w:numPr>
+      </w:pPr>
+      <w:r>
+        <w:t xml:space="preserve">Reveja licenças, fontes de software, lançamentos, somas de verificação e dependências.</w:t>
+      </w:r>
+    </w:p>
+    <w:p>
+      <w:pPr>
+        <w:numPr>
+          <w:ilvl w:val="0"/>
+          <w:numId w:val="1040"/>
+        </w:numPr>
+      </w:pPr>
+      <w:r>
+        <w:t xml:space="preserve">A precisão do teste de detecção e documentar falsos positivos e falsos negativos.</w:t>
+      </w:r>
+    </w:p>
+    <w:p>
+      <w:pPr>
+        <w:numPr>
+          <w:ilvl w:val="0"/>
+          <w:numId w:val="1040"/>
+        </w:numPr>
+      </w:pPr>
+      <w:r>
+        <w:t xml:space="preserve">Limitar e registrar acesso administrativo.</w:t>
+      </w:r>
+    </w:p>
+    <w:p>
+      <w:pPr>
+        <w:numPr>
+          <w:ilvl w:val="0"/>
+          <w:numId w:val="1040"/>
+        </w:numPr>
+      </w:pPr>
+      <w:r>
+        <w:t xml:space="preserve">Defina processos humanos de revisão, escalada, correção e eliminação.</w:t>
+      </w:r>
+    </w:p>
+    <w:p>
+      <w:pPr>
+        <w:numPr>
+          <w:ilvl w:val="0"/>
+          <w:numId w:val="1040"/>
+        </w:numPr>
+      </w:pPr>
+      <w:r>
+        <w:t xml:space="preserve">Não carregue dados pessoais para um serviço externo sem uma revisão legal, de segurança e de transferência aprovada.</w:t>
+      </w:r>
+    </w:p>
+    <w:bookmarkEnd w:id="105"/>
+    <w:bookmarkEnd w:id="106"/>
+    <w:bookmarkStart w:id="107" w:name="laboratório-ficcional-saas-e-portfólio"/>
+    <w:p>
+      <w:pPr>
+        <w:pStyle w:val="Heading1"/>
+      </w:pPr>
+      <w:r>
         <w:t xml:space="preserve">13. Laboratório Ficcional SaaS e Portfólio</w:t>
       </w:r>
     </w:p>
     <w:p>
       <w:pPr>
+        <w:numPr>
+          <w:ilvl w:val="0"/>
+          <w:numId w:val="1041"/>
+        </w:numPr>
         <w:pStyle w:val="Compact"/>
-        <w:numPr>
-          <w:ilvl w:val="0"/>
-          <w:numId w:val="1041"/>
-        </w:numPr>
       </w:pPr>
       <w:r>
         <w:t xml:space="preserve">Uma empresa prática completa usando apenas informações sintéticas.*</w:t>
@@ -5983,8 +5962,8 @@
         <w:t xml:space="preserve">Blue Lantern Analytics é um fornecedor fictício de SaaS virado para a UE com 30 funcionários. Ele serve clientes empresariais, usa provedores de hospedagem e suporte em nuvem, monitora a atividade da aplicação, envia mensagens de produto e planeja um recurso de suporte de IA. Não tem clientes reais ou dados pessoais reais.</w:t>
       </w:r>
     </w:p>
-    <w:bookmarkEnd w:id="96"/>
-    <w:bookmarkStart w:id="97" w:name="projeto-1-âmbito-e-funções"/>
+    <w:bookmarkEnd w:id="107"/>
+    <w:bookmarkStart w:id="108" w:name="projeto-1-âmbito-e-funções"/>
     <w:p>
       <w:pPr>
         <w:pStyle w:val="Heading1"/>
@@ -6001,8 +5980,8 @@
         <w:t xml:space="preserve">Defina estabelecimentos, metas, serviços, funções, sistemas, pessoas e dados.</w:t>
       </w:r>
     </w:p>
-    <w:bookmarkEnd w:id="97"/>
-    <w:bookmarkStart w:id="98" w:name="projeto-2-ropa"/>
+    <w:bookmarkEnd w:id="108"/>
+    <w:bookmarkStart w:id="109" w:name="projeto-2-ropa"/>
     <w:p>
       <w:pPr>
         <w:pStyle w:val="Heading1"/>
@@ -6019,8 +5998,8 @@
         <w:t xml:space="preserve">Crie 12 atividades de processamento com finalidade, base, dados, destinatários, transferências, retenção, segurança e proprietários.</w:t>
       </w:r>
     </w:p>
-    <w:bookmarkEnd w:id="98"/>
-    <w:bookmarkStart w:id="99" w:name="projeto-3-direitos"/>
+    <w:bookmarkEnd w:id="109"/>
+    <w:bookmarkStart w:id="110" w:name="projeto-3-direitos"/>
     <w:p>
       <w:pPr>
         <w:pStyle w:val="Heading1"/>
@@ -6037,8 +6016,8 @@
         <w:t xml:space="preserve">Acesso ficcional completo, correção, exclusão, objeção e pedidos de portabilidade.</w:t>
       </w:r>
     </w:p>
-    <w:bookmarkEnd w:id="99"/>
-    <w:bookmarkStart w:id="100" w:name="projeto-4---dpia"/>
+    <w:bookmarkEnd w:id="110"/>
+    <w:bookmarkStart w:id="111" w:name="projeto-4---dpia"/>
     <w:p>
       <w:pPr>
         <w:pStyle w:val="Heading1"/>
@@ -6055,8 +6034,8 @@
         <w:t xml:space="preserve">Avaliar o monitoramento ou o recurso de suporte de IA e definir salvaguardas.</w:t>
       </w:r>
     </w:p>
-    <w:bookmarkEnd w:id="100"/>
-    <w:bookmarkStart w:id="101" w:name="projeto-5-violação"/>
+    <w:bookmarkEnd w:id="111"/>
+    <w:bookmarkStart w:id="112" w:name="projeto-5-violação"/>
     <w:p>
       <w:pPr>
         <w:pStyle w:val="Heading1"/>
@@ -6073,8 +6052,8 @@
         <w:t xml:space="preserve">Avaliar uma exportação de suporte perdido, construir a linha do tempo, decidir notificações e escrever um resumo do gestor.</w:t>
       </w:r>
     </w:p>
-    <w:bookmarkEnd w:id="101"/>
-    <w:bookmarkStart w:id="102" w:name="projeto-6-fornecedor-e-transferência"/>
+    <w:bookmarkEnd w:id="112"/>
+    <w:bookmarkStart w:id="113" w:name="projeto-6-fornecedor-e-transferência"/>
     <w:p>
       <w:pPr>
         <w:pStyle w:val="Heading1"/>
@@ -6091,8 +6070,8 @@
         <w:t xml:space="preserve">Reveja um processador fictício, termos do artigo 28, localização, módulo SCC, avaliação e salvaguardas.</w:t>
       </w:r>
     </w:p>
-    <w:bookmarkEnd w:id="102"/>
-    <w:bookmarkStart w:id="103" w:name="projeto-7-ferramentas"/>
+    <w:bookmarkEnd w:id="113"/>
+    <w:bookmarkStart w:id="114" w:name="projeto-7-ferramentas"/>
     <w:p>
       <w:pPr>
         <w:pStyle w:val="Heading1"/>
@@ -6109,8 +6088,8 @@
         <w:t xml:space="preserve">Use três ferramentas do Capítulo 12 em um laboratório isolado e limitações de documentos e evidências.</w:t>
       </w:r>
     </w:p>
-    <w:bookmarkEnd w:id="103"/>
-    <w:bookmarkStart w:id="105" w:name="ética-em-carteira"/>
+    <w:bookmarkEnd w:id="114"/>
+    <w:bookmarkStart w:id="116" w:name="ética-em-carteira"/>
     <w:p>
       <w:pPr>
         <w:pStyle w:val="Heading1"/>
@@ -6165,11 +6144,11 @@
     </w:p>
     <w:p>
       <w:pPr>
+        <w:numPr>
+          <w:ilvl w:val="0"/>
+          <w:numId w:val="1043"/>
+        </w:numPr>
         <w:pStyle w:val="Compact"/>
-        <w:numPr>
-          <w:ilvl w:val="0"/>
-          <w:numId w:val="1043"/>
-        </w:numPr>
       </w:pPr>
       <w:r>
         <w:t xml:space="preserve">Plano de Aprendizagem de Trinta Dias</w:t>
@@ -6177,17 +6156,17 @@
     </w:p>
     <w:p>
       <w:pPr>
+        <w:numPr>
+          <w:ilvl w:val="0"/>
+          <w:numId w:val="1044"/>
+        </w:numPr>
         <w:pStyle w:val="Compact"/>
-        <w:numPr>
-          <w:ilvl w:val="0"/>
-          <w:numId w:val="1044"/>
-        </w:numPr>
       </w:pPr>
       <w:r>
         <w:t xml:space="preserve">Um mês realista de estudo, prática, trabalho de carteira e preparação de entrevista.*</w:t>
       </w:r>
     </w:p>
-    <w:bookmarkStart w:id="104" w:name="semana-foco-saída-exigida"/>
+    <w:bookmarkStart w:id="115" w:name="semana-foco-saída-exigida"/>
     <w:p>
       <w:pPr>
         <w:pStyle w:val="Heading2"/>
@@ -6197,8 +6176,21 @@
       </w:r>
       <w:r>
         <w:rPr>
+          <w:bCs/>
           <w:b/>
+        </w:rPr>
+        <w:t xml:space="preserve"> </w:t>
+      </w:r>
+      <w:r>
+        <w:t xml:space="preserve"> </w:t>
+      </w:r>
+      <w:r>
+        <w:t xml:space="preserve">Foco</w:t>
+      </w:r>
+      <w:r>
+        <w:rPr>
           <w:bCs/>
+          <w:b/>
         </w:rPr>
         <w:t xml:space="preserve"> </w:t>
       </w:r>
@@ -6206,139 +6198,126 @@
         <w:t xml:space="preserve"> </w:t>
       </w:r>
       <w:r>
-        <w:t xml:space="preserve">Foco</w:t>
-      </w:r>
+        <w:t xml:space="preserve">Saída exigida**</w:t>
+      </w:r>
+    </w:p>
+    <w:p>
+      <w:pPr>
+        <w:pStyle w:val="FirstParagraph"/>
+      </w:pPr>
+      <w:r>
+        <w:t xml:space="preserve">• Semana 1 – Escopo, funções, definições, princípios, bases legais □ Memo de escopo, mapa de funções, exemplos de base legal</w:t>
+      </w:r>
+      <w:r>
+        <w:t xml:space="preserve"> </w:t>
+      </w:r>
+      <w:r>
+        <w:t xml:space="preserve">• Semana 2 • Direitos, ROPA, retenção, processadores • ROPA, lista de verificação de direitos, revisão do processador</w:t>
+      </w:r>
+      <w:r>
+        <w:t xml:space="preserve"> </w:t>
+      </w:r>
+      <w:r>
+        <w:t xml:space="preserve">• Semana 3 • Segurança, violação, DPIA, design, transferências arquivo de violação, DPIA, mapa de transferência</w:t>
+      </w:r>
+      <w:r>
+        <w:t xml:space="preserve"> </w:t>
+      </w:r>
+      <w:r>
+        <w:t xml:space="preserve">• Semana 4 • Ferramentas, portfólio, entrevista, aplicação;</w:t>
+      </w:r>
+    </w:p>
+    <w:bookmarkEnd w:id="115"/>
+    <w:bookmarkEnd w:id="116"/>
+    <w:bookmarkStart w:id="117" w:name="hábito-diário"/>
+    <w:p>
+      <w:pPr>
+        <w:pStyle w:val="Heading1"/>
+      </w:pPr>
+      <w:r>
+        <w:t xml:space="preserve"># 14,1 hábito diário</w:t>
+      </w:r>
+    </w:p>
+    <w:p>
+      <w:pPr>
+        <w:numPr>
+          <w:ilvl w:val="0"/>
+          <w:numId w:val="1045"/>
+        </w:numPr>
+      </w:pPr>
+      <w:r>
+        <w:t xml:space="preserve">Leia uma seção oficial da fonte.</w:t>
+      </w:r>
+    </w:p>
+    <w:p>
+      <w:pPr>
+        <w:numPr>
+          <w:ilvl w:val="0"/>
+          <w:numId w:val="1045"/>
+        </w:numPr>
+      </w:pPr>
+      <w:r>
+        <w:t xml:space="preserve">Explique um conceito em suas próprias palavras.</w:t>
+      </w:r>
+    </w:p>
+    <w:p>
+      <w:pPr>
+        <w:numPr>
+          <w:ilvl w:val="0"/>
+          <w:numId w:val="1045"/>
+        </w:numPr>
+      </w:pPr>
+      <w:r>
+        <w:t xml:space="preserve">Criar um pequeno registro fictício.</w:t>
+      </w:r>
+    </w:p>
+    <w:p>
+      <w:pPr>
+        <w:numPr>
+          <w:ilvl w:val="0"/>
+          <w:numId w:val="1045"/>
+        </w:numPr>
+      </w:pPr>
+      <w:r>
+        <w:t xml:space="preserve">Reveja o registro para clareza e evidência.</w:t>
+      </w:r>
+    </w:p>
+    <w:p>
+      <w:pPr>
+        <w:numPr>
+          <w:ilvl w:val="0"/>
+          <w:numId w:val="1045"/>
+        </w:numPr>
+      </w:pPr>
+      <w:r>
+        <w:t xml:space="preserve">Adicione uma melhoria ao portfólio.</w:t>
+      </w:r>
+    </w:p>
+    <w:p>
+      <w:pPr>
+        <w:numPr>
+          <w:ilvl w:val="0"/>
+          <w:numId w:val="1045"/>
+        </w:numPr>
+      </w:pPr>
+      <w:r>
+        <w:t xml:space="preserve">Preparação da entrevista</w:t>
+      </w:r>
+    </w:p>
+    <w:p>
+      <w:pPr>
+        <w:pStyle w:val="FirstParagraph"/>
+      </w:pPr>
       <w:r>
         <w:rPr>
-          <w:b/>
-          <w:bCs/>
-        </w:rPr>
-        <w:t xml:space="preserve"> </w:t>
-      </w:r>
-      <w:r>
-        <w:t xml:space="preserve"> </w:t>
-      </w:r>
-      <w:r>
-        <w:t xml:space="preserve">Saída exigida**</w:t>
-      </w:r>
-    </w:p>
-    <w:p>
-      <w:pPr>
-        <w:pStyle w:val="FirstParagraph"/>
-      </w:pPr>
-      <w:r>
-        <w:t xml:space="preserve">• Semana 1 – Escopo, funções, definições, princípios, bases legais □ Memo de escopo, mapa de funções, exemplos de base legal</w:t>
-      </w:r>
-      <w:r>
-        <w:t xml:space="preserve"> </w:t>
-      </w:r>
-      <w:r>
-        <w:t xml:space="preserve">• Semana 2 • Direitos, ROPA, retenção, processadores • ROPA, lista de verificação de direitos, revisão do processador</w:t>
-      </w:r>
-      <w:r>
-        <w:t xml:space="preserve"> </w:t>
-      </w:r>
-      <w:r>
-        <w:t xml:space="preserve">• Semana 3 • Segurança, violação, DPIA, design, transferências arquivo de violação, DPIA, mapa de transferência</w:t>
-      </w:r>
-      <w:r>
-        <w:t xml:space="preserve"> </w:t>
-      </w:r>
-      <w:r>
-        <w:t xml:space="preserve">• Semana 4 • Ferramentas, portfólio, entrevista, aplicação;</w:t>
-      </w:r>
-    </w:p>
-    <w:bookmarkEnd w:id="104"/>
-    <w:bookmarkEnd w:id="105"/>
-    <w:bookmarkStart w:id="106" w:name="hábito-diário"/>
-    <w:p>
-      <w:pPr>
-        <w:pStyle w:val="Heading1"/>
-      </w:pPr>
-      <w:r>
-        <w:t xml:space="preserve"># 14,1 hábito diário</w:t>
-      </w:r>
-    </w:p>
-    <w:p>
-      <w:pPr>
-        <w:numPr>
-          <w:ilvl w:val="0"/>
-          <w:numId w:val="1045"/>
-        </w:numPr>
-      </w:pPr>
-      <w:r>
-        <w:t xml:space="preserve">Leia uma seção oficial da fonte.</w:t>
-      </w:r>
-    </w:p>
-    <w:p>
-      <w:pPr>
-        <w:numPr>
-          <w:ilvl w:val="0"/>
-          <w:numId w:val="1045"/>
-        </w:numPr>
-      </w:pPr>
-      <w:r>
-        <w:t xml:space="preserve">Explique um conceito em suas próprias palavras.</w:t>
-      </w:r>
-    </w:p>
-    <w:p>
-      <w:pPr>
-        <w:numPr>
-          <w:ilvl w:val="0"/>
-          <w:numId w:val="1045"/>
-        </w:numPr>
-      </w:pPr>
-      <w:r>
-        <w:t xml:space="preserve">Criar um pequeno registro fictício.</w:t>
-      </w:r>
-    </w:p>
-    <w:p>
-      <w:pPr>
-        <w:numPr>
-          <w:ilvl w:val="0"/>
-          <w:numId w:val="1045"/>
-        </w:numPr>
-      </w:pPr>
-      <w:r>
-        <w:t xml:space="preserve">Reveja o registro para clareza e evidência.</w:t>
-      </w:r>
-    </w:p>
-    <w:p>
-      <w:pPr>
-        <w:numPr>
-          <w:ilvl w:val="0"/>
-          <w:numId w:val="1045"/>
-        </w:numPr>
-      </w:pPr>
-      <w:r>
-        <w:t xml:space="preserve">Adicione uma melhoria ao portfólio.</w:t>
-      </w:r>
-    </w:p>
-    <w:p>
-      <w:pPr>
-        <w:numPr>
-          <w:ilvl w:val="0"/>
-          <w:numId w:val="1045"/>
-        </w:numPr>
-      </w:pPr>
-      <w:r>
-        <w:t xml:space="preserve">Preparação da entrevista</w:t>
-      </w:r>
-    </w:p>
-    <w:p>
-      <w:pPr>
-        <w:pStyle w:val="FirstParagraph"/>
-      </w:pPr>
-      <w:r>
-        <w:rPr>
+          <w:iCs/>
           <w:i/>
-          <w:iCs/>
         </w:rPr>
         <w:t xml:space="preserve">Perguntas e respostas curtas para analistas e gestores júnior.</w:t>
       </w:r>
     </w:p>
-    <w:bookmarkEnd w:id="106"/>
-    <w:bookmarkStart w:id="107" w:name="o-que-são-dados-pessoais"/>
+    <w:bookmarkEnd w:id="117"/>
+    <w:bookmarkStart w:id="118" w:name="o-que-são-dados-pessoais"/>
     <w:p>
       <w:pPr>
         <w:pStyle w:val="Heading1"/>
@@ -6355,8 +6334,8 @@
         <w:t xml:space="preserve">Informações relativas a uma pessoa singular identificada ou identificável. Contexto importa; identificadores indiretos também podem tornar alguém identificável.</w:t>
       </w:r>
     </w:p>
-    <w:bookmarkEnd w:id="107"/>
-    <w:bookmarkStart w:id="108" w:name="controlador-versus-processador"/>
+    <w:bookmarkEnd w:id="118"/>
+    <w:bookmarkStart w:id="119" w:name="controlador-versus-processador"/>
     <w:p>
       <w:pPr>
         <w:pStyle w:val="Heading1"/>
@@ -6373,8 +6352,8 @@
         <w:t xml:space="preserve">Um controlador decide o propósito e os meios essenciais. Um processador atua em nome do controlador sob instruções.</w:t>
       </w:r>
     </w:p>
-    <w:bookmarkEnd w:id="108"/>
-    <w:bookmarkStart w:id="109" w:name="é-sempre-necessário-o-consentimento"/>
+    <w:bookmarkEnd w:id="119"/>
+    <w:bookmarkStart w:id="120" w:name="é-sempre-necessário-o-consentimento"/>
     <w:p>
       <w:pPr>
         <w:pStyle w:val="Heading1"/>
@@ -6391,8 +6370,8 @@
         <w:t xml:space="preserve">Não. O artigo 6o prevê seis bases legais. O consentimento só é adequado quando as suas condições e a sua escolha genuína são cumpridas.</w:t>
       </w:r>
     </w:p>
-    <w:bookmarkEnd w:id="109"/>
-    <w:bookmarkStart w:id="110" w:name="o-que-é-um-ropa"/>
+    <w:bookmarkEnd w:id="120"/>
+    <w:bookmarkStart w:id="121" w:name="o-que-é-um-ropa"/>
     <w:p>
       <w:pPr>
         <w:pStyle w:val="Heading1"/>
@@ -6409,8 +6388,8 @@
         <w:t xml:space="preserve">Um registro de atividades de processamento que ajuda a explicar propósitos, pessoas, dados, destinatários, transferências, retenção, segurança e papéis.</w:t>
       </w:r>
     </w:p>
-    <w:bookmarkEnd w:id="110"/>
-    <w:bookmarkStart w:id="111" w:name="como-você-lida-com-um-pedido-de-direitos"/>
+    <w:bookmarkEnd w:id="121"/>
+    <w:bookmarkStart w:id="122" w:name="como-você-lida-com-um-pedido-de-direitos"/>
     <w:p>
       <w:pPr>
         <w:pStyle w:val="Heading1"/>
@@ -6427,8 +6406,8 @@
         <w:t xml:space="preserve">Registre-o, verifique a identidade proporcionalmente, esclareça o escopo se necessário, pesquise sistemas completos e fornecedores, revise questões legais, responda com segurança e mantenha a trilha de decisão.</w:t>
       </w:r>
     </w:p>
-    <w:bookmarkEnd w:id="111"/>
-    <w:bookmarkStart w:id="112" w:name="quando-é-necessário-um-dpia"/>
+    <w:bookmarkEnd w:id="122"/>
+    <w:bookmarkStart w:id="123" w:name="quando-é-necessário-um-dpia"/>
     <w:p>
       <w:pPr>
         <w:pStyle w:val="Heading1"/>
@@ -6445,8 +6424,8 @@
         <w:t xml:space="preserve">Antes do tratamento, provavelmente resultará em alto risco para os direitos e liberdades das pessoas.</w:t>
       </w:r>
     </w:p>
-    <w:bookmarkEnd w:id="112"/>
-    <w:bookmarkStart w:id="113" w:name="o-que-é-uma-violação-de-dados-pessoais"/>
+    <w:bookmarkEnd w:id="123"/>
+    <w:bookmarkStart w:id="124" w:name="o-que-é-uma-violação-de-dados-pessoais"/>
     <w:p>
       <w:pPr>
         <w:pStyle w:val="Heading1"/>
@@ -6463,8 +6442,8 @@
         <w:t xml:space="preserve">Uma violação de segurança que causa destruição acidental ou ilegal, perda, alteração, divulgação não autorizada ou acesso a dados pessoais.</w:t>
       </w:r>
     </w:p>
-    <w:bookmarkEnd w:id="113"/>
-    <w:bookmarkStart w:id="114" w:name="o-que-acontece-às-72-horas"/>
+    <w:bookmarkEnd w:id="124"/>
+    <w:bookmarkStart w:id="125" w:name="o-que-acontece-às-72-horas"/>
     <w:p>
       <w:pPr>
         <w:pStyle w:val="Heading1"/>
@@ -6481,8 +6460,8 @@
         <w:t xml:space="preserve">Um responsável pelo tratamento notifica a autoridade sempre que necessário sem demora injustificada e, se possível, no prazo de 72 horas após a tomada de consciência. As razões do atraso devem ser explicadas.</w:t>
       </w:r>
     </w:p>
-    <w:bookmarkEnd w:id="114"/>
-    <w:bookmarkStart w:id="115" w:name="como-você-prova-conformidade"/>
+    <w:bookmarkEnd w:id="125"/>
+    <w:bookmarkStart w:id="126" w:name="como-você-prova-conformidade"/>
     <w:p>
       <w:pPr>
         <w:pStyle w:val="Heading1"/>
@@ -6499,8 +6478,8 @@
         <w:t xml:space="preserve">Com registros confiáveis e datados que conectam o requisito, processamento, controle, proprietário, revisão, decisão, ação e resultado.</w:t>
       </w:r>
     </w:p>
-    <w:bookmarkEnd w:id="115"/>
-    <w:bookmarkStart w:id="116" w:name="resposta-de-60-segundos-do-gerente"/>
+    <w:bookmarkEnd w:id="126"/>
+    <w:bookmarkStart w:id="127" w:name="resposta-de-60-segundos-do-gerente"/>
     <w:p>
       <w:pPr>
         <w:pStyle w:val="Heading1"/>
@@ -6523,8 +6502,8 @@
         <w:t xml:space="preserve">□——————————————————————————————————————————————————————————————————————————————————————————————————————————————————————————————————————————————————————————————————————————————————————————————————————————–</w:t>
       </w:r>
     </w:p>
-    <w:bookmarkEnd w:id="116"/>
-    <w:bookmarkStart w:id="117" w:name="modelos-e-listas-de-verificação"/>
+    <w:bookmarkEnd w:id="127"/>
+    <w:bookmarkStart w:id="128" w:name="modelos-e-listas-de-verificação"/>
     <w:p>
       <w:pPr>
         <w:pStyle w:val="Heading1"/>
@@ -6535,18 +6514,18 @@
     </w:p>
     <w:p>
       <w:pPr>
+        <w:numPr>
+          <w:ilvl w:val="0"/>
+          <w:numId w:val="1046"/>
+        </w:numPr>
         <w:pStyle w:val="Compact"/>
-        <w:numPr>
-          <w:ilvl w:val="0"/>
-          <w:numId w:val="1046"/>
-        </w:numPr>
       </w:pPr>
       <w:r>
         <w:t xml:space="preserve">Estruturas práticas para copiar para um sistema organizacional aprovado.*</w:t>
       </w:r>
     </w:p>
-    <w:bookmarkEnd w:id="117"/>
-    <w:bookmarkStart w:id="118" w:name="campos-ropa"/>
+    <w:bookmarkEnd w:id="128"/>
+    <w:bookmarkStart w:id="129" w:name="campos-ropa"/>
     <w:p>
       <w:pPr>
         <w:pStyle w:val="Heading1"/>
@@ -6794,8 +6773,8 @@
         <w:t xml:space="preserve">Data e resultado da conclusão</w:t>
       </w:r>
     </w:p>
-    <w:bookmarkEnd w:id="118"/>
-    <w:bookmarkStart w:id="119" w:name="tela-dpia"/>
+    <w:bookmarkEnd w:id="129"/>
+    <w:bookmarkStart w:id="130" w:name="tela-dpia"/>
     <w:p>
       <w:pPr>
         <w:pStyle w:val="Heading1"/>
@@ -6914,8 +6893,8 @@
         <w:t xml:space="preserve">Lista de autoridades de supervisão</w:t>
       </w:r>
     </w:p>
-    <w:bookmarkEnd w:id="119"/>
-    <w:bookmarkStart w:id="122" w:name="quebrar-a-folha-de-factos"/>
+    <w:bookmarkEnd w:id="130"/>
+    <w:bookmarkStart w:id="133" w:name="quebrar-a-folha-de-factos"/>
     <w:p>
       <w:pPr>
         <w:pStyle w:val="Heading1"/>
@@ -6924,7 +6903,7 @@
         <w:t xml:space="preserve"># 16.4 Quebrar a folha de factos</w:t>
       </w:r>
     </w:p>
-    <w:bookmarkStart w:id="120" w:name="informação-necessária"/>
+    <w:bookmarkStart w:id="131" w:name="informação-necessária"/>
     <w:p>
       <w:pPr>
         <w:pStyle w:val="Heading2"/>
@@ -6983,8 +6962,8 @@
         <w:t xml:space="preserve">□ Homologação • Titular da decisão, entrada legal/DPO, datas</w:t>
       </w:r>
     </w:p>
-    <w:bookmarkEnd w:id="120"/>
-    <w:bookmarkStart w:id="121" w:name="X8ed4ca8b0c63c1ed32e07144dc6b1a0522517db"/>
+    <w:bookmarkEnd w:id="131"/>
+    <w:bookmarkStart w:id="132" w:name="X8ed4ca8b0c63c1ed32e07144dc6b1a0522517db"/>
     <w:p>
       <w:pPr>
         <w:pStyle w:val="Heading2"/>
@@ -7103,9 +7082,9 @@
         <w:t xml:space="preserve">Data de apresentação de provas e de revisão</w:t>
       </w:r>
     </w:p>
-    <w:bookmarkEnd w:id="121"/>
-    <w:bookmarkEnd w:id="122"/>
-    <w:bookmarkStart w:id="125" w:name="gdpr-ai-e-analytics"/>
+    <w:bookmarkEnd w:id="132"/>
+    <w:bookmarkEnd w:id="133"/>
+    <w:bookmarkStart w:id="136" w:name="gdpr-ai-e-analytics"/>
     <w:p>
       <w:pPr>
         <w:pStyle w:val="Heading1"/>
@@ -7116,11 +7095,11 @@
     </w:p>
     <w:p>
       <w:pPr>
+        <w:numPr>
+          <w:ilvl w:val="0"/>
+          <w:numId w:val="1051"/>
+        </w:numPr>
         <w:pStyle w:val="Compact"/>
-        <w:numPr>
-          <w:ilvl w:val="0"/>
-          <w:numId w:val="1051"/>
-        </w:numPr>
       </w:pPr>
       <w:r>
         <w:t xml:space="preserve">Aplicando funções GDPR estabelecidas para modelos, dados de treinamento, monitoramento e decisões automatizadas.*</w:t>
@@ -7134,7 +7113,7 @@
         <w:t xml:space="preserve">AI não cria uma exceção para GDPR. Comece com as mesmas questões: escopo, papéis, finalidade, base legal, justiça, transparência, minimização, precisão, direitos, retenção, segurança, transferências e responsabilização. Em seguida, avaliar os riscos específicos para o modelo e caso de uso.</w:t>
       </w:r>
     </w:p>
-    <w:bookmarkStart w:id="123" w:name="questões-práticas-de-revisão"/>
+    <w:bookmarkStart w:id="134" w:name="questões-práticas-de-revisão"/>
     <w:p>
       <w:pPr>
         <w:pStyle w:val="Heading2"/>
@@ -7242,8 +7221,8 @@
         <w:t xml:space="preserve">Que revisão humana é significativa, treinada, autorizada e documentada?</w:t>
       </w:r>
     </w:p>
-    <w:bookmarkEnd w:id="123"/>
-    <w:bookmarkStart w:id="124" w:name="Xe7b8a786b7e4f4860042eb8524779f9541440af"/>
+    <w:bookmarkEnd w:id="134"/>
+    <w:bookmarkStart w:id="135" w:name="Xe7b8a786b7e4f4860042eb8524779f9541440af"/>
     <w:p>
       <w:pPr>
         <w:pStyle w:val="Heading2"/>
@@ -7252,9 +7231,9 @@
         <w:t xml:space="preserve">Não assumir:** Remover nomes diretos pode não tornar os dados anônimos. Os dados pseudonímicos permanecem dados pessoais quando podem ser ligados de volta usando informações adicionais. □</w:t>
       </w:r>
     </w:p>
-    <w:bookmarkEnd w:id="124"/>
-    <w:bookmarkEnd w:id="125"/>
-    <w:bookmarkStart w:id="126" w:name="glossário"/>
+    <w:bookmarkEnd w:id="135"/>
+    <w:bookmarkEnd w:id="136"/>
+    <w:bookmarkStart w:id="137" w:name="glossário"/>
     <w:p>
       <w:pPr>
         <w:pStyle w:val="Heading1"/>
@@ -7269,8 +7248,8 @@
       </w:pPr>
       <w:r>
         <w:rPr>
+          <w:iCs/>
           <w:i/>
-          <w:iCs/>
         </w:rPr>
         <w:t xml:space="preserve">Definições em inglês de GDPR importantes e termos de privacidade.</w:t>
       </w:r>
@@ -7305,8 +7284,8 @@
       </w:pPr>
       <w:r>
         <w:rPr>
+          <w:bCs/>
           <w:b/>
-          <w:bCs/>
         </w:rPr>
         <w:t xml:space="preserve">Consent.</w:t>
       </w:r>
@@ -7355,8 +7334,8 @@
       </w:pPr>
       <w:r>
         <w:rPr>
+          <w:bCs/>
           <w:b/>
-          <w:bCs/>
         </w:rPr>
         <w:t xml:space="preserve">EDPB.</w:t>
       </w:r>
@@ -7421,8 +7400,8 @@
       </w:pPr>
       <w:r>
         <w:rPr>
+          <w:bCs/>
           <w:b/>
-          <w:bCs/>
         </w:rPr>
         <w:t xml:space="preserve">Processor.</w:t>
       </w:r>
@@ -7455,8 +7434,8 @@
       </w:pPr>
       <w:r>
         <w:rPr>
+          <w:bCs/>
           <w:b/>
-          <w:bCs/>
         </w:rPr>
         <w:t xml:space="preserve">ROPA.</w:t>
       </w:r>
@@ -7499,8 +7478,8 @@
         <w:t xml:space="preserve">** Avaliação do impacto da transferência. ** Uma avaliação prática de se uma salvaguarda da transferência pode funcionar no contexto do destino e de que medidas adicionais são necessárias.</w:t>
       </w:r>
     </w:p>
-    <w:bookmarkEnd w:id="126"/>
-    <w:bookmarkStart w:id="128" w:name="índice-de-assuntos"/>
+    <w:bookmarkEnd w:id="137"/>
+    <w:bookmarkStart w:id="139" w:name="índice-de-assuntos"/>
     <w:p>
       <w:pPr>
         <w:pStyle w:val="Heading1"/>
@@ -7511,17 +7490,17 @@
     </w:p>
     <w:p>
       <w:pPr>
+        <w:numPr>
+          <w:ilvl w:val="0"/>
+          <w:numId w:val="1053"/>
+        </w:numPr>
         <w:pStyle w:val="Compact"/>
-        <w:numPr>
-          <w:ilvl w:val="0"/>
-          <w:numId w:val="1053"/>
-        </w:numPr>
       </w:pPr>
       <w:r>
         <w:t xml:space="preserve">Um guia alfabético para tópicos principais. As referências apontam para seções para que o índice permaneça útil após a edição.*</w:t>
       </w:r>
     </w:p>
-    <w:bookmarkStart w:id="127" w:name="secções"/>
+    <w:bookmarkStart w:id="138" w:name="secções"/>
     <w:p>
       <w:pPr>
         <w:pStyle w:val="Heading2"/>
@@ -7566,36 +7545,36 @@
       </w:r>
       <w:r>
         <w:rPr>
+          <w:iCs/>
           <w:i/>
+        </w:rPr>
+        <w:t xml:space="preserve"> </w:t>
+      </w:r>
+      <w:r>
+        <w:rPr>
           <w:iCs/>
-        </w:rPr>
-        <w:t xml:space="preserve"> </w:t>
-      </w:r>
-      <w:r>
-        <w:rPr>
           <w:i/>
-          <w:iCs/>
         </w:rPr>
         <w:t xml:space="preserve">. Consentimento .. 3.2–3.3, 9.2 .. Registros de processamento .. 5.1, 9.4, 16.1 .</w:t>
       </w:r>
       <w:r>
         <w:rPr>
+          <w:iCs/>
           <w:i/>
+        </w:rPr>
+        <w:t xml:space="preserve"> </w:t>
+      </w:r>
+      <w:r>
+        <w:rPr>
           <w:iCs/>
-        </w:rPr>
-        <w:t xml:space="preserve"> </w:t>
-      </w:r>
-      <w:r>
-        <w:rPr>
           <w:i/>
-          <w:iCs/>
         </w:rPr>
         <w:t xml:space="preserve">Controlador de Retenção</w:t>
       </w:r>
       <w:r>
         <w:rPr>
+          <w:iCs/>
           <w:i/>
-          <w:iCs/>
         </w:rPr>
         <w:t xml:space="preserve"> </w:t>
       </w:r>
@@ -7642,9 +7621,9 @@
         <w:t xml:space="preserve">□ Bases legais ; 3.2, 9.2 ; Gestão de fornecedores ; 5.2, 8, 10 ;</w:t>
       </w:r>
     </w:p>
-    <w:bookmarkEnd w:id="127"/>
-    <w:bookmarkEnd w:id="128"/>
-    <w:bookmarkStart w:id="139" w:name="referências-oficiais-e-estudo-adicional"/>
+    <w:bookmarkEnd w:id="138"/>
+    <w:bookmarkEnd w:id="139"/>
+    <w:bookmarkStart w:id="150" w:name="referências-oficiais-e-estudo-adicional"/>
     <w:p>
       <w:pPr>
         <w:pStyle w:val="Heading1"/>
@@ -7655,11 +7634,11 @@
     </w:p>
     <w:p>
       <w:pPr>
+        <w:numPr>
+          <w:ilvl w:val="0"/>
+          <w:numId w:val="1054"/>
+        </w:numPr>
         <w:pStyle w:val="Compact"/>
-        <w:numPr>
-          <w:ilvl w:val="0"/>
-          <w:numId w:val="1054"/>
-        </w:numPr>
       </w:pPr>
       <w:r>
         <w:t xml:space="preserve">Direito autoritário, orientação da UE e documentação oficial do projecto utilizada para verificação e estudo posterior.*</w:t>
@@ -7669,7 +7648,7 @@
       <w:pPr>
         <w:pStyle w:val="FirstParagraph"/>
       </w:pPr>
-      <w:hyperlink r:id="rId129">
+      <w:hyperlink r:id="rId140">
         <w:r>
           <w:rPr>
             <w:rStyle w:val="Hyperlink"/>
@@ -7682,7 +7661,7 @@
       <w:pPr>
         <w:pStyle w:val="BodyText"/>
       </w:pPr>
-      <w:hyperlink r:id="rId130">
+      <w:hyperlink r:id="rId141">
         <w:r>
           <w:rPr>
             <w:rStyle w:val="Hyperlink"/>
@@ -7695,7 +7674,7 @@
       <w:pPr>
         <w:pStyle w:val="BodyText"/>
       </w:pPr>
-      <w:hyperlink r:id="rId131">
+      <w:hyperlink r:id="rId142">
         <w:r>
           <w:rPr>
             <w:rStyle w:val="Hyperlink"/>
@@ -7708,7 +7687,7 @@
       <w:pPr>
         <w:pStyle w:val="BodyText"/>
       </w:pPr>
-      <w:hyperlink r:id="rId132">
+      <w:hyperlink r:id="rId143">
         <w:r>
           <w:rPr>
             <w:rStyle w:val="Hyperlink"/>
@@ -7721,7 +7700,7 @@
       <w:pPr>
         <w:pStyle w:val="BodyText"/>
       </w:pPr>
-      <w:hyperlink r:id="rId133">
+      <w:hyperlink r:id="rId144">
         <w:r>
           <w:rPr>
             <w:rStyle w:val="Hyperlink"/>
@@ -7734,7 +7713,7 @@
       <w:pPr>
         <w:pStyle w:val="BodyText"/>
       </w:pPr>
-      <w:hyperlink r:id="rId134">
+      <w:hyperlink r:id="rId145">
         <w:r>
           <w:rPr>
             <w:rStyle w:val="Hyperlink"/>
@@ -7747,7 +7726,7 @@
       <w:pPr>
         <w:pStyle w:val="BodyText"/>
       </w:pPr>
-      <w:hyperlink r:id="rId135">
+      <w:hyperlink r:id="rId146">
         <w:r>
           <w:rPr>
             <w:rStyle w:val="Hyperlink"/>
@@ -7760,7 +7739,7 @@
       <w:pPr>
         <w:pStyle w:val="BodyText"/>
       </w:pPr>
-      <w:hyperlink r:id="rId136">
+      <w:hyperlink r:id="rId147">
         <w:r>
           <w:rPr>
             <w:rStyle w:val="Hyperlink"/>
@@ -7773,7 +7752,7 @@
       <w:pPr>
         <w:pStyle w:val="BodyText"/>
       </w:pPr>
-      <w:hyperlink r:id="rId137">
+      <w:hyperlink r:id="rId148">
         <w:r>
           <w:rPr>
             <w:rStyle w:val="Hyperlink"/>
@@ -7786,7 +7765,7 @@
       <w:pPr>
         <w:pStyle w:val="BodyText"/>
       </w:pPr>
-      <w:hyperlink r:id="rId138">
+      <w:hyperlink r:id="rId149">
         <w:r>
           <w:rPr>
             <w:rStyle w:val="Hyperlink"/>
@@ -7799,7 +7778,7 @@
       <w:pPr>
         <w:pStyle w:val="BodyText"/>
       </w:pPr>
-      <w:hyperlink r:id="rId64">
+      <w:hyperlink r:id="rId75">
         <w:r>
           <w:rPr>
             <w:rStyle w:val="Hyperlink"/>
@@ -7812,7 +7791,7 @@
       <w:pPr>
         <w:pStyle w:val="BodyText"/>
       </w:pPr>
-      <w:hyperlink r:id="rId68">
+      <w:hyperlink r:id="rId79">
         <w:r>
           <w:rPr>
             <w:rStyle w:val="Hyperlink"/>
@@ -7825,7 +7804,7 @@
       <w:pPr>
         <w:pStyle w:val="BodyText"/>
       </w:pPr>
-      <w:hyperlink r:id="rId70">
+      <w:hyperlink r:id="rId81">
         <w:r>
           <w:rPr>
             <w:rStyle w:val="Hyperlink"/>
@@ -7838,7 +7817,7 @@
       <w:pPr>
         <w:pStyle w:val="BodyText"/>
       </w:pPr>
-      <w:hyperlink r:id="rId73">
+      <w:hyperlink r:id="rId84">
         <w:r>
           <w:rPr>
             <w:rStyle w:val="Hyperlink"/>
@@ -7851,7 +7830,7 @@
       <w:pPr>
         <w:pStyle w:val="BodyText"/>
       </w:pPr>
-      <w:hyperlink r:id="rId76">
+      <w:hyperlink r:id="rId87">
         <w:r>
           <w:rPr>
             <w:rStyle w:val="Hyperlink"/>
@@ -7864,7 +7843,7 @@
       <w:pPr>
         <w:pStyle w:val="BodyText"/>
       </w:pPr>
-      <w:hyperlink r:id="rId80">
+      <w:hyperlink r:id="rId91">
         <w:r>
           <w:rPr>
             <w:rStyle w:val="Hyperlink"/>
@@ -7877,7 +7856,7 @@
       <w:pPr>
         <w:pStyle w:val="BodyText"/>
       </w:pPr>
-      <w:hyperlink r:id="rId82">
+      <w:hyperlink r:id="rId93">
         <w:r>
           <w:rPr>
             <w:rStyle w:val="Hyperlink"/>
@@ -7890,7 +7869,7 @@
       <w:pPr>
         <w:pStyle w:val="BodyText"/>
       </w:pPr>
-      <w:hyperlink r:id="rId85">
+      <w:hyperlink r:id="rId96">
         <w:r>
           <w:rPr>
             <w:rStyle w:val="Hyperlink"/>
@@ -7903,7 +7882,7 @@
       <w:pPr>
         <w:pStyle w:val="BodyText"/>
       </w:pPr>
-      <w:hyperlink r:id="rId89">
+      <w:hyperlink r:id="rId100">
         <w:r>
           <w:rPr>
             <w:rStyle w:val="Hyperlink"/>
@@ -7916,7 +7895,7 @@
       <w:pPr>
         <w:pStyle w:val="BodyText"/>
       </w:pPr>
-      <w:hyperlink r:id="rId92">
+      <w:hyperlink r:id="rId103">
         <w:r>
           <w:rPr>
             <w:rStyle w:val="Hyperlink"/>
@@ -7931,8 +7910,8 @@
       </w:pPr>
       <w:r>
         <w:rPr>
+          <w:bCs/>
           <w:b/>
-          <w:bCs/>
         </w:rPr>
         <w:t xml:space="preserve">Lembramento final:</w:t>
       </w:r>
@@ -7949,12 +7928,8 @@
         <w:t xml:space="preserve">O que é que se passa?</w:t>
       </w:r>
     </w:p>
-    <w:bookmarkEnd w:id="139"/>
-    <w:sectPr>
-      <w:footnotePr>
-        <w:numRestart w:val="eachSect"/>
-      </w:footnotePr>
-    </w:sectPr>
+    <w:bookmarkEnd w:id="150"/>
+    <w:sectPr/>
   </w:body>
 </w:document>
 </file>
@@ -7985,14 +7960,14 @@
 <file path=word/numbering.xml><?xml version="1.0" encoding="utf-8"?>
 <w:numbering xmlns:w="http://schemas.openxmlformats.org/wordprocessingml/2006/main">
   <w:abstractNum w:abstractNumId="990">
-    <w:nsid w:val="0000A990"/>
+    <w:nsid w:val="A990"/>
     <w:multiLevelType w:val="multilevel"/>
     <w:lvl w:ilvl="0">
       <w:numFmt w:val="bullet"/>
       <w:lvlText w:val=" "/>
       <w:lvlJc w:val="left"/>
       <w:pPr>
-        <w:ind w:left="720" w:hanging="360"/>
+        <w:ind w:left="720" w:hanging="480"/>
       </w:pPr>
     </w:lvl>
     <w:lvl w:ilvl="1">
@@ -8000,7 +7975,7 @@
       <w:lvlText w:val=" "/>
       <w:lvlJc w:val="left"/>
       <w:pPr>
-        <w:ind w:left="1440" w:hanging="360"/>
+        <w:ind w:left="1440" w:hanging="480"/>
       </w:pPr>
     </w:lvl>
     <w:lvl w:ilvl="2">
@@ -8008,7 +7983,7 @@
       <w:lvlText w:val=" "/>
       <w:lvlJc w:val="left"/>
       <w:pPr>
-        <w:ind w:left="2160" w:hanging="360"/>
+        <w:ind w:left="2160" w:hanging="480"/>
       </w:pPr>
     </w:lvl>
     <w:lvl w:ilvl="3">
@@ -8016,7 +7991,7 @@
       <w:lvlText w:val=" "/>
       <w:lvlJc w:val="left"/>
       <w:pPr>
-        <w:ind w:left="2880" w:hanging="360"/>
+        <w:ind w:left="2880" w:hanging="480"/>
       </w:pPr>
     </w:lvl>
     <w:lvl w:ilvl="4">
@@ -8024,7 +7999,7 @@
       <w:lvlText w:val=" "/>
       <w:lvlJc w:val="left"/>
       <w:pPr>
-        <w:ind w:left="3600" w:hanging="360"/>
+        <w:ind w:left="3600" w:hanging="480"/>
       </w:pPr>
     </w:lvl>
     <w:lvl w:ilvl="5">
@@ -8032,7 +8007,7 @@
       <w:lvlText w:val=" "/>
       <w:lvlJc w:val="left"/>
       <w:pPr>
-        <w:ind w:left="4320" w:hanging="360"/>
+        <w:ind w:left="4320" w:hanging="480"/>
       </w:pPr>
     </w:lvl>
     <w:lvl w:ilvl="6">
@@ -8040,7 +8015,7 @@
       <w:lvlText w:val=" "/>
       <w:lvlJc w:val="left"/>
       <w:pPr>
-        <w:ind w:left="5040" w:hanging="360"/>
+        <w:ind w:left="5040" w:hanging="480"/>
       </w:pPr>
     </w:lvl>
     <w:lvl w:ilvl="7">
@@ -8048,7 +8023,7 @@
       <w:lvlText w:val=" "/>
       <w:lvlJc w:val="left"/>
       <w:pPr>
-        <w:ind w:left="5760" w:hanging="360"/>
+        <w:ind w:left="5760" w:hanging="480"/>
       </w:pPr>
     </w:lvl>
     <w:lvl w:ilvl="8">
@@ -8056,115 +8031,88 @@
       <w:lvlText w:val=" "/>
       <w:lvlJc w:val="left"/>
       <w:pPr>
-        <w:ind w:left="6480" w:hanging="360"/>
+        <w:ind w:left="6480" w:hanging="480"/>
       </w:pPr>
     </w:lvl>
   </w:abstractNum>
   <w:abstractNum w:abstractNumId="991">
-    <w:nsid w:val="0000A991"/>
+    <w:nsid w:val="A991"/>
     <w:multiLevelType w:val="multilevel"/>
     <w:lvl w:ilvl="0">
       <w:numFmt w:val="bullet"/>
-      <w:lvlText w:val=""/>
+      <w:lvlText w:val="•"/>
       <w:lvlJc w:val="left"/>
       <w:pPr>
-        <w:ind w:left="720" w:hanging="360"/>
-      </w:pPr>
-      <w:rPr>
-        <w:rFonts w:ascii="Symbol" w:hAnsi="Symbol" w:cs="Symbol" w:hint="default"/>
-      </w:rPr>
+        <w:ind w:left="720" w:hanging="480"/>
+      </w:pPr>
     </w:lvl>
     <w:lvl w:ilvl="1">
       <w:numFmt w:val="bullet"/>
-      <w:lvlText w:val="o"/>
+      <w:lvlText w:val="–"/>
       <w:lvlJc w:val="left"/>
       <w:pPr>
-        <w:ind w:left="1440" w:hanging="360"/>
-      </w:pPr>
-      <w:rPr>
-        <w:rFonts w:ascii="Courier New" w:hAnsi="Courier New" w:cs="Courier New" w:hint="default"/>
-      </w:rPr>
+        <w:ind w:left="1440" w:hanging="480"/>
+      </w:pPr>
     </w:lvl>
     <w:lvl w:ilvl="2">
       <w:numFmt w:val="bullet"/>
-      <w:lvlText w:val=""/>
+      <w:lvlText w:val="•"/>
       <w:lvlJc w:val="left"/>
       <w:pPr>
-        <w:ind w:left="2160" w:hanging="360"/>
-      </w:pPr>
-      <w:rPr>
-        <w:rFonts w:ascii="Wingdings" w:hAnsi="Wingdings" w:cs="Wingdings" w:hint="default"/>
-      </w:rPr>
+        <w:ind w:left="2160" w:hanging="480"/>
+      </w:pPr>
     </w:lvl>
     <w:lvl w:ilvl="3">
       <w:numFmt w:val="bullet"/>
-      <w:lvlText w:val=""/>
+      <w:lvlText w:val="–"/>
       <w:lvlJc w:val="left"/>
       <w:pPr>
-        <w:ind w:left="2880" w:hanging="360"/>
-      </w:pPr>
-      <w:rPr>
-        <w:rFonts w:ascii="Symbol" w:hAnsi="Symbol" w:cs="Symbol" w:hint="default"/>
-      </w:rPr>
+        <w:ind w:left="2880" w:hanging="480"/>
+      </w:pPr>
     </w:lvl>
     <w:lvl w:ilvl="4">
       <w:numFmt w:val="bullet"/>
-      <w:lvlText w:val="o"/>
+      <w:lvlText w:val="•"/>
       <w:lvlJc w:val="left"/>
       <w:pPr>
-        <w:ind w:left="3600" w:hanging="360"/>
-      </w:pPr>
-      <w:rPr>
-        <w:rFonts w:ascii="Courier New" w:hAnsi="Courier New" w:cs="Courier New" w:hint="default"/>
-      </w:rPr>
+        <w:ind w:left="3600" w:hanging="480"/>
+      </w:pPr>
     </w:lvl>
     <w:lvl w:ilvl="5">
       <w:numFmt w:val="bullet"/>
-      <w:lvlText w:val=""/>
+      <w:lvlText w:val="–"/>
       <w:lvlJc w:val="left"/>
       <w:pPr>
-        <w:ind w:left="4320" w:hanging="360"/>
-      </w:pPr>
-      <w:rPr>
-        <w:rFonts w:ascii="Wingdings" w:hAnsi="Wingdings" w:cs="Wingdings" w:hint="default"/>
-      </w:rPr>
+        <w:ind w:left="4320" w:hanging="480"/>
+      </w:pPr>
     </w:lvl>
     <w:lvl w:ilvl="6">
       <w:numFmt w:val="bullet"/>
-      <w:lvlText w:val=""/>
+      <w:lvlText w:val="•"/>
       <w:lvlJc w:val="left"/>
       <w:pPr>
-        <w:ind w:left="5040" w:hanging="360"/>
-      </w:pPr>
-      <w:rPr>
-        <w:rFonts w:ascii="Symbol" w:hAnsi="Symbol" w:cs="Symbol" w:hint="default"/>
-      </w:rPr>
+        <w:ind w:left="5040" w:hanging="480"/>
+      </w:pPr>
     </w:lvl>
     <w:lvl w:ilvl="7">
       <w:numFmt w:val="bullet"/>
-      <w:lvlText w:val="o"/>
+      <w:lvlText w:val="–"/>
       <w:lvlJc w:val="left"/>
       <w:pPr>
-        <w:ind w:left="5760" w:hanging="360"/>
-      </w:pPr>
-      <w:rPr>
-        <w:rFonts w:ascii="Courier New" w:hAnsi="Courier New" w:cs="Courier New" w:hint="default"/>
-      </w:rPr>
+        <w:ind w:left="5760" w:hanging="480"/>
+      </w:pPr>
     </w:lvl>
     <w:lvl w:ilvl="8">
       <w:numFmt w:val="bullet"/>
-      <w:lvlText w:val=""/>
+      <w:lvlText w:val="•"/>
       <w:lvlJc w:val="left"/>
       <w:pPr>
-        <w:ind w:left="6480" w:hanging="360"/>
-      </w:pPr>
-      <w:rPr>
-        <w:rFonts w:ascii="Wingdings" w:hAnsi="Wingdings" w:cs="Wingdings" w:hint="default"/>
-      </w:rPr>
+        <w:ind w:left="6480" w:hanging="480"/>
+      </w:pPr>
     </w:lvl>
   </w:abstractNum>
   <w:abstractNum w:abstractNumId="99411">
-    <w:nsid w:val="00A99411"/>
+    <w:nsid w:val="A99411"/>
     <w:multiLevelType w:val="multilevel"/>
     <w:lvl w:ilvl="0">
       <w:start w:val="1"/>
@@ -8172,7 +8120,7 @@
       <w:lvlText w:val="%1."/>
       <w:lvlJc w:val="left"/>
       <w:pPr>
-        <w:ind w:left="720" w:hanging="360"/>
+        <w:ind w:left="720" w:hanging="480"/>
       </w:pPr>
     </w:lvl>
     <w:lvl w:ilvl="1">
@@ -8181,7 +8129,7 @@
       <w:lvlText w:val="%2."/>
       <w:lvlJc w:val="left"/>
       <w:pPr>
-        <w:ind w:left="1440" w:hanging="360"/>
+        <w:ind w:left="1440" w:hanging="480"/>
       </w:pPr>
     </w:lvl>
     <w:lvl w:ilvl="2">
@@ -8190,7 +8138,7 @@
       <w:lvlText w:val="%3."/>
       <w:lvlJc w:val="left"/>
       <w:pPr>
-        <w:ind w:left="2160" w:hanging="360"/>
+        <w:ind w:left="2160" w:hanging="480"/>
       </w:pPr>
     </w:lvl>
     <w:lvl w:ilvl="3">
@@ -8199,7 +8147,7 @@
       <w:lvlText w:val="%4."/>
       <w:lvlJc w:val="left"/>
       <w:pPr>
-        <w:ind w:left="2880" w:hanging="360"/>
+        <w:ind w:left="2880" w:hanging="480"/>
       </w:pPr>
     </w:lvl>
     <w:lvl w:ilvl="4">
@@ -8208,7 +8156,7 @@
       <w:lvlText w:val="%5."/>
       <w:lvlJc w:val="left"/>
       <w:pPr>
-        <w:ind w:left="3600" w:hanging="360"/>
+        <w:ind w:left="3600" w:hanging="480"/>
       </w:pPr>
     </w:lvl>
     <w:lvl w:ilvl="5">
@@ -8217,7 +8165,7 @@
       <w:lvlText w:val="%6."/>
       <w:lvlJc w:val="left"/>
       <w:pPr>
-        <w:ind w:left="4320" w:hanging="360"/>
+        <w:ind w:left="4320" w:hanging="480"/>
       </w:pPr>
     </w:lvl>
     <w:lvl w:ilvl="6">
@@ -8226,7 +8174,7 @@
       <w:lvlText w:val="%7."/>
       <w:lvlJc w:val="left"/>
       <w:pPr>
-        <w:ind w:left="5040" w:hanging="360"/>
+        <w:ind w:left="5040" w:hanging="480"/>
       </w:pPr>
     </w:lvl>
     <w:lvl w:ilvl="7">
@@ -8235,7 +8183,7 @@
       <w:lvlText w:val="%8."/>
       <w:lvlJc w:val="left"/>
       <w:pPr>
-        <w:ind w:left="5760" w:hanging="360"/>
+        <w:ind w:left="5760" w:hanging="480"/>
       </w:pPr>
     </w:lvl>
     <w:lvl w:ilvl="8">
@@ -8244,12 +8192,12 @@
       <w:lvlText w:val="%9."/>
       <w:lvlJc w:val="left"/>
       <w:pPr>
-        <w:ind w:left="6480" w:hanging="360"/>
+        <w:ind w:left="6480" w:hanging="480"/>
       </w:pPr>
     </w:lvl>
   </w:abstractNum>
   <w:abstractNum w:abstractNumId="99413">
-    <w:nsid w:val="00A99413"/>
+    <w:nsid w:val="A99413"/>
     <w:multiLevelType w:val="multilevel"/>
     <w:lvl w:ilvl="0">
       <w:start w:val="3"/>
@@ -8257,7 +8205,7 @@
       <w:lvlText w:val="%1."/>
       <w:lvlJc w:val="left"/>
       <w:pPr>
-        <w:ind w:left="720" w:hanging="360"/>
+        <w:ind w:left="720" w:hanging="480"/>
       </w:pPr>
     </w:lvl>
     <w:lvl w:ilvl="1">
@@ -8266,7 +8214,7 @@
       <w:lvlText w:val="%2."/>
       <w:lvlJc w:val="left"/>
       <w:pPr>
-        <w:ind w:left="1440" w:hanging="360"/>
+        <w:ind w:left="1440" w:hanging="480"/>
       </w:pPr>
     </w:lvl>
     <w:lvl w:ilvl="2">
@@ -8275,7 +8223,7 @@
       <w:lvlText w:val="%3."/>
       <w:lvlJc w:val="left"/>
       <w:pPr>
-        <w:ind w:left="2160" w:hanging="360"/>
+        <w:ind w:left="2160" w:hanging="480"/>
       </w:pPr>
     </w:lvl>
     <w:lvl w:ilvl="3">
@@ -8284,7 +8232,7 @@
       <w:lvlText w:val="%4."/>
       <w:lvlJc w:val="left"/>
       <w:pPr>
-        <w:ind w:left="2880" w:hanging="360"/>
+        <w:ind w:left="2880" w:hanging="480"/>
       </w:pPr>
     </w:lvl>
     <w:lvl w:ilvl="4">
@@ -8293,7 +8241,7 @@
       <w:lvlText w:val="%5."/>
       <w:lvlJc w:val="left"/>
       <w:pPr>
-        <w:ind w:left="3600" w:hanging="360"/>
+        <w:ind w:left="3600" w:hanging="480"/>
       </w:pPr>
     </w:lvl>
     <w:lvl w:ilvl="5">
@@ -8302,7 +8250,7 @@
       <w:lvlText w:val="%6."/>
       <w:lvlJc w:val="left"/>
       <w:pPr>
-        <w:ind w:left="4320" w:hanging="360"/>
+        <w:ind w:left="4320" w:hanging="480"/>
       </w:pPr>
     </w:lvl>
     <w:lvl w:ilvl="6">
@@ -8311,7 +8259,7 @@
       <w:lvlText w:val="%7."/>
       <w:lvlJc w:val="left"/>
       <w:pPr>
-        <w:ind w:left="5040" w:hanging="360"/>
+        <w:ind w:left="5040" w:hanging="480"/>
       </w:pPr>
     </w:lvl>
     <w:lvl w:ilvl="7">
@@ -8320,7 +8268,7 @@
       <w:lvlText w:val="%8."/>
       <w:lvlJc w:val="left"/>
       <w:pPr>
-        <w:ind w:left="5760" w:hanging="360"/>
+        <w:ind w:left="5760" w:hanging="480"/>
       </w:pPr>
     </w:lvl>
     <w:lvl w:ilvl="8">
@@ -8329,12 +8277,12 @@
       <w:lvlText w:val="%9."/>
       <w:lvlJc w:val="left"/>
       <w:pPr>
-        <w:ind w:left="6480" w:hanging="360"/>
+        <w:ind w:left="6480" w:hanging="480"/>
       </w:pPr>
     </w:lvl>
   </w:abstractNum>
   <w:abstractNum w:abstractNumId="99416">
-    <w:nsid w:val="00A99416"/>
+    <w:nsid w:val="A99416"/>
     <w:multiLevelType w:val="multilevel"/>
     <w:lvl w:ilvl="0">
       <w:start w:val="6"/>
@@ -8342,7 +8290,7 @@
       <w:lvlText w:val="%1."/>
       <w:lvlJc w:val="left"/>
       <w:pPr>
-        <w:ind w:left="720" w:hanging="360"/>
+        <w:ind w:left="720" w:hanging="480"/>
       </w:pPr>
     </w:lvl>
     <w:lvl w:ilvl="1">
@@ -8351,7 +8299,7 @@
       <w:lvlText w:val="%2."/>
       <w:lvlJc w:val="left"/>
       <w:pPr>
-        <w:ind w:left="1440" w:hanging="360"/>
+        <w:ind w:left="1440" w:hanging="480"/>
       </w:pPr>
     </w:lvl>
     <w:lvl w:ilvl="2">
@@ -8360,7 +8308,7 @@
       <w:lvlText w:val="%3."/>
       <w:lvlJc w:val="left"/>
       <w:pPr>
-        <w:ind w:left="2160" w:hanging="360"/>
+        <w:ind w:left="2160" w:hanging="480"/>
       </w:pPr>
     </w:lvl>
     <w:lvl w:ilvl="3">
@@ -8369,7 +8317,7 @@
       <w:lvlText w:val="%4."/>
       <w:lvlJc w:val="left"/>
       <w:pPr>
-        <w:ind w:left="2880" w:hanging="360"/>
+        <w:ind w:left="2880" w:hanging="480"/>
       </w:pPr>
     </w:lvl>
     <w:lvl w:ilvl="4">
@@ -8378,7 +8326,7 @@
       <w:lvlText w:val="%5."/>
       <w:lvlJc w:val="left"/>
       <w:pPr>
-        <w:ind w:left="3600" w:hanging="360"/>
+        <w:ind w:left="3600" w:hanging="480"/>
       </w:pPr>
     </w:lvl>
     <w:lvl w:ilvl="5">
@@ -8387,7 +8335,7 @@
       <w:lvlText w:val="%6."/>
       <w:lvlJc w:val="left"/>
       <w:pPr>
-        <w:ind w:left="4320" w:hanging="360"/>
+        <w:ind w:left="4320" w:hanging="480"/>
       </w:pPr>
     </w:lvl>
     <w:lvl w:ilvl="6">
@@ -8396,7 +8344,7 @@
       <w:lvlText w:val="%7."/>
       <w:lvlJc w:val="left"/>
       <w:pPr>
-        <w:ind w:left="5040" w:hanging="360"/>
+        <w:ind w:left="5040" w:hanging="480"/>
       </w:pPr>
     </w:lvl>
     <w:lvl w:ilvl="7">
@@ -8405,7 +8353,7 @@
       <w:lvlText w:val="%8."/>
       <w:lvlJc w:val="left"/>
       <w:pPr>
-        <w:ind w:left="5760" w:hanging="360"/>
+        <w:ind w:left="5760" w:hanging="480"/>
       </w:pPr>
     </w:lvl>
     <w:lvl w:ilvl="8">
@@ -8414,12 +8362,12 @@
       <w:lvlText w:val="%9."/>
       <w:lvlJc w:val="left"/>
       <w:pPr>
-        <w:ind w:left="6480" w:hanging="360"/>
+        <w:ind w:left="6480" w:hanging="480"/>
       </w:pPr>
     </w:lvl>
   </w:abstractNum>
   <w:abstractNum w:abstractNumId="99419">
-    <w:nsid w:val="00A99419"/>
+    <w:nsid w:val="A99419"/>
     <w:multiLevelType w:val="multilevel"/>
     <w:lvl w:ilvl="0">
       <w:start w:val="9"/>
@@ -8427,7 +8375,7 @@
       <w:lvlText w:val="%1."/>
       <w:lvlJc w:val="left"/>
       <w:pPr>
-        <w:ind w:left="720" w:hanging="360"/>
+        <w:ind w:left="720" w:hanging="480"/>
       </w:pPr>
     </w:lvl>
     <w:lvl w:ilvl="1">
@@ -8436,7 +8384,7 @@
       <w:lvlText w:val="%2."/>
       <w:lvlJc w:val="left"/>
       <w:pPr>
-        <w:ind w:left="1440" w:hanging="360"/>
+        <w:ind w:left="1440" w:hanging="480"/>
       </w:pPr>
     </w:lvl>
     <w:lvl w:ilvl="2">
@@ -8445,7 +8393,7 @@
       <w:lvlText w:val="%3."/>
       <w:lvlJc w:val="left"/>
       <w:pPr>
-        <w:ind w:left="2160" w:hanging="360"/>
+        <w:ind w:left="2160" w:hanging="480"/>
       </w:pPr>
     </w:lvl>
     <w:lvl w:ilvl="3">
@@ -8454,7 +8402,7 @@
       <w:lvlText w:val="%4."/>
       <w:lvlJc w:val="left"/>
       <w:pPr>
-        <w:ind w:left="2880" w:hanging="360"/>
+        <w:ind w:left="2880" w:hanging="480"/>
       </w:pPr>
     </w:lvl>
     <w:lvl w:ilvl="4">
@@ -8463,7 +8411,7 @@
       <w:lvlText w:val="%5."/>
       <w:lvlJc w:val="left"/>
       <w:pPr>
-        <w:ind w:left="3600" w:hanging="360"/>
+        <w:ind w:left="3600" w:hanging="480"/>
       </w:pPr>
     </w:lvl>
     <w:lvl w:ilvl="5">
@@ -8472,7 +8420,7 @@
       <w:lvlText w:val="%6."/>
       <w:lvlJc w:val="left"/>
       <w:pPr>
-        <w:ind w:left="4320" w:hanging="360"/>
+        <w:ind w:left="4320" w:hanging="480"/>
       </w:pPr>
     </w:lvl>
     <w:lvl w:ilvl="6">
@@ -8481,7 +8429,7 @@
       <w:lvlText w:val="%7."/>
       <w:lvlJc w:val="left"/>
       <w:pPr>
-        <w:ind w:left="5040" w:hanging="360"/>
+        <w:ind w:left="5040" w:hanging="480"/>
       </w:pPr>
     </w:lvl>
     <w:lvl w:ilvl="7">
@@ -8490,7 +8438,7 @@
       <w:lvlText w:val="%8."/>
       <w:lvlJc w:val="left"/>
       <w:pPr>
-        <w:ind w:left="5760" w:hanging="360"/>
+        <w:ind w:left="5760" w:hanging="480"/>
       </w:pPr>
     </w:lvl>
     <w:lvl w:ilvl="8">
@@ -8499,12 +8447,12 @@
       <w:lvlText w:val="%9."/>
       <w:lvlJc w:val="left"/>
       <w:pPr>
-        <w:ind w:left="6480" w:hanging="360"/>
+        <w:ind w:left="6480" w:hanging="480"/>
       </w:pPr>
     </w:lvl>
   </w:abstractNum>
   <w:abstractNum w:abstractNumId="994114">
-    <w:nsid w:val="0A994114"/>
+    <w:nsid w:val="A994114"/>
     <w:multiLevelType w:val="multilevel"/>
     <w:lvl w:ilvl="0">
       <w:start w:val="14"/>
@@ -8512,7 +8460,7 @@
       <w:lvlText w:val="%1."/>
       <w:lvlJc w:val="left"/>
       <w:pPr>
-        <w:ind w:left="720" w:hanging="360"/>
+        <w:ind w:left="720" w:hanging="480"/>
       </w:pPr>
     </w:lvl>
     <w:lvl w:ilvl="1">
@@ -8521,7 +8469,7 @@
       <w:lvlText w:val="%2."/>
       <w:lvlJc w:val="left"/>
       <w:pPr>
-        <w:ind w:left="1440" w:hanging="360"/>
+        <w:ind w:left="1440" w:hanging="480"/>
       </w:pPr>
     </w:lvl>
     <w:lvl w:ilvl="2">
@@ -8530,7 +8478,7 @@
       <w:lvlText w:val="%3."/>
       <w:lvlJc w:val="left"/>
       <w:pPr>
-        <w:ind w:left="2160" w:hanging="360"/>
+        <w:ind w:left="2160" w:hanging="480"/>
       </w:pPr>
     </w:lvl>
     <w:lvl w:ilvl="3">
@@ -8539,7 +8487,7 @@
       <w:lvlText w:val="%4."/>
       <w:lvlJc w:val="left"/>
       <w:pPr>
-        <w:ind w:left="2880" w:hanging="360"/>
+        <w:ind w:left="2880" w:hanging="480"/>
       </w:pPr>
     </w:lvl>
     <w:lvl w:ilvl="4">
@@ -8548,7 +8496,7 @@
       <w:lvlText w:val="%5."/>
       <w:lvlJc w:val="left"/>
       <w:pPr>
-        <w:ind w:left="3600" w:hanging="360"/>
+        <w:ind w:left="3600" w:hanging="480"/>
       </w:pPr>
     </w:lvl>
     <w:lvl w:ilvl="5">
@@ -8557,7 +8505,7 @@
       <w:lvlText w:val="%6."/>
       <w:lvlJc w:val="left"/>
       <w:pPr>
-        <w:ind w:left="4320" w:hanging="360"/>
+        <w:ind w:left="4320" w:hanging="480"/>
       </w:pPr>
     </w:lvl>
     <w:lvl w:ilvl="6">
@@ -8566,7 +8514,7 @@
       <w:lvlText w:val="%7."/>
       <w:lvlJc w:val="left"/>
       <w:pPr>
-        <w:ind w:left="5040" w:hanging="360"/>
+        <w:ind w:left="5040" w:hanging="480"/>
       </w:pPr>
     </w:lvl>
     <w:lvl w:ilvl="7">
@@ -8575,7 +8523,7 @@
       <w:lvlText w:val="%8."/>
       <w:lvlJc w:val="left"/>
       <w:pPr>
-        <w:ind w:left="5760" w:hanging="360"/>
+        <w:ind w:left="5760" w:hanging="480"/>
       </w:pPr>
     </w:lvl>
     <w:lvl w:ilvl="8">
@@ -8584,7 +8532,7 @@
       <w:lvlText w:val="%9."/>
       <w:lvlJc w:val="left"/>
       <w:pPr>
-        <w:ind w:left="6480" w:hanging="360"/>
+        <w:ind w:left="6480" w:hanging="480"/>
       </w:pPr>
     </w:lvl>
   </w:abstractNum>
@@ -8977,10 +8925,10 @@
   <w:docDefaults>
     <w:rPrDefault>
       <w:rPr>
-        <w:rFonts w:asciiTheme="minorHAnsi" w:cstheme="minorBidi" w:eastAsiaTheme="minorEastAsia" w:hAnsiTheme="minorHAnsi"/>
+        <w:rFonts w:asciiTheme="minorHAnsi" w:cstheme="minorBidi" w:eastAsiaTheme="minorHAnsi" w:hAnsiTheme="minorHAnsi"/>
         <w:sz w:val="24"/>
         <w:szCs w:val="24"/>
-        <w:lang w:bidi="ar-SA" w:eastAsia="zh-CN" w:val="en-US"/>
+        <w:lang w:bidi="ar-SA" w:eastAsia="en-US" w:val="en-US"/>
       </w:rPr>
     </w:rPrDefault>
     <w:pPrDefault>
@@ -8998,10 +8946,10 @@
     <w:name w:val="Body Text"/>
     <w:basedOn w:val="Normal"/>
     <w:link w:val="BodyTextChar"/>
-    <w:qFormat/>
     <w:pPr>
       <w:spacing w:after="180" w:before="180"/>
     </w:pPr>
+    <w:qFormat/>
   </w:style>
   <w:style w:customStyle="1" w:styleId="FirstParagraph" w:type="paragraph">
     <w:name w:val="First Paragraph"/>
@@ -9021,94 +8969,57 @@
     <w:name w:val="Title"/>
     <w:basedOn w:val="Normal"/>
     <w:next w:val="BodyText"/>
-    <w:link w:val="TitleChar"/>
-    <w:uiPriority w:val="10"/>
     <w:qFormat/>
-    <w:rsid w:val="00A10FD9"/>
     <w:pPr>
-      <w:spacing w:after="80" w:line="240" w:lineRule="auto"/>
-      <w:contextualSpacing/>
+      <w:keepNext/>
+      <w:keepLines/>
+      <w:spacing w:after="240" w:before="480"/>
       <w:jc w:val="center"/>
     </w:pPr>
     <w:rPr>
       <w:rFonts w:asciiTheme="majorHAnsi" w:cstheme="majorBidi" w:eastAsiaTheme="majorEastAsia" w:hAnsiTheme="majorHAnsi"/>
-      <w:sz w:val="56"/>
-      <w:szCs w:val="56"/>
-    </w:rPr>
-  </w:style>
-  <w:style w:customStyle="1" w:styleId="TitleChar" w:type="character">
-    <w:name w:val="Title Char"/>
-    <w:basedOn w:val="DefaultParagraphFont"/>
-    <w:link w:val="Title"/>
-    <w:uiPriority w:val="10"/>
-    <w:rsid w:val="00A10FD9"/>
-    <w:rPr>
-      <w:rFonts w:asciiTheme="majorHAnsi" w:cstheme="majorBidi" w:eastAsiaTheme="majorEastAsia" w:hAnsiTheme="majorHAnsi"/>
-      <w:sz w:val="56"/>
-      <w:szCs w:val="56"/>
+      <w:b/>
+      <w:bCs/>
+      <w:color w:themeColor="accent1" w:themeShade="B5" w:val="345A8A"/>
+      <w:sz w:val="36"/>
+      <w:szCs w:val="36"/>
     </w:rPr>
   </w:style>
   <w:style w:styleId="Subtitle" w:type="paragraph">
     <w:name w:val="Subtitle"/>
     <w:basedOn w:val="Title"/>
     <w:next w:val="BodyText"/>
-    <w:link w:val="SubtitleChar"/>
-    <w:uiPriority w:val="11"/>
     <w:qFormat/>
-    <w:rsid w:val="00A10FD9"/>
     <w:pPr>
-      <w:numPr>
-        <w:ilvl w:val="1"/>
-      </w:numPr>
+      <w:keepNext/>
+      <w:keepLines/>
+      <w:spacing w:after="240" w:before="240"/>
+      <w:jc w:val="center"/>
     </w:pPr>
     <w:rPr>
-      <w:rFonts w:cstheme="majorBidi" w:eastAsiaTheme="majorEastAsia"/>
-      <w:spacing w:val="15"/>
-      <w:sz w:val="28"/>
-      <w:szCs w:val="28"/>
-    </w:rPr>
-  </w:style>
-  <w:style w:customStyle="1" w:styleId="SubtitleChar" w:type="character">
-    <w:name w:val="Subtitle Char"/>
-    <w:basedOn w:val="DefaultParagraphFont"/>
-    <w:link w:val="Subtitle"/>
-    <w:uiPriority w:val="11"/>
-    <w:rsid w:val="00A10FD9"/>
-    <w:rPr>
-      <w:rFonts w:cstheme="majorBidi" w:eastAsiaTheme="majorEastAsia"/>
-      <w:color w:themeColor="text1" w:themeTint="A6" w:val="595959"/>
-      <w:spacing w:val="15"/>
-      <w:sz w:val="28"/>
-      <w:szCs w:val="28"/>
+      <w:sz w:val="30"/>
+      <w:szCs w:val="30"/>
     </w:rPr>
   </w:style>
   <w:style w:customStyle="1" w:styleId="Author" w:type="paragraph">
     <w:name w:val="Author"/>
-    <w:basedOn w:val="Title"/>
     <w:next w:val="BodyText"/>
     <w:qFormat/>
     <w:pPr>
       <w:keepNext/>
       <w:keepLines/>
+      <w:jc w:val="center"/>
     </w:pPr>
-    <w:rPr>
-      <w:sz w:val="24"/>
-      <w:szCs w:val="24"/>
-    </w:rPr>
   </w:style>
   <w:style w:styleId="Date" w:type="paragraph">
     <w:name w:val="Date"/>
-    <w:basedOn w:val="Title"/>
     <w:next w:val="BodyText"/>
     <w:qFormat/>
     <w:pPr>
       <w:keepNext/>
       <w:keepLines/>
+      <w:jc w:val="center"/>
     </w:pPr>
-    <w:rPr>
-      <w:sz w:val="24"/>
-      <w:szCs w:val="24"/>
-    </w:rPr>
   </w:style>
   <w:style w:customStyle="1" w:styleId="AbstractTitle" w:type="paragraph">
     <w:name w:val="Abstract Title"/>
@@ -9118,13 +9029,15 @@
     <w:pPr>
       <w:keepNext/>
       <w:keepLines/>
+      <w:jc w:val="center"/>
       <w:spacing w:after="0" w:before="300"/>
-      <w:jc w:val="center"/>
     </w:pPr>
     <w:rPr>
-      <w:b/>
       <w:sz w:val="20"/>
       <w:szCs w:val="20"/>
+      <w:b/>
+      <w:color w:val="345A8A"/>
+      &gt;
     </w:rPr>
   </w:style>
   <w:style w:customStyle="1" w:styleId="Abstract" w:type="paragraph">
@@ -9151,321 +9064,191 @@
     <w:rPr/>
   </w:style>
   <w:style w:styleId="Heading1" w:type="paragraph">
-    <w:name w:val="heading 1"/>
+    <w:name w:val="Heading 1"/>
     <w:basedOn w:val="Normal"/>
     <w:next w:val="BodyText"/>
-    <w:link w:val="Heading1Char"/>
     <w:uiPriority w:val="9"/>
     <w:qFormat/>
-    <w:rsid w:val="00A10FD9"/>
     <w:pPr>
       <w:keepNext/>
       <w:keepLines/>
-      <w:spacing w:after="80" w:before="360"/>
+      <w:spacing w:after="0" w:before="480"/>
       <w:outlineLvl w:val="0"/>
     </w:pPr>
     <w:rPr>
       <w:rFonts w:asciiTheme="majorHAnsi" w:cstheme="majorBidi" w:eastAsiaTheme="majorEastAsia" w:hAnsiTheme="majorHAnsi"/>
-      <w:color w:themeColor="accent1" w:themeShade="BF" w:val="0F4761"/>
-      <w:sz w:val="40"/>
-      <w:szCs w:val="40"/>
+      <w:b/>
+      <w:bCs/>
+      <w:color w:themeColor="accent1" w:val="4F81BD"/>
+      <w:sz w:val="32"/>
+      <w:szCs w:val="32"/>
     </w:rPr>
   </w:style>
   <w:style w:styleId="Heading2" w:type="paragraph">
-    <w:name w:val="heading 2"/>
+    <w:name w:val="Heading 2"/>
     <w:basedOn w:val="Normal"/>
     <w:next w:val="BodyText"/>
-    <w:link w:val="Heading2Char"/>
     <w:uiPriority w:val="9"/>
-    <w:semiHidden/>
     <w:unhideWhenUsed/>
     <w:qFormat/>
-    <w:rsid w:val="00A10FD9"/>
     <w:pPr>
       <w:keepNext/>
       <w:keepLines/>
-      <w:spacing w:after="80" w:before="160"/>
+      <w:spacing w:after="0" w:before="200"/>
       <w:outlineLvl w:val="1"/>
     </w:pPr>
     <w:rPr>
       <w:rFonts w:asciiTheme="majorHAnsi" w:cstheme="majorBidi" w:eastAsiaTheme="majorEastAsia" w:hAnsiTheme="majorHAnsi"/>
-      <w:color w:themeColor="accent1" w:themeShade="BF" w:val="0F4761"/>
-      <w:sz w:val="32"/>
-      <w:szCs w:val="32"/>
-    </w:rPr>
-  </w:style>
-  <w:style w:styleId="Heading3" w:type="paragraph">
-    <w:name w:val="heading 3"/>
-    <w:basedOn w:val="Normal"/>
-    <w:next w:val="BodyText"/>
-    <w:link w:val="Heading3Char"/>
-    <w:uiPriority w:val="9"/>
-    <w:semiHidden/>
-    <w:unhideWhenUsed/>
-    <w:qFormat/>
-    <w:rsid w:val="00A10FD9"/>
-    <w:pPr>
-      <w:keepNext/>
-      <w:keepLines/>
-      <w:spacing w:after="80" w:before="160"/>
-      <w:outlineLvl w:val="2"/>
-    </w:pPr>
-    <w:rPr>
-      <w:rFonts w:cstheme="majorBidi" w:eastAsiaTheme="majorEastAsia"/>
-      <w:color w:themeColor="accent1" w:themeShade="BF" w:val="0F4761"/>
+      <w:b/>
+      <w:bCs/>
+      <w:color w:themeColor="accent1" w:val="4F81BD"/>
       <w:sz w:val="28"/>
       <w:szCs w:val="28"/>
     </w:rPr>
   </w:style>
-  <w:style w:styleId="Heading4" w:type="paragraph">
-    <w:name w:val="heading 4"/>
+  <w:style w:styleId="Heading3" w:type="paragraph">
+    <w:name w:val="Heading 3"/>
     <w:basedOn w:val="Normal"/>
     <w:next w:val="BodyText"/>
-    <w:link w:val="Heading4Char"/>
     <w:uiPriority w:val="9"/>
-    <w:semiHidden/>
     <w:unhideWhenUsed/>
     <w:qFormat/>
-    <w:rsid w:val="00A10FD9"/>
     <w:pPr>
       <w:keepNext/>
       <w:keepLines/>
-      <w:spacing w:after="40" w:before="80"/>
+      <w:spacing w:after="0" w:before="200"/>
+      <w:outlineLvl w:val="2"/>
+    </w:pPr>
+    <w:rPr>
+      <w:rFonts w:asciiTheme="majorHAnsi" w:cstheme="majorBidi" w:eastAsiaTheme="majorEastAsia" w:hAnsiTheme="majorHAnsi"/>
+      <w:b/>
+      <w:bCs/>
+      <w:color w:themeColor="accent1" w:val="4F81BD"/>
+      <w:sz w:val="24"/>
+      <w:szCs w:val="24"/>
+    </w:rPr>
+  </w:style>
+  <w:style w:styleId="Heading4" w:type="paragraph">
+    <w:name w:val="Heading 4"/>
+    <w:basedOn w:val="Normal"/>
+    <w:next w:val="BodyText"/>
+    <w:uiPriority w:val="9"/>
+    <w:unhideWhenUsed/>
+    <w:qFormat/>
+    <w:pPr>
+      <w:keepNext/>
+      <w:keepLines/>
+      <w:spacing w:after="0" w:before="200"/>
       <w:outlineLvl w:val="3"/>
     </w:pPr>
     <w:rPr>
-      <w:rFonts w:cstheme="majorBidi" w:eastAsiaTheme="majorEastAsia"/>
+      <w:rFonts w:asciiTheme="majorHAnsi" w:cstheme="majorBidi" w:eastAsiaTheme="majorEastAsia" w:hAnsiTheme="majorHAnsi"/>
       <w:i/>
-      <w:iCs/>
-      <w:color w:themeColor="accent1" w:themeShade="BF" w:val="0F4761"/>
+      <w:bCs/>
+      <w:color w:themeColor="accent1" w:val="4F81BD"/>
+      <w:sz w:val="24"/>
+      <w:szCs w:val="24"/>
     </w:rPr>
   </w:style>
   <w:style w:styleId="Heading5" w:type="paragraph">
-    <w:name w:val="heading 5"/>
+    <w:name w:val="Heading 5"/>
     <w:basedOn w:val="Normal"/>
     <w:next w:val="BodyText"/>
-    <w:link w:val="Heading5Char"/>
     <w:uiPriority w:val="9"/>
-    <w:semiHidden/>
     <w:unhideWhenUsed/>
     <w:qFormat/>
-    <w:rsid w:val="00A10FD9"/>
     <w:pPr>
       <w:keepNext/>
       <w:keepLines/>
-      <w:spacing w:after="40" w:before="80"/>
+      <w:spacing w:after="0" w:before="200"/>
       <w:outlineLvl w:val="4"/>
     </w:pPr>
     <w:rPr>
-      <w:rFonts w:cstheme="majorBidi" w:eastAsiaTheme="majorEastAsia"/>
-      <w:color w:themeColor="accent1" w:themeShade="BF" w:val="0F4761"/>
+      <w:rFonts w:asciiTheme="majorHAnsi" w:cstheme="majorBidi" w:eastAsiaTheme="majorEastAsia" w:hAnsiTheme="majorHAnsi"/>
+      <w:iCs/>
+      <w:color w:themeColor="accent1" w:val="4F81BD"/>
+      <w:sz w:val="24"/>
+      <w:szCs w:val="24"/>
     </w:rPr>
   </w:style>
   <w:style w:styleId="Heading6" w:type="paragraph">
-    <w:name w:val="heading 6"/>
+    <w:name w:val="Heading 6"/>
     <w:basedOn w:val="Normal"/>
     <w:next w:val="BodyText"/>
-    <w:link w:val="Heading6Char"/>
     <w:uiPriority w:val="9"/>
-    <w:semiHidden/>
     <w:unhideWhenUsed/>
     <w:qFormat/>
-    <w:rsid w:val="00A10FD9"/>
     <w:pPr>
       <w:keepNext/>
       <w:keepLines/>
-      <w:spacing w:after="0" w:before="40"/>
+      <w:spacing w:after="0" w:before="200"/>
       <w:outlineLvl w:val="5"/>
     </w:pPr>
     <w:rPr>
-      <w:rFonts w:cstheme="majorBidi" w:eastAsiaTheme="majorEastAsia"/>
-      <w:i/>
-      <w:iCs/>
-      <w:color w:themeColor="text1" w:themeTint="A6" w:val="595959"/>
+      <w:rFonts w:asciiTheme="majorHAnsi" w:cstheme="majorBidi" w:eastAsiaTheme="majorEastAsia" w:hAnsiTheme="majorHAnsi"/>
+      <w:color w:themeColor="accent1" w:val="4F81BD"/>
+      <w:sz w:val="24"/>
+      <w:szCs w:val="24"/>
     </w:rPr>
   </w:style>
   <w:style w:styleId="Heading7" w:type="paragraph">
-    <w:name w:val="heading 7"/>
+    <w:name w:val="Heading 7"/>
     <w:basedOn w:val="Normal"/>
     <w:next w:val="BodyText"/>
-    <w:link w:val="Heading7Char"/>
     <w:uiPriority w:val="9"/>
-    <w:semiHidden/>
     <w:unhideWhenUsed/>
     <w:qFormat/>
-    <w:rsid w:val="00A10FD9"/>
     <w:pPr>
       <w:keepNext/>
       <w:keepLines/>
-      <w:spacing w:after="0" w:before="40"/>
+      <w:spacing w:after="0" w:before="200"/>
       <w:outlineLvl w:val="6"/>
     </w:pPr>
     <w:rPr>
-      <w:rFonts w:cstheme="majorBidi" w:eastAsiaTheme="majorEastAsia"/>
-      <w:color w:themeColor="text1" w:themeTint="A6" w:val="595959"/>
+      <w:rFonts w:asciiTheme="majorHAnsi" w:cstheme="majorBidi" w:eastAsiaTheme="majorEastAsia" w:hAnsiTheme="majorHAnsi"/>
+      <w:color w:themeColor="accent1" w:val="4F81BD"/>
+      <w:sz w:val="24"/>
+      <w:szCs w:val="24"/>
     </w:rPr>
   </w:style>
   <w:style w:styleId="Heading8" w:type="paragraph">
-    <w:name w:val="heading 8"/>
+    <w:name w:val="Heading 8"/>
     <w:basedOn w:val="Normal"/>
     <w:next w:val="BodyText"/>
-    <w:link w:val="Heading8Char"/>
     <w:uiPriority w:val="9"/>
-    <w:semiHidden/>
     <w:unhideWhenUsed/>
     <w:qFormat/>
-    <w:rsid w:val="00A10FD9"/>
     <w:pPr>
       <w:keepNext/>
       <w:keepLines/>
-      <w:spacing w:after="0"/>
+      <w:spacing w:after="0" w:before="200"/>
       <w:outlineLvl w:val="7"/>
     </w:pPr>
     <w:rPr>
-      <w:rFonts w:cstheme="majorBidi" w:eastAsiaTheme="majorEastAsia"/>
-      <w:i/>
-      <w:iCs/>
-      <w:color w:themeColor="text1" w:themeTint="D8" w:val="272727"/>
+      <w:rFonts w:asciiTheme="majorHAnsi" w:cstheme="majorBidi" w:eastAsiaTheme="majorEastAsia" w:hAnsiTheme="majorHAnsi"/>
+      <w:color w:themeColor="accent1" w:val="4F81BD"/>
+      <w:sz w:val="24"/>
+      <w:szCs w:val="24"/>
     </w:rPr>
   </w:style>
   <w:style w:styleId="Heading9" w:type="paragraph">
-    <w:name w:val="heading 9"/>
+    <w:name w:val="Heading 9"/>
     <w:basedOn w:val="Normal"/>
     <w:next w:val="BodyText"/>
-    <w:link w:val="Heading9Char"/>
     <w:uiPriority w:val="9"/>
-    <w:semiHidden/>
     <w:unhideWhenUsed/>
     <w:qFormat/>
-    <w:rsid w:val="00A10FD9"/>
     <w:pPr>
       <w:keepNext/>
       <w:keepLines/>
-      <w:spacing w:after="0"/>
+      <w:spacing w:after="0" w:before="200"/>
       <w:outlineLvl w:val="8"/>
     </w:pPr>
     <w:rPr>
-      <w:rFonts w:cstheme="majorBidi" w:eastAsiaTheme="majorEastAsia"/>
-      <w:color w:themeColor="text1" w:themeTint="D8" w:val="272727"/>
-    </w:rPr>
-  </w:style>
-  <w:style w:customStyle="1" w:styleId="Heading1Char" w:type="character">
-    <w:name w:val="Heading 1 Char"/>
-    <w:basedOn w:val="DefaultParagraphFont"/>
-    <w:link w:val="Heading1"/>
-    <w:uiPriority w:val="9"/>
-    <w:rsid w:val="00A10FD9"/>
-    <w:rPr>
       <w:rFonts w:asciiTheme="majorHAnsi" w:cstheme="majorBidi" w:eastAsiaTheme="majorEastAsia" w:hAnsiTheme="majorHAnsi"/>
-      <w:color w:themeColor="accent1" w:themeShade="BF" w:val="0F4761"/>
-      <w:sz w:val="40"/>
-      <w:szCs w:val="40"/>
-    </w:rPr>
-  </w:style>
-  <w:style w:customStyle="1" w:styleId="Heading2Char" w:type="character">
-    <w:name w:val="Heading 2 Char"/>
-    <w:basedOn w:val="DefaultParagraphFont"/>
-    <w:link w:val="Heading2"/>
-    <w:uiPriority w:val="9"/>
-    <w:semiHidden/>
-    <w:rsid w:val="00A10FD9"/>
-    <w:rPr>
-      <w:rFonts w:asciiTheme="majorHAnsi" w:cstheme="majorBidi" w:eastAsiaTheme="majorEastAsia" w:hAnsiTheme="majorHAnsi"/>
-      <w:color w:themeColor="accent1" w:themeShade="BF" w:val="0F4761"/>
-      <w:sz w:val="32"/>
-      <w:szCs w:val="32"/>
-    </w:rPr>
-  </w:style>
-  <w:style w:customStyle="1" w:styleId="Heading3Char" w:type="character">
-    <w:name w:val="Heading 3 Char"/>
-    <w:basedOn w:val="DefaultParagraphFont"/>
-    <w:link w:val="Heading3"/>
-    <w:uiPriority w:val="9"/>
-    <w:semiHidden/>
-    <w:rsid w:val="00A10FD9"/>
-    <w:rPr>
-      <w:rFonts w:cstheme="majorBidi" w:eastAsiaTheme="majorEastAsia"/>
-      <w:color w:themeColor="accent1" w:themeShade="BF" w:val="0F4761"/>
-      <w:sz w:val="28"/>
-      <w:szCs w:val="28"/>
-    </w:rPr>
-  </w:style>
-  <w:style w:customStyle="1" w:styleId="Heading4Char" w:type="character">
-    <w:name w:val="Heading 4 Char"/>
-    <w:basedOn w:val="DefaultParagraphFont"/>
-    <w:link w:val="Heading4"/>
-    <w:uiPriority w:val="9"/>
-    <w:semiHidden/>
-    <w:rsid w:val="00A10FD9"/>
-    <w:rPr>
-      <w:rFonts w:cstheme="majorBidi" w:eastAsiaTheme="majorEastAsia"/>
-      <w:i/>
-      <w:iCs/>
-      <w:color w:themeColor="accent1" w:themeShade="BF" w:val="0F4761"/>
-    </w:rPr>
-  </w:style>
-  <w:style w:customStyle="1" w:styleId="Heading5Char" w:type="character">
-    <w:name w:val="Heading 5 Char"/>
-    <w:basedOn w:val="DefaultParagraphFont"/>
-    <w:link w:val="Heading5"/>
-    <w:uiPriority w:val="9"/>
-    <w:semiHidden/>
-    <w:rsid w:val="00A10FD9"/>
-    <w:rPr>
-      <w:rFonts w:cstheme="majorBidi" w:eastAsiaTheme="majorEastAsia"/>
-      <w:color w:themeColor="accent1" w:themeShade="BF" w:val="0F4761"/>
-    </w:rPr>
-  </w:style>
-  <w:style w:customStyle="1" w:styleId="Heading6Char" w:type="character">
-    <w:name w:val="Heading 6 Char"/>
-    <w:basedOn w:val="DefaultParagraphFont"/>
-    <w:link w:val="Heading6"/>
-    <w:uiPriority w:val="9"/>
-    <w:semiHidden/>
-    <w:rsid w:val="00A10FD9"/>
-    <w:rPr>
-      <w:rFonts w:cstheme="majorBidi" w:eastAsiaTheme="majorEastAsia"/>
-      <w:i/>
-      <w:iCs/>
-      <w:color w:themeColor="text1" w:themeTint="A6" w:val="595959"/>
-    </w:rPr>
-  </w:style>
-  <w:style w:customStyle="1" w:styleId="Heading7Char" w:type="character">
-    <w:name w:val="Heading 7 Char"/>
-    <w:basedOn w:val="DefaultParagraphFont"/>
-    <w:link w:val="Heading7"/>
-    <w:uiPriority w:val="9"/>
-    <w:semiHidden/>
-    <w:rsid w:val="00A10FD9"/>
-    <w:rPr>
-      <w:rFonts w:cstheme="majorBidi" w:eastAsiaTheme="majorEastAsia"/>
-      <w:color w:themeColor="text1" w:themeTint="A6" w:val="595959"/>
-    </w:rPr>
-  </w:style>
-  <w:style w:customStyle="1" w:styleId="Heading8Char" w:type="character">
-    <w:name w:val="Heading 8 Char"/>
-    <w:basedOn w:val="DefaultParagraphFont"/>
-    <w:link w:val="Heading8"/>
-    <w:uiPriority w:val="9"/>
-    <w:semiHidden/>
-    <w:rsid w:val="00A10FD9"/>
-    <w:rPr>
-      <w:rFonts w:cstheme="majorBidi" w:eastAsiaTheme="majorEastAsia"/>
-      <w:i/>
-      <w:iCs/>
-      <w:color w:themeColor="text1" w:themeTint="D8" w:val="272727"/>
-    </w:rPr>
-  </w:style>
-  <w:style w:customStyle="1" w:styleId="Heading9Char" w:type="character">
-    <w:name w:val="Heading 9 Char"/>
-    <w:basedOn w:val="DefaultParagraphFont"/>
-    <w:link w:val="Heading9"/>
-    <w:uiPriority w:val="9"/>
-    <w:semiHidden/>
-    <w:rsid w:val="00A10FD9"/>
-    <w:rPr>
-      <w:rFonts w:cstheme="majorBidi" w:eastAsiaTheme="majorEastAsia"/>
-      <w:color w:themeColor="text1" w:themeTint="D8" w:val="272727"/>
+      <w:color w:themeColor="accent1" w:val="4F81BD"/>
+      <w:sz w:val="24"/>
+      <w:szCs w:val="24"/>
     </w:rPr>
   </w:style>
   <w:style w:styleId="BlockText" w:type="paragraph">
@@ -9488,18 +9271,6 @@
     <w:unhideWhenUsed/>
     <w:qFormat/>
   </w:style>
-  <w:style w:styleId="FootnoteBlockText" w:type="paragraph">
-    <w:name w:val="Footnote Block Text"/>
-    <w:basedOn w:val="FootnoteText"/>
-    <w:next w:val="FootnoteText"/>
-    <w:uiPriority w:val="9"/>
-    <w:unhideWhenUsed/>
-    <w:qFormat/>
-    <w:pPr>
-      <w:spacing w:after="100" w:before="100"/>
-      <w:ind w:firstLine="0" w:left="480" w:right="480"/>
-    </w:pPr>
-  </w:style>
   <w:style w:default="1" w:styleId="DefaultParagraphFont" w:type="character">
     <w:name w:val="Default Paragraph Font"/>
     <w:semiHidden/>
@@ -9521,11 +9292,18 @@
       </w:tblCellMar>
     </w:tblPr>
     <w:tblStylePr w:type="firstRow">
+      <w:tblPr>
+        <w:jc w:val="left"/>
+        <w:tblInd w:type="dxa" w:w="0"/>
+      </w:tblPr>
+      <w:trPr>
+        <w:jc w:val="left"/>
+      </w:trPr>
       <w:tcPr>
+        <w:vAlign w:val="bottom"/>
         <w:tcBorders>
           <w:bottom w:val="single"/>
         </w:tcBorders>
-        <w:vAlign w:val="bottom"/>
       </w:tcPr>
     </w:tblStylePr>
   </w:style>
@@ -9640,8 +9418,8 @@
     <w:name w:val="KeywordTok"/>
     <w:basedOn w:val="VerbatimChar"/>
     <w:rPr>
+      <w:color w:val="007020"/>
       <w:b/>
-      <w:color w:val="007020"/>
     </w:rPr>
   </w:style>
   <w:style w:type="character" w:customStyle="1" w:styleId="DataTypeTok">
@@ -9718,42 +9496,42 @@
     <w:name w:val="ImportTok"/>
     <w:basedOn w:val="VerbatimChar"/>
     <w:rPr>
+      <w:color w:val="008000"/>
       <w:b/>
-      <w:color w:val="008000"/>
     </w:rPr>
   </w:style>
   <w:style w:type="character" w:customStyle="1" w:styleId="CommentTok">
     <w:name w:val="CommentTok"/>
     <w:basedOn w:val="VerbatimChar"/>
     <w:rPr>
+      <w:color w:val="60a0b0"/>
       <w:i/>
-      <w:color w:val="60a0b0"/>
     </w:rPr>
   </w:style>
   <w:style w:type="character" w:customStyle="1" w:styleId="DocumentationTok">
     <w:name w:val="DocumentationTok"/>
     <w:basedOn w:val="VerbatimChar"/>
     <w:rPr>
+      <w:color w:val="ba2121"/>
       <w:i/>
-      <w:color w:val="ba2121"/>
     </w:rPr>
   </w:style>
   <w:style w:type="character" w:customStyle="1" w:styleId="AnnotationTok">
     <w:name w:val="AnnotationTok"/>
     <w:basedOn w:val="VerbatimChar"/>
     <w:rPr>
+      <w:color w:val="60a0b0"/>
       <w:b/>
       <w:i/>
-      <w:color w:val="60a0b0"/>
     </w:rPr>
   </w:style>
   <w:style w:type="character" w:customStyle="1" w:styleId="CommentVarTok">
     <w:name w:val="CommentVarTok"/>
     <w:basedOn w:val="VerbatimChar"/>
     <w:rPr>
+      <w:color w:val="60a0b0"/>
       <w:b/>
       <w:i/>
-      <w:color w:val="60a0b0"/>
     </w:rPr>
   </w:style>
   <w:style w:type="character" w:customStyle="1" w:styleId="OtherTok">
@@ -9781,8 +9559,8 @@
     <w:name w:val="ControlFlowTok"/>
     <w:basedOn w:val="VerbatimChar"/>
     <w:rPr>
+      <w:color w:val="007020"/>
       <w:b/>
-      <w:color w:val="007020"/>
     </w:rPr>
   </w:style>
   <w:style w:type="character" w:customStyle="1" w:styleId="OperatorTok">
@@ -9827,34 +9605,34 @@
     <w:name w:val="InformationTok"/>
     <w:basedOn w:val="VerbatimChar"/>
     <w:rPr>
+      <w:color w:val="60a0b0"/>
       <w:b/>
       <w:i/>
-      <w:color w:val="60a0b0"/>
     </w:rPr>
   </w:style>
   <w:style w:type="character" w:customStyle="1" w:styleId="WarningTok">
     <w:name w:val="WarningTok"/>
     <w:basedOn w:val="VerbatimChar"/>
     <w:rPr>
+      <w:color w:val="60a0b0"/>
       <w:b/>
       <w:i/>
-      <w:color w:val="60a0b0"/>
     </w:rPr>
   </w:style>
   <w:style w:type="character" w:customStyle="1" w:styleId="AlertTok">
     <w:name w:val="AlertTok"/>
     <w:basedOn w:val="VerbatimChar"/>
     <w:rPr>
+      <w:color w:val="ff0000"/>
       <w:b/>
-      <w:color w:val="ff0000"/>
     </w:rPr>
   </w:style>
   <w:style w:type="character" w:customStyle="1" w:styleId="ErrorTok">
     <w:name w:val="ErrorTok"/>
     <w:basedOn w:val="VerbatimChar"/>
     <w:rPr>
+      <w:color w:val="ff0000"/>
       <w:b/>
-      <w:color w:val="ff0000"/>
     </w:rPr>
   </w:style>
   <w:style w:type="character" w:customStyle="1" w:styleId="NormalTok">
@@ -9876,44 +9654,44 @@
         <a:sysClr val="window" lastClr="FFFFFF"/>
       </a:lt1>
       <a:dk2>
-        <a:srgbClr val="0E2841"/>
+        <a:srgbClr val="1F497D"/>
       </a:dk2>
       <a:lt2>
-        <a:srgbClr val="E8E8E8"/>
+        <a:srgbClr val="EEECE1"/>
       </a:lt2>
       <a:accent1>
-        <a:srgbClr val="156082"/>
+        <a:srgbClr val="4F81BD"/>
       </a:accent1>
       <a:accent2>
-        <a:srgbClr val="E97132"/>
+        <a:srgbClr val="C0504D"/>
       </a:accent2>
       <a:accent3>
-        <a:srgbClr val="196B24"/>
+        <a:srgbClr val="9BBB59"/>
       </a:accent3>
       <a:accent4>
-        <a:srgbClr val="0F9ED5"/>
+        <a:srgbClr val="8064A2"/>
       </a:accent4>
       <a:accent5>
-        <a:srgbClr val="A02B93"/>
+        <a:srgbClr val="4BACC6"/>
       </a:accent5>
       <a:accent6>
-        <a:srgbClr val="4EA72E"/>
+        <a:srgbClr val="F79646"/>
       </a:accent6>
       <a:hlink>
-        <a:srgbClr val="467886"/>
+        <a:srgbClr val="0000FF"/>
       </a:hlink>
       <a:folHlink>
-        <a:srgbClr val="96607D"/>
+        <a:srgbClr val="800080"/>
       </a:folHlink>
     </a:clrScheme>
     <a:fontScheme name="Office">
       <a:majorFont>
-        <a:latin typeface="Aptos Display" panose="02110004020202020204"/>
+        <a:latin typeface="Calibri"/>
         <a:ea typeface=""/>
         <a:cs typeface=""/>
-        <a:font script="Jpan" typeface="游ゴシック Light"/>
+        <a:font script="Jpan" typeface="ＭＳ ゴシック"/>
         <a:font script="Hang" typeface="맑은 고딕"/>
-        <a:font script="Hans" typeface="等线 Light"/>
+        <a:font script="Hans" typeface="宋体"/>
         <a:font script="Hant" typeface="新細明體"/>
         <a:font script="Arab" typeface="Times New Roman"/>
         <a:font script="Hebr" typeface="Times New Roman"/>
@@ -9940,32 +9718,14 @@
         <a:font script="Mong" typeface="Mongolian Baiti"/>
         <a:font script="Viet" typeface="Times New Roman"/>
         <a:font script="Uigh" typeface="Microsoft Uighur"/>
-        <a:font script="Geor" typeface="Sylfaen"/>
-        <a:font script="Armn" typeface="Arial"/>
-        <a:font script="Bugi" typeface="Leelawadee UI"/>
-        <a:font script="Bopo" typeface="Microsoft JhengHei"/>
-        <a:font script="Java" typeface="Javanese Text"/>
-        <a:font script="Lisu" typeface="Segoe UI"/>
-        <a:font script="Mymr" typeface="Myanmar Text"/>
-        <a:font script="Nkoo" typeface="Ebrima"/>
-        <a:font script="Olck" typeface="Nirmala UI"/>
-        <a:font script="Osma" typeface="Ebrima"/>
-        <a:font script="Phag" typeface="Phagspa"/>
-        <a:font script="Syrn" typeface="Estrangelo Edessa"/>
-        <a:font script="Syrj" typeface="Estrangelo Edessa"/>
-        <a:font script="Syre" typeface="Estrangelo Edessa"/>
-        <a:font script="Sora" typeface="Nirmala UI"/>
-        <a:font script="Tale" typeface="Microsoft Tai Le"/>
-        <a:font script="Talu" typeface="Microsoft New Tai Lue"/>
-        <a:font script="Tfng" typeface="Ebrima"/>
       </a:majorFont>
       <a:minorFont>
-        <a:latin typeface="Aptos" panose="02110004020202020204"/>
+        <a:latin typeface="Cambria"/>
         <a:ea typeface=""/>
         <a:cs typeface=""/>
-        <a:font script="Jpan" typeface="游明朝"/>
+        <a:font script="Jpan" typeface="ＭＳ 明朝"/>
         <a:font script="Hang" typeface="맑은 고딕"/>
-        <a:font script="Hans" typeface="等线"/>
+        <a:font script="Hans" typeface="宋体"/>
         <a:font script="Hant" typeface="新細明體"/>
         <a:font script="Arab" typeface="Arial"/>
         <a:font script="Hebr" typeface="Arial"/>
@@ -9992,24 +9752,6 @@
         <a:font script="Mong" typeface="Mongolian Baiti"/>
         <a:font script="Viet" typeface="Arial"/>
         <a:font script="Uigh" typeface="Microsoft Uighur"/>
-        <a:font script="Geor" typeface="Sylfaen"/>
-        <a:font script="Armn" typeface="Arial"/>
-        <a:font script="Bugi" typeface="Leelawadee UI"/>
-        <a:font script="Bopo" typeface="Microsoft JhengHei"/>
-        <a:font script="Java" typeface="Javanese Text"/>
-        <a:font script="Lisu" typeface="Segoe UI"/>
-        <a:font script="Mymr" typeface="Myanmar Text"/>
-        <a:font script="Nkoo" typeface="Ebrima"/>
-        <a:font script="Olck" typeface="Nirmala UI"/>
-        <a:font script="Osma" typeface="Ebrima"/>
-        <a:font script="Phag" typeface="Phagspa"/>
-        <a:font script="Syrn" typeface="Estrangelo Edessa"/>
-        <a:font script="Syrj" typeface="Estrangelo Edessa"/>
-        <a:font script="Syre" typeface="Estrangelo Edessa"/>
-        <a:font script="Sora" typeface="Nirmala UI"/>
-        <a:font script="Tale" typeface="Microsoft Tai Le"/>
-        <a:font script="Talu" typeface="Microsoft New Tai Lue"/>
-        <a:font script="Tfng" typeface="Ebrima"/>
       </a:minorFont>
     </a:fontScheme>
     <a:fmtScheme name="Office">
@@ -10021,141 +9763,200 @@
           <a:gsLst>
             <a:gs pos="0">
               <a:schemeClr val="phClr">
-                <a:lumMod val="110000"/>
-                <a:satMod val="105000"/>
-                <a:tint val="67000"/>
+                <a:tint val="50000"/>
+                <a:satMod val="300000"/>
               </a:schemeClr>
             </a:gs>
-            <a:gs pos="50000">
+            <a:gs pos="35000">
               <a:schemeClr val="phClr">
-                <a:lumMod val="105000"/>
-                <a:satMod val="103000"/>
-                <a:tint val="73000"/>
+                <a:tint val="37000"/>
+                <a:satMod val="300000"/>
               </a:schemeClr>
             </a:gs>
             <a:gs pos="100000">
               <a:schemeClr val="phClr">
-                <a:lumMod val="105000"/>
-                <a:satMod val="109000"/>
-                <a:tint val="81000"/>
+                <a:tint val="15000"/>
+                <a:satMod val="350000"/>
               </a:schemeClr>
             </a:gs>
           </a:gsLst>
-          <a:lin ang="5400000" scaled="0"/>
+          <a:lin ang="16200000" scaled="1"/>
         </a:gradFill>
         <a:gradFill rotWithShape="1">
           <a:gsLst>
             <a:gs pos="0">
               <a:schemeClr val="phClr">
-                <a:satMod val="103000"/>
-                <a:lumMod val="102000"/>
-                <a:tint val="94000"/>
-              </a:schemeClr>
-            </a:gs>
-            <a:gs pos="50000">
-              <a:schemeClr val="phClr">
-                <a:satMod val="110000"/>
-                <a:lumMod val="100000"/>
+                <a:tint val="100000"/>
                 <a:shade val="100000"/>
+                <a:satMod val="130000"/>
               </a:schemeClr>
             </a:gs>
             <a:gs pos="100000">
               <a:schemeClr val="phClr">
-                <a:lumMod val="99000"/>
-                <a:satMod val="120000"/>
-                <a:shade val="78000"/>
+                <a:tint val="50000"/>
+                <a:shade val="100000"/>
+                <a:satMod val="350000"/>
               </a:schemeClr>
             </a:gs>
           </a:gsLst>
-          <a:lin ang="5400000" scaled="0"/>
+          <a:lin ang="16200000" scaled="0"/>
         </a:gradFill>
       </a:fillStyleLst>
       <a:lnStyleLst>
-        <a:ln w="6350" cap="flat" cmpd="sng" algn="ctr">
+        <a:ln w="9525" cap="flat" cmpd="sng" algn="ctr">
+          <a:solidFill>
+            <a:schemeClr val="phClr">
+              <a:shade val="95000"/>
+              <a:satMod val="105000"/>
+            </a:schemeClr>
+          </a:solidFill>
+          <a:prstDash val="solid"/>
+        </a:ln>
+        <a:ln w="25400" cap="flat" cmpd="sng" algn="ctr">
           <a:solidFill>
             <a:schemeClr val="phClr"/>
           </a:solidFill>
           <a:prstDash val="solid"/>
-          <a:miter lim="800000"/>
         </a:ln>
-        <a:ln w="12700" cap="flat" cmpd="sng" algn="ctr">
+        <a:ln w="38100" cap="flat" cmpd="sng" algn="ctr">
           <a:solidFill>
             <a:schemeClr val="phClr"/>
           </a:solidFill>
           <a:prstDash val="solid"/>
-          <a:miter lim="800000"/>
-        </a:ln>
-        <a:ln w="19050" cap="flat" cmpd="sng" algn="ctr">
-          <a:solidFill>
-            <a:schemeClr val="phClr"/>
-          </a:solidFill>
-          <a:prstDash val="solid"/>
-          <a:miter lim="800000"/>
         </a:ln>
       </a:lnStyleLst>
       <a:effectStyleLst>
         <a:effectStyle>
-          <a:effectLst/>
-        </a:effectStyle>
-        <a:effectStyle>
-          <a:effectLst/>
+          <a:effectLst>
+            <a:outerShdw blurRad="40000" dist="20000" dir="5400000" rotWithShape="0">
+              <a:srgbClr val="000000">
+                <a:alpha val="38000"/>
+              </a:srgbClr>
+            </a:outerShdw>
+          </a:effectLst>
         </a:effectStyle>
         <a:effectStyle>
           <a:effectLst>
-            <a:outerShdw blurRad="57150" dist="19050" dir="5400000" algn="ctr" rotWithShape="0">
+            <a:outerShdw blurRad="40000" dist="23000" dir="5400000" rotWithShape="0">
               <a:srgbClr val="000000">
-                <a:alpha val="63000"/>
+                <a:alpha val="35000"/>
               </a:srgbClr>
             </a:outerShdw>
           </a:effectLst>
+        </a:effectStyle>
+        <a:effectStyle>
+          <a:effectLst>
+            <a:outerShdw blurRad="40000" dist="23000" dir="5400000" rotWithShape="0">
+              <a:srgbClr val="000000">
+                <a:alpha val="35000"/>
+              </a:srgbClr>
+            </a:outerShdw>
+          </a:effectLst>
+          <a:scene3d>
+            <a:camera prst="orthographicFront">
+              <a:rot lat="0" lon="0" rev="0"/>
+            </a:camera>
+            <a:lightRig rig="threePt" dir="t">
+              <a:rot lat="0" lon="0" rev="1200000"/>
+            </a:lightRig>
+          </a:scene3d>
+          <a:sp3d>
+            <a:bevelT w="63500" h="25400"/>
+          </a:sp3d>
         </a:effectStyle>
       </a:effectStyleLst>
       <a:bgFillStyleLst>
         <a:solidFill>
           <a:schemeClr val="phClr"/>
         </a:solidFill>
-        <a:solidFill>
-          <a:schemeClr val="phClr">
-            <a:tint val="95000"/>
-            <a:satMod val="170000"/>
-          </a:schemeClr>
-        </a:solidFill>
         <a:gradFill rotWithShape="1">
           <a:gsLst>
             <a:gs pos="0">
               <a:schemeClr val="phClr">
-                <a:tint val="93000"/>
-                <a:satMod val="150000"/>
-                <a:shade val="98000"/>
-                <a:lumMod val="102000"/>
+                <a:tint val="40000"/>
+                <a:satMod val="350000"/>
               </a:schemeClr>
             </a:gs>
-            <a:gs pos="50000">
+            <a:gs pos="40000">
               <a:schemeClr val="phClr">
-                <a:tint val="98000"/>
-                <a:satMod val="130000"/>
-                <a:shade val="90000"/>
-                <a:lumMod val="103000"/>
+                <a:tint val="45000"/>
+                <a:shade val="99000"/>
+                <a:satMod val="350000"/>
               </a:schemeClr>
             </a:gs>
             <a:gs pos="100000">
               <a:schemeClr val="phClr">
-                <a:shade val="63000"/>
-                <a:satMod val="120000"/>
+                <a:shade val="20000"/>
+                <a:satMod val="255000"/>
               </a:schemeClr>
             </a:gs>
           </a:gsLst>
-          <a:lin ang="5400000" scaled="0"/>
+          <a:path path="circle">
+            <a:fillToRect l="50000" t="-80000" r="50000" b="180000"/>
+          </a:path>
+        </a:gradFill>
+        <a:gradFill rotWithShape="1">
+          <a:gsLst>
+            <a:gs pos="0">
+              <a:schemeClr val="phClr">
+                <a:tint val="80000"/>
+                <a:satMod val="300000"/>
+              </a:schemeClr>
+            </a:gs>
+            <a:gs pos="100000">
+              <a:schemeClr val="phClr">
+                <a:shade val="30000"/>
+                <a:satMod val="200000"/>
+              </a:schemeClr>
+            </a:gs>
+          </a:gsLst>
+          <a:path path="circle">
+            <a:fillToRect l="50000" t="50000" r="50000" b="50000"/>
+          </a:path>
         </a:gradFill>
       </a:bgFillStyleLst>
     </a:fmtScheme>
   </a:themeElements>
-  <a:objectDefaults/>
+  <a:objectDefaults>
+    <a:spDef>
+      <a:spPr/>
+      <a:bodyPr/>
+      <a:lstStyle/>
+      <a:style>
+        <a:lnRef idx="1">
+          <a:schemeClr val="accent1"/>
+        </a:lnRef>
+        <a:fillRef idx="3">
+          <a:schemeClr val="accent1"/>
+        </a:fillRef>
+        <a:effectRef idx="2">
+          <a:schemeClr val="accent1"/>
+        </a:effectRef>
+        <a:fontRef idx="minor">
+          <a:schemeClr val="lt1"/>
+        </a:fontRef>
+      </a:style>
+    </a:spDef>
+    <a:lnDef>
+      <a:spPr/>
+      <a:bodyPr/>
+      <a:lstStyle/>
+      <a:style>
+        <a:lnRef idx="2">
+          <a:schemeClr val="accent1"/>
+        </a:lnRef>
+        <a:fillRef idx="0">
+          <a:schemeClr val="accent1"/>
+        </a:fillRef>
+        <a:effectRef idx="1">
+          <a:schemeClr val="accent1"/>
+        </a:effectRef>
+        <a:fontRef idx="minor">
+          <a:schemeClr val="tx1"/>
+        </a:fontRef>
+      </a:style>
+    </a:lnDef>
+  </a:objectDefaults>
   <a:extraClrSchemeLst/>
-  <a:extLst>
-    <a:ext uri="{05A4C25C-085E-4340-85A3-A5531E510DB2}">
-      <thm15:themeFamily xmlns:thm15="http://schemas.microsoft.com/office/thememl/2012/main" name="Office Theme" id="{2E142A2C-CD16-42D6-873A-C26D2A0506FA}" vid="{1BDDFF52-6CD6-40A5-AB3C-68EB2F1E4D0A}"/>
-    </a:ext>
-  </a:extLst>
 </a:theme>
 </file>
--- a/04-regulatory-compliance/GDPR/Portugues_BR/GDPR_Practical_Manager_and_Junior_Analyst_Manual_Portugues_BR_v1.0.docx
+++ b/04-regulatory-compliance/GDPR/Portugues_BR/GDPR_Practical_Manager_and_Junior_Analyst_Manual_Portugues_BR_v1.0.docx
@@ -2,32 +2,6 @@
 <file path=word/document.xml><?xml version="1.0" encoding="utf-8"?>
 <w:document xmlns:w="http://schemas.openxmlformats.org/wordprocessingml/2006/main" xmlns:m="http://schemas.openxmlformats.org/officeDocument/2006/math" xmlns:r="http://schemas.openxmlformats.org/officeDocument/2006/relationships" xmlns:o="urn:schemas-microsoft-com:office:office" xmlns:v="urn:schemas-microsoft-com:vml" xmlns:w10="urn:schemas-microsoft-com:office:word" xmlns:a="http://schemas.openxmlformats.org/drawingml/2006/main" xmlns:pic="http://schemas.openxmlformats.org/drawingml/2006/picture" xmlns:wp="http://schemas.openxmlformats.org/drawingml/2006/wordprocessingDrawing">
   <w:body>
-    <w:sdt>
-      <w:sdtPr>
-        <w:docPartObj>
-          <w:docPartGallery w:val="Table of Contents"/>
-          <w:docPartUnique/>
-        </w:docPartObj>
-      </w:sdtPr>
-      <w:sdtContent>
-        <w:p>
-          <w:pPr>
-            <w:pStyle w:val="TOCHeading"/>
-          </w:pPr>
-          <w:r>
-            <w:t xml:space="preserve">Table of Contents</w:t>
-          </w:r>
-        </w:p>
-        <w:p>
-          <w:r>
-            <w:fldChar w:fldCharType="begin" w:dirty="true"/>
-            <w:instrText xml:space="preserve">TOC \o "1-3" \h \z \u</w:instrText>
-            <w:fldChar w:fldCharType="separate"/>
-            <w:fldChar w:fldCharType="end"/>
-          </w:r>
-        </w:p>
-      </w:sdtContent>
-    </w:sdt>
     <w:p>
       <w:pPr>
         <w:pStyle w:val="BlockText"/>
@@ -1927,7 +1901,7 @@
       </w:hyperlink>
     </w:p>
     <w:bookmarkEnd w:id="22"/>
-    <w:bookmarkStart w:id="23" w:name="fundação-gdpr"/>
+    <w:bookmarkStart w:id="26" w:name="fundação-gdpr"/>
     <w:p>
       <w:pPr>
         <w:pStyle w:val="Heading1"/>
@@ -1950,8 +1924,58 @@
     </w:p>
     <w:p>
       <w:pPr>
-        <w:pStyle w:val="BodyText"/>
-      </w:pPr>
+        <w:pStyle w:val="CaptionedFigure"/>
+      </w:pPr>
+      <w:r>
+        <w:drawing>
+          <wp:inline>
+            <wp:extent cx="5334000" cy="2807886"/>
+            <wp:effectExtent b="0" l="0" r="0" t="0"/>
+            <wp:docPr descr="Quatro blocos conectados mostram pessoas, dados, propósito e controle." title="" id="24" name="Picture"/>
+            <a:graphic>
+              <a:graphicData uri="http://schemas.openxmlformats.org/drawingml/2006/picture">
+                <pic:pic>
+                  <pic:nvPicPr>
+                    <pic:cNvPr descr="media/image1.png" id="25" name="Picture"/>
+                    <pic:cNvPicPr>
+                      <a:picLocks noChangeArrowheads="1" noChangeAspect="1"/>
+                    </pic:cNvPicPr>
+                  </pic:nvPicPr>
+                  <pic:blipFill>
+                    <a:blip r:embed="rId23"/>
+                    <a:stretch>
+                      <a:fillRect/>
+                    </a:stretch>
+                  </pic:blipFill>
+                  <pic:spPr bwMode="auto">
+                    <a:xfrm>
+                      <a:off x="0" y="0"/>
+                      <a:ext cx="5334000" cy="2807886"/>
+                    </a:xfrm>
+                    <a:prstGeom prst="rect">
+                      <a:avLst/>
+                    </a:prstGeom>
+                    <a:noFill/>
+                    <a:ln w="9525">
+                      <a:noFill/>
+                      <a:headEnd/>
+                      <a:tailEnd/>
+                    </a:ln>
+                  </pic:spPr>
+                </pic:pic>
+              </a:graphicData>
+            </a:graphic>
+          </wp:inline>
+        </w:drawing>
+      </w:r>
+    </w:p>
+    <w:p>
+      <w:pPr>
+        <w:pStyle w:val="ImageCaption"/>
+      </w:pPr>
+      <w:r>
+        <w:t xml:space="preserve">Quatro blocos conectados mostram pessoas, dados, propósito e controle.</w:t>
+      </w:r>
     </w:p>
     <w:p>
       <w:pPr>
@@ -1961,8 +1985,8 @@
         <w:t xml:space="preserve">Figura 1. GDPR como um programa prático de gestão</w:t>
       </w:r>
     </w:p>
-    <w:bookmarkEnd w:id="23"/>
-    <w:bookmarkStart w:id="25" w:name="o-que-gdpr-protege"/>
+    <w:bookmarkEnd w:id="26"/>
+    <w:bookmarkStart w:id="28" w:name="o-que-gdpr-protege"/>
     <w:p>
       <w:pPr>
         <w:pStyle w:val="Heading1"/>
@@ -1979,7 +2003,7 @@
         <w:t xml:space="preserve">GDPR protege pessoas singulares quando seus dados pessoais são processados. Os dados pessoais são informações relativas a uma pessoa identificada ou identificável. Ele pode incluir nomes, identificadores, dados de localização, identificadores online, registros de emprego, detalhes financeiros, imagens, dados do dispositivo e muitos outros fatos.</w:t>
       </w:r>
     </w:p>
-    <w:bookmarkStart w:id="24" w:name="conformidade-é-mais-do-que-segurança"/>
+    <w:bookmarkStart w:id="27" w:name="conformidade-é-mais-do-que-segurança"/>
     <w:p>
       <w:pPr>
         <w:pStyle w:val="Heading2"/>
@@ -1996,9 +2020,9 @@
         <w:t xml:space="preserve">Segurança importa, mas GDPR também requer processamento legal e justo, informações claras, respeito aos direitos, limites de finalidade, minimização de dados, controle de retenção e responsabilização.</w:t>
       </w:r>
     </w:p>
-    <w:bookmarkEnd w:id="24"/>
-    <w:bookmarkEnd w:id="25"/>
-    <w:bookmarkStart w:id="26" w:name="o-que-gdpr-não-significa"/>
+    <w:bookmarkEnd w:id="27"/>
+    <w:bookmarkEnd w:id="28"/>
+    <w:bookmarkStart w:id="29" w:name="o-que-gdpr-não-significa"/>
     <w:p>
       <w:pPr>
         <w:pStyle w:val="Heading1"/>
@@ -2073,8 +2097,8 @@
         <w:t xml:space="preserve">A multa não é o único risco; as pessoas podem sofrer danos materiais ou não materiais.</w:t>
       </w:r>
     </w:p>
-    <w:bookmarkEnd w:id="26"/>
-    <w:bookmarkStart w:id="34" w:name="escopo-funções-e-definições"/>
+    <w:bookmarkEnd w:id="29"/>
+    <w:bookmarkStart w:id="40" w:name="escopo-funções-e-definições"/>
     <w:p>
       <w:pPr>
         <w:pStyle w:val="Heading1"/>
@@ -2095,7 +2119,7 @@
         <w:t xml:space="preserve">Como decidir se GDPR se aplica e quem é responsável.*</w:t>
       </w:r>
     </w:p>
-    <w:bookmarkStart w:id="28" w:name="questões-de-âmbito"/>
+    <w:bookmarkStart w:id="31" w:name="questões-de-âmbito"/>
     <w:p>
       <w:pPr>
         <w:pStyle w:val="Heading2"/>
@@ -2175,11 +2199,11 @@
         </w:numPr>
         <w:pStyle w:val="Heading2"/>
       </w:pPr>
-      <w:bookmarkStart w:id="27" w:name="responsabilidade-chave"/>
+      <w:bookmarkStart w:id="30" w:name="responsabilidade-chave"/>
       <w:r>
         <w:t xml:space="preserve">** ** ** ** ** ** Responsabilidade chave**</w:t>
       </w:r>
-      <w:bookmarkEnd w:id="27"/>
+      <w:bookmarkEnd w:id="30"/>
     </w:p>
     <w:p>
       <w:pPr>
@@ -2229,8 +2253,8 @@
         <w:t xml:space="preserve">Autoridade Supervisora Autoridade Independente de privacidade Orientação, investigação, medidas corretivas, execução</w:t>
       </w:r>
     </w:p>
-    <w:bookmarkEnd w:id="28"/>
-    <w:bookmarkStart w:id="29" w:name="Xe2e84d5da19162c376e2f0e7c0f8354ce33e9b9"/>
+    <w:bookmarkEnd w:id="31"/>
+    <w:bookmarkStart w:id="32" w:name="Xe2e84d5da19162c376e2f0e7c0f8354ce33e9b9"/>
     <w:p>
       <w:pPr>
         <w:pStyle w:val="Heading2"/>
@@ -2247,8 +2271,8 @@
         <w:t xml:space="preserve">Dados pessoais são mais amplos do que informações que nomeiam diretamente alguém. Dados de categoria especial incluem informações sobre origem racial ou étnica, opiniões políticas, religião ou crenças, filiação sindical, genética, biometria utilizada para identificação única, saúde, vida sexual ou orientação sexual. Os dados relativos à condenação criminal e à infracção têm controlos separados ao abrigo do artigo 10.o.</w:t>
       </w:r>
     </w:p>
-    <w:bookmarkEnd w:id="29"/>
-    <w:bookmarkStart w:id="30" w:name="Xf9a7223116b2d5e3e78dbc75d74e709d57b2ee6"/>
+    <w:bookmarkEnd w:id="32"/>
+    <w:bookmarkStart w:id="36" w:name="Xf9a7223116b2d5e3e78dbc75d74e709d57b2ee6"/>
     <w:p>
       <w:pPr>
         <w:pStyle w:val="Heading2"/>
@@ -2283,32 +2307,556 @@
     </w:p>
     <w:p>
       <w:pPr>
+        <w:pStyle w:val="CaptionedFigure"/>
+      </w:pPr>
+      <w:r>
+        <w:drawing>
+          <wp:inline>
+            <wp:extent cx="5334000" cy="2902901"/>
+            <wp:effectExtent b="0" l="0" r="0" t="0"/>
+            <wp:docPr descr="O ciclo de vida conecta coleta, uso, compartilhamento, retenção e exclusão." title="" id="34" name="Picture"/>
+            <a:graphic>
+              <a:graphicData uri="http://schemas.openxmlformats.org/drawingml/2006/picture">
+                <pic:pic>
+                  <pic:nvPicPr>
+                    <pic:cNvPr descr="media/image2.png" id="35" name="Picture"/>
+                    <pic:cNvPicPr>
+                      <a:picLocks noChangeArrowheads="1" noChangeAspect="1"/>
+                    </pic:cNvPicPr>
+                  </pic:nvPicPr>
+                  <pic:blipFill>
+                    <a:blip r:embed="rId33"/>
+                    <a:stretch>
+                      <a:fillRect/>
+                    </a:stretch>
+                  </pic:blipFill>
+                  <pic:spPr bwMode="auto">
+                    <a:xfrm>
+                      <a:off x="0" y="0"/>
+                      <a:ext cx="5334000" cy="2902901"/>
+                    </a:xfrm>
+                    <a:prstGeom prst="rect">
+                      <a:avLst/>
+                    </a:prstGeom>
+                    <a:noFill/>
+                    <a:ln w="9525">
+                      <a:noFill/>
+                      <a:headEnd/>
+                      <a:tailEnd/>
+                    </a:ln>
+                  </pic:spPr>
+                </pic:pic>
+              </a:graphicData>
+            </a:graphic>
+          </wp:inline>
+        </w:drawing>
+      </w:r>
+    </w:p>
+    <w:p>
+      <w:pPr>
+        <w:pStyle w:val="ImageCaption"/>
+      </w:pPr>
+      <w:r>
+        <w:t xml:space="preserve">O ciclo de vida conecta coleta, uso, compartilhamento, retenção e exclusão.</w:t>
+      </w:r>
+    </w:p>
+    <w:p>
+      <w:pPr>
+        <w:pStyle w:val="BodyText"/>
+      </w:pPr>
+      <w:r>
+        <w:t xml:space="preserve">Figura 2. Ciclo de vida dos dados pessoais</w:t>
+      </w:r>
+    </w:p>
+    <w:p>
+      <w:pPr>
+        <w:pStyle w:val="BodyText"/>
+      </w:pPr>
+      <w:r>
+        <w:t xml:space="preserve">§ 3.1 Princípios do artigo 5.o</w:t>
+      </w:r>
+    </w:p>
+    <w:bookmarkEnd w:id="36"/>
+    <w:bookmarkStart w:id="37" w:name="section"/>
+    <w:p>
+      <w:pPr>
+        <w:pStyle w:val="Heading2"/>
+      </w:pPr>
+      <w:r>
+        <w:t xml:space="preserve">* ** ** ** ** ** ** ** ** ** ** ** ** **</w:t>
+      </w:r>
+    </w:p>
+    <w:p>
+      <w:pPr>
         <w:pStyle w:val="FirstParagraph"/>
       </w:pPr>
-    </w:p>
-    <w:p>
-      <w:pPr>
-        <w:pStyle w:val="BodyText"/>
-      </w:pPr>
-      <w:r>
-        <w:t xml:space="preserve">Figura 2. Ciclo de vida dos dados pessoais</w:t>
-      </w:r>
-    </w:p>
-    <w:p>
-      <w:pPr>
-        <w:pStyle w:val="BodyText"/>
-      </w:pPr>
-      <w:r>
-        <w:t xml:space="preserve">§ 3.1 Princípios do artigo 5.o</w:t>
-      </w:r>
-    </w:p>
-    <w:bookmarkEnd w:id="30"/>
-    <w:bookmarkStart w:id="31" w:name="section"/>
+      <w:r>
+        <w:t xml:space="preserve">□ Legalidade, justiça, transparência □ O uso seria legal, honesto e compreensível para a pessoa? O registro de base legal, aviso, revisão da justiça</w:t>
+      </w:r>
+      <w:r>
+        <w:t xml:space="preserve"> </w:t>
+      </w:r>
+      <w:r>
+        <w:t xml:space="preserve">Limitação da finalidade O propósito é específico, indicado e compatível com uso posterior? Declaração de finalidade, revisão de compatibilidade</w:t>
+      </w:r>
+      <w:r>
+        <w:t xml:space="preserve"> </w:t>
+      </w:r>
+      <w:r>
+        <w:t xml:space="preserve">* Minimização de dados * Coletamos apenas o que é necessário? Revisão de campo, decisão de projeto de formulário</w:t>
+      </w:r>
+      <w:r>
+        <w:t xml:space="preserve"> </w:t>
+      </w:r>
+      <w:r>
+        <w:t xml:space="preserve">Como corrigir ou atualizar dados importantes? □ Regras de validação, registo de correcção</w:t>
+      </w:r>
+      <w:r>
+        <w:t xml:space="preserve"> </w:t>
+      </w:r>
+      <w:r>
+        <w:t xml:space="preserve">□ Limitação de armazenamento Quando vamos excluí-lo ou anonimizá-lo? Programa de retenção, prova de exclusão</w:t>
+      </w:r>
+      <w:r>
+        <w:t xml:space="preserve"> </w:t>
+      </w:r>
+      <w:r>
+        <w:t xml:space="preserve">• Integridade e confidencialidade; • As medidas de segurança são adequadas para o risco? Avaliação de risco, provas de controlo, testes</w:t>
+      </w:r>
+      <w:r>
+        <w:t xml:space="preserve"> </w:t>
+      </w:r>
+      <w:r>
+        <w:t xml:space="preserve">□ Responsabilidade □ Podemos provar o acima? ROPA, aprovações, revisões, treinamento, trilha de auditoria</w:t>
+      </w:r>
+    </w:p>
+    <w:p>
+      <w:pPr>
+        <w:pStyle w:val="BodyText"/>
+      </w:pPr>
+      <w:r>
+        <w:t xml:space="preserve">3.2 Bases jurídicas previstas no artigo 6.o</w:t>
+      </w:r>
+    </w:p>
+    <w:bookmarkEnd w:id="37"/>
+    <w:bookmarkStart w:id="38" w:name="section-1"/>
     <w:p>
       <w:pPr>
         <w:pStyle w:val="Heading2"/>
       </w:pPr>
       <w:r>
+        <w:t xml:space="preserve">** ** ** ** ** ** ** ** ** ** ** **</w:t>
+      </w:r>
+    </w:p>
+    <w:p>
+      <w:pPr>
+        <w:pStyle w:val="FirstParagraph"/>
+      </w:pPr>
+      <w:r>
+        <w:t xml:space="preserve">□ Consentimento A pessoa tem uma escolha real e pode retirar □ Não bundle ou consentimento de pressão</w:t>
+      </w:r>
+      <w:r>
+        <w:t xml:space="preserve"> </w:t>
+      </w:r>
+      <w:r>
+        <w:t xml:space="preserve">O processamento é objetivamente necessário para um contrato com a pessoa ou as etapas de pré-contrato solicitadas</w:t>
+      </w:r>
+      <w:r>
+        <w:t xml:space="preserve"> </w:t>
+      </w:r>
+      <w:r>
+        <w:t xml:space="preserve">O direito da UE ou dos Estados-Membros exige o tratamento</w:t>
+      </w:r>
+      <w:r>
+        <w:t xml:space="preserve"> </w:t>
+      </w:r>
+      <w:r>
+        <w:t xml:space="preserve">Os interesses vitais são necessários para proteger a vida ou outro interesse vital.</w:t>
+      </w:r>
+      <w:r>
+        <w:t xml:space="preserve"> </w:t>
+      </w:r>
+      <w:r>
+        <w:t xml:space="preserve">□ Tarefa pública • Obrigação de uma missão de interesse público ou de uma autoridade oficial fundamentada na lei</w:t>
+      </w:r>
+      <w:r>
+        <w:t xml:space="preserve"> </w:t>
+      </w:r>
+      <w:r>
+        <w:t xml:space="preserve">Os interesses legítimos Um interesse real é necessário e não ultrapassado pelos direitos da pessoa</w:t>
+      </w:r>
+    </w:p>
+    <w:bookmarkEnd w:id="38"/>
+    <w:bookmarkStart w:id="39" w:name="consentimento-e-dados-sensíveis"/>
+    <w:p>
+      <w:pPr>
+        <w:pStyle w:val="Heading2"/>
+      </w:pPr>
+      <w:r>
+        <w:t xml:space="preserve">3.3 Consentimento e dados sensíveis</w:t>
+      </w:r>
+    </w:p>
+    <w:p>
+      <w:pPr>
+        <w:pStyle w:val="FirstParagraph"/>
+      </w:pPr>
+      <w:r>
+        <w:t xml:space="preserve">O consentimento deve ser específico, informado, inequívoco, livremente dado e demonstrável. Os dados da categoria especial necessitam normalmente de uma base legal do artigo 6.o e de uma condição do artigo 9.o. A retirada deve ser tão fácil como dar consentimento.</w:t>
+      </w:r>
+    </w:p>
+    <w:bookmarkEnd w:id="39"/>
+    <w:bookmarkEnd w:id="40"/>
+    <w:bookmarkStart w:id="46" w:name="direitos-dos-titulares-de-dados"/>
+    <w:p>
+      <w:pPr>
+        <w:pStyle w:val="Heading1"/>
+      </w:pPr>
+      <w:r>
+        <w:t xml:space="preserve">4. Direitos dos titulares de dados</w:t>
+      </w:r>
+    </w:p>
+    <w:p>
+      <w:pPr>
+        <w:numPr>
+          <w:ilvl w:val="0"/>
+          <w:numId w:val="1009"/>
+        </w:numPr>
+        <w:pStyle w:val="Compact"/>
+      </w:pPr>
+      <w:r>
+        <w:t xml:space="preserve">Como receber, avaliar, completar e solicitar documentos.*</w:t>
+      </w:r>
+    </w:p>
+    <w:p>
+      <w:pPr>
+        <w:pStyle w:val="CaptionedFigure"/>
+      </w:pPr>
+      <w:r>
+        <w:drawing>
+          <wp:inline>
+            <wp:extent cx="5334000" cy="2902901"/>
+            <wp:effectExtent b="0" l="0" r="0" t="0"/>
+            <wp:docPr descr="Um fluxo de trabalho de cinco passos cobre a ingestão através de resultados registrados." title="" id="42" name="Picture"/>
+            <a:graphic>
+              <a:graphicData uri="http://schemas.openxmlformats.org/drawingml/2006/picture">
+                <pic:pic>
+                  <pic:nvPicPr>
+                    <pic:cNvPr descr="media/image3.png" id="43" name="Picture"/>
+                    <pic:cNvPicPr>
+                      <a:picLocks noChangeArrowheads="1" noChangeAspect="1"/>
+                    </pic:cNvPicPr>
+                  </pic:nvPicPr>
+                  <pic:blipFill>
+                    <a:blip r:embed="rId41"/>
+                    <a:stretch>
+                      <a:fillRect/>
+                    </a:stretch>
+                  </pic:blipFill>
+                  <pic:spPr bwMode="auto">
+                    <a:xfrm>
+                      <a:off x="0" y="0"/>
+                      <a:ext cx="5334000" cy="2902901"/>
+                    </a:xfrm>
+                    <a:prstGeom prst="rect">
+                      <a:avLst/>
+                    </a:prstGeom>
+                    <a:noFill/>
+                    <a:ln w="9525">
+                      <a:noFill/>
+                      <a:headEnd/>
+                      <a:tailEnd/>
+                    </a:ln>
+                  </pic:spPr>
+                </pic:pic>
+              </a:graphicData>
+            </a:graphic>
+          </wp:inline>
+        </w:drawing>
+      </w:r>
+    </w:p>
+    <w:p>
+      <w:pPr>
+        <w:pStyle w:val="ImageCaption"/>
+      </w:pPr>
+      <w:r>
+        <w:t xml:space="preserve">Um fluxo de trabalho de cinco passos cobre a ingestão através de resultados registrados.</w:t>
+      </w:r>
+    </w:p>
+    <w:p>
+      <w:pPr>
+        <w:pStyle w:val="BodyText"/>
+      </w:pPr>
+      <w:r>
+        <w:t xml:space="preserve">Figura 3. Fluxo de trabalho de dados-sujeitos-direitos</w:t>
+      </w:r>
+    </w:p>
+    <w:p>
+      <w:pPr>
+        <w:numPr>
+          <w:ilvl w:val="0"/>
+          <w:numId w:val="1010"/>
+        </w:numPr>
+        <w:pStyle w:val="Heading2"/>
+      </w:pPr>
+      <w:bookmarkStart w:id="44" w:name="direito-trabalho-prático-cuidado-com"/>
+      <w:r>
+        <w:t xml:space="preserve">** Direito** ** Trabalho prático** ** ** Cuidado com**</w:t>
+      </w:r>
+      <w:bookmarkEnd w:id="44"/>
+    </w:p>
+    <w:p>
+      <w:pPr>
+        <w:numPr>
+          <w:ilvl w:val="0"/>
+          <w:numId w:val="1000"/>
+        </w:numPr>
+        <w:pStyle w:val="Compact"/>
+      </w:pPr>
+      <w:r>
+        <w:t xml:space="preserve">Informação Dê avisos claros, em tempo hábil, avisos, crianças, coleta indireta</w:t>
+      </w:r>
+      <w:r>
+        <w:t xml:space="preserve"> </w:t>
+      </w:r>
+      <w:r>
+        <w:t xml:space="preserve">Acesse o acesso Pesquisa, revisão, redigir onde legal, e entregar de forma segura Direitos das outras pessoas, identidade, sistemas completos</w:t>
+      </w:r>
+      <w:r>
+        <w:t xml:space="preserve"> </w:t>
+      </w:r>
+      <w:r>
+        <w:t xml:space="preserve">• Retificação (correct impreciso ou incompleto )</w:t>
+      </w:r>
+      <w:r>
+        <w:t xml:space="preserve"> </w:t>
+      </w:r>
+      <w:r>
+        <w:t xml:space="preserve">Apagar onde o direito aplica-se</w:t>
+      </w:r>
+      <w:r>
+        <w:t xml:space="preserve"> </w:t>
+      </w:r>
+      <w:r>
+        <w:t xml:space="preserve">Limitar o uso enquanto um problema é resolvido .</w:t>
+      </w:r>
+      <w:r>
+        <w:t xml:space="preserve"> </w:t>
+      </w:r>
+      <w:r>
+        <w:t xml:space="preserve">Portabilidade Fornecer dados qualificados em formato reutilizável Apenas certos dados automatizados e fornecidos/observados</w:t>
+      </w:r>
+      <w:r>
+        <w:t xml:space="preserve"> </w:t>
+      </w:r>
+      <w:r>
+        <w:t xml:space="preserve">Objeção □ Avaliar a tarefa pública ou o uso de interesses legítimos; parar o marketing direto; Compelir motivos e exceções de pesquisa</w:t>
+      </w:r>
+      <w:r>
+        <w:t xml:space="preserve"> </w:t>
+      </w:r>
+      <w:r>
+        <w:t xml:space="preserve">□ Decisões automatizadas □ Fornecer salvaguardas para qualificar decisões exclusivamente automatizadas</w:t>
+      </w:r>
+    </w:p>
+    <w:bookmarkStart w:id="45" w:name="o-relógio-de-solicitação"/>
+    <w:p>
+      <w:pPr>
+        <w:pStyle w:val="Heading2"/>
+      </w:pPr>
+      <w:r>
+        <w:t xml:space="preserve">4.1 O relógio de solicitação</w:t>
+      </w:r>
+    </w:p>
+    <w:p>
+      <w:pPr>
+        <w:pStyle w:val="FirstParagraph"/>
+      </w:pPr>
+      <w:r>
+        <w:t xml:space="preserve">O período normal de resposta é de um mês após a recepção. Pode ser prorrogado por mais dois meses, quando necessário devido à complexidade e ao número de pedidos, mas a pessoa deve ser informada no primeiro mês. Os controlos de identidade devem ser proporcionais. Taxas ou recusa são limitadas a casos manifestamente infundados ou excessivos, especialmente por causa da repetição.</w:t>
+      </w:r>
+    </w:p>
+    <w:p>
+      <w:pPr>
+        <w:pStyle w:val="BodyText"/>
+      </w:pPr>
+      <w:r>
+        <w:t xml:space="preserve">4.2 Um arquivo de solicitação defensável</w:t>
+      </w:r>
+    </w:p>
+    <w:p>
+      <w:pPr>
+        <w:numPr>
+          <w:ilvl w:val="0"/>
+          <w:numId w:val="1011"/>
+        </w:numPr>
+      </w:pPr>
+      <w:r>
+        <w:t xml:space="preserve">Data de solicitação e recebimento</w:t>
+      </w:r>
+    </w:p>
+    <w:p>
+      <w:pPr>
+        <w:numPr>
+          <w:ilvl w:val="0"/>
+          <w:numId w:val="1011"/>
+        </w:numPr>
+      </w:pPr>
+      <w:r>
+        <w:t xml:space="preserve">Decisão de verificação de identidade</w:t>
+      </w:r>
+    </w:p>
+    <w:p>
+      <w:pPr>
+        <w:numPr>
+          <w:ilvl w:val="0"/>
+          <w:numId w:val="1011"/>
+        </w:numPr>
+      </w:pPr>
+      <w:r>
+        <w:t xml:space="preserve">Sistemas, fornecedores e proprietários pesquisados</w:t>
+      </w:r>
+    </w:p>
+    <w:p>
+      <w:pPr>
+        <w:numPr>
+          <w:ilvl w:val="0"/>
+          <w:numId w:val="1011"/>
+        </w:numPr>
+      </w:pPr>
+      <w:r>
+        <w:t xml:space="preserve">Termos de pesquisa e intervalos de datas</w:t>
+      </w:r>
+    </w:p>
+    <w:p>
+      <w:pPr>
+        <w:numPr>
+          <w:ilvl w:val="0"/>
+          <w:numId w:val="1011"/>
+        </w:numPr>
+      </w:pPr>
+      <w:r>
+        <w:t xml:space="preserve">Questões jurídicas, isenções e redações</w:t>
+      </w:r>
+    </w:p>
+    <w:p>
+      <w:pPr>
+        <w:numPr>
+          <w:ilvl w:val="0"/>
+          <w:numId w:val="1011"/>
+        </w:numPr>
+      </w:pPr>
+      <w:r>
+        <w:t xml:space="preserve">Aprovação e entrega segura</w:t>
+      </w:r>
+    </w:p>
+    <w:p>
+      <w:pPr>
+        <w:numPr>
+          <w:ilvl w:val="0"/>
+          <w:numId w:val="1011"/>
+        </w:numPr>
+      </w:pPr>
+      <w:r>
+        <w:t xml:space="preserve">Data de resposta e resultado retido</w:t>
+      </w:r>
+    </w:p>
+    <w:bookmarkEnd w:id="45"/>
+    <w:bookmarkEnd w:id="46"/>
+    <w:bookmarkStart w:id="54" w:name="controlador-e-governança-do-processador"/>
+    <w:p>
+      <w:pPr>
+        <w:pStyle w:val="Heading1"/>
+      </w:pPr>
+      <w:r>
+        <w:t xml:space="preserve">5. Controlador e Governança do Processador</w:t>
+      </w:r>
+    </w:p>
+    <w:p>
+      <w:pPr>
+        <w:numPr>
+          <w:ilvl w:val="0"/>
+          <w:numId w:val="1012"/>
+        </w:numPr>
+        <w:pStyle w:val="Compact"/>
+      </w:pPr>
+      <w:r>
+        <w:t xml:space="preserve">Os registros operacionais, contratos, papéis e revisões que tornam a responsabilização real.*</w:t>
+      </w:r>
+    </w:p>
+    <w:bookmarkStart w:id="47" w:name="registros-de-atividades-de-processamento"/>
+    <w:p>
+      <w:pPr>
+        <w:pStyle w:val="Heading2"/>
+      </w:pPr>
+      <w:r>
+        <w:t xml:space="preserve">5.1 Registros de atividades de processamento</w:t>
+      </w:r>
+    </w:p>
+    <w:p>
+      <w:pPr>
+        <w:pStyle w:val="FirstParagraph"/>
+      </w:pPr>
+      <w:r>
+        <w:t xml:space="preserve">Um ROPA é mais do que uma planilha de aplicativos. Ele conecta propósitos, categorias de pessoas e dados, destinatários, transferências, retenção, segurança, proprietários e raciocínio legal. Mantenha os registros do controlador e do processador separados onde necessário.</w:t>
+      </w:r>
+    </w:p>
+    <w:bookmarkEnd w:id="47"/>
+    <w:bookmarkStart w:id="48" w:name="X3cbf4cbb8b0b039f49aba5fe6dfd97a67f859a3"/>
+    <w:p>
+      <w:pPr>
+        <w:pStyle w:val="Heading2"/>
+      </w:pPr>
+      <w:r>
+        <w:t xml:space="preserve">5.2 Due diligence do processador e contratos Artigo 28</w:t>
+      </w:r>
+    </w:p>
+    <w:p>
+      <w:pPr>
+        <w:pStyle w:val="FirstParagraph"/>
+      </w:pPr>
+      <w:r>
+        <w:t xml:space="preserve">Avaliar experiência, confiabilidade, segurança, localização, subprocessadores e histórico de incidentes.</w:t>
+      </w:r>
+    </w:p>
+    <w:p>
+      <w:pPr>
+        <w:pStyle w:val="BodyText"/>
+      </w:pPr>
+      <w:r>
+        <w:t xml:space="preserve">Objeto do documento, duração, natureza, finalidade, tipos de dados, pessoas e direitos de controlador.</w:t>
+      </w:r>
+    </w:p>
+    <w:p>
+      <w:pPr>
+        <w:pStyle w:val="BodyText"/>
+      </w:pPr>
+      <w:r>
+        <w:t xml:space="preserve">Requer instruções, confidencialidade, segurança, controles de subprocessador, assistência de direitos, ajuda de violação, exclusão ou retorno e informações de auditoria.</w:t>
+      </w:r>
+    </w:p>
+    <w:p>
+      <w:pPr>
+        <w:pStyle w:val="BodyText"/>
+      </w:pPr>
+      <w:r>
+        <w:t xml:space="preserve">Monitore as mudanças materiais e mantenha as decisões.</w:t>
+      </w:r>
+    </w:p>
+    <w:p>
+      <w:pPr>
+        <w:pStyle w:val="BodyText"/>
+      </w:pPr>
+      <w:r>
+        <w:t xml:space="preserve">5.3 Registos de responsabilidade</w:t>
+      </w:r>
+    </w:p>
+    <w:bookmarkEnd w:id="48"/>
+    <w:bookmarkStart w:id="52" w:name="section-2"/>
+    <w:p>
+      <w:pPr>
+        <w:pStyle w:val="Heading2"/>
+      </w:pPr>
+      <w:r>
         <w:t xml:space="preserve">* ** ** ** ** ** ** ** ** ** ** ** ** **</w:t>
       </w:r>
     </w:p>
@@ -2317,491 +2865,117 @@
         <w:pStyle w:val="FirstParagraph"/>
       </w:pPr>
       <w:r>
-        <w:t xml:space="preserve">□ Legalidade, justiça, transparência □ O uso seria legal, honesto e compreensível para a pessoa? O registro de base legal, aviso, revisão da justiça</w:t>
-      </w:r>
-      <w:r>
-        <w:t xml:space="preserve"> </w:t>
-      </w:r>
-      <w:r>
-        <w:t xml:space="preserve">Limitação da finalidade O propósito é específico, indicado e compatível com uso posterior? Declaração de finalidade, revisão de compatibilidade</w:t>
-      </w:r>
-      <w:r>
-        <w:t xml:space="preserve"> </w:t>
-      </w:r>
-      <w:r>
-        <w:t xml:space="preserve">* Minimização de dados * Coletamos apenas o que é necessário? Revisão de campo, decisão de projeto de formulário</w:t>
-      </w:r>
-      <w:r>
-        <w:t xml:space="preserve"> </w:t>
-      </w:r>
-      <w:r>
-        <w:t xml:space="preserve">Como corrigir ou atualizar dados importantes? □ Regras de validação, registo de correcção</w:t>
-      </w:r>
-      <w:r>
-        <w:t xml:space="preserve"> </w:t>
-      </w:r>
-      <w:r>
-        <w:t xml:space="preserve">□ Limitação de armazenamento Quando vamos excluí-lo ou anonimizá-lo? Programa de retenção, prova de exclusão</w:t>
-      </w:r>
-      <w:r>
-        <w:t xml:space="preserve"> </w:t>
-      </w:r>
-      <w:r>
-        <w:t xml:space="preserve">• Integridade e confidencialidade; • As medidas de segurança são adequadas para o risco? Avaliação de risco, provas de controlo, testes</w:t>
-      </w:r>
-      <w:r>
-        <w:t xml:space="preserve"> </w:t>
-      </w:r>
-      <w:r>
-        <w:t xml:space="preserve">□ Responsabilidade □ Podemos provar o acima? ROPA, aprovações, revisões, treinamento, trilha de auditoria</w:t>
-      </w:r>
-    </w:p>
-    <w:p>
-      <w:pPr>
-        <w:pStyle w:val="BodyText"/>
-      </w:pPr>
-      <w:r>
-        <w:t xml:space="preserve">3.2 Bases jurídicas previstas no artigo 6.o</w:t>
-      </w:r>
-    </w:p>
-    <w:bookmarkEnd w:id="31"/>
-    <w:bookmarkStart w:id="32" w:name="section-1"/>
-    <w:p>
-      <w:pPr>
-        <w:pStyle w:val="Heading2"/>
-      </w:pPr>
-      <w:r>
-        <w:t xml:space="preserve">** ** ** ** ** ** ** ** ** ** ** **</w:t>
-      </w:r>
-    </w:p>
-    <w:p>
-      <w:pPr>
-        <w:pStyle w:val="FirstParagraph"/>
-      </w:pPr>
-      <w:r>
-        <w:t xml:space="preserve">□ Consentimento A pessoa tem uma escolha real e pode retirar □ Não bundle ou consentimento de pressão</w:t>
-      </w:r>
-      <w:r>
-        <w:t xml:space="preserve"> </w:t>
-      </w:r>
-      <w:r>
-        <w:t xml:space="preserve">O processamento é objetivamente necessário para um contrato com a pessoa ou as etapas de pré-contrato solicitadas</w:t>
-      </w:r>
-      <w:r>
-        <w:t xml:space="preserve"> </w:t>
-      </w:r>
-      <w:r>
-        <w:t xml:space="preserve">O direito da UE ou dos Estados-Membros exige o tratamento</w:t>
-      </w:r>
-      <w:r>
-        <w:t xml:space="preserve"> </w:t>
-      </w:r>
-      <w:r>
-        <w:t xml:space="preserve">Os interesses vitais são necessários para proteger a vida ou outro interesse vital.</w:t>
-      </w:r>
-      <w:r>
-        <w:t xml:space="preserve"> </w:t>
-      </w:r>
-      <w:r>
-        <w:t xml:space="preserve">□ Tarefa pública • Obrigação de uma missão de interesse público ou de uma autoridade oficial fundamentada na lei</w:t>
-      </w:r>
-      <w:r>
-        <w:t xml:space="preserve"> </w:t>
-      </w:r>
-      <w:r>
-        <w:t xml:space="preserve">Os interesses legítimos Um interesse real é necessário e não ultrapassado pelos direitos da pessoa</w:t>
-      </w:r>
-    </w:p>
-    <w:bookmarkEnd w:id="32"/>
-    <w:bookmarkStart w:id="33" w:name="consentimento-e-dados-sensíveis"/>
-    <w:p>
-      <w:pPr>
-        <w:pStyle w:val="Heading2"/>
-      </w:pPr>
-      <w:r>
-        <w:t xml:space="preserve">3.3 Consentimento e dados sensíveis</w:t>
-      </w:r>
-    </w:p>
-    <w:p>
-      <w:pPr>
-        <w:pStyle w:val="FirstParagraph"/>
-      </w:pPr>
-      <w:r>
-        <w:t xml:space="preserve">O consentimento deve ser específico, informado, inequívoco, livremente dado e demonstrável. Os dados da categoria especial necessitam normalmente de uma base legal do artigo 6.o e de uma condição do artigo 9.o. A retirada deve ser tão fácil como dar consentimento.</w:t>
-      </w:r>
-    </w:p>
-    <w:bookmarkEnd w:id="33"/>
-    <w:bookmarkEnd w:id="34"/>
-    <w:bookmarkStart w:id="37" w:name="direitos-dos-titulares-de-dados"/>
-    <w:p>
-      <w:pPr>
-        <w:pStyle w:val="Heading1"/>
-      </w:pPr>
-      <w:r>
-        <w:t xml:space="preserve">4. Direitos dos titulares de dados</w:t>
-      </w:r>
-    </w:p>
-    <w:p>
-      <w:pPr>
-        <w:numPr>
-          <w:ilvl w:val="0"/>
-          <w:numId w:val="1009"/>
+        <w:t xml:space="preserve">Programa de privacidade + proprietário de negócios □ Processamento novo ou alterado</w:t>
+      </w:r>
+      <w:r>
+        <w:t xml:space="preserve"> </w:t>
+      </w:r>
+      <w:r>
+        <w:t xml:space="preserve">□ Avisos de privacidade □ Legal/privacy + produto</w:t>
+      </w:r>
+      <w:r>
+        <w:t xml:space="preserve"> </w:t>
+      </w:r>
+      <w:r>
+        <w:t xml:space="preserve">Novo fornecedor, subprocessador, localização, incidente</w:t>
+      </w:r>
+      <w:r>
+        <w:t xml:space="preserve"> </w:t>
+      </w:r>
+      <w:r>
+        <w:t xml:space="preserve">Programação de retenção; Registros/legal/privacy; Legal, sistema ou mudança de negócio;</w:t>
+      </w:r>
+      <w:r>
+        <w:t xml:space="preserve"> </w:t>
+      </w:r>
+      <w:r>
+        <w:t xml:space="preserve">O registro de direitos Operações de privacidade O pedido, queixa, item atrasado</w:t>
+      </w:r>
+      <w:r>
+        <w:t xml:space="preserve"> </w:t>
+      </w:r>
+      <w:r>
+        <w:t xml:space="preserve">• Registro DPIA • Privacidade / DPO</w:t>
+      </w:r>
+    </w:p>
+    <w:p>
+      <w:pPr>
+        <w:numPr>
+          <w:ilvl w:val="0"/>
+          <w:numId w:val="1013"/>
         </w:numPr>
         <w:pStyle w:val="Compact"/>
       </w:pPr>
       <w:r>
-        <w:t xml:space="preserve">Como receber, avaliar, completar e solicitar documentos.*</w:t>
-      </w:r>
-    </w:p>
-    <w:p>
-      <w:pPr>
-        <w:pStyle w:val="FirstParagraph"/>
-      </w:pPr>
-    </w:p>
-    <w:p>
-      <w:pPr>
-        <w:pStyle w:val="BodyText"/>
-      </w:pPr>
-      <w:r>
-        <w:t xml:space="preserve">Figura 3. Fluxo de trabalho de dados-sujeitos-direitos</w:t>
-      </w:r>
-    </w:p>
-    <w:p>
-      <w:pPr>
-        <w:numPr>
-          <w:ilvl w:val="0"/>
-          <w:numId w:val="1010"/>
-        </w:numPr>
-        <w:pStyle w:val="Heading2"/>
-      </w:pPr>
-      <w:bookmarkStart w:id="35" w:name="direito-trabalho-prático-cuidado-com"/>
-      <w:r>
-        <w:t xml:space="preserve">** Direito** ** Trabalho prático** ** ** Cuidado com**</w:t>
-      </w:r>
-      <w:bookmarkEnd w:id="35"/>
-    </w:p>
-    <w:p>
-      <w:pPr>
-        <w:numPr>
-          <w:ilvl w:val="0"/>
-          <w:numId w:val="1000"/>
+        <w:t xml:space="preserve">Segurança e Violação de Dados Pessoais</w:t>
+      </w:r>
+    </w:p>
+    <w:p>
+      <w:pPr>
+        <w:numPr>
+          <w:ilvl w:val="0"/>
+          <w:numId w:val="1014"/>
         </w:numPr>
         <w:pStyle w:val="Compact"/>
       </w:pPr>
       <w:r>
-        <w:t xml:space="preserve">Informação Dê avisos claros, em tempo hábil, avisos, crianças, coleta indireta</w:t>
-      </w:r>
-      <w:r>
-        <w:t xml:space="preserve"> </w:t>
-      </w:r>
-      <w:r>
-        <w:t xml:space="preserve">Acesse o acesso Pesquisa, revisão, redigir onde legal, e entregar de forma segura Direitos das outras pessoas, identidade, sistemas completos</w:t>
-      </w:r>
-      <w:r>
-        <w:t xml:space="preserve"> </w:t>
-      </w:r>
-      <w:r>
-        <w:t xml:space="preserve">• Retificação (correct impreciso ou incompleto )</w:t>
-      </w:r>
-      <w:r>
-        <w:t xml:space="preserve"> </w:t>
-      </w:r>
-      <w:r>
-        <w:t xml:space="preserve">Apagar onde o direito aplica-se</w:t>
-      </w:r>
-      <w:r>
-        <w:t xml:space="preserve"> </w:t>
-      </w:r>
-      <w:r>
-        <w:t xml:space="preserve">Limitar o uso enquanto um problema é resolvido .</w:t>
-      </w:r>
-      <w:r>
-        <w:t xml:space="preserve"> </w:t>
-      </w:r>
-      <w:r>
-        <w:t xml:space="preserve">Portabilidade Fornecer dados qualificados em formato reutilizável Apenas certos dados automatizados e fornecidos/observados</w:t>
-      </w:r>
-      <w:r>
-        <w:t xml:space="preserve"> </w:t>
-      </w:r>
-      <w:r>
-        <w:t xml:space="preserve">Objeção □ Avaliar a tarefa pública ou o uso de interesses legítimos; parar o marketing direto; Compelir motivos e exceções de pesquisa</w:t>
-      </w:r>
-      <w:r>
-        <w:t xml:space="preserve"> </w:t>
-      </w:r>
-      <w:r>
-        <w:t xml:space="preserve">□ Decisões automatizadas □ Fornecer salvaguardas para qualificar decisões exclusivamente automatizadas</w:t>
-      </w:r>
-    </w:p>
-    <w:bookmarkStart w:id="36" w:name="o-relógio-de-solicitação"/>
-    <w:p>
-      <w:pPr>
-        <w:pStyle w:val="Heading2"/>
-      </w:pPr>
-      <w:r>
-        <w:t xml:space="preserve">4.1 O relógio de solicitação</w:t>
-      </w:r>
-    </w:p>
-    <w:p>
-      <w:pPr>
-        <w:pStyle w:val="FirstParagraph"/>
-      </w:pPr>
-      <w:r>
-        <w:t xml:space="preserve">O período normal de resposta é de um mês após a recepção. Pode ser prorrogado por mais dois meses, quando necessário devido à complexidade e ao número de pedidos, mas a pessoa deve ser informada no primeiro mês. Os controlos de identidade devem ser proporcionais. Taxas ou recusa são limitadas a casos manifestamente infundados ou excessivos, especialmente por causa da repetição.</w:t>
-      </w:r>
-    </w:p>
-    <w:p>
-      <w:pPr>
-        <w:pStyle w:val="BodyText"/>
-      </w:pPr>
-      <w:r>
-        <w:t xml:space="preserve">4.2 Um arquivo de solicitação defensável</w:t>
-      </w:r>
-    </w:p>
-    <w:p>
-      <w:pPr>
-        <w:numPr>
-          <w:ilvl w:val="0"/>
-          <w:numId w:val="1011"/>
-        </w:numPr>
-      </w:pPr>
-      <w:r>
-        <w:t xml:space="preserve">Data de solicitação e recebimento</w:t>
-      </w:r>
-    </w:p>
-    <w:p>
-      <w:pPr>
-        <w:numPr>
-          <w:ilvl w:val="0"/>
-          <w:numId w:val="1011"/>
-        </w:numPr>
-      </w:pPr>
-      <w:r>
-        <w:t xml:space="preserve">Decisão de verificação de identidade</w:t>
-      </w:r>
-    </w:p>
-    <w:p>
-      <w:pPr>
-        <w:numPr>
-          <w:ilvl w:val="0"/>
-          <w:numId w:val="1011"/>
-        </w:numPr>
-      </w:pPr>
-      <w:r>
-        <w:t xml:space="preserve">Sistemas, fornecedores e proprietários pesquisados</w:t>
-      </w:r>
-    </w:p>
-    <w:p>
-      <w:pPr>
-        <w:numPr>
-          <w:ilvl w:val="0"/>
-          <w:numId w:val="1011"/>
-        </w:numPr>
-      </w:pPr>
-      <w:r>
-        <w:t xml:space="preserve">Termos de pesquisa e intervalos de datas</w:t>
-      </w:r>
-    </w:p>
-    <w:p>
-      <w:pPr>
-        <w:numPr>
-          <w:ilvl w:val="0"/>
-          <w:numId w:val="1011"/>
-        </w:numPr>
-      </w:pPr>
-      <w:r>
-        <w:t xml:space="preserve">Questões jurídicas, isenções e redações</w:t>
-      </w:r>
-    </w:p>
-    <w:p>
-      <w:pPr>
-        <w:numPr>
-          <w:ilvl w:val="0"/>
-          <w:numId w:val="1011"/>
-        </w:numPr>
-      </w:pPr>
-      <w:r>
-        <w:t xml:space="preserve">Aprovação e entrega segura</w:t>
-      </w:r>
-    </w:p>
-    <w:p>
-      <w:pPr>
-        <w:numPr>
-          <w:ilvl w:val="0"/>
-          <w:numId w:val="1011"/>
-        </w:numPr>
-      </w:pPr>
-      <w:r>
-        <w:t xml:space="preserve">Data de resposta e resultado retido</w:t>
-      </w:r>
-    </w:p>
-    <w:bookmarkEnd w:id="36"/>
-    <w:bookmarkEnd w:id="37"/>
-    <w:bookmarkStart w:id="42" w:name="controlador-e-governança-do-processador"/>
-    <w:p>
-      <w:pPr>
-        <w:pStyle w:val="Heading1"/>
-      </w:pPr>
-      <w:r>
-        <w:t xml:space="preserve">5. Controlador e Governança do Processador</w:t>
-      </w:r>
-    </w:p>
-    <w:p>
-      <w:pPr>
-        <w:numPr>
-          <w:ilvl w:val="0"/>
-          <w:numId w:val="1012"/>
-        </w:numPr>
-        <w:pStyle w:val="Compact"/>
-      </w:pPr>
-      <w:r>
-        <w:t xml:space="preserve">Os registros operacionais, contratos, papéis e revisões que tornam a responsabilização real.*</w:t>
-      </w:r>
-    </w:p>
-    <w:bookmarkStart w:id="38" w:name="registros-de-atividades-de-processamento"/>
-    <w:p>
-      <w:pPr>
-        <w:pStyle w:val="Heading2"/>
-      </w:pPr>
-      <w:r>
-        <w:t xml:space="preserve">5.1 Registros de atividades de processamento</w:t>
-      </w:r>
-    </w:p>
-    <w:p>
-      <w:pPr>
-        <w:pStyle w:val="FirstParagraph"/>
-      </w:pPr>
-      <w:r>
-        <w:t xml:space="preserve">Um ROPA é mais do que uma planilha de aplicativos. Ele conecta propósitos, categorias de pessoas e dados, destinatários, transferências, retenção, segurança, proprietários e raciocínio legal. Mantenha os registros do controlador e do processador separados onde necessário.</w:t>
-      </w:r>
-    </w:p>
-    <w:bookmarkEnd w:id="38"/>
-    <w:bookmarkStart w:id="39" w:name="X3cbf4cbb8b0b039f49aba5fe6dfd97a67f859a3"/>
-    <w:p>
-      <w:pPr>
-        <w:pStyle w:val="Heading2"/>
-      </w:pPr>
-      <w:r>
-        <w:t xml:space="preserve">5.2 Due diligence do processador e contratos Artigo 28</w:t>
-      </w:r>
-    </w:p>
-    <w:p>
-      <w:pPr>
-        <w:pStyle w:val="FirstParagraph"/>
-      </w:pPr>
-      <w:r>
-        <w:t xml:space="preserve">Avaliar experiência, confiabilidade, segurança, localização, subprocessadores e histórico de incidentes.</w:t>
-      </w:r>
-    </w:p>
-    <w:p>
-      <w:pPr>
-        <w:pStyle w:val="BodyText"/>
-      </w:pPr>
-      <w:r>
-        <w:t xml:space="preserve">Objeto do documento, duração, natureza, finalidade, tipos de dados, pessoas e direitos de controlador.</w:t>
-      </w:r>
-    </w:p>
-    <w:p>
-      <w:pPr>
-        <w:pStyle w:val="BodyText"/>
-      </w:pPr>
-      <w:r>
-        <w:t xml:space="preserve">Requer instruções, confidencialidade, segurança, controles de subprocessador, assistência de direitos, ajuda de violação, exclusão ou retorno e informações de auditoria.</w:t>
-      </w:r>
-    </w:p>
-    <w:p>
-      <w:pPr>
-        <w:pStyle w:val="BodyText"/>
-      </w:pPr>
-      <w:r>
-        <w:t xml:space="preserve">Monitore as mudanças materiais e mantenha as decisões.</w:t>
-      </w:r>
-    </w:p>
-    <w:p>
-      <w:pPr>
-        <w:pStyle w:val="BodyText"/>
-      </w:pPr>
-      <w:r>
-        <w:t xml:space="preserve">5.3 Registos de responsabilidade</w:t>
-      </w:r>
-    </w:p>
-    <w:bookmarkEnd w:id="39"/>
-    <w:bookmarkStart w:id="40" w:name="section-2"/>
-    <w:p>
-      <w:pPr>
-        <w:pStyle w:val="Heading2"/>
-      </w:pPr>
-      <w:r>
-        <w:t xml:space="preserve">* ** ** ** ** ** ** ** ** ** ** ** ** **</w:t>
-      </w:r>
-    </w:p>
-    <w:p>
-      <w:pPr>
-        <w:pStyle w:val="FirstParagraph"/>
-      </w:pPr>
-      <w:r>
-        <w:t xml:space="preserve">Programa de privacidade + proprietário de negócios □ Processamento novo ou alterado</w:t>
-      </w:r>
-      <w:r>
-        <w:t xml:space="preserve"> </w:t>
-      </w:r>
-      <w:r>
-        <w:t xml:space="preserve">□ Avisos de privacidade □ Legal/privacy + produto</w:t>
-      </w:r>
-      <w:r>
-        <w:t xml:space="preserve"> </w:t>
-      </w:r>
-      <w:r>
-        <w:t xml:space="preserve">Novo fornecedor, subprocessador, localização, incidente</w:t>
-      </w:r>
-      <w:r>
-        <w:t xml:space="preserve"> </w:t>
-      </w:r>
-      <w:r>
-        <w:t xml:space="preserve">Programação de retenção; Registros/legal/privacy; Legal, sistema ou mudança de negócio;</w:t>
-      </w:r>
-      <w:r>
-        <w:t xml:space="preserve"> </w:t>
-      </w:r>
-      <w:r>
-        <w:t xml:space="preserve">O registro de direitos Operações de privacidade O pedido, queixa, item atrasado</w:t>
-      </w:r>
-      <w:r>
-        <w:t xml:space="preserve"> </w:t>
-      </w:r>
-      <w:r>
-        <w:t xml:space="preserve">• Registro DPIA • Privacidade / DPO</w:t>
-      </w:r>
-    </w:p>
-    <w:p>
-      <w:pPr>
-        <w:numPr>
-          <w:ilvl w:val="0"/>
-          <w:numId w:val="1013"/>
-        </w:numPr>
-        <w:pStyle w:val="Compact"/>
-      </w:pPr>
-      <w:r>
-        <w:t xml:space="preserve">Segurança e Violação de Dados Pessoais</w:t>
-      </w:r>
-    </w:p>
-    <w:p>
-      <w:pPr>
-        <w:numPr>
-          <w:ilvl w:val="0"/>
-          <w:numId w:val="1014"/>
-        </w:numPr>
-        <w:pStyle w:val="Compact"/>
-      </w:pPr>
-      <w:r>
         <w:t xml:space="preserve">salvaguardas baseadas no risco, fatos incidentes, decisões de notificação e prova.*</w:t>
       </w:r>
     </w:p>
     <w:p>
       <w:pPr>
-        <w:pStyle w:val="FirstParagraph"/>
-      </w:pPr>
+        <w:pStyle w:val="CaptionedFigure"/>
+      </w:pPr>
+      <w:r>
+        <w:drawing>
+          <wp:inline>
+            <wp:extent cx="5334000" cy="2997916"/>
+            <wp:effectExtent b="0" l="0" r="0" t="0"/>
+            <wp:docPr descr="Conter, avaliar, decidir e melhorar são mostrados como um processo ligado." title="" id="50" name="Picture"/>
+            <a:graphic>
+              <a:graphicData uri="http://schemas.openxmlformats.org/drawingml/2006/picture">
+                <pic:pic>
+                  <pic:nvPicPr>
+                    <pic:cNvPr descr="media/image4.png" id="51" name="Picture"/>
+                    <pic:cNvPicPr>
+                      <a:picLocks noChangeArrowheads="1" noChangeAspect="1"/>
+                    </pic:cNvPicPr>
+                  </pic:nvPicPr>
+                  <pic:blipFill>
+                    <a:blip r:embed="rId49"/>
+                    <a:stretch>
+                      <a:fillRect/>
+                    </a:stretch>
+                  </pic:blipFill>
+                  <pic:spPr bwMode="auto">
+                    <a:xfrm>
+                      <a:off x="0" y="0"/>
+                      <a:ext cx="5334000" cy="2997916"/>
+                    </a:xfrm>
+                    <a:prstGeom prst="rect">
+                      <a:avLst/>
+                    </a:prstGeom>
+                    <a:noFill/>
+                    <a:ln w="9525">
+                      <a:noFill/>
+                      <a:headEnd/>
+                      <a:tailEnd/>
+                    </a:ln>
+                  </pic:spPr>
+                </pic:pic>
+              </a:graphicData>
+            </a:graphic>
+          </wp:inline>
+        </w:drawing>
+      </w:r>
+    </w:p>
+    <w:p>
+      <w:pPr>
+        <w:pStyle w:val="ImageCaption"/>
+      </w:pPr>
+      <w:r>
+        <w:t xml:space="preserve">Conter, avaliar, decidir e melhorar são mostrados como um processo ligado.</w:t>
+      </w:r>
     </w:p>
     <w:p>
       <w:pPr>
@@ -2981,8 +3155,8 @@
         </w:tc>
       </w:tr>
     </w:tbl>
-    <w:bookmarkEnd w:id="40"/>
-    <w:bookmarkStart w:id="41" w:name="Xe0cf3b0b77037a233ca3f4cd66f420acd1ed57a"/>
+    <w:bookmarkEnd w:id="52"/>
+    <w:bookmarkStart w:id="53" w:name="Xe0cf3b0b77037a233ca3f4cd66f420acd1ed57a"/>
     <w:p>
       <w:pPr>
         <w:pStyle w:val="Heading2"/>
@@ -2991,9 +3165,9 @@
         <w:t xml:space="preserve">*Importante:** Um processador deve notificar o responsável pelo tratamento sem demora injustificada, após ter tomado conhecimento de uma violação de dados pessoais. O responsável pelo tratamento continua a ser responsável pela decisão do artigo 33.o</w:t>
       </w:r>
     </w:p>
-    <w:bookmarkEnd w:id="41"/>
-    <w:bookmarkEnd w:id="42"/>
-    <w:bookmarkStart w:id="46" w:name="dpias-privacy-by-design-and-the-dpo"/>
+    <w:bookmarkEnd w:id="53"/>
+    <w:bookmarkEnd w:id="54"/>
+    <w:bookmarkStart w:id="58" w:name="dpias-privacy-by-design-and-the-dpo"/>
     <w:p>
       <w:pPr>
         <w:pStyle w:val="Heading1"/>
@@ -3014,7 +3188,7 @@
         <w:t xml:space="preserve">Como encontrar processamento de alto risco precoce e construir salvaguardas em decisões.*</w:t>
       </w:r>
     </w:p>
-    <w:bookmarkStart w:id="43" w:name="fluxo-de-trabalho-dpia"/>
+    <w:bookmarkStart w:id="55" w:name="fluxo-de-trabalho-dpia"/>
     <w:p>
       <w:pPr>
         <w:pStyle w:val="Heading2"/>
@@ -3111,8 +3285,8 @@
         <w:t xml:space="preserve">Reveja quando o risco ou processamento mudar.</w:t>
       </w:r>
     </w:p>
-    <w:bookmarkEnd w:id="43"/>
-    <w:bookmarkStart w:id="44" w:name="privacidade-por-design-e-padrão"/>
+    <w:bookmarkEnd w:id="55"/>
+    <w:bookmarkStart w:id="56" w:name="privacidade-por-design-e-padrão"/>
     <w:p>
       <w:pPr>
         <w:pStyle w:val="Heading2"/>
@@ -3169,8 +3343,8 @@
         <w:t xml:space="preserve">Recorde decisões de design e opções rejeitadas.</w:t>
       </w:r>
     </w:p>
-    <w:bookmarkEnd w:id="44"/>
-    <w:bookmarkStart w:id="45" w:name="independência-do-dpo"/>
+    <w:bookmarkEnd w:id="56"/>
+    <w:bookmarkStart w:id="57" w:name="independência-do-dpo"/>
     <w:p>
       <w:pPr>
         <w:pStyle w:val="Heading2"/>
@@ -3187,9 +3361,9 @@
         <w:t xml:space="preserve">O DPO deve ser envolvido de forma oportuna, receber recursos e acesso, relatar ao mais alto nível de gestão e evitar conflitos de interesses. A administração é dona de decisões. O DPO aconselha e monitoriza, mas não deve ser responsabilizado por fins comerciais ou meios de processamento.</w:t>
       </w:r>
     </w:p>
-    <w:bookmarkEnd w:id="45"/>
-    <w:bookmarkEnd w:id="46"/>
-    <w:bookmarkStart w:id="48" w:name="transferências-internacionais-de-dados"/>
+    <w:bookmarkEnd w:id="57"/>
+    <w:bookmarkEnd w:id="58"/>
+    <w:bookmarkStart w:id="60" w:name="transferências-internacionais-de-dados"/>
     <w:p>
       <w:pPr>
         <w:pStyle w:val="Heading1"/>
@@ -3210,7 +3384,7 @@
         <w:t xml:space="preserve">Como identificar transferências e usar ferramentas de transferência legais.*</w:t>
       </w:r>
     </w:p>
-    <w:bookmarkStart w:id="47" w:name="transferência-de-fluxo-de-trabalho"/>
+    <w:bookmarkStart w:id="59" w:name="transferência-de-fluxo-de-trabalho"/>
     <w:p>
       <w:pPr>
         <w:pStyle w:val="Heading2"/>
@@ -3296,9 +3470,9 @@
         <w:t xml:space="preserve">Monitore as mudanças legais, de fornecedores e técnicas.</w:t>
       </w:r>
     </w:p>
-    <w:bookmarkEnd w:id="47"/>
-    <w:bookmarkEnd w:id="48"/>
-    <w:bookmarkStart w:id="62" w:name="evidências-comuns-de-transferência"/>
+    <w:bookmarkEnd w:id="59"/>
+    <w:bookmarkEnd w:id="60"/>
+    <w:bookmarkStart w:id="74" w:name="evidências-comuns-de-transferência"/>
     <w:p>
       <w:pPr>
         <w:pStyle w:val="Heading1"/>
@@ -3315,11 +3489,11 @@
         </w:numPr>
         <w:pStyle w:val="Heading2"/>
       </w:pPr>
-      <w:bookmarkStart w:id="49" w:name="item-o-que-deveria-mostrar"/>
+      <w:bookmarkStart w:id="61" w:name="item-o-que-deveria-mostrar"/>
       <w:r>
         <w:t xml:space="preserve">Item** ** O que deveria mostrar**</w:t>
       </w:r>
-      <w:bookmarkEnd w:id="49"/>
+      <w:bookmarkEnd w:id="61"/>
     </w:p>
     <w:p>
       <w:pPr>
@@ -3411,11 +3585,11 @@
         </w:numPr>
         <w:pStyle w:val="Heading2"/>
       </w:pPr>
-      <w:bookmarkStart w:id="50" w:name="art.-art.-art.-art."/>
+      <w:bookmarkStart w:id="62" w:name="art.-art.-art.-art."/>
       <w:r>
         <w:t xml:space="preserve">Art.** Art.** Art.** Art.</w:t>
       </w:r>
-      <w:bookmarkEnd w:id="50"/>
+      <w:bookmarkEnd w:id="62"/>
     </w:p>
     <w:p>
       <w:pPr>
@@ -3463,11 +3637,11 @@
         </w:numPr>
         <w:pStyle w:val="Heading2"/>
       </w:pPr>
-      <w:bookmarkStart w:id="51" w:name="art.-art.-art.-art.-1"/>
+      <w:bookmarkStart w:id="63" w:name="art.-art.-art.-art.-1"/>
       <w:r>
         <w:t xml:space="preserve">Art.** Art.** Art.** Art.</w:t>
       </w:r>
-      <w:bookmarkEnd w:id="51"/>
+      <w:bookmarkEnd w:id="63"/>
     </w:p>
     <w:p>
       <w:pPr>
@@ -3533,11 +3707,11 @@
         </w:numPr>
         <w:pStyle w:val="Heading2"/>
       </w:pPr>
-      <w:bookmarkStart w:id="52" w:name="art.-art.-art.-art.-2"/>
+      <w:bookmarkStart w:id="64" w:name="art.-art.-art.-art.-2"/>
       <w:r>
         <w:t xml:space="preserve">Art.** Art.** Art.** Art.</w:t>
       </w:r>
-      <w:bookmarkEnd w:id="52"/>
+      <w:bookmarkEnd w:id="64"/>
     </w:p>
     <w:p>
       <w:pPr>
@@ -3617,7 +3791,7 @@
         <w:t xml:space="preserve">23 Restrições O direito da União ou dos Estados-Membros só pode restringir os direitos listados quando forem cumpridas as garantias e condições legais. □ Crie um processo de direitos rastreados com verificações de identidade, prazos, decisões e entrega segura. □ Aviso, pedido de registro, verificação de identidade, pesquisa e resposta .</w:t>
       </w:r>
     </w:p>
-    <w:bookmarkStart w:id="61" w:name="capítulo-iv-controlador-e-processador"/>
+    <w:bookmarkStart w:id="73" w:name="capítulo-iv-controlador-e-processador"/>
     <w:p>
       <w:pPr>
         <w:pStyle w:val="Heading2"/>
@@ -3634,11 +3808,11 @@
         </w:numPr>
         <w:pStyle w:val="Heading2"/>
       </w:pPr>
-      <w:bookmarkStart w:id="53" w:name="art.-art.-art.-art.-3"/>
+      <w:bookmarkStart w:id="65" w:name="art.-art.-art.-art.-3"/>
       <w:r>
         <w:t xml:space="preserve">Art.** Art.** Art.** Art.</w:t>
       </w:r>
-      <w:bookmarkEnd w:id="53"/>
+      <w:bookmarkEnd w:id="65"/>
     </w:p>
     <w:p>
       <w:pPr>
@@ -3782,11 +3956,11 @@
         </w:numPr>
         <w:pStyle w:val="Heading2"/>
       </w:pPr>
-      <w:bookmarkStart w:id="54" w:name="art.-art.-art.-art.-4"/>
+      <w:bookmarkStart w:id="66" w:name="art.-art.-art.-art.-4"/>
       <w:r>
         <w:t xml:space="preserve">Art.** Art.** Art.** Art.</w:t>
       </w:r>
-      <w:bookmarkEnd w:id="54"/>
+      <w:bookmarkEnd w:id="66"/>
     </w:p>
     <w:p>
       <w:pPr>
@@ -3852,11 +4026,11 @@
         </w:numPr>
         <w:pStyle w:val="Heading2"/>
       </w:pPr>
-      <w:bookmarkStart w:id="55" w:name="art.-art.-art.-art.-5"/>
+      <w:bookmarkStart w:id="67" w:name="art.-art.-art.-art.-5"/>
       <w:r>
         <w:t xml:space="preserve">Art.** Art.** Art.** Art.</w:t>
       </w:r>
-      <w:bookmarkEnd w:id="55"/>
+      <w:bookmarkEnd w:id="67"/>
     </w:p>
     <w:p>
       <w:pPr>
@@ -3934,11 +4108,11 @@
         </w:numPr>
         <w:pStyle w:val="Heading2"/>
       </w:pPr>
-      <w:bookmarkStart w:id="56" w:name="art.-art.-art.-art.-6"/>
+      <w:bookmarkStart w:id="68" w:name="art.-art.-art.-art.-6"/>
       <w:r>
         <w:t xml:space="preserve">Art.** Art.** Art.** Art.</w:t>
       </w:r>
-      <w:bookmarkEnd w:id="56"/>
+      <w:bookmarkEnd w:id="68"/>
     </w:p>
     <w:p>
       <w:pPr>
@@ -4064,11 +4238,11 @@
         </w:numPr>
         <w:pStyle w:val="Heading2"/>
       </w:pPr>
-      <w:bookmarkStart w:id="57" w:name="art.-art.-art.-art.-7"/>
+      <w:bookmarkStart w:id="69" w:name="art.-art.-art.-art.-7"/>
       <w:r>
         <w:t xml:space="preserve">Art.** Art.** Art.** Art.</w:t>
       </w:r>
-      <w:bookmarkEnd w:id="57"/>
+      <w:bookmarkEnd w:id="69"/>
     </w:p>
     <w:p>
       <w:pPr>
@@ -4140,11 +4314,11 @@
         </w:numPr>
         <w:pStyle w:val="Heading2"/>
       </w:pPr>
-      <w:bookmarkStart w:id="58" w:name="art.-art.-art.-art.-8"/>
+      <w:bookmarkStart w:id="70" w:name="art.-art.-art.-art.-8"/>
       <w:r>
         <w:t xml:space="preserve">Art.** Art.** Art.** Art.</w:t>
       </w:r>
-      <w:bookmarkEnd w:id="58"/>
+      <w:bookmarkEnd w:id="70"/>
     </w:p>
     <w:p>
       <w:pPr>
@@ -4210,11 +4384,11 @@
         </w:numPr>
         <w:pStyle w:val="Heading2"/>
       </w:pPr>
-      <w:bookmarkStart w:id="59" w:name="art.-art.-art.-art.-9"/>
+      <w:bookmarkStart w:id="71" w:name="art.-art.-art.-art.-9"/>
       <w:r>
         <w:t xml:space="preserve">Art.** Art.** Art.** Art.</w:t>
       </w:r>
-      <w:bookmarkEnd w:id="59"/>
+      <w:bookmarkEnd w:id="71"/>
     </w:p>
     <w:p>
       <w:pPr>
@@ -4250,11 +4424,11 @@
         </w:numPr>
         <w:pStyle w:val="Heading2"/>
       </w:pPr>
-      <w:bookmarkStart w:id="60" w:name="art.-art.-art.-art.-10"/>
+      <w:bookmarkStart w:id="72" w:name="art.-art.-art.-art.-10"/>
       <w:r>
         <w:t xml:space="preserve">Art.** Art.** Art.** Art.</w:t>
       </w:r>
-      <w:bookmarkEnd w:id="60"/>
+      <w:bookmarkEnd w:id="72"/>
     </w:p>
     <w:p>
       <w:pPr>
@@ -4298,9 +4472,9 @@
         <w:t xml:space="preserve">Entrada em vigor e aplicação dos Estados e aplicação a partir de 25 de maio de 2018. Acompanhar a regra jurídica e qualquer acção da Comissão ou dos Estados-Membros que afecte a organização. □ Registo legal, notas de revisão, decisão de gestão</w:t>
       </w:r>
     </w:p>
-    <w:bookmarkEnd w:id="61"/>
-    <w:bookmarkEnd w:id="62"/>
-    <w:bookmarkStart w:id="64" w:name="manual-do-gdpr-para-gerentes"/>
+    <w:bookmarkEnd w:id="73"/>
+    <w:bookmarkEnd w:id="74"/>
+    <w:bookmarkStart w:id="76" w:name="manual-do-gdpr-para-gerentes"/>
     <w:p>
       <w:pPr>
         <w:pStyle w:val="Heading1"/>
@@ -4321,7 +4495,7 @@
         <w:t xml:space="preserve">Perguntas, reuniões, métricas, decisões e sinais de alerta para a gestão.</w:t>
       </w:r>
     </w:p>
-    <w:bookmarkStart w:id="63" w:name="Xe8b8ef70c1fc79b3d2855bc8bb718b7227ab153"/>
+    <w:bookmarkStart w:id="75" w:name="Xe8b8ef70c1fc79b3d2855bc8bb718b7227ab153"/>
     <w:p>
       <w:pPr>
         <w:pStyle w:val="Heading2"/>
@@ -4440,9 +4614,9 @@
         <w:t xml:space="preserve">Que proprietário analisa provas e mudanças?</w:t>
       </w:r>
     </w:p>
-    <w:bookmarkEnd w:id="63"/>
-    <w:bookmarkEnd w:id="64"/>
-    <w:bookmarkStart w:id="67" w:name="painel-mensal"/>
+    <w:bookmarkEnd w:id="75"/>
+    <w:bookmarkEnd w:id="76"/>
+    <w:bookmarkStart w:id="79" w:name="painel-mensal"/>
     <w:p>
       <w:pPr>
         <w:pStyle w:val="Heading1"/>
@@ -4451,7 +4625,7 @@
         <w:t xml:space="preserve"># 10.2 Painel mensal</w:t>
       </w:r>
     </w:p>
-    <w:bookmarkStart w:id="65" w:name="section-3"/>
+    <w:bookmarkStart w:id="77" w:name="section-3"/>
     <w:p>
       <w:pPr>
         <w:pStyle w:val="Heading2"/>
@@ -4510,8 +4684,8 @@
         <w:t xml:space="preserve">• Treinamento □ Treinamento baseado em papéis e acompanhamento são completos? Verde / Amarelo / Vermelho</w:t>
       </w:r>
     </w:p>
-    <w:bookmarkEnd w:id="65"/>
-    <w:bookmarkStart w:id="66" w:name="erros-comuns-de-gestão"/>
+    <w:bookmarkEnd w:id="77"/>
+    <w:bookmarkStart w:id="78" w:name="erros-comuns-de-gestão"/>
     <w:p>
       <w:pPr>
         <w:pStyle w:val="Heading2"/>
@@ -4608,9 +4782,9 @@
         <w:t xml:space="preserve">Esconder incidentes ou atrasar a escalada enquanto os factos estão incompletos.</w:t>
       </w:r>
     </w:p>
-    <w:bookmarkEnd w:id="66"/>
-    <w:bookmarkEnd w:id="67"/>
-    <w:bookmarkStart w:id="68" w:name="X848756e16cceac916921876f5aeb01662c1d2a6"/>
+    <w:bookmarkEnd w:id="78"/>
+    <w:bookmarkEnd w:id="79"/>
+    <w:bookmarkStart w:id="83" w:name="X848756e16cceac916921876f5aeb01662c1d2a6"/>
     <w:p>
       <w:pPr>
         <w:pStyle w:val="Heading1"/>
@@ -4633,8 +4807,58 @@
     </w:p>
     <w:p>
       <w:pPr>
-        <w:pStyle w:val="FirstParagraph"/>
-      </w:pPr>
+        <w:pStyle w:val="CaptionedFigure"/>
+      </w:pPr>
+      <w:r>
+        <w:drawing>
+          <wp:inline>
+            <wp:extent cx="5334000" cy="2902901"/>
+            <wp:effectExtent b="0" l="0" r="0" t="0"/>
+            <wp:docPr descr="Aprender, prática, portfólio, explicação e aplicação formam uma trajetória de carreira." title="" id="81" name="Picture"/>
+            <a:graphic>
+              <a:graphicData uri="http://schemas.openxmlformats.org/drawingml/2006/picture">
+                <pic:pic>
+                  <pic:nvPicPr>
+                    <pic:cNvPr descr="media/image5.png" id="82" name="Picture"/>
+                    <pic:cNvPicPr>
+                      <a:picLocks noChangeArrowheads="1" noChangeAspect="1"/>
+                    </pic:cNvPicPr>
+                  </pic:nvPicPr>
+                  <pic:blipFill>
+                    <a:blip r:embed="rId80"/>
+                    <a:stretch>
+                      <a:fillRect/>
+                    </a:stretch>
+                  </pic:blipFill>
+                  <pic:spPr bwMode="auto">
+                    <a:xfrm>
+                      <a:off x="0" y="0"/>
+                      <a:ext cx="5334000" cy="2902901"/>
+                    </a:xfrm>
+                    <a:prstGeom prst="rect">
+                      <a:avLst/>
+                    </a:prstGeom>
+                    <a:noFill/>
+                    <a:ln w="9525">
+                      <a:noFill/>
+                      <a:headEnd/>
+                      <a:tailEnd/>
+                    </a:ln>
+                  </pic:spPr>
+                </pic:pic>
+              </a:graphicData>
+            </a:graphic>
+          </wp:inline>
+        </w:drawing>
+      </w:r>
+    </w:p>
+    <w:p>
+      <w:pPr>
+        <w:pStyle w:val="ImageCaption"/>
+      </w:pPr>
+      <w:r>
+        <w:t xml:space="preserve">Aprender, prática, portfólio, explicação e aplicação formam uma trajetória de carreira.</w:t>
+      </w:r>
     </w:p>
     <w:p>
       <w:pPr>
@@ -4644,8 +4868,8 @@
         <w:t xml:space="preserve">Figura 5. Caminho do analista de privacidade júnior</w:t>
       </w:r>
     </w:p>
-    <w:bookmarkEnd w:id="68"/>
-    <w:bookmarkStart w:id="69" w:name="títulos-de-trabalho"/>
+    <w:bookmarkEnd w:id="83"/>
+    <w:bookmarkStart w:id="84" w:name="títulos-de-trabalho"/>
     <w:p>
       <w:pPr>
         <w:pStyle w:val="Heading1"/>
@@ -4726,8 +4950,8 @@
         <w:t xml:space="preserve">** Coordenador do Programa de Privacidade **</w:t>
       </w:r>
     </w:p>
-    <w:bookmarkEnd w:id="69"/>
-    <w:bookmarkStart w:id="70" w:name="trabalho-júnior-típico"/>
+    <w:bookmarkEnd w:id="84"/>
+    <w:bookmarkStart w:id="85" w:name="trabalho-júnior-típico"/>
     <w:p>
       <w:pPr>
         <w:pStyle w:val="Heading1"/>
@@ -4824,8 +5048,8 @@
         <w:t xml:space="preserve">Preparar relatórios claros sem conclusões legais não apoiadas.</w:t>
       </w:r>
     </w:p>
-    <w:bookmarkEnd w:id="70"/>
-    <w:bookmarkStart w:id="71" w:name="Xa27d14d7bbce82be1efef20a3f6cda7e0d147ab"/>
+    <w:bookmarkEnd w:id="85"/>
+    <w:bookmarkStart w:id="86" w:name="Xa27d14d7bbce82be1efef20a3f6cda7e0d147ab"/>
     <w:p>
       <w:pPr>
         <w:pStyle w:val="Heading1"/>
@@ -4902,8 +5126,8 @@
         <w:t xml:space="preserve">O que é que se passa?</w:t>
       </w:r>
     </w:p>
-    <w:bookmarkEnd w:id="71"/>
-    <w:bookmarkStart w:id="73" w:name="Xc02dfe262555335ab5c76cb1a1e081265c01fcc"/>
+    <w:bookmarkEnd w:id="86"/>
+    <w:bookmarkStart w:id="88" w:name="Xc02dfe262555335ab5c76cb1a1e081265c01fcc"/>
     <w:p>
       <w:pPr>
         <w:pStyle w:val="Heading1"/>
@@ -4938,7 +5162,7 @@
         <w:t xml:space="preserve">□——————————————————————————————————————————————————————————————————————</w:t>
       </w:r>
     </w:p>
-    <w:bookmarkStart w:id="72" w:name="ferramenta-purpose-suporte-típico-gdpr"/>
+    <w:bookmarkStart w:id="87" w:name="ferramenta-purpose-suporte-típico-gdpr"/>
     <w:p>
       <w:pPr>
         <w:pStyle w:val="Heading2"/>
@@ -5055,9 +5279,9 @@
         <w:t xml:space="preserve">• Greenbone Community Edition – Varredura de vulnerabilidade – Contabilidade, segurança, minimização, direitos ou evidência de privacidade por projeto</w:t>
       </w:r>
     </w:p>
-    <w:bookmarkEnd w:id="72"/>
-    <w:bookmarkEnd w:id="73"/>
-    <w:bookmarkStart w:id="74" w:name="assistente-ciso"/>
+    <w:bookmarkEnd w:id="87"/>
+    <w:bookmarkEnd w:id="88"/>
+    <w:bookmarkStart w:id="89" w:name="assistente-ciso"/>
     <w:p>
       <w:pPr>
         <w:pStyle w:val="Heading1"/>
@@ -5107,8 +5331,8 @@
         <w:t xml:space="preserve">Crie uma organização fictícia, mapeie um requisito GDPR para um controle, atribua um proprietário e anexe evidências higienizadas.</w:t>
       </w:r>
     </w:p>
-    <w:bookmarkEnd w:id="74"/>
-    <w:bookmarkStart w:id="77" w:name="provas-para-reter"/>
+    <w:bookmarkEnd w:id="89"/>
+    <w:bookmarkStart w:id="92" w:name="provas-para-reter"/>
     <w:p>
       <w:pPr>
         <w:pStyle w:val="Heading1"/>
@@ -5125,7 +5349,7 @@
         <w:t xml:space="preserve">Registre o propósito aprovado, proprietário, escopo, dados utilizados, ferramenta e versão de conteúdo, configuração, resultado completo, revisor, decisão, ação corretiva e reteste. Proteger relatórios que contenham dados pessoais, credenciais ou vulnerabilidades.</w:t>
       </w:r>
     </w:p>
-    <w:bookmarkStart w:id="76" w:name="openmetadata"/>
+    <w:bookmarkStart w:id="91" w:name="openmetadata"/>
     <w:p>
       <w:pPr>
         <w:pStyle w:val="Heading2"/>
@@ -5152,7 +5376,7 @@
       <w:r>
         <w:t xml:space="preserve"> </w:t>
       </w:r>
-      <w:hyperlink r:id="rId75">
+      <w:hyperlink r:id="rId90">
         <w:r>
           <w:rPr>
             <w:rStyle w:val="Hyperlink"/>
@@ -5177,9 +5401,9 @@
         <w:t xml:space="preserve">Implantar um catálogo de laboratório, registrar um ativo de dados de amostra, adicionar um proprietário, classificação, nota de propósito e tag de retenção.</w:t>
       </w:r>
     </w:p>
-    <w:bookmarkEnd w:id="76"/>
-    <w:bookmarkEnd w:id="77"/>
-    <w:bookmarkStart w:id="78" w:name="provas-para-reter-1"/>
+    <w:bookmarkEnd w:id="91"/>
+    <w:bookmarkEnd w:id="92"/>
+    <w:bookmarkStart w:id="93" w:name="provas-para-reter-1"/>
     <w:p>
       <w:pPr>
         <w:pStyle w:val="Heading1"/>
@@ -5196,8 +5420,8 @@
         <w:t xml:space="preserve">Registre o propósito aprovado, proprietário, escopo, dados utilizados, ferramenta e versão de conteúdo, configuração, resultado completo, revisor, decisão, ação corretiva e reteste. Proteger relatórios que contenham dados pessoais, credenciais ou vulnerabilidades.</w:t>
       </w:r>
     </w:p>
-    <w:bookmarkEnd w:id="78"/>
-    <w:bookmarkStart w:id="80" w:name="microsoft-presidio"/>
+    <w:bookmarkEnd w:id="93"/>
+    <w:bookmarkStart w:id="95" w:name="microsoft-presidio"/>
     <w:p>
       <w:pPr>
         <w:pStyle w:val="Heading1"/>
@@ -5224,7 +5448,7 @@
       <w:r>
         <w:t xml:space="preserve"> </w:t>
       </w:r>
-      <w:hyperlink r:id="rId79">
+      <w:hyperlink r:id="rId94">
         <w:r>
           <w:rPr>
             <w:rStyle w:val="Hyperlink"/>
@@ -5249,8 +5473,8 @@
         <w:t xml:space="preserve">Executar texto de amostra contendo identificadores inventados, deteções de revisão, aplicar mascaramento, e registrar falsos positivos e falhas.</w:t>
       </w:r>
     </w:p>
-    <w:bookmarkEnd w:id="80"/>
-    <w:bookmarkStart w:id="83" w:name="provas-para-reter-2"/>
+    <w:bookmarkEnd w:id="95"/>
+    <w:bookmarkStart w:id="98" w:name="provas-para-reter-2"/>
     <w:p>
       <w:pPr>
         <w:pStyle w:val="Heading1"/>
@@ -5267,7 +5491,7 @@
         <w:t xml:space="preserve">Registre o propósito aprovado, proprietário, escopo, dados utilizados, ferramenta e versão de conteúdo, configuração, resultado completo, revisor, decisão, ação corretiva e reteste. Proteger relatórios que contenham dados pessoais, credenciais ou vulnerabilidades.</w:t>
       </w:r>
     </w:p>
-    <w:bookmarkStart w:id="82" w:name="arx"/>
+    <w:bookmarkStart w:id="97" w:name="arx"/>
     <w:p>
       <w:pPr>
         <w:pStyle w:val="Heading2"/>
@@ -5294,7 +5518,7 @@
       <w:r>
         <w:t xml:space="preserve"> </w:t>
       </w:r>
-      <w:hyperlink r:id="rId81">
+      <w:hyperlink r:id="rId96">
         <w:r>
           <w:rPr>
             <w:rStyle w:val="Hyperlink"/>
@@ -5323,390 +5547,11 @@
       </w:pPr>
       <w:r>
         <w:t xml:space="preserve">Carregar um conjunto de dados sintético, identificadores de marca e quase-identificadores, aplicar um modelo de privacidade, e comparar utilidade e risco.</w:t>
-      </w:r>
-    </w:p>
-    <w:bookmarkEnd w:id="82"/>
-    <w:bookmarkEnd w:id="83"/>
-    <w:bookmarkStart w:id="86" w:name="provas-para-reter-3"/>
-    <w:p>
-      <w:pPr>
-        <w:pStyle w:val="Heading1"/>
-      </w:pPr>
-      <w:r>
-        <w:t xml:space="preserve"># Provas para reter</w:t>
-      </w:r>
-    </w:p>
-    <w:p>
-      <w:pPr>
-        <w:pStyle w:val="FirstParagraph"/>
-      </w:pPr>
-      <w:r>
-        <w:t xml:space="preserve">Registre o propósito aprovado, proprietário, escopo, dados utilizados, ferramenta e versão de conteúdo, configuração, resultado completo, revisor, decisão, ação corretiva e reteste. Proteger relatórios que contenham dados pessoais, credenciais ou vulnerabilidades.</w:t>
-      </w:r>
-    </w:p>
-    <w:bookmarkStart w:id="85" w:name="keycloak"/>
-    <w:p>
-      <w:pPr>
-        <w:pStyle w:val="Heading2"/>
-      </w:pPr>
-      <w:r>
-        <w:t xml:space="preserve">12,5 Keycloak</w:t>
-      </w:r>
-    </w:p>
-    <w:p>
-      <w:pPr>
-        <w:pStyle w:val="FirstParagraph"/>
-      </w:pPr>
-      <w:r>
-        <w:t xml:space="preserve">Gestão de identidade e acesso.</w:t>
-      </w:r>
-    </w:p>
-    <w:p>
-      <w:pPr>
-        <w:pStyle w:val="BodyText"/>
-      </w:pPr>
-      <w:r>
-        <w:t xml:space="preserve">** Documentação oficial e configuração:**</w:t>
-      </w:r>
-      <w:r>
-        <w:t xml:space="preserve"> </w:t>
-      </w:r>
-      <w:hyperlink r:id="rId84">
-        <w:r>
-          <w:rPr>
-            <w:rStyle w:val="Hyperlink"/>
-          </w:rPr>
-          <w:t xml:space="preserve">Abra o guia oficial do Keycloak</w:t>
-        </w:r>
-      </w:hyperlink>
-    </w:p>
-    <w:p>
-      <w:pPr>
-        <w:pStyle w:val="BodyText"/>
-      </w:pPr>
-      <w:r>
-        <w:t xml:space="preserve">Um começo rápido</w:t>
-      </w:r>
-    </w:p>
-    <w:p>
-      <w:pPr>
-        <w:pStyle w:val="BodyText"/>
-      </w:pPr>
-      <w:r>
-        <w:t xml:space="preserve">Crie um reino de laboratório, usuários, papéis e MFA; teste menos privilégio e exporte as evidências de configuração e revisão.</w:t>
-      </w:r>
-    </w:p>
-    <w:bookmarkEnd w:id="85"/>
-    <w:bookmarkEnd w:id="86"/>
-    <w:bookmarkStart w:id="89" w:name="provas-para-reter-4"/>
-    <w:p>
-      <w:pPr>
-        <w:pStyle w:val="Heading1"/>
-      </w:pPr>
-      <w:r>
-        <w:t xml:space="preserve"># Provas para reter</w:t>
-      </w:r>
-    </w:p>
-    <w:p>
-      <w:pPr>
-        <w:pStyle w:val="FirstParagraph"/>
-      </w:pPr>
-      <w:r>
-        <w:t xml:space="preserve">Registre o propósito aprovado, proprietário, escopo, dados utilizados, ferramenta e versão de conteúdo, configuração, resultado completo, revisor, decisão, ação corretiva e reteste. Proteger relatórios que contenham dados pessoais, credenciais ou vulnerabilidades.</w:t>
-      </w:r>
-    </w:p>
-    <w:bookmarkStart w:id="88" w:name="wazuh"/>
-    <w:p>
-      <w:pPr>
-        <w:pStyle w:val="Heading2"/>
-      </w:pPr>
-      <w:r>
-        <w:t xml:space="preserve">12.6 Wazuh</w:t>
-      </w:r>
-    </w:p>
-    <w:p>
-      <w:pPr>
-        <w:pStyle w:val="FirstParagraph"/>
-      </w:pPr>
-      <w:r>
-        <w:t xml:space="preserve">Monitorização de segurança.</w:t>
-      </w:r>
-    </w:p>
-    <w:p>
-      <w:pPr>
-        <w:pStyle w:val="BodyText"/>
-      </w:pPr>
-      <w:r>
-        <w:t xml:space="preserve">** Documentação oficial e configuração:**</w:t>
-      </w:r>
-      <w:r>
-        <w:t xml:space="preserve"> </w:t>
-      </w:r>
-      <w:hyperlink r:id="rId87">
-        <w:r>
-          <w:rPr>
-            <w:rStyle w:val="Hyperlink"/>
-          </w:rPr>
-          <w:t xml:space="preserve"> </w:t>
-        </w:r>
-        <w:r>
-          <w:rPr>
-            <w:rStyle w:val="Hyperlink"/>
-          </w:rPr>
-          <w:t xml:space="preserve">Abra o guia oficial Wazuh</w:t>
-        </w:r>
-      </w:hyperlink>
-    </w:p>
-    <w:p>
-      <w:pPr>
-        <w:pStyle w:val="BodyText"/>
-      </w:pPr>
-      <w:r>
-        <w:t xml:space="preserve">Um começo rápido</w:t>
-      </w:r>
-    </w:p>
-    <w:p>
-      <w:pPr>
-        <w:pStyle w:val="BodyText"/>
-      </w:pPr>
-      <w:r>
-        <w:t xml:space="preserve">Conecte um endpoint de laboratório, crie um evento inofensivo, reveja o alerta e salve o evento, a decisão do analista e o acompanhamento.</w:t>
-      </w:r>
-    </w:p>
-    <w:bookmarkEnd w:id="88"/>
-    <w:bookmarkEnd w:id="89"/>
-    <w:bookmarkStart w:id="90" w:name="provas-para-reter-5"/>
-    <w:p>
-      <w:pPr>
-        <w:pStyle w:val="Heading1"/>
-      </w:pPr>
-      <w:r>
-        <w:t xml:space="preserve"># Provas para reter</w:t>
-      </w:r>
-    </w:p>
-    <w:p>
-      <w:pPr>
-        <w:pStyle w:val="FirstParagraph"/>
-      </w:pPr>
-      <w:r>
-        <w:t xml:space="preserve">Registre o propósito aprovado, proprietário, escopo, dados utilizados, ferramenta e versão de conteúdo, configuração, resultado completo, revisor, decisão, ação corretiva e reteste. Proteger relatórios que contenham dados pessoais, credenciais ou vulnerabilidades.</w:t>
-      </w:r>
-    </w:p>
-    <w:bookmarkEnd w:id="90"/>
-    <w:bookmarkStart w:id="92" w:name="owasp-zap"/>
-    <w:p>
-      <w:pPr>
-        <w:pStyle w:val="Heading1"/>
-      </w:pPr>
-      <w:r>
-        <w:t xml:space="preserve"># 12,7 OWASP ZAP</w:t>
-      </w:r>
-    </w:p>
-    <w:p>
-      <w:pPr>
-        <w:pStyle w:val="FirstParagraph"/>
-      </w:pPr>
-      <w:r>
-        <w:t xml:space="preserve">Testes web autorizados.</w:t>
-      </w:r>
-    </w:p>
-    <w:p>
-      <w:pPr>
-        <w:pStyle w:val="BodyText"/>
-      </w:pPr>
-      <w:r>
-        <w:t xml:space="preserve">** Documentação oficial e configuração:**</w:t>
-      </w:r>
-      <w:r>
-        <w:t xml:space="preserve"> </w:t>
-      </w:r>
-      <w:hyperlink r:id="rId91">
-        <w:r>
-          <w:rPr>
-            <w:rStyle w:val="Hyperlink"/>
-          </w:rPr>
-          <w:t xml:space="preserve"> </w:t>
-        </w:r>
-        <w:r>
-          <w:rPr>
-            <w:rStyle w:val="Hyperlink"/>
-          </w:rPr>
-          <w:t xml:space="preserve">Abra o guia oficial OWASP ZAP</w:t>
-        </w:r>
-      </w:hyperlink>
-    </w:p>
-    <w:p>
-      <w:pPr>
-        <w:pStyle w:val="BodyText"/>
-      </w:pPr>
-      <w:r>
-        <w:t xml:space="preserve">Um começo rápido</w:t>
-      </w:r>
-    </w:p>
-    <w:p>
-      <w:pPr>
-        <w:pStyle w:val="BodyText"/>
-      </w:pPr>
-      <w:r>
-        <w:t xml:space="preserve">Proxy uma aplicação de treinamento local, começar com descobertas passivas, validar um resultado, e exportar o escopo aprovado e relatório.</w:t>
-      </w:r>
-    </w:p>
-    <w:bookmarkEnd w:id="92"/>
-    <w:bookmarkStart w:id="95" w:name="provas-para-reter-6"/>
-    <w:p>
-      <w:pPr>
-        <w:pStyle w:val="Heading1"/>
-      </w:pPr>
-      <w:r>
-        <w:t xml:space="preserve"># Provas para reter</w:t>
-      </w:r>
-    </w:p>
-    <w:p>
-      <w:pPr>
-        <w:pStyle w:val="FirstParagraph"/>
-      </w:pPr>
-      <w:r>
-        <w:t xml:space="preserve">Registre o propósito aprovado, proprietário, escopo, dados utilizados, ferramenta e versão de conteúdo, configuração, resultado completo, revisor, decisão, ação corretiva e reteste. Proteger relatórios que contenham dados pessoais, credenciais ou vulnerabilidades.</w:t>
-      </w:r>
-    </w:p>
-    <w:bookmarkStart w:id="94" w:name="trivy"/>
-    <w:p>
-      <w:pPr>
-        <w:pStyle w:val="Heading2"/>
-      </w:pPr>
-      <w:r>
-        <w:t xml:space="preserve">12.8 Trivy</w:t>
-      </w:r>
-    </w:p>
-    <w:p>
-      <w:pPr>
-        <w:pStyle w:val="FirstParagraph"/>
-      </w:pPr>
-      <w:r>
-        <w:t xml:space="preserve">Digitalização de código, imagem, segredo e configuração.</w:t>
-      </w:r>
-    </w:p>
-    <w:p>
-      <w:pPr>
-        <w:pStyle w:val="BodyText"/>
-      </w:pPr>
-      <w:r>
-        <w:t xml:space="preserve">** Documentação oficial e configuração:**</w:t>
-      </w:r>
-      <w:r>
-        <w:t xml:space="preserve"> </w:t>
-      </w:r>
-      <w:hyperlink r:id="rId93">
-        <w:r>
-          <w:rPr>
-            <w:rStyle w:val="Hyperlink"/>
-          </w:rPr>
-          <w:t xml:space="preserve"> </w:t>
-        </w:r>
-        <w:r>
-          <w:rPr>
-            <w:rStyle w:val="Hyperlink"/>
-          </w:rPr>
-          <w:t xml:space="preserve">Abra o guia oficial Trivy</w:t>
-        </w:r>
-      </w:hyperlink>
-    </w:p>
-    <w:p>
-      <w:pPr>
-        <w:pStyle w:val="BodyText"/>
-      </w:pPr>
-      <w:r>
-        <w:t xml:space="preserve">Um começo rápido</w:t>
-      </w:r>
-    </w:p>
-    <w:p>
-      <w:pPr>
-        <w:pStyle w:val="BodyText"/>
-      </w:pPr>
-      <w:r>
-        <w:t xml:space="preserve">Examine uma imagem de laboratório ou repositório, proteja relatórios, valide um achado, conserte-o e verifique novamente.</w:t>
-      </w:r>
-    </w:p>
-    <w:bookmarkEnd w:id="94"/>
-    <w:bookmarkEnd w:id="95"/>
-    <w:bookmarkStart w:id="98" w:name="provas-para-reter-7"/>
-    <w:p>
-      <w:pPr>
-        <w:pStyle w:val="Heading1"/>
-      </w:pPr>
-      <w:r>
-        <w:t xml:space="preserve"># Provas para reter</w:t>
-      </w:r>
-    </w:p>
-    <w:p>
-      <w:pPr>
-        <w:pStyle w:val="FirstParagraph"/>
-      </w:pPr>
-      <w:r>
-        <w:t xml:space="preserve">Registre o propósito aprovado, proprietário, escopo, dados utilizados, ferramenta e versão de conteúdo, configuração, resultado completo, revisor, decisão, ação corretiva e reteste. Proteger relatórios que contenham dados pessoais, credenciais ou vulnerabilidades.</w:t>
-      </w:r>
-    </w:p>
-    <w:bookmarkStart w:id="97" w:name="agente-de-política-aberta"/>
-    <w:p>
-      <w:pPr>
-        <w:pStyle w:val="Heading2"/>
-      </w:pPr>
-      <w:r>
-        <w:t xml:space="preserve">12.9 Agente de Política Aberta</w:t>
-      </w:r>
-    </w:p>
-    <w:p>
-      <w:pPr>
-        <w:pStyle w:val="FirstParagraph"/>
-      </w:pPr>
-      <w:r>
-        <w:t xml:space="preserve">Política como código.</w:t>
-      </w:r>
-    </w:p>
-    <w:p>
-      <w:pPr>
-        <w:pStyle w:val="BodyText"/>
-      </w:pPr>
-      <w:r>
-        <w:t xml:space="preserve">** Documentação oficial e configuração:**</w:t>
-      </w:r>
-      <w:r>
-        <w:t xml:space="preserve"> </w:t>
-      </w:r>
-      <w:hyperlink r:id="rId96">
-        <w:r>
-          <w:rPr>
-            <w:rStyle w:val="Hyperlink"/>
-          </w:rPr>
-          <w:t xml:space="preserve"> </w:t>
-        </w:r>
-        <w:r>
-          <w:rPr>
-            <w:rStyle w:val="Hyperlink"/>
-          </w:rPr>
-          <w:t xml:space="preserve">Abra o guia oficial do Open Policy Agent</w:t>
-        </w:r>
-      </w:hyperlink>
-    </w:p>
-    <w:p>
-      <w:pPr>
-        <w:pStyle w:val="BodyText"/>
-      </w:pPr>
-      <w:r>
-        <w:t xml:space="preserve">Um começo rápido</w:t>
-      </w:r>
-    </w:p>
-    <w:p>
-      <w:pPr>
-        <w:pStyle w:val="BodyText"/>
-      </w:pPr>
-      <w:r>
-        <w:t xml:space="preserve">Escreva uma regra de laboratório que negue um recurso de dados sem um proprietário ou etiqueta de retenção; teste permitido e negado entradas.</w:t>
       </w:r>
     </w:p>
     <w:bookmarkEnd w:id="97"/>
     <w:bookmarkEnd w:id="98"/>
-    <w:bookmarkStart w:id="99" w:name="provas-para-reter-8"/>
+    <w:bookmarkStart w:id="101" w:name="provas-para-reter-3"/>
     <w:p>
       <w:pPr>
         <w:pStyle w:val="Heading1"/>
@@ -5723,13 +5568,392 @@
         <w:t xml:space="preserve">Registre o propósito aprovado, proprietário, escopo, dados utilizados, ferramenta e versão de conteúdo, configuração, resultado completo, revisor, decisão, ação corretiva e reteste. Proteger relatórios que contenham dados pessoais, credenciais ou vulnerabilidades.</w:t>
       </w:r>
     </w:p>
-    <w:bookmarkEnd w:id="99"/>
-    <w:bookmarkStart w:id="101" w:name="klaro"/>
+    <w:bookmarkStart w:id="100" w:name="keycloak"/>
+    <w:p>
+      <w:pPr>
+        <w:pStyle w:val="Heading2"/>
+      </w:pPr>
+      <w:r>
+        <w:t xml:space="preserve">12,5 Keycloak</w:t>
+      </w:r>
+    </w:p>
+    <w:p>
+      <w:pPr>
+        <w:pStyle w:val="FirstParagraph"/>
+      </w:pPr>
+      <w:r>
+        <w:t xml:space="preserve">Gestão de identidade e acesso.</w:t>
+      </w:r>
+    </w:p>
+    <w:p>
+      <w:pPr>
+        <w:pStyle w:val="BodyText"/>
+      </w:pPr>
+      <w:r>
+        <w:t xml:space="preserve">** Documentação oficial e configuração:**</w:t>
+      </w:r>
+      <w:r>
+        <w:t xml:space="preserve"> </w:t>
+      </w:r>
+      <w:hyperlink r:id="rId99">
+        <w:r>
+          <w:rPr>
+            <w:rStyle w:val="Hyperlink"/>
+          </w:rPr>
+          <w:t xml:space="preserve">Abra o guia oficial do Keycloak</w:t>
+        </w:r>
+      </w:hyperlink>
+    </w:p>
+    <w:p>
+      <w:pPr>
+        <w:pStyle w:val="BodyText"/>
+      </w:pPr>
+      <w:r>
+        <w:t xml:space="preserve">Um começo rápido</w:t>
+      </w:r>
+    </w:p>
+    <w:p>
+      <w:pPr>
+        <w:pStyle w:val="BodyText"/>
+      </w:pPr>
+      <w:r>
+        <w:t xml:space="preserve">Crie um reino de laboratório, usuários, papéis e MFA; teste menos privilégio e exporte as evidências de configuração e revisão.</w:t>
+      </w:r>
+    </w:p>
+    <w:bookmarkEnd w:id="100"/>
+    <w:bookmarkEnd w:id="101"/>
+    <w:bookmarkStart w:id="104" w:name="provas-para-reter-4"/>
     <w:p>
       <w:pPr>
         <w:pStyle w:val="Heading1"/>
       </w:pPr>
       <w:r>
+        <w:t xml:space="preserve"># Provas para reter</w:t>
+      </w:r>
+    </w:p>
+    <w:p>
+      <w:pPr>
+        <w:pStyle w:val="FirstParagraph"/>
+      </w:pPr>
+      <w:r>
+        <w:t xml:space="preserve">Registre o propósito aprovado, proprietário, escopo, dados utilizados, ferramenta e versão de conteúdo, configuração, resultado completo, revisor, decisão, ação corretiva e reteste. Proteger relatórios que contenham dados pessoais, credenciais ou vulnerabilidades.</w:t>
+      </w:r>
+    </w:p>
+    <w:bookmarkStart w:id="103" w:name="wazuh"/>
+    <w:p>
+      <w:pPr>
+        <w:pStyle w:val="Heading2"/>
+      </w:pPr>
+      <w:r>
+        <w:t xml:space="preserve">12.6 Wazuh</w:t>
+      </w:r>
+    </w:p>
+    <w:p>
+      <w:pPr>
+        <w:pStyle w:val="FirstParagraph"/>
+      </w:pPr>
+      <w:r>
+        <w:t xml:space="preserve">Monitorização de segurança.</w:t>
+      </w:r>
+    </w:p>
+    <w:p>
+      <w:pPr>
+        <w:pStyle w:val="BodyText"/>
+      </w:pPr>
+      <w:r>
+        <w:t xml:space="preserve">** Documentação oficial e configuração:**</w:t>
+      </w:r>
+      <w:r>
+        <w:t xml:space="preserve"> </w:t>
+      </w:r>
+      <w:hyperlink r:id="rId102">
+        <w:r>
+          <w:rPr>
+            <w:rStyle w:val="Hyperlink"/>
+          </w:rPr>
+          <w:t xml:space="preserve"> </w:t>
+        </w:r>
+        <w:r>
+          <w:rPr>
+            <w:rStyle w:val="Hyperlink"/>
+          </w:rPr>
+          <w:t xml:space="preserve">Abra o guia oficial Wazuh</w:t>
+        </w:r>
+      </w:hyperlink>
+    </w:p>
+    <w:p>
+      <w:pPr>
+        <w:pStyle w:val="BodyText"/>
+      </w:pPr>
+      <w:r>
+        <w:t xml:space="preserve">Um começo rápido</w:t>
+      </w:r>
+    </w:p>
+    <w:p>
+      <w:pPr>
+        <w:pStyle w:val="BodyText"/>
+      </w:pPr>
+      <w:r>
+        <w:t xml:space="preserve">Conecte um endpoint de laboratório, crie um evento inofensivo, reveja o alerta e salve o evento, a decisão do analista e o acompanhamento.</w:t>
+      </w:r>
+    </w:p>
+    <w:bookmarkEnd w:id="103"/>
+    <w:bookmarkEnd w:id="104"/>
+    <w:bookmarkStart w:id="105" w:name="provas-para-reter-5"/>
+    <w:p>
+      <w:pPr>
+        <w:pStyle w:val="Heading1"/>
+      </w:pPr>
+      <w:r>
+        <w:t xml:space="preserve"># Provas para reter</w:t>
+      </w:r>
+    </w:p>
+    <w:p>
+      <w:pPr>
+        <w:pStyle w:val="FirstParagraph"/>
+      </w:pPr>
+      <w:r>
+        <w:t xml:space="preserve">Registre o propósito aprovado, proprietário, escopo, dados utilizados, ferramenta e versão de conteúdo, configuração, resultado completo, revisor, decisão, ação corretiva e reteste. Proteger relatórios que contenham dados pessoais, credenciais ou vulnerabilidades.</w:t>
+      </w:r>
+    </w:p>
+    <w:bookmarkEnd w:id="105"/>
+    <w:bookmarkStart w:id="107" w:name="owasp-zap"/>
+    <w:p>
+      <w:pPr>
+        <w:pStyle w:val="Heading1"/>
+      </w:pPr>
+      <w:r>
+        <w:t xml:space="preserve"># 12,7 OWASP ZAP</w:t>
+      </w:r>
+    </w:p>
+    <w:p>
+      <w:pPr>
+        <w:pStyle w:val="FirstParagraph"/>
+      </w:pPr>
+      <w:r>
+        <w:t xml:space="preserve">Testes web autorizados.</w:t>
+      </w:r>
+    </w:p>
+    <w:p>
+      <w:pPr>
+        <w:pStyle w:val="BodyText"/>
+      </w:pPr>
+      <w:r>
+        <w:t xml:space="preserve">** Documentação oficial e configuração:**</w:t>
+      </w:r>
+      <w:r>
+        <w:t xml:space="preserve"> </w:t>
+      </w:r>
+      <w:hyperlink r:id="rId106">
+        <w:r>
+          <w:rPr>
+            <w:rStyle w:val="Hyperlink"/>
+          </w:rPr>
+          <w:t xml:space="preserve"> </w:t>
+        </w:r>
+        <w:r>
+          <w:rPr>
+            <w:rStyle w:val="Hyperlink"/>
+          </w:rPr>
+          <w:t xml:space="preserve">Abra o guia oficial OWASP ZAP</w:t>
+        </w:r>
+      </w:hyperlink>
+    </w:p>
+    <w:p>
+      <w:pPr>
+        <w:pStyle w:val="BodyText"/>
+      </w:pPr>
+      <w:r>
+        <w:t xml:space="preserve">Um começo rápido</w:t>
+      </w:r>
+    </w:p>
+    <w:p>
+      <w:pPr>
+        <w:pStyle w:val="BodyText"/>
+      </w:pPr>
+      <w:r>
+        <w:t xml:space="preserve">Proxy uma aplicação de treinamento local, começar com descobertas passivas, validar um resultado, e exportar o escopo aprovado e relatório.</w:t>
+      </w:r>
+    </w:p>
+    <w:bookmarkEnd w:id="107"/>
+    <w:bookmarkStart w:id="110" w:name="provas-para-reter-6"/>
+    <w:p>
+      <w:pPr>
+        <w:pStyle w:val="Heading1"/>
+      </w:pPr>
+      <w:r>
+        <w:t xml:space="preserve"># Provas para reter</w:t>
+      </w:r>
+    </w:p>
+    <w:p>
+      <w:pPr>
+        <w:pStyle w:val="FirstParagraph"/>
+      </w:pPr>
+      <w:r>
+        <w:t xml:space="preserve">Registre o propósito aprovado, proprietário, escopo, dados utilizados, ferramenta e versão de conteúdo, configuração, resultado completo, revisor, decisão, ação corretiva e reteste. Proteger relatórios que contenham dados pessoais, credenciais ou vulnerabilidades.</w:t>
+      </w:r>
+    </w:p>
+    <w:bookmarkStart w:id="109" w:name="trivy"/>
+    <w:p>
+      <w:pPr>
+        <w:pStyle w:val="Heading2"/>
+      </w:pPr>
+      <w:r>
+        <w:t xml:space="preserve">12.8 Trivy</w:t>
+      </w:r>
+    </w:p>
+    <w:p>
+      <w:pPr>
+        <w:pStyle w:val="FirstParagraph"/>
+      </w:pPr>
+      <w:r>
+        <w:t xml:space="preserve">Digitalização de código, imagem, segredo e configuração.</w:t>
+      </w:r>
+    </w:p>
+    <w:p>
+      <w:pPr>
+        <w:pStyle w:val="BodyText"/>
+      </w:pPr>
+      <w:r>
+        <w:t xml:space="preserve">** Documentação oficial e configuração:**</w:t>
+      </w:r>
+      <w:r>
+        <w:t xml:space="preserve"> </w:t>
+      </w:r>
+      <w:hyperlink r:id="rId108">
+        <w:r>
+          <w:rPr>
+            <w:rStyle w:val="Hyperlink"/>
+          </w:rPr>
+          <w:t xml:space="preserve"> </w:t>
+        </w:r>
+        <w:r>
+          <w:rPr>
+            <w:rStyle w:val="Hyperlink"/>
+          </w:rPr>
+          <w:t xml:space="preserve">Abra o guia oficial Trivy</w:t>
+        </w:r>
+      </w:hyperlink>
+    </w:p>
+    <w:p>
+      <w:pPr>
+        <w:pStyle w:val="BodyText"/>
+      </w:pPr>
+      <w:r>
+        <w:t xml:space="preserve">Um começo rápido</w:t>
+      </w:r>
+    </w:p>
+    <w:p>
+      <w:pPr>
+        <w:pStyle w:val="BodyText"/>
+      </w:pPr>
+      <w:r>
+        <w:t xml:space="preserve">Examine uma imagem de laboratório ou repositório, proteja relatórios, valide um achado, conserte-o e verifique novamente.</w:t>
+      </w:r>
+    </w:p>
+    <w:bookmarkEnd w:id="109"/>
+    <w:bookmarkEnd w:id="110"/>
+    <w:bookmarkStart w:id="113" w:name="provas-para-reter-7"/>
+    <w:p>
+      <w:pPr>
+        <w:pStyle w:val="Heading1"/>
+      </w:pPr>
+      <w:r>
+        <w:t xml:space="preserve"># Provas para reter</w:t>
+      </w:r>
+    </w:p>
+    <w:p>
+      <w:pPr>
+        <w:pStyle w:val="FirstParagraph"/>
+      </w:pPr>
+      <w:r>
+        <w:t xml:space="preserve">Registre o propósito aprovado, proprietário, escopo, dados utilizados, ferramenta e versão de conteúdo, configuração, resultado completo, revisor, decisão, ação corretiva e reteste. Proteger relatórios que contenham dados pessoais, credenciais ou vulnerabilidades.</w:t>
+      </w:r>
+    </w:p>
+    <w:bookmarkStart w:id="112" w:name="agente-de-política-aberta"/>
+    <w:p>
+      <w:pPr>
+        <w:pStyle w:val="Heading2"/>
+      </w:pPr>
+      <w:r>
+        <w:t xml:space="preserve">12.9 Agente de Política Aberta</w:t>
+      </w:r>
+    </w:p>
+    <w:p>
+      <w:pPr>
+        <w:pStyle w:val="FirstParagraph"/>
+      </w:pPr>
+      <w:r>
+        <w:t xml:space="preserve">Política como código.</w:t>
+      </w:r>
+    </w:p>
+    <w:p>
+      <w:pPr>
+        <w:pStyle w:val="BodyText"/>
+      </w:pPr>
+      <w:r>
+        <w:t xml:space="preserve">** Documentação oficial e configuração:**</w:t>
+      </w:r>
+      <w:r>
+        <w:t xml:space="preserve"> </w:t>
+      </w:r>
+      <w:hyperlink r:id="rId111">
+        <w:r>
+          <w:rPr>
+            <w:rStyle w:val="Hyperlink"/>
+          </w:rPr>
+          <w:t xml:space="preserve"> </w:t>
+        </w:r>
+        <w:r>
+          <w:rPr>
+            <w:rStyle w:val="Hyperlink"/>
+          </w:rPr>
+          <w:t xml:space="preserve">Abra o guia oficial do Open Policy Agent</w:t>
+        </w:r>
+      </w:hyperlink>
+    </w:p>
+    <w:p>
+      <w:pPr>
+        <w:pStyle w:val="BodyText"/>
+      </w:pPr>
+      <w:r>
+        <w:t xml:space="preserve">Um começo rápido</w:t>
+      </w:r>
+    </w:p>
+    <w:p>
+      <w:pPr>
+        <w:pStyle w:val="BodyText"/>
+      </w:pPr>
+      <w:r>
+        <w:t xml:space="preserve">Escreva uma regra de laboratório que negue um recurso de dados sem um proprietário ou etiqueta de retenção; teste permitido e negado entradas.</w:t>
+      </w:r>
+    </w:p>
+    <w:bookmarkEnd w:id="112"/>
+    <w:bookmarkEnd w:id="113"/>
+    <w:bookmarkStart w:id="114" w:name="provas-para-reter-8"/>
+    <w:p>
+      <w:pPr>
+        <w:pStyle w:val="Heading1"/>
+      </w:pPr>
+      <w:r>
+        <w:t xml:space="preserve"># Provas para reter</w:t>
+      </w:r>
+    </w:p>
+    <w:p>
+      <w:pPr>
+        <w:pStyle w:val="FirstParagraph"/>
+      </w:pPr>
+      <w:r>
+        <w:t xml:space="preserve">Registre o propósito aprovado, proprietário, escopo, dados utilizados, ferramenta e versão de conteúdo, configuração, resultado completo, revisor, decisão, ação corretiva e reteste. Proteger relatórios que contenham dados pessoais, credenciais ou vulnerabilidades.</w:t>
+      </w:r>
+    </w:p>
+    <w:bookmarkEnd w:id="114"/>
+    <w:bookmarkStart w:id="116" w:name="klaro"/>
+    <w:p>
+      <w:pPr>
+        <w:pStyle w:val="Heading1"/>
+      </w:pPr>
+      <w:r>
         <w:t xml:space="preserve">12.10 Klaro!</w:t>
       </w:r>
     </w:p>
@@ -5751,7 +5975,7 @@
       <w:r>
         <w:t xml:space="preserve"> </w:t>
       </w:r>
-      <w:hyperlink r:id="rId100">
+      <w:hyperlink r:id="rId115">
         <w:r>
           <w:rPr>
             <w:rStyle w:val="Hyperlink"/>
@@ -5782,8 +6006,8 @@
         <w:t xml:space="preserve">Configure uma página de laboratório para que os serviços opcionais permaneçam desligados até a escolha; teste aceitar, rejeitar, alterar e retirar caminhos.</w:t>
       </w:r>
     </w:p>
-    <w:bookmarkEnd w:id="101"/>
-    <w:bookmarkStart w:id="102" w:name="provas-para-reter-9"/>
+    <w:bookmarkEnd w:id="116"/>
+    <w:bookmarkStart w:id="117" w:name="provas-para-reter-9"/>
     <w:p>
       <w:pPr>
         <w:pStyle w:val="Heading1"/>
@@ -5800,8 +6024,8 @@
         <w:t xml:space="preserve">Registre o propósito aprovado, proprietário, escopo, dados utilizados, ferramenta e versão de conteúdo, configuração, resultado completo, revisor, decisão, ação corretiva e reteste. Proteger relatórios que contenham dados pessoais, credenciais ou vulnerabilidades.</w:t>
       </w:r>
     </w:p>
-    <w:bookmarkEnd w:id="102"/>
-    <w:bookmarkStart w:id="104" w:name="greenbone-community-edition"/>
+    <w:bookmarkEnd w:id="117"/>
+    <w:bookmarkStart w:id="119" w:name="greenbone-community-edition"/>
     <w:p>
       <w:pPr>
         <w:pStyle w:val="Heading1"/>
@@ -5828,7 +6052,7 @@
       <w:r>
         <w:t xml:space="preserve"> </w:t>
       </w:r>
-      <w:hyperlink r:id="rId103">
+      <w:hyperlink r:id="rId118">
         <w:r>
           <w:rPr>
             <w:rStyle w:val="Hyperlink"/>
@@ -5853,8 +6077,8 @@
         <w:t xml:space="preserve">Analise apenas um alvo de laboratório aprovado, valide um achado, corrija-o, rescan, e alcance de registro, versão, resultado e revisor.</w:t>
       </w:r>
     </w:p>
-    <w:bookmarkEnd w:id="104"/>
-    <w:bookmarkStart w:id="106" w:name="provas-para-reter-10"/>
+    <w:bookmarkEnd w:id="119"/>
+    <w:bookmarkStart w:id="121" w:name="provas-para-reter-10"/>
     <w:p>
       <w:pPr>
         <w:pStyle w:val="Heading1"/>
@@ -5871,7 +6095,7 @@
         <w:t xml:space="preserve">Registre o propósito aprovado, proprietário, escopo, dados utilizados, ferramenta e versão de conteúdo, configuração, resultado completo, revisor, decisão, ação corretiva e reteste. Proteger relatórios que contenham dados pessoais, credenciais ou vulnerabilidades.</w:t>
       </w:r>
     </w:p>
-    <w:bookmarkStart w:id="105" w:name="X782753a325cbfb42b86c0fb6c37e2a0f54046ea"/>
+    <w:bookmarkStart w:id="120" w:name="X782753a325cbfb42b86c0fb6c37e2a0f54046ea"/>
     <w:p>
       <w:pPr>
         <w:pStyle w:val="Heading2"/>
@@ -5957,9 +6181,9 @@
         <w:t xml:space="preserve">Não carregue dados pessoais para um serviço externo sem uma revisão legal, de segurança e de transferência aprovada.</w:t>
       </w:r>
     </w:p>
-    <w:bookmarkEnd w:id="105"/>
-    <w:bookmarkEnd w:id="106"/>
-    <w:bookmarkStart w:id="107" w:name="laboratório-ficcional-saas-e-portfólio"/>
+    <w:bookmarkEnd w:id="120"/>
+    <w:bookmarkEnd w:id="121"/>
+    <w:bookmarkStart w:id="122" w:name="laboratório-ficcional-saas-e-portfólio"/>
     <w:p>
       <w:pPr>
         <w:pStyle w:val="Heading1"/>
@@ -5988,8 +6212,8 @@
         <w:t xml:space="preserve">Blue Lantern Analytics é um fornecedor fictício de SaaS virado para a UE com 30 funcionários. Ele serve clientes empresariais, usa provedores de hospedagem e suporte em nuvem, monitora a atividade da aplicação, envia mensagens de produto e planeja um recurso de suporte de IA. Não tem clientes reais ou dados pessoais reais.</w:t>
       </w:r>
     </w:p>
-    <w:bookmarkEnd w:id="107"/>
-    <w:bookmarkStart w:id="108" w:name="projeto-1-âmbito-e-funções"/>
+    <w:bookmarkEnd w:id="122"/>
+    <w:bookmarkStart w:id="123" w:name="projeto-1-âmbito-e-funções"/>
     <w:p>
       <w:pPr>
         <w:pStyle w:val="Heading1"/>
@@ -6006,8 +6230,8 @@
         <w:t xml:space="preserve">Defina estabelecimentos, metas, serviços, funções, sistemas, pessoas e dados.</w:t>
       </w:r>
     </w:p>
-    <w:bookmarkEnd w:id="108"/>
-    <w:bookmarkStart w:id="109" w:name="projeto-2-ropa"/>
+    <w:bookmarkEnd w:id="123"/>
+    <w:bookmarkStart w:id="124" w:name="projeto-2-ropa"/>
     <w:p>
       <w:pPr>
         <w:pStyle w:val="Heading1"/>
@@ -6024,8 +6248,8 @@
         <w:t xml:space="preserve">Crie 12 atividades de processamento com finalidade, base, dados, destinatários, transferências, retenção, segurança e proprietários.</w:t>
       </w:r>
     </w:p>
-    <w:bookmarkEnd w:id="109"/>
-    <w:bookmarkStart w:id="110" w:name="projeto-3-direitos"/>
+    <w:bookmarkEnd w:id="124"/>
+    <w:bookmarkStart w:id="125" w:name="projeto-3-direitos"/>
     <w:p>
       <w:pPr>
         <w:pStyle w:val="Heading1"/>
@@ -6042,8 +6266,8 @@
         <w:t xml:space="preserve">Acesso ficcional completo, correção, exclusão, objeção e pedidos de portabilidade.</w:t>
       </w:r>
     </w:p>
-    <w:bookmarkEnd w:id="110"/>
-    <w:bookmarkStart w:id="111" w:name="projeto-4---dpia"/>
+    <w:bookmarkEnd w:id="125"/>
+    <w:bookmarkStart w:id="126" w:name="projeto-4---dpia"/>
     <w:p>
       <w:pPr>
         <w:pStyle w:val="Heading1"/>
@@ -6060,8 +6284,8 @@
         <w:t xml:space="preserve">Avaliar o monitoramento ou o recurso de suporte de IA e definir salvaguardas.</w:t>
       </w:r>
     </w:p>
-    <w:bookmarkEnd w:id="111"/>
-    <w:bookmarkStart w:id="112" w:name="projeto-5-violação"/>
+    <w:bookmarkEnd w:id="126"/>
+    <w:bookmarkStart w:id="127" w:name="projeto-5-violação"/>
     <w:p>
       <w:pPr>
         <w:pStyle w:val="Heading1"/>
@@ -6078,8 +6302,8 @@
         <w:t xml:space="preserve">Avaliar uma exportação de suporte perdido, construir a linha do tempo, decidir notificações e escrever um resumo do gestor.</w:t>
       </w:r>
     </w:p>
-    <w:bookmarkEnd w:id="112"/>
-    <w:bookmarkStart w:id="113" w:name="projeto-6-fornecedor-e-transferência"/>
+    <w:bookmarkEnd w:id="127"/>
+    <w:bookmarkStart w:id="128" w:name="projeto-6-fornecedor-e-transferência"/>
     <w:p>
       <w:pPr>
         <w:pStyle w:val="Heading1"/>
@@ -6096,8 +6320,8 @@
         <w:t xml:space="preserve">Reveja um processador fictício, termos do artigo 28, localização, módulo SCC, avaliação e salvaguardas.</w:t>
       </w:r>
     </w:p>
-    <w:bookmarkEnd w:id="113"/>
-    <w:bookmarkStart w:id="114" w:name="projeto-7-ferramentas"/>
+    <w:bookmarkEnd w:id="128"/>
+    <w:bookmarkStart w:id="129" w:name="projeto-7-ferramentas"/>
     <w:p>
       <w:pPr>
         <w:pStyle w:val="Heading1"/>
@@ -6114,8 +6338,8 @@
         <w:t xml:space="preserve">Use três ferramentas do Capítulo 12 em um laboratório isolado e limitações de documentos e evidências.</w:t>
       </w:r>
     </w:p>
-    <w:bookmarkEnd w:id="114"/>
-    <w:bookmarkStart w:id="116" w:name="ética-em-carteira"/>
+    <w:bookmarkEnd w:id="129"/>
+    <w:bookmarkStart w:id="131" w:name="ética-em-carteira"/>
     <w:p>
       <w:pPr>
         <w:pStyle w:val="Heading1"/>
@@ -6192,7 +6416,7 @@
         <w:t xml:space="preserve">Um mês realista de estudo, prática, trabalho de carteira e preparação de entrevista.*</w:t>
       </w:r>
     </w:p>
-    <w:bookmarkStart w:id="115" w:name="semana-foco-saída-exigida"/>
+    <w:bookmarkStart w:id="130" w:name="semana-foco-saída-exigida"/>
     <w:p>
       <w:pPr>
         <w:pStyle w:val="Heading2"/>
@@ -6253,9 +6477,9 @@
         <w:t xml:space="preserve">• Semana 4 • Ferramentas, portfólio, entrevista, aplicação;</w:t>
       </w:r>
     </w:p>
-    <w:bookmarkEnd w:id="115"/>
-    <w:bookmarkEnd w:id="116"/>
-    <w:bookmarkStart w:id="117" w:name="hábito-diário"/>
+    <w:bookmarkEnd w:id="130"/>
+    <w:bookmarkEnd w:id="131"/>
+    <w:bookmarkStart w:id="132" w:name="hábito-diário"/>
     <w:p>
       <w:pPr>
         <w:pStyle w:val="Heading1"/>
@@ -6342,8 +6566,8 @@
         <w:t xml:space="preserve">Perguntas e respostas curtas para analistas e gestores júnior.</w:t>
       </w:r>
     </w:p>
-    <w:bookmarkEnd w:id="117"/>
-    <w:bookmarkStart w:id="118" w:name="o-que-são-dados-pessoais"/>
+    <w:bookmarkEnd w:id="132"/>
+    <w:bookmarkStart w:id="133" w:name="o-que-são-dados-pessoais"/>
     <w:p>
       <w:pPr>
         <w:pStyle w:val="Heading1"/>
@@ -6360,8 +6584,8 @@
         <w:t xml:space="preserve">Informações relativas a uma pessoa singular identificada ou identificável. Contexto importa; identificadores indiretos também podem tornar alguém identificável.</w:t>
       </w:r>
     </w:p>
-    <w:bookmarkEnd w:id="118"/>
-    <w:bookmarkStart w:id="119" w:name="controlador-versus-processador"/>
+    <w:bookmarkEnd w:id="133"/>
+    <w:bookmarkStart w:id="134" w:name="controlador-versus-processador"/>
     <w:p>
       <w:pPr>
         <w:pStyle w:val="Heading1"/>
@@ -6378,8 +6602,8 @@
         <w:t xml:space="preserve">Um controlador decide o propósito e os meios essenciais. Um processador atua em nome do controlador sob instruções.</w:t>
       </w:r>
     </w:p>
-    <w:bookmarkEnd w:id="119"/>
-    <w:bookmarkStart w:id="120" w:name="é-sempre-necessário-o-consentimento"/>
+    <w:bookmarkEnd w:id="134"/>
+    <w:bookmarkStart w:id="135" w:name="é-sempre-necessário-o-consentimento"/>
     <w:p>
       <w:pPr>
         <w:pStyle w:val="Heading1"/>
@@ -6396,8 +6620,8 @@
         <w:t xml:space="preserve">Não. O artigo 6o prevê seis bases legais. O consentimento só é adequado quando as suas condições e a sua escolha genuína são cumpridas.</w:t>
       </w:r>
     </w:p>
-    <w:bookmarkEnd w:id="120"/>
-    <w:bookmarkStart w:id="121" w:name="o-que-é-um-ropa"/>
+    <w:bookmarkEnd w:id="135"/>
+    <w:bookmarkStart w:id="136" w:name="o-que-é-um-ropa"/>
     <w:p>
       <w:pPr>
         <w:pStyle w:val="Heading1"/>
@@ -6414,8 +6638,8 @@
         <w:t xml:space="preserve">Um registro de atividades de processamento que ajuda a explicar propósitos, pessoas, dados, destinatários, transferências, retenção, segurança e papéis.</w:t>
       </w:r>
     </w:p>
-    <w:bookmarkEnd w:id="121"/>
-    <w:bookmarkStart w:id="122" w:name="como-você-lida-com-um-pedido-de-direitos"/>
+    <w:bookmarkEnd w:id="136"/>
+    <w:bookmarkStart w:id="137" w:name="como-você-lida-com-um-pedido-de-direitos"/>
     <w:p>
       <w:pPr>
         <w:pStyle w:val="Heading1"/>
@@ -6432,8 +6656,8 @@
         <w:t xml:space="preserve">Registre-o, verifique a identidade proporcionalmente, esclareça o escopo se necessário, pesquise sistemas completos e fornecedores, revise questões legais, responda com segurança e mantenha a trilha de decisão.</w:t>
       </w:r>
     </w:p>
-    <w:bookmarkEnd w:id="122"/>
-    <w:bookmarkStart w:id="123" w:name="quando-é-necessário-um-dpia"/>
+    <w:bookmarkEnd w:id="137"/>
+    <w:bookmarkStart w:id="138" w:name="quando-é-necessário-um-dpia"/>
     <w:p>
       <w:pPr>
         <w:pStyle w:val="Heading1"/>
@@ -6450,8 +6674,8 @@
         <w:t xml:space="preserve">Antes do tratamento, provavelmente resultará em alto risco para os direitos e liberdades das pessoas.</w:t>
       </w:r>
     </w:p>
-    <w:bookmarkEnd w:id="123"/>
-    <w:bookmarkStart w:id="124" w:name="o-que-é-uma-violação-de-dados-pessoais"/>
+    <w:bookmarkEnd w:id="138"/>
+    <w:bookmarkStart w:id="139" w:name="o-que-é-uma-violação-de-dados-pessoais"/>
     <w:p>
       <w:pPr>
         <w:pStyle w:val="Heading1"/>
@@ -6468,8 +6692,8 @@
         <w:t xml:space="preserve">Uma violação de segurança que causa destruição acidental ou ilegal, perda, alteração, divulgação não autorizada ou acesso a dados pessoais.</w:t>
       </w:r>
     </w:p>
-    <w:bookmarkEnd w:id="124"/>
-    <w:bookmarkStart w:id="125" w:name="o-que-acontece-às-72-horas"/>
+    <w:bookmarkEnd w:id="139"/>
+    <w:bookmarkStart w:id="140" w:name="o-que-acontece-às-72-horas"/>
     <w:p>
       <w:pPr>
         <w:pStyle w:val="Heading1"/>
@@ -6486,8 +6710,8 @@
         <w:t xml:space="preserve">Um responsável pelo tratamento notifica a autoridade sempre que necessário sem demora injustificada e, se possível, no prazo de 72 horas após a tomada de consciência. As razões do atraso devem ser explicadas.</w:t>
       </w:r>
     </w:p>
-    <w:bookmarkEnd w:id="125"/>
-    <w:bookmarkStart w:id="126" w:name="como-você-prova-conformidade"/>
+    <w:bookmarkEnd w:id="140"/>
+    <w:bookmarkStart w:id="141" w:name="como-você-prova-conformidade"/>
     <w:p>
       <w:pPr>
         <w:pStyle w:val="Heading1"/>
@@ -6504,8 +6728,8 @@
         <w:t xml:space="preserve">Com registros confiáveis e datados que conectam o requisito, processamento, controle, proprietário, revisão, decisão, ação e resultado.</w:t>
       </w:r>
     </w:p>
-    <w:bookmarkEnd w:id="126"/>
-    <w:bookmarkStart w:id="127" w:name="resposta-de-60-segundos-do-gerente"/>
+    <w:bookmarkEnd w:id="141"/>
+    <w:bookmarkStart w:id="142" w:name="resposta-de-60-segundos-do-gerente"/>
     <w:p>
       <w:pPr>
         <w:pStyle w:val="Heading1"/>
@@ -6528,8 +6752,8 @@
         <w:t xml:space="preserve">□——————————————————————————————————————————————————————————————————————————————————————————————————————————————————————————————————————————————————————————————————————————————————————————————————————————–</w:t>
       </w:r>
     </w:p>
-    <w:bookmarkEnd w:id="127"/>
-    <w:bookmarkStart w:id="128" w:name="modelos-e-listas-de-verificação"/>
+    <w:bookmarkEnd w:id="142"/>
+    <w:bookmarkStart w:id="143" w:name="modelos-e-listas-de-verificação"/>
     <w:p>
       <w:pPr>
         <w:pStyle w:val="Heading1"/>
@@ -6550,8 +6774,8 @@
         <w:t xml:space="preserve">Estruturas práticas para copiar para um sistema organizacional aprovado.*</w:t>
       </w:r>
     </w:p>
-    <w:bookmarkEnd w:id="128"/>
-    <w:bookmarkStart w:id="129" w:name="campos-ropa"/>
+    <w:bookmarkEnd w:id="143"/>
+    <w:bookmarkStart w:id="144" w:name="campos-ropa"/>
     <w:p>
       <w:pPr>
         <w:pStyle w:val="Heading1"/>
@@ -6799,8 +7023,8 @@
         <w:t xml:space="preserve">Data e resultado da conclusão</w:t>
       </w:r>
     </w:p>
-    <w:bookmarkEnd w:id="129"/>
-    <w:bookmarkStart w:id="130" w:name="tela-dpia"/>
+    <w:bookmarkEnd w:id="144"/>
+    <w:bookmarkStart w:id="145" w:name="tela-dpia"/>
     <w:p>
       <w:pPr>
         <w:pStyle w:val="Heading1"/>
@@ -6919,8 +7143,8 @@
         <w:t xml:space="preserve">Lista de autoridades de supervisão</w:t>
       </w:r>
     </w:p>
-    <w:bookmarkEnd w:id="130"/>
-    <w:bookmarkStart w:id="133" w:name="quebrar-a-folha-de-factos"/>
+    <w:bookmarkEnd w:id="145"/>
+    <w:bookmarkStart w:id="148" w:name="quebrar-a-folha-de-factos"/>
     <w:p>
       <w:pPr>
         <w:pStyle w:val="Heading1"/>
@@ -6929,7 +7153,7 @@
         <w:t xml:space="preserve"># 16.4 Quebrar a folha de factos</w:t>
       </w:r>
     </w:p>
-    <w:bookmarkStart w:id="131" w:name="informação-necessária"/>
+    <w:bookmarkStart w:id="146" w:name="informação-necessária"/>
     <w:p>
       <w:pPr>
         <w:pStyle w:val="Heading2"/>
@@ -6988,8 +7212,8 @@
         <w:t xml:space="preserve">□ Homologação • Titular da decisão, entrada legal/DPO, datas</w:t>
       </w:r>
     </w:p>
-    <w:bookmarkEnd w:id="131"/>
-    <w:bookmarkStart w:id="132" w:name="X8ed4ca8b0c63c1ed32e07144dc6b1a0522517db"/>
+    <w:bookmarkEnd w:id="146"/>
+    <w:bookmarkStart w:id="147" w:name="X8ed4ca8b0c63c1ed32e07144dc6b1a0522517db"/>
     <w:p>
       <w:pPr>
         <w:pStyle w:val="Heading2"/>
@@ -7108,9 +7332,9 @@
         <w:t xml:space="preserve">Data de apresentação de provas e de revisão</w:t>
       </w:r>
     </w:p>
-    <w:bookmarkEnd w:id="132"/>
-    <w:bookmarkEnd w:id="133"/>
-    <w:bookmarkStart w:id="136" w:name="gdpr-ai-e-analytics"/>
+    <w:bookmarkEnd w:id="147"/>
+    <w:bookmarkEnd w:id="148"/>
+    <w:bookmarkStart w:id="151" w:name="gdpr-ai-e-analytics"/>
     <w:p>
       <w:pPr>
         <w:pStyle w:val="Heading1"/>
@@ -7139,7 +7363,7 @@
         <w:t xml:space="preserve">AI não cria uma exceção para GDPR. Comece com as mesmas questões: escopo, papéis, finalidade, base legal, justiça, transparência, minimização, precisão, direitos, retenção, segurança, transferências e responsabilização. Em seguida, avaliar os riscos específicos para o modelo e caso de uso.</w:t>
       </w:r>
     </w:p>
-    <w:bookmarkStart w:id="134" w:name="questões-práticas-de-revisão"/>
+    <w:bookmarkStart w:id="149" w:name="questões-práticas-de-revisão"/>
     <w:p>
       <w:pPr>
         <w:pStyle w:val="Heading2"/>
@@ -7247,8 +7471,8 @@
         <w:t xml:space="preserve">Que revisão humana é significativa, treinada, autorizada e documentada?</w:t>
       </w:r>
     </w:p>
-    <w:bookmarkEnd w:id="134"/>
-    <w:bookmarkStart w:id="135" w:name="Xe7b8a786b7e4f4860042eb8524779f9541440af"/>
+    <w:bookmarkEnd w:id="149"/>
+    <w:bookmarkStart w:id="150" w:name="Xe7b8a786b7e4f4860042eb8524779f9541440af"/>
     <w:p>
       <w:pPr>
         <w:pStyle w:val="Heading2"/>
@@ -7257,9 +7481,9 @@
         <w:t xml:space="preserve">Não assumir:** Remover nomes diretos pode não tornar os dados anônimos. Os dados pseudonímicos permanecem dados pessoais quando podem ser ligados de volta usando informações adicionais. □</w:t>
       </w:r>
     </w:p>
-    <w:bookmarkEnd w:id="135"/>
-    <w:bookmarkEnd w:id="136"/>
-    <w:bookmarkStart w:id="137" w:name="glossário"/>
+    <w:bookmarkEnd w:id="150"/>
+    <w:bookmarkEnd w:id="151"/>
+    <w:bookmarkStart w:id="152" w:name="glossário"/>
     <w:p>
       <w:pPr>
         <w:pStyle w:val="Heading1"/>
@@ -7504,8 +7728,8 @@
         <w:t xml:space="preserve">** Avaliação do impacto da transferência. ** Uma avaliação prática de se uma salvaguarda da transferência pode funcionar no contexto do destino e de que medidas adicionais são necessárias.</w:t>
       </w:r>
     </w:p>
-    <w:bookmarkEnd w:id="137"/>
-    <w:bookmarkStart w:id="139" w:name="índice-de-assuntos"/>
+    <w:bookmarkEnd w:id="152"/>
+    <w:bookmarkStart w:id="154" w:name="índice-de-assuntos"/>
     <w:p>
       <w:pPr>
         <w:pStyle w:val="Heading1"/>
@@ -7526,7 +7750,7 @@
         <w:t xml:space="preserve">Um guia alfabético para tópicos principais. As referências apontam para seções para que o índice permaneça útil após a edição.*</w:t>
       </w:r>
     </w:p>
-    <w:bookmarkStart w:id="138" w:name="secções"/>
+    <w:bookmarkStart w:id="153" w:name="secções"/>
     <w:p>
       <w:pPr>
         <w:pStyle w:val="Heading2"/>
@@ -7647,9 +7871,9 @@
         <w:t xml:space="preserve">□ Bases legais ; 3.2, 9.2 ; Gestão de fornecedores ; 5.2, 8, 10 ;</w:t>
       </w:r>
     </w:p>
-    <w:bookmarkEnd w:id="138"/>
-    <w:bookmarkEnd w:id="139"/>
-    <w:bookmarkStart w:id="150" w:name="referências-oficiais-e-estudo-adicional"/>
+    <w:bookmarkEnd w:id="153"/>
+    <w:bookmarkEnd w:id="154"/>
+    <w:bookmarkStart w:id="165" w:name="referências-oficiais-e-estudo-adicional"/>
     <w:p>
       <w:pPr>
         <w:pStyle w:val="Heading1"/>
@@ -7674,7 +7898,7 @@
       <w:pPr>
         <w:pStyle w:val="FirstParagraph"/>
       </w:pPr>
-      <w:hyperlink r:id="rId140">
+      <w:hyperlink r:id="rId155">
         <w:r>
           <w:rPr>
             <w:rStyle w:val="Hyperlink"/>
@@ -7687,7 +7911,7 @@
       <w:pPr>
         <w:pStyle w:val="BodyText"/>
       </w:pPr>
-      <w:hyperlink r:id="rId141">
+      <w:hyperlink r:id="rId156">
         <w:r>
           <w:rPr>
             <w:rStyle w:val="Hyperlink"/>
@@ -7700,7 +7924,7 @@
       <w:pPr>
         <w:pStyle w:val="BodyText"/>
       </w:pPr>
-      <w:hyperlink r:id="rId142">
+      <w:hyperlink r:id="rId157">
         <w:r>
           <w:rPr>
             <w:rStyle w:val="Hyperlink"/>
@@ -7713,7 +7937,7 @@
       <w:pPr>
         <w:pStyle w:val="BodyText"/>
       </w:pPr>
-      <w:hyperlink r:id="rId143">
+      <w:hyperlink r:id="rId158">
         <w:r>
           <w:rPr>
             <w:rStyle w:val="Hyperlink"/>
@@ -7726,7 +7950,7 @@
       <w:pPr>
         <w:pStyle w:val="BodyText"/>
       </w:pPr>
-      <w:hyperlink r:id="rId144">
+      <w:hyperlink r:id="rId159">
         <w:r>
           <w:rPr>
             <w:rStyle w:val="Hyperlink"/>
@@ -7739,7 +7963,7 @@
       <w:pPr>
         <w:pStyle w:val="BodyText"/>
       </w:pPr>
-      <w:hyperlink r:id="rId145">
+      <w:hyperlink r:id="rId160">
         <w:r>
           <w:rPr>
             <w:rStyle w:val="Hyperlink"/>
@@ -7752,7 +7976,7 @@
       <w:pPr>
         <w:pStyle w:val="BodyText"/>
       </w:pPr>
-      <w:hyperlink r:id="rId146">
+      <w:hyperlink r:id="rId161">
         <w:r>
           <w:rPr>
             <w:rStyle w:val="Hyperlink"/>
@@ -7765,7 +7989,7 @@
       <w:pPr>
         <w:pStyle w:val="BodyText"/>
       </w:pPr>
-      <w:hyperlink r:id="rId147">
+      <w:hyperlink r:id="rId162">
         <w:r>
           <w:rPr>
             <w:rStyle w:val="Hyperlink"/>
@@ -7778,7 +8002,7 @@
       <w:pPr>
         <w:pStyle w:val="BodyText"/>
       </w:pPr>
-      <w:hyperlink r:id="rId148">
+      <w:hyperlink r:id="rId163">
         <w:r>
           <w:rPr>
             <w:rStyle w:val="Hyperlink"/>
@@ -7791,7 +8015,7 @@
       <w:pPr>
         <w:pStyle w:val="BodyText"/>
       </w:pPr>
-      <w:hyperlink r:id="rId149">
+      <w:hyperlink r:id="rId164">
         <w:r>
           <w:rPr>
             <w:rStyle w:val="Hyperlink"/>
@@ -7804,7 +8028,7 @@
       <w:pPr>
         <w:pStyle w:val="BodyText"/>
       </w:pPr>
-      <w:hyperlink r:id="rId75">
+      <w:hyperlink r:id="rId90">
         <w:r>
           <w:rPr>
             <w:rStyle w:val="Hyperlink"/>
@@ -7817,7 +8041,7 @@
       <w:pPr>
         <w:pStyle w:val="BodyText"/>
       </w:pPr>
-      <w:hyperlink r:id="rId79">
+      <w:hyperlink r:id="rId94">
         <w:r>
           <w:rPr>
             <w:rStyle w:val="Hyperlink"/>
@@ -7830,7 +8054,7 @@
       <w:pPr>
         <w:pStyle w:val="BodyText"/>
       </w:pPr>
-      <w:hyperlink r:id="rId81">
+      <w:hyperlink r:id="rId96">
         <w:r>
           <w:rPr>
             <w:rStyle w:val="Hyperlink"/>
@@ -7843,7 +8067,7 @@
       <w:pPr>
         <w:pStyle w:val="BodyText"/>
       </w:pPr>
-      <w:hyperlink r:id="rId84">
+      <w:hyperlink r:id="rId99">
         <w:r>
           <w:rPr>
             <w:rStyle w:val="Hyperlink"/>
@@ -7856,7 +8080,7 @@
       <w:pPr>
         <w:pStyle w:val="BodyText"/>
       </w:pPr>
-      <w:hyperlink r:id="rId87">
+      <w:hyperlink r:id="rId102">
         <w:r>
           <w:rPr>
             <w:rStyle w:val="Hyperlink"/>
@@ -7869,7 +8093,7 @@
       <w:pPr>
         <w:pStyle w:val="BodyText"/>
       </w:pPr>
-      <w:hyperlink r:id="rId91">
+      <w:hyperlink r:id="rId106">
         <w:r>
           <w:rPr>
             <w:rStyle w:val="Hyperlink"/>
@@ -7882,7 +8106,7 @@
       <w:pPr>
         <w:pStyle w:val="BodyText"/>
       </w:pPr>
-      <w:hyperlink r:id="rId93">
+      <w:hyperlink r:id="rId108">
         <w:r>
           <w:rPr>
             <w:rStyle w:val="Hyperlink"/>
@@ -7895,7 +8119,7 @@
       <w:pPr>
         <w:pStyle w:val="BodyText"/>
       </w:pPr>
-      <w:hyperlink r:id="rId96">
+      <w:hyperlink r:id="rId111">
         <w:r>
           <w:rPr>
             <w:rStyle w:val="Hyperlink"/>
@@ -7908,7 +8132,7 @@
       <w:pPr>
         <w:pStyle w:val="BodyText"/>
       </w:pPr>
-      <w:hyperlink r:id="rId100">
+      <w:hyperlink r:id="rId115">
         <w:r>
           <w:rPr>
             <w:rStyle w:val="Hyperlink"/>
@@ -7921,7 +8145,7 @@
       <w:pPr>
         <w:pStyle w:val="BodyText"/>
       </w:pPr>
-      <w:hyperlink r:id="rId103">
+      <w:hyperlink r:id="rId118">
         <w:r>
           <w:rPr>
             <w:rStyle w:val="Hyperlink"/>
@@ -7954,7 +8178,7 @@
         <w:t xml:space="preserve">O que é que se passa?</w:t>
       </w:r>
     </w:p>
-    <w:bookmarkEnd w:id="150"/>
+    <w:bookmarkEnd w:id="165"/>
     <w:sectPr/>
   </w:body>
 </w:document>

--- a/04-regulatory-compliance/GDPR/Portugues_BR/GDPR_Practical_Manager_and_Junior_Analyst_Manual_Portugues_BR_v1.0.docx
+++ b/04-regulatory-compliance/GDPR/Portugues_BR/GDPR_Practical_Manager_and_Junior_Analyst_Manual_Portugues_BR_v1.0.docx
@@ -9204,7 +9204,7 @@
         <w:rFonts w:asciiTheme="minorHAnsi" w:cstheme="minorBidi" w:eastAsiaTheme="minorHAnsi" w:hAnsiTheme="minorHAnsi"/>
         <w:sz w:val="24"/>
         <w:szCs w:val="24"/>
-        <w:lang w:bidi="ar-SA" w:eastAsia="en-US" w:val="en-US"/>
+        <w:lang w:bidi="ar-SA" w:eastAsia="pt-BR" w:val="pt-BR"/>
       </w:rPr>
     </w:rPrDefault>
     <w:pPrDefault>
